--- a/Documentation/Use_Case_Specification.docx
+++ b/Documentation/Use_Case_Specification.docx
@@ -2,41 +2,578 @@
 <file path=word/document.xml><?xml version="1.0" encoding="utf-8"?>
 <w:document xmlns:wpc="http://schemas.microsoft.com/office/word/2010/wordprocessingCanvas" xmlns:cx="http://schemas.microsoft.com/office/drawing/2014/chartex" xmlns:cx1="http://schemas.microsoft.com/office/drawing/2015/9/8/chartex" xmlns:cx2="http://schemas.microsoft.com/office/drawing/2015/10/21/chartex" xmlns:cx3="http://schemas.microsoft.com/office/drawing/2016/5/9/chartex" xmlns:cx4="http://schemas.microsoft.com/office/drawing/2016/5/10/chartex" xmlns:cx5="http://schemas.microsoft.com/office/drawing/2016/5/11/chartex" xmlns:cx6="http://schemas.microsoft.com/office/drawing/2016/5/12/chartex" xmlns:cx7="http://schemas.microsoft.com/office/drawing/2016/5/13/chartex" xmlns:cx8="http://schemas.microsoft.com/office/drawing/2016/5/14/chartex" xmlns:mc="http://schemas.openxmlformats.org/markup-compatibility/2006" xmlns:aink="http://schemas.microsoft.com/office/drawing/2016/ink" xmlns:am3d="http://schemas.microsoft.com/office/drawing/2017/model3d" xmlns:o="urn:schemas-microsoft-com:office:office" xmlns:oel="http://schemas.microsoft.com/office/2019/extlst" xmlns:r="http://schemas.openxmlformats.org/officeDocument/2006/relationships" xmlns:m="http://schemas.openxmlformats.org/officeDocument/2006/math" xmlns:v="urn:schemas-microsoft-com:vml" xmlns:wp14="http://schemas.microsoft.com/office/word/2010/wordprocessingDrawing" xmlns:wp="http://schemas.openxmlformats.org/drawingml/2006/wordprocessingDrawing" xmlns:w10="urn:schemas-microsoft-com:office:word" xmlns:w="http://schemas.openxmlformats.org/wordprocessingml/2006/main" xmlns:w14="http://schemas.microsoft.com/office/word/2010/wordml" xmlns:w15="http://schemas.microsoft.com/office/word/2012/wordml" xmlns:w16cex="http://schemas.microsoft.com/office/word/2018/wordml/cex" xmlns:w16cid="http://schemas.microsoft.com/office/word/2016/wordml/cid" xmlns:w16="http://schemas.microsoft.com/office/word/2018/wordml" xmlns:w16du="http://schemas.microsoft.com/office/word/2023/wordml/word16du" xmlns:w16sdtdh="http://schemas.microsoft.com/office/word/2020/wordml/sdtdatahash" xmlns:w16sdtfl="http://schemas.microsoft.com/office/word/2024/wordml/sdtformatlock" xmlns:w16se="http://schemas.microsoft.com/office/word/2015/wordml/symex" xmlns:wpg="http://schemas.microsoft.com/office/word/2010/wordprocessingGroup" xmlns:wpi="http://schemas.microsoft.com/office/word/2010/wordprocessingInk" xmlns:wne="http://schemas.microsoft.com/office/word/2006/wordml" xmlns:wps="http://schemas.microsoft.com/office/word/2010/wordprocessingShape" mc:Ignorable="w14 w15 w16se w16cid w16 w16cex w16sdtdh w16sdtfl w16du wp14">
   <w:body>
+    <w:tbl>
+      <w:tblPr>
+        <w:tblStyle w:val="TableGrid"/>
+        <w:tblW w:w="0" w:type="auto"/>
+        <w:tblLook w:val="04A0" w:firstRow="1" w:lastRow="0" w:firstColumn="1" w:lastColumn="0" w:noHBand="0" w:noVBand="1"/>
+      </w:tblPr>
+      <w:tblGrid>
+        <w:gridCol w:w="4508"/>
+        <w:gridCol w:w="4508"/>
+      </w:tblGrid>
+      <w:tr>
+        <w:tc>
+          <w:tcPr>
+            <w:tcW w:w="4508" w:type="dxa"/>
+          </w:tcPr>
+          <w:p>
+            <w:r>
+              <w:rPr>
+                <w:b/>
+                <w:bCs/>
+              </w:rPr>
+              <w:t xml:space="preserve">Use Case ID: </w:t>
+            </w:r>
+          </w:p>
+        </w:tc>
+        <w:tc>
+          <w:tcPr>
+            <w:tcW w:w="4508" w:type="dxa"/>
+          </w:tcPr>
+          <w:p>
+            <w:r>
+              <w:rPr>
+                <w:b/>
+                <w:bCs/>
+              </w:rPr>
+              <w:t xml:space="preserve">Use Case: </w:t>
+            </w:r>
+            <w:r>
+              <w:t>Template</w:t>
+            </w:r>
+          </w:p>
+        </w:tc>
+      </w:tr>
+      <w:tr>
+        <w:tc>
+          <w:tcPr>
+            <w:tcW w:w="9016" w:type="dxa"/>
+            <w:gridSpan w:val="2"/>
+          </w:tcPr>
+          <w:p>
+            <w:pPr>
+              <w:rPr>
+                <w:b/>
+                <w:bCs/>
+              </w:rPr>
+            </w:pPr>
+            <w:r>
+              <w:rPr>
+                <w:b/>
+                <w:bCs/>
+              </w:rPr>
+              <w:t xml:space="preserve">Brief Description: </w:t>
+            </w:r>
+          </w:p>
+        </w:tc>
+      </w:tr>
+      <w:tr>
+        <w:tc>
+          <w:tcPr>
+            <w:tcW w:w="9016" w:type="dxa"/>
+            <w:gridSpan w:val="2"/>
+          </w:tcPr>
+          <w:p>
+            <w:pPr>
+              <w:rPr>
+                <w:b/>
+                <w:bCs/>
+              </w:rPr>
+            </w:pPr>
+            <w:r>
+              <w:rPr>
+                <w:b/>
+                <w:bCs/>
+              </w:rPr>
+              <w:t xml:space="preserve">Primary Actors: </w:t>
+            </w:r>
+          </w:p>
+        </w:tc>
+      </w:tr>
+      <w:tr>
+        <w:tc>
+          <w:tcPr>
+            <w:tcW w:w="9016" w:type="dxa"/>
+            <w:gridSpan w:val="2"/>
+          </w:tcPr>
+          <w:p>
+            <w:pPr>
+              <w:rPr>
+                <w:b/>
+                <w:bCs/>
+              </w:rPr>
+            </w:pPr>
+            <w:r>
+              <w:rPr>
+                <w:b/>
+                <w:bCs/>
+              </w:rPr>
+              <w:t xml:space="preserve">Secondary Actors: </w:t>
+            </w:r>
+          </w:p>
+        </w:tc>
+      </w:tr>
+      <w:tr>
+        <w:tc>
+          <w:tcPr>
+            <w:tcW w:w="9016" w:type="dxa"/>
+            <w:gridSpan w:val="2"/>
+          </w:tcPr>
+          <w:p>
+            <w:pPr>
+              <w:rPr>
+                <w:b/>
+                <w:bCs/>
+              </w:rPr>
+            </w:pPr>
+            <w:r>
+              <w:rPr>
+                <w:b/>
+                <w:bCs/>
+              </w:rPr>
+              <w:t xml:space="preserve">Preconditions: </w:t>
+            </w:r>
+          </w:p>
+        </w:tc>
+      </w:tr>
+      <w:tr>
+        <w:tc>
+          <w:tcPr>
+            <w:tcW w:w="9016" w:type="dxa"/>
+            <w:gridSpan w:val="2"/>
+          </w:tcPr>
+          <w:p>
+            <w:pPr>
+              <w:rPr>
+                <w:b/>
+                <w:bCs/>
+              </w:rPr>
+            </w:pPr>
+            <w:r>
+              <w:rPr>
+                <w:b/>
+                <w:bCs/>
+              </w:rPr>
+              <w:t>Main Flow: Not required</w:t>
+            </w:r>
+          </w:p>
+        </w:tc>
+      </w:tr>
+      <w:tr>
+        <w:tc>
+          <w:tcPr>
+            <w:tcW w:w="9016" w:type="dxa"/>
+            <w:gridSpan w:val="2"/>
+          </w:tcPr>
+          <w:p>
+            <w:pPr>
+              <w:rPr>
+                <w:b/>
+                <w:bCs/>
+              </w:rPr>
+            </w:pPr>
+            <w:r>
+              <w:rPr>
+                <w:b/>
+                <w:bCs/>
+              </w:rPr>
+              <w:t xml:space="preserve">Extensions: </w:t>
+            </w:r>
+          </w:p>
+        </w:tc>
+      </w:tr>
+      <w:tr>
+        <w:tc>
+          <w:tcPr>
+            <w:tcW w:w="9016" w:type="dxa"/>
+            <w:gridSpan w:val="2"/>
+          </w:tcPr>
+          <w:p>
+            <w:pPr>
+              <w:rPr>
+                <w:b/>
+                <w:bCs/>
+              </w:rPr>
+            </w:pPr>
+            <w:r>
+              <w:rPr>
+                <w:b/>
+                <w:bCs/>
+              </w:rPr>
+              <w:t xml:space="preserve">Inclusions: </w:t>
+            </w:r>
+          </w:p>
+        </w:tc>
+      </w:tr>
+      <w:tr>
+        <w:tc>
+          <w:tcPr>
+            <w:tcW w:w="9016" w:type="dxa"/>
+            <w:gridSpan w:val="2"/>
+          </w:tcPr>
+          <w:p>
+            <w:pPr>
+              <w:rPr>
+                <w:b/>
+                <w:bCs/>
+              </w:rPr>
+            </w:pPr>
+            <w:r>
+              <w:rPr>
+                <w:b/>
+                <w:bCs/>
+              </w:rPr>
+              <w:t xml:space="preserve">Postconditions: </w:t>
+            </w:r>
+          </w:p>
+        </w:tc>
+      </w:tr>
+      <w:tr>
+        <w:tc>
+          <w:tcPr>
+            <w:tcW w:w="9016" w:type="dxa"/>
+            <w:gridSpan w:val="2"/>
+          </w:tcPr>
+          <w:p>
+            <w:r>
+              <w:rPr>
+                <w:b/>
+                <w:bCs/>
+              </w:rPr>
+              <w:t xml:space="preserve">Alternative Flows: </w:t>
+            </w:r>
+          </w:p>
+        </w:tc>
+      </w:tr>
+    </w:tbl>
     <w:p/>
-    <w:p/>
-    <w:p/>
-    <w:p/>
-    <w:p/>
-    <w:p/>
-    <w:p/>
-    <w:p/>
-    <w:p/>
-    <w:p/>
-    <w:p/>
-    <w:p/>
-    <w:p/>
-    <w:p/>
-    <w:p/>
-    <w:p/>
-    <w:p/>
-    <w:p/>
-    <w:p/>
-    <w:p/>
-    <w:p/>
-    <w:p/>
-    <w:p/>
-    <w:p/>
-    <w:p/>
-    <w:p/>
-    <w:p/>
-    <w:p/>
-    <w:p/>
-    <w:p/>
-    <w:p/>
-    <w:p/>
-    <w:p/>
-    <w:p/>
-    <w:p/>
+    <w:tbl>
+      <w:tblPr>
+        <w:tblStyle w:val="TableGrid"/>
+        <w:tblW w:w="0" w:type="auto"/>
+        <w:tblLook w:val="04A0" w:firstRow="1" w:lastRow="0" w:firstColumn="1" w:lastColumn="0" w:noHBand="0" w:noVBand="1"/>
+      </w:tblPr>
+      <w:tblGrid>
+        <w:gridCol w:w="4508"/>
+        <w:gridCol w:w="4508"/>
+      </w:tblGrid>
+      <w:tr>
+        <w:tc>
+          <w:tcPr>
+            <w:tcW w:w="4508" w:type="dxa"/>
+          </w:tcPr>
+          <w:p>
+            <w:r>
+              <w:rPr>
+                <w:b/>
+                <w:bCs/>
+              </w:rPr>
+              <w:t xml:space="preserve">Use Case ID: </w:t>
+            </w:r>
+            <w:r>
+              <w:t>1</w:t>
+            </w:r>
+          </w:p>
+        </w:tc>
+        <w:tc>
+          <w:tcPr>
+            <w:tcW w:w="4508" w:type="dxa"/>
+          </w:tcPr>
+          <w:p>
+            <w:r>
+              <w:rPr>
+                <w:b/>
+                <w:bCs/>
+              </w:rPr>
+              <w:t xml:space="preserve">Use Case: </w:t>
+            </w:r>
+            <w:r>
+              <w:t>Register</w:t>
+            </w:r>
+          </w:p>
+        </w:tc>
+      </w:tr>
+      <w:tr>
+        <w:tc>
+          <w:tcPr>
+            <w:tcW w:w="9016" w:type="dxa"/>
+            <w:gridSpan w:val="2"/>
+          </w:tcPr>
+          <w:p>
+            <w:r>
+              <w:rPr>
+                <w:b/>
+                <w:bCs/>
+              </w:rPr>
+              <w:t xml:space="preserve">Brief Description: </w:t>
+            </w:r>
+            <w:r>
+              <w:t>This use case defines how a user can register themselves as either a “commercial” or “non-commercial” customer. Successful registration permits the customer to login using their registered email and a randomly generated password.</w:t>
+            </w:r>
+          </w:p>
+        </w:tc>
+      </w:tr>
+      <w:tr>
+        <w:tc>
+          <w:tcPr>
+            <w:tcW w:w="9016" w:type="dxa"/>
+            <w:gridSpan w:val="2"/>
+          </w:tcPr>
+          <w:p>
+            <w:r>
+              <w:rPr>
+                <w:b/>
+                <w:bCs/>
+              </w:rPr>
+              <w:t xml:space="preserve">Primary Actors: </w:t>
+            </w:r>
+            <w:r>
+              <w:t>Customer</w:t>
+            </w:r>
+          </w:p>
+        </w:tc>
+      </w:tr>
+      <w:tr>
+        <w:tc>
+          <w:tcPr>
+            <w:tcW w:w="9016" w:type="dxa"/>
+            <w:gridSpan w:val="2"/>
+          </w:tcPr>
+          <w:p>
+            <w:r>
+              <w:rPr>
+                <w:b/>
+                <w:bCs/>
+              </w:rPr>
+              <w:t xml:space="preserve">Secondary Actors: </w:t>
+            </w:r>
+            <w:r>
+              <w:t>None</w:t>
+            </w:r>
+          </w:p>
+        </w:tc>
+      </w:tr>
+      <w:tr>
+        <w:tc>
+          <w:tcPr>
+            <w:tcW w:w="9016" w:type="dxa"/>
+            <w:gridSpan w:val="2"/>
+          </w:tcPr>
+          <w:p>
+            <w:r>
+              <w:rPr>
+                <w:b/>
+                <w:bCs/>
+              </w:rPr>
+              <w:t xml:space="preserve">Preconditions: </w:t>
+            </w:r>
+          </w:p>
+          <w:p>
+            <w:pPr>
+              <w:pStyle w:val="ListParagraph"/>
+              <w:numPr>
+                <w:ilvl w:val="0"/>
+                <w:numId w:val="1"/>
+              </w:numPr>
+            </w:pPr>
+            <w:r>
+              <w:t>The system is operational</w:t>
+            </w:r>
+          </w:p>
+          <w:p>
+            <w:pPr>
+              <w:pStyle w:val="ListParagraph"/>
+              <w:numPr>
+                <w:ilvl w:val="0"/>
+                <w:numId w:val="1"/>
+              </w:numPr>
+            </w:pPr>
+            <w:r>
+              <w:t>A commercial customer must register with the following details: company registration number, company directors, type of business, address, email address, etc.</w:t>
+            </w:r>
+          </w:p>
+          <w:p>
+            <w:pPr>
+              <w:pStyle w:val="ListParagraph"/>
+              <w:numPr>
+                <w:ilvl w:val="0"/>
+                <w:numId w:val="1"/>
+              </w:numPr>
+            </w:pPr>
+            <w:r>
+              <w:t>A non-commercial customer requires a valid email address.</w:t>
+            </w:r>
+          </w:p>
+        </w:tc>
+      </w:tr>
+      <w:tr>
+        <w:tc>
+          <w:tcPr>
+            <w:tcW w:w="9016" w:type="dxa"/>
+            <w:gridSpan w:val="2"/>
+          </w:tcPr>
+          <w:p>
+            <w:pPr>
+              <w:rPr>
+                <w:b/>
+                <w:bCs/>
+              </w:rPr>
+            </w:pPr>
+            <w:r>
+              <w:rPr>
+                <w:b/>
+                <w:bCs/>
+              </w:rPr>
+              <w:t>Main Flow: Not required</w:t>
+            </w:r>
+          </w:p>
+        </w:tc>
+      </w:tr>
+      <w:tr>
+        <w:tc>
+          <w:tcPr>
+            <w:tcW w:w="9016" w:type="dxa"/>
+            <w:gridSpan w:val="2"/>
+          </w:tcPr>
+          <w:p>
+            <w:r>
+              <w:rPr>
+                <w:b/>
+                <w:bCs/>
+              </w:rPr>
+              <w:t xml:space="preserve">Extensions: </w:t>
+            </w:r>
+          </w:p>
+          <w:p>
+            <w:pPr>
+              <w:pStyle w:val="ListParagraph"/>
+              <w:numPr>
+                <w:ilvl w:val="0"/>
+                <w:numId w:val="2"/>
+              </w:numPr>
+            </w:pPr>
+            <w:r>
+              <w:t>Validate</w:t>
+            </w:r>
+          </w:p>
+          <w:p>
+            <w:pPr>
+              <w:pStyle w:val="ListParagraph"/>
+              <w:numPr>
+                <w:ilvl w:val="0"/>
+                <w:numId w:val="2"/>
+              </w:numPr>
+            </w:pPr>
+            <w:r>
+              <w:t>SMTP_Notification</w:t>
+            </w:r>
+          </w:p>
+        </w:tc>
+      </w:tr>
+      <w:tr>
+        <w:tc>
+          <w:tcPr>
+            <w:tcW w:w="9016" w:type="dxa"/>
+            <w:gridSpan w:val="2"/>
+          </w:tcPr>
+          <w:p>
+            <w:r>
+              <w:rPr>
+                <w:b/>
+                <w:bCs/>
+              </w:rPr>
+              <w:t xml:space="preserve">Inclusions: </w:t>
+            </w:r>
+            <w:r>
+              <w:t>None</w:t>
+            </w:r>
+          </w:p>
+        </w:tc>
+      </w:tr>
+      <w:tr>
+        <w:tc>
+          <w:tcPr>
+            <w:tcW w:w="9016" w:type="dxa"/>
+            <w:gridSpan w:val="2"/>
+          </w:tcPr>
+          <w:p>
+            <w:r>
+              <w:rPr>
+                <w:b/>
+                <w:bCs/>
+              </w:rPr>
+              <w:t xml:space="preserve">Postconditions: </w:t>
+            </w:r>
+          </w:p>
+          <w:p>
+            <w:pPr>
+              <w:pStyle w:val="ListParagraph"/>
+              <w:numPr>
+                <w:ilvl w:val="0"/>
+                <w:numId w:val="3"/>
+              </w:numPr>
+            </w:pPr>
+            <w:r>
+              <w:t>Customer login account created</w:t>
+            </w:r>
+          </w:p>
+          <w:p>
+            <w:pPr>
+              <w:pStyle w:val="ListParagraph"/>
+              <w:numPr>
+                <w:ilvl w:val="0"/>
+                <w:numId w:val="3"/>
+              </w:numPr>
+            </w:pPr>
+            <w:r>
+              <w:t>A password is generated randomly required for login</w:t>
+            </w:r>
+          </w:p>
+          <w:p>
+            <w:pPr>
+              <w:pStyle w:val="ListParagraph"/>
+              <w:numPr>
+                <w:ilvl w:val="0"/>
+                <w:numId w:val="3"/>
+              </w:numPr>
+            </w:pPr>
+            <w:r>
+              <w:t>Customers are notified by an email in which their login details are included.</w:t>
+            </w:r>
+          </w:p>
+          <w:p>
+            <w:pPr>
+              <w:pStyle w:val="ListParagraph"/>
+              <w:numPr>
+                <w:ilvl w:val="0"/>
+                <w:numId w:val="3"/>
+              </w:numPr>
+            </w:pPr>
+            <w:r>
+              <w:t xml:space="preserve">Customers are required to change the initial password after first login. </w:t>
+            </w:r>
+          </w:p>
+        </w:tc>
+      </w:tr>
+      <w:tr>
+        <w:tc>
+          <w:tcPr>
+            <w:tcW w:w="9016" w:type="dxa"/>
+            <w:gridSpan w:val="2"/>
+          </w:tcPr>
+          <w:p>
+            <w:r>
+              <w:rPr>
+                <w:b/>
+                <w:bCs/>
+              </w:rPr>
+              <w:t xml:space="preserve">Alternative Flows: </w:t>
+            </w:r>
+          </w:p>
+        </w:tc>
+      </w:tr>
+    </w:tbl>
     <w:p/>
     <w:sectPr>
       <w:pgSz w:w="11906" w:h="16838"/>
@@ -96,6 +633,278 @@
     </w:p>
   </w:footnote>
 </w:footnotes>
+</file>
+
+<file path=word/numbering.xml><?xml version="1.0" encoding="utf-8"?>
+<w:numbering xmlns:wpc="http://schemas.microsoft.com/office/word/2010/wordprocessingCanvas" xmlns:cx="http://schemas.microsoft.com/office/drawing/2014/chartex" xmlns:cx1="http://schemas.microsoft.com/office/drawing/2015/9/8/chartex" xmlns:cx2="http://schemas.microsoft.com/office/drawing/2015/10/21/chartex" xmlns:cx3="http://schemas.microsoft.com/office/drawing/2016/5/9/chartex" xmlns:cx4="http://schemas.microsoft.com/office/drawing/2016/5/10/chartex" xmlns:cx5="http://schemas.microsoft.com/office/drawing/2016/5/11/chartex" xmlns:cx6="http://schemas.microsoft.com/office/drawing/2016/5/12/chartex" xmlns:cx7="http://schemas.microsoft.com/office/drawing/2016/5/13/chartex" xmlns:cx8="http://schemas.microsoft.com/office/drawing/2016/5/14/chartex" xmlns:mc="http://schemas.openxmlformats.org/markup-compatibility/2006" xmlns:aink="http://schemas.microsoft.com/office/drawing/2016/ink" xmlns:am3d="http://schemas.microsoft.com/office/drawing/2017/model3d" xmlns:o="urn:schemas-microsoft-com:office:office" xmlns:oel="http://schemas.microsoft.com/office/2019/extlst" xmlns:r="http://schemas.openxmlformats.org/officeDocument/2006/relationships" xmlns:m="http://schemas.openxmlformats.org/officeDocument/2006/math" xmlns:v="urn:schemas-microsoft-com:vml" xmlns:wp14="http://schemas.microsoft.com/office/word/2010/wordprocessingDrawing" xmlns:wp="http://schemas.openxmlformats.org/drawingml/2006/wordprocessingDrawing" xmlns:w10="urn:schemas-microsoft-com:office:word" xmlns:w="http://schemas.openxmlformats.org/wordprocessingml/2006/main" xmlns:w14="http://schemas.microsoft.com/office/word/2010/wordml" xmlns:w15="http://schemas.microsoft.com/office/word/2012/wordml" xmlns:w16cex="http://schemas.microsoft.com/office/word/2018/wordml/cex" xmlns:w16cid="http://schemas.microsoft.com/office/word/2016/wordml/cid" xmlns:w16="http://schemas.microsoft.com/office/word/2018/wordml" xmlns:w16du="http://schemas.microsoft.com/office/word/2023/wordml/word16du" xmlns:w16sdtdh="http://schemas.microsoft.com/office/word/2020/wordml/sdtdatahash" xmlns:w16sdtfl="http://schemas.microsoft.com/office/word/2024/wordml/sdtformatlock" xmlns:w16se="http://schemas.microsoft.com/office/word/2015/wordml/symex" xmlns:wpg="http://schemas.microsoft.com/office/word/2010/wordprocessingGroup" xmlns:wpi="http://schemas.microsoft.com/office/word/2010/wordprocessingInk" xmlns:wne="http://schemas.microsoft.com/office/word/2006/wordml" xmlns:wps="http://schemas.microsoft.com/office/word/2010/wordprocessingShape" mc:Ignorable="w14 w15 w16se w16cid w16 w16cex w16sdtdh w16sdtfl w16du wp14">
+  <w:abstractNum w:abstractNumId="0" w15:restartNumberingAfterBreak="0">
+    <w:nsid w:val="030620E9"/>
+    <w:multiLevelType w:val="hybridMultilevel"/>
+    <w:tmpl w:val="75E407EC"/>
+    <w:lvl w:ilvl="0" w:tplc="0809000F">
+      <w:start w:val="1"/>
+      <w:numFmt w:val="decimal"/>
+      <w:lvlText w:val="%1."/>
+      <w:lvlJc w:val="left"/>
+      <w:pPr>
+        <w:ind w:left="720" w:hanging="360"/>
+      </w:pPr>
+    </w:lvl>
+    <w:lvl w:ilvl="1" w:tplc="08090019" w:tentative="1">
+      <w:start w:val="1"/>
+      <w:numFmt w:val="lowerLetter"/>
+      <w:lvlText w:val="%2."/>
+      <w:lvlJc w:val="left"/>
+      <w:pPr>
+        <w:ind w:left="1440" w:hanging="360"/>
+      </w:pPr>
+    </w:lvl>
+    <w:lvl w:ilvl="2" w:tplc="0809001B" w:tentative="1">
+      <w:start w:val="1"/>
+      <w:numFmt w:val="lowerRoman"/>
+      <w:lvlText w:val="%3."/>
+      <w:lvlJc w:val="right"/>
+      <w:pPr>
+        <w:ind w:left="2160" w:hanging="180"/>
+      </w:pPr>
+    </w:lvl>
+    <w:lvl w:ilvl="3" w:tplc="0809000F" w:tentative="1">
+      <w:start w:val="1"/>
+      <w:numFmt w:val="decimal"/>
+      <w:lvlText w:val="%4."/>
+      <w:lvlJc w:val="left"/>
+      <w:pPr>
+        <w:ind w:left="2880" w:hanging="360"/>
+      </w:pPr>
+    </w:lvl>
+    <w:lvl w:ilvl="4" w:tplc="08090019" w:tentative="1">
+      <w:start w:val="1"/>
+      <w:numFmt w:val="lowerLetter"/>
+      <w:lvlText w:val="%5."/>
+      <w:lvlJc w:val="left"/>
+      <w:pPr>
+        <w:ind w:left="3600" w:hanging="360"/>
+      </w:pPr>
+    </w:lvl>
+    <w:lvl w:ilvl="5" w:tplc="0809001B" w:tentative="1">
+      <w:start w:val="1"/>
+      <w:numFmt w:val="lowerRoman"/>
+      <w:lvlText w:val="%6."/>
+      <w:lvlJc w:val="right"/>
+      <w:pPr>
+        <w:ind w:left="4320" w:hanging="180"/>
+      </w:pPr>
+    </w:lvl>
+    <w:lvl w:ilvl="6" w:tplc="0809000F" w:tentative="1">
+      <w:start w:val="1"/>
+      <w:numFmt w:val="decimal"/>
+      <w:lvlText w:val="%7."/>
+      <w:lvlJc w:val="left"/>
+      <w:pPr>
+        <w:ind w:left="5040" w:hanging="360"/>
+      </w:pPr>
+    </w:lvl>
+    <w:lvl w:ilvl="7" w:tplc="08090019" w:tentative="1">
+      <w:start w:val="1"/>
+      <w:numFmt w:val="lowerLetter"/>
+      <w:lvlText w:val="%8."/>
+      <w:lvlJc w:val="left"/>
+      <w:pPr>
+        <w:ind w:left="5760" w:hanging="360"/>
+      </w:pPr>
+    </w:lvl>
+    <w:lvl w:ilvl="8" w:tplc="0809001B" w:tentative="1">
+      <w:start w:val="1"/>
+      <w:numFmt w:val="lowerRoman"/>
+      <w:lvlText w:val="%9."/>
+      <w:lvlJc w:val="right"/>
+      <w:pPr>
+        <w:ind w:left="6480" w:hanging="180"/>
+      </w:pPr>
+    </w:lvl>
+  </w:abstractNum>
+  <w:abstractNum w:abstractNumId="1" w15:restartNumberingAfterBreak="0">
+    <w:nsid w:val="366D3312"/>
+    <w:multiLevelType w:val="hybridMultilevel"/>
+    <w:tmpl w:val="0DC824B4"/>
+    <w:lvl w:ilvl="0" w:tplc="0809000F">
+      <w:start w:val="1"/>
+      <w:numFmt w:val="decimal"/>
+      <w:lvlText w:val="%1."/>
+      <w:lvlJc w:val="left"/>
+      <w:pPr>
+        <w:ind w:left="720" w:hanging="360"/>
+      </w:pPr>
+    </w:lvl>
+    <w:lvl w:ilvl="1" w:tplc="08090019" w:tentative="1">
+      <w:start w:val="1"/>
+      <w:numFmt w:val="lowerLetter"/>
+      <w:lvlText w:val="%2."/>
+      <w:lvlJc w:val="left"/>
+      <w:pPr>
+        <w:ind w:left="1440" w:hanging="360"/>
+      </w:pPr>
+    </w:lvl>
+    <w:lvl w:ilvl="2" w:tplc="0809001B" w:tentative="1">
+      <w:start w:val="1"/>
+      <w:numFmt w:val="lowerRoman"/>
+      <w:lvlText w:val="%3."/>
+      <w:lvlJc w:val="right"/>
+      <w:pPr>
+        <w:ind w:left="2160" w:hanging="180"/>
+      </w:pPr>
+    </w:lvl>
+    <w:lvl w:ilvl="3" w:tplc="0809000F" w:tentative="1">
+      <w:start w:val="1"/>
+      <w:numFmt w:val="decimal"/>
+      <w:lvlText w:val="%4."/>
+      <w:lvlJc w:val="left"/>
+      <w:pPr>
+        <w:ind w:left="2880" w:hanging="360"/>
+      </w:pPr>
+    </w:lvl>
+    <w:lvl w:ilvl="4" w:tplc="08090019" w:tentative="1">
+      <w:start w:val="1"/>
+      <w:numFmt w:val="lowerLetter"/>
+      <w:lvlText w:val="%5."/>
+      <w:lvlJc w:val="left"/>
+      <w:pPr>
+        <w:ind w:left="3600" w:hanging="360"/>
+      </w:pPr>
+    </w:lvl>
+    <w:lvl w:ilvl="5" w:tplc="0809001B" w:tentative="1">
+      <w:start w:val="1"/>
+      <w:numFmt w:val="lowerRoman"/>
+      <w:lvlText w:val="%6."/>
+      <w:lvlJc w:val="right"/>
+      <w:pPr>
+        <w:ind w:left="4320" w:hanging="180"/>
+      </w:pPr>
+    </w:lvl>
+    <w:lvl w:ilvl="6" w:tplc="0809000F" w:tentative="1">
+      <w:start w:val="1"/>
+      <w:numFmt w:val="decimal"/>
+      <w:lvlText w:val="%7."/>
+      <w:lvlJc w:val="left"/>
+      <w:pPr>
+        <w:ind w:left="5040" w:hanging="360"/>
+      </w:pPr>
+    </w:lvl>
+    <w:lvl w:ilvl="7" w:tplc="08090019" w:tentative="1">
+      <w:start w:val="1"/>
+      <w:numFmt w:val="lowerLetter"/>
+      <w:lvlText w:val="%8."/>
+      <w:lvlJc w:val="left"/>
+      <w:pPr>
+        <w:ind w:left="5760" w:hanging="360"/>
+      </w:pPr>
+    </w:lvl>
+    <w:lvl w:ilvl="8" w:tplc="0809001B" w:tentative="1">
+      <w:start w:val="1"/>
+      <w:numFmt w:val="lowerRoman"/>
+      <w:lvlText w:val="%9."/>
+      <w:lvlJc w:val="right"/>
+      <w:pPr>
+        <w:ind w:left="6480" w:hanging="180"/>
+      </w:pPr>
+    </w:lvl>
+  </w:abstractNum>
+  <w:abstractNum w:abstractNumId="2" w15:restartNumberingAfterBreak="0">
+    <w:nsid w:val="3ED23D7F"/>
+    <w:multiLevelType w:val="hybridMultilevel"/>
+    <w:tmpl w:val="08B8E2A6"/>
+    <w:lvl w:ilvl="0" w:tplc="0809000F">
+      <w:start w:val="1"/>
+      <w:numFmt w:val="decimal"/>
+      <w:lvlText w:val="%1."/>
+      <w:lvlJc w:val="left"/>
+      <w:pPr>
+        <w:ind w:left="720" w:hanging="360"/>
+      </w:pPr>
+    </w:lvl>
+    <w:lvl w:ilvl="1" w:tplc="08090019" w:tentative="1">
+      <w:start w:val="1"/>
+      <w:numFmt w:val="lowerLetter"/>
+      <w:lvlText w:val="%2."/>
+      <w:lvlJc w:val="left"/>
+      <w:pPr>
+        <w:ind w:left="1440" w:hanging="360"/>
+      </w:pPr>
+    </w:lvl>
+    <w:lvl w:ilvl="2" w:tplc="0809001B" w:tentative="1">
+      <w:start w:val="1"/>
+      <w:numFmt w:val="lowerRoman"/>
+      <w:lvlText w:val="%3."/>
+      <w:lvlJc w:val="right"/>
+      <w:pPr>
+        <w:ind w:left="2160" w:hanging="180"/>
+      </w:pPr>
+    </w:lvl>
+    <w:lvl w:ilvl="3" w:tplc="0809000F" w:tentative="1">
+      <w:start w:val="1"/>
+      <w:numFmt w:val="decimal"/>
+      <w:lvlText w:val="%4."/>
+      <w:lvlJc w:val="left"/>
+      <w:pPr>
+        <w:ind w:left="2880" w:hanging="360"/>
+      </w:pPr>
+    </w:lvl>
+    <w:lvl w:ilvl="4" w:tplc="08090019" w:tentative="1">
+      <w:start w:val="1"/>
+      <w:numFmt w:val="lowerLetter"/>
+      <w:lvlText w:val="%5."/>
+      <w:lvlJc w:val="left"/>
+      <w:pPr>
+        <w:ind w:left="3600" w:hanging="360"/>
+      </w:pPr>
+    </w:lvl>
+    <w:lvl w:ilvl="5" w:tplc="0809001B" w:tentative="1">
+      <w:start w:val="1"/>
+      <w:numFmt w:val="lowerRoman"/>
+      <w:lvlText w:val="%6."/>
+      <w:lvlJc w:val="right"/>
+      <w:pPr>
+        <w:ind w:left="4320" w:hanging="180"/>
+      </w:pPr>
+    </w:lvl>
+    <w:lvl w:ilvl="6" w:tplc="0809000F" w:tentative="1">
+      <w:start w:val="1"/>
+      <w:numFmt w:val="decimal"/>
+      <w:lvlText w:val="%7."/>
+      <w:lvlJc w:val="left"/>
+      <w:pPr>
+        <w:ind w:left="5040" w:hanging="360"/>
+      </w:pPr>
+    </w:lvl>
+    <w:lvl w:ilvl="7" w:tplc="08090019" w:tentative="1">
+      <w:start w:val="1"/>
+      <w:numFmt w:val="lowerLetter"/>
+      <w:lvlText w:val="%8."/>
+      <w:lvlJc w:val="left"/>
+      <w:pPr>
+        <w:ind w:left="5760" w:hanging="360"/>
+      </w:pPr>
+    </w:lvl>
+    <w:lvl w:ilvl="8" w:tplc="0809001B" w:tentative="1">
+      <w:start w:val="1"/>
+      <w:numFmt w:val="lowerRoman"/>
+      <w:lvlText w:val="%9."/>
+      <w:lvlJc w:val="right"/>
+      <w:pPr>
+        <w:ind w:left="6480" w:hanging="180"/>
+      </w:pPr>
+    </w:lvl>
+  </w:abstractNum>
+  <w:num w:numId="1" w16cid:durableId="1188910206">
+    <w:abstractNumId w:val="2"/>
+  </w:num>
+  <w:num w:numId="2" w16cid:durableId="590818871">
+    <w:abstractNumId w:val="1"/>
+  </w:num>
+  <w:num w:numId="3" w16cid:durableId="1073314130">
+    <w:abstractNumId w:val="0"/>
+  </w:num>
+</w:numbering>
 </file>
 
 <file path=word/styles.xml><?xml version="1.0" encoding="utf-8"?>
@@ -701,7 +1510,6 @@
   <w:style w:type="character" w:default="1" w:styleId="DefaultParagraphFont">
     <w:name w:val="Default Paragraph Font"/>
     <w:uiPriority w:val="1"/>
-    <w:semiHidden/>
     <w:unhideWhenUsed/>
   </w:style>
   <w:style w:type="table" w:default="1" w:styleId="TableNormal">
@@ -1058,6 +1866,25 @@
     <w:link w:val="Footer"/>
     <w:uiPriority w:val="99"/>
     <w:rsid w:val="00CA5F54"/>
+  </w:style>
+  <w:style w:type="table" w:styleId="TableGrid">
+    <w:name w:val="Table Grid"/>
+    <w:basedOn w:val="TableNormal"/>
+    <w:uiPriority w:val="39"/>
+    <w:rsid w:val="004D7C24"/>
+    <w:pPr>
+      <w:spacing w:after="0" w:line="240" w:lineRule="auto"/>
+    </w:pPr>
+    <w:tblPr>
+      <w:tblBorders>
+        <w:top w:val="single" w:sz="4" w:space="0" w:color="auto"/>
+        <w:left w:val="single" w:sz="4" w:space="0" w:color="auto"/>
+        <w:bottom w:val="single" w:sz="4" w:space="0" w:color="auto"/>
+        <w:right w:val="single" w:sz="4" w:space="0" w:color="auto"/>
+        <w:insideH w:val="single" w:sz="4" w:space="0" w:color="auto"/>
+        <w:insideV w:val="single" w:sz="4" w:space="0" w:color="auto"/>
+      </w:tblBorders>
+    </w:tblPr>
   </w:style>
 </w:styles>
 </file>

--- a/Documentation/Use_Case_Specification.docx
+++ b/Documentation/Use_Case_Specification.docx
@@ -4,584 +4,776 @@
   <w:body>
     <w:tbl>
       <w:tblPr>
-        <w:tblStyle w:val="TableGrid"/>
-        <w:tblW w:w="0" w:type="auto"/>
-        <w:tblLook w:val="04A0" w:firstRow="1" w:lastRow="0" w:firstColumn="1" w:lastColumn="0" w:noHBand="0" w:noVBand="1"/>
+        <w:tblW w:w="10007" w:type="dxa"/>
+        <w:tblInd w:w="55" w:type="dxa"/>
+        <w:tblLayout w:type="fixed"/>
+        <w:tblCellMar>
+          <w:top w:w="55" w:type="dxa"/>
+          <w:left w:w="55" w:type="dxa"/>
+          <w:bottom w:w="55" w:type="dxa"/>
+          <w:right w:w="55" w:type="dxa"/>
+        </w:tblCellMar>
+        <w:tblLook w:val="0000" w:firstRow="0" w:lastRow="0" w:firstColumn="0" w:lastColumn="0" w:noHBand="0" w:noVBand="0"/>
       </w:tblPr>
       <w:tblGrid>
-        <w:gridCol w:w="4508"/>
-        <w:gridCol w:w="4508"/>
+        <w:gridCol w:w="4684"/>
+        <w:gridCol w:w="5323"/>
       </w:tblGrid>
       <w:tr>
+        <w:trPr>
+          <w:trHeight w:val="291"/>
+        </w:trPr>
         <w:tc>
           <w:tcPr>
-            <w:tcW w:w="4508" w:type="dxa"/>
+            <w:tcW w:w="4684" w:type="dxa"/>
+            <w:tcBorders>
+              <w:top w:val="single" w:sz="1" w:space="0" w:color="000000"/>
+              <w:left w:val="single" w:sz="1" w:space="0" w:color="000000"/>
+              <w:bottom w:val="single" w:sz="1" w:space="0" w:color="000000"/>
+              <w:right w:val="single" w:sz="1" w:space="0" w:color="000000"/>
+            </w:tcBorders>
           </w:tcPr>
           <w:p>
-            <w:r>
-              <w:rPr>
+            <w:pPr>
+              <w:spacing w:after="0"/>
+              <w:rPr>
+                <w:rFonts w:asciiTheme="majorBidi" w:hAnsiTheme="majorBidi" w:cstheme="majorBidi"/>
+                <w:sz w:val="22"/>
+                <w:szCs w:val="22"/>
+              </w:rPr>
+            </w:pPr>
+            <w:r>
+              <w:rPr>
+                <w:rFonts w:asciiTheme="majorBidi" w:hAnsiTheme="majorBidi" w:cstheme="majorBidi"/>
                 <w:b/>
                 <w:bCs/>
-              </w:rPr>
-              <w:t xml:space="preserve">Use Case ID: </w:t>
+                <w:sz w:val="22"/>
+                <w:szCs w:val="22"/>
+              </w:rPr>
+              <w:t>Use case ID:</w:t>
+            </w:r>
+            <w:r>
+              <w:rPr>
+                <w:rFonts w:asciiTheme="majorBidi" w:hAnsiTheme="majorBidi" w:cstheme="majorBidi"/>
+                <w:sz w:val="22"/>
+                <w:szCs w:val="22"/>
+              </w:rPr>
+              <w:t xml:space="preserve"> </w:t>
+            </w:r>
+            <w:r>
+              <w:rPr>
+                <w:rFonts w:asciiTheme="majorBidi" w:hAnsiTheme="majorBidi" w:cstheme="majorBidi"/>
+                <w:sz w:val="22"/>
+                <w:szCs w:val="22"/>
+              </w:rPr>
+              <w:t>0</w:t>
+            </w:r>
+            <w:r>
+              <w:rPr>
+                <w:rFonts w:asciiTheme="majorBidi" w:hAnsiTheme="majorBidi" w:cstheme="majorBidi"/>
+                <w:color w:val="000000"/>
+                <w:sz w:val="22"/>
+                <w:szCs w:val="22"/>
+              </w:rPr>
+              <w:t>1</w:t>
             </w:r>
           </w:p>
         </w:tc>
         <w:tc>
           <w:tcPr>
-            <w:tcW w:w="4508" w:type="dxa"/>
+            <w:tcW w:w="5323" w:type="dxa"/>
+            <w:tcBorders>
+              <w:top w:val="single" w:sz="1" w:space="0" w:color="000000"/>
+              <w:left w:val="single" w:sz="1" w:space="0" w:color="000000"/>
+              <w:bottom w:val="single" w:sz="1" w:space="0" w:color="000000"/>
+              <w:right w:val="single" w:sz="1" w:space="0" w:color="000000"/>
+            </w:tcBorders>
           </w:tcPr>
           <w:p>
-            <w:r>
-              <w:rPr>
+            <w:pPr>
+              <w:spacing w:after="0"/>
+              <w:rPr>
+                <w:rFonts w:asciiTheme="majorBidi" w:hAnsiTheme="majorBidi" w:cstheme="majorBidi"/>
+                <w:sz w:val="22"/>
+                <w:szCs w:val="22"/>
+              </w:rPr>
+            </w:pPr>
+            <w:r>
+              <w:rPr>
+                <w:rFonts w:asciiTheme="majorBidi" w:hAnsiTheme="majorBidi" w:cstheme="majorBidi"/>
                 <w:b/>
                 <w:bCs/>
-              </w:rPr>
-              <w:t xml:space="preserve">Use Case: </w:t>
-            </w:r>
-            <w:r>
-              <w:t>Template</w:t>
+                <w:sz w:val="22"/>
+                <w:szCs w:val="22"/>
+              </w:rPr>
+              <w:t>Use case:</w:t>
+            </w:r>
+            <w:r>
+              <w:rPr>
+                <w:rFonts w:asciiTheme="majorBidi" w:hAnsiTheme="majorBidi" w:cstheme="majorBidi"/>
+                <w:sz w:val="22"/>
+                <w:szCs w:val="22"/>
+              </w:rPr>
+              <w:t xml:space="preserve"> </w:t>
+            </w:r>
+            <w:r>
+              <w:rPr>
+                <w:rFonts w:asciiTheme="majorBidi" w:hAnsiTheme="majorBidi" w:cstheme="majorBidi"/>
+                <w:sz w:val="22"/>
+                <w:szCs w:val="22"/>
+              </w:rPr>
+              <w:t>Register</w:t>
             </w:r>
           </w:p>
         </w:tc>
       </w:tr>
       <w:tr>
+        <w:trPr>
+          <w:trHeight w:val="585"/>
+        </w:trPr>
         <w:tc>
           <w:tcPr>
-            <w:tcW w:w="9016" w:type="dxa"/>
+            <w:tcW w:w="10007" w:type="dxa"/>
             <w:gridSpan w:val="2"/>
+            <w:tcBorders>
+              <w:left w:val="single" w:sz="1" w:space="0" w:color="000000"/>
+              <w:bottom w:val="single" w:sz="1" w:space="0" w:color="000000"/>
+              <w:right w:val="single" w:sz="1" w:space="0" w:color="000000"/>
+            </w:tcBorders>
           </w:tcPr>
           <w:p>
             <w:pPr>
-              <w:rPr>
+              <w:spacing w:after="0"/>
+              <w:jc w:val="both"/>
+              <w:rPr>
+                <w:rFonts w:asciiTheme="majorBidi" w:hAnsiTheme="majorBidi" w:cstheme="majorBidi"/>
+                <w:sz w:val="22"/>
+                <w:szCs w:val="22"/>
+              </w:rPr>
+            </w:pPr>
+            <w:r>
+              <w:rPr>
+                <w:rFonts w:asciiTheme="majorBidi" w:hAnsiTheme="majorBidi" w:cstheme="majorBidi"/>
                 <w:b/>
                 <w:bCs/>
-              </w:rPr>
-            </w:pPr>
-            <w:r>
-              <w:rPr>
-                <w:b/>
-                <w:bCs/>
-              </w:rPr>
-              <w:t xml:space="preserve">Brief Description: </w:t>
+                <w:sz w:val="22"/>
+                <w:szCs w:val="22"/>
+              </w:rPr>
+              <w:t>Brief Description:</w:t>
+            </w:r>
+            <w:r>
+              <w:rPr>
+                <w:rFonts w:asciiTheme="majorBidi" w:hAnsiTheme="majorBidi" w:cstheme="majorBidi"/>
+                <w:sz w:val="22"/>
+                <w:szCs w:val="22"/>
+              </w:rPr>
+              <w:t xml:space="preserve"> </w:t>
+            </w:r>
+            <w:r>
+              <w:rPr>
+                <w:rFonts w:ascii="Times New Roman" w:hAnsi="Times New Roman" w:cs="Times New Roman"/>
+                <w:sz w:val="22"/>
+                <w:szCs w:val="22"/>
+              </w:rPr>
+              <w:t>This use case defines how a user can register themselves as either a “commercial” or “non-commercial” customer. Successful registration permits the customer to login using their registered email and a randomly generated password.</w:t>
             </w:r>
           </w:p>
         </w:tc>
       </w:tr>
       <w:tr>
+        <w:trPr>
+          <w:trHeight w:val="291"/>
+        </w:trPr>
         <w:tc>
           <w:tcPr>
-            <w:tcW w:w="9016" w:type="dxa"/>
+            <w:tcW w:w="10007" w:type="dxa"/>
             <w:gridSpan w:val="2"/>
+            <w:tcBorders>
+              <w:left w:val="single" w:sz="1" w:space="0" w:color="000000"/>
+              <w:bottom w:val="single" w:sz="1" w:space="0" w:color="000000"/>
+              <w:right w:val="single" w:sz="1" w:space="0" w:color="000000"/>
+            </w:tcBorders>
           </w:tcPr>
           <w:p>
             <w:pPr>
-              <w:rPr>
+              <w:spacing w:after="0"/>
+              <w:rPr>
+                <w:rFonts w:asciiTheme="majorBidi" w:hAnsiTheme="majorBidi" w:cstheme="majorBidi"/>
                 <w:b/>
                 <w:bCs/>
-              </w:rPr>
-            </w:pPr>
-            <w:r>
-              <w:rPr>
+                <w:sz w:val="22"/>
+                <w:szCs w:val="22"/>
+              </w:rPr>
+            </w:pPr>
+            <w:r>
+              <w:rPr>
+                <w:rFonts w:asciiTheme="majorBidi" w:hAnsiTheme="majorBidi" w:cstheme="majorBidi"/>
                 <w:b/>
                 <w:bCs/>
-              </w:rPr>
-              <w:t xml:space="preserve">Primary Actors: </w:t>
+                <w:sz w:val="22"/>
+                <w:szCs w:val="22"/>
+              </w:rPr>
+              <w:t>Primary actors:</w:t>
+            </w:r>
+            <w:r>
+              <w:rPr>
+                <w:rFonts w:asciiTheme="majorBidi" w:hAnsiTheme="majorBidi" w:cstheme="majorBidi"/>
+                <w:sz w:val="22"/>
+                <w:szCs w:val="22"/>
+              </w:rPr>
+              <w:t xml:space="preserve"> </w:t>
+            </w:r>
+            <w:r>
+              <w:rPr>
+                <w:rFonts w:ascii="Times New Roman" w:hAnsi="Times New Roman" w:cs="Times New Roman"/>
+                <w:sz w:val="22"/>
+                <w:szCs w:val="22"/>
+              </w:rPr>
+              <w:t>Customer</w:t>
             </w:r>
           </w:p>
         </w:tc>
       </w:tr>
       <w:tr>
+        <w:trPr>
+          <w:trHeight w:val="291"/>
+        </w:trPr>
         <w:tc>
           <w:tcPr>
-            <w:tcW w:w="9016" w:type="dxa"/>
+            <w:tcW w:w="10007" w:type="dxa"/>
             <w:gridSpan w:val="2"/>
+            <w:tcBorders>
+              <w:left w:val="single" w:sz="1" w:space="0" w:color="000000"/>
+              <w:bottom w:val="single" w:sz="1" w:space="0" w:color="000000"/>
+              <w:right w:val="single" w:sz="1" w:space="0" w:color="000000"/>
+            </w:tcBorders>
           </w:tcPr>
           <w:p>
             <w:pPr>
-              <w:rPr>
+              <w:spacing w:after="0"/>
+              <w:rPr>
+                <w:rFonts w:asciiTheme="majorBidi" w:hAnsiTheme="majorBidi" w:cstheme="majorBidi"/>
+                <w:sz w:val="22"/>
+                <w:szCs w:val="22"/>
+              </w:rPr>
+            </w:pPr>
+            <w:r>
+              <w:rPr>
+                <w:rFonts w:asciiTheme="majorBidi" w:hAnsiTheme="majorBidi" w:cstheme="majorBidi"/>
                 <w:b/>
                 <w:bCs/>
-              </w:rPr>
-            </w:pPr>
-            <w:r>
-              <w:rPr>
-                <w:b/>
-                <w:bCs/>
-              </w:rPr>
-              <w:t xml:space="preserve">Secondary Actors: </w:t>
+                <w:sz w:val="22"/>
+                <w:szCs w:val="22"/>
+              </w:rPr>
+              <w:t>Secondary actors:</w:t>
+            </w:r>
+            <w:r>
+              <w:rPr>
+                <w:rFonts w:asciiTheme="majorBidi" w:hAnsiTheme="majorBidi" w:cstheme="majorBidi"/>
+                <w:sz w:val="22"/>
+                <w:szCs w:val="22"/>
+              </w:rPr>
+              <w:t xml:space="preserve"> </w:t>
+            </w:r>
+            <w:r>
+              <w:rPr>
+                <w:rFonts w:asciiTheme="majorBidi" w:hAnsiTheme="majorBidi" w:cstheme="majorBidi"/>
+                <w:sz w:val="22"/>
+                <w:szCs w:val="22"/>
+              </w:rPr>
+              <w:t>None</w:t>
+            </w:r>
+            <w:r>
+              <w:rPr>
+                <w:rFonts w:asciiTheme="majorBidi" w:hAnsiTheme="majorBidi" w:cstheme="majorBidi"/>
+                <w:sz w:val="22"/>
+                <w:szCs w:val="22"/>
+              </w:rPr>
+              <w:t xml:space="preserve"> </w:t>
             </w:r>
           </w:p>
         </w:tc>
       </w:tr>
       <w:tr>
+        <w:trPr>
+          <w:trHeight w:val="830"/>
+        </w:trPr>
         <w:tc>
           <w:tcPr>
-            <w:tcW w:w="9016" w:type="dxa"/>
+            <w:tcW w:w="10007" w:type="dxa"/>
             <w:gridSpan w:val="2"/>
+            <w:tcBorders>
+              <w:left w:val="single" w:sz="1" w:space="0" w:color="000000"/>
+              <w:bottom w:val="single" w:sz="1" w:space="0" w:color="000000"/>
+              <w:right w:val="single" w:sz="1" w:space="0" w:color="000000"/>
+            </w:tcBorders>
           </w:tcPr>
           <w:p>
             <w:pPr>
-              <w:rPr>
+              <w:spacing w:after="0"/>
+              <w:rPr>
+                <w:rFonts w:asciiTheme="majorBidi" w:hAnsiTheme="majorBidi" w:cstheme="majorBidi"/>
                 <w:b/>
                 <w:bCs/>
-              </w:rPr>
-            </w:pPr>
-            <w:r>
-              <w:rPr>
+                <w:sz w:val="22"/>
+                <w:szCs w:val="22"/>
+              </w:rPr>
+            </w:pPr>
+            <w:r>
+              <w:rPr>
+                <w:rFonts w:asciiTheme="majorBidi" w:hAnsiTheme="majorBidi" w:cstheme="majorBidi"/>
                 <w:b/>
                 <w:bCs/>
-              </w:rPr>
-              <w:t xml:space="preserve">Preconditions: </w:t>
+                <w:sz w:val="22"/>
+                <w:szCs w:val="22"/>
+              </w:rPr>
+              <w:t>Preconditions:</w:t>
+            </w:r>
+          </w:p>
+          <w:p>
+            <w:pPr>
+              <w:pStyle w:val="ListParagraph"/>
+              <w:numPr>
+                <w:ilvl w:val="0"/>
+                <w:numId w:val="7"/>
+              </w:numPr>
+              <w:rPr>
+                <w:rFonts w:ascii="Times New Roman" w:hAnsi="Times New Roman" w:cs="Times New Roman"/>
+                <w:sz w:val="22"/>
+                <w:szCs w:val="22"/>
+              </w:rPr>
+            </w:pPr>
+            <w:r>
+              <w:rPr>
+                <w:rFonts w:ascii="Times New Roman" w:hAnsi="Times New Roman" w:cs="Times New Roman"/>
+                <w:sz w:val="22"/>
+                <w:szCs w:val="22"/>
+              </w:rPr>
+              <w:t>The system is operational</w:t>
+            </w:r>
+          </w:p>
+          <w:p>
+            <w:pPr>
+              <w:pStyle w:val="ListParagraph"/>
+              <w:numPr>
+                <w:ilvl w:val="0"/>
+                <w:numId w:val="7"/>
+              </w:numPr>
+              <w:rPr>
+                <w:rFonts w:ascii="Times New Roman" w:hAnsi="Times New Roman" w:cs="Times New Roman"/>
+                <w:sz w:val="22"/>
+                <w:szCs w:val="22"/>
+              </w:rPr>
+            </w:pPr>
+            <w:r>
+              <w:rPr>
+                <w:rFonts w:ascii="Times New Roman" w:hAnsi="Times New Roman" w:cs="Times New Roman"/>
+                <w:sz w:val="22"/>
+                <w:szCs w:val="22"/>
+              </w:rPr>
+              <w:t>A commercial customer must register with the following details: company registration number, company directors, type of business, address, email address, etc.</w:t>
+            </w:r>
+          </w:p>
+          <w:p>
+            <w:pPr>
+              <w:pStyle w:val="ListParagraph"/>
+              <w:numPr>
+                <w:ilvl w:val="0"/>
+                <w:numId w:val="7"/>
+              </w:numPr>
+              <w:spacing w:after="0" w:line="240" w:lineRule="auto"/>
+              <w:rPr>
+                <w:rFonts w:asciiTheme="majorBidi" w:hAnsiTheme="majorBidi" w:cstheme="majorBidi"/>
+                <w:sz w:val="22"/>
+                <w:szCs w:val="22"/>
+              </w:rPr>
+            </w:pPr>
+            <w:r>
+              <w:rPr>
+                <w:rFonts w:ascii="Times New Roman" w:hAnsi="Times New Roman" w:cs="Times New Roman"/>
+                <w:sz w:val="22"/>
+                <w:szCs w:val="22"/>
+              </w:rPr>
+              <w:t>A non-commercial customer requires a valid email address.</w:t>
             </w:r>
           </w:p>
         </w:tc>
       </w:tr>
       <w:tr>
+        <w:trPr>
+          <w:trHeight w:val="383"/>
+        </w:trPr>
         <w:tc>
           <w:tcPr>
-            <w:tcW w:w="9016" w:type="dxa"/>
+            <w:tcW w:w="10007" w:type="dxa"/>
             <w:gridSpan w:val="2"/>
+            <w:tcBorders>
+              <w:left w:val="single" w:sz="1" w:space="0" w:color="000000"/>
+              <w:bottom w:val="single" w:sz="1" w:space="0" w:color="000000"/>
+              <w:right w:val="single" w:sz="1" w:space="0" w:color="000000"/>
+            </w:tcBorders>
           </w:tcPr>
           <w:p>
             <w:pPr>
-              <w:rPr>
+              <w:spacing w:after="0"/>
+              <w:rPr>
+                <w:rFonts w:asciiTheme="majorBidi" w:hAnsiTheme="majorBidi" w:cstheme="majorBidi"/>
                 <w:b/>
                 <w:bCs/>
-              </w:rPr>
-            </w:pPr>
-            <w:r>
-              <w:rPr>
+                <w:sz w:val="22"/>
+                <w:szCs w:val="22"/>
+              </w:rPr>
+            </w:pPr>
+            <w:r>
+              <w:rPr>
+                <w:rFonts w:asciiTheme="majorBidi" w:hAnsiTheme="majorBidi" w:cstheme="majorBidi"/>
                 <w:b/>
                 <w:bCs/>
-              </w:rPr>
-              <w:t>Main Flow: Not required</w:t>
+                <w:sz w:val="22"/>
+                <w:szCs w:val="22"/>
+              </w:rPr>
+              <w:t>Main flow: Not required</w:t>
             </w:r>
           </w:p>
         </w:tc>
       </w:tr>
       <w:tr>
+        <w:trPr>
+          <w:trHeight w:val="683"/>
+        </w:trPr>
         <w:tc>
           <w:tcPr>
-            <w:tcW w:w="9016" w:type="dxa"/>
+            <w:tcW w:w="10007" w:type="dxa"/>
             <w:gridSpan w:val="2"/>
+            <w:tcBorders>
+              <w:left w:val="single" w:sz="1" w:space="0" w:color="000000"/>
+              <w:bottom w:val="single" w:sz="1" w:space="0" w:color="000000"/>
+              <w:right w:val="single" w:sz="1" w:space="0" w:color="000000"/>
+            </w:tcBorders>
           </w:tcPr>
           <w:p>
             <w:pPr>
               <w:rPr>
+                <w:rFonts w:asciiTheme="majorBidi" w:hAnsiTheme="majorBidi" w:cstheme="majorBidi"/>
+                <w:sz w:val="22"/>
+                <w:szCs w:val="22"/>
+              </w:rPr>
+            </w:pPr>
+            <w:r>
+              <w:rPr>
+                <w:rFonts w:asciiTheme="majorBidi" w:hAnsiTheme="majorBidi" w:cstheme="majorBidi"/>
                 <w:b/>
                 <w:bCs/>
-              </w:rPr>
-            </w:pPr>
-            <w:r>
-              <w:rPr>
-                <w:b/>
-                <w:bCs/>
-              </w:rPr>
-              <w:t xml:space="preserve">Extensions: </w:t>
-            </w:r>
+                <w:i/>
+                <w:iCs/>
+                <w:sz w:val="22"/>
+                <w:szCs w:val="22"/>
+              </w:rPr>
+              <w:t>Extension use cases</w:t>
+            </w:r>
+            <w:r>
+              <w:rPr>
+                <w:rFonts w:asciiTheme="majorBidi" w:hAnsiTheme="majorBidi" w:cstheme="majorBidi"/>
+                <w:sz w:val="22"/>
+                <w:szCs w:val="22"/>
+              </w:rPr>
+              <w:t xml:space="preserve">: </w:t>
+            </w:r>
+          </w:p>
+          <w:p>
+            <w:pPr>
+              <w:pStyle w:val="ListParagraph"/>
+              <w:numPr>
+                <w:ilvl w:val="0"/>
+                <w:numId w:val="9"/>
+              </w:numPr>
+              <w:rPr>
+                <w:rFonts w:ascii="Times New Roman" w:hAnsi="Times New Roman" w:cs="Times New Roman"/>
+                <w:sz w:val="22"/>
+                <w:szCs w:val="22"/>
+              </w:rPr>
+            </w:pPr>
+            <w:r>
+              <w:rPr>
+                <w:rFonts w:ascii="Times New Roman" w:hAnsi="Times New Roman" w:cs="Times New Roman"/>
+                <w:sz w:val="22"/>
+                <w:szCs w:val="22"/>
+              </w:rPr>
+              <w:t>Validate</w:t>
+            </w:r>
+          </w:p>
+          <w:p>
+            <w:pPr>
+              <w:pStyle w:val="ListParagraph"/>
+              <w:numPr>
+                <w:ilvl w:val="0"/>
+                <w:numId w:val="9"/>
+              </w:numPr>
+              <w:spacing w:after="0" w:line="240" w:lineRule="auto"/>
+              <w:rPr>
+                <w:rFonts w:asciiTheme="majorBidi" w:hAnsiTheme="majorBidi" w:cstheme="majorBidi"/>
+                <w:sz w:val="22"/>
+                <w:szCs w:val="22"/>
+              </w:rPr>
+            </w:pPr>
+            <w:proofErr w:type="spellStart"/>
+            <w:r>
+              <w:rPr>
+                <w:rFonts w:ascii="Times New Roman" w:hAnsi="Times New Roman" w:cs="Times New Roman"/>
+                <w:sz w:val="22"/>
+                <w:szCs w:val="22"/>
+              </w:rPr>
+              <w:t>SMTP</w:t>
+            </w:r>
+            <w:r>
+              <w:rPr>
+                <w:rFonts w:ascii="Times New Roman" w:hAnsi="Times New Roman" w:cs="Times New Roman"/>
+                <w:sz w:val="22"/>
+                <w:szCs w:val="22"/>
+              </w:rPr>
+              <w:t>_</w:t>
+            </w:r>
+            <w:r>
+              <w:rPr>
+                <w:rFonts w:ascii="Times New Roman" w:hAnsi="Times New Roman" w:cs="Times New Roman"/>
+                <w:sz w:val="22"/>
+                <w:szCs w:val="22"/>
+              </w:rPr>
+              <w:t>Notification</w:t>
+            </w:r>
+            <w:proofErr w:type="spellEnd"/>
           </w:p>
         </w:tc>
       </w:tr>
       <w:tr>
+        <w:trPr>
+          <w:trHeight w:val="455"/>
+        </w:trPr>
         <w:tc>
           <w:tcPr>
-            <w:tcW w:w="9016" w:type="dxa"/>
+            <w:tcW w:w="10007" w:type="dxa"/>
             <w:gridSpan w:val="2"/>
+            <w:tcBorders>
+              <w:left w:val="single" w:sz="1" w:space="0" w:color="000000"/>
+              <w:bottom w:val="single" w:sz="1" w:space="0" w:color="000000"/>
+              <w:right w:val="single" w:sz="1" w:space="0" w:color="000000"/>
+            </w:tcBorders>
           </w:tcPr>
           <w:p>
             <w:pPr>
               <w:rPr>
+                <w:rFonts w:asciiTheme="majorBidi" w:hAnsiTheme="majorBidi" w:cstheme="majorBidi"/>
+                <w:sz w:val="22"/>
+                <w:szCs w:val="22"/>
+              </w:rPr>
+            </w:pPr>
+            <w:r>
+              <w:rPr>
+                <w:rFonts w:asciiTheme="majorBidi" w:hAnsiTheme="majorBidi" w:cstheme="majorBidi"/>
                 <w:b/>
                 <w:bCs/>
-              </w:rPr>
-            </w:pPr>
-            <w:r>
-              <w:rPr>
-                <w:b/>
-                <w:bCs/>
-              </w:rPr>
-              <w:t xml:space="preserve">Inclusions: </w:t>
+                <w:i/>
+                <w:iCs/>
+                <w:sz w:val="22"/>
+                <w:szCs w:val="22"/>
+              </w:rPr>
+              <w:t>Inclusion use cases:</w:t>
+            </w:r>
+            <w:r>
+              <w:rPr>
+                <w:rFonts w:asciiTheme="majorBidi" w:hAnsiTheme="majorBidi" w:cstheme="majorBidi"/>
+                <w:sz w:val="22"/>
+                <w:szCs w:val="22"/>
+              </w:rPr>
+              <w:t xml:space="preserve"> None</w:t>
             </w:r>
           </w:p>
         </w:tc>
       </w:tr>
       <w:tr>
+        <w:trPr>
+          <w:trHeight w:val="537"/>
+        </w:trPr>
         <w:tc>
           <w:tcPr>
-            <w:tcW w:w="9016" w:type="dxa"/>
+            <w:tcW w:w="10007" w:type="dxa"/>
             <w:gridSpan w:val="2"/>
+            <w:tcBorders>
+              <w:left w:val="single" w:sz="1" w:space="0" w:color="000000"/>
+              <w:bottom w:val="single" w:sz="1" w:space="0" w:color="000000"/>
+              <w:right w:val="single" w:sz="1" w:space="0" w:color="000000"/>
+            </w:tcBorders>
           </w:tcPr>
           <w:p>
             <w:pPr>
-              <w:rPr>
+              <w:spacing w:after="0"/>
+              <w:rPr>
+                <w:rFonts w:asciiTheme="majorBidi" w:hAnsiTheme="majorBidi" w:cstheme="majorBidi"/>
                 <w:b/>
                 <w:bCs/>
-              </w:rPr>
-            </w:pPr>
-            <w:r>
-              <w:rPr>
+                <w:sz w:val="22"/>
+                <w:szCs w:val="22"/>
+              </w:rPr>
+            </w:pPr>
+            <w:r>
+              <w:rPr>
+                <w:rFonts w:asciiTheme="majorBidi" w:hAnsiTheme="majorBidi" w:cstheme="majorBidi"/>
                 <w:b/>
                 <w:bCs/>
-              </w:rPr>
-              <w:t xml:space="preserve">Postconditions: </w:t>
+                <w:sz w:val="22"/>
+                <w:szCs w:val="22"/>
+              </w:rPr>
+              <w:t>Postconditions:</w:t>
+            </w:r>
+          </w:p>
+          <w:p>
+            <w:pPr>
+              <w:pStyle w:val="ListParagraph"/>
+              <w:numPr>
+                <w:ilvl w:val="0"/>
+                <w:numId w:val="8"/>
+              </w:numPr>
+              <w:rPr>
+                <w:rFonts w:ascii="Times New Roman" w:hAnsi="Times New Roman" w:cs="Times New Roman"/>
+                <w:sz w:val="22"/>
+                <w:szCs w:val="22"/>
+              </w:rPr>
+            </w:pPr>
+            <w:r>
+              <w:rPr>
+                <w:rFonts w:ascii="Times New Roman" w:hAnsi="Times New Roman" w:cs="Times New Roman"/>
+                <w:sz w:val="22"/>
+                <w:szCs w:val="22"/>
+              </w:rPr>
+              <w:t>Customer login account created</w:t>
+            </w:r>
+          </w:p>
+          <w:p>
+            <w:pPr>
+              <w:pStyle w:val="ListParagraph"/>
+              <w:numPr>
+                <w:ilvl w:val="0"/>
+                <w:numId w:val="8"/>
+              </w:numPr>
+              <w:rPr>
+                <w:rFonts w:ascii="Times New Roman" w:hAnsi="Times New Roman" w:cs="Times New Roman"/>
+                <w:sz w:val="22"/>
+                <w:szCs w:val="22"/>
+              </w:rPr>
+            </w:pPr>
+            <w:r>
+              <w:rPr>
+                <w:rFonts w:ascii="Times New Roman" w:hAnsi="Times New Roman" w:cs="Times New Roman"/>
+                <w:sz w:val="22"/>
+                <w:szCs w:val="22"/>
+              </w:rPr>
+              <w:t>A password is generated randomly required for login</w:t>
+            </w:r>
+          </w:p>
+          <w:p>
+            <w:pPr>
+              <w:pStyle w:val="ListParagraph"/>
+              <w:numPr>
+                <w:ilvl w:val="0"/>
+                <w:numId w:val="8"/>
+              </w:numPr>
+              <w:rPr>
+                <w:rFonts w:ascii="Times New Roman" w:hAnsi="Times New Roman" w:cs="Times New Roman"/>
+                <w:sz w:val="22"/>
+                <w:szCs w:val="22"/>
+              </w:rPr>
+            </w:pPr>
+            <w:r>
+              <w:rPr>
+                <w:rFonts w:ascii="Times New Roman" w:hAnsi="Times New Roman" w:cs="Times New Roman"/>
+                <w:sz w:val="22"/>
+                <w:szCs w:val="22"/>
+              </w:rPr>
+              <w:t>Customers are notified by an email in which their login details are included.</w:t>
+            </w:r>
+          </w:p>
+          <w:p>
+            <w:pPr>
+              <w:pStyle w:val="ListParagraph"/>
+              <w:numPr>
+                <w:ilvl w:val="0"/>
+                <w:numId w:val="8"/>
+              </w:numPr>
+              <w:spacing w:after="0" w:line="240" w:lineRule="auto"/>
+              <w:rPr>
+                <w:rFonts w:asciiTheme="majorBidi" w:hAnsiTheme="majorBidi" w:cstheme="majorBidi"/>
+                <w:sz w:val="22"/>
+                <w:szCs w:val="22"/>
+              </w:rPr>
+            </w:pPr>
+            <w:r>
+              <w:rPr>
+                <w:rFonts w:ascii="Times New Roman" w:hAnsi="Times New Roman" w:cs="Times New Roman"/>
+                <w:sz w:val="22"/>
+                <w:szCs w:val="22"/>
+              </w:rPr>
+              <w:t>Customers are required to change the initial password after first login.</w:t>
             </w:r>
           </w:p>
         </w:tc>
       </w:tr>
       <w:tr>
+        <w:trPr>
+          <w:trHeight w:val="585"/>
+        </w:trPr>
         <w:tc>
           <w:tcPr>
-            <w:tcW w:w="9016" w:type="dxa"/>
+            <w:tcW w:w="10007" w:type="dxa"/>
             <w:gridSpan w:val="2"/>
+            <w:tcBorders>
+              <w:left w:val="single" w:sz="1" w:space="0" w:color="000000"/>
+              <w:bottom w:val="single" w:sz="1" w:space="0" w:color="000000"/>
+              <w:right w:val="single" w:sz="1" w:space="0" w:color="000000"/>
+            </w:tcBorders>
           </w:tcPr>
           <w:p>
-            <w:r>
-              <w:rPr>
+            <w:pPr>
+              <w:spacing w:after="0"/>
+              <w:rPr>
+                <w:rFonts w:asciiTheme="majorBidi" w:hAnsiTheme="majorBidi" w:cstheme="majorBidi"/>
                 <w:b/>
                 <w:bCs/>
-              </w:rPr>
-              <w:t xml:space="preserve">Alternative Flows: </w:t>
+                <w:sz w:val="22"/>
+                <w:szCs w:val="22"/>
+              </w:rPr>
+            </w:pPr>
+            <w:r>
+              <w:rPr>
+                <w:rFonts w:asciiTheme="majorBidi" w:hAnsiTheme="majorBidi" w:cstheme="majorBidi"/>
+                <w:b/>
+                <w:bCs/>
+                <w:sz w:val="22"/>
+                <w:szCs w:val="22"/>
+              </w:rPr>
+              <w:t xml:space="preserve">Alternative flows: </w:t>
+            </w:r>
+          </w:p>
+          <w:p>
+            <w:pPr>
+              <w:spacing w:after="0"/>
+              <w:rPr>
+                <w:rFonts w:asciiTheme="majorBidi" w:hAnsiTheme="majorBidi" w:cstheme="majorBidi"/>
+                <w:sz w:val="22"/>
+                <w:szCs w:val="22"/>
+              </w:rPr>
+            </w:pPr>
+            <w:r>
+              <w:rPr>
+                <w:rFonts w:asciiTheme="majorBidi" w:hAnsiTheme="majorBidi" w:cstheme="majorBidi"/>
+                <w:sz w:val="22"/>
+                <w:szCs w:val="22"/>
+              </w:rPr>
+              <w:t>None</w:t>
             </w:r>
           </w:p>
         </w:tc>
       </w:tr>
     </w:tbl>
-    <w:p/>
-    <w:tbl>
-      <w:tblPr>
-        <w:tblStyle w:val="TableGrid"/>
-        <w:tblW w:w="0" w:type="auto"/>
-        <w:tblLook w:val="04A0" w:firstRow="1" w:lastRow="0" w:firstColumn="1" w:lastColumn="0" w:noHBand="0" w:noVBand="1"/>
-      </w:tblPr>
-      <w:tblGrid>
-        <w:gridCol w:w="4508"/>
-        <w:gridCol w:w="4508"/>
-      </w:tblGrid>
-      <w:tr>
-        <w:tc>
-          <w:tcPr>
-            <w:tcW w:w="4508" w:type="dxa"/>
-          </w:tcPr>
-          <w:p>
-            <w:r>
-              <w:rPr>
-                <w:b/>
-                <w:bCs/>
-              </w:rPr>
-              <w:t xml:space="preserve">Use Case ID: </w:t>
-            </w:r>
-            <w:r>
-              <w:t>1</w:t>
-            </w:r>
-          </w:p>
-        </w:tc>
-        <w:tc>
-          <w:tcPr>
-            <w:tcW w:w="4508" w:type="dxa"/>
-          </w:tcPr>
-          <w:p>
-            <w:r>
-              <w:rPr>
-                <w:b/>
-                <w:bCs/>
-              </w:rPr>
-              <w:t xml:space="preserve">Use Case: </w:t>
-            </w:r>
-            <w:r>
-              <w:t>Register</w:t>
-            </w:r>
-          </w:p>
-        </w:tc>
-      </w:tr>
-      <w:tr>
-        <w:tc>
-          <w:tcPr>
-            <w:tcW w:w="9016" w:type="dxa"/>
-            <w:gridSpan w:val="2"/>
-          </w:tcPr>
-          <w:p>
-            <w:r>
-              <w:rPr>
-                <w:b/>
-                <w:bCs/>
-              </w:rPr>
-              <w:t xml:space="preserve">Brief Description: </w:t>
-            </w:r>
-            <w:r>
-              <w:t>This use case defines how a user can register themselves as either a “commercial” or “non-commercial” customer. Successful registration permits the customer to login using their registered email and a randomly generated password.</w:t>
-            </w:r>
-          </w:p>
-        </w:tc>
-      </w:tr>
-      <w:tr>
-        <w:tc>
-          <w:tcPr>
-            <w:tcW w:w="9016" w:type="dxa"/>
-            <w:gridSpan w:val="2"/>
-          </w:tcPr>
-          <w:p>
-            <w:r>
-              <w:rPr>
-                <w:b/>
-                <w:bCs/>
-              </w:rPr>
-              <w:t xml:space="preserve">Primary Actors: </w:t>
-            </w:r>
-            <w:r>
-              <w:t>Customer</w:t>
-            </w:r>
-          </w:p>
-        </w:tc>
-      </w:tr>
-      <w:tr>
-        <w:tc>
-          <w:tcPr>
-            <w:tcW w:w="9016" w:type="dxa"/>
-            <w:gridSpan w:val="2"/>
-          </w:tcPr>
-          <w:p>
-            <w:r>
-              <w:rPr>
-                <w:b/>
-                <w:bCs/>
-              </w:rPr>
-              <w:t xml:space="preserve">Secondary Actors: </w:t>
-            </w:r>
-            <w:r>
-              <w:t>None</w:t>
-            </w:r>
-          </w:p>
-        </w:tc>
-      </w:tr>
-      <w:tr>
-        <w:tc>
-          <w:tcPr>
-            <w:tcW w:w="9016" w:type="dxa"/>
-            <w:gridSpan w:val="2"/>
-          </w:tcPr>
-          <w:p>
-            <w:r>
-              <w:rPr>
-                <w:b/>
-                <w:bCs/>
-              </w:rPr>
-              <w:t xml:space="preserve">Preconditions: </w:t>
-            </w:r>
-          </w:p>
-          <w:p>
-            <w:pPr>
-              <w:pStyle w:val="ListParagraph"/>
-              <w:numPr>
-                <w:ilvl w:val="0"/>
-                <w:numId w:val="1"/>
-              </w:numPr>
-            </w:pPr>
-            <w:r>
-              <w:t>The system is operational</w:t>
-            </w:r>
-          </w:p>
-          <w:p>
-            <w:pPr>
-              <w:pStyle w:val="ListParagraph"/>
-              <w:numPr>
-                <w:ilvl w:val="0"/>
-                <w:numId w:val="1"/>
-              </w:numPr>
-            </w:pPr>
-            <w:r>
-              <w:t>A commercial customer must register with the following details: company registration number, company directors, type of business, address, email address, etc.</w:t>
-            </w:r>
-          </w:p>
-          <w:p>
-            <w:pPr>
-              <w:pStyle w:val="ListParagraph"/>
-              <w:numPr>
-                <w:ilvl w:val="0"/>
-                <w:numId w:val="1"/>
-              </w:numPr>
-            </w:pPr>
-            <w:r>
-              <w:t>A non-commercial customer requires a valid email address.</w:t>
-            </w:r>
-          </w:p>
-        </w:tc>
-      </w:tr>
-      <w:tr>
-        <w:tc>
-          <w:tcPr>
-            <w:tcW w:w="9016" w:type="dxa"/>
-            <w:gridSpan w:val="2"/>
-          </w:tcPr>
-          <w:p>
-            <w:pPr>
-              <w:rPr>
-                <w:b/>
-                <w:bCs/>
-              </w:rPr>
-            </w:pPr>
-            <w:r>
-              <w:rPr>
-                <w:b/>
-                <w:bCs/>
-              </w:rPr>
-              <w:t>Main Flow: Not required</w:t>
-            </w:r>
-          </w:p>
-        </w:tc>
-      </w:tr>
-      <w:tr>
-        <w:tc>
-          <w:tcPr>
-            <w:tcW w:w="9016" w:type="dxa"/>
-            <w:gridSpan w:val="2"/>
-          </w:tcPr>
-          <w:p>
-            <w:r>
-              <w:rPr>
-                <w:b/>
-                <w:bCs/>
-              </w:rPr>
-              <w:t xml:space="preserve">Extensions: </w:t>
-            </w:r>
-          </w:p>
-          <w:p>
-            <w:pPr>
-              <w:pStyle w:val="ListParagraph"/>
-              <w:numPr>
-                <w:ilvl w:val="0"/>
-                <w:numId w:val="2"/>
-              </w:numPr>
-            </w:pPr>
-            <w:r>
-              <w:t>Validate</w:t>
-            </w:r>
-          </w:p>
-          <w:p>
-            <w:pPr>
-              <w:pStyle w:val="ListParagraph"/>
-              <w:numPr>
-                <w:ilvl w:val="0"/>
-                <w:numId w:val="2"/>
-              </w:numPr>
-            </w:pPr>
-            <w:proofErr w:type="spellStart"/>
-            <w:r>
-              <w:t>SMTP_Notification</w:t>
-            </w:r>
-            <w:proofErr w:type="spellEnd"/>
-          </w:p>
-        </w:tc>
-      </w:tr>
-      <w:tr>
-        <w:tc>
-          <w:tcPr>
-            <w:tcW w:w="9016" w:type="dxa"/>
-            <w:gridSpan w:val="2"/>
-          </w:tcPr>
-          <w:p>
-            <w:r>
-              <w:rPr>
-                <w:b/>
-                <w:bCs/>
-              </w:rPr>
-              <w:t xml:space="preserve">Inclusions: </w:t>
-            </w:r>
-            <w:r>
-              <w:t>None</w:t>
-            </w:r>
-          </w:p>
-        </w:tc>
-      </w:tr>
-      <w:tr>
-        <w:tc>
-          <w:tcPr>
-            <w:tcW w:w="9016" w:type="dxa"/>
-            <w:gridSpan w:val="2"/>
-          </w:tcPr>
-          <w:p>
-            <w:r>
-              <w:rPr>
-                <w:b/>
-                <w:bCs/>
-              </w:rPr>
-              <w:t xml:space="preserve">Postconditions: </w:t>
-            </w:r>
-          </w:p>
-          <w:p>
-            <w:pPr>
-              <w:pStyle w:val="ListParagraph"/>
-              <w:numPr>
-                <w:ilvl w:val="0"/>
-                <w:numId w:val="3"/>
-              </w:numPr>
-            </w:pPr>
-            <w:r>
-              <w:t>Customer login account created</w:t>
-            </w:r>
-          </w:p>
-          <w:p>
-            <w:pPr>
-              <w:pStyle w:val="ListParagraph"/>
-              <w:numPr>
-                <w:ilvl w:val="0"/>
-                <w:numId w:val="3"/>
-              </w:numPr>
-            </w:pPr>
-            <w:r>
-              <w:t>A password is generated randomly required for login</w:t>
-            </w:r>
-          </w:p>
-          <w:p>
-            <w:pPr>
-              <w:pStyle w:val="ListParagraph"/>
-              <w:numPr>
-                <w:ilvl w:val="0"/>
-                <w:numId w:val="3"/>
-              </w:numPr>
-            </w:pPr>
-            <w:r>
-              <w:t>Customers are notified by an email in which their login details are included.</w:t>
-            </w:r>
-          </w:p>
-          <w:p>
-            <w:pPr>
-              <w:pStyle w:val="ListParagraph"/>
-              <w:numPr>
-                <w:ilvl w:val="0"/>
-                <w:numId w:val="3"/>
-              </w:numPr>
-            </w:pPr>
-            <w:r>
-              <w:t xml:space="preserve">Customers are required to change the initial password after first login. </w:t>
-            </w:r>
-          </w:p>
-        </w:tc>
-      </w:tr>
-      <w:tr>
-        <w:tc>
-          <w:tcPr>
-            <w:tcW w:w="9016" w:type="dxa"/>
-            <w:gridSpan w:val="2"/>
-          </w:tcPr>
-          <w:p>
-            <w:r>
-              <w:rPr>
-                <w:b/>
-                <w:bCs/>
-              </w:rPr>
-              <w:t xml:space="preserve">Alternative Flows: </w:t>
-            </w:r>
-          </w:p>
-        </w:tc>
-      </w:tr>
-    </w:tbl>
-    <w:p/>
-    <w:p/>
-    <w:p/>
-    <w:p/>
-    <w:p/>
-    <w:p/>
     <w:p/>
     <w:tbl>
       <w:tblPr>
@@ -631,7 +823,6 @@
                 <w:sz w:val="22"/>
                 <w:szCs w:val="22"/>
               </w:rPr>
-              <w:lastRenderedPageBreak/>
               <w:t>Use case ID:</w:t>
             </w:r>
             <w:r>
@@ -1200,6 +1391,7 @@
                 <w:sz w:val="22"/>
                 <w:szCs w:val="22"/>
               </w:rPr>
+              <w:lastRenderedPageBreak/>
               <w:t xml:space="preserve">Alternative flows: </w:t>
             </w:r>
           </w:p>
@@ -1872,6 +2064,7 @@
         </w:tc>
       </w:tr>
     </w:tbl>
+    <w:p/>
     <w:p/>
     <w:sectPr>
       <w:pgSz w:w="11906" w:h="16838"/>

--- a/Documentation/Use_Case_Specification.docx
+++ b/Documentation/Use_Case_Specification.docx
@@ -2120,15 +2120,7 @@
                 <w:sz w:val="22"/>
                 <w:szCs w:val="22"/>
               </w:rPr>
-              <w:t>UC0</w:t>
-            </w:r>
-            <w:r>
-              <w:rPr>
-                <w:rFonts w:asciiTheme="majorBidi" w:hAnsiTheme="majorBidi" w:cstheme="majorBidi"/>
-                <w:sz w:val="22"/>
-                <w:szCs w:val="22"/>
-              </w:rPr>
-              <w:t>8</w:t>
+              <w:t>UC08</w:t>
             </w:r>
           </w:p>
         </w:tc>
@@ -2819,15 +2811,7 @@
                 <w:sz w:val="22"/>
                 <w:szCs w:val="22"/>
               </w:rPr>
-              <w:t>UC0</w:t>
-            </w:r>
-            <w:r>
-              <w:rPr>
-                <w:rFonts w:asciiTheme="majorBidi" w:hAnsiTheme="majorBidi" w:cstheme="majorBidi"/>
-                <w:sz w:val="22"/>
-                <w:szCs w:val="22"/>
-              </w:rPr>
-              <w:t>9</w:t>
+              <w:t>UC09</w:t>
             </w:r>
           </w:p>
         </w:tc>
@@ -3598,15 +3582,7 @@
                 <w:sz w:val="22"/>
                 <w:szCs w:val="22"/>
               </w:rPr>
-              <w:t>UC</w:t>
-            </w:r>
-            <w:r>
-              <w:rPr>
-                <w:rFonts w:asciiTheme="majorBidi" w:hAnsiTheme="majorBidi" w:cstheme="majorBidi"/>
-                <w:sz w:val="22"/>
-                <w:szCs w:val="22"/>
-              </w:rPr>
-              <w:t>10</w:t>
+              <w:t>UC10</w:t>
             </w:r>
           </w:p>
         </w:tc>
@@ -3938,15 +3914,7 @@
                 <w:sz w:val="22"/>
                 <w:szCs w:val="22"/>
               </w:rPr>
-              <w:t>“</w:t>
-            </w:r>
-            <w:r>
-              <w:rPr>
-                <w:rFonts w:asciiTheme="majorBidi" w:hAnsiTheme="majorBidi" w:cstheme="majorBidi"/>
-                <w:sz w:val="22"/>
-                <w:szCs w:val="22"/>
-              </w:rPr>
-              <w:t>New/Temporary Password"</w:t>
+              <w:t>“New/Temporary Password"</w:t>
             </w:r>
           </w:p>
         </w:tc>
@@ -4372,23 +4340,7 @@
                 <w:sz w:val="22"/>
                 <w:szCs w:val="22"/>
               </w:rPr>
-              <w:t>UC</w:t>
-            </w:r>
-            <w:r>
-              <w:rPr>
-                <w:rFonts w:asciiTheme="majorBidi" w:hAnsiTheme="majorBidi" w:cstheme="majorBidi"/>
-                <w:sz w:val="22"/>
-                <w:szCs w:val="22"/>
-              </w:rPr>
-              <w:t>1</w:t>
-            </w:r>
-            <w:r>
-              <w:rPr>
-                <w:rFonts w:asciiTheme="majorBidi" w:hAnsiTheme="majorBidi" w:cstheme="majorBidi"/>
-                <w:sz w:val="22"/>
-                <w:szCs w:val="22"/>
-              </w:rPr>
-              <w:t>1</w:t>
+              <w:t>UC11</w:t>
             </w:r>
           </w:p>
         </w:tc>
@@ -5124,15 +5076,7 @@
                 <w:sz w:val="22"/>
                 <w:szCs w:val="22"/>
               </w:rPr>
-              <w:t>U</w:t>
-            </w:r>
-            <w:r>
-              <w:rPr>
-                <w:rFonts w:asciiTheme="majorBidi" w:hAnsiTheme="majorBidi" w:cstheme="majorBidi"/>
-                <w:sz w:val="22"/>
-                <w:szCs w:val="22"/>
-              </w:rPr>
-              <w:t>C12</w:t>
+              <w:t>UC12</w:t>
             </w:r>
           </w:p>
         </w:tc>
@@ -5816,15 +5760,7 @@
                 <w:sz w:val="22"/>
                 <w:szCs w:val="22"/>
               </w:rPr>
-              <w:t>UC</w:t>
-            </w:r>
-            <w:r>
-              <w:rPr>
-                <w:rFonts w:asciiTheme="majorBidi" w:hAnsiTheme="majorBidi" w:cstheme="majorBidi"/>
-                <w:sz w:val="22"/>
-                <w:szCs w:val="22"/>
-              </w:rPr>
-              <w:t>13</w:t>
+              <w:t>UC13</w:t>
             </w:r>
           </w:p>
         </w:tc>
@@ -6474,15 +6410,7 @@
                 <w:sz w:val="22"/>
                 <w:szCs w:val="22"/>
               </w:rPr>
-              <w:t>UC</w:t>
-            </w:r>
-            <w:r>
-              <w:rPr>
-                <w:rFonts w:asciiTheme="majorBidi" w:hAnsiTheme="majorBidi" w:cstheme="majorBidi"/>
-                <w:sz w:val="22"/>
-                <w:szCs w:val="22"/>
-              </w:rPr>
-              <w:t>14</w:t>
+              <w:t>UC14</w:t>
             </w:r>
           </w:p>
         </w:tc>
@@ -7146,15 +7074,7 @@
                 <w:sz w:val="22"/>
                 <w:szCs w:val="22"/>
               </w:rPr>
-              <w:t>UC</w:t>
-            </w:r>
-            <w:r>
-              <w:rPr>
-                <w:rFonts w:asciiTheme="majorBidi" w:hAnsiTheme="majorBidi" w:cstheme="majorBidi"/>
-                <w:sz w:val="22"/>
-                <w:szCs w:val="22"/>
-              </w:rPr>
-              <w:t>15</w:t>
+              <w:t>UC15</w:t>
             </w:r>
           </w:p>
         </w:tc>
@@ -7990,15 +7910,7 @@
                 <w:sz w:val="22"/>
                 <w:szCs w:val="22"/>
               </w:rPr>
-              <w:t>UC</w:t>
-            </w:r>
-            <w:r>
-              <w:rPr>
-                <w:rFonts w:asciiTheme="majorBidi" w:hAnsiTheme="majorBidi" w:cstheme="majorBidi"/>
-                <w:sz w:val="22"/>
-                <w:szCs w:val="22"/>
-              </w:rPr>
-              <w:t>16</w:t>
+              <w:t>UC16</w:t>
             </w:r>
           </w:p>
         </w:tc>
@@ -8692,15 +8604,7 @@
                 <w:sz w:val="22"/>
                 <w:szCs w:val="22"/>
               </w:rPr>
-              <w:t>UC</w:t>
-            </w:r>
-            <w:r>
-              <w:rPr>
-                <w:rFonts w:asciiTheme="majorBidi" w:hAnsiTheme="majorBidi" w:cstheme="majorBidi"/>
-                <w:sz w:val="22"/>
-                <w:szCs w:val="22"/>
-              </w:rPr>
-              <w:t>17</w:t>
+              <w:t>UC17</w:t>
             </w:r>
           </w:p>
         </w:tc>
@@ -9517,15 +9421,7 @@
                 <w:sz w:val="22"/>
                 <w:szCs w:val="22"/>
               </w:rPr>
-              <w:t>UC</w:t>
-            </w:r>
-            <w:r>
-              <w:rPr>
-                <w:rFonts w:asciiTheme="majorBidi" w:hAnsiTheme="majorBidi" w:cstheme="majorBidi"/>
-                <w:sz w:val="22"/>
-                <w:szCs w:val="22"/>
-              </w:rPr>
-              <w:t>18</w:t>
+              <w:t>UC18</w:t>
             </w:r>
           </w:p>
         </w:tc>
@@ -10873,15 +10769,7 @@
                 <w:sz w:val="22"/>
                 <w:szCs w:val="22"/>
               </w:rPr>
-              <w:t>UC</w:t>
-            </w:r>
-            <w:r>
-              <w:rPr>
-                <w:rFonts w:asciiTheme="majorBidi" w:hAnsiTheme="majorBidi" w:cstheme="majorBidi"/>
-                <w:sz w:val="22"/>
-                <w:szCs w:val="22"/>
-              </w:rPr>
-              <w:t>20</w:t>
+              <w:t>UC20</w:t>
             </w:r>
           </w:p>
         </w:tc>
@@ -10929,15 +10817,7 @@
                 <w:sz w:val="22"/>
                 <w:szCs w:val="22"/>
               </w:rPr>
-              <w:t>Cancel</w:t>
-            </w:r>
-            <w:r>
-              <w:rPr>
-                <w:rFonts w:asciiTheme="majorBidi" w:hAnsiTheme="majorBidi" w:cstheme="majorBidi"/>
-                <w:sz w:val="22"/>
-                <w:szCs w:val="22"/>
-              </w:rPr>
-              <w:t>Promotion</w:t>
+              <w:t>CancelPromotion</w:t>
             </w:r>
             <w:proofErr w:type="spellEnd"/>
           </w:p>
@@ -10985,6 +10865,62 @@
               </w:rPr>
               <w:t xml:space="preserve"> </w:t>
             </w:r>
+            <w:r>
+              <w:rPr>
+                <w:rFonts w:asciiTheme="majorBidi" w:hAnsiTheme="majorBidi" w:cstheme="majorBidi"/>
+                <w:sz w:val="22"/>
+                <w:szCs w:val="22"/>
+              </w:rPr>
+              <w:t>This use case defines how an administrator cancels an ongoing promotion so that</w:t>
+            </w:r>
+            <w:r>
+              <w:rPr>
+                <w:rFonts w:asciiTheme="majorBidi" w:hAnsiTheme="majorBidi" w:cstheme="majorBidi"/>
+                <w:sz w:val="22"/>
+                <w:szCs w:val="22"/>
+              </w:rPr>
+              <w:t xml:space="preserve"> the promotion</w:t>
+            </w:r>
+            <w:r>
+              <w:rPr>
+                <w:rFonts w:asciiTheme="majorBidi" w:hAnsiTheme="majorBidi" w:cstheme="majorBidi"/>
+                <w:sz w:val="22"/>
+                <w:szCs w:val="22"/>
+              </w:rPr>
+              <w:t xml:space="preserve"> </w:t>
+            </w:r>
+            <w:r>
+              <w:rPr>
+                <w:rFonts w:asciiTheme="majorBidi" w:hAnsiTheme="majorBidi" w:cstheme="majorBidi"/>
+                <w:sz w:val="22"/>
+                <w:szCs w:val="22"/>
+              </w:rPr>
+              <w:t>doesn’t</w:t>
+            </w:r>
+            <w:r>
+              <w:rPr>
+                <w:rFonts w:asciiTheme="majorBidi" w:hAnsiTheme="majorBidi" w:cstheme="majorBidi"/>
+                <w:sz w:val="22"/>
+                <w:szCs w:val="22"/>
+              </w:rPr>
+              <w:t xml:space="preserve"> apply to </w:t>
+            </w:r>
+            <w:r>
+              <w:rPr>
+                <w:rFonts w:asciiTheme="majorBidi" w:hAnsiTheme="majorBidi" w:cstheme="majorBidi"/>
+                <w:sz w:val="22"/>
+                <w:szCs w:val="22"/>
+              </w:rPr>
+              <w:t xml:space="preserve">customer </w:t>
+            </w:r>
+            <w:r>
+              <w:rPr>
+                <w:rFonts w:asciiTheme="majorBidi" w:hAnsiTheme="majorBidi" w:cstheme="majorBidi"/>
+                <w:sz w:val="22"/>
+                <w:szCs w:val="22"/>
+              </w:rPr>
+              <w:t>purchases.</w:t>
+            </w:r>
           </w:p>
         </w:tc>
       </w:tr>
@@ -11031,6 +10967,14 @@
               </w:rPr>
               <w:t xml:space="preserve"> </w:t>
             </w:r>
+            <w:r>
+              <w:rPr>
+                <w:rFonts w:asciiTheme="majorBidi" w:hAnsiTheme="majorBidi" w:cstheme="majorBidi"/>
+                <w:sz w:val="22"/>
+                <w:szCs w:val="22"/>
+              </w:rPr>
+              <w:t>Admin</w:t>
+            </w:r>
           </w:p>
         </w:tc>
       </w:tr>
@@ -11074,6 +11018,14 @@
                 <w:szCs w:val="22"/>
               </w:rPr>
               <w:t xml:space="preserve"> </w:t>
+            </w:r>
+            <w:r>
+              <w:rPr>
+                <w:rFonts w:asciiTheme="majorBidi" w:hAnsiTheme="majorBidi" w:cstheme="majorBidi"/>
+                <w:sz w:val="22"/>
+                <w:szCs w:val="22"/>
+              </w:rPr>
+              <w:t>IPOS-CA</w:t>
             </w:r>
           </w:p>
         </w:tc>
@@ -11128,6 +11080,55 @@
                 <w:szCs w:val="22"/>
               </w:rPr>
             </w:pPr>
+            <w:r>
+              <w:rPr>
+                <w:rFonts w:asciiTheme="majorBidi" w:hAnsiTheme="majorBidi" w:cstheme="majorBidi"/>
+                <w:sz w:val="22"/>
+                <w:szCs w:val="22"/>
+              </w:rPr>
+              <w:t>Admin is logged into IPOS-PU.</w:t>
+            </w:r>
+          </w:p>
+          <w:p>
+            <w:pPr>
+              <w:pStyle w:val="ListParagraph"/>
+              <w:numPr>
+                <w:ilvl w:val="0"/>
+                <w:numId w:val="52"/>
+              </w:numPr>
+              <w:spacing w:after="0"/>
+              <w:rPr>
+                <w:rFonts w:asciiTheme="majorBidi" w:hAnsiTheme="majorBidi" w:cstheme="majorBidi"/>
+                <w:sz w:val="22"/>
+                <w:szCs w:val="22"/>
+              </w:rPr>
+            </w:pPr>
+            <w:proofErr w:type="spellStart"/>
+            <w:r>
+              <w:rPr>
+                <w:rFonts w:asciiTheme="majorBidi" w:hAnsiTheme="majorBidi" w:cstheme="majorBidi"/>
+                <w:sz w:val="22"/>
+                <w:szCs w:val="22"/>
+              </w:rPr>
+              <w:t>Atleast</w:t>
+            </w:r>
+            <w:proofErr w:type="spellEnd"/>
+            <w:r>
+              <w:rPr>
+                <w:rFonts w:asciiTheme="majorBidi" w:hAnsiTheme="majorBidi" w:cstheme="majorBidi"/>
+                <w:sz w:val="22"/>
+                <w:szCs w:val="22"/>
+              </w:rPr>
+              <w:t xml:space="preserve"> one of the promotions </w:t>
+            </w:r>
+            <w:r>
+              <w:rPr>
+                <w:rFonts w:asciiTheme="majorBidi" w:hAnsiTheme="majorBidi" w:cstheme="majorBidi"/>
+                <w:sz w:val="22"/>
+                <w:szCs w:val="22"/>
+              </w:rPr>
+              <w:t>is active.</w:t>
+            </w:r>
           </w:p>
         </w:tc>
       </w:tr>
@@ -11211,6 +11212,14 @@
               </w:rPr>
               <w:t xml:space="preserve">: </w:t>
             </w:r>
+            <w:r>
+              <w:rPr>
+                <w:rFonts w:asciiTheme="majorBidi" w:hAnsiTheme="majorBidi" w:cstheme="majorBidi"/>
+                <w:sz w:val="22"/>
+                <w:szCs w:val="22"/>
+              </w:rPr>
+              <w:t>None.</w:t>
+            </w:r>
           </w:p>
         </w:tc>
       </w:tr>
@@ -11255,6 +11264,14 @@
                 <w:szCs w:val="22"/>
               </w:rPr>
               <w:t xml:space="preserve"> </w:t>
+            </w:r>
+            <w:r>
+              <w:rPr>
+                <w:rFonts w:asciiTheme="majorBidi" w:hAnsiTheme="majorBidi" w:cstheme="majorBidi"/>
+                <w:sz w:val="22"/>
+                <w:szCs w:val="22"/>
+              </w:rPr>
+              <w:t>None.</w:t>
             </w:r>
           </w:p>
         </w:tc>
@@ -11309,6 +11326,45 @@
                 <w:szCs w:val="22"/>
               </w:rPr>
             </w:pPr>
+            <w:r>
+              <w:rPr>
+                <w:rFonts w:asciiTheme="majorBidi" w:hAnsiTheme="majorBidi" w:cstheme="majorBidi"/>
+                <w:sz w:val="22"/>
+                <w:szCs w:val="22"/>
+              </w:rPr>
+              <w:t>The selected promotion is no longer active.</w:t>
+            </w:r>
+          </w:p>
+          <w:p>
+            <w:pPr>
+              <w:pStyle w:val="ListParagraph"/>
+              <w:numPr>
+                <w:ilvl w:val="0"/>
+                <w:numId w:val="53"/>
+              </w:numPr>
+              <w:spacing w:after="0"/>
+              <w:rPr>
+                <w:rFonts w:asciiTheme="majorBidi" w:hAnsiTheme="majorBidi" w:cstheme="majorBidi"/>
+                <w:sz w:val="22"/>
+                <w:szCs w:val="22"/>
+              </w:rPr>
+            </w:pPr>
+            <w:r>
+              <w:rPr>
+                <w:rFonts w:asciiTheme="majorBidi" w:hAnsiTheme="majorBidi" w:cstheme="majorBidi"/>
+                <w:sz w:val="22"/>
+                <w:szCs w:val="22"/>
+              </w:rPr>
+              <w:t>The cancelled promotion doesn’t apply to customer purchases</w:t>
+            </w:r>
+            <w:r>
+              <w:rPr>
+                <w:rFonts w:asciiTheme="majorBidi" w:hAnsiTheme="majorBidi" w:cstheme="majorBidi"/>
+                <w:sz w:val="22"/>
+                <w:szCs w:val="22"/>
+              </w:rPr>
+              <w:t>.</w:t>
+            </w:r>
           </w:p>
         </w:tc>
       </w:tr>
@@ -11346,6 +11402,1409 @@
                 <w:szCs w:val="22"/>
               </w:rPr>
               <w:t xml:space="preserve">Alternative flows: </w:t>
+            </w:r>
+          </w:p>
+          <w:p>
+            <w:pPr>
+              <w:spacing w:after="0"/>
+              <w:rPr>
+                <w:rFonts w:asciiTheme="majorBidi" w:hAnsiTheme="majorBidi" w:cstheme="majorBidi"/>
+                <w:sz w:val="22"/>
+                <w:szCs w:val="22"/>
+              </w:rPr>
+            </w:pPr>
+            <w:r>
+              <w:rPr>
+                <w:rFonts w:asciiTheme="majorBidi" w:hAnsiTheme="majorBidi" w:cstheme="majorBidi"/>
+                <w:sz w:val="22"/>
+                <w:szCs w:val="22"/>
+              </w:rPr>
+              <w:t>I</w:t>
+            </w:r>
+            <w:r>
+              <w:rPr>
+                <w:rFonts w:asciiTheme="majorBidi" w:hAnsiTheme="majorBidi" w:cstheme="majorBidi"/>
+                <w:sz w:val="22"/>
+                <w:szCs w:val="22"/>
+              </w:rPr>
+              <w:t>nactive</w:t>
+            </w:r>
+            <w:r>
+              <w:rPr>
+                <w:rFonts w:asciiTheme="majorBidi" w:hAnsiTheme="majorBidi" w:cstheme="majorBidi"/>
+                <w:sz w:val="22"/>
+                <w:szCs w:val="22"/>
+              </w:rPr>
+              <w:t xml:space="preserve"> promotion</w:t>
+            </w:r>
+            <w:r>
+              <w:rPr>
+                <w:rFonts w:asciiTheme="majorBidi" w:hAnsiTheme="majorBidi" w:cstheme="majorBidi"/>
+                <w:sz w:val="22"/>
+                <w:szCs w:val="22"/>
+              </w:rPr>
+              <w:t>.</w:t>
+            </w:r>
+          </w:p>
+          <w:p>
+            <w:pPr>
+              <w:spacing w:after="0"/>
+              <w:rPr>
+                <w:rFonts w:asciiTheme="majorBidi" w:hAnsiTheme="majorBidi" w:cstheme="majorBidi"/>
+                <w:sz w:val="22"/>
+                <w:szCs w:val="22"/>
+              </w:rPr>
+            </w:pPr>
+          </w:p>
+        </w:tc>
+      </w:tr>
+    </w:tbl>
+    <w:p/>
+    <w:tbl>
+      <w:tblPr>
+        <w:tblW w:w="10063" w:type="dxa"/>
+        <w:tblInd w:w="-1" w:type="dxa"/>
+        <w:tblLayout w:type="fixed"/>
+        <w:tblCellMar>
+          <w:top w:w="55" w:type="dxa"/>
+          <w:left w:w="55" w:type="dxa"/>
+          <w:bottom w:w="55" w:type="dxa"/>
+          <w:right w:w="55" w:type="dxa"/>
+        </w:tblCellMar>
+        <w:tblLook w:val="0000" w:firstRow="0" w:lastRow="0" w:firstColumn="0" w:lastColumn="0" w:noHBand="0" w:noVBand="0"/>
+      </w:tblPr>
+      <w:tblGrid>
+        <w:gridCol w:w="4740"/>
+        <w:gridCol w:w="5323"/>
+      </w:tblGrid>
+      <w:tr>
+        <w:trPr>
+          <w:trHeight w:val="291"/>
+        </w:trPr>
+        <w:tc>
+          <w:tcPr>
+            <w:tcW w:w="4740" w:type="dxa"/>
+            <w:tcBorders>
+              <w:top w:val="single" w:sz="1" w:space="0" w:color="000000"/>
+              <w:left w:val="single" w:sz="1" w:space="0" w:color="000000"/>
+              <w:bottom w:val="single" w:sz="1" w:space="0" w:color="000000"/>
+              <w:right w:val="single" w:sz="1" w:space="0" w:color="000000"/>
+            </w:tcBorders>
+          </w:tcPr>
+          <w:p>
+            <w:pPr>
+              <w:spacing w:after="0"/>
+              <w:rPr>
+                <w:rFonts w:asciiTheme="majorBidi" w:hAnsiTheme="majorBidi" w:cstheme="majorBidi"/>
+                <w:sz w:val="22"/>
+                <w:szCs w:val="22"/>
+              </w:rPr>
+            </w:pPr>
+            <w:r>
+              <w:rPr>
+                <w:rFonts w:asciiTheme="majorBidi" w:hAnsiTheme="majorBidi" w:cstheme="majorBidi"/>
+                <w:b/>
+                <w:bCs/>
+                <w:sz w:val="22"/>
+                <w:szCs w:val="22"/>
+              </w:rPr>
+              <w:t>Use case ID:</w:t>
+            </w:r>
+            <w:r>
+              <w:rPr>
+                <w:rFonts w:asciiTheme="majorBidi" w:hAnsiTheme="majorBidi" w:cstheme="majorBidi"/>
+                <w:sz w:val="22"/>
+                <w:szCs w:val="22"/>
+              </w:rPr>
+              <w:t xml:space="preserve"> </w:t>
+            </w:r>
+            <w:r>
+              <w:rPr>
+                <w:rFonts w:asciiTheme="majorBidi" w:hAnsiTheme="majorBidi" w:cstheme="majorBidi"/>
+                <w:sz w:val="22"/>
+                <w:szCs w:val="22"/>
+              </w:rPr>
+              <w:t>UC21</w:t>
+            </w:r>
+          </w:p>
+        </w:tc>
+        <w:tc>
+          <w:tcPr>
+            <w:tcW w:w="5323" w:type="dxa"/>
+            <w:tcBorders>
+              <w:top w:val="single" w:sz="1" w:space="0" w:color="000000"/>
+              <w:left w:val="single" w:sz="1" w:space="0" w:color="000000"/>
+              <w:bottom w:val="single" w:sz="1" w:space="0" w:color="000000"/>
+              <w:right w:val="single" w:sz="1" w:space="0" w:color="000000"/>
+            </w:tcBorders>
+          </w:tcPr>
+          <w:p>
+            <w:pPr>
+              <w:spacing w:after="0"/>
+              <w:rPr>
+                <w:rFonts w:asciiTheme="majorBidi" w:hAnsiTheme="majorBidi" w:cstheme="majorBidi"/>
+                <w:sz w:val="22"/>
+                <w:szCs w:val="22"/>
+              </w:rPr>
+            </w:pPr>
+            <w:r>
+              <w:rPr>
+                <w:rFonts w:asciiTheme="majorBidi" w:hAnsiTheme="majorBidi" w:cstheme="majorBidi"/>
+                <w:b/>
+                <w:bCs/>
+                <w:sz w:val="22"/>
+                <w:szCs w:val="22"/>
+              </w:rPr>
+              <w:t>Use case:</w:t>
+            </w:r>
+            <w:r>
+              <w:rPr>
+                <w:rFonts w:asciiTheme="majorBidi" w:hAnsiTheme="majorBidi" w:cstheme="majorBidi"/>
+                <w:sz w:val="22"/>
+                <w:szCs w:val="22"/>
+              </w:rPr>
+              <w:t xml:space="preserve"> </w:t>
+            </w:r>
+            <w:proofErr w:type="spellStart"/>
+            <w:r>
+              <w:rPr>
+                <w:rFonts w:asciiTheme="majorBidi" w:hAnsiTheme="majorBidi" w:cstheme="majorBidi"/>
+                <w:sz w:val="22"/>
+                <w:szCs w:val="22"/>
+              </w:rPr>
+              <w:t>Search</w:t>
+            </w:r>
+            <w:r>
+              <w:rPr>
+                <w:rFonts w:asciiTheme="majorBidi" w:hAnsiTheme="majorBidi" w:cstheme="majorBidi"/>
+                <w:sz w:val="22"/>
+                <w:szCs w:val="22"/>
+              </w:rPr>
+              <w:t>Promotion</w:t>
+            </w:r>
+            <w:proofErr w:type="spellEnd"/>
+          </w:p>
+        </w:tc>
+      </w:tr>
+      <w:tr>
+        <w:trPr>
+          <w:trHeight w:val="388"/>
+        </w:trPr>
+        <w:tc>
+          <w:tcPr>
+            <w:tcW w:w="10063" w:type="dxa"/>
+            <w:gridSpan w:val="2"/>
+            <w:tcBorders>
+              <w:left w:val="single" w:sz="1" w:space="0" w:color="000000"/>
+              <w:bottom w:val="single" w:sz="1" w:space="0" w:color="000000"/>
+              <w:right w:val="single" w:sz="1" w:space="0" w:color="000000"/>
+            </w:tcBorders>
+          </w:tcPr>
+          <w:p>
+            <w:pPr>
+              <w:spacing w:after="0"/>
+              <w:jc w:val="both"/>
+              <w:rPr>
+                <w:rFonts w:asciiTheme="majorBidi" w:hAnsiTheme="majorBidi" w:cstheme="majorBidi"/>
+                <w:sz w:val="22"/>
+                <w:szCs w:val="22"/>
+              </w:rPr>
+            </w:pPr>
+            <w:r>
+              <w:rPr>
+                <w:rFonts w:asciiTheme="majorBidi" w:hAnsiTheme="majorBidi" w:cstheme="majorBidi"/>
+                <w:b/>
+                <w:bCs/>
+                <w:sz w:val="22"/>
+                <w:szCs w:val="22"/>
+              </w:rPr>
+              <w:t>Brief Description:</w:t>
+            </w:r>
+            <w:r>
+              <w:rPr>
+                <w:rFonts w:asciiTheme="majorBidi" w:hAnsiTheme="majorBidi" w:cstheme="majorBidi"/>
+                <w:sz w:val="22"/>
+                <w:szCs w:val="22"/>
+              </w:rPr>
+              <w:t xml:space="preserve"> </w:t>
+            </w:r>
+            <w:r>
+              <w:rPr>
+                <w:rFonts w:asciiTheme="majorBidi" w:hAnsiTheme="majorBidi" w:cstheme="majorBidi"/>
+                <w:sz w:val="22"/>
+                <w:szCs w:val="22"/>
+              </w:rPr>
+              <w:t>This use case defines how an administrator can search promotions within IPOS-PU to view promotion details.</w:t>
+            </w:r>
+          </w:p>
+        </w:tc>
+      </w:tr>
+      <w:tr>
+        <w:trPr>
+          <w:trHeight w:val="291"/>
+        </w:trPr>
+        <w:tc>
+          <w:tcPr>
+            <w:tcW w:w="10063" w:type="dxa"/>
+            <w:gridSpan w:val="2"/>
+            <w:tcBorders>
+              <w:left w:val="single" w:sz="1" w:space="0" w:color="000000"/>
+              <w:bottom w:val="single" w:sz="1" w:space="0" w:color="000000"/>
+              <w:right w:val="single" w:sz="1" w:space="0" w:color="000000"/>
+            </w:tcBorders>
+          </w:tcPr>
+          <w:p>
+            <w:pPr>
+              <w:spacing w:after="0"/>
+              <w:rPr>
+                <w:rFonts w:asciiTheme="majorBidi" w:hAnsiTheme="majorBidi" w:cstheme="majorBidi"/>
+                <w:b/>
+                <w:bCs/>
+                <w:sz w:val="22"/>
+                <w:szCs w:val="22"/>
+              </w:rPr>
+            </w:pPr>
+            <w:r>
+              <w:rPr>
+                <w:rFonts w:asciiTheme="majorBidi" w:hAnsiTheme="majorBidi" w:cstheme="majorBidi"/>
+                <w:b/>
+                <w:bCs/>
+                <w:sz w:val="22"/>
+                <w:szCs w:val="22"/>
+              </w:rPr>
+              <w:t>Primary actors:</w:t>
+            </w:r>
+            <w:r>
+              <w:rPr>
+                <w:rFonts w:asciiTheme="majorBidi" w:hAnsiTheme="majorBidi" w:cstheme="majorBidi"/>
+                <w:sz w:val="22"/>
+                <w:szCs w:val="22"/>
+              </w:rPr>
+              <w:t xml:space="preserve"> </w:t>
+            </w:r>
+            <w:r>
+              <w:rPr>
+                <w:rFonts w:asciiTheme="majorBidi" w:hAnsiTheme="majorBidi" w:cstheme="majorBidi"/>
+                <w:sz w:val="22"/>
+                <w:szCs w:val="22"/>
+              </w:rPr>
+              <w:t>Admin</w:t>
+            </w:r>
+          </w:p>
+        </w:tc>
+      </w:tr>
+      <w:tr>
+        <w:trPr>
+          <w:trHeight w:val="291"/>
+        </w:trPr>
+        <w:tc>
+          <w:tcPr>
+            <w:tcW w:w="10063" w:type="dxa"/>
+            <w:gridSpan w:val="2"/>
+            <w:tcBorders>
+              <w:left w:val="single" w:sz="1" w:space="0" w:color="000000"/>
+              <w:bottom w:val="single" w:sz="1" w:space="0" w:color="000000"/>
+              <w:right w:val="single" w:sz="1" w:space="0" w:color="000000"/>
+            </w:tcBorders>
+          </w:tcPr>
+          <w:p>
+            <w:pPr>
+              <w:spacing w:after="0"/>
+              <w:rPr>
+                <w:rFonts w:asciiTheme="majorBidi" w:hAnsiTheme="majorBidi" w:cstheme="majorBidi"/>
+                <w:sz w:val="22"/>
+                <w:szCs w:val="22"/>
+              </w:rPr>
+            </w:pPr>
+            <w:r>
+              <w:rPr>
+                <w:rFonts w:asciiTheme="majorBidi" w:hAnsiTheme="majorBidi" w:cstheme="majorBidi"/>
+                <w:b/>
+                <w:bCs/>
+                <w:sz w:val="22"/>
+                <w:szCs w:val="22"/>
+              </w:rPr>
+              <w:t>Secondary actors:</w:t>
+            </w:r>
+            <w:r>
+              <w:rPr>
+                <w:rFonts w:asciiTheme="majorBidi" w:hAnsiTheme="majorBidi" w:cstheme="majorBidi"/>
+                <w:sz w:val="22"/>
+                <w:szCs w:val="22"/>
+              </w:rPr>
+              <w:t xml:space="preserve"> </w:t>
+            </w:r>
+            <w:r>
+              <w:rPr>
+                <w:rFonts w:asciiTheme="majorBidi" w:hAnsiTheme="majorBidi" w:cstheme="majorBidi"/>
+                <w:sz w:val="22"/>
+                <w:szCs w:val="22"/>
+              </w:rPr>
+              <w:t>None</w:t>
+            </w:r>
+          </w:p>
+        </w:tc>
+      </w:tr>
+      <w:tr>
+        <w:trPr>
+          <w:trHeight w:val="830"/>
+        </w:trPr>
+        <w:tc>
+          <w:tcPr>
+            <w:tcW w:w="10063" w:type="dxa"/>
+            <w:gridSpan w:val="2"/>
+            <w:tcBorders>
+              <w:left w:val="single" w:sz="1" w:space="0" w:color="000000"/>
+              <w:bottom w:val="single" w:sz="1" w:space="0" w:color="000000"/>
+              <w:right w:val="single" w:sz="1" w:space="0" w:color="000000"/>
+            </w:tcBorders>
+          </w:tcPr>
+          <w:p>
+            <w:pPr>
+              <w:spacing w:after="0"/>
+              <w:rPr>
+                <w:rFonts w:asciiTheme="majorBidi" w:hAnsiTheme="majorBidi" w:cstheme="majorBidi"/>
+                <w:b/>
+                <w:bCs/>
+                <w:sz w:val="22"/>
+                <w:szCs w:val="22"/>
+              </w:rPr>
+            </w:pPr>
+            <w:r>
+              <w:rPr>
+                <w:rFonts w:asciiTheme="majorBidi" w:hAnsiTheme="majorBidi" w:cstheme="majorBidi"/>
+                <w:b/>
+                <w:bCs/>
+                <w:sz w:val="22"/>
+                <w:szCs w:val="22"/>
+              </w:rPr>
+              <w:t>Preconditions:</w:t>
+            </w:r>
+          </w:p>
+          <w:p>
+            <w:pPr>
+              <w:pStyle w:val="ListParagraph"/>
+              <w:numPr>
+                <w:ilvl w:val="0"/>
+                <w:numId w:val="60"/>
+              </w:numPr>
+              <w:spacing w:after="0"/>
+              <w:rPr>
+                <w:rFonts w:asciiTheme="majorBidi" w:hAnsiTheme="majorBidi" w:cstheme="majorBidi"/>
+                <w:sz w:val="22"/>
+                <w:szCs w:val="22"/>
+              </w:rPr>
+            </w:pPr>
+            <w:r>
+              <w:rPr>
+                <w:rFonts w:asciiTheme="majorBidi" w:hAnsiTheme="majorBidi" w:cstheme="majorBidi"/>
+                <w:sz w:val="22"/>
+                <w:szCs w:val="22"/>
+              </w:rPr>
+              <w:t>The system is operational.</w:t>
+            </w:r>
+          </w:p>
+          <w:p>
+            <w:pPr>
+              <w:pStyle w:val="ListParagraph"/>
+              <w:numPr>
+                <w:ilvl w:val="0"/>
+                <w:numId w:val="60"/>
+              </w:numPr>
+              <w:spacing w:after="0"/>
+              <w:rPr>
+                <w:rFonts w:asciiTheme="majorBidi" w:hAnsiTheme="majorBidi" w:cstheme="majorBidi"/>
+                <w:b/>
+                <w:bCs/>
+                <w:sz w:val="22"/>
+                <w:szCs w:val="22"/>
+              </w:rPr>
+            </w:pPr>
+            <w:r>
+              <w:rPr>
+                <w:rFonts w:asciiTheme="majorBidi" w:hAnsiTheme="majorBidi" w:cstheme="majorBidi"/>
+                <w:sz w:val="22"/>
+                <w:szCs w:val="22"/>
+              </w:rPr>
+              <w:t>The admin is logged into IPOS-PU</w:t>
+            </w:r>
+          </w:p>
+          <w:p>
+            <w:pPr>
+              <w:pStyle w:val="ListParagraph"/>
+              <w:spacing w:after="0"/>
+              <w:rPr>
+                <w:rFonts w:asciiTheme="majorBidi" w:hAnsiTheme="majorBidi" w:cstheme="majorBidi"/>
+                <w:b/>
+                <w:bCs/>
+                <w:sz w:val="22"/>
+                <w:szCs w:val="22"/>
+              </w:rPr>
+            </w:pPr>
+          </w:p>
+        </w:tc>
+      </w:tr>
+      <w:tr>
+        <w:trPr>
+          <w:trHeight w:val="383"/>
+        </w:trPr>
+        <w:tc>
+          <w:tcPr>
+            <w:tcW w:w="10063" w:type="dxa"/>
+            <w:gridSpan w:val="2"/>
+            <w:tcBorders>
+              <w:left w:val="single" w:sz="1" w:space="0" w:color="000000"/>
+              <w:bottom w:val="single" w:sz="1" w:space="0" w:color="000000"/>
+              <w:right w:val="single" w:sz="1" w:space="0" w:color="000000"/>
+            </w:tcBorders>
+          </w:tcPr>
+          <w:p>
+            <w:pPr>
+              <w:spacing w:after="0"/>
+              <w:rPr>
+                <w:rFonts w:asciiTheme="majorBidi" w:hAnsiTheme="majorBidi" w:cstheme="majorBidi"/>
+                <w:b/>
+                <w:bCs/>
+                <w:sz w:val="22"/>
+                <w:szCs w:val="22"/>
+              </w:rPr>
+            </w:pPr>
+            <w:r>
+              <w:rPr>
+                <w:rFonts w:asciiTheme="majorBidi" w:hAnsiTheme="majorBidi" w:cstheme="majorBidi"/>
+                <w:b/>
+                <w:bCs/>
+                <w:sz w:val="22"/>
+                <w:szCs w:val="22"/>
+              </w:rPr>
+              <w:t>Main flow: Not required</w:t>
+            </w:r>
+          </w:p>
+        </w:tc>
+      </w:tr>
+      <w:tr>
+        <w:trPr>
+          <w:trHeight w:val="286"/>
+        </w:trPr>
+        <w:tc>
+          <w:tcPr>
+            <w:tcW w:w="10063" w:type="dxa"/>
+            <w:gridSpan w:val="2"/>
+            <w:tcBorders>
+              <w:left w:val="single" w:sz="1" w:space="0" w:color="000000"/>
+              <w:bottom w:val="single" w:sz="1" w:space="0" w:color="000000"/>
+              <w:right w:val="single" w:sz="1" w:space="0" w:color="000000"/>
+            </w:tcBorders>
+          </w:tcPr>
+          <w:p>
+            <w:pPr>
+              <w:rPr>
+                <w:rFonts w:asciiTheme="majorBidi" w:hAnsiTheme="majorBidi" w:cstheme="majorBidi"/>
+                <w:sz w:val="22"/>
+                <w:szCs w:val="22"/>
+              </w:rPr>
+            </w:pPr>
+            <w:r>
+              <w:rPr>
+                <w:rFonts w:asciiTheme="majorBidi" w:hAnsiTheme="majorBidi" w:cstheme="majorBidi"/>
+                <w:b/>
+                <w:bCs/>
+                <w:i/>
+                <w:iCs/>
+                <w:sz w:val="22"/>
+                <w:szCs w:val="22"/>
+              </w:rPr>
+              <w:t>Extension use cases</w:t>
+            </w:r>
+            <w:r>
+              <w:rPr>
+                <w:rFonts w:asciiTheme="majorBidi" w:hAnsiTheme="majorBidi" w:cstheme="majorBidi"/>
+                <w:sz w:val="22"/>
+                <w:szCs w:val="22"/>
+              </w:rPr>
+              <w:t xml:space="preserve">: </w:t>
+            </w:r>
+            <w:r>
+              <w:rPr>
+                <w:rFonts w:asciiTheme="majorBidi" w:hAnsiTheme="majorBidi" w:cstheme="majorBidi"/>
+                <w:sz w:val="22"/>
+                <w:szCs w:val="22"/>
+              </w:rPr>
+              <w:t>None.</w:t>
+            </w:r>
+          </w:p>
+        </w:tc>
+      </w:tr>
+      <w:tr>
+        <w:trPr>
+          <w:trHeight w:val="455"/>
+        </w:trPr>
+        <w:tc>
+          <w:tcPr>
+            <w:tcW w:w="10063" w:type="dxa"/>
+            <w:gridSpan w:val="2"/>
+            <w:tcBorders>
+              <w:left w:val="single" w:sz="1" w:space="0" w:color="000000"/>
+              <w:bottom w:val="single" w:sz="1" w:space="0" w:color="000000"/>
+              <w:right w:val="single" w:sz="1" w:space="0" w:color="000000"/>
+            </w:tcBorders>
+          </w:tcPr>
+          <w:p>
+            <w:pPr>
+              <w:rPr>
+                <w:rFonts w:asciiTheme="majorBidi" w:hAnsiTheme="majorBidi" w:cstheme="majorBidi"/>
+                <w:sz w:val="22"/>
+                <w:szCs w:val="22"/>
+              </w:rPr>
+            </w:pPr>
+            <w:r>
+              <w:rPr>
+                <w:rFonts w:asciiTheme="majorBidi" w:hAnsiTheme="majorBidi" w:cstheme="majorBidi"/>
+                <w:b/>
+                <w:bCs/>
+                <w:i/>
+                <w:iCs/>
+                <w:sz w:val="22"/>
+                <w:szCs w:val="22"/>
+              </w:rPr>
+              <w:t>Inclusion use cases:</w:t>
+            </w:r>
+            <w:r>
+              <w:rPr>
+                <w:rFonts w:asciiTheme="majorBidi" w:hAnsiTheme="majorBidi" w:cstheme="majorBidi"/>
+                <w:sz w:val="22"/>
+                <w:szCs w:val="22"/>
+              </w:rPr>
+              <w:t xml:space="preserve"> </w:t>
+            </w:r>
+            <w:r>
+              <w:rPr>
+                <w:rFonts w:asciiTheme="majorBidi" w:hAnsiTheme="majorBidi" w:cstheme="majorBidi"/>
+                <w:sz w:val="22"/>
+                <w:szCs w:val="22"/>
+              </w:rPr>
+              <w:t>None</w:t>
+            </w:r>
+            <w:r>
+              <w:rPr>
+                <w:rFonts w:asciiTheme="majorBidi" w:hAnsiTheme="majorBidi" w:cstheme="majorBidi"/>
+                <w:sz w:val="22"/>
+                <w:szCs w:val="22"/>
+              </w:rPr>
+              <w:t>.</w:t>
+            </w:r>
+          </w:p>
+        </w:tc>
+      </w:tr>
+      <w:tr>
+        <w:trPr>
+          <w:trHeight w:val="537"/>
+        </w:trPr>
+        <w:tc>
+          <w:tcPr>
+            <w:tcW w:w="10063" w:type="dxa"/>
+            <w:gridSpan w:val="2"/>
+            <w:tcBorders>
+              <w:left w:val="single" w:sz="1" w:space="0" w:color="000000"/>
+              <w:bottom w:val="single" w:sz="1" w:space="0" w:color="000000"/>
+              <w:right w:val="single" w:sz="1" w:space="0" w:color="000000"/>
+            </w:tcBorders>
+          </w:tcPr>
+          <w:p>
+            <w:pPr>
+              <w:spacing w:after="0"/>
+              <w:rPr>
+                <w:rFonts w:asciiTheme="majorBidi" w:hAnsiTheme="majorBidi" w:cstheme="majorBidi"/>
+                <w:b/>
+                <w:bCs/>
+                <w:sz w:val="22"/>
+                <w:szCs w:val="22"/>
+              </w:rPr>
+            </w:pPr>
+            <w:r>
+              <w:rPr>
+                <w:rFonts w:asciiTheme="majorBidi" w:hAnsiTheme="majorBidi" w:cstheme="majorBidi"/>
+                <w:b/>
+                <w:bCs/>
+                <w:sz w:val="22"/>
+                <w:szCs w:val="22"/>
+              </w:rPr>
+              <w:lastRenderedPageBreak/>
+              <w:t>Postconditions:</w:t>
+            </w:r>
+            <w:r>
+              <w:rPr>
+                <w:rFonts w:asciiTheme="majorBidi" w:hAnsiTheme="majorBidi" w:cstheme="majorBidi"/>
+                <w:b/>
+                <w:bCs/>
+                <w:sz w:val="22"/>
+                <w:szCs w:val="22"/>
+              </w:rPr>
+              <w:t xml:space="preserve"> </w:t>
+            </w:r>
+          </w:p>
+          <w:p>
+            <w:pPr>
+              <w:pStyle w:val="ListParagraph"/>
+              <w:numPr>
+                <w:ilvl w:val="0"/>
+                <w:numId w:val="59"/>
+              </w:numPr>
+              <w:spacing w:after="0"/>
+              <w:rPr>
+                <w:rFonts w:asciiTheme="majorBidi" w:hAnsiTheme="majorBidi" w:cstheme="majorBidi"/>
+                <w:sz w:val="22"/>
+                <w:szCs w:val="22"/>
+              </w:rPr>
+            </w:pPr>
+            <w:r>
+              <w:rPr>
+                <w:rFonts w:asciiTheme="majorBidi" w:hAnsiTheme="majorBidi" w:cstheme="majorBidi"/>
+                <w:sz w:val="22"/>
+                <w:szCs w:val="22"/>
+              </w:rPr>
+              <w:t xml:space="preserve">The promotion details </w:t>
+            </w:r>
+            <w:proofErr w:type="gramStart"/>
+            <w:r>
+              <w:rPr>
+                <w:rFonts w:asciiTheme="majorBidi" w:hAnsiTheme="majorBidi" w:cstheme="majorBidi"/>
+                <w:sz w:val="22"/>
+                <w:szCs w:val="22"/>
+              </w:rPr>
+              <w:t>is</w:t>
+            </w:r>
+            <w:proofErr w:type="gramEnd"/>
+            <w:r>
+              <w:rPr>
+                <w:rFonts w:asciiTheme="majorBidi" w:hAnsiTheme="majorBidi" w:cstheme="majorBidi"/>
+                <w:sz w:val="22"/>
+                <w:szCs w:val="22"/>
+              </w:rPr>
+              <w:t xml:space="preserve"> displayed to the administrator.</w:t>
+            </w:r>
+          </w:p>
+          <w:p>
+            <w:pPr>
+              <w:spacing w:after="0"/>
+              <w:rPr>
+                <w:rFonts w:asciiTheme="majorBidi" w:hAnsiTheme="majorBidi" w:cstheme="majorBidi"/>
+                <w:sz w:val="22"/>
+                <w:szCs w:val="22"/>
+              </w:rPr>
+            </w:pPr>
+          </w:p>
+        </w:tc>
+      </w:tr>
+      <w:tr>
+        <w:trPr>
+          <w:trHeight w:val="585"/>
+        </w:trPr>
+        <w:tc>
+          <w:tcPr>
+            <w:tcW w:w="10063" w:type="dxa"/>
+            <w:gridSpan w:val="2"/>
+            <w:tcBorders>
+              <w:left w:val="single" w:sz="1" w:space="0" w:color="000000"/>
+              <w:bottom w:val="single" w:sz="1" w:space="0" w:color="000000"/>
+              <w:right w:val="single" w:sz="1" w:space="0" w:color="000000"/>
+            </w:tcBorders>
+          </w:tcPr>
+          <w:p>
+            <w:pPr>
+              <w:spacing w:after="0"/>
+              <w:rPr>
+                <w:rFonts w:asciiTheme="majorBidi" w:hAnsiTheme="majorBidi" w:cstheme="majorBidi"/>
+                <w:b/>
+                <w:bCs/>
+                <w:sz w:val="22"/>
+                <w:szCs w:val="22"/>
+              </w:rPr>
+            </w:pPr>
+            <w:r>
+              <w:rPr>
+                <w:rFonts w:asciiTheme="majorBidi" w:hAnsiTheme="majorBidi" w:cstheme="majorBidi"/>
+                <w:b/>
+                <w:bCs/>
+                <w:sz w:val="22"/>
+                <w:szCs w:val="22"/>
+              </w:rPr>
+              <w:t xml:space="preserve">Alternative flows: </w:t>
+            </w:r>
+          </w:p>
+          <w:p>
+            <w:pPr>
+              <w:spacing w:after="0"/>
+              <w:rPr>
+                <w:rFonts w:asciiTheme="majorBidi" w:hAnsiTheme="majorBidi" w:cstheme="majorBidi"/>
+                <w:sz w:val="22"/>
+                <w:szCs w:val="22"/>
+              </w:rPr>
+            </w:pPr>
+            <w:r>
+              <w:rPr>
+                <w:rFonts w:asciiTheme="majorBidi" w:hAnsiTheme="majorBidi" w:cstheme="majorBidi"/>
+                <w:sz w:val="22"/>
+                <w:szCs w:val="22"/>
+              </w:rPr>
+              <w:t>No matching promotion</w:t>
+            </w:r>
+            <w:r>
+              <w:rPr>
+                <w:rFonts w:asciiTheme="majorBidi" w:hAnsiTheme="majorBidi" w:cstheme="majorBidi"/>
+                <w:sz w:val="22"/>
+                <w:szCs w:val="22"/>
+              </w:rPr>
+              <w:t>s.</w:t>
+            </w:r>
+          </w:p>
+          <w:p>
+            <w:pPr>
+              <w:spacing w:after="0"/>
+              <w:rPr>
+                <w:rFonts w:asciiTheme="majorBidi" w:hAnsiTheme="majorBidi" w:cstheme="majorBidi"/>
+                <w:sz w:val="22"/>
+                <w:szCs w:val="22"/>
+              </w:rPr>
+            </w:pPr>
+          </w:p>
+        </w:tc>
+      </w:tr>
+      <w:tr>
+        <w:trPr>
+          <w:trHeight w:val="291"/>
+        </w:trPr>
+        <w:tc>
+          <w:tcPr>
+            <w:tcW w:w="4740" w:type="dxa"/>
+            <w:tcBorders>
+              <w:top w:val="single" w:sz="1" w:space="0" w:color="000000"/>
+              <w:left w:val="single" w:sz="1" w:space="0" w:color="000000"/>
+              <w:bottom w:val="single" w:sz="1" w:space="0" w:color="000000"/>
+              <w:right w:val="single" w:sz="1" w:space="0" w:color="000000"/>
+            </w:tcBorders>
+          </w:tcPr>
+          <w:p>
+            <w:pPr>
+              <w:spacing w:after="0"/>
+              <w:rPr>
+                <w:rFonts w:asciiTheme="majorBidi" w:hAnsiTheme="majorBidi" w:cstheme="majorBidi"/>
+                <w:sz w:val="22"/>
+                <w:szCs w:val="22"/>
+              </w:rPr>
+            </w:pPr>
+            <w:r>
+              <w:rPr>
+                <w:rFonts w:asciiTheme="majorBidi" w:hAnsiTheme="majorBidi" w:cstheme="majorBidi"/>
+                <w:b/>
+                <w:bCs/>
+                <w:sz w:val="22"/>
+                <w:szCs w:val="22"/>
+              </w:rPr>
+              <w:t>Use case ID:</w:t>
+            </w:r>
+            <w:r>
+              <w:rPr>
+                <w:rFonts w:asciiTheme="majorBidi" w:hAnsiTheme="majorBidi" w:cstheme="majorBidi"/>
+                <w:sz w:val="22"/>
+                <w:szCs w:val="22"/>
+              </w:rPr>
+              <w:t xml:space="preserve"> </w:t>
+            </w:r>
+            <w:r>
+              <w:rPr>
+                <w:rFonts w:asciiTheme="majorBidi" w:hAnsiTheme="majorBidi" w:cstheme="majorBidi"/>
+                <w:sz w:val="22"/>
+                <w:szCs w:val="22"/>
+              </w:rPr>
+              <w:t>UC2</w:t>
+            </w:r>
+            <w:r>
+              <w:rPr>
+                <w:rFonts w:asciiTheme="majorBidi" w:hAnsiTheme="majorBidi" w:cstheme="majorBidi"/>
+                <w:sz w:val="22"/>
+                <w:szCs w:val="22"/>
+              </w:rPr>
+              <w:t>2</w:t>
+            </w:r>
+          </w:p>
+        </w:tc>
+        <w:tc>
+          <w:tcPr>
+            <w:tcW w:w="5323" w:type="dxa"/>
+            <w:tcBorders>
+              <w:top w:val="single" w:sz="1" w:space="0" w:color="000000"/>
+              <w:left w:val="single" w:sz="1" w:space="0" w:color="000000"/>
+              <w:bottom w:val="single" w:sz="1" w:space="0" w:color="000000"/>
+              <w:right w:val="single" w:sz="1" w:space="0" w:color="000000"/>
+            </w:tcBorders>
+          </w:tcPr>
+          <w:p>
+            <w:pPr>
+              <w:spacing w:after="0"/>
+              <w:rPr>
+                <w:rFonts w:asciiTheme="majorBidi" w:hAnsiTheme="majorBidi" w:cstheme="majorBidi"/>
+                <w:sz w:val="22"/>
+                <w:szCs w:val="22"/>
+              </w:rPr>
+            </w:pPr>
+            <w:r>
+              <w:rPr>
+                <w:rFonts w:asciiTheme="majorBidi" w:hAnsiTheme="majorBidi" w:cstheme="majorBidi"/>
+                <w:b/>
+                <w:bCs/>
+                <w:sz w:val="22"/>
+                <w:szCs w:val="22"/>
+              </w:rPr>
+              <w:t>Use case:</w:t>
+            </w:r>
+            <w:r>
+              <w:rPr>
+                <w:rFonts w:asciiTheme="majorBidi" w:hAnsiTheme="majorBidi" w:cstheme="majorBidi"/>
+                <w:sz w:val="22"/>
+                <w:szCs w:val="22"/>
+              </w:rPr>
+              <w:t xml:space="preserve"> </w:t>
+            </w:r>
+            <w:proofErr w:type="spellStart"/>
+            <w:r>
+              <w:rPr>
+                <w:rFonts w:asciiTheme="majorBidi" w:hAnsiTheme="majorBidi" w:cstheme="majorBidi"/>
+                <w:sz w:val="22"/>
+                <w:szCs w:val="22"/>
+              </w:rPr>
+              <w:t>ApplyDiscount</w:t>
+            </w:r>
+            <w:proofErr w:type="spellEnd"/>
+          </w:p>
+        </w:tc>
+      </w:tr>
+      <w:tr>
+        <w:trPr>
+          <w:trHeight w:val="388"/>
+        </w:trPr>
+        <w:tc>
+          <w:tcPr>
+            <w:tcW w:w="10063" w:type="dxa"/>
+            <w:gridSpan w:val="2"/>
+            <w:tcBorders>
+              <w:left w:val="single" w:sz="1" w:space="0" w:color="000000"/>
+              <w:bottom w:val="single" w:sz="1" w:space="0" w:color="000000"/>
+              <w:right w:val="single" w:sz="1" w:space="0" w:color="000000"/>
+            </w:tcBorders>
+          </w:tcPr>
+          <w:p>
+            <w:pPr>
+              <w:spacing w:after="0"/>
+              <w:jc w:val="both"/>
+              <w:rPr>
+                <w:rFonts w:asciiTheme="majorBidi" w:hAnsiTheme="majorBidi" w:cstheme="majorBidi"/>
+                <w:sz w:val="22"/>
+                <w:szCs w:val="22"/>
+              </w:rPr>
+            </w:pPr>
+            <w:r>
+              <w:rPr>
+                <w:rFonts w:asciiTheme="majorBidi" w:hAnsiTheme="majorBidi" w:cstheme="majorBidi"/>
+                <w:b/>
+                <w:bCs/>
+                <w:sz w:val="22"/>
+                <w:szCs w:val="22"/>
+              </w:rPr>
+              <w:t>Brief Description:</w:t>
+            </w:r>
+            <w:r>
+              <w:rPr>
+                <w:rFonts w:asciiTheme="majorBidi" w:hAnsiTheme="majorBidi" w:cstheme="majorBidi"/>
+                <w:sz w:val="22"/>
+                <w:szCs w:val="22"/>
+              </w:rPr>
+              <w:t xml:space="preserve"> </w:t>
+            </w:r>
+            <w:r>
+              <w:rPr>
+                <w:rFonts w:asciiTheme="majorBidi" w:hAnsiTheme="majorBidi" w:cstheme="majorBidi"/>
+                <w:sz w:val="22"/>
+                <w:szCs w:val="22"/>
+              </w:rPr>
+              <w:t>This use case defines how an active discount is applied to customers orders during checkout.</w:t>
+            </w:r>
+          </w:p>
+        </w:tc>
+      </w:tr>
+      <w:tr>
+        <w:trPr>
+          <w:trHeight w:val="291"/>
+        </w:trPr>
+        <w:tc>
+          <w:tcPr>
+            <w:tcW w:w="10063" w:type="dxa"/>
+            <w:gridSpan w:val="2"/>
+            <w:tcBorders>
+              <w:left w:val="single" w:sz="1" w:space="0" w:color="000000"/>
+              <w:bottom w:val="single" w:sz="1" w:space="0" w:color="000000"/>
+              <w:right w:val="single" w:sz="1" w:space="0" w:color="000000"/>
+            </w:tcBorders>
+          </w:tcPr>
+          <w:p>
+            <w:pPr>
+              <w:spacing w:after="0"/>
+              <w:rPr>
+                <w:rFonts w:asciiTheme="majorBidi" w:hAnsiTheme="majorBidi" w:cstheme="majorBidi"/>
+                <w:b/>
+                <w:bCs/>
+                <w:sz w:val="22"/>
+                <w:szCs w:val="22"/>
+              </w:rPr>
+            </w:pPr>
+            <w:r>
+              <w:rPr>
+                <w:rFonts w:asciiTheme="majorBidi" w:hAnsiTheme="majorBidi" w:cstheme="majorBidi"/>
+                <w:b/>
+                <w:bCs/>
+                <w:sz w:val="22"/>
+                <w:szCs w:val="22"/>
+              </w:rPr>
+              <w:t>Primary actors:</w:t>
+            </w:r>
+            <w:r>
+              <w:rPr>
+                <w:rFonts w:asciiTheme="majorBidi" w:hAnsiTheme="majorBidi" w:cstheme="majorBidi"/>
+                <w:sz w:val="22"/>
+                <w:szCs w:val="22"/>
+              </w:rPr>
+              <w:t xml:space="preserve"> </w:t>
+            </w:r>
+            <w:r>
+              <w:rPr>
+                <w:rFonts w:asciiTheme="majorBidi" w:hAnsiTheme="majorBidi" w:cstheme="majorBidi"/>
+                <w:sz w:val="22"/>
+                <w:szCs w:val="22"/>
+              </w:rPr>
+              <w:t>Customer</w:t>
+            </w:r>
+          </w:p>
+        </w:tc>
+      </w:tr>
+      <w:tr>
+        <w:trPr>
+          <w:trHeight w:val="291"/>
+        </w:trPr>
+        <w:tc>
+          <w:tcPr>
+            <w:tcW w:w="10063" w:type="dxa"/>
+            <w:gridSpan w:val="2"/>
+            <w:tcBorders>
+              <w:left w:val="single" w:sz="1" w:space="0" w:color="000000"/>
+              <w:bottom w:val="single" w:sz="1" w:space="0" w:color="000000"/>
+              <w:right w:val="single" w:sz="1" w:space="0" w:color="000000"/>
+            </w:tcBorders>
+          </w:tcPr>
+          <w:p>
+            <w:pPr>
+              <w:spacing w:after="0"/>
+              <w:rPr>
+                <w:rFonts w:asciiTheme="majorBidi" w:hAnsiTheme="majorBidi" w:cstheme="majorBidi"/>
+                <w:sz w:val="22"/>
+                <w:szCs w:val="22"/>
+              </w:rPr>
+            </w:pPr>
+            <w:r>
+              <w:rPr>
+                <w:rFonts w:asciiTheme="majorBidi" w:hAnsiTheme="majorBidi" w:cstheme="majorBidi"/>
+                <w:b/>
+                <w:bCs/>
+                <w:sz w:val="22"/>
+                <w:szCs w:val="22"/>
+              </w:rPr>
+              <w:t>Secondary actors:</w:t>
+            </w:r>
+            <w:r>
+              <w:rPr>
+                <w:rFonts w:asciiTheme="majorBidi" w:hAnsiTheme="majorBidi" w:cstheme="majorBidi"/>
+                <w:sz w:val="22"/>
+                <w:szCs w:val="22"/>
+              </w:rPr>
+              <w:t xml:space="preserve"> </w:t>
+            </w:r>
+            <w:r>
+              <w:rPr>
+                <w:rFonts w:asciiTheme="majorBidi" w:hAnsiTheme="majorBidi" w:cstheme="majorBidi"/>
+                <w:sz w:val="22"/>
+                <w:szCs w:val="22"/>
+              </w:rPr>
+              <w:t>None.</w:t>
+            </w:r>
+          </w:p>
+        </w:tc>
+      </w:tr>
+      <w:tr>
+        <w:trPr>
+          <w:trHeight w:val="830"/>
+        </w:trPr>
+        <w:tc>
+          <w:tcPr>
+            <w:tcW w:w="10063" w:type="dxa"/>
+            <w:gridSpan w:val="2"/>
+            <w:tcBorders>
+              <w:left w:val="single" w:sz="1" w:space="0" w:color="000000"/>
+              <w:bottom w:val="single" w:sz="1" w:space="0" w:color="000000"/>
+              <w:right w:val="single" w:sz="1" w:space="0" w:color="000000"/>
+            </w:tcBorders>
+          </w:tcPr>
+          <w:p>
+            <w:pPr>
+              <w:spacing w:after="0"/>
+              <w:rPr>
+                <w:rFonts w:asciiTheme="majorBidi" w:hAnsiTheme="majorBidi" w:cstheme="majorBidi"/>
+                <w:b/>
+                <w:bCs/>
+                <w:sz w:val="22"/>
+                <w:szCs w:val="22"/>
+              </w:rPr>
+            </w:pPr>
+            <w:r>
+              <w:rPr>
+                <w:rFonts w:asciiTheme="majorBidi" w:hAnsiTheme="majorBidi" w:cstheme="majorBidi"/>
+                <w:b/>
+                <w:bCs/>
+                <w:sz w:val="22"/>
+                <w:szCs w:val="22"/>
+              </w:rPr>
+              <w:t>Preconditions:</w:t>
+            </w:r>
+          </w:p>
+          <w:p>
+            <w:pPr>
+              <w:pStyle w:val="ListParagraph"/>
+              <w:numPr>
+                <w:ilvl w:val="0"/>
+                <w:numId w:val="61"/>
+              </w:numPr>
+              <w:spacing w:after="0"/>
+              <w:rPr>
+                <w:rFonts w:asciiTheme="majorBidi" w:hAnsiTheme="majorBidi" w:cstheme="majorBidi"/>
+                <w:b/>
+                <w:bCs/>
+                <w:sz w:val="22"/>
+                <w:szCs w:val="22"/>
+              </w:rPr>
+            </w:pPr>
+            <w:r>
+              <w:rPr>
+                <w:rFonts w:asciiTheme="majorBidi" w:hAnsiTheme="majorBidi" w:cstheme="majorBidi"/>
+                <w:sz w:val="22"/>
+                <w:szCs w:val="22"/>
+              </w:rPr>
+              <w:t>The customer has reached checkout process.</w:t>
+            </w:r>
+          </w:p>
+          <w:p>
+            <w:pPr>
+              <w:pStyle w:val="ListParagraph"/>
+              <w:numPr>
+                <w:ilvl w:val="0"/>
+                <w:numId w:val="61"/>
+              </w:numPr>
+              <w:spacing w:after="0"/>
+              <w:rPr>
+                <w:rFonts w:asciiTheme="majorBidi" w:hAnsiTheme="majorBidi" w:cstheme="majorBidi"/>
+                <w:b/>
+                <w:bCs/>
+                <w:sz w:val="22"/>
+                <w:szCs w:val="22"/>
+              </w:rPr>
+            </w:pPr>
+            <w:r>
+              <w:rPr>
+                <w:rFonts w:asciiTheme="majorBidi" w:hAnsiTheme="majorBidi" w:cstheme="majorBidi"/>
+                <w:sz w:val="22"/>
+                <w:szCs w:val="22"/>
+              </w:rPr>
+              <w:t>One discount is active.</w:t>
+            </w:r>
+          </w:p>
+          <w:p>
+            <w:pPr>
+              <w:spacing w:after="0"/>
+              <w:rPr>
+                <w:rFonts w:asciiTheme="majorBidi" w:hAnsiTheme="majorBidi" w:cstheme="majorBidi"/>
+                <w:sz w:val="22"/>
+                <w:szCs w:val="22"/>
+              </w:rPr>
+            </w:pPr>
+          </w:p>
+        </w:tc>
+      </w:tr>
+      <w:tr>
+        <w:trPr>
+          <w:trHeight w:val="383"/>
+        </w:trPr>
+        <w:tc>
+          <w:tcPr>
+            <w:tcW w:w="10063" w:type="dxa"/>
+            <w:gridSpan w:val="2"/>
+            <w:tcBorders>
+              <w:left w:val="single" w:sz="1" w:space="0" w:color="000000"/>
+              <w:bottom w:val="single" w:sz="1" w:space="0" w:color="000000"/>
+              <w:right w:val="single" w:sz="1" w:space="0" w:color="000000"/>
+            </w:tcBorders>
+          </w:tcPr>
+          <w:p>
+            <w:pPr>
+              <w:spacing w:after="0"/>
+              <w:rPr>
+                <w:rFonts w:asciiTheme="majorBidi" w:hAnsiTheme="majorBidi" w:cstheme="majorBidi"/>
+                <w:b/>
+                <w:bCs/>
+                <w:sz w:val="22"/>
+                <w:szCs w:val="22"/>
+              </w:rPr>
+            </w:pPr>
+            <w:r>
+              <w:rPr>
+                <w:rFonts w:asciiTheme="majorBidi" w:hAnsiTheme="majorBidi" w:cstheme="majorBidi"/>
+                <w:b/>
+                <w:bCs/>
+                <w:sz w:val="22"/>
+                <w:szCs w:val="22"/>
+              </w:rPr>
+              <w:t>Main flow: Not required</w:t>
+            </w:r>
+          </w:p>
+        </w:tc>
+      </w:tr>
+      <w:tr>
+        <w:trPr>
+          <w:trHeight w:val="286"/>
+        </w:trPr>
+        <w:tc>
+          <w:tcPr>
+            <w:tcW w:w="10063" w:type="dxa"/>
+            <w:gridSpan w:val="2"/>
+            <w:tcBorders>
+              <w:left w:val="single" w:sz="1" w:space="0" w:color="000000"/>
+              <w:bottom w:val="single" w:sz="1" w:space="0" w:color="000000"/>
+              <w:right w:val="single" w:sz="1" w:space="0" w:color="000000"/>
+            </w:tcBorders>
+          </w:tcPr>
+          <w:p>
+            <w:pPr>
+              <w:rPr>
+                <w:rFonts w:asciiTheme="majorBidi" w:hAnsiTheme="majorBidi" w:cstheme="majorBidi"/>
+                <w:sz w:val="22"/>
+                <w:szCs w:val="22"/>
+              </w:rPr>
+            </w:pPr>
+            <w:r>
+              <w:rPr>
+                <w:rFonts w:asciiTheme="majorBidi" w:hAnsiTheme="majorBidi" w:cstheme="majorBidi"/>
+                <w:b/>
+                <w:bCs/>
+                <w:i/>
+                <w:iCs/>
+                <w:sz w:val="22"/>
+                <w:szCs w:val="22"/>
+              </w:rPr>
+              <w:t>Extension use cases</w:t>
+            </w:r>
+            <w:r>
+              <w:rPr>
+                <w:rFonts w:asciiTheme="majorBidi" w:hAnsiTheme="majorBidi" w:cstheme="majorBidi"/>
+                <w:sz w:val="22"/>
+                <w:szCs w:val="22"/>
+              </w:rPr>
+              <w:t xml:space="preserve">: </w:t>
+            </w:r>
+            <w:r>
+              <w:rPr>
+                <w:rFonts w:asciiTheme="majorBidi" w:hAnsiTheme="majorBidi" w:cstheme="majorBidi"/>
+                <w:sz w:val="22"/>
+                <w:szCs w:val="22"/>
+              </w:rPr>
+              <w:t>None.</w:t>
+            </w:r>
+          </w:p>
+        </w:tc>
+      </w:tr>
+      <w:tr>
+        <w:trPr>
+          <w:trHeight w:val="455"/>
+        </w:trPr>
+        <w:tc>
+          <w:tcPr>
+            <w:tcW w:w="10063" w:type="dxa"/>
+            <w:gridSpan w:val="2"/>
+            <w:tcBorders>
+              <w:left w:val="single" w:sz="1" w:space="0" w:color="000000"/>
+              <w:bottom w:val="single" w:sz="1" w:space="0" w:color="000000"/>
+              <w:right w:val="single" w:sz="1" w:space="0" w:color="000000"/>
+            </w:tcBorders>
+          </w:tcPr>
+          <w:p>
+            <w:pPr>
+              <w:rPr>
+                <w:rFonts w:asciiTheme="majorBidi" w:hAnsiTheme="majorBidi" w:cstheme="majorBidi"/>
+                <w:sz w:val="22"/>
+                <w:szCs w:val="22"/>
+              </w:rPr>
+            </w:pPr>
+            <w:r>
+              <w:rPr>
+                <w:rFonts w:asciiTheme="majorBidi" w:hAnsiTheme="majorBidi" w:cstheme="majorBidi"/>
+                <w:b/>
+                <w:bCs/>
+                <w:i/>
+                <w:iCs/>
+                <w:sz w:val="22"/>
+                <w:szCs w:val="22"/>
+              </w:rPr>
+              <w:t>Inclusion use cases:</w:t>
+            </w:r>
+            <w:r>
+              <w:rPr>
+                <w:rFonts w:asciiTheme="majorBidi" w:hAnsiTheme="majorBidi" w:cstheme="majorBidi"/>
+                <w:sz w:val="22"/>
+                <w:szCs w:val="22"/>
+              </w:rPr>
+              <w:t xml:space="preserve"> </w:t>
+            </w:r>
+            <w:r>
+              <w:rPr>
+                <w:rFonts w:asciiTheme="majorBidi" w:hAnsiTheme="majorBidi" w:cstheme="majorBidi"/>
+                <w:sz w:val="22"/>
+                <w:szCs w:val="22"/>
+              </w:rPr>
+              <w:t>None.</w:t>
+            </w:r>
+          </w:p>
+        </w:tc>
+      </w:tr>
+      <w:tr>
+        <w:trPr>
+          <w:trHeight w:val="537"/>
+        </w:trPr>
+        <w:tc>
+          <w:tcPr>
+            <w:tcW w:w="10063" w:type="dxa"/>
+            <w:gridSpan w:val="2"/>
+            <w:tcBorders>
+              <w:left w:val="single" w:sz="1" w:space="0" w:color="000000"/>
+              <w:bottom w:val="single" w:sz="1" w:space="0" w:color="000000"/>
+              <w:right w:val="single" w:sz="1" w:space="0" w:color="000000"/>
+            </w:tcBorders>
+          </w:tcPr>
+          <w:p>
+            <w:pPr>
+              <w:spacing w:after="0"/>
+              <w:rPr>
+                <w:rFonts w:asciiTheme="majorBidi" w:hAnsiTheme="majorBidi" w:cstheme="majorBidi"/>
+                <w:b/>
+                <w:bCs/>
+                <w:sz w:val="22"/>
+                <w:szCs w:val="22"/>
+              </w:rPr>
+            </w:pPr>
+            <w:r>
+              <w:rPr>
+                <w:rFonts w:asciiTheme="majorBidi" w:hAnsiTheme="majorBidi" w:cstheme="majorBidi"/>
+                <w:b/>
+                <w:bCs/>
+                <w:sz w:val="22"/>
+                <w:szCs w:val="22"/>
+              </w:rPr>
+              <w:t>Postconditions:</w:t>
+            </w:r>
+          </w:p>
+          <w:p>
+            <w:pPr>
+              <w:pStyle w:val="ListParagraph"/>
+              <w:numPr>
+                <w:ilvl w:val="0"/>
+                <w:numId w:val="62"/>
+              </w:numPr>
+              <w:spacing w:after="0"/>
+              <w:rPr>
+                <w:rFonts w:asciiTheme="majorBidi" w:hAnsiTheme="majorBidi" w:cstheme="majorBidi"/>
+                <w:b/>
+                <w:bCs/>
+                <w:sz w:val="22"/>
+                <w:szCs w:val="22"/>
+              </w:rPr>
+            </w:pPr>
+            <w:r>
+              <w:rPr>
+                <w:rFonts w:asciiTheme="majorBidi" w:hAnsiTheme="majorBidi" w:cstheme="majorBidi"/>
+                <w:sz w:val="22"/>
+                <w:szCs w:val="22"/>
+              </w:rPr>
+              <w:t>The order total is updated to match the applied discount.</w:t>
+            </w:r>
+          </w:p>
+          <w:p>
+            <w:pPr>
+              <w:spacing w:after="0"/>
+              <w:rPr>
+                <w:rFonts w:asciiTheme="majorBidi" w:hAnsiTheme="majorBidi" w:cstheme="majorBidi"/>
+                <w:sz w:val="22"/>
+                <w:szCs w:val="22"/>
+              </w:rPr>
+            </w:pPr>
+          </w:p>
+        </w:tc>
+      </w:tr>
+      <w:tr>
+        <w:trPr>
+          <w:trHeight w:val="585"/>
+        </w:trPr>
+        <w:tc>
+          <w:tcPr>
+            <w:tcW w:w="10063" w:type="dxa"/>
+            <w:gridSpan w:val="2"/>
+            <w:tcBorders>
+              <w:left w:val="single" w:sz="1" w:space="0" w:color="000000"/>
+              <w:bottom w:val="single" w:sz="1" w:space="0" w:color="000000"/>
+              <w:right w:val="single" w:sz="1" w:space="0" w:color="000000"/>
+            </w:tcBorders>
+          </w:tcPr>
+          <w:p>
+            <w:pPr>
+              <w:spacing w:after="0"/>
+              <w:rPr>
+                <w:rFonts w:asciiTheme="majorBidi" w:hAnsiTheme="majorBidi" w:cstheme="majorBidi"/>
+                <w:b/>
+                <w:bCs/>
+                <w:sz w:val="22"/>
+                <w:szCs w:val="22"/>
+              </w:rPr>
+            </w:pPr>
+            <w:r>
+              <w:rPr>
+                <w:rFonts w:asciiTheme="majorBidi" w:hAnsiTheme="majorBidi" w:cstheme="majorBidi"/>
+                <w:b/>
+                <w:bCs/>
+                <w:sz w:val="22"/>
+                <w:szCs w:val="22"/>
+              </w:rPr>
+              <w:t xml:space="preserve">Alternative flows: </w:t>
+            </w:r>
+          </w:p>
+          <w:p>
+            <w:pPr>
+              <w:spacing w:after="0"/>
+              <w:rPr>
+                <w:rFonts w:asciiTheme="majorBidi" w:hAnsiTheme="majorBidi" w:cstheme="majorBidi"/>
+                <w:sz w:val="22"/>
+                <w:szCs w:val="22"/>
+              </w:rPr>
+            </w:pPr>
+            <w:r>
+              <w:rPr>
+                <w:rFonts w:asciiTheme="majorBidi" w:hAnsiTheme="majorBidi" w:cstheme="majorBidi"/>
+                <w:sz w:val="22"/>
+                <w:szCs w:val="22"/>
+              </w:rPr>
+              <w:t>No discount available.</w:t>
             </w:r>
           </w:p>
           <w:p>
@@ -11434,7 +12893,7 @@
                 <w:sz w:val="22"/>
                 <w:szCs w:val="22"/>
               </w:rPr>
-              <w:t>1</w:t>
+              <w:t>3</w:t>
             </w:r>
           </w:p>
         </w:tc>
@@ -11482,15 +12941,7 @@
                 <w:sz w:val="22"/>
                 <w:szCs w:val="22"/>
               </w:rPr>
-              <w:t>Search</w:t>
-            </w:r>
-            <w:r>
-              <w:rPr>
-                <w:rFonts w:asciiTheme="majorBidi" w:hAnsiTheme="majorBidi" w:cstheme="majorBidi"/>
-                <w:sz w:val="22"/>
-                <w:szCs w:val="22"/>
-              </w:rPr>
-              <w:t>Promotion</w:t>
+              <w:t>ViewActivePromotions</w:t>
             </w:r>
             <w:proofErr w:type="spellEnd"/>
           </w:p>
@@ -11538,6 +12989,46 @@
               </w:rPr>
               <w:t xml:space="preserve"> </w:t>
             </w:r>
+            <w:r>
+              <w:rPr>
+                <w:rFonts w:asciiTheme="majorBidi" w:hAnsiTheme="majorBidi" w:cstheme="majorBidi"/>
+                <w:sz w:val="22"/>
+                <w:szCs w:val="22"/>
+              </w:rPr>
+              <w:t>This use case defines how customers can view</w:t>
+            </w:r>
+            <w:r>
+              <w:rPr>
+                <w:rFonts w:asciiTheme="majorBidi" w:hAnsiTheme="majorBidi" w:cstheme="majorBidi"/>
+                <w:sz w:val="22"/>
+                <w:szCs w:val="22"/>
+              </w:rPr>
+              <w:t xml:space="preserve"> available</w:t>
+            </w:r>
+            <w:r>
+              <w:rPr>
+                <w:rFonts w:asciiTheme="majorBidi" w:hAnsiTheme="majorBidi" w:cstheme="majorBidi"/>
+                <w:sz w:val="22"/>
+                <w:szCs w:val="22"/>
+              </w:rPr>
+              <w:t xml:space="preserve"> promotions </w:t>
+            </w:r>
+            <w:r>
+              <w:rPr>
+                <w:rFonts w:asciiTheme="majorBidi" w:hAnsiTheme="majorBidi" w:cstheme="majorBidi"/>
+                <w:sz w:val="22"/>
+                <w:szCs w:val="22"/>
+              </w:rPr>
+              <w:t xml:space="preserve">and its details </w:t>
+            </w:r>
+            <w:r>
+              <w:rPr>
+                <w:rFonts w:asciiTheme="majorBidi" w:hAnsiTheme="majorBidi" w:cstheme="majorBidi"/>
+                <w:sz w:val="22"/>
+                <w:szCs w:val="22"/>
+              </w:rPr>
+              <w:t>on the IPOS-PU portal.</w:t>
+            </w:r>
           </w:p>
         </w:tc>
       </w:tr>
@@ -11584,6 +13075,14 @@
               </w:rPr>
               <w:t xml:space="preserve"> </w:t>
             </w:r>
+            <w:r>
+              <w:rPr>
+                <w:rFonts w:asciiTheme="majorBidi" w:hAnsiTheme="majorBidi" w:cstheme="majorBidi"/>
+                <w:sz w:val="22"/>
+                <w:szCs w:val="22"/>
+              </w:rPr>
+              <w:t>Customer.</w:t>
+            </w:r>
           </w:p>
         </w:tc>
       </w:tr>
@@ -11628,6 +13127,14 @@
               </w:rPr>
               <w:t xml:space="preserve"> </w:t>
             </w:r>
+            <w:r>
+              <w:rPr>
+                <w:rFonts w:asciiTheme="majorBidi" w:hAnsiTheme="majorBidi" w:cstheme="majorBidi"/>
+                <w:sz w:val="22"/>
+                <w:szCs w:val="22"/>
+              </w:rPr>
+              <w:t>None.</w:t>
+            </w:r>
           </w:p>
         </w:tc>
       </w:tr>
@@ -11667,6 +13174,31 @@
               <w:t>Preconditions:</w:t>
             </w:r>
           </w:p>
+          <w:p>
+            <w:pPr>
+              <w:pStyle w:val="ListParagraph"/>
+              <w:numPr>
+                <w:ilvl w:val="0"/>
+                <w:numId w:val="64"/>
+              </w:numPr>
+              <w:spacing w:after="0"/>
+              <w:rPr>
+                <w:rFonts w:asciiTheme="majorBidi" w:hAnsiTheme="majorBidi" w:cstheme="majorBidi"/>
+                <w:b/>
+                <w:bCs/>
+                <w:sz w:val="22"/>
+                <w:szCs w:val="22"/>
+              </w:rPr>
+            </w:pPr>
+            <w:r>
+              <w:rPr>
+                <w:rFonts w:asciiTheme="majorBidi" w:hAnsiTheme="majorBidi" w:cstheme="majorBidi"/>
+                <w:sz w:val="22"/>
+                <w:szCs w:val="22"/>
+              </w:rPr>
+              <w:t>The customer has access to IPOS-PU portal.</w:t>
+            </w:r>
+          </w:p>
         </w:tc>
       </w:tr>
       <w:tr>
@@ -11749,6 +13281,14 @@
               </w:rPr>
               <w:t xml:space="preserve">: </w:t>
             </w:r>
+            <w:r>
+              <w:rPr>
+                <w:rFonts w:asciiTheme="majorBidi" w:hAnsiTheme="majorBidi" w:cstheme="majorBidi"/>
+                <w:sz w:val="22"/>
+                <w:szCs w:val="22"/>
+              </w:rPr>
+              <w:t>None.</w:t>
+            </w:r>
           </w:p>
         </w:tc>
       </w:tr>
@@ -11794,6 +13334,14 @@
               </w:rPr>
               <w:t xml:space="preserve"> </w:t>
             </w:r>
+            <w:r>
+              <w:rPr>
+                <w:rFonts w:asciiTheme="majorBidi" w:hAnsiTheme="majorBidi" w:cstheme="majorBidi"/>
+                <w:sz w:val="22"/>
+                <w:szCs w:val="22"/>
+              </w:rPr>
+              <w:t>None.</w:t>
+            </w:r>
           </w:p>
         </w:tc>
       </w:tr>
@@ -11830,18 +13378,50 @@
                 <w:sz w:val="22"/>
                 <w:szCs w:val="22"/>
               </w:rPr>
+              <w:lastRenderedPageBreak/>
               <w:t>Postconditions:</w:t>
             </w:r>
           </w:p>
           <w:p>
             <w:pPr>
-              <w:spacing w:after="0"/>
-              <w:rPr>
-                <w:rFonts w:asciiTheme="majorBidi" w:hAnsiTheme="majorBidi" w:cstheme="majorBidi"/>
-                <w:sz w:val="22"/>
-                <w:szCs w:val="22"/>
-              </w:rPr>
-            </w:pPr>
+              <w:pStyle w:val="ListParagraph"/>
+              <w:numPr>
+                <w:ilvl w:val="0"/>
+                <w:numId w:val="63"/>
+              </w:numPr>
+              <w:spacing w:after="0"/>
+              <w:rPr>
+                <w:rFonts w:asciiTheme="majorBidi" w:hAnsiTheme="majorBidi" w:cstheme="majorBidi"/>
+                <w:sz w:val="22"/>
+                <w:szCs w:val="22"/>
+              </w:rPr>
+            </w:pPr>
+            <w:r>
+              <w:rPr>
+                <w:rFonts w:asciiTheme="majorBidi" w:hAnsiTheme="majorBidi" w:cstheme="majorBidi"/>
+                <w:sz w:val="22"/>
+                <w:szCs w:val="22"/>
+              </w:rPr>
+              <w:t xml:space="preserve">Active promotions </w:t>
+            </w:r>
+            <w:proofErr w:type="gramStart"/>
+            <w:r>
+              <w:rPr>
+                <w:rFonts w:asciiTheme="majorBidi" w:hAnsiTheme="majorBidi" w:cstheme="majorBidi"/>
+                <w:sz w:val="22"/>
+                <w:szCs w:val="22"/>
+              </w:rPr>
+              <w:t>is</w:t>
+            </w:r>
+            <w:proofErr w:type="gramEnd"/>
+            <w:r>
+              <w:rPr>
+                <w:rFonts w:asciiTheme="majorBidi" w:hAnsiTheme="majorBidi" w:cstheme="majorBidi"/>
+                <w:sz w:val="22"/>
+                <w:szCs w:val="22"/>
+              </w:rPr>
+              <w:t xml:space="preserve"> displayed to customers.</w:t>
+            </w:r>
           </w:p>
         </w:tc>
       </w:tr>
@@ -11878,54 +13458,25 @@
                 <w:sz w:val="22"/>
                 <w:szCs w:val="22"/>
               </w:rPr>
-              <w:t xml:space="preserve">Alternative flows: </w:t>
-            </w:r>
-          </w:p>
-          <w:p>
-            <w:pPr>
-              <w:spacing w:after="0"/>
-              <w:rPr>
-                <w:rFonts w:asciiTheme="majorBidi" w:hAnsiTheme="majorBidi" w:cstheme="majorBidi"/>
-                <w:sz w:val="22"/>
-                <w:szCs w:val="22"/>
-              </w:rPr>
-            </w:pPr>
-          </w:p>
-        </w:tc>
-      </w:tr>
-      <w:tr>
-        <w:trPr>
-          <w:trHeight w:val="291"/>
-        </w:trPr>
-        <w:tc>
-          <w:tcPr>
-            <w:tcW w:w="4684" w:type="dxa"/>
-            <w:tcBorders>
-              <w:top w:val="single" w:sz="1" w:space="0" w:color="000000"/>
-              <w:left w:val="single" w:sz="1" w:space="0" w:color="000000"/>
-              <w:bottom w:val="single" w:sz="1" w:space="0" w:color="000000"/>
-              <w:right w:val="single" w:sz="1" w:space="0" w:color="000000"/>
-            </w:tcBorders>
-          </w:tcPr>
-          <w:p>
-            <w:pPr>
-              <w:spacing w:after="0"/>
-              <w:rPr>
-                <w:rFonts w:asciiTheme="majorBidi" w:hAnsiTheme="majorBidi" w:cstheme="majorBidi"/>
-                <w:sz w:val="22"/>
-                <w:szCs w:val="22"/>
-              </w:rPr>
-            </w:pPr>
-            <w:r>
-              <w:rPr>
-                <w:rFonts w:asciiTheme="majorBidi" w:hAnsiTheme="majorBidi" w:cstheme="majorBidi"/>
-                <w:b/>
-                <w:bCs/>
-                <w:sz w:val="22"/>
-                <w:szCs w:val="22"/>
-              </w:rPr>
-              <w:lastRenderedPageBreak/>
-              <w:t>Use case ID:</w:t>
+              <w:t>Alternative flows:</w:t>
+            </w:r>
+          </w:p>
+          <w:p>
+            <w:pPr>
+              <w:spacing w:after="0"/>
+              <w:rPr>
+                <w:rFonts w:asciiTheme="majorBidi" w:hAnsiTheme="majorBidi" w:cstheme="majorBidi"/>
+                <w:sz w:val="22"/>
+                <w:szCs w:val="22"/>
+              </w:rPr>
+            </w:pPr>
+            <w:r>
+              <w:rPr>
+                <w:rFonts w:asciiTheme="majorBidi" w:hAnsiTheme="majorBidi" w:cstheme="majorBidi"/>
+                <w:sz w:val="22"/>
+                <w:szCs w:val="22"/>
+              </w:rPr>
+              <w:t>None.</w:t>
             </w:r>
             <w:r>
               <w:rPr>
@@ -11934,468 +13485,6 @@
                 <w:szCs w:val="22"/>
               </w:rPr>
               <w:t xml:space="preserve"> </w:t>
-            </w:r>
-            <w:r>
-              <w:rPr>
-                <w:rFonts w:asciiTheme="majorBidi" w:hAnsiTheme="majorBidi" w:cstheme="majorBidi"/>
-                <w:sz w:val="22"/>
-                <w:szCs w:val="22"/>
-              </w:rPr>
-              <w:t>UC2</w:t>
-            </w:r>
-            <w:r>
-              <w:rPr>
-                <w:rFonts w:asciiTheme="majorBidi" w:hAnsiTheme="majorBidi" w:cstheme="majorBidi"/>
-                <w:sz w:val="22"/>
-                <w:szCs w:val="22"/>
-              </w:rPr>
-              <w:t>2</w:t>
-            </w:r>
-          </w:p>
-        </w:tc>
-        <w:tc>
-          <w:tcPr>
-            <w:tcW w:w="5323" w:type="dxa"/>
-            <w:tcBorders>
-              <w:top w:val="single" w:sz="1" w:space="0" w:color="000000"/>
-              <w:left w:val="single" w:sz="1" w:space="0" w:color="000000"/>
-              <w:bottom w:val="single" w:sz="1" w:space="0" w:color="000000"/>
-              <w:right w:val="single" w:sz="1" w:space="0" w:color="000000"/>
-            </w:tcBorders>
-          </w:tcPr>
-          <w:p>
-            <w:pPr>
-              <w:spacing w:after="0"/>
-              <w:rPr>
-                <w:rFonts w:asciiTheme="majorBidi" w:hAnsiTheme="majorBidi" w:cstheme="majorBidi"/>
-                <w:sz w:val="22"/>
-                <w:szCs w:val="22"/>
-              </w:rPr>
-            </w:pPr>
-            <w:r>
-              <w:rPr>
-                <w:rFonts w:asciiTheme="majorBidi" w:hAnsiTheme="majorBidi" w:cstheme="majorBidi"/>
-                <w:b/>
-                <w:bCs/>
-                <w:sz w:val="22"/>
-                <w:szCs w:val="22"/>
-              </w:rPr>
-              <w:t>Use case:</w:t>
-            </w:r>
-            <w:r>
-              <w:rPr>
-                <w:rFonts w:asciiTheme="majorBidi" w:hAnsiTheme="majorBidi" w:cstheme="majorBidi"/>
-                <w:sz w:val="22"/>
-                <w:szCs w:val="22"/>
-              </w:rPr>
-              <w:t xml:space="preserve"> </w:t>
-            </w:r>
-            <w:proofErr w:type="spellStart"/>
-            <w:r>
-              <w:rPr>
-                <w:rFonts w:asciiTheme="majorBidi" w:hAnsiTheme="majorBidi" w:cstheme="majorBidi"/>
-                <w:sz w:val="22"/>
-                <w:szCs w:val="22"/>
-              </w:rPr>
-              <w:t>ApplyDiscount</w:t>
-            </w:r>
-            <w:proofErr w:type="spellEnd"/>
-          </w:p>
-        </w:tc>
-      </w:tr>
-      <w:tr>
-        <w:trPr>
-          <w:trHeight w:val="388"/>
-        </w:trPr>
-        <w:tc>
-          <w:tcPr>
-            <w:tcW w:w="10007" w:type="dxa"/>
-            <w:gridSpan w:val="2"/>
-            <w:tcBorders>
-              <w:left w:val="single" w:sz="1" w:space="0" w:color="000000"/>
-              <w:bottom w:val="single" w:sz="1" w:space="0" w:color="000000"/>
-              <w:right w:val="single" w:sz="1" w:space="0" w:color="000000"/>
-            </w:tcBorders>
-          </w:tcPr>
-          <w:p>
-            <w:pPr>
-              <w:spacing w:after="0"/>
-              <w:jc w:val="both"/>
-              <w:rPr>
-                <w:rFonts w:asciiTheme="majorBidi" w:hAnsiTheme="majorBidi" w:cstheme="majorBidi"/>
-                <w:sz w:val="22"/>
-                <w:szCs w:val="22"/>
-              </w:rPr>
-            </w:pPr>
-            <w:r>
-              <w:rPr>
-                <w:rFonts w:asciiTheme="majorBidi" w:hAnsiTheme="majorBidi" w:cstheme="majorBidi"/>
-                <w:b/>
-                <w:bCs/>
-                <w:sz w:val="22"/>
-                <w:szCs w:val="22"/>
-              </w:rPr>
-              <w:t>Brief Description:</w:t>
-            </w:r>
-            <w:r>
-              <w:rPr>
-                <w:rFonts w:asciiTheme="majorBidi" w:hAnsiTheme="majorBidi" w:cstheme="majorBidi"/>
-                <w:sz w:val="22"/>
-                <w:szCs w:val="22"/>
-              </w:rPr>
-              <w:t xml:space="preserve"> </w:t>
-            </w:r>
-          </w:p>
-        </w:tc>
-      </w:tr>
-      <w:tr>
-        <w:trPr>
-          <w:trHeight w:val="291"/>
-        </w:trPr>
-        <w:tc>
-          <w:tcPr>
-            <w:tcW w:w="10007" w:type="dxa"/>
-            <w:gridSpan w:val="2"/>
-            <w:tcBorders>
-              <w:left w:val="single" w:sz="1" w:space="0" w:color="000000"/>
-              <w:bottom w:val="single" w:sz="1" w:space="0" w:color="000000"/>
-              <w:right w:val="single" w:sz="1" w:space="0" w:color="000000"/>
-            </w:tcBorders>
-          </w:tcPr>
-          <w:p>
-            <w:pPr>
-              <w:spacing w:after="0"/>
-              <w:rPr>
-                <w:rFonts w:asciiTheme="majorBidi" w:hAnsiTheme="majorBidi" w:cstheme="majorBidi"/>
-                <w:b/>
-                <w:bCs/>
-                <w:sz w:val="22"/>
-                <w:szCs w:val="22"/>
-              </w:rPr>
-            </w:pPr>
-            <w:r>
-              <w:rPr>
-                <w:rFonts w:asciiTheme="majorBidi" w:hAnsiTheme="majorBidi" w:cstheme="majorBidi"/>
-                <w:b/>
-                <w:bCs/>
-                <w:sz w:val="22"/>
-                <w:szCs w:val="22"/>
-              </w:rPr>
-              <w:t>Primary actors:</w:t>
-            </w:r>
-            <w:r>
-              <w:rPr>
-                <w:rFonts w:asciiTheme="majorBidi" w:hAnsiTheme="majorBidi" w:cstheme="majorBidi"/>
-                <w:sz w:val="22"/>
-                <w:szCs w:val="22"/>
-              </w:rPr>
-              <w:t xml:space="preserve"> </w:t>
-            </w:r>
-          </w:p>
-        </w:tc>
-      </w:tr>
-      <w:tr>
-        <w:trPr>
-          <w:trHeight w:val="291"/>
-        </w:trPr>
-        <w:tc>
-          <w:tcPr>
-            <w:tcW w:w="10007" w:type="dxa"/>
-            <w:gridSpan w:val="2"/>
-            <w:tcBorders>
-              <w:left w:val="single" w:sz="1" w:space="0" w:color="000000"/>
-              <w:bottom w:val="single" w:sz="1" w:space="0" w:color="000000"/>
-              <w:right w:val="single" w:sz="1" w:space="0" w:color="000000"/>
-            </w:tcBorders>
-          </w:tcPr>
-          <w:p>
-            <w:pPr>
-              <w:spacing w:after="0"/>
-              <w:rPr>
-                <w:rFonts w:asciiTheme="majorBidi" w:hAnsiTheme="majorBidi" w:cstheme="majorBidi"/>
-                <w:sz w:val="22"/>
-                <w:szCs w:val="22"/>
-              </w:rPr>
-            </w:pPr>
-            <w:r>
-              <w:rPr>
-                <w:rFonts w:asciiTheme="majorBidi" w:hAnsiTheme="majorBidi" w:cstheme="majorBidi"/>
-                <w:b/>
-                <w:bCs/>
-                <w:sz w:val="22"/>
-                <w:szCs w:val="22"/>
-              </w:rPr>
-              <w:t>Secondary actors:</w:t>
-            </w:r>
-            <w:r>
-              <w:rPr>
-                <w:rFonts w:asciiTheme="majorBidi" w:hAnsiTheme="majorBidi" w:cstheme="majorBidi"/>
-                <w:sz w:val="22"/>
-                <w:szCs w:val="22"/>
-              </w:rPr>
-              <w:t xml:space="preserve"> </w:t>
-            </w:r>
-          </w:p>
-        </w:tc>
-      </w:tr>
-      <w:tr>
-        <w:trPr>
-          <w:trHeight w:val="830"/>
-        </w:trPr>
-        <w:tc>
-          <w:tcPr>
-            <w:tcW w:w="10007" w:type="dxa"/>
-            <w:gridSpan w:val="2"/>
-            <w:tcBorders>
-              <w:left w:val="single" w:sz="1" w:space="0" w:color="000000"/>
-              <w:bottom w:val="single" w:sz="1" w:space="0" w:color="000000"/>
-              <w:right w:val="single" w:sz="1" w:space="0" w:color="000000"/>
-            </w:tcBorders>
-          </w:tcPr>
-          <w:p>
-            <w:pPr>
-              <w:spacing w:after="0"/>
-              <w:rPr>
-                <w:rFonts w:asciiTheme="majorBidi" w:hAnsiTheme="majorBidi" w:cstheme="majorBidi"/>
-                <w:b/>
-                <w:bCs/>
-                <w:sz w:val="22"/>
-                <w:szCs w:val="22"/>
-              </w:rPr>
-            </w:pPr>
-            <w:r>
-              <w:rPr>
-                <w:rFonts w:asciiTheme="majorBidi" w:hAnsiTheme="majorBidi" w:cstheme="majorBidi"/>
-                <w:b/>
-                <w:bCs/>
-                <w:sz w:val="22"/>
-                <w:szCs w:val="22"/>
-              </w:rPr>
-              <w:t>Preconditions:</w:t>
-            </w:r>
-          </w:p>
-          <w:p>
-            <w:pPr>
-              <w:spacing w:after="0"/>
-              <w:rPr>
-                <w:rFonts w:asciiTheme="majorBidi" w:hAnsiTheme="majorBidi" w:cstheme="majorBidi"/>
-                <w:sz w:val="22"/>
-                <w:szCs w:val="22"/>
-              </w:rPr>
-            </w:pPr>
-          </w:p>
-        </w:tc>
-      </w:tr>
-      <w:tr>
-        <w:trPr>
-          <w:trHeight w:val="383"/>
-        </w:trPr>
-        <w:tc>
-          <w:tcPr>
-            <w:tcW w:w="10007" w:type="dxa"/>
-            <w:gridSpan w:val="2"/>
-            <w:tcBorders>
-              <w:left w:val="single" w:sz="1" w:space="0" w:color="000000"/>
-              <w:bottom w:val="single" w:sz="1" w:space="0" w:color="000000"/>
-              <w:right w:val="single" w:sz="1" w:space="0" w:color="000000"/>
-            </w:tcBorders>
-          </w:tcPr>
-          <w:p>
-            <w:pPr>
-              <w:spacing w:after="0"/>
-              <w:rPr>
-                <w:rFonts w:asciiTheme="majorBidi" w:hAnsiTheme="majorBidi" w:cstheme="majorBidi"/>
-                <w:b/>
-                <w:bCs/>
-                <w:sz w:val="22"/>
-                <w:szCs w:val="22"/>
-              </w:rPr>
-            </w:pPr>
-            <w:r>
-              <w:rPr>
-                <w:rFonts w:asciiTheme="majorBidi" w:hAnsiTheme="majorBidi" w:cstheme="majorBidi"/>
-                <w:b/>
-                <w:bCs/>
-                <w:sz w:val="22"/>
-                <w:szCs w:val="22"/>
-              </w:rPr>
-              <w:t>Main flow: Not required</w:t>
-            </w:r>
-          </w:p>
-        </w:tc>
-      </w:tr>
-      <w:tr>
-        <w:trPr>
-          <w:trHeight w:val="286"/>
-        </w:trPr>
-        <w:tc>
-          <w:tcPr>
-            <w:tcW w:w="10007" w:type="dxa"/>
-            <w:gridSpan w:val="2"/>
-            <w:tcBorders>
-              <w:left w:val="single" w:sz="1" w:space="0" w:color="000000"/>
-              <w:bottom w:val="single" w:sz="1" w:space="0" w:color="000000"/>
-              <w:right w:val="single" w:sz="1" w:space="0" w:color="000000"/>
-            </w:tcBorders>
-          </w:tcPr>
-          <w:p>
-            <w:pPr>
-              <w:rPr>
-                <w:rFonts w:asciiTheme="majorBidi" w:hAnsiTheme="majorBidi" w:cstheme="majorBidi"/>
-                <w:sz w:val="22"/>
-                <w:szCs w:val="22"/>
-              </w:rPr>
-            </w:pPr>
-            <w:r>
-              <w:rPr>
-                <w:rFonts w:asciiTheme="majorBidi" w:hAnsiTheme="majorBidi" w:cstheme="majorBidi"/>
-                <w:b/>
-                <w:bCs/>
-                <w:i/>
-                <w:iCs/>
-                <w:sz w:val="22"/>
-                <w:szCs w:val="22"/>
-              </w:rPr>
-              <w:t>Extension use cases</w:t>
-            </w:r>
-            <w:r>
-              <w:rPr>
-                <w:rFonts w:asciiTheme="majorBidi" w:hAnsiTheme="majorBidi" w:cstheme="majorBidi"/>
-                <w:sz w:val="22"/>
-                <w:szCs w:val="22"/>
-              </w:rPr>
-              <w:t xml:space="preserve">: </w:t>
-            </w:r>
-          </w:p>
-        </w:tc>
-      </w:tr>
-      <w:tr>
-        <w:trPr>
-          <w:trHeight w:val="455"/>
-        </w:trPr>
-        <w:tc>
-          <w:tcPr>
-            <w:tcW w:w="10007" w:type="dxa"/>
-            <w:gridSpan w:val="2"/>
-            <w:tcBorders>
-              <w:left w:val="single" w:sz="1" w:space="0" w:color="000000"/>
-              <w:bottom w:val="single" w:sz="1" w:space="0" w:color="000000"/>
-              <w:right w:val="single" w:sz="1" w:space="0" w:color="000000"/>
-            </w:tcBorders>
-          </w:tcPr>
-          <w:p>
-            <w:pPr>
-              <w:rPr>
-                <w:rFonts w:asciiTheme="majorBidi" w:hAnsiTheme="majorBidi" w:cstheme="majorBidi"/>
-                <w:sz w:val="22"/>
-                <w:szCs w:val="22"/>
-              </w:rPr>
-            </w:pPr>
-            <w:r>
-              <w:rPr>
-                <w:rFonts w:asciiTheme="majorBidi" w:hAnsiTheme="majorBidi" w:cstheme="majorBidi"/>
-                <w:b/>
-                <w:bCs/>
-                <w:i/>
-                <w:iCs/>
-                <w:sz w:val="22"/>
-                <w:szCs w:val="22"/>
-              </w:rPr>
-              <w:t>Inclusion use cases:</w:t>
-            </w:r>
-            <w:r>
-              <w:rPr>
-                <w:rFonts w:asciiTheme="majorBidi" w:hAnsiTheme="majorBidi" w:cstheme="majorBidi"/>
-                <w:sz w:val="22"/>
-                <w:szCs w:val="22"/>
-              </w:rPr>
-              <w:t xml:space="preserve"> </w:t>
-            </w:r>
-          </w:p>
-        </w:tc>
-      </w:tr>
-      <w:tr>
-        <w:trPr>
-          <w:trHeight w:val="537"/>
-        </w:trPr>
-        <w:tc>
-          <w:tcPr>
-            <w:tcW w:w="10007" w:type="dxa"/>
-            <w:gridSpan w:val="2"/>
-            <w:tcBorders>
-              <w:left w:val="single" w:sz="1" w:space="0" w:color="000000"/>
-              <w:bottom w:val="single" w:sz="1" w:space="0" w:color="000000"/>
-              <w:right w:val="single" w:sz="1" w:space="0" w:color="000000"/>
-            </w:tcBorders>
-          </w:tcPr>
-          <w:p>
-            <w:pPr>
-              <w:spacing w:after="0"/>
-              <w:rPr>
-                <w:rFonts w:asciiTheme="majorBidi" w:hAnsiTheme="majorBidi" w:cstheme="majorBidi"/>
-                <w:b/>
-                <w:bCs/>
-                <w:sz w:val="22"/>
-                <w:szCs w:val="22"/>
-              </w:rPr>
-            </w:pPr>
-            <w:r>
-              <w:rPr>
-                <w:rFonts w:asciiTheme="majorBidi" w:hAnsiTheme="majorBidi" w:cstheme="majorBidi"/>
-                <w:b/>
-                <w:bCs/>
-                <w:sz w:val="22"/>
-                <w:szCs w:val="22"/>
-              </w:rPr>
-              <w:t>Postconditions:</w:t>
-            </w:r>
-          </w:p>
-          <w:p>
-            <w:pPr>
-              <w:spacing w:after="0"/>
-              <w:rPr>
-                <w:rFonts w:asciiTheme="majorBidi" w:hAnsiTheme="majorBidi" w:cstheme="majorBidi"/>
-                <w:sz w:val="22"/>
-                <w:szCs w:val="22"/>
-              </w:rPr>
-            </w:pPr>
-          </w:p>
-        </w:tc>
-      </w:tr>
-      <w:tr>
-        <w:trPr>
-          <w:trHeight w:val="585"/>
-        </w:trPr>
-        <w:tc>
-          <w:tcPr>
-            <w:tcW w:w="10007" w:type="dxa"/>
-            <w:gridSpan w:val="2"/>
-            <w:tcBorders>
-              <w:left w:val="single" w:sz="1" w:space="0" w:color="000000"/>
-              <w:bottom w:val="single" w:sz="1" w:space="0" w:color="000000"/>
-              <w:right w:val="single" w:sz="1" w:space="0" w:color="000000"/>
-            </w:tcBorders>
-          </w:tcPr>
-          <w:p>
-            <w:pPr>
-              <w:spacing w:after="0"/>
-              <w:rPr>
-                <w:rFonts w:asciiTheme="majorBidi" w:hAnsiTheme="majorBidi" w:cstheme="majorBidi"/>
-                <w:b/>
-                <w:bCs/>
-                <w:sz w:val="22"/>
-                <w:szCs w:val="22"/>
-              </w:rPr>
-            </w:pPr>
-            <w:r>
-              <w:rPr>
-                <w:rFonts w:asciiTheme="majorBidi" w:hAnsiTheme="majorBidi" w:cstheme="majorBidi"/>
-                <w:b/>
-                <w:bCs/>
-                <w:sz w:val="22"/>
-                <w:szCs w:val="22"/>
-              </w:rPr>
-              <w:t xml:space="preserve">Alternative flows: </w:t>
             </w:r>
           </w:p>
           <w:p>
@@ -12484,7 +13573,7 @@
                 <w:sz w:val="22"/>
                 <w:szCs w:val="22"/>
               </w:rPr>
-              <w:t>3</w:t>
+              <w:t>5</w:t>
             </w:r>
           </w:p>
         </w:tc>
@@ -12532,7 +13621,7 @@
                 <w:sz w:val="22"/>
                 <w:szCs w:val="22"/>
               </w:rPr>
-              <w:t>ViewActivePromotions</w:t>
+              <w:t>ViewProduct</w:t>
             </w:r>
             <w:proofErr w:type="spellEnd"/>
           </w:p>
@@ -13019,7 +14108,7 @@
                 <w:sz w:val="22"/>
                 <w:szCs w:val="22"/>
               </w:rPr>
-              <w:t>5</w:t>
+              <w:t>6</w:t>
             </w:r>
           </w:p>
         </w:tc>
@@ -13067,7 +14156,7 @@
                 <w:sz w:val="22"/>
                 <w:szCs w:val="22"/>
               </w:rPr>
-              <w:t>ViewProduct</w:t>
+              <w:t>RecordClick</w:t>
             </w:r>
             <w:proofErr w:type="spellEnd"/>
           </w:p>
@@ -13195,7 +14284,6 @@
                 <w:sz w:val="22"/>
                 <w:szCs w:val="22"/>
               </w:rPr>
-              <w:lastRenderedPageBreak/>
               <w:t>Secondary actors:</w:t>
             </w:r>
             <w:r>
@@ -13466,6 +14554,7 @@
                 <w:sz w:val="22"/>
                 <w:szCs w:val="22"/>
               </w:rPr>
+              <w:lastRenderedPageBreak/>
               <w:t xml:space="preserve">Alternative flows: </w:t>
             </w:r>
           </w:p>
@@ -13555,7 +14644,7 @@
                 <w:sz w:val="22"/>
                 <w:szCs w:val="22"/>
               </w:rPr>
-              <w:t>6</w:t>
+              <w:t>7</w:t>
             </w:r>
           </w:p>
         </w:tc>
@@ -13603,7 +14692,7 @@
                 <w:sz w:val="22"/>
                 <w:szCs w:val="22"/>
               </w:rPr>
-              <w:t>RecordClick</w:t>
+              <w:t>RecordSale</w:t>
             </w:r>
             <w:proofErr w:type="spellEnd"/>
           </w:p>
@@ -14090,7 +15179,7 @@
                 <w:sz w:val="22"/>
                 <w:szCs w:val="22"/>
               </w:rPr>
-              <w:t>7</w:t>
+              <w:t>8</w:t>
             </w:r>
           </w:p>
         </w:tc>
@@ -14138,7 +15227,15 @@
                 <w:sz w:val="22"/>
                 <w:szCs w:val="22"/>
               </w:rPr>
-              <w:t>RecordSale</w:t>
+              <w:t>Cancel</w:t>
+            </w:r>
+            <w:r>
+              <w:rPr>
+                <w:rFonts w:asciiTheme="majorBidi" w:hAnsiTheme="majorBidi" w:cstheme="majorBidi"/>
+                <w:sz w:val="22"/>
+                <w:szCs w:val="22"/>
+              </w:rPr>
+              <w:t>Order</w:t>
             </w:r>
             <w:proofErr w:type="spellEnd"/>
           </w:p>
@@ -14360,7 +15457,6 @@
                 <w:sz w:val="22"/>
                 <w:szCs w:val="22"/>
               </w:rPr>
-              <w:lastRenderedPageBreak/>
               <w:t>Main flow: Not required</w:t>
             </w:r>
           </w:p>
@@ -14626,7 +15722,7 @@
                 <w:sz w:val="22"/>
                 <w:szCs w:val="22"/>
               </w:rPr>
-              <w:t>8</w:t>
+              <w:t>9</w:t>
             </w:r>
           </w:p>
         </w:tc>
@@ -14674,15 +15770,7 @@
                 <w:sz w:val="22"/>
                 <w:szCs w:val="22"/>
               </w:rPr>
-              <w:t>Cancel</w:t>
-            </w:r>
-            <w:r>
-              <w:rPr>
-                <w:rFonts w:asciiTheme="majorBidi" w:hAnsiTheme="majorBidi" w:cstheme="majorBidi"/>
-                <w:sz w:val="22"/>
-                <w:szCs w:val="22"/>
-              </w:rPr>
-              <w:t>Order</w:t>
+              <w:t>ManageBasket</w:t>
             </w:r>
             <w:proofErr w:type="spellEnd"/>
           </w:p>
@@ -14720,6 +15808,7 @@
                 <w:sz w:val="22"/>
                 <w:szCs w:val="22"/>
               </w:rPr>
+              <w:lastRenderedPageBreak/>
               <w:t>Brief Description:</w:t>
             </w:r>
             <w:r>
@@ -15161,15 +16250,15 @@
                 <w:sz w:val="22"/>
                 <w:szCs w:val="22"/>
               </w:rPr>
-              <w:t>UC2</w:t>
-            </w:r>
-            <w:r>
-              <w:rPr>
-                <w:rFonts w:asciiTheme="majorBidi" w:hAnsiTheme="majorBidi" w:cstheme="majorBidi"/>
-                <w:sz w:val="22"/>
-                <w:szCs w:val="22"/>
-              </w:rPr>
-              <w:t>9</w:t>
+              <w:t>UC</w:t>
+            </w:r>
+            <w:r>
+              <w:rPr>
+                <w:rFonts w:asciiTheme="majorBidi" w:hAnsiTheme="majorBidi" w:cstheme="majorBidi"/>
+                <w:sz w:val="22"/>
+                <w:szCs w:val="22"/>
+              </w:rPr>
+              <w:t>30</w:t>
             </w:r>
           </w:p>
         </w:tc>
@@ -15217,7 +16306,7 @@
                 <w:sz w:val="22"/>
                 <w:szCs w:val="22"/>
               </w:rPr>
-              <w:t>ManageBasket</w:t>
+              <w:t>RemoveProductFromBasket</w:t>
             </w:r>
             <w:proofErr w:type="spellEnd"/>
           </w:p>
@@ -15567,7 +16656,6 @@
                 <w:sz w:val="22"/>
                 <w:szCs w:val="22"/>
               </w:rPr>
-              <w:lastRenderedPageBreak/>
               <w:t>Postconditions:</w:t>
             </w:r>
           </w:p>
@@ -15705,7 +16793,7 @@
                 <w:sz w:val="22"/>
                 <w:szCs w:val="22"/>
               </w:rPr>
-              <w:t>30</w:t>
+              <w:t>31</w:t>
             </w:r>
           </w:p>
         </w:tc>
@@ -15753,7 +16841,7 @@
                 <w:sz w:val="22"/>
                 <w:szCs w:val="22"/>
               </w:rPr>
-              <w:t>RemoveProductFromBasket</w:t>
+              <w:t>UpdateQuantity</w:t>
             </w:r>
             <w:proofErr w:type="spellEnd"/>
           </w:p>
@@ -15927,6 +17015,7 @@
                 <w:sz w:val="22"/>
                 <w:szCs w:val="22"/>
               </w:rPr>
+              <w:lastRenderedPageBreak/>
               <w:t>Preconditions:</w:t>
             </w:r>
           </w:p>
@@ -16240,541 +17329,6 @@
                 <w:sz w:val="22"/>
                 <w:szCs w:val="22"/>
               </w:rPr>
-              <w:t>31</w:t>
-            </w:r>
-          </w:p>
-        </w:tc>
-        <w:tc>
-          <w:tcPr>
-            <w:tcW w:w="5323" w:type="dxa"/>
-            <w:tcBorders>
-              <w:top w:val="single" w:sz="1" w:space="0" w:color="000000"/>
-              <w:left w:val="single" w:sz="1" w:space="0" w:color="000000"/>
-              <w:bottom w:val="single" w:sz="1" w:space="0" w:color="000000"/>
-              <w:right w:val="single" w:sz="1" w:space="0" w:color="000000"/>
-            </w:tcBorders>
-          </w:tcPr>
-          <w:p>
-            <w:pPr>
-              <w:spacing w:after="0"/>
-              <w:rPr>
-                <w:rFonts w:asciiTheme="majorBidi" w:hAnsiTheme="majorBidi" w:cstheme="majorBidi"/>
-                <w:sz w:val="22"/>
-                <w:szCs w:val="22"/>
-              </w:rPr>
-            </w:pPr>
-            <w:r>
-              <w:rPr>
-                <w:rFonts w:asciiTheme="majorBidi" w:hAnsiTheme="majorBidi" w:cstheme="majorBidi"/>
-                <w:b/>
-                <w:bCs/>
-                <w:sz w:val="22"/>
-                <w:szCs w:val="22"/>
-              </w:rPr>
-              <w:t>Use case:</w:t>
-            </w:r>
-            <w:r>
-              <w:rPr>
-                <w:rFonts w:asciiTheme="majorBidi" w:hAnsiTheme="majorBidi" w:cstheme="majorBidi"/>
-                <w:sz w:val="22"/>
-                <w:szCs w:val="22"/>
-              </w:rPr>
-              <w:t xml:space="preserve"> </w:t>
-            </w:r>
-            <w:proofErr w:type="spellStart"/>
-            <w:r>
-              <w:rPr>
-                <w:rFonts w:asciiTheme="majorBidi" w:hAnsiTheme="majorBidi" w:cstheme="majorBidi"/>
-                <w:sz w:val="22"/>
-                <w:szCs w:val="22"/>
-              </w:rPr>
-              <w:t>UpdateQuantity</w:t>
-            </w:r>
-            <w:proofErr w:type="spellEnd"/>
-          </w:p>
-        </w:tc>
-      </w:tr>
-      <w:tr>
-        <w:trPr>
-          <w:trHeight w:val="388"/>
-        </w:trPr>
-        <w:tc>
-          <w:tcPr>
-            <w:tcW w:w="10007" w:type="dxa"/>
-            <w:gridSpan w:val="2"/>
-            <w:tcBorders>
-              <w:left w:val="single" w:sz="1" w:space="0" w:color="000000"/>
-              <w:bottom w:val="single" w:sz="1" w:space="0" w:color="000000"/>
-              <w:right w:val="single" w:sz="1" w:space="0" w:color="000000"/>
-            </w:tcBorders>
-          </w:tcPr>
-          <w:p>
-            <w:pPr>
-              <w:spacing w:after="0"/>
-              <w:jc w:val="both"/>
-              <w:rPr>
-                <w:rFonts w:asciiTheme="majorBidi" w:hAnsiTheme="majorBidi" w:cstheme="majorBidi"/>
-                <w:sz w:val="22"/>
-                <w:szCs w:val="22"/>
-              </w:rPr>
-            </w:pPr>
-            <w:r>
-              <w:rPr>
-                <w:rFonts w:asciiTheme="majorBidi" w:hAnsiTheme="majorBidi" w:cstheme="majorBidi"/>
-                <w:b/>
-                <w:bCs/>
-                <w:sz w:val="22"/>
-                <w:szCs w:val="22"/>
-              </w:rPr>
-              <w:t>Brief Description:</w:t>
-            </w:r>
-            <w:r>
-              <w:rPr>
-                <w:rFonts w:asciiTheme="majorBidi" w:hAnsiTheme="majorBidi" w:cstheme="majorBidi"/>
-                <w:sz w:val="22"/>
-                <w:szCs w:val="22"/>
-              </w:rPr>
-              <w:t xml:space="preserve"> </w:t>
-            </w:r>
-          </w:p>
-        </w:tc>
-      </w:tr>
-      <w:tr>
-        <w:trPr>
-          <w:trHeight w:val="291"/>
-        </w:trPr>
-        <w:tc>
-          <w:tcPr>
-            <w:tcW w:w="10007" w:type="dxa"/>
-            <w:gridSpan w:val="2"/>
-            <w:tcBorders>
-              <w:left w:val="single" w:sz="1" w:space="0" w:color="000000"/>
-              <w:bottom w:val="single" w:sz="1" w:space="0" w:color="000000"/>
-              <w:right w:val="single" w:sz="1" w:space="0" w:color="000000"/>
-            </w:tcBorders>
-          </w:tcPr>
-          <w:p>
-            <w:pPr>
-              <w:spacing w:after="0"/>
-              <w:rPr>
-                <w:rFonts w:asciiTheme="majorBidi" w:hAnsiTheme="majorBidi" w:cstheme="majorBidi"/>
-                <w:b/>
-                <w:bCs/>
-                <w:sz w:val="22"/>
-                <w:szCs w:val="22"/>
-              </w:rPr>
-            </w:pPr>
-            <w:r>
-              <w:rPr>
-                <w:rFonts w:asciiTheme="majorBidi" w:hAnsiTheme="majorBidi" w:cstheme="majorBidi"/>
-                <w:b/>
-                <w:bCs/>
-                <w:sz w:val="22"/>
-                <w:szCs w:val="22"/>
-              </w:rPr>
-              <w:t>Primary actors:</w:t>
-            </w:r>
-            <w:r>
-              <w:rPr>
-                <w:rFonts w:asciiTheme="majorBidi" w:hAnsiTheme="majorBidi" w:cstheme="majorBidi"/>
-                <w:sz w:val="22"/>
-                <w:szCs w:val="22"/>
-              </w:rPr>
-              <w:t xml:space="preserve"> </w:t>
-            </w:r>
-          </w:p>
-        </w:tc>
-      </w:tr>
-      <w:tr>
-        <w:trPr>
-          <w:trHeight w:val="291"/>
-        </w:trPr>
-        <w:tc>
-          <w:tcPr>
-            <w:tcW w:w="10007" w:type="dxa"/>
-            <w:gridSpan w:val="2"/>
-            <w:tcBorders>
-              <w:left w:val="single" w:sz="1" w:space="0" w:color="000000"/>
-              <w:bottom w:val="single" w:sz="1" w:space="0" w:color="000000"/>
-              <w:right w:val="single" w:sz="1" w:space="0" w:color="000000"/>
-            </w:tcBorders>
-          </w:tcPr>
-          <w:p>
-            <w:pPr>
-              <w:spacing w:after="0"/>
-              <w:rPr>
-                <w:rFonts w:asciiTheme="majorBidi" w:hAnsiTheme="majorBidi" w:cstheme="majorBidi"/>
-                <w:sz w:val="22"/>
-                <w:szCs w:val="22"/>
-              </w:rPr>
-            </w:pPr>
-            <w:r>
-              <w:rPr>
-                <w:rFonts w:asciiTheme="majorBidi" w:hAnsiTheme="majorBidi" w:cstheme="majorBidi"/>
-                <w:b/>
-                <w:bCs/>
-                <w:sz w:val="22"/>
-                <w:szCs w:val="22"/>
-              </w:rPr>
-              <w:t>Secondary actors:</w:t>
-            </w:r>
-            <w:r>
-              <w:rPr>
-                <w:rFonts w:asciiTheme="majorBidi" w:hAnsiTheme="majorBidi" w:cstheme="majorBidi"/>
-                <w:sz w:val="22"/>
-                <w:szCs w:val="22"/>
-              </w:rPr>
-              <w:t xml:space="preserve"> </w:t>
-            </w:r>
-          </w:p>
-        </w:tc>
-      </w:tr>
-      <w:tr>
-        <w:trPr>
-          <w:trHeight w:val="830"/>
-        </w:trPr>
-        <w:tc>
-          <w:tcPr>
-            <w:tcW w:w="10007" w:type="dxa"/>
-            <w:gridSpan w:val="2"/>
-            <w:tcBorders>
-              <w:left w:val="single" w:sz="1" w:space="0" w:color="000000"/>
-              <w:bottom w:val="single" w:sz="1" w:space="0" w:color="000000"/>
-              <w:right w:val="single" w:sz="1" w:space="0" w:color="000000"/>
-            </w:tcBorders>
-          </w:tcPr>
-          <w:p>
-            <w:pPr>
-              <w:spacing w:after="0"/>
-              <w:rPr>
-                <w:rFonts w:asciiTheme="majorBidi" w:hAnsiTheme="majorBidi" w:cstheme="majorBidi"/>
-                <w:b/>
-                <w:bCs/>
-                <w:sz w:val="22"/>
-                <w:szCs w:val="22"/>
-              </w:rPr>
-            </w:pPr>
-            <w:r>
-              <w:rPr>
-                <w:rFonts w:asciiTheme="majorBidi" w:hAnsiTheme="majorBidi" w:cstheme="majorBidi"/>
-                <w:b/>
-                <w:bCs/>
-                <w:sz w:val="22"/>
-                <w:szCs w:val="22"/>
-              </w:rPr>
-              <w:t>Preconditions:</w:t>
-            </w:r>
-          </w:p>
-          <w:p>
-            <w:pPr>
-              <w:spacing w:after="0"/>
-              <w:rPr>
-                <w:rFonts w:asciiTheme="majorBidi" w:hAnsiTheme="majorBidi" w:cstheme="majorBidi"/>
-                <w:sz w:val="22"/>
-                <w:szCs w:val="22"/>
-              </w:rPr>
-            </w:pPr>
-          </w:p>
-        </w:tc>
-      </w:tr>
-      <w:tr>
-        <w:trPr>
-          <w:trHeight w:val="383"/>
-        </w:trPr>
-        <w:tc>
-          <w:tcPr>
-            <w:tcW w:w="10007" w:type="dxa"/>
-            <w:gridSpan w:val="2"/>
-            <w:tcBorders>
-              <w:left w:val="single" w:sz="1" w:space="0" w:color="000000"/>
-              <w:bottom w:val="single" w:sz="1" w:space="0" w:color="000000"/>
-              <w:right w:val="single" w:sz="1" w:space="0" w:color="000000"/>
-            </w:tcBorders>
-          </w:tcPr>
-          <w:p>
-            <w:pPr>
-              <w:spacing w:after="0"/>
-              <w:rPr>
-                <w:rFonts w:asciiTheme="majorBidi" w:hAnsiTheme="majorBidi" w:cstheme="majorBidi"/>
-                <w:b/>
-                <w:bCs/>
-                <w:sz w:val="22"/>
-                <w:szCs w:val="22"/>
-              </w:rPr>
-            </w:pPr>
-            <w:r>
-              <w:rPr>
-                <w:rFonts w:asciiTheme="majorBidi" w:hAnsiTheme="majorBidi" w:cstheme="majorBidi"/>
-                <w:b/>
-                <w:bCs/>
-                <w:sz w:val="22"/>
-                <w:szCs w:val="22"/>
-              </w:rPr>
-              <w:t>Main flow: Not required</w:t>
-            </w:r>
-          </w:p>
-        </w:tc>
-      </w:tr>
-      <w:tr>
-        <w:trPr>
-          <w:trHeight w:val="286"/>
-        </w:trPr>
-        <w:tc>
-          <w:tcPr>
-            <w:tcW w:w="10007" w:type="dxa"/>
-            <w:gridSpan w:val="2"/>
-            <w:tcBorders>
-              <w:left w:val="single" w:sz="1" w:space="0" w:color="000000"/>
-              <w:bottom w:val="single" w:sz="1" w:space="0" w:color="000000"/>
-              <w:right w:val="single" w:sz="1" w:space="0" w:color="000000"/>
-            </w:tcBorders>
-          </w:tcPr>
-          <w:p>
-            <w:pPr>
-              <w:rPr>
-                <w:rFonts w:asciiTheme="majorBidi" w:hAnsiTheme="majorBidi" w:cstheme="majorBidi"/>
-                <w:sz w:val="22"/>
-                <w:szCs w:val="22"/>
-              </w:rPr>
-            </w:pPr>
-            <w:r>
-              <w:rPr>
-                <w:rFonts w:asciiTheme="majorBidi" w:hAnsiTheme="majorBidi" w:cstheme="majorBidi"/>
-                <w:b/>
-                <w:bCs/>
-                <w:i/>
-                <w:iCs/>
-                <w:sz w:val="22"/>
-                <w:szCs w:val="22"/>
-              </w:rPr>
-              <w:t>Extension use cases</w:t>
-            </w:r>
-            <w:r>
-              <w:rPr>
-                <w:rFonts w:asciiTheme="majorBidi" w:hAnsiTheme="majorBidi" w:cstheme="majorBidi"/>
-                <w:sz w:val="22"/>
-                <w:szCs w:val="22"/>
-              </w:rPr>
-              <w:t xml:space="preserve">: </w:t>
-            </w:r>
-          </w:p>
-        </w:tc>
-      </w:tr>
-      <w:tr>
-        <w:trPr>
-          <w:trHeight w:val="455"/>
-        </w:trPr>
-        <w:tc>
-          <w:tcPr>
-            <w:tcW w:w="10007" w:type="dxa"/>
-            <w:gridSpan w:val="2"/>
-            <w:tcBorders>
-              <w:left w:val="single" w:sz="1" w:space="0" w:color="000000"/>
-              <w:bottom w:val="single" w:sz="1" w:space="0" w:color="000000"/>
-              <w:right w:val="single" w:sz="1" w:space="0" w:color="000000"/>
-            </w:tcBorders>
-          </w:tcPr>
-          <w:p>
-            <w:pPr>
-              <w:rPr>
-                <w:rFonts w:asciiTheme="majorBidi" w:hAnsiTheme="majorBidi" w:cstheme="majorBidi"/>
-                <w:sz w:val="22"/>
-                <w:szCs w:val="22"/>
-              </w:rPr>
-            </w:pPr>
-            <w:r>
-              <w:rPr>
-                <w:rFonts w:asciiTheme="majorBidi" w:hAnsiTheme="majorBidi" w:cstheme="majorBidi"/>
-                <w:b/>
-                <w:bCs/>
-                <w:i/>
-                <w:iCs/>
-                <w:sz w:val="22"/>
-                <w:szCs w:val="22"/>
-              </w:rPr>
-              <w:t>Inclusion use cases:</w:t>
-            </w:r>
-            <w:r>
-              <w:rPr>
-                <w:rFonts w:asciiTheme="majorBidi" w:hAnsiTheme="majorBidi" w:cstheme="majorBidi"/>
-                <w:sz w:val="22"/>
-                <w:szCs w:val="22"/>
-              </w:rPr>
-              <w:t xml:space="preserve"> </w:t>
-            </w:r>
-          </w:p>
-        </w:tc>
-      </w:tr>
-      <w:tr>
-        <w:trPr>
-          <w:trHeight w:val="537"/>
-        </w:trPr>
-        <w:tc>
-          <w:tcPr>
-            <w:tcW w:w="10007" w:type="dxa"/>
-            <w:gridSpan w:val="2"/>
-            <w:tcBorders>
-              <w:left w:val="single" w:sz="1" w:space="0" w:color="000000"/>
-              <w:bottom w:val="single" w:sz="1" w:space="0" w:color="000000"/>
-              <w:right w:val="single" w:sz="1" w:space="0" w:color="000000"/>
-            </w:tcBorders>
-          </w:tcPr>
-          <w:p>
-            <w:pPr>
-              <w:spacing w:after="0"/>
-              <w:rPr>
-                <w:rFonts w:asciiTheme="majorBidi" w:hAnsiTheme="majorBidi" w:cstheme="majorBidi"/>
-                <w:b/>
-                <w:bCs/>
-                <w:sz w:val="22"/>
-                <w:szCs w:val="22"/>
-              </w:rPr>
-            </w:pPr>
-            <w:r>
-              <w:rPr>
-                <w:rFonts w:asciiTheme="majorBidi" w:hAnsiTheme="majorBidi" w:cstheme="majorBidi"/>
-                <w:b/>
-                <w:bCs/>
-                <w:sz w:val="22"/>
-                <w:szCs w:val="22"/>
-              </w:rPr>
-              <w:t>Postconditions:</w:t>
-            </w:r>
-          </w:p>
-          <w:p>
-            <w:pPr>
-              <w:spacing w:after="0"/>
-              <w:rPr>
-                <w:rFonts w:asciiTheme="majorBidi" w:hAnsiTheme="majorBidi" w:cstheme="majorBidi"/>
-                <w:sz w:val="22"/>
-                <w:szCs w:val="22"/>
-              </w:rPr>
-            </w:pPr>
-          </w:p>
-        </w:tc>
-      </w:tr>
-      <w:tr>
-        <w:trPr>
-          <w:trHeight w:val="585"/>
-        </w:trPr>
-        <w:tc>
-          <w:tcPr>
-            <w:tcW w:w="10007" w:type="dxa"/>
-            <w:gridSpan w:val="2"/>
-            <w:tcBorders>
-              <w:left w:val="single" w:sz="1" w:space="0" w:color="000000"/>
-              <w:bottom w:val="single" w:sz="1" w:space="0" w:color="000000"/>
-              <w:right w:val="single" w:sz="1" w:space="0" w:color="000000"/>
-            </w:tcBorders>
-          </w:tcPr>
-          <w:p>
-            <w:pPr>
-              <w:spacing w:after="0"/>
-              <w:rPr>
-                <w:rFonts w:asciiTheme="majorBidi" w:hAnsiTheme="majorBidi" w:cstheme="majorBidi"/>
-                <w:b/>
-                <w:bCs/>
-                <w:sz w:val="22"/>
-                <w:szCs w:val="22"/>
-              </w:rPr>
-            </w:pPr>
-            <w:r>
-              <w:rPr>
-                <w:rFonts w:asciiTheme="majorBidi" w:hAnsiTheme="majorBidi" w:cstheme="majorBidi"/>
-                <w:b/>
-                <w:bCs/>
-                <w:sz w:val="22"/>
-                <w:szCs w:val="22"/>
-              </w:rPr>
-              <w:t xml:space="preserve">Alternative flows: </w:t>
-            </w:r>
-          </w:p>
-          <w:p>
-            <w:pPr>
-              <w:spacing w:after="0"/>
-              <w:rPr>
-                <w:rFonts w:asciiTheme="majorBidi" w:hAnsiTheme="majorBidi" w:cstheme="majorBidi"/>
-                <w:sz w:val="22"/>
-                <w:szCs w:val="22"/>
-              </w:rPr>
-            </w:pPr>
-          </w:p>
-        </w:tc>
-      </w:tr>
-    </w:tbl>
-    <w:p/>
-    <w:tbl>
-      <w:tblPr>
-        <w:tblW w:w="10007" w:type="dxa"/>
-        <w:tblInd w:w="55" w:type="dxa"/>
-        <w:tblLayout w:type="fixed"/>
-        <w:tblCellMar>
-          <w:top w:w="55" w:type="dxa"/>
-          <w:left w:w="55" w:type="dxa"/>
-          <w:bottom w:w="55" w:type="dxa"/>
-          <w:right w:w="55" w:type="dxa"/>
-        </w:tblCellMar>
-        <w:tblLook w:val="0000" w:firstRow="0" w:lastRow="0" w:firstColumn="0" w:lastColumn="0" w:noHBand="0" w:noVBand="0"/>
-      </w:tblPr>
-      <w:tblGrid>
-        <w:gridCol w:w="4684"/>
-        <w:gridCol w:w="5323"/>
-      </w:tblGrid>
-      <w:tr>
-        <w:trPr>
-          <w:trHeight w:val="291"/>
-        </w:trPr>
-        <w:tc>
-          <w:tcPr>
-            <w:tcW w:w="4684" w:type="dxa"/>
-            <w:tcBorders>
-              <w:top w:val="single" w:sz="1" w:space="0" w:color="000000"/>
-              <w:left w:val="single" w:sz="1" w:space="0" w:color="000000"/>
-              <w:bottom w:val="single" w:sz="1" w:space="0" w:color="000000"/>
-              <w:right w:val="single" w:sz="1" w:space="0" w:color="000000"/>
-            </w:tcBorders>
-          </w:tcPr>
-          <w:p>
-            <w:pPr>
-              <w:spacing w:after="0"/>
-              <w:rPr>
-                <w:rFonts w:asciiTheme="majorBidi" w:hAnsiTheme="majorBidi" w:cstheme="majorBidi"/>
-                <w:sz w:val="22"/>
-                <w:szCs w:val="22"/>
-              </w:rPr>
-            </w:pPr>
-            <w:r>
-              <w:rPr>
-                <w:rFonts w:asciiTheme="majorBidi" w:hAnsiTheme="majorBidi" w:cstheme="majorBidi"/>
-                <w:b/>
-                <w:bCs/>
-                <w:sz w:val="22"/>
-                <w:szCs w:val="22"/>
-              </w:rPr>
-              <w:t>Use case ID:</w:t>
-            </w:r>
-            <w:r>
-              <w:rPr>
-                <w:rFonts w:asciiTheme="majorBidi" w:hAnsiTheme="majorBidi" w:cstheme="majorBidi"/>
-                <w:sz w:val="22"/>
-                <w:szCs w:val="22"/>
-              </w:rPr>
-              <w:t xml:space="preserve"> </w:t>
-            </w:r>
-            <w:r>
-              <w:rPr>
-                <w:rFonts w:asciiTheme="majorBidi" w:hAnsiTheme="majorBidi" w:cstheme="majorBidi"/>
-                <w:sz w:val="22"/>
-                <w:szCs w:val="22"/>
-              </w:rPr>
-              <w:t>UC</w:t>
-            </w:r>
-            <w:r>
-              <w:rPr>
-                <w:rFonts w:asciiTheme="majorBidi" w:hAnsiTheme="majorBidi" w:cstheme="majorBidi"/>
-                <w:sz w:val="22"/>
-                <w:szCs w:val="22"/>
-              </w:rPr>
               <w:t>32</w:t>
             </w:r>
           </w:p>
@@ -18093,6 +18647,95 @@
     </w:lvl>
   </w:abstractNum>
   <w:abstractNum w:abstractNumId="9" w15:restartNumberingAfterBreak="0">
+    <w:nsid w:val="155C1728"/>
+    <w:multiLevelType w:val="hybridMultilevel"/>
+    <w:tmpl w:val="33EA0F5A"/>
+    <w:lvl w:ilvl="0" w:tplc="FFFFFFFF">
+      <w:start w:val="1"/>
+      <w:numFmt w:val="decimal"/>
+      <w:lvlText w:val="%1)"/>
+      <w:lvlJc w:val="left"/>
+      <w:pPr>
+        <w:ind w:left="1440" w:hanging="360"/>
+      </w:pPr>
+      <w:rPr>
+        <w:rFonts w:hint="default"/>
+      </w:rPr>
+    </w:lvl>
+    <w:lvl w:ilvl="1" w:tplc="08090019" w:tentative="1">
+      <w:start w:val="1"/>
+      <w:numFmt w:val="lowerLetter"/>
+      <w:lvlText w:val="%2."/>
+      <w:lvlJc w:val="left"/>
+      <w:pPr>
+        <w:ind w:left="2160" w:hanging="360"/>
+      </w:pPr>
+    </w:lvl>
+    <w:lvl w:ilvl="2" w:tplc="0809001B" w:tentative="1">
+      <w:start w:val="1"/>
+      <w:numFmt w:val="lowerRoman"/>
+      <w:lvlText w:val="%3."/>
+      <w:lvlJc w:val="right"/>
+      <w:pPr>
+        <w:ind w:left="2880" w:hanging="180"/>
+      </w:pPr>
+    </w:lvl>
+    <w:lvl w:ilvl="3" w:tplc="0809000F" w:tentative="1">
+      <w:start w:val="1"/>
+      <w:numFmt w:val="decimal"/>
+      <w:lvlText w:val="%4."/>
+      <w:lvlJc w:val="left"/>
+      <w:pPr>
+        <w:ind w:left="3600" w:hanging="360"/>
+      </w:pPr>
+    </w:lvl>
+    <w:lvl w:ilvl="4" w:tplc="08090019" w:tentative="1">
+      <w:start w:val="1"/>
+      <w:numFmt w:val="lowerLetter"/>
+      <w:lvlText w:val="%5."/>
+      <w:lvlJc w:val="left"/>
+      <w:pPr>
+        <w:ind w:left="4320" w:hanging="360"/>
+      </w:pPr>
+    </w:lvl>
+    <w:lvl w:ilvl="5" w:tplc="0809001B" w:tentative="1">
+      <w:start w:val="1"/>
+      <w:numFmt w:val="lowerRoman"/>
+      <w:lvlText w:val="%6."/>
+      <w:lvlJc w:val="right"/>
+      <w:pPr>
+        <w:ind w:left="5040" w:hanging="180"/>
+      </w:pPr>
+    </w:lvl>
+    <w:lvl w:ilvl="6" w:tplc="0809000F" w:tentative="1">
+      <w:start w:val="1"/>
+      <w:numFmt w:val="decimal"/>
+      <w:lvlText w:val="%7."/>
+      <w:lvlJc w:val="left"/>
+      <w:pPr>
+        <w:ind w:left="5760" w:hanging="360"/>
+      </w:pPr>
+    </w:lvl>
+    <w:lvl w:ilvl="7" w:tplc="08090019" w:tentative="1">
+      <w:start w:val="1"/>
+      <w:numFmt w:val="lowerLetter"/>
+      <w:lvlText w:val="%8."/>
+      <w:lvlJc w:val="left"/>
+      <w:pPr>
+        <w:ind w:left="6480" w:hanging="360"/>
+      </w:pPr>
+    </w:lvl>
+    <w:lvl w:ilvl="8" w:tplc="0809001B" w:tentative="1">
+      <w:start w:val="1"/>
+      <w:numFmt w:val="lowerRoman"/>
+      <w:lvlText w:val="%9."/>
+      <w:lvlJc w:val="right"/>
+      <w:pPr>
+        <w:ind w:left="7200" w:hanging="180"/>
+      </w:pPr>
+    </w:lvl>
+  </w:abstractNum>
+  <w:abstractNum w:abstractNumId="10" w15:restartNumberingAfterBreak="0">
     <w:nsid w:val="15CB347B"/>
     <w:multiLevelType w:val="hybridMultilevel"/>
     <w:tmpl w:val="E882608E"/>
@@ -18181,7 +18824,7 @@
       </w:pPr>
     </w:lvl>
   </w:abstractNum>
-  <w:abstractNum w:abstractNumId="10" w15:restartNumberingAfterBreak="0">
+  <w:abstractNum w:abstractNumId="11" w15:restartNumberingAfterBreak="0">
     <w:nsid w:val="18966A08"/>
     <w:multiLevelType w:val="hybridMultilevel"/>
     <w:tmpl w:val="D34E1842"/>
@@ -18270,7 +18913,7 @@
       </w:pPr>
     </w:lvl>
   </w:abstractNum>
-  <w:abstractNum w:abstractNumId="11" w15:restartNumberingAfterBreak="0">
+  <w:abstractNum w:abstractNumId="12" w15:restartNumberingAfterBreak="0">
     <w:nsid w:val="1AF149D0"/>
     <w:multiLevelType w:val="hybridMultilevel"/>
     <w:tmpl w:val="E882608E"/>
@@ -18359,456 +19002,11 @@
       </w:pPr>
     </w:lvl>
   </w:abstractNum>
-  <w:abstractNum w:abstractNumId="12" w15:restartNumberingAfterBreak="0">
-    <w:nsid w:val="20D41F01"/>
+  <w:abstractNum w:abstractNumId="13" w15:restartNumberingAfterBreak="0">
+    <w:nsid w:val="1D8A6991"/>
     <w:multiLevelType w:val="hybridMultilevel"/>
-    <w:tmpl w:val="6F1AA900"/>
-    <w:lvl w:ilvl="0" w:tplc="FFFFFFFF">
-      <w:start w:val="1"/>
-      <w:numFmt w:val="decimal"/>
-      <w:lvlText w:val="%1)"/>
-      <w:lvlJc w:val="left"/>
-      <w:pPr>
-        <w:ind w:left="720" w:hanging="360"/>
-      </w:pPr>
-      <w:rPr>
-        <w:rFonts w:hint="default"/>
-      </w:rPr>
-    </w:lvl>
-    <w:lvl w:ilvl="1" w:tplc="08090019" w:tentative="1">
-      <w:start w:val="1"/>
-      <w:numFmt w:val="lowerLetter"/>
-      <w:lvlText w:val="%2."/>
-      <w:lvlJc w:val="left"/>
-      <w:pPr>
-        <w:ind w:left="1440" w:hanging="360"/>
-      </w:pPr>
-    </w:lvl>
-    <w:lvl w:ilvl="2" w:tplc="0809001B" w:tentative="1">
-      <w:start w:val="1"/>
-      <w:numFmt w:val="lowerRoman"/>
-      <w:lvlText w:val="%3."/>
-      <w:lvlJc w:val="right"/>
-      <w:pPr>
-        <w:ind w:left="2160" w:hanging="180"/>
-      </w:pPr>
-    </w:lvl>
-    <w:lvl w:ilvl="3" w:tplc="0809000F" w:tentative="1">
-      <w:start w:val="1"/>
-      <w:numFmt w:val="decimal"/>
-      <w:lvlText w:val="%4."/>
-      <w:lvlJc w:val="left"/>
-      <w:pPr>
-        <w:ind w:left="2880" w:hanging="360"/>
-      </w:pPr>
-    </w:lvl>
-    <w:lvl w:ilvl="4" w:tplc="08090019" w:tentative="1">
-      <w:start w:val="1"/>
-      <w:numFmt w:val="lowerLetter"/>
-      <w:lvlText w:val="%5."/>
-      <w:lvlJc w:val="left"/>
-      <w:pPr>
-        <w:ind w:left="3600" w:hanging="360"/>
-      </w:pPr>
-    </w:lvl>
-    <w:lvl w:ilvl="5" w:tplc="0809001B" w:tentative="1">
-      <w:start w:val="1"/>
-      <w:numFmt w:val="lowerRoman"/>
-      <w:lvlText w:val="%6."/>
-      <w:lvlJc w:val="right"/>
-      <w:pPr>
-        <w:ind w:left="4320" w:hanging="180"/>
-      </w:pPr>
-    </w:lvl>
-    <w:lvl w:ilvl="6" w:tplc="0809000F" w:tentative="1">
-      <w:start w:val="1"/>
-      <w:numFmt w:val="decimal"/>
-      <w:lvlText w:val="%7."/>
-      <w:lvlJc w:val="left"/>
-      <w:pPr>
-        <w:ind w:left="5040" w:hanging="360"/>
-      </w:pPr>
-    </w:lvl>
-    <w:lvl w:ilvl="7" w:tplc="08090019" w:tentative="1">
-      <w:start w:val="1"/>
-      <w:numFmt w:val="lowerLetter"/>
-      <w:lvlText w:val="%8."/>
-      <w:lvlJc w:val="left"/>
-      <w:pPr>
-        <w:ind w:left="5760" w:hanging="360"/>
-      </w:pPr>
-    </w:lvl>
-    <w:lvl w:ilvl="8" w:tplc="0809001B" w:tentative="1">
-      <w:start w:val="1"/>
-      <w:numFmt w:val="lowerRoman"/>
-      <w:lvlText w:val="%9."/>
-      <w:lvlJc w:val="right"/>
-      <w:pPr>
-        <w:ind w:left="6480" w:hanging="180"/>
-      </w:pPr>
-    </w:lvl>
-  </w:abstractNum>
-  <w:abstractNum w:abstractNumId="13" w15:restartNumberingAfterBreak="0">
-    <w:nsid w:val="20D716BE"/>
-    <w:multiLevelType w:val="hybridMultilevel"/>
-    <w:tmpl w:val="D92C2E36"/>
-    <w:lvl w:ilvl="0" w:tplc="0809000F">
-      <w:start w:val="1"/>
-      <w:numFmt w:val="decimal"/>
-      <w:lvlText w:val="%1."/>
-      <w:lvlJc w:val="left"/>
-      <w:pPr>
-        <w:ind w:left="720" w:hanging="360"/>
-      </w:pPr>
-      <w:rPr>
-        <w:rFonts w:hint="default"/>
-      </w:rPr>
-    </w:lvl>
-    <w:lvl w:ilvl="1" w:tplc="08090019" w:tentative="1">
-      <w:start w:val="1"/>
-      <w:numFmt w:val="lowerLetter"/>
-      <w:lvlText w:val="%2."/>
-      <w:lvlJc w:val="left"/>
-      <w:pPr>
-        <w:ind w:left="1440" w:hanging="360"/>
-      </w:pPr>
-    </w:lvl>
-    <w:lvl w:ilvl="2" w:tplc="0809001B" w:tentative="1">
-      <w:start w:val="1"/>
-      <w:numFmt w:val="lowerRoman"/>
-      <w:lvlText w:val="%3."/>
-      <w:lvlJc w:val="right"/>
-      <w:pPr>
-        <w:ind w:left="2160" w:hanging="180"/>
-      </w:pPr>
-    </w:lvl>
-    <w:lvl w:ilvl="3" w:tplc="0809000F" w:tentative="1">
-      <w:start w:val="1"/>
-      <w:numFmt w:val="decimal"/>
-      <w:lvlText w:val="%4."/>
-      <w:lvlJc w:val="left"/>
-      <w:pPr>
-        <w:ind w:left="2880" w:hanging="360"/>
-      </w:pPr>
-    </w:lvl>
-    <w:lvl w:ilvl="4" w:tplc="08090019" w:tentative="1">
-      <w:start w:val="1"/>
-      <w:numFmt w:val="lowerLetter"/>
-      <w:lvlText w:val="%5."/>
-      <w:lvlJc w:val="left"/>
-      <w:pPr>
-        <w:ind w:left="3600" w:hanging="360"/>
-      </w:pPr>
-    </w:lvl>
-    <w:lvl w:ilvl="5" w:tplc="0809001B" w:tentative="1">
-      <w:start w:val="1"/>
-      <w:numFmt w:val="lowerRoman"/>
-      <w:lvlText w:val="%6."/>
-      <w:lvlJc w:val="right"/>
-      <w:pPr>
-        <w:ind w:left="4320" w:hanging="180"/>
-      </w:pPr>
-    </w:lvl>
-    <w:lvl w:ilvl="6" w:tplc="0809000F" w:tentative="1">
-      <w:start w:val="1"/>
-      <w:numFmt w:val="decimal"/>
-      <w:lvlText w:val="%7."/>
-      <w:lvlJc w:val="left"/>
-      <w:pPr>
-        <w:ind w:left="5040" w:hanging="360"/>
-      </w:pPr>
-    </w:lvl>
-    <w:lvl w:ilvl="7" w:tplc="08090019" w:tentative="1">
-      <w:start w:val="1"/>
-      <w:numFmt w:val="lowerLetter"/>
-      <w:lvlText w:val="%8."/>
-      <w:lvlJc w:val="left"/>
-      <w:pPr>
-        <w:ind w:left="5760" w:hanging="360"/>
-      </w:pPr>
-    </w:lvl>
-    <w:lvl w:ilvl="8" w:tplc="0809001B" w:tentative="1">
-      <w:start w:val="1"/>
-      <w:numFmt w:val="lowerRoman"/>
-      <w:lvlText w:val="%9."/>
-      <w:lvlJc w:val="right"/>
-      <w:pPr>
-        <w:ind w:left="6480" w:hanging="180"/>
-      </w:pPr>
-    </w:lvl>
-  </w:abstractNum>
-  <w:abstractNum w:abstractNumId="14" w15:restartNumberingAfterBreak="0">
-    <w:nsid w:val="23AC2C65"/>
-    <w:multiLevelType w:val="hybridMultilevel"/>
-    <w:tmpl w:val="0CFEDCFA"/>
-    <w:lvl w:ilvl="0" w:tplc="B3E2782E">
-      <w:start w:val="1"/>
-      <w:numFmt w:val="decimal"/>
-      <w:lvlText w:val="%1."/>
-      <w:lvlJc w:val="left"/>
-      <w:pPr>
-        <w:ind w:left="720" w:hanging="360"/>
-      </w:pPr>
-      <w:rPr>
-        <w:rFonts w:hint="default"/>
-      </w:rPr>
-    </w:lvl>
-    <w:lvl w:ilvl="1" w:tplc="08090019" w:tentative="1">
-      <w:start w:val="1"/>
-      <w:numFmt w:val="lowerLetter"/>
-      <w:lvlText w:val="%2."/>
-      <w:lvlJc w:val="left"/>
-      <w:pPr>
-        <w:ind w:left="1440" w:hanging="360"/>
-      </w:pPr>
-    </w:lvl>
-    <w:lvl w:ilvl="2" w:tplc="0809001B" w:tentative="1">
-      <w:start w:val="1"/>
-      <w:numFmt w:val="lowerRoman"/>
-      <w:lvlText w:val="%3."/>
-      <w:lvlJc w:val="right"/>
-      <w:pPr>
-        <w:ind w:left="2160" w:hanging="180"/>
-      </w:pPr>
-    </w:lvl>
-    <w:lvl w:ilvl="3" w:tplc="0809000F" w:tentative="1">
-      <w:start w:val="1"/>
-      <w:numFmt w:val="decimal"/>
-      <w:lvlText w:val="%4."/>
-      <w:lvlJc w:val="left"/>
-      <w:pPr>
-        <w:ind w:left="2880" w:hanging="360"/>
-      </w:pPr>
-    </w:lvl>
-    <w:lvl w:ilvl="4" w:tplc="08090019" w:tentative="1">
-      <w:start w:val="1"/>
-      <w:numFmt w:val="lowerLetter"/>
-      <w:lvlText w:val="%5."/>
-      <w:lvlJc w:val="left"/>
-      <w:pPr>
-        <w:ind w:left="3600" w:hanging="360"/>
-      </w:pPr>
-    </w:lvl>
-    <w:lvl w:ilvl="5" w:tplc="0809001B" w:tentative="1">
-      <w:start w:val="1"/>
-      <w:numFmt w:val="lowerRoman"/>
-      <w:lvlText w:val="%6."/>
-      <w:lvlJc w:val="right"/>
-      <w:pPr>
-        <w:ind w:left="4320" w:hanging="180"/>
-      </w:pPr>
-    </w:lvl>
-    <w:lvl w:ilvl="6" w:tplc="0809000F" w:tentative="1">
-      <w:start w:val="1"/>
-      <w:numFmt w:val="decimal"/>
-      <w:lvlText w:val="%7."/>
-      <w:lvlJc w:val="left"/>
-      <w:pPr>
-        <w:ind w:left="5040" w:hanging="360"/>
-      </w:pPr>
-    </w:lvl>
-    <w:lvl w:ilvl="7" w:tplc="08090019" w:tentative="1">
-      <w:start w:val="1"/>
-      <w:numFmt w:val="lowerLetter"/>
-      <w:lvlText w:val="%8."/>
-      <w:lvlJc w:val="left"/>
-      <w:pPr>
-        <w:ind w:left="5760" w:hanging="360"/>
-      </w:pPr>
-    </w:lvl>
-    <w:lvl w:ilvl="8" w:tplc="0809001B" w:tentative="1">
-      <w:start w:val="1"/>
-      <w:numFmt w:val="lowerRoman"/>
-      <w:lvlText w:val="%9."/>
-      <w:lvlJc w:val="right"/>
-      <w:pPr>
-        <w:ind w:left="6480" w:hanging="180"/>
-      </w:pPr>
-    </w:lvl>
-  </w:abstractNum>
-  <w:abstractNum w:abstractNumId="15" w15:restartNumberingAfterBreak="0">
-    <w:nsid w:val="2BC7367A"/>
-    <w:multiLevelType w:val="hybridMultilevel"/>
-    <w:tmpl w:val="E882608E"/>
-    <w:lvl w:ilvl="0" w:tplc="FFFFFFFF">
-      <w:start w:val="1"/>
-      <w:numFmt w:val="decimal"/>
-      <w:lvlText w:val="%1)"/>
-      <w:lvlJc w:val="left"/>
-      <w:pPr>
-        <w:ind w:left="720" w:hanging="360"/>
-      </w:pPr>
-      <w:rPr>
-        <w:rFonts w:hint="default"/>
-      </w:rPr>
-    </w:lvl>
-    <w:lvl w:ilvl="1" w:tplc="FFFFFFFF" w:tentative="1">
-      <w:start w:val="1"/>
-      <w:numFmt w:val="lowerLetter"/>
-      <w:lvlText w:val="%2."/>
-      <w:lvlJc w:val="left"/>
-      <w:pPr>
-        <w:ind w:left="1440" w:hanging="360"/>
-      </w:pPr>
-    </w:lvl>
-    <w:lvl w:ilvl="2" w:tplc="FFFFFFFF" w:tentative="1">
-      <w:start w:val="1"/>
-      <w:numFmt w:val="lowerRoman"/>
-      <w:lvlText w:val="%3."/>
-      <w:lvlJc w:val="right"/>
-      <w:pPr>
-        <w:ind w:left="2160" w:hanging="180"/>
-      </w:pPr>
-    </w:lvl>
-    <w:lvl w:ilvl="3" w:tplc="FFFFFFFF" w:tentative="1">
-      <w:start w:val="1"/>
-      <w:numFmt w:val="decimal"/>
-      <w:lvlText w:val="%4."/>
-      <w:lvlJc w:val="left"/>
-      <w:pPr>
-        <w:ind w:left="2880" w:hanging="360"/>
-      </w:pPr>
-    </w:lvl>
-    <w:lvl w:ilvl="4" w:tplc="FFFFFFFF" w:tentative="1">
-      <w:start w:val="1"/>
-      <w:numFmt w:val="lowerLetter"/>
-      <w:lvlText w:val="%5."/>
-      <w:lvlJc w:val="left"/>
-      <w:pPr>
-        <w:ind w:left="3600" w:hanging="360"/>
-      </w:pPr>
-    </w:lvl>
-    <w:lvl w:ilvl="5" w:tplc="FFFFFFFF" w:tentative="1">
-      <w:start w:val="1"/>
-      <w:numFmt w:val="lowerRoman"/>
-      <w:lvlText w:val="%6."/>
-      <w:lvlJc w:val="right"/>
-      <w:pPr>
-        <w:ind w:left="4320" w:hanging="180"/>
-      </w:pPr>
-    </w:lvl>
-    <w:lvl w:ilvl="6" w:tplc="FFFFFFFF" w:tentative="1">
-      <w:start w:val="1"/>
-      <w:numFmt w:val="decimal"/>
-      <w:lvlText w:val="%7."/>
-      <w:lvlJc w:val="left"/>
-      <w:pPr>
-        <w:ind w:left="5040" w:hanging="360"/>
-      </w:pPr>
-    </w:lvl>
-    <w:lvl w:ilvl="7" w:tplc="FFFFFFFF" w:tentative="1">
-      <w:start w:val="1"/>
-      <w:numFmt w:val="lowerLetter"/>
-      <w:lvlText w:val="%8."/>
-      <w:lvlJc w:val="left"/>
-      <w:pPr>
-        <w:ind w:left="5760" w:hanging="360"/>
-      </w:pPr>
-    </w:lvl>
-    <w:lvl w:ilvl="8" w:tplc="FFFFFFFF" w:tentative="1">
-      <w:start w:val="1"/>
-      <w:numFmt w:val="lowerRoman"/>
-      <w:lvlText w:val="%9."/>
-      <w:lvlJc w:val="right"/>
-      <w:pPr>
-        <w:ind w:left="6480" w:hanging="180"/>
-      </w:pPr>
-    </w:lvl>
-  </w:abstractNum>
-  <w:abstractNum w:abstractNumId="16" w15:restartNumberingAfterBreak="0">
-    <w:nsid w:val="2CC7074C"/>
-    <w:multiLevelType w:val="hybridMultilevel"/>
-    <w:tmpl w:val="412C9084"/>
-    <w:lvl w:ilvl="0" w:tplc="08090011">
-      <w:start w:val="1"/>
-      <w:numFmt w:val="decimal"/>
-      <w:lvlText w:val="%1)"/>
-      <w:lvlJc w:val="left"/>
-      <w:pPr>
-        <w:ind w:left="720" w:hanging="360"/>
-      </w:pPr>
-      <w:rPr>
-        <w:rFonts w:hint="default"/>
-      </w:rPr>
-    </w:lvl>
-    <w:lvl w:ilvl="1" w:tplc="08090019" w:tentative="1">
-      <w:start w:val="1"/>
-      <w:numFmt w:val="lowerLetter"/>
-      <w:lvlText w:val="%2."/>
-      <w:lvlJc w:val="left"/>
-      <w:pPr>
-        <w:ind w:left="1440" w:hanging="360"/>
-      </w:pPr>
-    </w:lvl>
-    <w:lvl w:ilvl="2" w:tplc="0809001B" w:tentative="1">
-      <w:start w:val="1"/>
-      <w:numFmt w:val="lowerRoman"/>
-      <w:lvlText w:val="%3."/>
-      <w:lvlJc w:val="right"/>
-      <w:pPr>
-        <w:ind w:left="2160" w:hanging="180"/>
-      </w:pPr>
-    </w:lvl>
-    <w:lvl w:ilvl="3" w:tplc="0809000F" w:tentative="1">
-      <w:start w:val="1"/>
-      <w:numFmt w:val="decimal"/>
-      <w:lvlText w:val="%4."/>
-      <w:lvlJc w:val="left"/>
-      <w:pPr>
-        <w:ind w:left="2880" w:hanging="360"/>
-      </w:pPr>
-    </w:lvl>
-    <w:lvl w:ilvl="4" w:tplc="08090019" w:tentative="1">
-      <w:start w:val="1"/>
-      <w:numFmt w:val="lowerLetter"/>
-      <w:lvlText w:val="%5."/>
-      <w:lvlJc w:val="left"/>
-      <w:pPr>
-        <w:ind w:left="3600" w:hanging="360"/>
-      </w:pPr>
-    </w:lvl>
-    <w:lvl w:ilvl="5" w:tplc="0809001B" w:tentative="1">
-      <w:start w:val="1"/>
-      <w:numFmt w:val="lowerRoman"/>
-      <w:lvlText w:val="%6."/>
-      <w:lvlJc w:val="right"/>
-      <w:pPr>
-        <w:ind w:left="4320" w:hanging="180"/>
-      </w:pPr>
-    </w:lvl>
-    <w:lvl w:ilvl="6" w:tplc="0809000F" w:tentative="1">
-      <w:start w:val="1"/>
-      <w:numFmt w:val="decimal"/>
-      <w:lvlText w:val="%7."/>
-      <w:lvlJc w:val="left"/>
-      <w:pPr>
-        <w:ind w:left="5040" w:hanging="360"/>
-      </w:pPr>
-    </w:lvl>
-    <w:lvl w:ilvl="7" w:tplc="08090019" w:tentative="1">
-      <w:start w:val="1"/>
-      <w:numFmt w:val="lowerLetter"/>
-      <w:lvlText w:val="%8."/>
-      <w:lvlJc w:val="left"/>
-      <w:pPr>
-        <w:ind w:left="5760" w:hanging="360"/>
-      </w:pPr>
-    </w:lvl>
-    <w:lvl w:ilvl="8" w:tplc="0809001B" w:tentative="1">
-      <w:start w:val="1"/>
-      <w:numFmt w:val="lowerRoman"/>
-      <w:lvlText w:val="%9."/>
-      <w:lvlJc w:val="right"/>
-      <w:pPr>
-        <w:ind w:left="6480" w:hanging="180"/>
-      </w:pPr>
-    </w:lvl>
-  </w:abstractNum>
-  <w:abstractNum w:abstractNumId="17" w15:restartNumberingAfterBreak="0">
-    <w:nsid w:val="2D2114A7"/>
-    <w:multiLevelType w:val="hybridMultilevel"/>
-    <w:tmpl w:val="D9FC3822"/>
-    <w:lvl w:ilvl="0" w:tplc="DFD0E5D8">
+    <w:tmpl w:val="0914C0B6"/>
+    <w:lvl w:ilvl="0" w:tplc="7378443E">
       <w:start w:val="1"/>
       <w:numFmt w:val="decimal"/>
       <w:lvlText w:val="%1)"/>
@@ -18822,7 +19020,7 @@
         <w:bCs w:val="0"/>
       </w:rPr>
     </w:lvl>
-    <w:lvl w:ilvl="1" w:tplc="FFFFFFFF" w:tentative="1">
+    <w:lvl w:ilvl="1" w:tplc="08090019" w:tentative="1">
       <w:start w:val="1"/>
       <w:numFmt w:val="lowerLetter"/>
       <w:lvlText w:val="%2."/>
@@ -18831,7 +19029,7 @@
         <w:ind w:left="1440" w:hanging="360"/>
       </w:pPr>
     </w:lvl>
-    <w:lvl w:ilvl="2" w:tplc="FFFFFFFF" w:tentative="1">
+    <w:lvl w:ilvl="2" w:tplc="0809001B" w:tentative="1">
       <w:start w:val="1"/>
       <w:numFmt w:val="lowerRoman"/>
       <w:lvlText w:val="%3."/>
@@ -18840,7 +19038,7 @@
         <w:ind w:left="2160" w:hanging="180"/>
       </w:pPr>
     </w:lvl>
-    <w:lvl w:ilvl="3" w:tplc="FFFFFFFF" w:tentative="1">
+    <w:lvl w:ilvl="3" w:tplc="0809000F" w:tentative="1">
       <w:start w:val="1"/>
       <w:numFmt w:val="decimal"/>
       <w:lvlText w:val="%4."/>
@@ -18849,7 +19047,7 @@
         <w:ind w:left="2880" w:hanging="360"/>
       </w:pPr>
     </w:lvl>
-    <w:lvl w:ilvl="4" w:tplc="FFFFFFFF" w:tentative="1">
+    <w:lvl w:ilvl="4" w:tplc="08090019" w:tentative="1">
       <w:start w:val="1"/>
       <w:numFmt w:val="lowerLetter"/>
       <w:lvlText w:val="%5."/>
@@ -18858,7 +19056,7 @@
         <w:ind w:left="3600" w:hanging="360"/>
       </w:pPr>
     </w:lvl>
-    <w:lvl w:ilvl="5" w:tplc="FFFFFFFF" w:tentative="1">
+    <w:lvl w:ilvl="5" w:tplc="0809001B" w:tentative="1">
       <w:start w:val="1"/>
       <w:numFmt w:val="lowerRoman"/>
       <w:lvlText w:val="%6."/>
@@ -18867,7 +19065,7 @@
         <w:ind w:left="4320" w:hanging="180"/>
       </w:pPr>
     </w:lvl>
-    <w:lvl w:ilvl="6" w:tplc="FFFFFFFF" w:tentative="1">
+    <w:lvl w:ilvl="6" w:tplc="0809000F" w:tentative="1">
       <w:start w:val="1"/>
       <w:numFmt w:val="decimal"/>
       <w:lvlText w:val="%7."/>
@@ -18876,7 +19074,7 @@
         <w:ind w:left="5040" w:hanging="360"/>
       </w:pPr>
     </w:lvl>
-    <w:lvl w:ilvl="7" w:tplc="FFFFFFFF" w:tentative="1">
+    <w:lvl w:ilvl="7" w:tplc="08090019" w:tentative="1">
       <w:start w:val="1"/>
       <w:numFmt w:val="lowerLetter"/>
       <w:lvlText w:val="%8."/>
@@ -18885,7 +19083,7 @@
         <w:ind w:left="5760" w:hanging="360"/>
       </w:pPr>
     </w:lvl>
-    <w:lvl w:ilvl="8" w:tplc="FFFFFFFF" w:tentative="1">
+    <w:lvl w:ilvl="8" w:tplc="0809001B" w:tentative="1">
       <w:start w:val="1"/>
       <w:numFmt w:val="lowerRoman"/>
       <w:lvlText w:val="%9."/>
@@ -18895,11 +19093,11 @@
       </w:pPr>
     </w:lvl>
   </w:abstractNum>
-  <w:abstractNum w:abstractNumId="18" w15:restartNumberingAfterBreak="0">
-    <w:nsid w:val="2FD832AB"/>
+  <w:abstractNum w:abstractNumId="14" w15:restartNumberingAfterBreak="0">
+    <w:nsid w:val="20D41F01"/>
     <w:multiLevelType w:val="hybridMultilevel"/>
-    <w:tmpl w:val="1F0A29A0"/>
-    <w:lvl w:ilvl="0" w:tplc="08090011">
+    <w:tmpl w:val="6F1AA900"/>
+    <w:lvl w:ilvl="0" w:tplc="FFFFFFFF">
       <w:start w:val="1"/>
       <w:numFmt w:val="decimal"/>
       <w:lvlText w:val="%1)"/>
@@ -18907,6 +19105,9 @@
       <w:pPr>
         <w:ind w:left="720" w:hanging="360"/>
       </w:pPr>
+      <w:rPr>
+        <w:rFonts w:hint="default"/>
+      </w:rPr>
     </w:lvl>
     <w:lvl w:ilvl="1" w:tplc="08090019" w:tentative="1">
       <w:start w:val="1"/>
@@ -18981,14 +19182,14 @@
       </w:pPr>
     </w:lvl>
   </w:abstractNum>
-  <w:abstractNum w:abstractNumId="19" w15:restartNumberingAfterBreak="0">
-    <w:nsid w:val="30B07C5C"/>
+  <w:abstractNum w:abstractNumId="15" w15:restartNumberingAfterBreak="0">
+    <w:nsid w:val="20D716BE"/>
     <w:multiLevelType w:val="hybridMultilevel"/>
-    <w:tmpl w:val="525E63C0"/>
-    <w:lvl w:ilvl="0" w:tplc="FFFFFFFF">
+    <w:tmpl w:val="D92C2E36"/>
+    <w:lvl w:ilvl="0" w:tplc="0809000F">
       <w:start w:val="1"/>
       <w:numFmt w:val="decimal"/>
-      <w:lvlText w:val="%1)"/>
+      <w:lvlText w:val="%1."/>
       <w:lvlJc w:val="left"/>
       <w:pPr>
         <w:ind w:left="720" w:hanging="360"/>
@@ -18997,7 +19198,7 @@
         <w:rFonts w:hint="default"/>
       </w:rPr>
     </w:lvl>
-    <w:lvl w:ilvl="1" w:tplc="FFFFFFFF" w:tentative="1">
+    <w:lvl w:ilvl="1" w:tplc="08090019" w:tentative="1">
       <w:start w:val="1"/>
       <w:numFmt w:val="lowerLetter"/>
       <w:lvlText w:val="%2."/>
@@ -19006,7 +19207,7 @@
         <w:ind w:left="1440" w:hanging="360"/>
       </w:pPr>
     </w:lvl>
-    <w:lvl w:ilvl="2" w:tplc="FFFFFFFF" w:tentative="1">
+    <w:lvl w:ilvl="2" w:tplc="0809001B" w:tentative="1">
       <w:start w:val="1"/>
       <w:numFmt w:val="lowerRoman"/>
       <w:lvlText w:val="%3."/>
@@ -19015,7 +19216,7 @@
         <w:ind w:left="2160" w:hanging="180"/>
       </w:pPr>
     </w:lvl>
-    <w:lvl w:ilvl="3" w:tplc="FFFFFFFF" w:tentative="1">
+    <w:lvl w:ilvl="3" w:tplc="0809000F" w:tentative="1">
       <w:start w:val="1"/>
       <w:numFmt w:val="decimal"/>
       <w:lvlText w:val="%4."/>
@@ -19024,7 +19225,7 @@
         <w:ind w:left="2880" w:hanging="360"/>
       </w:pPr>
     </w:lvl>
-    <w:lvl w:ilvl="4" w:tplc="FFFFFFFF" w:tentative="1">
+    <w:lvl w:ilvl="4" w:tplc="08090019" w:tentative="1">
       <w:start w:val="1"/>
       <w:numFmt w:val="lowerLetter"/>
       <w:lvlText w:val="%5."/>
@@ -19033,7 +19234,7 @@
         <w:ind w:left="3600" w:hanging="360"/>
       </w:pPr>
     </w:lvl>
-    <w:lvl w:ilvl="5" w:tplc="FFFFFFFF" w:tentative="1">
+    <w:lvl w:ilvl="5" w:tplc="0809001B" w:tentative="1">
       <w:start w:val="1"/>
       <w:numFmt w:val="lowerRoman"/>
       <w:lvlText w:val="%6."/>
@@ -19042,7 +19243,7 @@
         <w:ind w:left="4320" w:hanging="180"/>
       </w:pPr>
     </w:lvl>
-    <w:lvl w:ilvl="6" w:tplc="FFFFFFFF" w:tentative="1">
+    <w:lvl w:ilvl="6" w:tplc="0809000F" w:tentative="1">
       <w:start w:val="1"/>
       <w:numFmt w:val="decimal"/>
       <w:lvlText w:val="%7."/>
@@ -19051,7 +19252,7 @@
         <w:ind w:left="5040" w:hanging="360"/>
       </w:pPr>
     </w:lvl>
-    <w:lvl w:ilvl="7" w:tplc="FFFFFFFF" w:tentative="1">
+    <w:lvl w:ilvl="7" w:tplc="08090019" w:tentative="1">
       <w:start w:val="1"/>
       <w:numFmt w:val="lowerLetter"/>
       <w:lvlText w:val="%8."/>
@@ -19060,7 +19261,7 @@
         <w:ind w:left="5760" w:hanging="360"/>
       </w:pPr>
     </w:lvl>
-    <w:lvl w:ilvl="8" w:tplc="FFFFFFFF" w:tentative="1">
+    <w:lvl w:ilvl="8" w:tplc="0809001B" w:tentative="1">
       <w:start w:val="1"/>
       <w:numFmt w:val="lowerRoman"/>
       <w:lvlText w:val="%9."/>
@@ -19070,11 +19271,11 @@
       </w:pPr>
     </w:lvl>
   </w:abstractNum>
-  <w:abstractNum w:abstractNumId="20" w15:restartNumberingAfterBreak="0">
-    <w:nsid w:val="31CA539D"/>
+  <w:abstractNum w:abstractNumId="16" w15:restartNumberingAfterBreak="0">
+    <w:nsid w:val="23AC2C65"/>
     <w:multiLevelType w:val="hybridMultilevel"/>
-    <w:tmpl w:val="72CA4FCE"/>
-    <w:lvl w:ilvl="0" w:tplc="8770579C">
+    <w:tmpl w:val="0CFEDCFA"/>
+    <w:lvl w:ilvl="0" w:tplc="B3E2782E">
       <w:start w:val="1"/>
       <w:numFmt w:val="decimal"/>
       <w:lvlText w:val="%1."/>
@@ -19159,11 +19360,11 @@
       </w:pPr>
     </w:lvl>
   </w:abstractNum>
-  <w:abstractNum w:abstractNumId="21" w15:restartNumberingAfterBreak="0">
-    <w:nsid w:val="332E1DBD"/>
+  <w:abstractNum w:abstractNumId="17" w15:restartNumberingAfterBreak="0">
+    <w:nsid w:val="2BC7367A"/>
     <w:multiLevelType w:val="hybridMultilevel"/>
-    <w:tmpl w:val="39CC921E"/>
-    <w:lvl w:ilvl="0" w:tplc="08090011">
+    <w:tmpl w:val="E882608E"/>
+    <w:lvl w:ilvl="0" w:tplc="FFFFFFFF">
       <w:start w:val="1"/>
       <w:numFmt w:val="decimal"/>
       <w:lvlText w:val="%1)"/>
@@ -19175,7 +19376,7 @@
         <w:rFonts w:hint="default"/>
       </w:rPr>
     </w:lvl>
-    <w:lvl w:ilvl="1" w:tplc="08090019" w:tentative="1">
+    <w:lvl w:ilvl="1" w:tplc="FFFFFFFF" w:tentative="1">
       <w:start w:val="1"/>
       <w:numFmt w:val="lowerLetter"/>
       <w:lvlText w:val="%2."/>
@@ -19184,7 +19385,7 @@
         <w:ind w:left="1440" w:hanging="360"/>
       </w:pPr>
     </w:lvl>
-    <w:lvl w:ilvl="2" w:tplc="0809001B" w:tentative="1">
+    <w:lvl w:ilvl="2" w:tplc="FFFFFFFF" w:tentative="1">
       <w:start w:val="1"/>
       <w:numFmt w:val="lowerRoman"/>
       <w:lvlText w:val="%3."/>
@@ -19193,7 +19394,7 @@
         <w:ind w:left="2160" w:hanging="180"/>
       </w:pPr>
     </w:lvl>
-    <w:lvl w:ilvl="3" w:tplc="0809000F" w:tentative="1">
+    <w:lvl w:ilvl="3" w:tplc="FFFFFFFF" w:tentative="1">
       <w:start w:val="1"/>
       <w:numFmt w:val="decimal"/>
       <w:lvlText w:val="%4."/>
@@ -19202,7 +19403,7 @@
         <w:ind w:left="2880" w:hanging="360"/>
       </w:pPr>
     </w:lvl>
-    <w:lvl w:ilvl="4" w:tplc="08090019" w:tentative="1">
+    <w:lvl w:ilvl="4" w:tplc="FFFFFFFF" w:tentative="1">
       <w:start w:val="1"/>
       <w:numFmt w:val="lowerLetter"/>
       <w:lvlText w:val="%5."/>
@@ -19211,7 +19412,7 @@
         <w:ind w:left="3600" w:hanging="360"/>
       </w:pPr>
     </w:lvl>
-    <w:lvl w:ilvl="5" w:tplc="0809001B" w:tentative="1">
+    <w:lvl w:ilvl="5" w:tplc="FFFFFFFF" w:tentative="1">
       <w:start w:val="1"/>
       <w:numFmt w:val="lowerRoman"/>
       <w:lvlText w:val="%6."/>
@@ -19220,7 +19421,7 @@
         <w:ind w:left="4320" w:hanging="180"/>
       </w:pPr>
     </w:lvl>
-    <w:lvl w:ilvl="6" w:tplc="0809000F" w:tentative="1">
+    <w:lvl w:ilvl="6" w:tplc="FFFFFFFF" w:tentative="1">
       <w:start w:val="1"/>
       <w:numFmt w:val="decimal"/>
       <w:lvlText w:val="%7."/>
@@ -19229,7 +19430,7 @@
         <w:ind w:left="5040" w:hanging="360"/>
       </w:pPr>
     </w:lvl>
-    <w:lvl w:ilvl="7" w:tplc="08090019" w:tentative="1">
+    <w:lvl w:ilvl="7" w:tplc="FFFFFFFF" w:tentative="1">
       <w:start w:val="1"/>
       <w:numFmt w:val="lowerLetter"/>
       <w:lvlText w:val="%8."/>
@@ -19238,7 +19439,7 @@
         <w:ind w:left="5760" w:hanging="360"/>
       </w:pPr>
     </w:lvl>
-    <w:lvl w:ilvl="8" w:tplc="0809001B" w:tentative="1">
+    <w:lvl w:ilvl="8" w:tplc="FFFFFFFF" w:tentative="1">
       <w:start w:val="1"/>
       <w:numFmt w:val="lowerRoman"/>
       <w:lvlText w:val="%9."/>
@@ -19248,14 +19449,14 @@
       </w:pPr>
     </w:lvl>
   </w:abstractNum>
-  <w:abstractNum w:abstractNumId="22" w15:restartNumberingAfterBreak="0">
-    <w:nsid w:val="337D7DA3"/>
+  <w:abstractNum w:abstractNumId="18" w15:restartNumberingAfterBreak="0">
+    <w:nsid w:val="2CC7074C"/>
     <w:multiLevelType w:val="hybridMultilevel"/>
-    <w:tmpl w:val="EAE6000E"/>
-    <w:lvl w:ilvl="0" w:tplc="50D4431C">
+    <w:tmpl w:val="412C9084"/>
+    <w:lvl w:ilvl="0" w:tplc="08090011">
       <w:start w:val="1"/>
       <w:numFmt w:val="decimal"/>
-      <w:lvlText w:val="%1."/>
+      <w:lvlText w:val="%1)"/>
       <w:lvlJc w:val="left"/>
       <w:pPr>
         <w:ind w:left="720" w:hanging="360"/>
@@ -19337,628 +19538,10 @@
       </w:pPr>
     </w:lvl>
   </w:abstractNum>
-  <w:abstractNum w:abstractNumId="23" w15:restartNumberingAfterBreak="0">
-    <w:nsid w:val="341259CD"/>
+  <w:abstractNum w:abstractNumId="19" w15:restartNumberingAfterBreak="0">
+    <w:nsid w:val="2D2114A7"/>
     <w:multiLevelType w:val="hybridMultilevel"/>
-    <w:tmpl w:val="9F922412"/>
-    <w:lvl w:ilvl="0" w:tplc="08090011">
-      <w:start w:val="1"/>
-      <w:numFmt w:val="decimal"/>
-      <w:lvlText w:val="%1)"/>
-      <w:lvlJc w:val="left"/>
-      <w:pPr>
-        <w:ind w:left="720" w:hanging="360"/>
-      </w:pPr>
-      <w:rPr>
-        <w:rFonts w:hint="default"/>
-      </w:rPr>
-    </w:lvl>
-    <w:lvl w:ilvl="1" w:tplc="08090019" w:tentative="1">
-      <w:start w:val="1"/>
-      <w:numFmt w:val="lowerLetter"/>
-      <w:lvlText w:val="%2."/>
-      <w:lvlJc w:val="left"/>
-      <w:pPr>
-        <w:ind w:left="1440" w:hanging="360"/>
-      </w:pPr>
-    </w:lvl>
-    <w:lvl w:ilvl="2" w:tplc="0809001B" w:tentative="1">
-      <w:start w:val="1"/>
-      <w:numFmt w:val="lowerRoman"/>
-      <w:lvlText w:val="%3."/>
-      <w:lvlJc w:val="right"/>
-      <w:pPr>
-        <w:ind w:left="2160" w:hanging="180"/>
-      </w:pPr>
-    </w:lvl>
-    <w:lvl w:ilvl="3" w:tplc="0809000F" w:tentative="1">
-      <w:start w:val="1"/>
-      <w:numFmt w:val="decimal"/>
-      <w:lvlText w:val="%4."/>
-      <w:lvlJc w:val="left"/>
-      <w:pPr>
-        <w:ind w:left="2880" w:hanging="360"/>
-      </w:pPr>
-    </w:lvl>
-    <w:lvl w:ilvl="4" w:tplc="08090019" w:tentative="1">
-      <w:start w:val="1"/>
-      <w:numFmt w:val="lowerLetter"/>
-      <w:lvlText w:val="%5."/>
-      <w:lvlJc w:val="left"/>
-      <w:pPr>
-        <w:ind w:left="3600" w:hanging="360"/>
-      </w:pPr>
-    </w:lvl>
-    <w:lvl w:ilvl="5" w:tplc="0809001B" w:tentative="1">
-      <w:start w:val="1"/>
-      <w:numFmt w:val="lowerRoman"/>
-      <w:lvlText w:val="%6."/>
-      <w:lvlJc w:val="right"/>
-      <w:pPr>
-        <w:ind w:left="4320" w:hanging="180"/>
-      </w:pPr>
-    </w:lvl>
-    <w:lvl w:ilvl="6" w:tplc="0809000F" w:tentative="1">
-      <w:start w:val="1"/>
-      <w:numFmt w:val="decimal"/>
-      <w:lvlText w:val="%7."/>
-      <w:lvlJc w:val="left"/>
-      <w:pPr>
-        <w:ind w:left="5040" w:hanging="360"/>
-      </w:pPr>
-    </w:lvl>
-    <w:lvl w:ilvl="7" w:tplc="08090019" w:tentative="1">
-      <w:start w:val="1"/>
-      <w:numFmt w:val="lowerLetter"/>
-      <w:lvlText w:val="%8."/>
-      <w:lvlJc w:val="left"/>
-      <w:pPr>
-        <w:ind w:left="5760" w:hanging="360"/>
-      </w:pPr>
-    </w:lvl>
-    <w:lvl w:ilvl="8" w:tplc="0809001B" w:tentative="1">
-      <w:start w:val="1"/>
-      <w:numFmt w:val="lowerRoman"/>
-      <w:lvlText w:val="%9."/>
-      <w:lvlJc w:val="right"/>
-      <w:pPr>
-        <w:ind w:left="6480" w:hanging="180"/>
-      </w:pPr>
-    </w:lvl>
-  </w:abstractNum>
-  <w:abstractNum w:abstractNumId="24" w15:restartNumberingAfterBreak="0">
-    <w:nsid w:val="361D2992"/>
-    <w:multiLevelType w:val="hybridMultilevel"/>
-    <w:tmpl w:val="E882608E"/>
-    <w:lvl w:ilvl="0" w:tplc="FFFFFFFF">
-      <w:start w:val="1"/>
-      <w:numFmt w:val="decimal"/>
-      <w:lvlText w:val="%1)"/>
-      <w:lvlJc w:val="left"/>
-      <w:pPr>
-        <w:ind w:left="720" w:hanging="360"/>
-      </w:pPr>
-      <w:rPr>
-        <w:rFonts w:hint="default"/>
-      </w:rPr>
-    </w:lvl>
-    <w:lvl w:ilvl="1" w:tplc="FFFFFFFF" w:tentative="1">
-      <w:start w:val="1"/>
-      <w:numFmt w:val="lowerLetter"/>
-      <w:lvlText w:val="%2."/>
-      <w:lvlJc w:val="left"/>
-      <w:pPr>
-        <w:ind w:left="1440" w:hanging="360"/>
-      </w:pPr>
-    </w:lvl>
-    <w:lvl w:ilvl="2" w:tplc="FFFFFFFF" w:tentative="1">
-      <w:start w:val="1"/>
-      <w:numFmt w:val="lowerRoman"/>
-      <w:lvlText w:val="%3."/>
-      <w:lvlJc w:val="right"/>
-      <w:pPr>
-        <w:ind w:left="2160" w:hanging="180"/>
-      </w:pPr>
-    </w:lvl>
-    <w:lvl w:ilvl="3" w:tplc="FFFFFFFF" w:tentative="1">
-      <w:start w:val="1"/>
-      <w:numFmt w:val="decimal"/>
-      <w:lvlText w:val="%4."/>
-      <w:lvlJc w:val="left"/>
-      <w:pPr>
-        <w:ind w:left="2880" w:hanging="360"/>
-      </w:pPr>
-    </w:lvl>
-    <w:lvl w:ilvl="4" w:tplc="FFFFFFFF" w:tentative="1">
-      <w:start w:val="1"/>
-      <w:numFmt w:val="lowerLetter"/>
-      <w:lvlText w:val="%5."/>
-      <w:lvlJc w:val="left"/>
-      <w:pPr>
-        <w:ind w:left="3600" w:hanging="360"/>
-      </w:pPr>
-    </w:lvl>
-    <w:lvl w:ilvl="5" w:tplc="FFFFFFFF" w:tentative="1">
-      <w:start w:val="1"/>
-      <w:numFmt w:val="lowerRoman"/>
-      <w:lvlText w:val="%6."/>
-      <w:lvlJc w:val="right"/>
-      <w:pPr>
-        <w:ind w:left="4320" w:hanging="180"/>
-      </w:pPr>
-    </w:lvl>
-    <w:lvl w:ilvl="6" w:tplc="FFFFFFFF" w:tentative="1">
-      <w:start w:val="1"/>
-      <w:numFmt w:val="decimal"/>
-      <w:lvlText w:val="%7."/>
-      <w:lvlJc w:val="left"/>
-      <w:pPr>
-        <w:ind w:left="5040" w:hanging="360"/>
-      </w:pPr>
-    </w:lvl>
-    <w:lvl w:ilvl="7" w:tplc="FFFFFFFF" w:tentative="1">
-      <w:start w:val="1"/>
-      <w:numFmt w:val="lowerLetter"/>
-      <w:lvlText w:val="%8."/>
-      <w:lvlJc w:val="left"/>
-      <w:pPr>
-        <w:ind w:left="5760" w:hanging="360"/>
-      </w:pPr>
-    </w:lvl>
-    <w:lvl w:ilvl="8" w:tplc="FFFFFFFF" w:tentative="1">
-      <w:start w:val="1"/>
-      <w:numFmt w:val="lowerRoman"/>
-      <w:lvlText w:val="%9."/>
-      <w:lvlJc w:val="right"/>
-      <w:pPr>
-        <w:ind w:left="6480" w:hanging="180"/>
-      </w:pPr>
-    </w:lvl>
-  </w:abstractNum>
-  <w:abstractNum w:abstractNumId="25" w15:restartNumberingAfterBreak="0">
-    <w:nsid w:val="366D3312"/>
-    <w:multiLevelType w:val="hybridMultilevel"/>
-    <w:tmpl w:val="0DC824B4"/>
-    <w:lvl w:ilvl="0" w:tplc="0809000F">
-      <w:start w:val="1"/>
-      <w:numFmt w:val="decimal"/>
-      <w:lvlText w:val="%1."/>
-      <w:lvlJc w:val="left"/>
-      <w:pPr>
-        <w:ind w:left="720" w:hanging="360"/>
-      </w:pPr>
-    </w:lvl>
-    <w:lvl w:ilvl="1" w:tplc="08090019" w:tentative="1">
-      <w:start w:val="1"/>
-      <w:numFmt w:val="lowerLetter"/>
-      <w:lvlText w:val="%2."/>
-      <w:lvlJc w:val="left"/>
-      <w:pPr>
-        <w:ind w:left="1440" w:hanging="360"/>
-      </w:pPr>
-    </w:lvl>
-    <w:lvl w:ilvl="2" w:tplc="0809001B" w:tentative="1">
-      <w:start w:val="1"/>
-      <w:numFmt w:val="lowerRoman"/>
-      <w:lvlText w:val="%3."/>
-      <w:lvlJc w:val="right"/>
-      <w:pPr>
-        <w:ind w:left="2160" w:hanging="180"/>
-      </w:pPr>
-    </w:lvl>
-    <w:lvl w:ilvl="3" w:tplc="0809000F" w:tentative="1">
-      <w:start w:val="1"/>
-      <w:numFmt w:val="decimal"/>
-      <w:lvlText w:val="%4."/>
-      <w:lvlJc w:val="left"/>
-      <w:pPr>
-        <w:ind w:left="2880" w:hanging="360"/>
-      </w:pPr>
-    </w:lvl>
-    <w:lvl w:ilvl="4" w:tplc="08090019" w:tentative="1">
-      <w:start w:val="1"/>
-      <w:numFmt w:val="lowerLetter"/>
-      <w:lvlText w:val="%5."/>
-      <w:lvlJc w:val="left"/>
-      <w:pPr>
-        <w:ind w:left="3600" w:hanging="360"/>
-      </w:pPr>
-    </w:lvl>
-    <w:lvl w:ilvl="5" w:tplc="0809001B" w:tentative="1">
-      <w:start w:val="1"/>
-      <w:numFmt w:val="lowerRoman"/>
-      <w:lvlText w:val="%6."/>
-      <w:lvlJc w:val="right"/>
-      <w:pPr>
-        <w:ind w:left="4320" w:hanging="180"/>
-      </w:pPr>
-    </w:lvl>
-    <w:lvl w:ilvl="6" w:tplc="0809000F" w:tentative="1">
-      <w:start w:val="1"/>
-      <w:numFmt w:val="decimal"/>
-      <w:lvlText w:val="%7."/>
-      <w:lvlJc w:val="left"/>
-      <w:pPr>
-        <w:ind w:left="5040" w:hanging="360"/>
-      </w:pPr>
-    </w:lvl>
-    <w:lvl w:ilvl="7" w:tplc="08090019" w:tentative="1">
-      <w:start w:val="1"/>
-      <w:numFmt w:val="lowerLetter"/>
-      <w:lvlText w:val="%8."/>
-      <w:lvlJc w:val="left"/>
-      <w:pPr>
-        <w:ind w:left="5760" w:hanging="360"/>
-      </w:pPr>
-    </w:lvl>
-    <w:lvl w:ilvl="8" w:tplc="0809001B" w:tentative="1">
-      <w:start w:val="1"/>
-      <w:numFmt w:val="lowerRoman"/>
-      <w:lvlText w:val="%9."/>
-      <w:lvlJc w:val="right"/>
-      <w:pPr>
-        <w:ind w:left="6480" w:hanging="180"/>
-      </w:pPr>
-    </w:lvl>
-  </w:abstractNum>
-  <w:abstractNum w:abstractNumId="26" w15:restartNumberingAfterBreak="0">
-    <w:nsid w:val="367721A4"/>
-    <w:multiLevelType w:val="hybridMultilevel"/>
-    <w:tmpl w:val="13EA639A"/>
-    <w:lvl w:ilvl="0" w:tplc="6A828A60">
-      <w:start w:val="1"/>
-      <w:numFmt w:val="decimal"/>
-      <w:lvlText w:val="%1."/>
-      <w:lvlJc w:val="left"/>
-      <w:pPr>
-        <w:ind w:left="720" w:hanging="360"/>
-      </w:pPr>
-      <w:rPr>
-        <w:rFonts w:hint="default"/>
-      </w:rPr>
-    </w:lvl>
-    <w:lvl w:ilvl="1" w:tplc="08090019" w:tentative="1">
-      <w:start w:val="1"/>
-      <w:numFmt w:val="lowerLetter"/>
-      <w:lvlText w:val="%2."/>
-      <w:lvlJc w:val="left"/>
-      <w:pPr>
-        <w:ind w:left="1440" w:hanging="360"/>
-      </w:pPr>
-    </w:lvl>
-    <w:lvl w:ilvl="2" w:tplc="0809001B" w:tentative="1">
-      <w:start w:val="1"/>
-      <w:numFmt w:val="lowerRoman"/>
-      <w:lvlText w:val="%3."/>
-      <w:lvlJc w:val="right"/>
-      <w:pPr>
-        <w:ind w:left="2160" w:hanging="180"/>
-      </w:pPr>
-    </w:lvl>
-    <w:lvl w:ilvl="3" w:tplc="0809000F" w:tentative="1">
-      <w:start w:val="1"/>
-      <w:numFmt w:val="decimal"/>
-      <w:lvlText w:val="%4."/>
-      <w:lvlJc w:val="left"/>
-      <w:pPr>
-        <w:ind w:left="2880" w:hanging="360"/>
-      </w:pPr>
-    </w:lvl>
-    <w:lvl w:ilvl="4" w:tplc="08090019" w:tentative="1">
-      <w:start w:val="1"/>
-      <w:numFmt w:val="lowerLetter"/>
-      <w:lvlText w:val="%5."/>
-      <w:lvlJc w:val="left"/>
-      <w:pPr>
-        <w:ind w:left="3600" w:hanging="360"/>
-      </w:pPr>
-    </w:lvl>
-    <w:lvl w:ilvl="5" w:tplc="0809001B" w:tentative="1">
-      <w:start w:val="1"/>
-      <w:numFmt w:val="lowerRoman"/>
-      <w:lvlText w:val="%6."/>
-      <w:lvlJc w:val="right"/>
-      <w:pPr>
-        <w:ind w:left="4320" w:hanging="180"/>
-      </w:pPr>
-    </w:lvl>
-    <w:lvl w:ilvl="6" w:tplc="0809000F" w:tentative="1">
-      <w:start w:val="1"/>
-      <w:numFmt w:val="decimal"/>
-      <w:lvlText w:val="%7."/>
-      <w:lvlJc w:val="left"/>
-      <w:pPr>
-        <w:ind w:left="5040" w:hanging="360"/>
-      </w:pPr>
-    </w:lvl>
-    <w:lvl w:ilvl="7" w:tplc="08090019" w:tentative="1">
-      <w:start w:val="1"/>
-      <w:numFmt w:val="lowerLetter"/>
-      <w:lvlText w:val="%8."/>
-      <w:lvlJc w:val="left"/>
-      <w:pPr>
-        <w:ind w:left="5760" w:hanging="360"/>
-      </w:pPr>
-    </w:lvl>
-    <w:lvl w:ilvl="8" w:tplc="0809001B" w:tentative="1">
-      <w:start w:val="1"/>
-      <w:numFmt w:val="lowerRoman"/>
-      <w:lvlText w:val="%9."/>
-      <w:lvlJc w:val="right"/>
-      <w:pPr>
-        <w:ind w:left="6480" w:hanging="180"/>
-      </w:pPr>
-    </w:lvl>
-  </w:abstractNum>
-  <w:abstractNum w:abstractNumId="27" w15:restartNumberingAfterBreak="0">
-    <w:nsid w:val="388E58F5"/>
-    <w:multiLevelType w:val="hybridMultilevel"/>
-    <w:tmpl w:val="D9FC1638"/>
-    <w:lvl w:ilvl="0" w:tplc="08090011">
-      <w:start w:val="1"/>
-      <w:numFmt w:val="decimal"/>
-      <w:lvlText w:val="%1)"/>
-      <w:lvlJc w:val="left"/>
-      <w:pPr>
-        <w:ind w:left="720" w:hanging="360"/>
-      </w:pPr>
-      <w:rPr>
-        <w:rFonts w:hint="default"/>
-      </w:rPr>
-    </w:lvl>
-    <w:lvl w:ilvl="1" w:tplc="08090019" w:tentative="1">
-      <w:start w:val="1"/>
-      <w:numFmt w:val="lowerLetter"/>
-      <w:lvlText w:val="%2."/>
-      <w:lvlJc w:val="left"/>
-      <w:pPr>
-        <w:ind w:left="1440" w:hanging="360"/>
-      </w:pPr>
-    </w:lvl>
-    <w:lvl w:ilvl="2" w:tplc="0809001B" w:tentative="1">
-      <w:start w:val="1"/>
-      <w:numFmt w:val="lowerRoman"/>
-      <w:lvlText w:val="%3."/>
-      <w:lvlJc w:val="right"/>
-      <w:pPr>
-        <w:ind w:left="2160" w:hanging="180"/>
-      </w:pPr>
-    </w:lvl>
-    <w:lvl w:ilvl="3" w:tplc="0809000F" w:tentative="1">
-      <w:start w:val="1"/>
-      <w:numFmt w:val="decimal"/>
-      <w:lvlText w:val="%4."/>
-      <w:lvlJc w:val="left"/>
-      <w:pPr>
-        <w:ind w:left="2880" w:hanging="360"/>
-      </w:pPr>
-    </w:lvl>
-    <w:lvl w:ilvl="4" w:tplc="08090019" w:tentative="1">
-      <w:start w:val="1"/>
-      <w:numFmt w:val="lowerLetter"/>
-      <w:lvlText w:val="%5."/>
-      <w:lvlJc w:val="left"/>
-      <w:pPr>
-        <w:ind w:left="3600" w:hanging="360"/>
-      </w:pPr>
-    </w:lvl>
-    <w:lvl w:ilvl="5" w:tplc="0809001B" w:tentative="1">
-      <w:start w:val="1"/>
-      <w:numFmt w:val="lowerRoman"/>
-      <w:lvlText w:val="%6."/>
-      <w:lvlJc w:val="right"/>
-      <w:pPr>
-        <w:ind w:left="4320" w:hanging="180"/>
-      </w:pPr>
-    </w:lvl>
-    <w:lvl w:ilvl="6" w:tplc="0809000F" w:tentative="1">
-      <w:start w:val="1"/>
-      <w:numFmt w:val="decimal"/>
-      <w:lvlText w:val="%7."/>
-      <w:lvlJc w:val="left"/>
-      <w:pPr>
-        <w:ind w:left="5040" w:hanging="360"/>
-      </w:pPr>
-    </w:lvl>
-    <w:lvl w:ilvl="7" w:tplc="08090019" w:tentative="1">
-      <w:start w:val="1"/>
-      <w:numFmt w:val="lowerLetter"/>
-      <w:lvlText w:val="%8."/>
-      <w:lvlJc w:val="left"/>
-      <w:pPr>
-        <w:ind w:left="5760" w:hanging="360"/>
-      </w:pPr>
-    </w:lvl>
-    <w:lvl w:ilvl="8" w:tplc="0809001B" w:tentative="1">
-      <w:start w:val="1"/>
-      <w:numFmt w:val="lowerRoman"/>
-      <w:lvlText w:val="%9."/>
-      <w:lvlJc w:val="right"/>
-      <w:pPr>
-        <w:ind w:left="6480" w:hanging="180"/>
-      </w:pPr>
-    </w:lvl>
-  </w:abstractNum>
-  <w:abstractNum w:abstractNumId="28" w15:restartNumberingAfterBreak="0">
-    <w:nsid w:val="3D967135"/>
-    <w:multiLevelType w:val="hybridMultilevel"/>
-    <w:tmpl w:val="E3640BB4"/>
-    <w:lvl w:ilvl="0" w:tplc="62F854A0">
-      <w:start w:val="1"/>
-      <w:numFmt w:val="decimal"/>
-      <w:lvlText w:val="%1)"/>
-      <w:lvlJc w:val="left"/>
-      <w:pPr>
-        <w:ind w:left="720" w:hanging="360"/>
-      </w:pPr>
-      <w:rPr>
-        <w:rFonts w:hint="default"/>
-        <w:b/>
-      </w:rPr>
-    </w:lvl>
-    <w:lvl w:ilvl="1" w:tplc="08090019" w:tentative="1">
-      <w:start w:val="1"/>
-      <w:numFmt w:val="lowerLetter"/>
-      <w:lvlText w:val="%2."/>
-      <w:lvlJc w:val="left"/>
-      <w:pPr>
-        <w:ind w:left="1440" w:hanging="360"/>
-      </w:pPr>
-    </w:lvl>
-    <w:lvl w:ilvl="2" w:tplc="0809001B" w:tentative="1">
-      <w:start w:val="1"/>
-      <w:numFmt w:val="lowerRoman"/>
-      <w:lvlText w:val="%3."/>
-      <w:lvlJc w:val="right"/>
-      <w:pPr>
-        <w:ind w:left="2160" w:hanging="180"/>
-      </w:pPr>
-    </w:lvl>
-    <w:lvl w:ilvl="3" w:tplc="0809000F" w:tentative="1">
-      <w:start w:val="1"/>
-      <w:numFmt w:val="decimal"/>
-      <w:lvlText w:val="%4."/>
-      <w:lvlJc w:val="left"/>
-      <w:pPr>
-        <w:ind w:left="2880" w:hanging="360"/>
-      </w:pPr>
-    </w:lvl>
-    <w:lvl w:ilvl="4" w:tplc="08090019" w:tentative="1">
-      <w:start w:val="1"/>
-      <w:numFmt w:val="lowerLetter"/>
-      <w:lvlText w:val="%5."/>
-      <w:lvlJc w:val="left"/>
-      <w:pPr>
-        <w:ind w:left="3600" w:hanging="360"/>
-      </w:pPr>
-    </w:lvl>
-    <w:lvl w:ilvl="5" w:tplc="0809001B" w:tentative="1">
-      <w:start w:val="1"/>
-      <w:numFmt w:val="lowerRoman"/>
-      <w:lvlText w:val="%6."/>
-      <w:lvlJc w:val="right"/>
-      <w:pPr>
-        <w:ind w:left="4320" w:hanging="180"/>
-      </w:pPr>
-    </w:lvl>
-    <w:lvl w:ilvl="6" w:tplc="0809000F" w:tentative="1">
-      <w:start w:val="1"/>
-      <w:numFmt w:val="decimal"/>
-      <w:lvlText w:val="%7."/>
-      <w:lvlJc w:val="left"/>
-      <w:pPr>
-        <w:ind w:left="5040" w:hanging="360"/>
-      </w:pPr>
-    </w:lvl>
-    <w:lvl w:ilvl="7" w:tplc="08090019" w:tentative="1">
-      <w:start w:val="1"/>
-      <w:numFmt w:val="lowerLetter"/>
-      <w:lvlText w:val="%8."/>
-      <w:lvlJc w:val="left"/>
-      <w:pPr>
-        <w:ind w:left="5760" w:hanging="360"/>
-      </w:pPr>
-    </w:lvl>
-    <w:lvl w:ilvl="8" w:tplc="0809001B" w:tentative="1">
-      <w:start w:val="1"/>
-      <w:numFmt w:val="lowerRoman"/>
-      <w:lvlText w:val="%9."/>
-      <w:lvlJc w:val="right"/>
-      <w:pPr>
-        <w:ind w:left="6480" w:hanging="180"/>
-      </w:pPr>
-    </w:lvl>
-  </w:abstractNum>
-  <w:abstractNum w:abstractNumId="29" w15:restartNumberingAfterBreak="0">
-    <w:nsid w:val="3ED23D7F"/>
-    <w:multiLevelType w:val="hybridMultilevel"/>
-    <w:tmpl w:val="08B8E2A6"/>
-    <w:lvl w:ilvl="0" w:tplc="0809000F">
-      <w:start w:val="1"/>
-      <w:numFmt w:val="decimal"/>
-      <w:lvlText w:val="%1."/>
-      <w:lvlJc w:val="left"/>
-      <w:pPr>
-        <w:ind w:left="720" w:hanging="360"/>
-      </w:pPr>
-    </w:lvl>
-    <w:lvl w:ilvl="1" w:tplc="08090019" w:tentative="1">
-      <w:start w:val="1"/>
-      <w:numFmt w:val="lowerLetter"/>
-      <w:lvlText w:val="%2."/>
-      <w:lvlJc w:val="left"/>
-      <w:pPr>
-        <w:ind w:left="1440" w:hanging="360"/>
-      </w:pPr>
-    </w:lvl>
-    <w:lvl w:ilvl="2" w:tplc="0809001B" w:tentative="1">
-      <w:start w:val="1"/>
-      <w:numFmt w:val="lowerRoman"/>
-      <w:lvlText w:val="%3."/>
-      <w:lvlJc w:val="right"/>
-      <w:pPr>
-        <w:ind w:left="2160" w:hanging="180"/>
-      </w:pPr>
-    </w:lvl>
-    <w:lvl w:ilvl="3" w:tplc="0809000F" w:tentative="1">
-      <w:start w:val="1"/>
-      <w:numFmt w:val="decimal"/>
-      <w:lvlText w:val="%4."/>
-      <w:lvlJc w:val="left"/>
-      <w:pPr>
-        <w:ind w:left="2880" w:hanging="360"/>
-      </w:pPr>
-    </w:lvl>
-    <w:lvl w:ilvl="4" w:tplc="08090019" w:tentative="1">
-      <w:start w:val="1"/>
-      <w:numFmt w:val="lowerLetter"/>
-      <w:lvlText w:val="%5."/>
-      <w:lvlJc w:val="left"/>
-      <w:pPr>
-        <w:ind w:left="3600" w:hanging="360"/>
-      </w:pPr>
-    </w:lvl>
-    <w:lvl w:ilvl="5" w:tplc="0809001B" w:tentative="1">
-      <w:start w:val="1"/>
-      <w:numFmt w:val="lowerRoman"/>
-      <w:lvlText w:val="%6."/>
-      <w:lvlJc w:val="right"/>
-      <w:pPr>
-        <w:ind w:left="4320" w:hanging="180"/>
-      </w:pPr>
-    </w:lvl>
-    <w:lvl w:ilvl="6" w:tplc="0809000F" w:tentative="1">
-      <w:start w:val="1"/>
-      <w:numFmt w:val="decimal"/>
-      <w:lvlText w:val="%7."/>
-      <w:lvlJc w:val="left"/>
-      <w:pPr>
-        <w:ind w:left="5040" w:hanging="360"/>
-      </w:pPr>
-    </w:lvl>
-    <w:lvl w:ilvl="7" w:tplc="08090019" w:tentative="1">
-      <w:start w:val="1"/>
-      <w:numFmt w:val="lowerLetter"/>
-      <w:lvlText w:val="%8."/>
-      <w:lvlJc w:val="left"/>
-      <w:pPr>
-        <w:ind w:left="5760" w:hanging="360"/>
-      </w:pPr>
-    </w:lvl>
-    <w:lvl w:ilvl="8" w:tplc="0809001B" w:tentative="1">
-      <w:start w:val="1"/>
-      <w:numFmt w:val="lowerRoman"/>
-      <w:lvlText w:val="%9."/>
-      <w:lvlJc w:val="right"/>
-      <w:pPr>
-        <w:ind w:left="6480" w:hanging="180"/>
-      </w:pPr>
-    </w:lvl>
-  </w:abstractNum>
-  <w:abstractNum w:abstractNumId="30" w15:restartNumberingAfterBreak="0">
-    <w:nsid w:val="3F612B1B"/>
-    <w:multiLevelType w:val="hybridMultilevel"/>
-    <w:tmpl w:val="322C349C"/>
+    <w:tmpl w:val="D9FC3822"/>
     <w:lvl w:ilvl="0" w:tplc="DFD0E5D8">
       <w:start w:val="1"/>
       <w:numFmt w:val="decimal"/>
@@ -19973,7 +19556,7 @@
         <w:bCs w:val="0"/>
       </w:rPr>
     </w:lvl>
-    <w:lvl w:ilvl="1" w:tplc="08090019" w:tentative="1">
+    <w:lvl w:ilvl="1" w:tplc="FFFFFFFF" w:tentative="1">
       <w:start w:val="1"/>
       <w:numFmt w:val="lowerLetter"/>
       <w:lvlText w:val="%2."/>
@@ -19982,7 +19565,7 @@
         <w:ind w:left="1440" w:hanging="360"/>
       </w:pPr>
     </w:lvl>
-    <w:lvl w:ilvl="2" w:tplc="0809001B" w:tentative="1">
+    <w:lvl w:ilvl="2" w:tplc="FFFFFFFF" w:tentative="1">
       <w:start w:val="1"/>
       <w:numFmt w:val="lowerRoman"/>
       <w:lvlText w:val="%3."/>
@@ -19991,7 +19574,7 @@
         <w:ind w:left="2160" w:hanging="180"/>
       </w:pPr>
     </w:lvl>
-    <w:lvl w:ilvl="3" w:tplc="0809000F" w:tentative="1">
+    <w:lvl w:ilvl="3" w:tplc="FFFFFFFF" w:tentative="1">
       <w:start w:val="1"/>
       <w:numFmt w:val="decimal"/>
       <w:lvlText w:val="%4."/>
@@ -20000,7 +19583,7 @@
         <w:ind w:left="2880" w:hanging="360"/>
       </w:pPr>
     </w:lvl>
-    <w:lvl w:ilvl="4" w:tplc="08090019" w:tentative="1">
+    <w:lvl w:ilvl="4" w:tplc="FFFFFFFF" w:tentative="1">
       <w:start w:val="1"/>
       <w:numFmt w:val="lowerLetter"/>
       <w:lvlText w:val="%5."/>
@@ -20009,7 +19592,7 @@
         <w:ind w:left="3600" w:hanging="360"/>
       </w:pPr>
     </w:lvl>
-    <w:lvl w:ilvl="5" w:tplc="0809001B" w:tentative="1">
+    <w:lvl w:ilvl="5" w:tplc="FFFFFFFF" w:tentative="1">
       <w:start w:val="1"/>
       <w:numFmt w:val="lowerRoman"/>
       <w:lvlText w:val="%6."/>
@@ -20018,7 +19601,7 @@
         <w:ind w:left="4320" w:hanging="180"/>
       </w:pPr>
     </w:lvl>
-    <w:lvl w:ilvl="6" w:tplc="0809000F" w:tentative="1">
+    <w:lvl w:ilvl="6" w:tplc="FFFFFFFF" w:tentative="1">
       <w:start w:val="1"/>
       <w:numFmt w:val="decimal"/>
       <w:lvlText w:val="%7."/>
@@ -20027,7 +19610,7 @@
         <w:ind w:left="5040" w:hanging="360"/>
       </w:pPr>
     </w:lvl>
-    <w:lvl w:ilvl="7" w:tplc="08090019" w:tentative="1">
+    <w:lvl w:ilvl="7" w:tplc="FFFFFFFF" w:tentative="1">
       <w:start w:val="1"/>
       <w:numFmt w:val="lowerLetter"/>
       <w:lvlText w:val="%8."/>
@@ -20036,7 +19619,7 @@
         <w:ind w:left="5760" w:hanging="360"/>
       </w:pPr>
     </w:lvl>
-    <w:lvl w:ilvl="8" w:tplc="0809001B" w:tentative="1">
+    <w:lvl w:ilvl="8" w:tplc="FFFFFFFF" w:tentative="1">
       <w:start w:val="1"/>
       <w:numFmt w:val="lowerRoman"/>
       <w:lvlText w:val="%9."/>
@@ -20046,7 +19629,1158 @@
       </w:pPr>
     </w:lvl>
   </w:abstractNum>
+  <w:abstractNum w:abstractNumId="20" w15:restartNumberingAfterBreak="0">
+    <w:nsid w:val="2FD832AB"/>
+    <w:multiLevelType w:val="hybridMultilevel"/>
+    <w:tmpl w:val="1F0A29A0"/>
+    <w:lvl w:ilvl="0" w:tplc="08090011">
+      <w:start w:val="1"/>
+      <w:numFmt w:val="decimal"/>
+      <w:lvlText w:val="%1)"/>
+      <w:lvlJc w:val="left"/>
+      <w:pPr>
+        <w:ind w:left="720" w:hanging="360"/>
+      </w:pPr>
+    </w:lvl>
+    <w:lvl w:ilvl="1" w:tplc="08090019" w:tentative="1">
+      <w:start w:val="1"/>
+      <w:numFmt w:val="lowerLetter"/>
+      <w:lvlText w:val="%2."/>
+      <w:lvlJc w:val="left"/>
+      <w:pPr>
+        <w:ind w:left="1440" w:hanging="360"/>
+      </w:pPr>
+    </w:lvl>
+    <w:lvl w:ilvl="2" w:tplc="0809001B" w:tentative="1">
+      <w:start w:val="1"/>
+      <w:numFmt w:val="lowerRoman"/>
+      <w:lvlText w:val="%3."/>
+      <w:lvlJc w:val="right"/>
+      <w:pPr>
+        <w:ind w:left="2160" w:hanging="180"/>
+      </w:pPr>
+    </w:lvl>
+    <w:lvl w:ilvl="3" w:tplc="0809000F" w:tentative="1">
+      <w:start w:val="1"/>
+      <w:numFmt w:val="decimal"/>
+      <w:lvlText w:val="%4."/>
+      <w:lvlJc w:val="left"/>
+      <w:pPr>
+        <w:ind w:left="2880" w:hanging="360"/>
+      </w:pPr>
+    </w:lvl>
+    <w:lvl w:ilvl="4" w:tplc="08090019" w:tentative="1">
+      <w:start w:val="1"/>
+      <w:numFmt w:val="lowerLetter"/>
+      <w:lvlText w:val="%5."/>
+      <w:lvlJc w:val="left"/>
+      <w:pPr>
+        <w:ind w:left="3600" w:hanging="360"/>
+      </w:pPr>
+    </w:lvl>
+    <w:lvl w:ilvl="5" w:tplc="0809001B" w:tentative="1">
+      <w:start w:val="1"/>
+      <w:numFmt w:val="lowerRoman"/>
+      <w:lvlText w:val="%6."/>
+      <w:lvlJc w:val="right"/>
+      <w:pPr>
+        <w:ind w:left="4320" w:hanging="180"/>
+      </w:pPr>
+    </w:lvl>
+    <w:lvl w:ilvl="6" w:tplc="0809000F" w:tentative="1">
+      <w:start w:val="1"/>
+      <w:numFmt w:val="decimal"/>
+      <w:lvlText w:val="%7."/>
+      <w:lvlJc w:val="left"/>
+      <w:pPr>
+        <w:ind w:left="5040" w:hanging="360"/>
+      </w:pPr>
+    </w:lvl>
+    <w:lvl w:ilvl="7" w:tplc="08090019" w:tentative="1">
+      <w:start w:val="1"/>
+      <w:numFmt w:val="lowerLetter"/>
+      <w:lvlText w:val="%8."/>
+      <w:lvlJc w:val="left"/>
+      <w:pPr>
+        <w:ind w:left="5760" w:hanging="360"/>
+      </w:pPr>
+    </w:lvl>
+    <w:lvl w:ilvl="8" w:tplc="0809001B" w:tentative="1">
+      <w:start w:val="1"/>
+      <w:numFmt w:val="lowerRoman"/>
+      <w:lvlText w:val="%9."/>
+      <w:lvlJc w:val="right"/>
+      <w:pPr>
+        <w:ind w:left="6480" w:hanging="180"/>
+      </w:pPr>
+    </w:lvl>
+  </w:abstractNum>
+  <w:abstractNum w:abstractNumId="21" w15:restartNumberingAfterBreak="0">
+    <w:nsid w:val="30B07C5C"/>
+    <w:multiLevelType w:val="hybridMultilevel"/>
+    <w:tmpl w:val="525E63C0"/>
+    <w:lvl w:ilvl="0" w:tplc="FFFFFFFF">
+      <w:start w:val="1"/>
+      <w:numFmt w:val="decimal"/>
+      <w:lvlText w:val="%1)"/>
+      <w:lvlJc w:val="left"/>
+      <w:pPr>
+        <w:ind w:left="720" w:hanging="360"/>
+      </w:pPr>
+      <w:rPr>
+        <w:rFonts w:hint="default"/>
+      </w:rPr>
+    </w:lvl>
+    <w:lvl w:ilvl="1" w:tplc="FFFFFFFF" w:tentative="1">
+      <w:start w:val="1"/>
+      <w:numFmt w:val="lowerLetter"/>
+      <w:lvlText w:val="%2."/>
+      <w:lvlJc w:val="left"/>
+      <w:pPr>
+        <w:ind w:left="1440" w:hanging="360"/>
+      </w:pPr>
+    </w:lvl>
+    <w:lvl w:ilvl="2" w:tplc="FFFFFFFF" w:tentative="1">
+      <w:start w:val="1"/>
+      <w:numFmt w:val="lowerRoman"/>
+      <w:lvlText w:val="%3."/>
+      <w:lvlJc w:val="right"/>
+      <w:pPr>
+        <w:ind w:left="2160" w:hanging="180"/>
+      </w:pPr>
+    </w:lvl>
+    <w:lvl w:ilvl="3" w:tplc="FFFFFFFF" w:tentative="1">
+      <w:start w:val="1"/>
+      <w:numFmt w:val="decimal"/>
+      <w:lvlText w:val="%4."/>
+      <w:lvlJc w:val="left"/>
+      <w:pPr>
+        <w:ind w:left="2880" w:hanging="360"/>
+      </w:pPr>
+    </w:lvl>
+    <w:lvl w:ilvl="4" w:tplc="FFFFFFFF" w:tentative="1">
+      <w:start w:val="1"/>
+      <w:numFmt w:val="lowerLetter"/>
+      <w:lvlText w:val="%5."/>
+      <w:lvlJc w:val="left"/>
+      <w:pPr>
+        <w:ind w:left="3600" w:hanging="360"/>
+      </w:pPr>
+    </w:lvl>
+    <w:lvl w:ilvl="5" w:tplc="FFFFFFFF" w:tentative="1">
+      <w:start w:val="1"/>
+      <w:numFmt w:val="lowerRoman"/>
+      <w:lvlText w:val="%6."/>
+      <w:lvlJc w:val="right"/>
+      <w:pPr>
+        <w:ind w:left="4320" w:hanging="180"/>
+      </w:pPr>
+    </w:lvl>
+    <w:lvl w:ilvl="6" w:tplc="FFFFFFFF" w:tentative="1">
+      <w:start w:val="1"/>
+      <w:numFmt w:val="decimal"/>
+      <w:lvlText w:val="%7."/>
+      <w:lvlJc w:val="left"/>
+      <w:pPr>
+        <w:ind w:left="5040" w:hanging="360"/>
+      </w:pPr>
+    </w:lvl>
+    <w:lvl w:ilvl="7" w:tplc="FFFFFFFF" w:tentative="1">
+      <w:start w:val="1"/>
+      <w:numFmt w:val="lowerLetter"/>
+      <w:lvlText w:val="%8."/>
+      <w:lvlJc w:val="left"/>
+      <w:pPr>
+        <w:ind w:left="5760" w:hanging="360"/>
+      </w:pPr>
+    </w:lvl>
+    <w:lvl w:ilvl="8" w:tplc="FFFFFFFF" w:tentative="1">
+      <w:start w:val="1"/>
+      <w:numFmt w:val="lowerRoman"/>
+      <w:lvlText w:val="%9."/>
+      <w:lvlJc w:val="right"/>
+      <w:pPr>
+        <w:ind w:left="6480" w:hanging="180"/>
+      </w:pPr>
+    </w:lvl>
+  </w:abstractNum>
+  <w:abstractNum w:abstractNumId="22" w15:restartNumberingAfterBreak="0">
+    <w:nsid w:val="31CA539D"/>
+    <w:multiLevelType w:val="hybridMultilevel"/>
+    <w:tmpl w:val="72CA4FCE"/>
+    <w:lvl w:ilvl="0" w:tplc="8770579C">
+      <w:start w:val="1"/>
+      <w:numFmt w:val="decimal"/>
+      <w:lvlText w:val="%1."/>
+      <w:lvlJc w:val="left"/>
+      <w:pPr>
+        <w:ind w:left="720" w:hanging="360"/>
+      </w:pPr>
+      <w:rPr>
+        <w:rFonts w:hint="default"/>
+      </w:rPr>
+    </w:lvl>
+    <w:lvl w:ilvl="1" w:tplc="08090019" w:tentative="1">
+      <w:start w:val="1"/>
+      <w:numFmt w:val="lowerLetter"/>
+      <w:lvlText w:val="%2."/>
+      <w:lvlJc w:val="left"/>
+      <w:pPr>
+        <w:ind w:left="1440" w:hanging="360"/>
+      </w:pPr>
+    </w:lvl>
+    <w:lvl w:ilvl="2" w:tplc="0809001B" w:tentative="1">
+      <w:start w:val="1"/>
+      <w:numFmt w:val="lowerRoman"/>
+      <w:lvlText w:val="%3."/>
+      <w:lvlJc w:val="right"/>
+      <w:pPr>
+        <w:ind w:left="2160" w:hanging="180"/>
+      </w:pPr>
+    </w:lvl>
+    <w:lvl w:ilvl="3" w:tplc="0809000F" w:tentative="1">
+      <w:start w:val="1"/>
+      <w:numFmt w:val="decimal"/>
+      <w:lvlText w:val="%4."/>
+      <w:lvlJc w:val="left"/>
+      <w:pPr>
+        <w:ind w:left="2880" w:hanging="360"/>
+      </w:pPr>
+    </w:lvl>
+    <w:lvl w:ilvl="4" w:tplc="08090019" w:tentative="1">
+      <w:start w:val="1"/>
+      <w:numFmt w:val="lowerLetter"/>
+      <w:lvlText w:val="%5."/>
+      <w:lvlJc w:val="left"/>
+      <w:pPr>
+        <w:ind w:left="3600" w:hanging="360"/>
+      </w:pPr>
+    </w:lvl>
+    <w:lvl w:ilvl="5" w:tplc="0809001B" w:tentative="1">
+      <w:start w:val="1"/>
+      <w:numFmt w:val="lowerRoman"/>
+      <w:lvlText w:val="%6."/>
+      <w:lvlJc w:val="right"/>
+      <w:pPr>
+        <w:ind w:left="4320" w:hanging="180"/>
+      </w:pPr>
+    </w:lvl>
+    <w:lvl w:ilvl="6" w:tplc="0809000F" w:tentative="1">
+      <w:start w:val="1"/>
+      <w:numFmt w:val="decimal"/>
+      <w:lvlText w:val="%7."/>
+      <w:lvlJc w:val="left"/>
+      <w:pPr>
+        <w:ind w:left="5040" w:hanging="360"/>
+      </w:pPr>
+    </w:lvl>
+    <w:lvl w:ilvl="7" w:tplc="08090019" w:tentative="1">
+      <w:start w:val="1"/>
+      <w:numFmt w:val="lowerLetter"/>
+      <w:lvlText w:val="%8."/>
+      <w:lvlJc w:val="left"/>
+      <w:pPr>
+        <w:ind w:left="5760" w:hanging="360"/>
+      </w:pPr>
+    </w:lvl>
+    <w:lvl w:ilvl="8" w:tplc="0809001B" w:tentative="1">
+      <w:start w:val="1"/>
+      <w:numFmt w:val="lowerRoman"/>
+      <w:lvlText w:val="%9."/>
+      <w:lvlJc w:val="right"/>
+      <w:pPr>
+        <w:ind w:left="6480" w:hanging="180"/>
+      </w:pPr>
+    </w:lvl>
+  </w:abstractNum>
+  <w:abstractNum w:abstractNumId="23" w15:restartNumberingAfterBreak="0">
+    <w:nsid w:val="332E1DBD"/>
+    <w:multiLevelType w:val="hybridMultilevel"/>
+    <w:tmpl w:val="39CC921E"/>
+    <w:lvl w:ilvl="0" w:tplc="08090011">
+      <w:start w:val="1"/>
+      <w:numFmt w:val="decimal"/>
+      <w:lvlText w:val="%1)"/>
+      <w:lvlJc w:val="left"/>
+      <w:pPr>
+        <w:ind w:left="720" w:hanging="360"/>
+      </w:pPr>
+      <w:rPr>
+        <w:rFonts w:hint="default"/>
+      </w:rPr>
+    </w:lvl>
+    <w:lvl w:ilvl="1" w:tplc="08090019" w:tentative="1">
+      <w:start w:val="1"/>
+      <w:numFmt w:val="lowerLetter"/>
+      <w:lvlText w:val="%2."/>
+      <w:lvlJc w:val="left"/>
+      <w:pPr>
+        <w:ind w:left="1440" w:hanging="360"/>
+      </w:pPr>
+    </w:lvl>
+    <w:lvl w:ilvl="2" w:tplc="0809001B" w:tentative="1">
+      <w:start w:val="1"/>
+      <w:numFmt w:val="lowerRoman"/>
+      <w:lvlText w:val="%3."/>
+      <w:lvlJc w:val="right"/>
+      <w:pPr>
+        <w:ind w:left="2160" w:hanging="180"/>
+      </w:pPr>
+    </w:lvl>
+    <w:lvl w:ilvl="3" w:tplc="0809000F" w:tentative="1">
+      <w:start w:val="1"/>
+      <w:numFmt w:val="decimal"/>
+      <w:lvlText w:val="%4."/>
+      <w:lvlJc w:val="left"/>
+      <w:pPr>
+        <w:ind w:left="2880" w:hanging="360"/>
+      </w:pPr>
+    </w:lvl>
+    <w:lvl w:ilvl="4" w:tplc="08090019" w:tentative="1">
+      <w:start w:val="1"/>
+      <w:numFmt w:val="lowerLetter"/>
+      <w:lvlText w:val="%5."/>
+      <w:lvlJc w:val="left"/>
+      <w:pPr>
+        <w:ind w:left="3600" w:hanging="360"/>
+      </w:pPr>
+    </w:lvl>
+    <w:lvl w:ilvl="5" w:tplc="0809001B" w:tentative="1">
+      <w:start w:val="1"/>
+      <w:numFmt w:val="lowerRoman"/>
+      <w:lvlText w:val="%6."/>
+      <w:lvlJc w:val="right"/>
+      <w:pPr>
+        <w:ind w:left="4320" w:hanging="180"/>
+      </w:pPr>
+    </w:lvl>
+    <w:lvl w:ilvl="6" w:tplc="0809000F" w:tentative="1">
+      <w:start w:val="1"/>
+      <w:numFmt w:val="decimal"/>
+      <w:lvlText w:val="%7."/>
+      <w:lvlJc w:val="left"/>
+      <w:pPr>
+        <w:ind w:left="5040" w:hanging="360"/>
+      </w:pPr>
+    </w:lvl>
+    <w:lvl w:ilvl="7" w:tplc="08090019" w:tentative="1">
+      <w:start w:val="1"/>
+      <w:numFmt w:val="lowerLetter"/>
+      <w:lvlText w:val="%8."/>
+      <w:lvlJc w:val="left"/>
+      <w:pPr>
+        <w:ind w:left="5760" w:hanging="360"/>
+      </w:pPr>
+    </w:lvl>
+    <w:lvl w:ilvl="8" w:tplc="0809001B" w:tentative="1">
+      <w:start w:val="1"/>
+      <w:numFmt w:val="lowerRoman"/>
+      <w:lvlText w:val="%9."/>
+      <w:lvlJc w:val="right"/>
+      <w:pPr>
+        <w:ind w:left="6480" w:hanging="180"/>
+      </w:pPr>
+    </w:lvl>
+  </w:abstractNum>
+  <w:abstractNum w:abstractNumId="24" w15:restartNumberingAfterBreak="0">
+    <w:nsid w:val="337D7DA3"/>
+    <w:multiLevelType w:val="hybridMultilevel"/>
+    <w:tmpl w:val="EAE6000E"/>
+    <w:lvl w:ilvl="0" w:tplc="50D4431C">
+      <w:start w:val="1"/>
+      <w:numFmt w:val="decimal"/>
+      <w:lvlText w:val="%1."/>
+      <w:lvlJc w:val="left"/>
+      <w:pPr>
+        <w:ind w:left="720" w:hanging="360"/>
+      </w:pPr>
+      <w:rPr>
+        <w:rFonts w:hint="default"/>
+      </w:rPr>
+    </w:lvl>
+    <w:lvl w:ilvl="1" w:tplc="08090019" w:tentative="1">
+      <w:start w:val="1"/>
+      <w:numFmt w:val="lowerLetter"/>
+      <w:lvlText w:val="%2."/>
+      <w:lvlJc w:val="left"/>
+      <w:pPr>
+        <w:ind w:left="1440" w:hanging="360"/>
+      </w:pPr>
+    </w:lvl>
+    <w:lvl w:ilvl="2" w:tplc="0809001B" w:tentative="1">
+      <w:start w:val="1"/>
+      <w:numFmt w:val="lowerRoman"/>
+      <w:lvlText w:val="%3."/>
+      <w:lvlJc w:val="right"/>
+      <w:pPr>
+        <w:ind w:left="2160" w:hanging="180"/>
+      </w:pPr>
+    </w:lvl>
+    <w:lvl w:ilvl="3" w:tplc="0809000F" w:tentative="1">
+      <w:start w:val="1"/>
+      <w:numFmt w:val="decimal"/>
+      <w:lvlText w:val="%4."/>
+      <w:lvlJc w:val="left"/>
+      <w:pPr>
+        <w:ind w:left="2880" w:hanging="360"/>
+      </w:pPr>
+    </w:lvl>
+    <w:lvl w:ilvl="4" w:tplc="08090019" w:tentative="1">
+      <w:start w:val="1"/>
+      <w:numFmt w:val="lowerLetter"/>
+      <w:lvlText w:val="%5."/>
+      <w:lvlJc w:val="left"/>
+      <w:pPr>
+        <w:ind w:left="3600" w:hanging="360"/>
+      </w:pPr>
+    </w:lvl>
+    <w:lvl w:ilvl="5" w:tplc="0809001B" w:tentative="1">
+      <w:start w:val="1"/>
+      <w:numFmt w:val="lowerRoman"/>
+      <w:lvlText w:val="%6."/>
+      <w:lvlJc w:val="right"/>
+      <w:pPr>
+        <w:ind w:left="4320" w:hanging="180"/>
+      </w:pPr>
+    </w:lvl>
+    <w:lvl w:ilvl="6" w:tplc="0809000F" w:tentative="1">
+      <w:start w:val="1"/>
+      <w:numFmt w:val="decimal"/>
+      <w:lvlText w:val="%7."/>
+      <w:lvlJc w:val="left"/>
+      <w:pPr>
+        <w:ind w:left="5040" w:hanging="360"/>
+      </w:pPr>
+    </w:lvl>
+    <w:lvl w:ilvl="7" w:tplc="08090019" w:tentative="1">
+      <w:start w:val="1"/>
+      <w:numFmt w:val="lowerLetter"/>
+      <w:lvlText w:val="%8."/>
+      <w:lvlJc w:val="left"/>
+      <w:pPr>
+        <w:ind w:left="5760" w:hanging="360"/>
+      </w:pPr>
+    </w:lvl>
+    <w:lvl w:ilvl="8" w:tplc="0809001B" w:tentative="1">
+      <w:start w:val="1"/>
+      <w:numFmt w:val="lowerRoman"/>
+      <w:lvlText w:val="%9."/>
+      <w:lvlJc w:val="right"/>
+      <w:pPr>
+        <w:ind w:left="6480" w:hanging="180"/>
+      </w:pPr>
+    </w:lvl>
+  </w:abstractNum>
+  <w:abstractNum w:abstractNumId="25" w15:restartNumberingAfterBreak="0">
+    <w:nsid w:val="341259CD"/>
+    <w:multiLevelType w:val="hybridMultilevel"/>
+    <w:tmpl w:val="9F922412"/>
+    <w:lvl w:ilvl="0" w:tplc="08090011">
+      <w:start w:val="1"/>
+      <w:numFmt w:val="decimal"/>
+      <w:lvlText w:val="%1)"/>
+      <w:lvlJc w:val="left"/>
+      <w:pPr>
+        <w:ind w:left="720" w:hanging="360"/>
+      </w:pPr>
+      <w:rPr>
+        <w:rFonts w:hint="default"/>
+      </w:rPr>
+    </w:lvl>
+    <w:lvl w:ilvl="1" w:tplc="08090019" w:tentative="1">
+      <w:start w:val="1"/>
+      <w:numFmt w:val="lowerLetter"/>
+      <w:lvlText w:val="%2."/>
+      <w:lvlJc w:val="left"/>
+      <w:pPr>
+        <w:ind w:left="1440" w:hanging="360"/>
+      </w:pPr>
+    </w:lvl>
+    <w:lvl w:ilvl="2" w:tplc="0809001B" w:tentative="1">
+      <w:start w:val="1"/>
+      <w:numFmt w:val="lowerRoman"/>
+      <w:lvlText w:val="%3."/>
+      <w:lvlJc w:val="right"/>
+      <w:pPr>
+        <w:ind w:left="2160" w:hanging="180"/>
+      </w:pPr>
+    </w:lvl>
+    <w:lvl w:ilvl="3" w:tplc="0809000F" w:tentative="1">
+      <w:start w:val="1"/>
+      <w:numFmt w:val="decimal"/>
+      <w:lvlText w:val="%4."/>
+      <w:lvlJc w:val="left"/>
+      <w:pPr>
+        <w:ind w:left="2880" w:hanging="360"/>
+      </w:pPr>
+    </w:lvl>
+    <w:lvl w:ilvl="4" w:tplc="08090019" w:tentative="1">
+      <w:start w:val="1"/>
+      <w:numFmt w:val="lowerLetter"/>
+      <w:lvlText w:val="%5."/>
+      <w:lvlJc w:val="left"/>
+      <w:pPr>
+        <w:ind w:left="3600" w:hanging="360"/>
+      </w:pPr>
+    </w:lvl>
+    <w:lvl w:ilvl="5" w:tplc="0809001B" w:tentative="1">
+      <w:start w:val="1"/>
+      <w:numFmt w:val="lowerRoman"/>
+      <w:lvlText w:val="%6."/>
+      <w:lvlJc w:val="right"/>
+      <w:pPr>
+        <w:ind w:left="4320" w:hanging="180"/>
+      </w:pPr>
+    </w:lvl>
+    <w:lvl w:ilvl="6" w:tplc="0809000F" w:tentative="1">
+      <w:start w:val="1"/>
+      <w:numFmt w:val="decimal"/>
+      <w:lvlText w:val="%7."/>
+      <w:lvlJc w:val="left"/>
+      <w:pPr>
+        <w:ind w:left="5040" w:hanging="360"/>
+      </w:pPr>
+    </w:lvl>
+    <w:lvl w:ilvl="7" w:tplc="08090019" w:tentative="1">
+      <w:start w:val="1"/>
+      <w:numFmt w:val="lowerLetter"/>
+      <w:lvlText w:val="%8."/>
+      <w:lvlJc w:val="left"/>
+      <w:pPr>
+        <w:ind w:left="5760" w:hanging="360"/>
+      </w:pPr>
+    </w:lvl>
+    <w:lvl w:ilvl="8" w:tplc="0809001B" w:tentative="1">
+      <w:start w:val="1"/>
+      <w:numFmt w:val="lowerRoman"/>
+      <w:lvlText w:val="%9."/>
+      <w:lvlJc w:val="right"/>
+      <w:pPr>
+        <w:ind w:left="6480" w:hanging="180"/>
+      </w:pPr>
+    </w:lvl>
+  </w:abstractNum>
+  <w:abstractNum w:abstractNumId="26" w15:restartNumberingAfterBreak="0">
+    <w:nsid w:val="361D2992"/>
+    <w:multiLevelType w:val="hybridMultilevel"/>
+    <w:tmpl w:val="E882608E"/>
+    <w:lvl w:ilvl="0" w:tplc="FFFFFFFF">
+      <w:start w:val="1"/>
+      <w:numFmt w:val="decimal"/>
+      <w:lvlText w:val="%1)"/>
+      <w:lvlJc w:val="left"/>
+      <w:pPr>
+        <w:ind w:left="720" w:hanging="360"/>
+      </w:pPr>
+      <w:rPr>
+        <w:rFonts w:hint="default"/>
+      </w:rPr>
+    </w:lvl>
+    <w:lvl w:ilvl="1" w:tplc="FFFFFFFF" w:tentative="1">
+      <w:start w:val="1"/>
+      <w:numFmt w:val="lowerLetter"/>
+      <w:lvlText w:val="%2."/>
+      <w:lvlJc w:val="left"/>
+      <w:pPr>
+        <w:ind w:left="1440" w:hanging="360"/>
+      </w:pPr>
+    </w:lvl>
+    <w:lvl w:ilvl="2" w:tplc="FFFFFFFF" w:tentative="1">
+      <w:start w:val="1"/>
+      <w:numFmt w:val="lowerRoman"/>
+      <w:lvlText w:val="%3."/>
+      <w:lvlJc w:val="right"/>
+      <w:pPr>
+        <w:ind w:left="2160" w:hanging="180"/>
+      </w:pPr>
+    </w:lvl>
+    <w:lvl w:ilvl="3" w:tplc="FFFFFFFF" w:tentative="1">
+      <w:start w:val="1"/>
+      <w:numFmt w:val="decimal"/>
+      <w:lvlText w:val="%4."/>
+      <w:lvlJc w:val="left"/>
+      <w:pPr>
+        <w:ind w:left="2880" w:hanging="360"/>
+      </w:pPr>
+    </w:lvl>
+    <w:lvl w:ilvl="4" w:tplc="FFFFFFFF" w:tentative="1">
+      <w:start w:val="1"/>
+      <w:numFmt w:val="lowerLetter"/>
+      <w:lvlText w:val="%5."/>
+      <w:lvlJc w:val="left"/>
+      <w:pPr>
+        <w:ind w:left="3600" w:hanging="360"/>
+      </w:pPr>
+    </w:lvl>
+    <w:lvl w:ilvl="5" w:tplc="FFFFFFFF" w:tentative="1">
+      <w:start w:val="1"/>
+      <w:numFmt w:val="lowerRoman"/>
+      <w:lvlText w:val="%6."/>
+      <w:lvlJc w:val="right"/>
+      <w:pPr>
+        <w:ind w:left="4320" w:hanging="180"/>
+      </w:pPr>
+    </w:lvl>
+    <w:lvl w:ilvl="6" w:tplc="FFFFFFFF" w:tentative="1">
+      <w:start w:val="1"/>
+      <w:numFmt w:val="decimal"/>
+      <w:lvlText w:val="%7."/>
+      <w:lvlJc w:val="left"/>
+      <w:pPr>
+        <w:ind w:left="5040" w:hanging="360"/>
+      </w:pPr>
+    </w:lvl>
+    <w:lvl w:ilvl="7" w:tplc="FFFFFFFF" w:tentative="1">
+      <w:start w:val="1"/>
+      <w:numFmt w:val="lowerLetter"/>
+      <w:lvlText w:val="%8."/>
+      <w:lvlJc w:val="left"/>
+      <w:pPr>
+        <w:ind w:left="5760" w:hanging="360"/>
+      </w:pPr>
+    </w:lvl>
+    <w:lvl w:ilvl="8" w:tplc="FFFFFFFF" w:tentative="1">
+      <w:start w:val="1"/>
+      <w:numFmt w:val="lowerRoman"/>
+      <w:lvlText w:val="%9."/>
+      <w:lvlJc w:val="right"/>
+      <w:pPr>
+        <w:ind w:left="6480" w:hanging="180"/>
+      </w:pPr>
+    </w:lvl>
+  </w:abstractNum>
+  <w:abstractNum w:abstractNumId="27" w15:restartNumberingAfterBreak="0">
+    <w:nsid w:val="366D3312"/>
+    <w:multiLevelType w:val="hybridMultilevel"/>
+    <w:tmpl w:val="0DC824B4"/>
+    <w:lvl w:ilvl="0" w:tplc="0809000F">
+      <w:start w:val="1"/>
+      <w:numFmt w:val="decimal"/>
+      <w:lvlText w:val="%1."/>
+      <w:lvlJc w:val="left"/>
+      <w:pPr>
+        <w:ind w:left="720" w:hanging="360"/>
+      </w:pPr>
+    </w:lvl>
+    <w:lvl w:ilvl="1" w:tplc="08090019" w:tentative="1">
+      <w:start w:val="1"/>
+      <w:numFmt w:val="lowerLetter"/>
+      <w:lvlText w:val="%2."/>
+      <w:lvlJc w:val="left"/>
+      <w:pPr>
+        <w:ind w:left="1440" w:hanging="360"/>
+      </w:pPr>
+    </w:lvl>
+    <w:lvl w:ilvl="2" w:tplc="0809001B" w:tentative="1">
+      <w:start w:val="1"/>
+      <w:numFmt w:val="lowerRoman"/>
+      <w:lvlText w:val="%3."/>
+      <w:lvlJc w:val="right"/>
+      <w:pPr>
+        <w:ind w:left="2160" w:hanging="180"/>
+      </w:pPr>
+    </w:lvl>
+    <w:lvl w:ilvl="3" w:tplc="0809000F" w:tentative="1">
+      <w:start w:val="1"/>
+      <w:numFmt w:val="decimal"/>
+      <w:lvlText w:val="%4."/>
+      <w:lvlJc w:val="left"/>
+      <w:pPr>
+        <w:ind w:left="2880" w:hanging="360"/>
+      </w:pPr>
+    </w:lvl>
+    <w:lvl w:ilvl="4" w:tplc="08090019" w:tentative="1">
+      <w:start w:val="1"/>
+      <w:numFmt w:val="lowerLetter"/>
+      <w:lvlText w:val="%5."/>
+      <w:lvlJc w:val="left"/>
+      <w:pPr>
+        <w:ind w:left="3600" w:hanging="360"/>
+      </w:pPr>
+    </w:lvl>
+    <w:lvl w:ilvl="5" w:tplc="0809001B" w:tentative="1">
+      <w:start w:val="1"/>
+      <w:numFmt w:val="lowerRoman"/>
+      <w:lvlText w:val="%6."/>
+      <w:lvlJc w:val="right"/>
+      <w:pPr>
+        <w:ind w:left="4320" w:hanging="180"/>
+      </w:pPr>
+    </w:lvl>
+    <w:lvl w:ilvl="6" w:tplc="0809000F" w:tentative="1">
+      <w:start w:val="1"/>
+      <w:numFmt w:val="decimal"/>
+      <w:lvlText w:val="%7."/>
+      <w:lvlJc w:val="left"/>
+      <w:pPr>
+        <w:ind w:left="5040" w:hanging="360"/>
+      </w:pPr>
+    </w:lvl>
+    <w:lvl w:ilvl="7" w:tplc="08090019" w:tentative="1">
+      <w:start w:val="1"/>
+      <w:numFmt w:val="lowerLetter"/>
+      <w:lvlText w:val="%8."/>
+      <w:lvlJc w:val="left"/>
+      <w:pPr>
+        <w:ind w:left="5760" w:hanging="360"/>
+      </w:pPr>
+    </w:lvl>
+    <w:lvl w:ilvl="8" w:tplc="0809001B" w:tentative="1">
+      <w:start w:val="1"/>
+      <w:numFmt w:val="lowerRoman"/>
+      <w:lvlText w:val="%9."/>
+      <w:lvlJc w:val="right"/>
+      <w:pPr>
+        <w:ind w:left="6480" w:hanging="180"/>
+      </w:pPr>
+    </w:lvl>
+  </w:abstractNum>
+  <w:abstractNum w:abstractNumId="28" w15:restartNumberingAfterBreak="0">
+    <w:nsid w:val="367721A4"/>
+    <w:multiLevelType w:val="hybridMultilevel"/>
+    <w:tmpl w:val="13EA639A"/>
+    <w:lvl w:ilvl="0" w:tplc="6A828A60">
+      <w:start w:val="1"/>
+      <w:numFmt w:val="decimal"/>
+      <w:lvlText w:val="%1."/>
+      <w:lvlJc w:val="left"/>
+      <w:pPr>
+        <w:ind w:left="720" w:hanging="360"/>
+      </w:pPr>
+      <w:rPr>
+        <w:rFonts w:hint="default"/>
+      </w:rPr>
+    </w:lvl>
+    <w:lvl w:ilvl="1" w:tplc="08090019" w:tentative="1">
+      <w:start w:val="1"/>
+      <w:numFmt w:val="lowerLetter"/>
+      <w:lvlText w:val="%2."/>
+      <w:lvlJc w:val="left"/>
+      <w:pPr>
+        <w:ind w:left="1440" w:hanging="360"/>
+      </w:pPr>
+    </w:lvl>
+    <w:lvl w:ilvl="2" w:tplc="0809001B" w:tentative="1">
+      <w:start w:val="1"/>
+      <w:numFmt w:val="lowerRoman"/>
+      <w:lvlText w:val="%3."/>
+      <w:lvlJc w:val="right"/>
+      <w:pPr>
+        <w:ind w:left="2160" w:hanging="180"/>
+      </w:pPr>
+    </w:lvl>
+    <w:lvl w:ilvl="3" w:tplc="0809000F" w:tentative="1">
+      <w:start w:val="1"/>
+      <w:numFmt w:val="decimal"/>
+      <w:lvlText w:val="%4."/>
+      <w:lvlJc w:val="left"/>
+      <w:pPr>
+        <w:ind w:left="2880" w:hanging="360"/>
+      </w:pPr>
+    </w:lvl>
+    <w:lvl w:ilvl="4" w:tplc="08090019" w:tentative="1">
+      <w:start w:val="1"/>
+      <w:numFmt w:val="lowerLetter"/>
+      <w:lvlText w:val="%5."/>
+      <w:lvlJc w:val="left"/>
+      <w:pPr>
+        <w:ind w:left="3600" w:hanging="360"/>
+      </w:pPr>
+    </w:lvl>
+    <w:lvl w:ilvl="5" w:tplc="0809001B" w:tentative="1">
+      <w:start w:val="1"/>
+      <w:numFmt w:val="lowerRoman"/>
+      <w:lvlText w:val="%6."/>
+      <w:lvlJc w:val="right"/>
+      <w:pPr>
+        <w:ind w:left="4320" w:hanging="180"/>
+      </w:pPr>
+    </w:lvl>
+    <w:lvl w:ilvl="6" w:tplc="0809000F" w:tentative="1">
+      <w:start w:val="1"/>
+      <w:numFmt w:val="decimal"/>
+      <w:lvlText w:val="%7."/>
+      <w:lvlJc w:val="left"/>
+      <w:pPr>
+        <w:ind w:left="5040" w:hanging="360"/>
+      </w:pPr>
+    </w:lvl>
+    <w:lvl w:ilvl="7" w:tplc="08090019" w:tentative="1">
+      <w:start w:val="1"/>
+      <w:numFmt w:val="lowerLetter"/>
+      <w:lvlText w:val="%8."/>
+      <w:lvlJc w:val="left"/>
+      <w:pPr>
+        <w:ind w:left="5760" w:hanging="360"/>
+      </w:pPr>
+    </w:lvl>
+    <w:lvl w:ilvl="8" w:tplc="0809001B" w:tentative="1">
+      <w:start w:val="1"/>
+      <w:numFmt w:val="lowerRoman"/>
+      <w:lvlText w:val="%9."/>
+      <w:lvlJc w:val="right"/>
+      <w:pPr>
+        <w:ind w:left="6480" w:hanging="180"/>
+      </w:pPr>
+    </w:lvl>
+  </w:abstractNum>
+  <w:abstractNum w:abstractNumId="29" w15:restartNumberingAfterBreak="0">
+    <w:nsid w:val="388E58F5"/>
+    <w:multiLevelType w:val="hybridMultilevel"/>
+    <w:tmpl w:val="D9FC1638"/>
+    <w:lvl w:ilvl="0" w:tplc="08090011">
+      <w:start w:val="1"/>
+      <w:numFmt w:val="decimal"/>
+      <w:lvlText w:val="%1)"/>
+      <w:lvlJc w:val="left"/>
+      <w:pPr>
+        <w:ind w:left="720" w:hanging="360"/>
+      </w:pPr>
+      <w:rPr>
+        <w:rFonts w:hint="default"/>
+      </w:rPr>
+    </w:lvl>
+    <w:lvl w:ilvl="1" w:tplc="08090019" w:tentative="1">
+      <w:start w:val="1"/>
+      <w:numFmt w:val="lowerLetter"/>
+      <w:lvlText w:val="%2."/>
+      <w:lvlJc w:val="left"/>
+      <w:pPr>
+        <w:ind w:left="1440" w:hanging="360"/>
+      </w:pPr>
+    </w:lvl>
+    <w:lvl w:ilvl="2" w:tplc="0809001B" w:tentative="1">
+      <w:start w:val="1"/>
+      <w:numFmt w:val="lowerRoman"/>
+      <w:lvlText w:val="%3."/>
+      <w:lvlJc w:val="right"/>
+      <w:pPr>
+        <w:ind w:left="2160" w:hanging="180"/>
+      </w:pPr>
+    </w:lvl>
+    <w:lvl w:ilvl="3" w:tplc="0809000F" w:tentative="1">
+      <w:start w:val="1"/>
+      <w:numFmt w:val="decimal"/>
+      <w:lvlText w:val="%4."/>
+      <w:lvlJc w:val="left"/>
+      <w:pPr>
+        <w:ind w:left="2880" w:hanging="360"/>
+      </w:pPr>
+    </w:lvl>
+    <w:lvl w:ilvl="4" w:tplc="08090019" w:tentative="1">
+      <w:start w:val="1"/>
+      <w:numFmt w:val="lowerLetter"/>
+      <w:lvlText w:val="%5."/>
+      <w:lvlJc w:val="left"/>
+      <w:pPr>
+        <w:ind w:left="3600" w:hanging="360"/>
+      </w:pPr>
+    </w:lvl>
+    <w:lvl w:ilvl="5" w:tplc="0809001B" w:tentative="1">
+      <w:start w:val="1"/>
+      <w:numFmt w:val="lowerRoman"/>
+      <w:lvlText w:val="%6."/>
+      <w:lvlJc w:val="right"/>
+      <w:pPr>
+        <w:ind w:left="4320" w:hanging="180"/>
+      </w:pPr>
+    </w:lvl>
+    <w:lvl w:ilvl="6" w:tplc="0809000F" w:tentative="1">
+      <w:start w:val="1"/>
+      <w:numFmt w:val="decimal"/>
+      <w:lvlText w:val="%7."/>
+      <w:lvlJc w:val="left"/>
+      <w:pPr>
+        <w:ind w:left="5040" w:hanging="360"/>
+      </w:pPr>
+    </w:lvl>
+    <w:lvl w:ilvl="7" w:tplc="08090019" w:tentative="1">
+      <w:start w:val="1"/>
+      <w:numFmt w:val="lowerLetter"/>
+      <w:lvlText w:val="%8."/>
+      <w:lvlJc w:val="left"/>
+      <w:pPr>
+        <w:ind w:left="5760" w:hanging="360"/>
+      </w:pPr>
+    </w:lvl>
+    <w:lvl w:ilvl="8" w:tplc="0809001B" w:tentative="1">
+      <w:start w:val="1"/>
+      <w:numFmt w:val="lowerRoman"/>
+      <w:lvlText w:val="%9."/>
+      <w:lvlJc w:val="right"/>
+      <w:pPr>
+        <w:ind w:left="6480" w:hanging="180"/>
+      </w:pPr>
+    </w:lvl>
+  </w:abstractNum>
+  <w:abstractNum w:abstractNumId="30" w15:restartNumberingAfterBreak="0">
+    <w:nsid w:val="3D967135"/>
+    <w:multiLevelType w:val="hybridMultilevel"/>
+    <w:tmpl w:val="E3640BB4"/>
+    <w:lvl w:ilvl="0" w:tplc="62F854A0">
+      <w:start w:val="1"/>
+      <w:numFmt w:val="decimal"/>
+      <w:lvlText w:val="%1)"/>
+      <w:lvlJc w:val="left"/>
+      <w:pPr>
+        <w:ind w:left="720" w:hanging="360"/>
+      </w:pPr>
+      <w:rPr>
+        <w:rFonts w:hint="default"/>
+        <w:b/>
+      </w:rPr>
+    </w:lvl>
+    <w:lvl w:ilvl="1" w:tplc="08090019" w:tentative="1">
+      <w:start w:val="1"/>
+      <w:numFmt w:val="lowerLetter"/>
+      <w:lvlText w:val="%2."/>
+      <w:lvlJc w:val="left"/>
+      <w:pPr>
+        <w:ind w:left="1440" w:hanging="360"/>
+      </w:pPr>
+    </w:lvl>
+    <w:lvl w:ilvl="2" w:tplc="0809001B" w:tentative="1">
+      <w:start w:val="1"/>
+      <w:numFmt w:val="lowerRoman"/>
+      <w:lvlText w:val="%3."/>
+      <w:lvlJc w:val="right"/>
+      <w:pPr>
+        <w:ind w:left="2160" w:hanging="180"/>
+      </w:pPr>
+    </w:lvl>
+    <w:lvl w:ilvl="3" w:tplc="0809000F" w:tentative="1">
+      <w:start w:val="1"/>
+      <w:numFmt w:val="decimal"/>
+      <w:lvlText w:val="%4."/>
+      <w:lvlJc w:val="left"/>
+      <w:pPr>
+        <w:ind w:left="2880" w:hanging="360"/>
+      </w:pPr>
+    </w:lvl>
+    <w:lvl w:ilvl="4" w:tplc="08090019" w:tentative="1">
+      <w:start w:val="1"/>
+      <w:numFmt w:val="lowerLetter"/>
+      <w:lvlText w:val="%5."/>
+      <w:lvlJc w:val="left"/>
+      <w:pPr>
+        <w:ind w:left="3600" w:hanging="360"/>
+      </w:pPr>
+    </w:lvl>
+    <w:lvl w:ilvl="5" w:tplc="0809001B" w:tentative="1">
+      <w:start w:val="1"/>
+      <w:numFmt w:val="lowerRoman"/>
+      <w:lvlText w:val="%6."/>
+      <w:lvlJc w:val="right"/>
+      <w:pPr>
+        <w:ind w:left="4320" w:hanging="180"/>
+      </w:pPr>
+    </w:lvl>
+    <w:lvl w:ilvl="6" w:tplc="0809000F" w:tentative="1">
+      <w:start w:val="1"/>
+      <w:numFmt w:val="decimal"/>
+      <w:lvlText w:val="%7."/>
+      <w:lvlJc w:val="left"/>
+      <w:pPr>
+        <w:ind w:left="5040" w:hanging="360"/>
+      </w:pPr>
+    </w:lvl>
+    <w:lvl w:ilvl="7" w:tplc="08090019" w:tentative="1">
+      <w:start w:val="1"/>
+      <w:numFmt w:val="lowerLetter"/>
+      <w:lvlText w:val="%8."/>
+      <w:lvlJc w:val="left"/>
+      <w:pPr>
+        <w:ind w:left="5760" w:hanging="360"/>
+      </w:pPr>
+    </w:lvl>
+    <w:lvl w:ilvl="8" w:tplc="0809001B" w:tentative="1">
+      <w:start w:val="1"/>
+      <w:numFmt w:val="lowerRoman"/>
+      <w:lvlText w:val="%9."/>
+      <w:lvlJc w:val="right"/>
+      <w:pPr>
+        <w:ind w:left="6480" w:hanging="180"/>
+      </w:pPr>
+    </w:lvl>
+  </w:abstractNum>
   <w:abstractNum w:abstractNumId="31" w15:restartNumberingAfterBreak="0">
+    <w:nsid w:val="3ED23D7F"/>
+    <w:multiLevelType w:val="hybridMultilevel"/>
+    <w:tmpl w:val="08B8E2A6"/>
+    <w:lvl w:ilvl="0" w:tplc="0809000F">
+      <w:start w:val="1"/>
+      <w:numFmt w:val="decimal"/>
+      <w:lvlText w:val="%1."/>
+      <w:lvlJc w:val="left"/>
+      <w:pPr>
+        <w:ind w:left="720" w:hanging="360"/>
+      </w:pPr>
+    </w:lvl>
+    <w:lvl w:ilvl="1" w:tplc="08090019" w:tentative="1">
+      <w:start w:val="1"/>
+      <w:numFmt w:val="lowerLetter"/>
+      <w:lvlText w:val="%2."/>
+      <w:lvlJc w:val="left"/>
+      <w:pPr>
+        <w:ind w:left="1440" w:hanging="360"/>
+      </w:pPr>
+    </w:lvl>
+    <w:lvl w:ilvl="2" w:tplc="0809001B" w:tentative="1">
+      <w:start w:val="1"/>
+      <w:numFmt w:val="lowerRoman"/>
+      <w:lvlText w:val="%3."/>
+      <w:lvlJc w:val="right"/>
+      <w:pPr>
+        <w:ind w:left="2160" w:hanging="180"/>
+      </w:pPr>
+    </w:lvl>
+    <w:lvl w:ilvl="3" w:tplc="0809000F" w:tentative="1">
+      <w:start w:val="1"/>
+      <w:numFmt w:val="decimal"/>
+      <w:lvlText w:val="%4."/>
+      <w:lvlJc w:val="left"/>
+      <w:pPr>
+        <w:ind w:left="2880" w:hanging="360"/>
+      </w:pPr>
+    </w:lvl>
+    <w:lvl w:ilvl="4" w:tplc="08090019" w:tentative="1">
+      <w:start w:val="1"/>
+      <w:numFmt w:val="lowerLetter"/>
+      <w:lvlText w:val="%5."/>
+      <w:lvlJc w:val="left"/>
+      <w:pPr>
+        <w:ind w:left="3600" w:hanging="360"/>
+      </w:pPr>
+    </w:lvl>
+    <w:lvl w:ilvl="5" w:tplc="0809001B" w:tentative="1">
+      <w:start w:val="1"/>
+      <w:numFmt w:val="lowerRoman"/>
+      <w:lvlText w:val="%6."/>
+      <w:lvlJc w:val="right"/>
+      <w:pPr>
+        <w:ind w:left="4320" w:hanging="180"/>
+      </w:pPr>
+    </w:lvl>
+    <w:lvl w:ilvl="6" w:tplc="0809000F" w:tentative="1">
+      <w:start w:val="1"/>
+      <w:numFmt w:val="decimal"/>
+      <w:lvlText w:val="%7."/>
+      <w:lvlJc w:val="left"/>
+      <w:pPr>
+        <w:ind w:left="5040" w:hanging="360"/>
+      </w:pPr>
+    </w:lvl>
+    <w:lvl w:ilvl="7" w:tplc="08090019" w:tentative="1">
+      <w:start w:val="1"/>
+      <w:numFmt w:val="lowerLetter"/>
+      <w:lvlText w:val="%8."/>
+      <w:lvlJc w:val="left"/>
+      <w:pPr>
+        <w:ind w:left="5760" w:hanging="360"/>
+      </w:pPr>
+    </w:lvl>
+    <w:lvl w:ilvl="8" w:tplc="0809001B" w:tentative="1">
+      <w:start w:val="1"/>
+      <w:numFmt w:val="lowerRoman"/>
+      <w:lvlText w:val="%9."/>
+      <w:lvlJc w:val="right"/>
+      <w:pPr>
+        <w:ind w:left="6480" w:hanging="180"/>
+      </w:pPr>
+    </w:lvl>
+  </w:abstractNum>
+  <w:abstractNum w:abstractNumId="32" w15:restartNumberingAfterBreak="0">
+    <w:nsid w:val="3F612B1B"/>
+    <w:multiLevelType w:val="hybridMultilevel"/>
+    <w:tmpl w:val="322C349C"/>
+    <w:lvl w:ilvl="0" w:tplc="DFD0E5D8">
+      <w:start w:val="1"/>
+      <w:numFmt w:val="decimal"/>
+      <w:lvlText w:val="%1)"/>
+      <w:lvlJc w:val="left"/>
+      <w:pPr>
+        <w:ind w:left="720" w:hanging="360"/>
+      </w:pPr>
+      <w:rPr>
+        <w:rFonts w:hint="default"/>
+        <w:b w:val="0"/>
+        <w:bCs w:val="0"/>
+      </w:rPr>
+    </w:lvl>
+    <w:lvl w:ilvl="1" w:tplc="08090019" w:tentative="1">
+      <w:start w:val="1"/>
+      <w:numFmt w:val="lowerLetter"/>
+      <w:lvlText w:val="%2."/>
+      <w:lvlJc w:val="left"/>
+      <w:pPr>
+        <w:ind w:left="1440" w:hanging="360"/>
+      </w:pPr>
+    </w:lvl>
+    <w:lvl w:ilvl="2" w:tplc="0809001B" w:tentative="1">
+      <w:start w:val="1"/>
+      <w:numFmt w:val="lowerRoman"/>
+      <w:lvlText w:val="%3."/>
+      <w:lvlJc w:val="right"/>
+      <w:pPr>
+        <w:ind w:left="2160" w:hanging="180"/>
+      </w:pPr>
+    </w:lvl>
+    <w:lvl w:ilvl="3" w:tplc="0809000F" w:tentative="1">
+      <w:start w:val="1"/>
+      <w:numFmt w:val="decimal"/>
+      <w:lvlText w:val="%4."/>
+      <w:lvlJc w:val="left"/>
+      <w:pPr>
+        <w:ind w:left="2880" w:hanging="360"/>
+      </w:pPr>
+    </w:lvl>
+    <w:lvl w:ilvl="4" w:tplc="08090019" w:tentative="1">
+      <w:start w:val="1"/>
+      <w:numFmt w:val="lowerLetter"/>
+      <w:lvlText w:val="%5."/>
+      <w:lvlJc w:val="left"/>
+      <w:pPr>
+        <w:ind w:left="3600" w:hanging="360"/>
+      </w:pPr>
+    </w:lvl>
+    <w:lvl w:ilvl="5" w:tplc="0809001B" w:tentative="1">
+      <w:start w:val="1"/>
+      <w:numFmt w:val="lowerRoman"/>
+      <w:lvlText w:val="%6."/>
+      <w:lvlJc w:val="right"/>
+      <w:pPr>
+        <w:ind w:left="4320" w:hanging="180"/>
+      </w:pPr>
+    </w:lvl>
+    <w:lvl w:ilvl="6" w:tplc="0809000F" w:tentative="1">
+      <w:start w:val="1"/>
+      <w:numFmt w:val="decimal"/>
+      <w:lvlText w:val="%7."/>
+      <w:lvlJc w:val="left"/>
+      <w:pPr>
+        <w:ind w:left="5040" w:hanging="360"/>
+      </w:pPr>
+    </w:lvl>
+    <w:lvl w:ilvl="7" w:tplc="08090019" w:tentative="1">
+      <w:start w:val="1"/>
+      <w:numFmt w:val="lowerLetter"/>
+      <w:lvlText w:val="%8."/>
+      <w:lvlJc w:val="left"/>
+      <w:pPr>
+        <w:ind w:left="5760" w:hanging="360"/>
+      </w:pPr>
+    </w:lvl>
+    <w:lvl w:ilvl="8" w:tplc="0809001B" w:tentative="1">
+      <w:start w:val="1"/>
+      <w:numFmt w:val="lowerRoman"/>
+      <w:lvlText w:val="%9."/>
+      <w:lvlJc w:val="right"/>
+      <w:pPr>
+        <w:ind w:left="6480" w:hanging="180"/>
+      </w:pPr>
+    </w:lvl>
+  </w:abstractNum>
+  <w:abstractNum w:abstractNumId="33" w15:restartNumberingAfterBreak="0">
     <w:nsid w:val="435E1DE5"/>
     <w:multiLevelType w:val="hybridMultilevel"/>
     <w:tmpl w:val="F004758C"/>
@@ -20135,7 +20869,7 @@
       </w:pPr>
     </w:lvl>
   </w:abstractNum>
-  <w:abstractNum w:abstractNumId="32" w15:restartNumberingAfterBreak="0">
+  <w:abstractNum w:abstractNumId="34" w15:restartNumberingAfterBreak="0">
     <w:nsid w:val="436F3D03"/>
     <w:multiLevelType w:val="hybridMultilevel"/>
     <w:tmpl w:val="185CE834"/>
@@ -20224,7 +20958,370 @@
       </w:pPr>
     </w:lvl>
   </w:abstractNum>
-  <w:abstractNum w:abstractNumId="33" w15:restartNumberingAfterBreak="0">
+  <w:abstractNum w:abstractNumId="35" w15:restartNumberingAfterBreak="0">
+    <w:nsid w:val="4464739A"/>
+    <w:multiLevelType w:val="hybridMultilevel"/>
+    <w:tmpl w:val="41A265B6"/>
+    <w:lvl w:ilvl="0" w:tplc="0DFA88F8">
+      <w:start w:val="1"/>
+      <w:numFmt w:val="decimal"/>
+      <w:lvlText w:val="%1."/>
+      <w:lvlJc w:val="left"/>
+      <w:pPr>
+        <w:ind w:left="1440" w:hanging="360"/>
+      </w:pPr>
+      <w:rPr>
+        <w:b w:val="0"/>
+        <w:bCs w:val="0"/>
+      </w:rPr>
+    </w:lvl>
+    <w:lvl w:ilvl="1" w:tplc="08090019" w:tentative="1">
+      <w:start w:val="1"/>
+      <w:numFmt w:val="lowerLetter"/>
+      <w:lvlText w:val="%2."/>
+      <w:lvlJc w:val="left"/>
+      <w:pPr>
+        <w:ind w:left="2160" w:hanging="360"/>
+      </w:pPr>
+    </w:lvl>
+    <w:lvl w:ilvl="2" w:tplc="0809001B" w:tentative="1">
+      <w:start w:val="1"/>
+      <w:numFmt w:val="lowerRoman"/>
+      <w:lvlText w:val="%3."/>
+      <w:lvlJc w:val="right"/>
+      <w:pPr>
+        <w:ind w:left="2880" w:hanging="180"/>
+      </w:pPr>
+    </w:lvl>
+    <w:lvl w:ilvl="3" w:tplc="0809000F" w:tentative="1">
+      <w:start w:val="1"/>
+      <w:numFmt w:val="decimal"/>
+      <w:lvlText w:val="%4."/>
+      <w:lvlJc w:val="left"/>
+      <w:pPr>
+        <w:ind w:left="3600" w:hanging="360"/>
+      </w:pPr>
+    </w:lvl>
+    <w:lvl w:ilvl="4" w:tplc="08090019" w:tentative="1">
+      <w:start w:val="1"/>
+      <w:numFmt w:val="lowerLetter"/>
+      <w:lvlText w:val="%5."/>
+      <w:lvlJc w:val="left"/>
+      <w:pPr>
+        <w:ind w:left="4320" w:hanging="360"/>
+      </w:pPr>
+    </w:lvl>
+    <w:lvl w:ilvl="5" w:tplc="0809001B" w:tentative="1">
+      <w:start w:val="1"/>
+      <w:numFmt w:val="lowerRoman"/>
+      <w:lvlText w:val="%6."/>
+      <w:lvlJc w:val="right"/>
+      <w:pPr>
+        <w:ind w:left="5040" w:hanging="180"/>
+      </w:pPr>
+    </w:lvl>
+    <w:lvl w:ilvl="6" w:tplc="0809000F" w:tentative="1">
+      <w:start w:val="1"/>
+      <w:numFmt w:val="decimal"/>
+      <w:lvlText w:val="%7."/>
+      <w:lvlJc w:val="left"/>
+      <w:pPr>
+        <w:ind w:left="5760" w:hanging="360"/>
+      </w:pPr>
+    </w:lvl>
+    <w:lvl w:ilvl="7" w:tplc="08090019" w:tentative="1">
+      <w:start w:val="1"/>
+      <w:numFmt w:val="lowerLetter"/>
+      <w:lvlText w:val="%8."/>
+      <w:lvlJc w:val="left"/>
+      <w:pPr>
+        <w:ind w:left="6480" w:hanging="360"/>
+      </w:pPr>
+    </w:lvl>
+    <w:lvl w:ilvl="8" w:tplc="0809001B" w:tentative="1">
+      <w:start w:val="1"/>
+      <w:numFmt w:val="lowerRoman"/>
+      <w:lvlText w:val="%9."/>
+      <w:lvlJc w:val="right"/>
+      <w:pPr>
+        <w:ind w:left="7200" w:hanging="180"/>
+      </w:pPr>
+    </w:lvl>
+  </w:abstractNum>
+  <w:abstractNum w:abstractNumId="36" w15:restartNumberingAfterBreak="0">
+    <w:nsid w:val="44BD56BA"/>
+    <w:multiLevelType w:val="hybridMultilevel"/>
+    <w:tmpl w:val="F5CE951A"/>
+    <w:lvl w:ilvl="0" w:tplc="703C0E0A">
+      <w:start w:val="1"/>
+      <w:numFmt w:val="decimal"/>
+      <w:lvlText w:val="%1)"/>
+      <w:lvlJc w:val="left"/>
+      <w:pPr>
+        <w:ind w:left="720" w:hanging="360"/>
+      </w:pPr>
+      <w:rPr>
+        <w:rFonts w:hint="default"/>
+        <w:b w:val="0"/>
+        <w:bCs w:val="0"/>
+      </w:rPr>
+    </w:lvl>
+    <w:lvl w:ilvl="1" w:tplc="08090019" w:tentative="1">
+      <w:start w:val="1"/>
+      <w:numFmt w:val="lowerLetter"/>
+      <w:lvlText w:val="%2."/>
+      <w:lvlJc w:val="left"/>
+      <w:pPr>
+        <w:ind w:left="1440" w:hanging="360"/>
+      </w:pPr>
+    </w:lvl>
+    <w:lvl w:ilvl="2" w:tplc="0809001B" w:tentative="1">
+      <w:start w:val="1"/>
+      <w:numFmt w:val="lowerRoman"/>
+      <w:lvlText w:val="%3."/>
+      <w:lvlJc w:val="right"/>
+      <w:pPr>
+        <w:ind w:left="2160" w:hanging="180"/>
+      </w:pPr>
+    </w:lvl>
+    <w:lvl w:ilvl="3" w:tplc="0809000F" w:tentative="1">
+      <w:start w:val="1"/>
+      <w:numFmt w:val="decimal"/>
+      <w:lvlText w:val="%4."/>
+      <w:lvlJc w:val="left"/>
+      <w:pPr>
+        <w:ind w:left="2880" w:hanging="360"/>
+      </w:pPr>
+    </w:lvl>
+    <w:lvl w:ilvl="4" w:tplc="08090019" w:tentative="1">
+      <w:start w:val="1"/>
+      <w:numFmt w:val="lowerLetter"/>
+      <w:lvlText w:val="%5."/>
+      <w:lvlJc w:val="left"/>
+      <w:pPr>
+        <w:ind w:left="3600" w:hanging="360"/>
+      </w:pPr>
+    </w:lvl>
+    <w:lvl w:ilvl="5" w:tplc="0809001B" w:tentative="1">
+      <w:start w:val="1"/>
+      <w:numFmt w:val="lowerRoman"/>
+      <w:lvlText w:val="%6."/>
+      <w:lvlJc w:val="right"/>
+      <w:pPr>
+        <w:ind w:left="4320" w:hanging="180"/>
+      </w:pPr>
+    </w:lvl>
+    <w:lvl w:ilvl="6" w:tplc="0809000F" w:tentative="1">
+      <w:start w:val="1"/>
+      <w:numFmt w:val="decimal"/>
+      <w:lvlText w:val="%7."/>
+      <w:lvlJc w:val="left"/>
+      <w:pPr>
+        <w:ind w:left="5040" w:hanging="360"/>
+      </w:pPr>
+    </w:lvl>
+    <w:lvl w:ilvl="7" w:tplc="08090019" w:tentative="1">
+      <w:start w:val="1"/>
+      <w:numFmt w:val="lowerLetter"/>
+      <w:lvlText w:val="%8."/>
+      <w:lvlJc w:val="left"/>
+      <w:pPr>
+        <w:ind w:left="5760" w:hanging="360"/>
+      </w:pPr>
+    </w:lvl>
+    <w:lvl w:ilvl="8" w:tplc="0809001B" w:tentative="1">
+      <w:start w:val="1"/>
+      <w:numFmt w:val="lowerRoman"/>
+      <w:lvlText w:val="%9."/>
+      <w:lvlJc w:val="right"/>
+      <w:pPr>
+        <w:ind w:left="6480" w:hanging="180"/>
+      </w:pPr>
+    </w:lvl>
+  </w:abstractNum>
+  <w:abstractNum w:abstractNumId="37" w15:restartNumberingAfterBreak="0">
+    <w:nsid w:val="48743DB4"/>
+    <w:multiLevelType w:val="hybridMultilevel"/>
+    <w:tmpl w:val="BE3C84DA"/>
+    <w:lvl w:ilvl="0" w:tplc="7378443E">
+      <w:start w:val="1"/>
+      <w:numFmt w:val="decimal"/>
+      <w:lvlText w:val="%1)"/>
+      <w:lvlJc w:val="left"/>
+      <w:pPr>
+        <w:ind w:left="720" w:hanging="360"/>
+      </w:pPr>
+      <w:rPr>
+        <w:rFonts w:hint="default"/>
+        <w:b w:val="0"/>
+        <w:bCs w:val="0"/>
+      </w:rPr>
+    </w:lvl>
+    <w:lvl w:ilvl="1" w:tplc="08090019" w:tentative="1">
+      <w:start w:val="1"/>
+      <w:numFmt w:val="lowerLetter"/>
+      <w:lvlText w:val="%2."/>
+      <w:lvlJc w:val="left"/>
+      <w:pPr>
+        <w:ind w:left="1440" w:hanging="360"/>
+      </w:pPr>
+    </w:lvl>
+    <w:lvl w:ilvl="2" w:tplc="0809001B" w:tentative="1">
+      <w:start w:val="1"/>
+      <w:numFmt w:val="lowerRoman"/>
+      <w:lvlText w:val="%3."/>
+      <w:lvlJc w:val="right"/>
+      <w:pPr>
+        <w:ind w:left="2160" w:hanging="180"/>
+      </w:pPr>
+    </w:lvl>
+    <w:lvl w:ilvl="3" w:tplc="0809000F" w:tentative="1">
+      <w:start w:val="1"/>
+      <w:numFmt w:val="decimal"/>
+      <w:lvlText w:val="%4."/>
+      <w:lvlJc w:val="left"/>
+      <w:pPr>
+        <w:ind w:left="2880" w:hanging="360"/>
+      </w:pPr>
+    </w:lvl>
+    <w:lvl w:ilvl="4" w:tplc="08090019" w:tentative="1">
+      <w:start w:val="1"/>
+      <w:numFmt w:val="lowerLetter"/>
+      <w:lvlText w:val="%5."/>
+      <w:lvlJc w:val="left"/>
+      <w:pPr>
+        <w:ind w:left="3600" w:hanging="360"/>
+      </w:pPr>
+    </w:lvl>
+    <w:lvl w:ilvl="5" w:tplc="0809001B" w:tentative="1">
+      <w:start w:val="1"/>
+      <w:numFmt w:val="lowerRoman"/>
+      <w:lvlText w:val="%6."/>
+      <w:lvlJc w:val="right"/>
+      <w:pPr>
+        <w:ind w:left="4320" w:hanging="180"/>
+      </w:pPr>
+    </w:lvl>
+    <w:lvl w:ilvl="6" w:tplc="0809000F" w:tentative="1">
+      <w:start w:val="1"/>
+      <w:numFmt w:val="decimal"/>
+      <w:lvlText w:val="%7."/>
+      <w:lvlJc w:val="left"/>
+      <w:pPr>
+        <w:ind w:left="5040" w:hanging="360"/>
+      </w:pPr>
+    </w:lvl>
+    <w:lvl w:ilvl="7" w:tplc="08090019" w:tentative="1">
+      <w:start w:val="1"/>
+      <w:numFmt w:val="lowerLetter"/>
+      <w:lvlText w:val="%8."/>
+      <w:lvlJc w:val="left"/>
+      <w:pPr>
+        <w:ind w:left="5760" w:hanging="360"/>
+      </w:pPr>
+    </w:lvl>
+    <w:lvl w:ilvl="8" w:tplc="0809001B" w:tentative="1">
+      <w:start w:val="1"/>
+      <w:numFmt w:val="lowerRoman"/>
+      <w:lvlText w:val="%9."/>
+      <w:lvlJc w:val="right"/>
+      <w:pPr>
+        <w:ind w:left="6480" w:hanging="180"/>
+      </w:pPr>
+    </w:lvl>
+  </w:abstractNum>
+  <w:abstractNum w:abstractNumId="38" w15:restartNumberingAfterBreak="0">
+    <w:nsid w:val="514B6973"/>
+    <w:multiLevelType w:val="hybridMultilevel"/>
+    <w:tmpl w:val="7696E048"/>
+    <w:lvl w:ilvl="0" w:tplc="5566A75C">
+      <w:start w:val="1"/>
+      <w:numFmt w:val="decimal"/>
+      <w:lvlText w:val="%1)"/>
+      <w:lvlJc w:val="left"/>
+      <w:pPr>
+        <w:ind w:left="720" w:hanging="360"/>
+      </w:pPr>
+      <w:rPr>
+        <w:rFonts w:hint="default"/>
+        <w:b w:val="0"/>
+        <w:bCs w:val="0"/>
+      </w:rPr>
+    </w:lvl>
+    <w:lvl w:ilvl="1" w:tplc="08090019" w:tentative="1">
+      <w:start w:val="1"/>
+      <w:numFmt w:val="lowerLetter"/>
+      <w:lvlText w:val="%2."/>
+      <w:lvlJc w:val="left"/>
+      <w:pPr>
+        <w:ind w:left="1440" w:hanging="360"/>
+      </w:pPr>
+    </w:lvl>
+    <w:lvl w:ilvl="2" w:tplc="0809001B" w:tentative="1">
+      <w:start w:val="1"/>
+      <w:numFmt w:val="lowerRoman"/>
+      <w:lvlText w:val="%3."/>
+      <w:lvlJc w:val="right"/>
+      <w:pPr>
+        <w:ind w:left="2160" w:hanging="180"/>
+      </w:pPr>
+    </w:lvl>
+    <w:lvl w:ilvl="3" w:tplc="0809000F" w:tentative="1">
+      <w:start w:val="1"/>
+      <w:numFmt w:val="decimal"/>
+      <w:lvlText w:val="%4."/>
+      <w:lvlJc w:val="left"/>
+      <w:pPr>
+        <w:ind w:left="2880" w:hanging="360"/>
+      </w:pPr>
+    </w:lvl>
+    <w:lvl w:ilvl="4" w:tplc="08090019" w:tentative="1">
+      <w:start w:val="1"/>
+      <w:numFmt w:val="lowerLetter"/>
+      <w:lvlText w:val="%5."/>
+      <w:lvlJc w:val="left"/>
+      <w:pPr>
+        <w:ind w:left="3600" w:hanging="360"/>
+      </w:pPr>
+    </w:lvl>
+    <w:lvl w:ilvl="5" w:tplc="0809001B" w:tentative="1">
+      <w:start w:val="1"/>
+      <w:numFmt w:val="lowerRoman"/>
+      <w:lvlText w:val="%6."/>
+      <w:lvlJc w:val="right"/>
+      <w:pPr>
+        <w:ind w:left="4320" w:hanging="180"/>
+      </w:pPr>
+    </w:lvl>
+    <w:lvl w:ilvl="6" w:tplc="0809000F" w:tentative="1">
+      <w:start w:val="1"/>
+      <w:numFmt w:val="decimal"/>
+      <w:lvlText w:val="%7."/>
+      <w:lvlJc w:val="left"/>
+      <w:pPr>
+        <w:ind w:left="5040" w:hanging="360"/>
+      </w:pPr>
+    </w:lvl>
+    <w:lvl w:ilvl="7" w:tplc="08090019" w:tentative="1">
+      <w:start w:val="1"/>
+      <w:numFmt w:val="lowerLetter"/>
+      <w:lvlText w:val="%8."/>
+      <w:lvlJc w:val="left"/>
+      <w:pPr>
+        <w:ind w:left="5760" w:hanging="360"/>
+      </w:pPr>
+    </w:lvl>
+    <w:lvl w:ilvl="8" w:tplc="0809001B" w:tentative="1">
+      <w:start w:val="1"/>
+      <w:numFmt w:val="lowerRoman"/>
+      <w:lvlText w:val="%9."/>
+      <w:lvlJc w:val="right"/>
+      <w:pPr>
+        <w:ind w:left="6480" w:hanging="180"/>
+      </w:pPr>
+    </w:lvl>
+  </w:abstractNum>
+  <w:abstractNum w:abstractNumId="39" w15:restartNumberingAfterBreak="0">
     <w:nsid w:val="51561B97"/>
     <w:multiLevelType w:val="hybridMultilevel"/>
     <w:tmpl w:val="2196FC58"/>
@@ -20313,7 +21410,7 @@
       </w:pPr>
     </w:lvl>
   </w:abstractNum>
-  <w:abstractNum w:abstractNumId="34" w15:restartNumberingAfterBreak="0">
+  <w:abstractNum w:abstractNumId="40" w15:restartNumberingAfterBreak="0">
     <w:nsid w:val="53D020C2"/>
     <w:multiLevelType w:val="hybridMultilevel"/>
     <w:tmpl w:val="818AF9DE"/>
@@ -20402,7 +21499,7 @@
       </w:pPr>
     </w:lvl>
   </w:abstractNum>
-  <w:abstractNum w:abstractNumId="35" w15:restartNumberingAfterBreak="0">
+  <w:abstractNum w:abstractNumId="41" w15:restartNumberingAfterBreak="0">
     <w:nsid w:val="57006DB1"/>
     <w:multiLevelType w:val="hybridMultilevel"/>
     <w:tmpl w:val="E882608E"/>
@@ -20491,7 +21588,7 @@
       </w:pPr>
     </w:lvl>
   </w:abstractNum>
-  <w:abstractNum w:abstractNumId="36" w15:restartNumberingAfterBreak="0">
+  <w:abstractNum w:abstractNumId="42" w15:restartNumberingAfterBreak="0">
     <w:nsid w:val="57D267AA"/>
     <w:multiLevelType w:val="hybridMultilevel"/>
     <w:tmpl w:val="096011A0"/>
@@ -20580,7 +21677,7 @@
       </w:pPr>
     </w:lvl>
   </w:abstractNum>
-  <w:abstractNum w:abstractNumId="37" w15:restartNumberingAfterBreak="0">
+  <w:abstractNum w:abstractNumId="43" w15:restartNumberingAfterBreak="0">
     <w:nsid w:val="5C3A773E"/>
     <w:multiLevelType w:val="hybridMultilevel"/>
     <w:tmpl w:val="7CE03010"/>
@@ -20669,7 +21766,7 @@
       </w:pPr>
     </w:lvl>
   </w:abstractNum>
-  <w:abstractNum w:abstractNumId="38" w15:restartNumberingAfterBreak="0">
+  <w:abstractNum w:abstractNumId="44" w15:restartNumberingAfterBreak="0">
     <w:nsid w:val="5FF57909"/>
     <w:multiLevelType w:val="hybridMultilevel"/>
     <w:tmpl w:val="E882608E"/>
@@ -20758,7 +21855,7 @@
       </w:pPr>
     </w:lvl>
   </w:abstractNum>
-  <w:abstractNum w:abstractNumId="39" w15:restartNumberingAfterBreak="0">
+  <w:abstractNum w:abstractNumId="45" w15:restartNumberingAfterBreak="0">
     <w:nsid w:val="6218068F"/>
     <w:multiLevelType w:val="hybridMultilevel"/>
     <w:tmpl w:val="525E63C0"/>
@@ -20847,7 +21944,7 @@
       </w:pPr>
     </w:lvl>
   </w:abstractNum>
-  <w:abstractNum w:abstractNumId="40" w15:restartNumberingAfterBreak="0">
+  <w:abstractNum w:abstractNumId="46" w15:restartNumberingAfterBreak="0">
     <w:nsid w:val="66994456"/>
     <w:multiLevelType w:val="hybridMultilevel"/>
     <w:tmpl w:val="E882608E"/>
@@ -20936,7 +22033,98 @@
       </w:pPr>
     </w:lvl>
   </w:abstractNum>
-  <w:abstractNum w:abstractNumId="41" w15:restartNumberingAfterBreak="0">
+  <w:abstractNum w:abstractNumId="47" w15:restartNumberingAfterBreak="0">
+    <w:nsid w:val="66B73ED3"/>
+    <w:multiLevelType w:val="hybridMultilevel"/>
+    <w:tmpl w:val="0914C0B6"/>
+    <w:lvl w:ilvl="0" w:tplc="FFFFFFFF">
+      <w:start w:val="1"/>
+      <w:numFmt w:val="decimal"/>
+      <w:lvlText w:val="%1)"/>
+      <w:lvlJc w:val="left"/>
+      <w:pPr>
+        <w:ind w:left="720" w:hanging="360"/>
+      </w:pPr>
+      <w:rPr>
+        <w:rFonts w:hint="default"/>
+        <w:b w:val="0"/>
+        <w:bCs w:val="0"/>
+      </w:rPr>
+    </w:lvl>
+    <w:lvl w:ilvl="1" w:tplc="FFFFFFFF" w:tentative="1">
+      <w:start w:val="1"/>
+      <w:numFmt w:val="lowerLetter"/>
+      <w:lvlText w:val="%2."/>
+      <w:lvlJc w:val="left"/>
+      <w:pPr>
+        <w:ind w:left="1440" w:hanging="360"/>
+      </w:pPr>
+    </w:lvl>
+    <w:lvl w:ilvl="2" w:tplc="FFFFFFFF" w:tentative="1">
+      <w:start w:val="1"/>
+      <w:numFmt w:val="lowerRoman"/>
+      <w:lvlText w:val="%3."/>
+      <w:lvlJc w:val="right"/>
+      <w:pPr>
+        <w:ind w:left="2160" w:hanging="180"/>
+      </w:pPr>
+    </w:lvl>
+    <w:lvl w:ilvl="3" w:tplc="FFFFFFFF" w:tentative="1">
+      <w:start w:val="1"/>
+      <w:numFmt w:val="decimal"/>
+      <w:lvlText w:val="%4."/>
+      <w:lvlJc w:val="left"/>
+      <w:pPr>
+        <w:ind w:left="2880" w:hanging="360"/>
+      </w:pPr>
+    </w:lvl>
+    <w:lvl w:ilvl="4" w:tplc="FFFFFFFF" w:tentative="1">
+      <w:start w:val="1"/>
+      <w:numFmt w:val="lowerLetter"/>
+      <w:lvlText w:val="%5."/>
+      <w:lvlJc w:val="left"/>
+      <w:pPr>
+        <w:ind w:left="3600" w:hanging="360"/>
+      </w:pPr>
+    </w:lvl>
+    <w:lvl w:ilvl="5" w:tplc="FFFFFFFF" w:tentative="1">
+      <w:start w:val="1"/>
+      <w:numFmt w:val="lowerRoman"/>
+      <w:lvlText w:val="%6."/>
+      <w:lvlJc w:val="right"/>
+      <w:pPr>
+        <w:ind w:left="4320" w:hanging="180"/>
+      </w:pPr>
+    </w:lvl>
+    <w:lvl w:ilvl="6" w:tplc="FFFFFFFF" w:tentative="1">
+      <w:start w:val="1"/>
+      <w:numFmt w:val="decimal"/>
+      <w:lvlText w:val="%7."/>
+      <w:lvlJc w:val="left"/>
+      <w:pPr>
+        <w:ind w:left="5040" w:hanging="360"/>
+      </w:pPr>
+    </w:lvl>
+    <w:lvl w:ilvl="7" w:tplc="FFFFFFFF" w:tentative="1">
+      <w:start w:val="1"/>
+      <w:numFmt w:val="lowerLetter"/>
+      <w:lvlText w:val="%8."/>
+      <w:lvlJc w:val="left"/>
+      <w:pPr>
+        <w:ind w:left="5760" w:hanging="360"/>
+      </w:pPr>
+    </w:lvl>
+    <w:lvl w:ilvl="8" w:tplc="FFFFFFFF" w:tentative="1">
+      <w:start w:val="1"/>
+      <w:numFmt w:val="lowerRoman"/>
+      <w:lvlText w:val="%9."/>
+      <w:lvlJc w:val="right"/>
+      <w:pPr>
+        <w:ind w:left="6480" w:hanging="180"/>
+      </w:pPr>
+    </w:lvl>
+  </w:abstractNum>
+  <w:abstractNum w:abstractNumId="48" w15:restartNumberingAfterBreak="0">
     <w:nsid w:val="67207588"/>
     <w:multiLevelType w:val="hybridMultilevel"/>
     <w:tmpl w:val="7E9EFEF6"/>
@@ -21025,7 +22213,98 @@
       </w:pPr>
     </w:lvl>
   </w:abstractNum>
-  <w:abstractNum w:abstractNumId="42" w15:restartNumberingAfterBreak="0">
+  <w:abstractNum w:abstractNumId="49" w15:restartNumberingAfterBreak="0">
+    <w:nsid w:val="675150D2"/>
+    <w:multiLevelType w:val="hybridMultilevel"/>
+    <w:tmpl w:val="7696E048"/>
+    <w:lvl w:ilvl="0" w:tplc="FFFFFFFF">
+      <w:start w:val="1"/>
+      <w:numFmt w:val="decimal"/>
+      <w:lvlText w:val="%1)"/>
+      <w:lvlJc w:val="left"/>
+      <w:pPr>
+        <w:ind w:left="720" w:hanging="360"/>
+      </w:pPr>
+      <w:rPr>
+        <w:rFonts w:hint="default"/>
+        <w:b w:val="0"/>
+        <w:bCs w:val="0"/>
+      </w:rPr>
+    </w:lvl>
+    <w:lvl w:ilvl="1" w:tplc="FFFFFFFF" w:tentative="1">
+      <w:start w:val="1"/>
+      <w:numFmt w:val="lowerLetter"/>
+      <w:lvlText w:val="%2."/>
+      <w:lvlJc w:val="left"/>
+      <w:pPr>
+        <w:ind w:left="1440" w:hanging="360"/>
+      </w:pPr>
+    </w:lvl>
+    <w:lvl w:ilvl="2" w:tplc="FFFFFFFF" w:tentative="1">
+      <w:start w:val="1"/>
+      <w:numFmt w:val="lowerRoman"/>
+      <w:lvlText w:val="%3."/>
+      <w:lvlJc w:val="right"/>
+      <w:pPr>
+        <w:ind w:left="2160" w:hanging="180"/>
+      </w:pPr>
+    </w:lvl>
+    <w:lvl w:ilvl="3" w:tplc="FFFFFFFF" w:tentative="1">
+      <w:start w:val="1"/>
+      <w:numFmt w:val="decimal"/>
+      <w:lvlText w:val="%4."/>
+      <w:lvlJc w:val="left"/>
+      <w:pPr>
+        <w:ind w:left="2880" w:hanging="360"/>
+      </w:pPr>
+    </w:lvl>
+    <w:lvl w:ilvl="4" w:tplc="FFFFFFFF" w:tentative="1">
+      <w:start w:val="1"/>
+      <w:numFmt w:val="lowerLetter"/>
+      <w:lvlText w:val="%5."/>
+      <w:lvlJc w:val="left"/>
+      <w:pPr>
+        <w:ind w:left="3600" w:hanging="360"/>
+      </w:pPr>
+    </w:lvl>
+    <w:lvl w:ilvl="5" w:tplc="FFFFFFFF" w:tentative="1">
+      <w:start w:val="1"/>
+      <w:numFmt w:val="lowerRoman"/>
+      <w:lvlText w:val="%6."/>
+      <w:lvlJc w:val="right"/>
+      <w:pPr>
+        <w:ind w:left="4320" w:hanging="180"/>
+      </w:pPr>
+    </w:lvl>
+    <w:lvl w:ilvl="6" w:tplc="FFFFFFFF" w:tentative="1">
+      <w:start w:val="1"/>
+      <w:numFmt w:val="decimal"/>
+      <w:lvlText w:val="%7."/>
+      <w:lvlJc w:val="left"/>
+      <w:pPr>
+        <w:ind w:left="5040" w:hanging="360"/>
+      </w:pPr>
+    </w:lvl>
+    <w:lvl w:ilvl="7" w:tplc="FFFFFFFF" w:tentative="1">
+      <w:start w:val="1"/>
+      <w:numFmt w:val="lowerLetter"/>
+      <w:lvlText w:val="%8."/>
+      <w:lvlJc w:val="left"/>
+      <w:pPr>
+        <w:ind w:left="5760" w:hanging="360"/>
+      </w:pPr>
+    </w:lvl>
+    <w:lvl w:ilvl="8" w:tplc="FFFFFFFF" w:tentative="1">
+      <w:start w:val="1"/>
+      <w:numFmt w:val="lowerRoman"/>
+      <w:lvlText w:val="%9."/>
+      <w:lvlJc w:val="right"/>
+      <w:pPr>
+        <w:ind w:left="6480" w:hanging="180"/>
+      </w:pPr>
+    </w:lvl>
+  </w:abstractNum>
+  <w:abstractNum w:abstractNumId="50" w15:restartNumberingAfterBreak="0">
     <w:nsid w:val="678F1782"/>
     <w:multiLevelType w:val="hybridMultilevel"/>
     <w:tmpl w:val="4D307FEE"/>
@@ -21114,7 +22393,7 @@
       </w:pPr>
     </w:lvl>
   </w:abstractNum>
-  <w:abstractNum w:abstractNumId="43" w15:restartNumberingAfterBreak="0">
+  <w:abstractNum w:abstractNumId="51" w15:restartNumberingAfterBreak="0">
     <w:nsid w:val="6CCF0363"/>
     <w:multiLevelType w:val="hybridMultilevel"/>
     <w:tmpl w:val="D678659C"/>
@@ -21203,7 +22482,7 @@
       </w:pPr>
     </w:lvl>
   </w:abstractNum>
-  <w:abstractNum w:abstractNumId="44" w15:restartNumberingAfterBreak="0">
+  <w:abstractNum w:abstractNumId="52" w15:restartNumberingAfterBreak="0">
     <w:nsid w:val="6E8A7D5B"/>
     <w:multiLevelType w:val="hybridMultilevel"/>
     <w:tmpl w:val="E882608E"/>
@@ -21292,7 +22571,7 @@
       </w:pPr>
     </w:lvl>
   </w:abstractNum>
-  <w:abstractNum w:abstractNumId="45" w15:restartNumberingAfterBreak="0">
+  <w:abstractNum w:abstractNumId="53" w15:restartNumberingAfterBreak="0">
     <w:nsid w:val="6F335800"/>
     <w:multiLevelType w:val="hybridMultilevel"/>
     <w:tmpl w:val="ADBA4294"/>
@@ -21381,7 +22660,7 @@
       </w:pPr>
     </w:lvl>
   </w:abstractNum>
-  <w:abstractNum w:abstractNumId="46" w15:restartNumberingAfterBreak="0">
+  <w:abstractNum w:abstractNumId="54" w15:restartNumberingAfterBreak="0">
     <w:nsid w:val="6F4D3361"/>
     <w:multiLevelType w:val="hybridMultilevel"/>
     <w:tmpl w:val="977C1358"/>
@@ -21470,7 +22749,7 @@
       </w:pPr>
     </w:lvl>
   </w:abstractNum>
-  <w:abstractNum w:abstractNumId="47" w15:restartNumberingAfterBreak="0">
+  <w:abstractNum w:abstractNumId="55" w15:restartNumberingAfterBreak="0">
     <w:nsid w:val="70135E1C"/>
     <w:multiLevelType w:val="hybridMultilevel"/>
     <w:tmpl w:val="A6243FCA"/>
@@ -21559,10 +22838,10 @@
       </w:pPr>
     </w:lvl>
   </w:abstractNum>
-  <w:abstractNum w:abstractNumId="48" w15:restartNumberingAfterBreak="0">
+  <w:abstractNum w:abstractNumId="56" w15:restartNumberingAfterBreak="0">
     <w:nsid w:val="72C667A1"/>
     <w:multiLevelType w:val="hybridMultilevel"/>
-    <w:tmpl w:val="CA6050E6"/>
+    <w:tmpl w:val="DAC0855C"/>
     <w:lvl w:ilvl="0" w:tplc="0809000F">
       <w:start w:val="1"/>
       <w:numFmt w:val="decimal"/>
@@ -21645,7 +22924,7 @@
       </w:pPr>
     </w:lvl>
   </w:abstractNum>
-  <w:abstractNum w:abstractNumId="49" w15:restartNumberingAfterBreak="0">
+  <w:abstractNum w:abstractNumId="57" w15:restartNumberingAfterBreak="0">
     <w:nsid w:val="73E13E87"/>
     <w:multiLevelType w:val="hybridMultilevel"/>
     <w:tmpl w:val="E882608E"/>
@@ -21734,7 +23013,97 @@
       </w:pPr>
     </w:lvl>
   </w:abstractNum>
-  <w:abstractNum w:abstractNumId="50" w15:restartNumberingAfterBreak="0">
+  <w:abstractNum w:abstractNumId="58" w15:restartNumberingAfterBreak="0">
+    <w:nsid w:val="74083790"/>
+    <w:multiLevelType w:val="hybridMultilevel"/>
+    <w:tmpl w:val="7EEC99AE"/>
+    <w:lvl w:ilvl="0" w:tplc="0DFA88F8">
+      <w:start w:val="1"/>
+      <w:numFmt w:val="decimal"/>
+      <w:lvlText w:val="%1."/>
+      <w:lvlJc w:val="left"/>
+      <w:pPr>
+        <w:ind w:left="720" w:hanging="360"/>
+      </w:pPr>
+      <w:rPr>
+        <w:b w:val="0"/>
+        <w:bCs w:val="0"/>
+      </w:rPr>
+    </w:lvl>
+    <w:lvl w:ilvl="1" w:tplc="FFFFFFFF" w:tentative="1">
+      <w:start w:val="1"/>
+      <w:numFmt w:val="lowerLetter"/>
+      <w:lvlText w:val="%2."/>
+      <w:lvlJc w:val="left"/>
+      <w:pPr>
+        <w:ind w:left="1440" w:hanging="360"/>
+      </w:pPr>
+    </w:lvl>
+    <w:lvl w:ilvl="2" w:tplc="FFFFFFFF" w:tentative="1">
+      <w:start w:val="1"/>
+      <w:numFmt w:val="lowerRoman"/>
+      <w:lvlText w:val="%3."/>
+      <w:lvlJc w:val="right"/>
+      <w:pPr>
+        <w:ind w:left="2160" w:hanging="180"/>
+      </w:pPr>
+    </w:lvl>
+    <w:lvl w:ilvl="3" w:tplc="FFFFFFFF" w:tentative="1">
+      <w:start w:val="1"/>
+      <w:numFmt w:val="decimal"/>
+      <w:lvlText w:val="%4."/>
+      <w:lvlJc w:val="left"/>
+      <w:pPr>
+        <w:ind w:left="2880" w:hanging="360"/>
+      </w:pPr>
+    </w:lvl>
+    <w:lvl w:ilvl="4" w:tplc="FFFFFFFF" w:tentative="1">
+      <w:start w:val="1"/>
+      <w:numFmt w:val="lowerLetter"/>
+      <w:lvlText w:val="%5."/>
+      <w:lvlJc w:val="left"/>
+      <w:pPr>
+        <w:ind w:left="3600" w:hanging="360"/>
+      </w:pPr>
+    </w:lvl>
+    <w:lvl w:ilvl="5" w:tplc="FFFFFFFF" w:tentative="1">
+      <w:start w:val="1"/>
+      <w:numFmt w:val="lowerRoman"/>
+      <w:lvlText w:val="%6."/>
+      <w:lvlJc w:val="right"/>
+      <w:pPr>
+        <w:ind w:left="4320" w:hanging="180"/>
+      </w:pPr>
+    </w:lvl>
+    <w:lvl w:ilvl="6" w:tplc="FFFFFFFF" w:tentative="1">
+      <w:start w:val="1"/>
+      <w:numFmt w:val="decimal"/>
+      <w:lvlText w:val="%7."/>
+      <w:lvlJc w:val="left"/>
+      <w:pPr>
+        <w:ind w:left="5040" w:hanging="360"/>
+      </w:pPr>
+    </w:lvl>
+    <w:lvl w:ilvl="7" w:tplc="FFFFFFFF" w:tentative="1">
+      <w:start w:val="1"/>
+      <w:numFmt w:val="lowerLetter"/>
+      <w:lvlText w:val="%8."/>
+      <w:lvlJc w:val="left"/>
+      <w:pPr>
+        <w:ind w:left="5760" w:hanging="360"/>
+      </w:pPr>
+    </w:lvl>
+    <w:lvl w:ilvl="8" w:tplc="FFFFFFFF" w:tentative="1">
+      <w:start w:val="1"/>
+      <w:numFmt w:val="lowerRoman"/>
+      <w:lvlText w:val="%9."/>
+      <w:lvlJc w:val="right"/>
+      <w:pPr>
+        <w:ind w:left="6480" w:hanging="180"/>
+      </w:pPr>
+    </w:lvl>
+  </w:abstractNum>
+  <w:abstractNum w:abstractNumId="59" w15:restartNumberingAfterBreak="0">
     <w:nsid w:val="746F1A6D"/>
     <w:multiLevelType w:val="hybridMultilevel"/>
     <w:tmpl w:val="E882608E"/>
@@ -21823,7 +23192,97 @@
       </w:pPr>
     </w:lvl>
   </w:abstractNum>
-  <w:abstractNum w:abstractNumId="51" w15:restartNumberingAfterBreak="0">
+  <w:abstractNum w:abstractNumId="60" w15:restartNumberingAfterBreak="0">
+    <w:nsid w:val="75120995"/>
+    <w:multiLevelType w:val="hybridMultilevel"/>
+    <w:tmpl w:val="AB58E4F0"/>
+    <w:lvl w:ilvl="0" w:tplc="0DFA88F8">
+      <w:start w:val="1"/>
+      <w:numFmt w:val="decimal"/>
+      <w:lvlText w:val="%1."/>
+      <w:lvlJc w:val="left"/>
+      <w:pPr>
+        <w:ind w:left="1440" w:hanging="360"/>
+      </w:pPr>
+      <w:rPr>
+        <w:b w:val="0"/>
+        <w:bCs w:val="0"/>
+      </w:rPr>
+    </w:lvl>
+    <w:lvl w:ilvl="1" w:tplc="08090019" w:tentative="1">
+      <w:start w:val="1"/>
+      <w:numFmt w:val="lowerLetter"/>
+      <w:lvlText w:val="%2."/>
+      <w:lvlJc w:val="left"/>
+      <w:pPr>
+        <w:ind w:left="2160" w:hanging="360"/>
+      </w:pPr>
+    </w:lvl>
+    <w:lvl w:ilvl="2" w:tplc="0809001B" w:tentative="1">
+      <w:start w:val="1"/>
+      <w:numFmt w:val="lowerRoman"/>
+      <w:lvlText w:val="%3."/>
+      <w:lvlJc w:val="right"/>
+      <w:pPr>
+        <w:ind w:left="2880" w:hanging="180"/>
+      </w:pPr>
+    </w:lvl>
+    <w:lvl w:ilvl="3" w:tplc="0809000F" w:tentative="1">
+      <w:start w:val="1"/>
+      <w:numFmt w:val="decimal"/>
+      <w:lvlText w:val="%4."/>
+      <w:lvlJc w:val="left"/>
+      <w:pPr>
+        <w:ind w:left="3600" w:hanging="360"/>
+      </w:pPr>
+    </w:lvl>
+    <w:lvl w:ilvl="4" w:tplc="08090019" w:tentative="1">
+      <w:start w:val="1"/>
+      <w:numFmt w:val="lowerLetter"/>
+      <w:lvlText w:val="%5."/>
+      <w:lvlJc w:val="left"/>
+      <w:pPr>
+        <w:ind w:left="4320" w:hanging="360"/>
+      </w:pPr>
+    </w:lvl>
+    <w:lvl w:ilvl="5" w:tplc="0809001B" w:tentative="1">
+      <w:start w:val="1"/>
+      <w:numFmt w:val="lowerRoman"/>
+      <w:lvlText w:val="%6."/>
+      <w:lvlJc w:val="right"/>
+      <w:pPr>
+        <w:ind w:left="5040" w:hanging="180"/>
+      </w:pPr>
+    </w:lvl>
+    <w:lvl w:ilvl="6" w:tplc="0809000F" w:tentative="1">
+      <w:start w:val="1"/>
+      <w:numFmt w:val="decimal"/>
+      <w:lvlText w:val="%7."/>
+      <w:lvlJc w:val="left"/>
+      <w:pPr>
+        <w:ind w:left="5760" w:hanging="360"/>
+      </w:pPr>
+    </w:lvl>
+    <w:lvl w:ilvl="7" w:tplc="08090019" w:tentative="1">
+      <w:start w:val="1"/>
+      <w:numFmt w:val="lowerLetter"/>
+      <w:lvlText w:val="%8."/>
+      <w:lvlJc w:val="left"/>
+      <w:pPr>
+        <w:ind w:left="6480" w:hanging="360"/>
+      </w:pPr>
+    </w:lvl>
+    <w:lvl w:ilvl="8" w:tplc="0809001B" w:tentative="1">
+      <w:start w:val="1"/>
+      <w:numFmt w:val="lowerRoman"/>
+      <w:lvlText w:val="%9."/>
+      <w:lvlJc w:val="right"/>
+      <w:pPr>
+        <w:ind w:left="7200" w:hanging="180"/>
+      </w:pPr>
+    </w:lvl>
+  </w:abstractNum>
+  <w:abstractNum w:abstractNumId="61" w15:restartNumberingAfterBreak="0">
     <w:nsid w:val="75643FBA"/>
     <w:multiLevelType w:val="hybridMultilevel"/>
     <w:tmpl w:val="AE1A9036"/>
@@ -21912,7 +23371,98 @@
       </w:pPr>
     </w:lvl>
   </w:abstractNum>
-  <w:abstractNum w:abstractNumId="52" w15:restartNumberingAfterBreak="0">
+  <w:abstractNum w:abstractNumId="62" w15:restartNumberingAfterBreak="0">
+    <w:nsid w:val="7C174B1D"/>
+    <w:multiLevelType w:val="hybridMultilevel"/>
+    <w:tmpl w:val="9892B3C8"/>
+    <w:lvl w:ilvl="0" w:tplc="A7A62D20">
+      <w:start w:val="1"/>
+      <w:numFmt w:val="decimal"/>
+      <w:lvlText w:val="%1)"/>
+      <w:lvlJc w:val="left"/>
+      <w:pPr>
+        <w:ind w:left="720" w:hanging="360"/>
+      </w:pPr>
+      <w:rPr>
+        <w:rFonts w:hint="default"/>
+        <w:b w:val="0"/>
+        <w:bCs w:val="0"/>
+      </w:rPr>
+    </w:lvl>
+    <w:lvl w:ilvl="1" w:tplc="08090019" w:tentative="1">
+      <w:start w:val="1"/>
+      <w:numFmt w:val="lowerLetter"/>
+      <w:lvlText w:val="%2."/>
+      <w:lvlJc w:val="left"/>
+      <w:pPr>
+        <w:ind w:left="1440" w:hanging="360"/>
+      </w:pPr>
+    </w:lvl>
+    <w:lvl w:ilvl="2" w:tplc="0809001B" w:tentative="1">
+      <w:start w:val="1"/>
+      <w:numFmt w:val="lowerRoman"/>
+      <w:lvlText w:val="%3."/>
+      <w:lvlJc w:val="right"/>
+      <w:pPr>
+        <w:ind w:left="2160" w:hanging="180"/>
+      </w:pPr>
+    </w:lvl>
+    <w:lvl w:ilvl="3" w:tplc="0809000F" w:tentative="1">
+      <w:start w:val="1"/>
+      <w:numFmt w:val="decimal"/>
+      <w:lvlText w:val="%4."/>
+      <w:lvlJc w:val="left"/>
+      <w:pPr>
+        <w:ind w:left="2880" w:hanging="360"/>
+      </w:pPr>
+    </w:lvl>
+    <w:lvl w:ilvl="4" w:tplc="08090019" w:tentative="1">
+      <w:start w:val="1"/>
+      <w:numFmt w:val="lowerLetter"/>
+      <w:lvlText w:val="%5."/>
+      <w:lvlJc w:val="left"/>
+      <w:pPr>
+        <w:ind w:left="3600" w:hanging="360"/>
+      </w:pPr>
+    </w:lvl>
+    <w:lvl w:ilvl="5" w:tplc="0809001B" w:tentative="1">
+      <w:start w:val="1"/>
+      <w:numFmt w:val="lowerRoman"/>
+      <w:lvlText w:val="%6."/>
+      <w:lvlJc w:val="right"/>
+      <w:pPr>
+        <w:ind w:left="4320" w:hanging="180"/>
+      </w:pPr>
+    </w:lvl>
+    <w:lvl w:ilvl="6" w:tplc="0809000F" w:tentative="1">
+      <w:start w:val="1"/>
+      <w:numFmt w:val="decimal"/>
+      <w:lvlText w:val="%7."/>
+      <w:lvlJc w:val="left"/>
+      <w:pPr>
+        <w:ind w:left="5040" w:hanging="360"/>
+      </w:pPr>
+    </w:lvl>
+    <w:lvl w:ilvl="7" w:tplc="08090019" w:tentative="1">
+      <w:start w:val="1"/>
+      <w:numFmt w:val="lowerLetter"/>
+      <w:lvlText w:val="%8."/>
+      <w:lvlJc w:val="left"/>
+      <w:pPr>
+        <w:ind w:left="5760" w:hanging="360"/>
+      </w:pPr>
+    </w:lvl>
+    <w:lvl w:ilvl="8" w:tplc="0809001B" w:tentative="1">
+      <w:start w:val="1"/>
+      <w:numFmt w:val="lowerRoman"/>
+      <w:lvlText w:val="%9."/>
+      <w:lvlJc w:val="right"/>
+      <w:pPr>
+        <w:ind w:left="6480" w:hanging="180"/>
+      </w:pPr>
+    </w:lvl>
+  </w:abstractNum>
+  <w:abstractNum w:abstractNumId="63" w15:restartNumberingAfterBreak="0">
     <w:nsid w:val="7F634E59"/>
     <w:multiLevelType w:val="hybridMultilevel"/>
     <w:tmpl w:val="E882608E"/>
@@ -22002,163 +23552,196 @@
     </w:lvl>
   </w:abstractNum>
   <w:num w:numId="1" w16cid:durableId="1188910206">
-    <w:abstractNumId w:val="29"/>
+    <w:abstractNumId w:val="31"/>
   </w:num>
   <w:num w:numId="2" w16cid:durableId="590818871">
-    <w:abstractNumId w:val="25"/>
+    <w:abstractNumId w:val="27"/>
   </w:num>
   <w:num w:numId="3" w16cid:durableId="1073314130">
     <w:abstractNumId w:val="1"/>
   </w:num>
   <w:num w:numId="4" w16cid:durableId="1257136139">
-    <w:abstractNumId w:val="37"/>
+    <w:abstractNumId w:val="43"/>
   </w:num>
   <w:num w:numId="5" w16cid:durableId="1964917001">
-    <w:abstractNumId w:val="17"/>
+    <w:abstractNumId w:val="19"/>
   </w:num>
   <w:num w:numId="6" w16cid:durableId="332341324">
-    <w:abstractNumId w:val="30"/>
+    <w:abstractNumId w:val="32"/>
   </w:num>
   <w:num w:numId="7" w16cid:durableId="1750230494">
-    <w:abstractNumId w:val="39"/>
+    <w:abstractNumId w:val="45"/>
   </w:num>
   <w:num w:numId="8" w16cid:durableId="1232929758">
-    <w:abstractNumId w:val="43"/>
+    <w:abstractNumId w:val="51"/>
   </w:num>
   <w:num w:numId="9" w16cid:durableId="1823933258">
-    <w:abstractNumId w:val="13"/>
+    <w:abstractNumId w:val="15"/>
   </w:num>
   <w:num w:numId="10" w16cid:durableId="524026497">
-    <w:abstractNumId w:val="19"/>
+    <w:abstractNumId w:val="21"/>
   </w:num>
   <w:num w:numId="11" w16cid:durableId="1437367141">
-    <w:abstractNumId w:val="12"/>
+    <w:abstractNumId w:val="14"/>
   </w:num>
   <w:num w:numId="12" w16cid:durableId="158498124">
-    <w:abstractNumId w:val="18"/>
+    <w:abstractNumId w:val="20"/>
   </w:num>
   <w:num w:numId="13" w16cid:durableId="873883748">
     <w:abstractNumId w:val="0"/>
   </w:num>
   <w:num w:numId="14" w16cid:durableId="455373707">
-    <w:abstractNumId w:val="48"/>
+    <w:abstractNumId w:val="56"/>
   </w:num>
   <w:num w:numId="15" w16cid:durableId="598610804">
     <w:abstractNumId w:val="2"/>
   </w:num>
   <w:num w:numId="16" w16cid:durableId="949626463">
-    <w:abstractNumId w:val="51"/>
+    <w:abstractNumId w:val="61"/>
   </w:num>
   <w:num w:numId="17" w16cid:durableId="496965329">
     <w:abstractNumId w:val="7"/>
   </w:num>
   <w:num w:numId="18" w16cid:durableId="666203700">
-    <w:abstractNumId w:val="15"/>
+    <w:abstractNumId w:val="17"/>
   </w:num>
   <w:num w:numId="19" w16cid:durableId="700939106">
-    <w:abstractNumId w:val="38"/>
+    <w:abstractNumId w:val="44"/>
   </w:num>
   <w:num w:numId="20" w16cid:durableId="296036339">
     <w:abstractNumId w:val="6"/>
   </w:num>
   <w:num w:numId="21" w16cid:durableId="1984891406">
-    <w:abstractNumId w:val="52"/>
+    <w:abstractNumId w:val="63"/>
   </w:num>
   <w:num w:numId="22" w16cid:durableId="11156238">
-    <w:abstractNumId w:val="35"/>
+    <w:abstractNumId w:val="41"/>
   </w:num>
   <w:num w:numId="23" w16cid:durableId="93674023">
-    <w:abstractNumId w:val="11"/>
+    <w:abstractNumId w:val="12"/>
   </w:num>
   <w:num w:numId="24" w16cid:durableId="1470971687">
-    <w:abstractNumId w:val="44"/>
+    <w:abstractNumId w:val="52"/>
   </w:num>
   <w:num w:numId="25" w16cid:durableId="1622415054">
     <w:abstractNumId w:val="4"/>
   </w:num>
   <w:num w:numId="26" w16cid:durableId="1950311742">
-    <w:abstractNumId w:val="24"/>
+    <w:abstractNumId w:val="26"/>
   </w:num>
   <w:num w:numId="27" w16cid:durableId="113328352">
-    <w:abstractNumId w:val="9"/>
+    <w:abstractNumId w:val="10"/>
   </w:num>
   <w:num w:numId="28" w16cid:durableId="1691562475">
-    <w:abstractNumId w:val="40"/>
+    <w:abstractNumId w:val="46"/>
   </w:num>
   <w:num w:numId="29" w16cid:durableId="233316896">
-    <w:abstractNumId w:val="50"/>
+    <w:abstractNumId w:val="59"/>
   </w:num>
   <w:num w:numId="30" w16cid:durableId="161899746">
-    <w:abstractNumId w:val="49"/>
+    <w:abstractNumId w:val="57"/>
   </w:num>
   <w:num w:numId="31" w16cid:durableId="468013264">
     <w:abstractNumId w:val="8"/>
   </w:num>
   <w:num w:numId="32" w16cid:durableId="702748061">
-    <w:abstractNumId w:val="41"/>
+    <w:abstractNumId w:val="48"/>
   </w:num>
   <w:num w:numId="33" w16cid:durableId="56713106">
-    <w:abstractNumId w:val="34"/>
+    <w:abstractNumId w:val="40"/>
   </w:num>
   <w:num w:numId="34" w16cid:durableId="91096326">
+    <w:abstractNumId w:val="50"/>
+  </w:num>
+  <w:num w:numId="35" w16cid:durableId="1771772533">
+    <w:abstractNumId w:val="18"/>
+  </w:num>
+  <w:num w:numId="36" w16cid:durableId="1291131297">
+    <w:abstractNumId w:val="16"/>
+  </w:num>
+  <w:num w:numId="37" w16cid:durableId="450368459">
+    <w:abstractNumId w:val="39"/>
+  </w:num>
+  <w:num w:numId="38" w16cid:durableId="537275218">
+    <w:abstractNumId w:val="11"/>
+  </w:num>
+  <w:num w:numId="39" w16cid:durableId="813178503">
+    <w:abstractNumId w:val="54"/>
+  </w:num>
+  <w:num w:numId="40" w16cid:durableId="279382380">
     <w:abstractNumId w:val="42"/>
   </w:num>
-  <w:num w:numId="35" w16cid:durableId="1771772533">
-    <w:abstractNumId w:val="16"/>
-  </w:num>
-  <w:num w:numId="36" w16cid:durableId="1291131297">
-    <w:abstractNumId w:val="14"/>
-  </w:num>
-  <w:num w:numId="37" w16cid:durableId="450368459">
-    <w:abstractNumId w:val="33"/>
-  </w:num>
-  <w:num w:numId="38" w16cid:durableId="537275218">
-    <w:abstractNumId w:val="10"/>
-  </w:num>
-  <w:num w:numId="39" w16cid:durableId="813178503">
-    <w:abstractNumId w:val="46"/>
-  </w:num>
-  <w:num w:numId="40" w16cid:durableId="279382380">
-    <w:abstractNumId w:val="36"/>
-  </w:num>
   <w:num w:numId="41" w16cid:durableId="1041827201">
-    <w:abstractNumId w:val="20"/>
+    <w:abstractNumId w:val="22"/>
   </w:num>
   <w:num w:numId="42" w16cid:durableId="1708990130">
-    <w:abstractNumId w:val="23"/>
+    <w:abstractNumId w:val="25"/>
   </w:num>
   <w:num w:numId="43" w16cid:durableId="1065956941">
     <w:abstractNumId w:val="3"/>
   </w:num>
   <w:num w:numId="44" w16cid:durableId="1900439756">
-    <w:abstractNumId w:val="22"/>
+    <w:abstractNumId w:val="24"/>
   </w:num>
   <w:num w:numId="45" w16cid:durableId="1798061980">
-    <w:abstractNumId w:val="31"/>
+    <w:abstractNumId w:val="33"/>
   </w:num>
   <w:num w:numId="46" w16cid:durableId="2105105528">
-    <w:abstractNumId w:val="26"/>
+    <w:abstractNumId w:val="28"/>
   </w:num>
   <w:num w:numId="47" w16cid:durableId="1564219265">
-    <w:abstractNumId w:val="27"/>
+    <w:abstractNumId w:val="29"/>
   </w:num>
   <w:num w:numId="48" w16cid:durableId="1838811954">
-    <w:abstractNumId w:val="28"/>
+    <w:abstractNumId w:val="30"/>
   </w:num>
   <w:num w:numId="49" w16cid:durableId="1203909578">
-    <w:abstractNumId w:val="32"/>
+    <w:abstractNumId w:val="34"/>
   </w:num>
   <w:num w:numId="50" w16cid:durableId="541291496">
-    <w:abstractNumId w:val="47"/>
+    <w:abstractNumId w:val="55"/>
   </w:num>
   <w:num w:numId="51" w16cid:durableId="1219972242">
     <w:abstractNumId w:val="5"/>
   </w:num>
   <w:num w:numId="52" w16cid:durableId="2118063757">
-    <w:abstractNumId w:val="45"/>
+    <w:abstractNumId w:val="53"/>
   </w:num>
   <w:num w:numId="53" w16cid:durableId="693194687">
-    <w:abstractNumId w:val="21"/>
+    <w:abstractNumId w:val="23"/>
+  </w:num>
+  <w:num w:numId="54" w16cid:durableId="998382482">
+    <w:abstractNumId w:val="58"/>
+  </w:num>
+  <w:num w:numId="55" w16cid:durableId="1525942460">
+    <w:abstractNumId w:val="35"/>
+  </w:num>
+  <w:num w:numId="56" w16cid:durableId="1024526455">
+    <w:abstractNumId w:val="60"/>
+  </w:num>
+  <w:num w:numId="57" w16cid:durableId="146560783">
+    <w:abstractNumId w:val="9"/>
+  </w:num>
+  <w:num w:numId="58" w16cid:durableId="1775902853">
+    <w:abstractNumId w:val="36"/>
+  </w:num>
+  <w:num w:numId="59" w16cid:durableId="1482119577">
+    <w:abstractNumId w:val="13"/>
+  </w:num>
+  <w:num w:numId="60" w16cid:durableId="1789811452">
+    <w:abstractNumId w:val="37"/>
+  </w:num>
+  <w:num w:numId="61" w16cid:durableId="1665040077">
+    <w:abstractNumId w:val="47"/>
+  </w:num>
+  <w:num w:numId="62" w16cid:durableId="140276358">
+    <w:abstractNumId w:val="38"/>
+  </w:num>
+  <w:num w:numId="63" w16cid:durableId="1127119721">
+    <w:abstractNumId w:val="49"/>
+  </w:num>
+  <w:num w:numId="64" w16cid:durableId="1190878900">
+    <w:abstractNumId w:val="62"/>
   </w:num>
 </w:numbering>
 </file>

--- a/Documentation/Use_Case_Specification.docx
+++ b/Documentation/Use_Case_Specification.docx
@@ -13669,6 +13669,14 @@
               </w:rPr>
               <w:t xml:space="preserve"> </w:t>
             </w:r>
+            <w:r>
+              <w:rPr>
+                <w:rFonts w:asciiTheme="majorBidi" w:hAnsiTheme="majorBidi" w:cstheme="majorBidi"/>
+                <w:sz w:val="22"/>
+                <w:szCs w:val="22"/>
+              </w:rPr>
+              <w:t>This use case allows a customer to view full details of a selected product from the catalogue, including name, description, price, availability, and any applicable promotions.</w:t>
+            </w:r>
           </w:p>
         </w:tc>
       </w:tr>
@@ -13715,6 +13723,14 @@
               </w:rPr>
               <w:t xml:space="preserve"> </w:t>
             </w:r>
+            <w:r>
+              <w:rPr>
+                <w:rFonts w:asciiTheme="majorBidi" w:hAnsiTheme="majorBidi" w:cstheme="majorBidi"/>
+                <w:sz w:val="22"/>
+                <w:szCs w:val="22"/>
+              </w:rPr>
+              <w:t>Customer</w:t>
+            </w:r>
           </w:p>
         </w:tc>
       </w:tr>
@@ -13759,6 +13775,14 @@
               </w:rPr>
               <w:t xml:space="preserve"> </w:t>
             </w:r>
+            <w:r>
+              <w:rPr>
+                <w:rFonts w:asciiTheme="majorBidi" w:hAnsiTheme="majorBidi" w:cstheme="majorBidi"/>
+                <w:sz w:val="22"/>
+                <w:szCs w:val="22"/>
+              </w:rPr>
+              <w:t>None</w:t>
+            </w:r>
           </w:p>
         </w:tc>
       </w:tr>
@@ -13800,13 +13824,49 @@
           </w:p>
           <w:p>
             <w:pPr>
-              <w:spacing w:after="0"/>
-              <w:rPr>
-                <w:rFonts w:asciiTheme="majorBidi" w:hAnsiTheme="majorBidi" w:cstheme="majorBidi"/>
-                <w:sz w:val="22"/>
-                <w:szCs w:val="22"/>
-              </w:rPr>
-            </w:pPr>
+              <w:pStyle w:val="ListParagraph"/>
+              <w:numPr>
+                <w:ilvl w:val="0"/>
+                <w:numId w:val="66"/>
+              </w:numPr>
+              <w:spacing w:after="0"/>
+              <w:rPr>
+                <w:rFonts w:asciiTheme="majorBidi" w:hAnsiTheme="majorBidi" w:cstheme="majorBidi"/>
+                <w:sz w:val="22"/>
+                <w:szCs w:val="22"/>
+              </w:rPr>
+            </w:pPr>
+            <w:r>
+              <w:rPr>
+                <w:rFonts w:asciiTheme="majorBidi" w:hAnsiTheme="majorBidi" w:cstheme="majorBidi"/>
+                <w:sz w:val="22"/>
+                <w:szCs w:val="22"/>
+              </w:rPr>
+              <w:t>The IPOS-PU system is operational.</w:t>
+            </w:r>
+          </w:p>
+          <w:p>
+            <w:pPr>
+              <w:pStyle w:val="ListParagraph"/>
+              <w:numPr>
+                <w:ilvl w:val="0"/>
+                <w:numId w:val="66"/>
+              </w:numPr>
+              <w:spacing w:after="0"/>
+              <w:rPr>
+                <w:rFonts w:asciiTheme="majorBidi" w:hAnsiTheme="majorBidi" w:cstheme="majorBidi"/>
+                <w:sz w:val="22"/>
+                <w:szCs w:val="22"/>
+              </w:rPr>
+            </w:pPr>
+            <w:r>
+              <w:rPr>
+                <w:rFonts w:asciiTheme="majorBidi" w:hAnsiTheme="majorBidi" w:cstheme="majorBidi"/>
+                <w:sz w:val="22"/>
+                <w:szCs w:val="22"/>
+              </w:rPr>
+              <w:t>The product catalogue has been loaded and contains at least one product.</w:t>
+            </w:r>
           </w:p>
         </w:tc>
       </w:tr>
@@ -13891,6 +13951,30 @@
               <w:t xml:space="preserve">: </w:t>
             </w:r>
           </w:p>
+          <w:p>
+            <w:pPr>
+              <w:pStyle w:val="ListParagraph"/>
+              <w:numPr>
+                <w:ilvl w:val="0"/>
+                <w:numId w:val="67"/>
+              </w:numPr>
+              <w:rPr>
+                <w:rFonts w:asciiTheme="majorBidi" w:hAnsiTheme="majorBidi" w:cstheme="majorBidi"/>
+                <w:sz w:val="22"/>
+                <w:szCs w:val="22"/>
+              </w:rPr>
+            </w:pPr>
+            <w:proofErr w:type="spellStart"/>
+            <w:r>
+              <w:rPr>
+                <w:rFonts w:asciiTheme="majorBidi" w:hAnsiTheme="majorBidi" w:cstheme="majorBidi"/>
+                <w:sz w:val="22"/>
+                <w:szCs w:val="22"/>
+              </w:rPr>
+              <w:t>RecordClick</w:t>
+            </w:r>
+            <w:proofErr w:type="spellEnd"/>
+          </w:p>
         </w:tc>
       </w:tr>
       <w:tr>
@@ -13935,6 +14019,14 @@
               </w:rPr>
               <w:t xml:space="preserve"> </w:t>
             </w:r>
+            <w:r>
+              <w:rPr>
+                <w:rFonts w:asciiTheme="majorBidi" w:hAnsiTheme="majorBidi" w:cstheme="majorBidi"/>
+                <w:sz w:val="22"/>
+                <w:szCs w:val="22"/>
+              </w:rPr>
+              <w:t xml:space="preserve"> None</w:t>
+            </w:r>
           </w:p>
         </w:tc>
       </w:tr>
@@ -13976,13 +14068,83 @@
           </w:p>
           <w:p>
             <w:pPr>
-              <w:spacing w:after="0"/>
-              <w:rPr>
-                <w:rFonts w:asciiTheme="majorBidi" w:hAnsiTheme="majorBidi" w:cstheme="majorBidi"/>
-                <w:sz w:val="22"/>
-                <w:szCs w:val="22"/>
-              </w:rPr>
-            </w:pPr>
+              <w:pStyle w:val="ListParagraph"/>
+              <w:numPr>
+                <w:ilvl w:val="0"/>
+                <w:numId w:val="69"/>
+              </w:numPr>
+              <w:spacing w:after="0"/>
+              <w:rPr>
+                <w:rFonts w:asciiTheme="majorBidi" w:hAnsiTheme="majorBidi" w:cstheme="majorBidi"/>
+                <w:sz w:val="22"/>
+                <w:szCs w:val="22"/>
+              </w:rPr>
+            </w:pPr>
+            <w:r>
+              <w:rPr>
+                <w:rFonts w:asciiTheme="majorBidi" w:hAnsiTheme="majorBidi" w:cstheme="majorBidi"/>
+                <w:sz w:val="22"/>
+                <w:szCs w:val="22"/>
+              </w:rPr>
+              <w:t>Product details are displayed to the customer.</w:t>
+            </w:r>
+          </w:p>
+          <w:p>
+            <w:pPr>
+              <w:pStyle w:val="ListParagraph"/>
+              <w:numPr>
+                <w:ilvl w:val="0"/>
+                <w:numId w:val="69"/>
+              </w:numPr>
+              <w:spacing w:after="0"/>
+              <w:rPr>
+                <w:rFonts w:asciiTheme="majorBidi" w:hAnsiTheme="majorBidi" w:cstheme="majorBidi"/>
+                <w:sz w:val="22"/>
+                <w:szCs w:val="22"/>
+              </w:rPr>
+            </w:pPr>
+            <w:r>
+              <w:rPr>
+                <w:rFonts w:asciiTheme="majorBidi" w:hAnsiTheme="majorBidi" w:cstheme="majorBidi"/>
+                <w:sz w:val="22"/>
+                <w:szCs w:val="22"/>
+              </w:rPr>
+              <w:t>If click</w:t>
+            </w:r>
+            <w:r>
+              <w:rPr>
+                <w:rFonts w:asciiTheme="majorBidi" w:hAnsiTheme="majorBidi" w:cstheme="majorBidi"/>
+                <w:sz w:val="22"/>
+                <w:szCs w:val="22"/>
+              </w:rPr>
+              <w:t xml:space="preserve"> </w:t>
+            </w:r>
+            <w:r>
+              <w:rPr>
+                <w:rFonts w:asciiTheme="majorBidi" w:hAnsiTheme="majorBidi" w:cstheme="majorBidi"/>
+                <w:sz w:val="22"/>
+                <w:szCs w:val="22"/>
+              </w:rPr>
+              <w:t xml:space="preserve">tracking is enabled for campaigns, the system is ready to log the view via </w:t>
+            </w:r>
+            <w:proofErr w:type="spellStart"/>
+            <w:r>
+              <w:rPr>
+                <w:rFonts w:asciiTheme="majorBidi" w:hAnsiTheme="majorBidi" w:cstheme="majorBidi"/>
+                <w:sz w:val="22"/>
+                <w:szCs w:val="22"/>
+              </w:rPr>
+              <w:t>RecordClick</w:t>
+            </w:r>
+            <w:proofErr w:type="spellEnd"/>
+            <w:r>
+              <w:rPr>
+                <w:rFonts w:asciiTheme="majorBidi" w:hAnsiTheme="majorBidi" w:cstheme="majorBidi"/>
+                <w:sz w:val="22"/>
+                <w:szCs w:val="22"/>
+              </w:rPr>
+              <w:t>.</w:t>
+            </w:r>
           </w:p>
         </w:tc>
       </w:tr>
@@ -14031,6 +14193,32 @@
                 <w:szCs w:val="22"/>
               </w:rPr>
             </w:pPr>
+            <w:r>
+              <w:rPr>
+                <w:rFonts w:asciiTheme="majorBidi" w:hAnsiTheme="majorBidi" w:cstheme="majorBidi"/>
+                <w:sz w:val="22"/>
+                <w:szCs w:val="22"/>
+              </w:rPr>
+              <w:t>Product Not Found</w:t>
+            </w:r>
+          </w:p>
+          <w:p>
+            <w:pPr>
+              <w:spacing w:after="0"/>
+              <w:rPr>
+                <w:rFonts w:asciiTheme="majorBidi" w:hAnsiTheme="majorBidi" w:cstheme="majorBidi"/>
+                <w:sz w:val="22"/>
+                <w:szCs w:val="22"/>
+              </w:rPr>
+            </w:pPr>
+            <w:r>
+              <w:rPr>
+                <w:rFonts w:asciiTheme="majorBidi" w:hAnsiTheme="majorBidi" w:cstheme="majorBidi"/>
+                <w:sz w:val="22"/>
+                <w:szCs w:val="22"/>
+              </w:rPr>
+              <w:t>Product Removed/Obsolete</w:t>
+            </w:r>
           </w:p>
         </w:tc>
       </w:tr>
@@ -14204,6 +14392,14 @@
               </w:rPr>
               <w:t xml:space="preserve"> </w:t>
             </w:r>
+            <w:r>
+              <w:rPr>
+                <w:rFonts w:asciiTheme="majorBidi" w:hAnsiTheme="majorBidi" w:cstheme="majorBidi"/>
+                <w:sz w:val="22"/>
+                <w:szCs w:val="22"/>
+              </w:rPr>
+              <w:t>This use case records that a customer has viewed or interacted with a promoted product/campaign element, so that campaign performance can be measured for reporting.</w:t>
+            </w:r>
           </w:p>
         </w:tc>
       </w:tr>
@@ -14250,6 +14446,14 @@
               </w:rPr>
               <w:t xml:space="preserve"> </w:t>
             </w:r>
+            <w:r>
+              <w:rPr>
+                <w:rFonts w:asciiTheme="majorBidi" w:hAnsiTheme="majorBidi" w:cstheme="majorBidi"/>
+                <w:sz w:val="22"/>
+                <w:szCs w:val="22"/>
+              </w:rPr>
+              <w:t>IPOS-PU (System)</w:t>
+            </w:r>
           </w:p>
         </w:tc>
       </w:tr>
@@ -14294,6 +14498,14 @@
               </w:rPr>
               <w:t xml:space="preserve"> </w:t>
             </w:r>
+            <w:r>
+              <w:rPr>
+                <w:rFonts w:asciiTheme="majorBidi" w:hAnsiTheme="majorBidi" w:cstheme="majorBidi"/>
+                <w:sz w:val="22"/>
+                <w:szCs w:val="22"/>
+              </w:rPr>
+              <w:t>Customer</w:t>
+            </w:r>
           </w:p>
         </w:tc>
       </w:tr>
@@ -14335,13 +14547,90 @@
           </w:p>
           <w:p>
             <w:pPr>
-              <w:spacing w:after="0"/>
-              <w:rPr>
-                <w:rFonts w:asciiTheme="majorBidi" w:hAnsiTheme="majorBidi" w:cstheme="majorBidi"/>
-                <w:sz w:val="22"/>
-                <w:szCs w:val="22"/>
-              </w:rPr>
-            </w:pPr>
+              <w:pStyle w:val="ListParagraph"/>
+              <w:numPr>
+                <w:ilvl w:val="0"/>
+                <w:numId w:val="72"/>
+              </w:numPr>
+              <w:spacing w:after="0"/>
+              <w:rPr>
+                <w:rFonts w:asciiTheme="majorBidi" w:hAnsiTheme="majorBidi" w:cstheme="majorBidi"/>
+                <w:sz w:val="22"/>
+                <w:szCs w:val="22"/>
+              </w:rPr>
+            </w:pPr>
+            <w:r>
+              <w:rPr>
+                <w:rFonts w:asciiTheme="majorBidi" w:hAnsiTheme="majorBidi" w:cstheme="majorBidi"/>
+                <w:sz w:val="22"/>
+                <w:szCs w:val="22"/>
+              </w:rPr>
+              <w:t xml:space="preserve">A customer is viewing a product (typically triggered from </w:t>
+            </w:r>
+            <w:proofErr w:type="spellStart"/>
+            <w:r>
+              <w:rPr>
+                <w:rFonts w:asciiTheme="majorBidi" w:hAnsiTheme="majorBidi" w:cstheme="majorBidi"/>
+                <w:sz w:val="22"/>
+                <w:szCs w:val="22"/>
+              </w:rPr>
+              <w:t>ViewProduct</w:t>
+            </w:r>
+            <w:proofErr w:type="spellEnd"/>
+            <w:r>
+              <w:rPr>
+                <w:rFonts w:asciiTheme="majorBidi" w:hAnsiTheme="majorBidi" w:cstheme="majorBidi"/>
+                <w:sz w:val="22"/>
+                <w:szCs w:val="22"/>
+              </w:rPr>
+              <w:t>).</w:t>
+            </w:r>
+          </w:p>
+          <w:p>
+            <w:pPr>
+              <w:pStyle w:val="ListParagraph"/>
+              <w:numPr>
+                <w:ilvl w:val="0"/>
+                <w:numId w:val="72"/>
+              </w:numPr>
+              <w:spacing w:after="0"/>
+              <w:rPr>
+                <w:rFonts w:asciiTheme="majorBidi" w:hAnsiTheme="majorBidi" w:cstheme="majorBidi"/>
+                <w:sz w:val="22"/>
+                <w:szCs w:val="22"/>
+              </w:rPr>
+            </w:pPr>
+            <w:r>
+              <w:rPr>
+                <w:rFonts w:asciiTheme="majorBidi" w:hAnsiTheme="majorBidi" w:cstheme="majorBidi"/>
+                <w:sz w:val="22"/>
+                <w:szCs w:val="22"/>
+              </w:rPr>
+              <w:t>The viewed product is associated with an active promotion/campaign OR click-tracking is enabled.</w:t>
+            </w:r>
+          </w:p>
+          <w:p>
+            <w:pPr>
+              <w:pStyle w:val="ListParagraph"/>
+              <w:numPr>
+                <w:ilvl w:val="0"/>
+                <w:numId w:val="72"/>
+              </w:numPr>
+              <w:spacing w:after="0"/>
+              <w:rPr>
+                <w:rFonts w:asciiTheme="majorBidi" w:hAnsiTheme="majorBidi" w:cstheme="majorBidi"/>
+                <w:sz w:val="22"/>
+                <w:szCs w:val="22"/>
+              </w:rPr>
+            </w:pPr>
+            <w:r>
+              <w:rPr>
+                <w:rFonts w:asciiTheme="majorBidi" w:hAnsiTheme="majorBidi" w:cstheme="majorBidi"/>
+                <w:sz w:val="22"/>
+                <w:szCs w:val="22"/>
+              </w:rPr>
+              <w:t>The system has access to the local database/table used to store click metrics.</w:t>
+            </w:r>
           </w:p>
         </w:tc>
       </w:tr>
@@ -14425,6 +14714,14 @@
               </w:rPr>
               <w:t xml:space="preserve">: </w:t>
             </w:r>
+            <w:r>
+              <w:rPr>
+                <w:rFonts w:asciiTheme="majorBidi" w:hAnsiTheme="majorBidi" w:cstheme="majorBidi"/>
+                <w:sz w:val="22"/>
+                <w:szCs w:val="22"/>
+              </w:rPr>
+              <w:t>None</w:t>
+            </w:r>
           </w:p>
         </w:tc>
       </w:tr>
@@ -14460,6 +14757,7 @@
                 <w:sz w:val="22"/>
                 <w:szCs w:val="22"/>
               </w:rPr>
+              <w:lastRenderedPageBreak/>
               <w:t>Inclusion use cases:</w:t>
             </w:r>
             <w:r>
@@ -14469,6 +14767,14 @@
                 <w:szCs w:val="22"/>
               </w:rPr>
               <w:t xml:space="preserve"> </w:t>
+            </w:r>
+            <w:r>
+              <w:rPr>
+                <w:rFonts w:asciiTheme="majorBidi" w:hAnsiTheme="majorBidi" w:cstheme="majorBidi"/>
+                <w:sz w:val="22"/>
+                <w:szCs w:val="22"/>
+              </w:rPr>
+              <w:t>None</w:t>
             </w:r>
           </w:p>
         </w:tc>
@@ -14511,13 +14817,67 @@
           </w:p>
           <w:p>
             <w:pPr>
-              <w:spacing w:after="0"/>
-              <w:rPr>
-                <w:rFonts w:asciiTheme="majorBidi" w:hAnsiTheme="majorBidi" w:cstheme="majorBidi"/>
-                <w:sz w:val="22"/>
-                <w:szCs w:val="22"/>
-              </w:rPr>
-            </w:pPr>
+              <w:pStyle w:val="ListParagraph"/>
+              <w:numPr>
+                <w:ilvl w:val="0"/>
+                <w:numId w:val="73"/>
+              </w:numPr>
+              <w:spacing w:after="0"/>
+              <w:rPr>
+                <w:rFonts w:asciiTheme="majorBidi" w:hAnsiTheme="majorBidi" w:cstheme="majorBidi"/>
+                <w:sz w:val="22"/>
+                <w:szCs w:val="22"/>
+              </w:rPr>
+            </w:pPr>
+            <w:r>
+              <w:rPr>
+                <w:rFonts w:asciiTheme="majorBidi" w:hAnsiTheme="majorBidi" w:cstheme="majorBidi"/>
+                <w:sz w:val="22"/>
+                <w:szCs w:val="22"/>
+              </w:rPr>
+              <w:t>A click/view event is recorded (e.g., product ID, campaign ID if applicable, timestamp).</w:t>
+            </w:r>
+          </w:p>
+          <w:p>
+            <w:pPr>
+              <w:pStyle w:val="ListParagraph"/>
+              <w:numPr>
+                <w:ilvl w:val="0"/>
+                <w:numId w:val="73"/>
+              </w:numPr>
+              <w:spacing w:after="0"/>
+              <w:rPr>
+                <w:rFonts w:asciiTheme="majorBidi" w:hAnsiTheme="majorBidi" w:cstheme="majorBidi"/>
+                <w:sz w:val="22"/>
+                <w:szCs w:val="22"/>
+              </w:rPr>
+            </w:pPr>
+            <w:r>
+              <w:rPr>
+                <w:rFonts w:asciiTheme="majorBidi" w:hAnsiTheme="majorBidi" w:cstheme="majorBidi"/>
+                <w:sz w:val="22"/>
+                <w:szCs w:val="22"/>
+              </w:rPr>
+              <w:t xml:space="preserve">The stored data becomes available for </w:t>
+            </w:r>
+            <w:proofErr w:type="spellStart"/>
+            <w:r>
+              <w:rPr>
+                <w:rFonts w:asciiTheme="majorBidi" w:hAnsiTheme="majorBidi" w:cstheme="majorBidi"/>
+                <w:sz w:val="22"/>
+                <w:szCs w:val="22"/>
+              </w:rPr>
+              <w:t>GenerateReport</w:t>
+            </w:r>
+            <w:proofErr w:type="spellEnd"/>
+            <w:r>
+              <w:rPr>
+                <w:rFonts w:asciiTheme="majorBidi" w:hAnsiTheme="majorBidi" w:cstheme="majorBidi"/>
+                <w:sz w:val="22"/>
+                <w:szCs w:val="22"/>
+              </w:rPr>
+              <w:t>.</w:t>
+            </w:r>
           </w:p>
         </w:tc>
       </w:tr>
@@ -14554,7 +14914,6 @@
                 <w:sz w:val="22"/>
                 <w:szCs w:val="22"/>
               </w:rPr>
-              <w:lastRenderedPageBreak/>
               <w:t xml:space="preserve">Alternative flows: </w:t>
             </w:r>
           </w:p>
@@ -14567,6 +14926,32 @@
                 <w:szCs w:val="22"/>
               </w:rPr>
             </w:pPr>
+            <w:r>
+              <w:rPr>
+                <w:rFonts w:asciiTheme="majorBidi" w:hAnsiTheme="majorBidi" w:cstheme="majorBidi"/>
+                <w:sz w:val="22"/>
+                <w:szCs w:val="22"/>
+              </w:rPr>
+              <w:t>No Active Campaign (no click recorded)</w:t>
+            </w:r>
+          </w:p>
+          <w:p>
+            <w:pPr>
+              <w:spacing w:after="0"/>
+              <w:rPr>
+                <w:rFonts w:asciiTheme="majorBidi" w:hAnsiTheme="majorBidi" w:cstheme="majorBidi"/>
+                <w:sz w:val="22"/>
+                <w:szCs w:val="22"/>
+              </w:rPr>
+            </w:pPr>
+            <w:r>
+              <w:rPr>
+                <w:rFonts w:asciiTheme="majorBidi" w:hAnsiTheme="majorBidi" w:cstheme="majorBidi"/>
+                <w:sz w:val="22"/>
+                <w:szCs w:val="22"/>
+              </w:rPr>
+              <w:t>Database Write Failure</w:t>
+            </w:r>
           </w:p>
         </w:tc>
       </w:tr>
@@ -14740,6 +15125,14 @@
               </w:rPr>
               <w:t xml:space="preserve"> </w:t>
             </w:r>
+            <w:r>
+              <w:rPr>
+                <w:rFonts w:asciiTheme="majorBidi" w:hAnsiTheme="majorBidi" w:cstheme="majorBidi"/>
+                <w:sz w:val="22"/>
+                <w:szCs w:val="22"/>
+              </w:rPr>
+              <w:t>This use case records a successful sale after payment confirmation so that sales totals, conversions, and campaign performance can be reported accurately.</w:t>
+            </w:r>
           </w:p>
         </w:tc>
       </w:tr>
@@ -14786,6 +15179,14 @@
               </w:rPr>
               <w:t xml:space="preserve"> </w:t>
             </w:r>
+            <w:r>
+              <w:rPr>
+                <w:rFonts w:asciiTheme="majorBidi" w:hAnsiTheme="majorBidi" w:cstheme="majorBidi"/>
+                <w:sz w:val="22"/>
+                <w:szCs w:val="22"/>
+              </w:rPr>
+              <w:t>IPOS-PU (System)</w:t>
+            </w:r>
           </w:p>
         </w:tc>
       </w:tr>
@@ -14830,6 +15231,14 @@
               </w:rPr>
               <w:t xml:space="preserve"> </w:t>
             </w:r>
+            <w:r>
+              <w:rPr>
+                <w:rFonts w:asciiTheme="majorBidi" w:hAnsiTheme="majorBidi" w:cstheme="majorBidi"/>
+                <w:sz w:val="22"/>
+                <w:szCs w:val="22"/>
+              </w:rPr>
+              <w:t>Customer</w:t>
+            </w:r>
           </w:p>
         </w:tc>
       </w:tr>
@@ -14871,13 +15280,90 @@
           </w:p>
           <w:p>
             <w:pPr>
-              <w:spacing w:after="0"/>
-              <w:rPr>
-                <w:rFonts w:asciiTheme="majorBidi" w:hAnsiTheme="majorBidi" w:cstheme="majorBidi"/>
-                <w:sz w:val="22"/>
-                <w:szCs w:val="22"/>
-              </w:rPr>
-            </w:pPr>
+              <w:pStyle w:val="ListParagraph"/>
+              <w:numPr>
+                <w:ilvl w:val="0"/>
+                <w:numId w:val="75"/>
+              </w:numPr>
+              <w:spacing w:after="0"/>
+              <w:rPr>
+                <w:rFonts w:asciiTheme="majorBidi" w:hAnsiTheme="majorBidi" w:cstheme="majorBidi"/>
+                <w:sz w:val="22"/>
+                <w:szCs w:val="22"/>
+              </w:rPr>
+            </w:pPr>
+            <w:r>
+              <w:rPr>
+                <w:rFonts w:asciiTheme="majorBidi" w:hAnsiTheme="majorBidi" w:cstheme="majorBidi"/>
+                <w:sz w:val="22"/>
+                <w:szCs w:val="22"/>
+              </w:rPr>
+              <w:t xml:space="preserve">Payment has been successfully confirmed (from </w:t>
+            </w:r>
+            <w:proofErr w:type="spellStart"/>
+            <w:r>
+              <w:rPr>
+                <w:rFonts w:asciiTheme="majorBidi" w:hAnsiTheme="majorBidi" w:cstheme="majorBidi"/>
+                <w:sz w:val="22"/>
+                <w:szCs w:val="22"/>
+              </w:rPr>
+              <w:t>ConfirmPayment</w:t>
+            </w:r>
+            <w:proofErr w:type="spellEnd"/>
+            <w:r>
+              <w:rPr>
+                <w:rFonts w:asciiTheme="majorBidi" w:hAnsiTheme="majorBidi" w:cstheme="majorBidi"/>
+                <w:sz w:val="22"/>
+                <w:szCs w:val="22"/>
+              </w:rPr>
+              <w:t>).</w:t>
+            </w:r>
+          </w:p>
+          <w:p>
+            <w:pPr>
+              <w:pStyle w:val="ListParagraph"/>
+              <w:numPr>
+                <w:ilvl w:val="0"/>
+                <w:numId w:val="75"/>
+              </w:numPr>
+              <w:spacing w:after="0"/>
+              <w:rPr>
+                <w:rFonts w:asciiTheme="majorBidi" w:hAnsiTheme="majorBidi" w:cstheme="majorBidi"/>
+                <w:sz w:val="22"/>
+                <w:szCs w:val="22"/>
+              </w:rPr>
+            </w:pPr>
+            <w:r>
+              <w:rPr>
+                <w:rFonts w:asciiTheme="majorBidi" w:hAnsiTheme="majorBidi" w:cstheme="majorBidi"/>
+                <w:sz w:val="22"/>
+                <w:szCs w:val="22"/>
+              </w:rPr>
+              <w:t>The order contains at least one product item.</w:t>
+            </w:r>
+          </w:p>
+          <w:p>
+            <w:pPr>
+              <w:pStyle w:val="ListParagraph"/>
+              <w:numPr>
+                <w:ilvl w:val="0"/>
+                <w:numId w:val="75"/>
+              </w:numPr>
+              <w:spacing w:after="0"/>
+              <w:rPr>
+                <w:rFonts w:asciiTheme="majorBidi" w:hAnsiTheme="majorBidi" w:cstheme="majorBidi"/>
+                <w:sz w:val="22"/>
+                <w:szCs w:val="22"/>
+              </w:rPr>
+            </w:pPr>
+            <w:r>
+              <w:rPr>
+                <w:rFonts w:asciiTheme="majorBidi" w:hAnsiTheme="majorBidi" w:cstheme="majorBidi"/>
+                <w:sz w:val="22"/>
+                <w:szCs w:val="22"/>
+              </w:rPr>
+              <w:t>The system has access to the local database/table used to store sales records.</w:t>
+            </w:r>
           </w:p>
         </w:tc>
       </w:tr>
@@ -14961,6 +15447,14 @@
               </w:rPr>
               <w:t xml:space="preserve">: </w:t>
             </w:r>
+            <w:r>
+              <w:rPr>
+                <w:rFonts w:asciiTheme="majorBidi" w:hAnsiTheme="majorBidi" w:cstheme="majorBidi"/>
+                <w:sz w:val="22"/>
+                <w:szCs w:val="22"/>
+              </w:rPr>
+              <w:t>None</w:t>
+            </w:r>
           </w:p>
         </w:tc>
       </w:tr>
@@ -15006,6 +15500,14 @@
               </w:rPr>
               <w:t xml:space="preserve"> </w:t>
             </w:r>
+            <w:r>
+              <w:rPr>
+                <w:rFonts w:asciiTheme="majorBidi" w:hAnsiTheme="majorBidi" w:cstheme="majorBidi"/>
+                <w:sz w:val="22"/>
+                <w:szCs w:val="22"/>
+              </w:rPr>
+              <w:t>None</w:t>
+            </w:r>
           </w:p>
         </w:tc>
       </w:tr>
@@ -15047,6 +15549,93 @@
           </w:p>
           <w:p>
             <w:pPr>
+              <w:pStyle w:val="ListParagraph"/>
+              <w:numPr>
+                <w:ilvl w:val="0"/>
+                <w:numId w:val="76"/>
+              </w:numPr>
+              <w:spacing w:after="0"/>
+              <w:rPr>
+                <w:rFonts w:asciiTheme="majorBidi" w:hAnsiTheme="majorBidi" w:cstheme="majorBidi"/>
+                <w:sz w:val="22"/>
+                <w:szCs w:val="22"/>
+              </w:rPr>
+            </w:pPr>
+            <w:r>
+              <w:rPr>
+                <w:rFonts w:asciiTheme="majorBidi" w:hAnsiTheme="majorBidi" w:cstheme="majorBidi"/>
+                <w:sz w:val="22"/>
+                <w:szCs w:val="22"/>
+              </w:rPr>
+              <w:t>A sale record is stored (e.g., order reference, basket items summary, totals, VAT, discounts, timestamp).</w:t>
+            </w:r>
+          </w:p>
+          <w:p>
+            <w:pPr>
+              <w:pStyle w:val="ListParagraph"/>
+              <w:numPr>
+                <w:ilvl w:val="0"/>
+                <w:numId w:val="76"/>
+              </w:numPr>
+              <w:spacing w:after="0"/>
+              <w:rPr>
+                <w:rFonts w:asciiTheme="majorBidi" w:hAnsiTheme="majorBidi" w:cstheme="majorBidi"/>
+                <w:sz w:val="22"/>
+                <w:szCs w:val="22"/>
+              </w:rPr>
+            </w:pPr>
+            <w:r>
+              <w:rPr>
+                <w:rFonts w:asciiTheme="majorBidi" w:hAnsiTheme="majorBidi" w:cstheme="majorBidi"/>
+                <w:sz w:val="22"/>
+                <w:szCs w:val="22"/>
+              </w:rPr>
+              <w:t>If a campaign/promotion applied, the sale is associated with that campaign for conversion reporting.</w:t>
+            </w:r>
+          </w:p>
+          <w:p>
+            <w:pPr>
+              <w:pStyle w:val="ListParagraph"/>
+              <w:numPr>
+                <w:ilvl w:val="0"/>
+                <w:numId w:val="76"/>
+              </w:numPr>
+              <w:spacing w:after="0"/>
+              <w:rPr>
+                <w:rFonts w:asciiTheme="majorBidi" w:hAnsiTheme="majorBidi" w:cstheme="majorBidi"/>
+                <w:sz w:val="22"/>
+                <w:szCs w:val="22"/>
+              </w:rPr>
+            </w:pPr>
+            <w:r>
+              <w:rPr>
+                <w:rFonts w:asciiTheme="majorBidi" w:hAnsiTheme="majorBidi" w:cstheme="majorBidi"/>
+                <w:sz w:val="22"/>
+                <w:szCs w:val="22"/>
+              </w:rPr>
+              <w:t xml:space="preserve">The stored data becomes available for </w:t>
+            </w:r>
+            <w:proofErr w:type="spellStart"/>
+            <w:r>
+              <w:rPr>
+                <w:rFonts w:asciiTheme="majorBidi" w:hAnsiTheme="majorBidi" w:cstheme="majorBidi"/>
+                <w:sz w:val="22"/>
+                <w:szCs w:val="22"/>
+              </w:rPr>
+              <w:t>GenerateReport</w:t>
+            </w:r>
+            <w:proofErr w:type="spellEnd"/>
+            <w:r>
+              <w:rPr>
+                <w:rFonts w:asciiTheme="majorBidi" w:hAnsiTheme="majorBidi" w:cstheme="majorBidi"/>
+                <w:sz w:val="22"/>
+                <w:szCs w:val="22"/>
+              </w:rPr>
+              <w:t>.</w:t>
+            </w:r>
+          </w:p>
+          <w:p>
+            <w:pPr>
               <w:spacing w:after="0"/>
               <w:rPr>
                 <w:rFonts w:asciiTheme="majorBidi" w:hAnsiTheme="majorBidi" w:cstheme="majorBidi"/>
@@ -15091,6 +15680,42 @@
                 <w:szCs w:val="22"/>
               </w:rPr>
               <w:t xml:space="preserve">Alternative flows: </w:t>
+            </w:r>
+          </w:p>
+          <w:p>
+            <w:pPr>
+              <w:spacing w:after="0"/>
+              <w:rPr>
+                <w:rFonts w:asciiTheme="majorBidi" w:hAnsiTheme="majorBidi" w:cstheme="majorBidi"/>
+                <w:sz w:val="22"/>
+                <w:szCs w:val="22"/>
+              </w:rPr>
+            </w:pPr>
+            <w:r>
+              <w:rPr>
+                <w:rFonts w:asciiTheme="majorBidi" w:hAnsiTheme="majorBidi" w:cstheme="majorBidi"/>
+                <w:sz w:val="22"/>
+                <w:szCs w:val="22"/>
+              </w:rPr>
+              <w:t>Database Write Failure</w:t>
+            </w:r>
+          </w:p>
+          <w:p>
+            <w:pPr>
+              <w:spacing w:after="0"/>
+              <w:rPr>
+                <w:rFonts w:asciiTheme="majorBidi" w:hAnsiTheme="majorBidi" w:cstheme="majorBidi"/>
+                <w:sz w:val="22"/>
+                <w:szCs w:val="22"/>
+              </w:rPr>
+            </w:pPr>
+            <w:r>
+              <w:rPr>
+                <w:rFonts w:asciiTheme="majorBidi" w:hAnsiTheme="majorBidi" w:cstheme="majorBidi"/>
+                <w:sz w:val="22"/>
+                <w:szCs w:val="22"/>
+              </w:rPr>
+              <w:t>Sale Already Recorded (duplicate prevention)</w:t>
             </w:r>
           </w:p>
           <w:p>
@@ -15283,6 +15908,14 @@
               </w:rPr>
               <w:t xml:space="preserve"> </w:t>
             </w:r>
+            <w:r>
+              <w:rPr>
+                <w:rFonts w:asciiTheme="majorBidi" w:hAnsiTheme="majorBidi" w:cstheme="majorBidi"/>
+                <w:sz w:val="22"/>
+                <w:szCs w:val="22"/>
+              </w:rPr>
+              <w:t>This use case allows a customer to cancel the checkout process before payment is completed. If stock becomes unavailable during checkout, the system may also cancel the order automatically and notify the customer.</w:t>
+            </w:r>
           </w:p>
         </w:tc>
       </w:tr>
@@ -15329,6 +15962,14 @@
               </w:rPr>
               <w:t xml:space="preserve"> </w:t>
             </w:r>
+            <w:r>
+              <w:rPr>
+                <w:rFonts w:asciiTheme="majorBidi" w:hAnsiTheme="majorBidi" w:cstheme="majorBidi"/>
+                <w:sz w:val="22"/>
+                <w:szCs w:val="22"/>
+              </w:rPr>
+              <w:t>Customer</w:t>
+            </w:r>
           </w:p>
         </w:tc>
       </w:tr>
@@ -15373,6 +16014,14 @@
               </w:rPr>
               <w:t xml:space="preserve"> </w:t>
             </w:r>
+            <w:r>
+              <w:rPr>
+                <w:rFonts w:asciiTheme="majorBidi" w:hAnsiTheme="majorBidi" w:cstheme="majorBidi"/>
+                <w:sz w:val="22"/>
+                <w:szCs w:val="22"/>
+              </w:rPr>
+              <w:t>None</w:t>
+            </w:r>
           </w:p>
         </w:tc>
       </w:tr>
@@ -15409,18 +16058,55 @@
                 <w:sz w:val="22"/>
                 <w:szCs w:val="22"/>
               </w:rPr>
+              <w:lastRenderedPageBreak/>
               <w:t>Preconditions:</w:t>
             </w:r>
           </w:p>
           <w:p>
             <w:pPr>
-              <w:spacing w:after="0"/>
-              <w:rPr>
-                <w:rFonts w:asciiTheme="majorBidi" w:hAnsiTheme="majorBidi" w:cstheme="majorBidi"/>
-                <w:sz w:val="22"/>
-                <w:szCs w:val="22"/>
-              </w:rPr>
-            </w:pPr>
+              <w:pStyle w:val="ListParagraph"/>
+              <w:numPr>
+                <w:ilvl w:val="0"/>
+                <w:numId w:val="77"/>
+              </w:numPr>
+              <w:spacing w:after="0"/>
+              <w:rPr>
+                <w:rFonts w:asciiTheme="majorBidi" w:hAnsiTheme="majorBidi" w:cstheme="majorBidi"/>
+                <w:sz w:val="22"/>
+                <w:szCs w:val="22"/>
+              </w:rPr>
+            </w:pPr>
+            <w:r>
+              <w:rPr>
+                <w:rFonts w:asciiTheme="majorBidi" w:hAnsiTheme="majorBidi" w:cstheme="majorBidi"/>
+                <w:sz w:val="22"/>
+                <w:szCs w:val="22"/>
+              </w:rPr>
+              <w:t>The customer is currently in the Checkout use case.</w:t>
+            </w:r>
+          </w:p>
+          <w:p>
+            <w:pPr>
+              <w:pStyle w:val="ListParagraph"/>
+              <w:numPr>
+                <w:ilvl w:val="0"/>
+                <w:numId w:val="77"/>
+              </w:numPr>
+              <w:spacing w:after="0"/>
+              <w:rPr>
+                <w:rFonts w:asciiTheme="majorBidi" w:hAnsiTheme="majorBidi" w:cstheme="majorBidi"/>
+                <w:sz w:val="22"/>
+                <w:szCs w:val="22"/>
+              </w:rPr>
+            </w:pPr>
+            <w:r>
+              <w:rPr>
+                <w:rFonts w:asciiTheme="majorBidi" w:hAnsiTheme="majorBidi" w:cstheme="majorBidi"/>
+                <w:sz w:val="22"/>
+                <w:szCs w:val="22"/>
+              </w:rPr>
+              <w:t>The order has not yet been marked as paid.</w:t>
+            </w:r>
           </w:p>
         </w:tc>
       </w:tr>
@@ -15504,6 +16190,14 @@
               </w:rPr>
               <w:t xml:space="preserve">: </w:t>
             </w:r>
+            <w:r>
+              <w:rPr>
+                <w:rFonts w:asciiTheme="majorBidi" w:hAnsiTheme="majorBidi" w:cstheme="majorBidi"/>
+                <w:sz w:val="22"/>
+                <w:szCs w:val="22"/>
+              </w:rPr>
+              <w:t>None</w:t>
+            </w:r>
           </w:p>
         </w:tc>
       </w:tr>
@@ -15549,6 +16243,14 @@
               </w:rPr>
               <w:t xml:space="preserve"> </w:t>
             </w:r>
+            <w:r>
+              <w:rPr>
+                <w:rFonts w:asciiTheme="majorBidi" w:hAnsiTheme="majorBidi" w:cstheme="majorBidi"/>
+                <w:sz w:val="22"/>
+                <w:szCs w:val="22"/>
+              </w:rPr>
+              <w:t>None</w:t>
+            </w:r>
           </w:p>
         </w:tc>
       </w:tr>
@@ -15590,13 +16292,72 @@
           </w:p>
           <w:p>
             <w:pPr>
-              <w:spacing w:after="0"/>
-              <w:rPr>
-                <w:rFonts w:asciiTheme="majorBidi" w:hAnsiTheme="majorBidi" w:cstheme="majorBidi"/>
-                <w:sz w:val="22"/>
-                <w:szCs w:val="22"/>
-              </w:rPr>
-            </w:pPr>
+              <w:pStyle w:val="ListParagraph"/>
+              <w:numPr>
+                <w:ilvl w:val="0"/>
+                <w:numId w:val="78"/>
+              </w:numPr>
+              <w:spacing w:after="0"/>
+              <w:rPr>
+                <w:rFonts w:asciiTheme="majorBidi" w:hAnsiTheme="majorBidi" w:cstheme="majorBidi"/>
+                <w:sz w:val="22"/>
+                <w:szCs w:val="22"/>
+              </w:rPr>
+            </w:pPr>
+            <w:r>
+              <w:rPr>
+                <w:rFonts w:asciiTheme="majorBidi" w:hAnsiTheme="majorBidi" w:cstheme="majorBidi"/>
+                <w:sz w:val="22"/>
+                <w:szCs w:val="22"/>
+              </w:rPr>
+              <w:t>The checkout process is terminated.</w:t>
+            </w:r>
+          </w:p>
+          <w:p>
+            <w:pPr>
+              <w:pStyle w:val="ListParagraph"/>
+              <w:numPr>
+                <w:ilvl w:val="0"/>
+                <w:numId w:val="78"/>
+              </w:numPr>
+              <w:spacing w:after="0"/>
+              <w:rPr>
+                <w:rFonts w:asciiTheme="majorBidi" w:hAnsiTheme="majorBidi" w:cstheme="majorBidi"/>
+                <w:sz w:val="22"/>
+                <w:szCs w:val="22"/>
+              </w:rPr>
+            </w:pPr>
+            <w:r>
+              <w:rPr>
+                <w:rFonts w:asciiTheme="majorBidi" w:hAnsiTheme="majorBidi" w:cstheme="majorBidi"/>
+                <w:sz w:val="22"/>
+                <w:szCs w:val="22"/>
+              </w:rPr>
+              <w:t>Any “pending order” state in the session is cleared.</w:t>
+            </w:r>
+          </w:p>
+          <w:p>
+            <w:pPr>
+              <w:pStyle w:val="ListParagraph"/>
+              <w:numPr>
+                <w:ilvl w:val="0"/>
+                <w:numId w:val="78"/>
+              </w:numPr>
+              <w:spacing w:after="0"/>
+              <w:rPr>
+                <w:rFonts w:asciiTheme="majorBidi" w:hAnsiTheme="majorBidi" w:cstheme="majorBidi"/>
+                <w:sz w:val="22"/>
+                <w:szCs w:val="22"/>
+              </w:rPr>
+            </w:pPr>
+            <w:r>
+              <w:rPr>
+                <w:rFonts w:asciiTheme="majorBidi" w:hAnsiTheme="majorBidi" w:cstheme="majorBidi"/>
+                <w:sz w:val="22"/>
+                <w:szCs w:val="22"/>
+              </w:rPr>
+              <w:t>The customer returns to basket view or catalogue view (implementation choice).</w:t>
+            </w:r>
           </w:p>
         </w:tc>
       </w:tr>
@@ -15645,6 +16406,14 @@
                 <w:szCs w:val="22"/>
               </w:rPr>
             </w:pPr>
+            <w:r>
+              <w:rPr>
+                <w:rFonts w:asciiTheme="majorBidi" w:hAnsiTheme="majorBidi" w:cstheme="majorBidi"/>
+                <w:sz w:val="22"/>
+                <w:szCs w:val="22"/>
+              </w:rPr>
+              <w:t>Payment Already Confirmed (cancellation rejected)</w:t>
+            </w:r>
           </w:p>
         </w:tc>
       </w:tr>
@@ -15808,7 +16577,6 @@
                 <w:sz w:val="22"/>
                 <w:szCs w:val="22"/>
               </w:rPr>
-              <w:lastRenderedPageBreak/>
               <w:t>Brief Description:</w:t>
             </w:r>
             <w:r>
@@ -15818,6 +16586,14 @@
                 <w:szCs w:val="22"/>
               </w:rPr>
               <w:t xml:space="preserve"> </w:t>
+            </w:r>
+            <w:r>
+              <w:rPr>
+                <w:rFonts w:asciiTheme="majorBidi" w:hAnsiTheme="majorBidi" w:cstheme="majorBidi"/>
+                <w:sz w:val="22"/>
+                <w:szCs w:val="22"/>
+              </w:rPr>
+              <w:t>This use case allows a customer to manage their shopping basket prior to checkout by viewing basket contents, updating item quantities, and removing items.</w:t>
             </w:r>
           </w:p>
         </w:tc>
@@ -15865,6 +16641,14 @@
               </w:rPr>
               <w:t xml:space="preserve"> </w:t>
             </w:r>
+            <w:r>
+              <w:rPr>
+                <w:rFonts w:asciiTheme="majorBidi" w:hAnsiTheme="majorBidi" w:cstheme="majorBidi"/>
+                <w:sz w:val="22"/>
+                <w:szCs w:val="22"/>
+              </w:rPr>
+              <w:t>Customer</w:t>
+            </w:r>
           </w:p>
         </w:tc>
       </w:tr>
@@ -15909,6 +16693,14 @@
               </w:rPr>
               <w:t xml:space="preserve"> </w:t>
             </w:r>
+            <w:r>
+              <w:rPr>
+                <w:rFonts w:asciiTheme="majorBidi" w:hAnsiTheme="majorBidi" w:cstheme="majorBidi"/>
+                <w:sz w:val="22"/>
+                <w:szCs w:val="22"/>
+              </w:rPr>
+              <w:t>None</w:t>
+            </w:r>
           </w:p>
         </w:tc>
       </w:tr>
@@ -15950,13 +16742,49 @@
           </w:p>
           <w:p>
             <w:pPr>
-              <w:spacing w:after="0"/>
-              <w:rPr>
-                <w:rFonts w:asciiTheme="majorBidi" w:hAnsiTheme="majorBidi" w:cstheme="majorBidi"/>
-                <w:sz w:val="22"/>
-                <w:szCs w:val="22"/>
-              </w:rPr>
-            </w:pPr>
+              <w:pStyle w:val="ListParagraph"/>
+              <w:numPr>
+                <w:ilvl w:val="0"/>
+                <w:numId w:val="79"/>
+              </w:numPr>
+              <w:spacing w:after="0"/>
+              <w:rPr>
+                <w:rFonts w:asciiTheme="majorBidi" w:hAnsiTheme="majorBidi" w:cstheme="majorBidi"/>
+                <w:sz w:val="22"/>
+                <w:szCs w:val="22"/>
+              </w:rPr>
+            </w:pPr>
+            <w:r>
+              <w:rPr>
+                <w:rFonts w:asciiTheme="majorBidi" w:hAnsiTheme="majorBidi" w:cstheme="majorBidi"/>
+                <w:sz w:val="22"/>
+                <w:szCs w:val="22"/>
+              </w:rPr>
+              <w:t>The IPOS-PU system is operational.</w:t>
+            </w:r>
+          </w:p>
+          <w:p>
+            <w:pPr>
+              <w:pStyle w:val="ListParagraph"/>
+              <w:numPr>
+                <w:ilvl w:val="0"/>
+                <w:numId w:val="79"/>
+              </w:numPr>
+              <w:spacing w:after="0"/>
+              <w:rPr>
+                <w:rFonts w:asciiTheme="majorBidi" w:hAnsiTheme="majorBidi" w:cstheme="majorBidi"/>
+                <w:sz w:val="22"/>
+                <w:szCs w:val="22"/>
+              </w:rPr>
+            </w:pPr>
+            <w:r>
+              <w:rPr>
+                <w:rFonts w:asciiTheme="majorBidi" w:hAnsiTheme="majorBidi" w:cstheme="majorBidi"/>
+                <w:sz w:val="22"/>
+                <w:szCs w:val="22"/>
+              </w:rPr>
+              <w:t>The customer has an active session (basket can exist even if empty).</w:t>
+            </w:r>
           </w:p>
         </w:tc>
       </w:tr>
@@ -16041,6 +16869,28 @@
               <w:t xml:space="preserve">: </w:t>
             </w:r>
           </w:p>
+          <w:p>
+            <w:pPr>
+              <w:pStyle w:val="ListParagraph"/>
+              <w:numPr>
+                <w:ilvl w:val="0"/>
+                <w:numId w:val="81"/>
+              </w:numPr>
+              <w:rPr>
+                <w:rFonts w:asciiTheme="majorBidi" w:hAnsiTheme="majorBidi" w:cstheme="majorBidi"/>
+                <w:sz w:val="22"/>
+                <w:szCs w:val="22"/>
+              </w:rPr>
+            </w:pPr>
+            <w:r>
+              <w:rPr>
+                <w:rFonts w:asciiTheme="majorBidi" w:hAnsiTheme="majorBidi" w:cstheme="majorBidi"/>
+                <w:sz w:val="22"/>
+                <w:szCs w:val="22"/>
+              </w:rPr>
+              <w:t>Checkout (customer may proceed from basket management to checkout)</w:t>
+            </w:r>
+          </w:p>
         </w:tc>
       </w:tr>
       <w:tr>
@@ -16086,6 +16936,78 @@
               <w:t xml:space="preserve"> </w:t>
             </w:r>
           </w:p>
+          <w:p>
+            <w:pPr>
+              <w:pStyle w:val="ListParagraph"/>
+              <w:numPr>
+                <w:ilvl w:val="0"/>
+                <w:numId w:val="80"/>
+              </w:numPr>
+              <w:rPr>
+                <w:rFonts w:asciiTheme="majorBidi" w:hAnsiTheme="majorBidi" w:cstheme="majorBidi"/>
+                <w:sz w:val="22"/>
+                <w:szCs w:val="22"/>
+              </w:rPr>
+            </w:pPr>
+            <w:proofErr w:type="spellStart"/>
+            <w:r>
+              <w:rPr>
+                <w:rFonts w:asciiTheme="majorBidi" w:hAnsiTheme="majorBidi" w:cstheme="majorBidi"/>
+                <w:sz w:val="22"/>
+                <w:szCs w:val="22"/>
+              </w:rPr>
+              <w:t>ViewBasket</w:t>
+            </w:r>
+            <w:proofErr w:type="spellEnd"/>
+          </w:p>
+          <w:p>
+            <w:pPr>
+              <w:pStyle w:val="ListParagraph"/>
+              <w:numPr>
+                <w:ilvl w:val="0"/>
+                <w:numId w:val="80"/>
+              </w:numPr>
+              <w:rPr>
+                <w:rFonts w:asciiTheme="majorBidi" w:hAnsiTheme="majorBidi" w:cstheme="majorBidi"/>
+                <w:sz w:val="22"/>
+                <w:szCs w:val="22"/>
+              </w:rPr>
+            </w:pPr>
+            <w:proofErr w:type="spellStart"/>
+            <w:r>
+              <w:rPr>
+                <w:rFonts w:asciiTheme="majorBidi" w:hAnsiTheme="majorBidi" w:cstheme="majorBidi"/>
+                <w:sz w:val="22"/>
+                <w:szCs w:val="22"/>
+              </w:rPr>
+              <w:t>UpdateQuantity</w:t>
+            </w:r>
+            <w:proofErr w:type="spellEnd"/>
+          </w:p>
+          <w:p>
+            <w:pPr>
+              <w:pStyle w:val="ListParagraph"/>
+              <w:numPr>
+                <w:ilvl w:val="0"/>
+                <w:numId w:val="80"/>
+              </w:numPr>
+              <w:rPr>
+                <w:rFonts w:asciiTheme="majorBidi" w:hAnsiTheme="majorBidi" w:cstheme="majorBidi"/>
+                <w:sz w:val="22"/>
+                <w:szCs w:val="22"/>
+              </w:rPr>
+            </w:pPr>
+            <w:proofErr w:type="spellStart"/>
+            <w:r>
+              <w:rPr>
+                <w:rFonts w:asciiTheme="majorBidi" w:hAnsiTheme="majorBidi" w:cstheme="majorBidi"/>
+                <w:sz w:val="22"/>
+                <w:szCs w:val="22"/>
+              </w:rPr>
+              <w:t>RemoveProductFromBasket</w:t>
+            </w:r>
+            <w:proofErr w:type="spellEnd"/>
+          </w:p>
         </w:tc>
       </w:tr>
       <w:tr>
@@ -16126,6 +17048,52 @@
           </w:p>
           <w:p>
             <w:pPr>
+              <w:pStyle w:val="ListParagraph"/>
+              <w:numPr>
+                <w:ilvl w:val="0"/>
+                <w:numId w:val="82"/>
+              </w:numPr>
+              <w:spacing w:after="0"/>
+              <w:rPr>
+                <w:rFonts w:asciiTheme="majorBidi" w:hAnsiTheme="majorBidi" w:cstheme="majorBidi"/>
+                <w:sz w:val="22"/>
+                <w:szCs w:val="22"/>
+              </w:rPr>
+            </w:pPr>
+            <w:r>
+              <w:rPr>
+                <w:rFonts w:asciiTheme="majorBidi" w:hAnsiTheme="majorBidi" w:cstheme="majorBidi"/>
+                <w:sz w:val="22"/>
+                <w:szCs w:val="22"/>
+              </w:rPr>
+              <w:t>The basket reflects the customer’s latest changes.</w:t>
+            </w:r>
+          </w:p>
+          <w:p>
+            <w:pPr>
+              <w:pStyle w:val="ListParagraph"/>
+              <w:numPr>
+                <w:ilvl w:val="0"/>
+                <w:numId w:val="82"/>
+              </w:numPr>
+              <w:spacing w:after="0"/>
+              <w:rPr>
+                <w:rFonts w:asciiTheme="majorBidi" w:hAnsiTheme="majorBidi" w:cstheme="majorBidi"/>
+                <w:sz w:val="22"/>
+                <w:szCs w:val="22"/>
+              </w:rPr>
+            </w:pPr>
+            <w:r>
+              <w:rPr>
+                <w:rFonts w:asciiTheme="majorBidi" w:hAnsiTheme="majorBidi" w:cstheme="majorBidi"/>
+                <w:sz w:val="22"/>
+                <w:szCs w:val="22"/>
+              </w:rPr>
+              <w:t>The updated basket totals (including discounts where applicable) are available for checkout.</w:t>
+            </w:r>
+          </w:p>
+          <w:p>
+            <w:pPr>
               <w:spacing w:after="0"/>
               <w:rPr>
                 <w:rFonts w:asciiTheme="majorBidi" w:hAnsiTheme="majorBidi" w:cstheme="majorBidi"/>
@@ -16181,6 +17149,32 @@
                 <w:szCs w:val="22"/>
               </w:rPr>
             </w:pPr>
+            <w:r>
+              <w:rPr>
+                <w:rFonts w:asciiTheme="majorBidi" w:hAnsiTheme="majorBidi" w:cstheme="majorBidi"/>
+                <w:sz w:val="22"/>
+                <w:szCs w:val="22"/>
+              </w:rPr>
+              <w:t>Basket Empty</w:t>
+            </w:r>
+          </w:p>
+          <w:p>
+            <w:pPr>
+              <w:spacing w:after="0"/>
+              <w:rPr>
+                <w:rFonts w:asciiTheme="majorBidi" w:hAnsiTheme="majorBidi" w:cstheme="majorBidi"/>
+                <w:sz w:val="22"/>
+                <w:szCs w:val="22"/>
+              </w:rPr>
+            </w:pPr>
+            <w:r>
+              <w:rPr>
+                <w:rFonts w:asciiTheme="majorBidi" w:hAnsiTheme="majorBidi" w:cstheme="majorBidi"/>
+                <w:sz w:val="22"/>
+                <w:szCs w:val="22"/>
+              </w:rPr>
+              <w:t>Session Expired</w:t>
+            </w:r>
           </w:p>
         </w:tc>
       </w:tr>
@@ -16234,6 +17228,7 @@
                 <w:sz w:val="22"/>
                 <w:szCs w:val="22"/>
               </w:rPr>
+              <w:lastRenderedPageBreak/>
               <w:t>Use case ID:</w:t>
             </w:r>
             <w:r>
@@ -16354,6 +17349,14 @@
               </w:rPr>
               <w:t xml:space="preserve"> </w:t>
             </w:r>
+            <w:r>
+              <w:rPr>
+                <w:rFonts w:asciiTheme="majorBidi" w:hAnsiTheme="majorBidi" w:cstheme="majorBidi"/>
+                <w:sz w:val="22"/>
+                <w:szCs w:val="22"/>
+              </w:rPr>
+              <w:t>This use case allows the customer to remove a selected product from their shopping basket.</w:t>
+            </w:r>
           </w:p>
         </w:tc>
       </w:tr>
@@ -16400,6 +17403,14 @@
               </w:rPr>
               <w:t xml:space="preserve"> </w:t>
             </w:r>
+            <w:r>
+              <w:rPr>
+                <w:rFonts w:asciiTheme="majorBidi" w:hAnsiTheme="majorBidi" w:cstheme="majorBidi"/>
+                <w:sz w:val="22"/>
+                <w:szCs w:val="22"/>
+              </w:rPr>
+              <w:t>Customer</w:t>
+            </w:r>
           </w:p>
         </w:tc>
       </w:tr>
@@ -16444,6 +17455,14 @@
               </w:rPr>
               <w:t xml:space="preserve"> </w:t>
             </w:r>
+            <w:r>
+              <w:rPr>
+                <w:rFonts w:asciiTheme="majorBidi" w:hAnsiTheme="majorBidi" w:cstheme="majorBidi"/>
+                <w:sz w:val="22"/>
+                <w:szCs w:val="22"/>
+              </w:rPr>
+              <w:t>None</w:t>
+            </w:r>
           </w:p>
         </w:tc>
       </w:tr>
@@ -16485,13 +17504,72 @@
           </w:p>
           <w:p>
             <w:pPr>
-              <w:spacing w:after="0"/>
-              <w:rPr>
-                <w:rFonts w:asciiTheme="majorBidi" w:hAnsiTheme="majorBidi" w:cstheme="majorBidi"/>
-                <w:sz w:val="22"/>
-                <w:szCs w:val="22"/>
-              </w:rPr>
-            </w:pPr>
+              <w:pStyle w:val="ListParagraph"/>
+              <w:numPr>
+                <w:ilvl w:val="0"/>
+                <w:numId w:val="83"/>
+              </w:numPr>
+              <w:spacing w:after="0"/>
+              <w:rPr>
+                <w:rFonts w:asciiTheme="majorBidi" w:hAnsiTheme="majorBidi" w:cstheme="majorBidi"/>
+                <w:sz w:val="22"/>
+                <w:szCs w:val="22"/>
+              </w:rPr>
+            </w:pPr>
+            <w:r>
+              <w:rPr>
+                <w:rFonts w:asciiTheme="majorBidi" w:hAnsiTheme="majorBidi" w:cstheme="majorBidi"/>
+                <w:sz w:val="22"/>
+                <w:szCs w:val="22"/>
+              </w:rPr>
+              <w:t>The customer is managing their basket.</w:t>
+            </w:r>
+          </w:p>
+          <w:p>
+            <w:pPr>
+              <w:pStyle w:val="ListParagraph"/>
+              <w:numPr>
+                <w:ilvl w:val="0"/>
+                <w:numId w:val="83"/>
+              </w:numPr>
+              <w:spacing w:after="0"/>
+              <w:rPr>
+                <w:rFonts w:asciiTheme="majorBidi" w:hAnsiTheme="majorBidi" w:cstheme="majorBidi"/>
+                <w:sz w:val="22"/>
+                <w:szCs w:val="22"/>
+              </w:rPr>
+            </w:pPr>
+            <w:r>
+              <w:rPr>
+                <w:rFonts w:asciiTheme="majorBidi" w:hAnsiTheme="majorBidi" w:cstheme="majorBidi"/>
+                <w:sz w:val="22"/>
+                <w:szCs w:val="22"/>
+              </w:rPr>
+              <w:t>The basket contains at least one item.</w:t>
+            </w:r>
+          </w:p>
+          <w:p>
+            <w:pPr>
+              <w:pStyle w:val="ListParagraph"/>
+              <w:numPr>
+                <w:ilvl w:val="0"/>
+                <w:numId w:val="83"/>
+              </w:numPr>
+              <w:spacing w:after="0"/>
+              <w:rPr>
+                <w:rFonts w:asciiTheme="majorBidi" w:hAnsiTheme="majorBidi" w:cstheme="majorBidi"/>
+                <w:sz w:val="22"/>
+                <w:szCs w:val="22"/>
+              </w:rPr>
+            </w:pPr>
+            <w:r>
+              <w:rPr>
+                <w:rFonts w:asciiTheme="majorBidi" w:hAnsiTheme="majorBidi" w:cstheme="majorBidi"/>
+                <w:sz w:val="22"/>
+                <w:szCs w:val="22"/>
+              </w:rPr>
+              <w:t>The selected product exists in the basket.</w:t>
+            </w:r>
           </w:p>
         </w:tc>
       </w:tr>
@@ -16575,6 +17653,14 @@
               </w:rPr>
               <w:t xml:space="preserve">: </w:t>
             </w:r>
+            <w:r>
+              <w:rPr>
+                <w:rFonts w:asciiTheme="majorBidi" w:hAnsiTheme="majorBidi" w:cstheme="majorBidi"/>
+                <w:sz w:val="22"/>
+                <w:szCs w:val="22"/>
+              </w:rPr>
+              <w:t>None</w:t>
+            </w:r>
           </w:p>
         </w:tc>
       </w:tr>
@@ -16620,6 +17706,14 @@
               </w:rPr>
               <w:t xml:space="preserve"> </w:t>
             </w:r>
+            <w:r>
+              <w:rPr>
+                <w:rFonts w:asciiTheme="majorBidi" w:hAnsiTheme="majorBidi" w:cstheme="majorBidi"/>
+                <w:sz w:val="22"/>
+                <w:szCs w:val="22"/>
+              </w:rPr>
+              <w:t>None</w:t>
+            </w:r>
           </w:p>
         </w:tc>
       </w:tr>
@@ -16661,13 +17755,49 @@
           </w:p>
           <w:p>
             <w:pPr>
-              <w:spacing w:after="0"/>
-              <w:rPr>
-                <w:rFonts w:asciiTheme="majorBidi" w:hAnsiTheme="majorBidi" w:cstheme="majorBidi"/>
-                <w:sz w:val="22"/>
-                <w:szCs w:val="22"/>
-              </w:rPr>
-            </w:pPr>
+              <w:pStyle w:val="ListParagraph"/>
+              <w:numPr>
+                <w:ilvl w:val="0"/>
+                <w:numId w:val="84"/>
+              </w:numPr>
+              <w:spacing w:after="0"/>
+              <w:rPr>
+                <w:rFonts w:asciiTheme="majorBidi" w:hAnsiTheme="majorBidi" w:cstheme="majorBidi"/>
+                <w:sz w:val="22"/>
+                <w:szCs w:val="22"/>
+              </w:rPr>
+            </w:pPr>
+            <w:r>
+              <w:rPr>
+                <w:rFonts w:asciiTheme="majorBidi" w:hAnsiTheme="majorBidi" w:cstheme="majorBidi"/>
+                <w:sz w:val="22"/>
+                <w:szCs w:val="22"/>
+              </w:rPr>
+              <w:t>The selected product is removed from the basket.</w:t>
+            </w:r>
+          </w:p>
+          <w:p>
+            <w:pPr>
+              <w:pStyle w:val="ListParagraph"/>
+              <w:numPr>
+                <w:ilvl w:val="0"/>
+                <w:numId w:val="84"/>
+              </w:numPr>
+              <w:spacing w:after="0"/>
+              <w:rPr>
+                <w:rFonts w:asciiTheme="majorBidi" w:hAnsiTheme="majorBidi" w:cstheme="majorBidi"/>
+                <w:sz w:val="22"/>
+                <w:szCs w:val="22"/>
+              </w:rPr>
+            </w:pPr>
+            <w:r>
+              <w:rPr>
+                <w:rFonts w:asciiTheme="majorBidi" w:hAnsiTheme="majorBidi" w:cstheme="majorBidi"/>
+                <w:sz w:val="22"/>
+                <w:szCs w:val="22"/>
+              </w:rPr>
+              <w:t>Basket totals are recalculated (including any discounts that depend on basket contents).</w:t>
+            </w:r>
           </w:p>
         </w:tc>
       </w:tr>
@@ -16716,6 +17846,50 @@
                 <w:szCs w:val="22"/>
               </w:rPr>
             </w:pPr>
+            <w:r>
+              <w:rPr>
+                <w:rFonts w:asciiTheme="majorBidi" w:hAnsiTheme="majorBidi" w:cstheme="majorBidi"/>
+                <w:sz w:val="22"/>
+                <w:szCs w:val="22"/>
+              </w:rPr>
+              <w:t xml:space="preserve">Product Not </w:t>
+            </w:r>
+            <w:proofErr w:type="gramStart"/>
+            <w:r>
+              <w:rPr>
+                <w:rFonts w:asciiTheme="majorBidi" w:hAnsiTheme="majorBidi" w:cstheme="majorBidi"/>
+                <w:sz w:val="22"/>
+                <w:szCs w:val="22"/>
+              </w:rPr>
+              <w:t>In</w:t>
+            </w:r>
+            <w:proofErr w:type="gramEnd"/>
+            <w:r>
+              <w:rPr>
+                <w:rFonts w:asciiTheme="majorBidi" w:hAnsiTheme="majorBidi" w:cstheme="majorBidi"/>
+                <w:sz w:val="22"/>
+                <w:szCs w:val="22"/>
+              </w:rPr>
+              <w:t xml:space="preserve"> Basket</w:t>
+            </w:r>
+          </w:p>
+          <w:p>
+            <w:pPr>
+              <w:spacing w:after="0"/>
+              <w:rPr>
+                <w:rFonts w:asciiTheme="majorBidi" w:hAnsiTheme="majorBidi" w:cstheme="majorBidi"/>
+                <w:sz w:val="22"/>
+                <w:szCs w:val="22"/>
+              </w:rPr>
+            </w:pPr>
+            <w:r>
+              <w:rPr>
+                <w:rFonts w:asciiTheme="majorBidi" w:hAnsiTheme="majorBidi" w:cstheme="majorBidi"/>
+                <w:sz w:val="22"/>
+                <w:szCs w:val="22"/>
+              </w:rPr>
+              <w:t>Basket Empty</w:t>
+            </w:r>
           </w:p>
         </w:tc>
       </w:tr>
@@ -16889,6 +18063,32 @@
               </w:rPr>
               <w:t xml:space="preserve"> </w:t>
             </w:r>
+            <w:r>
+              <w:rPr>
+                <w:rFonts w:asciiTheme="majorBidi" w:hAnsiTheme="majorBidi" w:cstheme="majorBidi"/>
+                <w:sz w:val="22"/>
+                <w:szCs w:val="22"/>
+              </w:rPr>
+              <w:t>This use case allows the customer to change the quantity of a product already in their basket (increase or decrease</w:t>
+            </w:r>
+            <w:proofErr w:type="gramStart"/>
+            <w:r>
+              <w:rPr>
+                <w:rFonts w:asciiTheme="majorBidi" w:hAnsiTheme="majorBidi" w:cstheme="majorBidi"/>
+                <w:sz w:val="22"/>
+                <w:szCs w:val="22"/>
+              </w:rPr>
+              <w:t>), and</w:t>
+            </w:r>
+            <w:proofErr w:type="gramEnd"/>
+            <w:r>
+              <w:rPr>
+                <w:rFonts w:asciiTheme="majorBidi" w:hAnsiTheme="majorBidi" w:cstheme="majorBidi"/>
+                <w:sz w:val="22"/>
+                <w:szCs w:val="22"/>
+              </w:rPr>
+              <w:t xml:space="preserve"> updates the basket totals accordingly.</w:t>
+            </w:r>
           </w:p>
         </w:tc>
       </w:tr>
@@ -16935,6 +18135,14 @@
               </w:rPr>
               <w:t xml:space="preserve"> </w:t>
             </w:r>
+            <w:r>
+              <w:rPr>
+                <w:rFonts w:asciiTheme="majorBidi" w:hAnsiTheme="majorBidi" w:cstheme="majorBidi"/>
+                <w:sz w:val="22"/>
+                <w:szCs w:val="22"/>
+              </w:rPr>
+              <w:t>Customer</w:t>
+            </w:r>
           </w:p>
         </w:tc>
       </w:tr>
@@ -16979,6 +18187,14 @@
               </w:rPr>
               <w:t xml:space="preserve"> </w:t>
             </w:r>
+            <w:r>
+              <w:rPr>
+                <w:rFonts w:asciiTheme="majorBidi" w:hAnsiTheme="majorBidi" w:cstheme="majorBidi"/>
+                <w:sz w:val="22"/>
+                <w:szCs w:val="22"/>
+              </w:rPr>
+              <w:t>None</w:t>
+            </w:r>
           </w:p>
         </w:tc>
       </w:tr>
@@ -17015,19 +18231,77 @@
                 <w:sz w:val="22"/>
                 <w:szCs w:val="22"/>
               </w:rPr>
-              <w:lastRenderedPageBreak/>
               <w:t>Preconditions:</w:t>
             </w:r>
           </w:p>
           <w:p>
             <w:pPr>
-              <w:spacing w:after="0"/>
-              <w:rPr>
-                <w:rFonts w:asciiTheme="majorBidi" w:hAnsiTheme="majorBidi" w:cstheme="majorBidi"/>
-                <w:sz w:val="22"/>
-                <w:szCs w:val="22"/>
-              </w:rPr>
-            </w:pPr>
+              <w:pStyle w:val="ListParagraph"/>
+              <w:numPr>
+                <w:ilvl w:val="0"/>
+                <w:numId w:val="85"/>
+              </w:numPr>
+              <w:spacing w:after="0"/>
+              <w:rPr>
+                <w:rFonts w:asciiTheme="majorBidi" w:hAnsiTheme="majorBidi" w:cstheme="majorBidi"/>
+                <w:sz w:val="22"/>
+                <w:szCs w:val="22"/>
+              </w:rPr>
+            </w:pPr>
+            <w:r>
+              <w:rPr>
+                <w:rFonts w:asciiTheme="majorBidi" w:hAnsiTheme="majorBidi" w:cstheme="majorBidi"/>
+                <w:sz w:val="22"/>
+                <w:szCs w:val="22"/>
+              </w:rPr>
+              <w:t>The customer is managing their basket.</w:t>
+            </w:r>
+          </w:p>
+          <w:p>
+            <w:pPr>
+              <w:pStyle w:val="ListParagraph"/>
+              <w:numPr>
+                <w:ilvl w:val="0"/>
+                <w:numId w:val="85"/>
+              </w:numPr>
+              <w:spacing w:after="0"/>
+              <w:rPr>
+                <w:rFonts w:asciiTheme="majorBidi" w:hAnsiTheme="majorBidi" w:cstheme="majorBidi"/>
+                <w:sz w:val="22"/>
+                <w:szCs w:val="22"/>
+              </w:rPr>
+            </w:pPr>
+            <w:r>
+              <w:rPr>
+                <w:rFonts w:asciiTheme="majorBidi" w:hAnsiTheme="majorBidi" w:cstheme="majorBidi"/>
+                <w:sz w:val="22"/>
+                <w:szCs w:val="22"/>
+              </w:rPr>
+              <w:t>The basket contains the product to be updated.</w:t>
+            </w:r>
+          </w:p>
+          <w:p>
+            <w:pPr>
+              <w:pStyle w:val="ListParagraph"/>
+              <w:numPr>
+                <w:ilvl w:val="0"/>
+                <w:numId w:val="85"/>
+              </w:numPr>
+              <w:spacing w:after="0"/>
+              <w:rPr>
+                <w:rFonts w:asciiTheme="majorBidi" w:hAnsiTheme="majorBidi" w:cstheme="majorBidi"/>
+                <w:sz w:val="22"/>
+                <w:szCs w:val="22"/>
+              </w:rPr>
+            </w:pPr>
+            <w:r>
+              <w:rPr>
+                <w:rFonts w:asciiTheme="majorBidi" w:hAnsiTheme="majorBidi" w:cstheme="majorBidi"/>
+                <w:sz w:val="22"/>
+                <w:szCs w:val="22"/>
+              </w:rPr>
+              <w:t>The new quantity is a valid integer value (e.g. ≥ 1).</w:t>
+            </w:r>
           </w:p>
         </w:tc>
       </w:tr>
@@ -17111,6 +18385,14 @@
               </w:rPr>
               <w:t xml:space="preserve">: </w:t>
             </w:r>
+            <w:r>
+              <w:rPr>
+                <w:rFonts w:asciiTheme="majorBidi" w:hAnsiTheme="majorBidi" w:cstheme="majorBidi"/>
+                <w:sz w:val="22"/>
+                <w:szCs w:val="22"/>
+              </w:rPr>
+              <w:t>None</w:t>
+            </w:r>
           </w:p>
         </w:tc>
       </w:tr>
@@ -17156,6 +18438,14 @@
               </w:rPr>
               <w:t xml:space="preserve"> </w:t>
             </w:r>
+            <w:r>
+              <w:rPr>
+                <w:rFonts w:asciiTheme="majorBidi" w:hAnsiTheme="majorBidi" w:cstheme="majorBidi"/>
+                <w:sz w:val="22"/>
+                <w:szCs w:val="22"/>
+              </w:rPr>
+              <w:t>None</w:t>
+            </w:r>
           </w:p>
         </w:tc>
       </w:tr>
@@ -17197,13 +18487,49 @@
           </w:p>
           <w:p>
             <w:pPr>
-              <w:spacing w:after="0"/>
-              <w:rPr>
-                <w:rFonts w:asciiTheme="majorBidi" w:hAnsiTheme="majorBidi" w:cstheme="majorBidi"/>
-                <w:sz w:val="22"/>
-                <w:szCs w:val="22"/>
-              </w:rPr>
-            </w:pPr>
+              <w:pStyle w:val="ListParagraph"/>
+              <w:numPr>
+                <w:ilvl w:val="0"/>
+                <w:numId w:val="86"/>
+              </w:numPr>
+              <w:spacing w:after="0"/>
+              <w:rPr>
+                <w:rFonts w:asciiTheme="majorBidi" w:hAnsiTheme="majorBidi" w:cstheme="majorBidi"/>
+                <w:sz w:val="22"/>
+                <w:szCs w:val="22"/>
+              </w:rPr>
+            </w:pPr>
+            <w:r>
+              <w:rPr>
+                <w:rFonts w:asciiTheme="majorBidi" w:hAnsiTheme="majorBidi" w:cstheme="majorBidi"/>
+                <w:sz w:val="22"/>
+                <w:szCs w:val="22"/>
+              </w:rPr>
+              <w:t>The product quantity in the basket is updated.</w:t>
+            </w:r>
+          </w:p>
+          <w:p>
+            <w:pPr>
+              <w:pStyle w:val="ListParagraph"/>
+              <w:numPr>
+                <w:ilvl w:val="0"/>
+                <w:numId w:val="86"/>
+              </w:numPr>
+              <w:spacing w:after="0"/>
+              <w:rPr>
+                <w:rFonts w:asciiTheme="majorBidi" w:hAnsiTheme="majorBidi" w:cstheme="majorBidi"/>
+                <w:sz w:val="22"/>
+                <w:szCs w:val="22"/>
+              </w:rPr>
+            </w:pPr>
+            <w:r>
+              <w:rPr>
+                <w:rFonts w:asciiTheme="majorBidi" w:hAnsiTheme="majorBidi" w:cstheme="majorBidi"/>
+                <w:sz w:val="22"/>
+                <w:szCs w:val="22"/>
+              </w:rPr>
+              <w:t>Basket totals are recalculated (including VAT and any active discounts at basket/checkout stage).</w:t>
+            </w:r>
           </w:p>
         </w:tc>
       </w:tr>
@@ -17252,6 +18578,50 @@
                 <w:szCs w:val="22"/>
               </w:rPr>
             </w:pPr>
+            <w:r>
+              <w:rPr>
+                <w:rFonts w:asciiTheme="majorBidi" w:hAnsiTheme="majorBidi" w:cstheme="majorBidi"/>
+                <w:sz w:val="22"/>
+                <w:szCs w:val="22"/>
+              </w:rPr>
+              <w:t>Invalid Quantity</w:t>
+            </w:r>
+          </w:p>
+          <w:p>
+            <w:pPr>
+              <w:spacing w:after="0"/>
+              <w:rPr>
+                <w:rFonts w:asciiTheme="majorBidi" w:hAnsiTheme="majorBidi" w:cstheme="majorBidi"/>
+                <w:sz w:val="22"/>
+                <w:szCs w:val="22"/>
+              </w:rPr>
+            </w:pPr>
+            <w:r>
+              <w:rPr>
+                <w:rFonts w:asciiTheme="majorBidi" w:hAnsiTheme="majorBidi" w:cstheme="majorBidi"/>
+                <w:sz w:val="22"/>
+                <w:szCs w:val="22"/>
+              </w:rPr>
+              <w:t xml:space="preserve">Product Not </w:t>
+            </w:r>
+            <w:proofErr w:type="gramStart"/>
+            <w:r>
+              <w:rPr>
+                <w:rFonts w:asciiTheme="majorBidi" w:hAnsiTheme="majorBidi" w:cstheme="majorBidi"/>
+                <w:sz w:val="22"/>
+                <w:szCs w:val="22"/>
+              </w:rPr>
+              <w:t>In</w:t>
+            </w:r>
+            <w:proofErr w:type="gramEnd"/>
+            <w:r>
+              <w:rPr>
+                <w:rFonts w:asciiTheme="majorBidi" w:hAnsiTheme="majorBidi" w:cstheme="majorBidi"/>
+                <w:sz w:val="22"/>
+                <w:szCs w:val="22"/>
+              </w:rPr>
+              <w:t xml:space="preserve"> Basket</w:t>
+            </w:r>
           </w:p>
         </w:tc>
       </w:tr>
@@ -17425,6 +18795,14 @@
               </w:rPr>
               <w:t xml:space="preserve"> </w:t>
             </w:r>
+            <w:r>
+              <w:rPr>
+                <w:rFonts w:asciiTheme="majorBidi" w:hAnsiTheme="majorBidi" w:cstheme="majorBidi"/>
+                <w:sz w:val="22"/>
+                <w:szCs w:val="22"/>
+              </w:rPr>
+              <w:t>This use case allows the customer to view the current contents of their basket, including products, quantities, individual prices, applied discounts (if any), VAT, and the current total.</w:t>
+            </w:r>
           </w:p>
         </w:tc>
       </w:tr>
@@ -17471,6 +18849,14 @@
               </w:rPr>
               <w:t xml:space="preserve"> </w:t>
             </w:r>
+            <w:r>
+              <w:rPr>
+                <w:rFonts w:asciiTheme="majorBidi" w:hAnsiTheme="majorBidi" w:cstheme="majorBidi"/>
+                <w:sz w:val="22"/>
+                <w:szCs w:val="22"/>
+              </w:rPr>
+              <w:t>Customer</w:t>
+            </w:r>
           </w:p>
         </w:tc>
       </w:tr>
@@ -17515,6 +18901,14 @@
               </w:rPr>
               <w:t xml:space="preserve"> </w:t>
             </w:r>
+            <w:r>
+              <w:rPr>
+                <w:rFonts w:asciiTheme="majorBidi" w:hAnsiTheme="majorBidi" w:cstheme="majorBidi"/>
+                <w:sz w:val="22"/>
+                <w:szCs w:val="22"/>
+              </w:rPr>
+              <w:t>None</w:t>
+            </w:r>
           </w:p>
         </w:tc>
       </w:tr>
@@ -17556,13 +18950,49 @@
           </w:p>
           <w:p>
             <w:pPr>
-              <w:spacing w:after="0"/>
-              <w:rPr>
-                <w:rFonts w:asciiTheme="majorBidi" w:hAnsiTheme="majorBidi" w:cstheme="majorBidi"/>
-                <w:sz w:val="22"/>
-                <w:szCs w:val="22"/>
-              </w:rPr>
-            </w:pPr>
+              <w:pStyle w:val="ListParagraph"/>
+              <w:numPr>
+                <w:ilvl w:val="0"/>
+                <w:numId w:val="87"/>
+              </w:numPr>
+              <w:spacing w:after="0"/>
+              <w:rPr>
+                <w:rFonts w:asciiTheme="majorBidi" w:hAnsiTheme="majorBidi" w:cstheme="majorBidi"/>
+                <w:sz w:val="22"/>
+                <w:szCs w:val="22"/>
+              </w:rPr>
+            </w:pPr>
+            <w:r>
+              <w:rPr>
+                <w:rFonts w:asciiTheme="majorBidi" w:hAnsiTheme="majorBidi" w:cstheme="majorBidi"/>
+                <w:sz w:val="22"/>
+                <w:szCs w:val="22"/>
+              </w:rPr>
+              <w:t>The IPOS-PU system is operational.</w:t>
+            </w:r>
+          </w:p>
+          <w:p>
+            <w:pPr>
+              <w:pStyle w:val="ListParagraph"/>
+              <w:numPr>
+                <w:ilvl w:val="0"/>
+                <w:numId w:val="87"/>
+              </w:numPr>
+              <w:spacing w:after="0"/>
+              <w:rPr>
+                <w:rFonts w:asciiTheme="majorBidi" w:hAnsiTheme="majorBidi" w:cstheme="majorBidi"/>
+                <w:sz w:val="22"/>
+                <w:szCs w:val="22"/>
+              </w:rPr>
+            </w:pPr>
+            <w:r>
+              <w:rPr>
+                <w:rFonts w:asciiTheme="majorBidi" w:hAnsiTheme="majorBidi" w:cstheme="majorBidi"/>
+                <w:sz w:val="22"/>
+                <w:szCs w:val="22"/>
+              </w:rPr>
+              <w:t>The customer has an active session (basket may be empty).</w:t>
+            </w:r>
           </w:p>
         </w:tc>
       </w:tr>
@@ -17646,6 +19076,14 @@
               </w:rPr>
               <w:t xml:space="preserve">: </w:t>
             </w:r>
+            <w:r>
+              <w:rPr>
+                <w:rFonts w:asciiTheme="majorBidi" w:hAnsiTheme="majorBidi" w:cstheme="majorBidi"/>
+                <w:sz w:val="22"/>
+                <w:szCs w:val="22"/>
+              </w:rPr>
+              <w:t>None</w:t>
+            </w:r>
           </w:p>
         </w:tc>
       </w:tr>
@@ -17691,6 +19129,14 @@
               </w:rPr>
               <w:t xml:space="preserve"> </w:t>
             </w:r>
+            <w:r>
+              <w:rPr>
+                <w:rFonts w:asciiTheme="majorBidi" w:hAnsiTheme="majorBidi" w:cstheme="majorBidi"/>
+                <w:sz w:val="22"/>
+                <w:szCs w:val="22"/>
+              </w:rPr>
+              <w:t>None</w:t>
+            </w:r>
           </w:p>
         </w:tc>
       </w:tr>
@@ -17732,13 +19178,26 @@
           </w:p>
           <w:p>
             <w:pPr>
-              <w:spacing w:after="0"/>
-              <w:rPr>
-                <w:rFonts w:asciiTheme="majorBidi" w:hAnsiTheme="majorBidi" w:cstheme="majorBidi"/>
-                <w:sz w:val="22"/>
-                <w:szCs w:val="22"/>
-              </w:rPr>
-            </w:pPr>
+              <w:pStyle w:val="ListParagraph"/>
+              <w:numPr>
+                <w:ilvl w:val="0"/>
+                <w:numId w:val="88"/>
+              </w:numPr>
+              <w:spacing w:after="0"/>
+              <w:rPr>
+                <w:rFonts w:asciiTheme="majorBidi" w:hAnsiTheme="majorBidi" w:cstheme="majorBidi"/>
+                <w:sz w:val="22"/>
+                <w:szCs w:val="22"/>
+              </w:rPr>
+            </w:pPr>
+            <w:r>
+              <w:rPr>
+                <w:rFonts w:asciiTheme="majorBidi" w:hAnsiTheme="majorBidi" w:cstheme="majorBidi"/>
+                <w:sz w:val="22"/>
+                <w:szCs w:val="22"/>
+              </w:rPr>
+              <w:t>The basket contents and totals are displayed to the customer.</w:t>
+            </w:r>
           </w:p>
         </w:tc>
       </w:tr>
@@ -17787,6 +19246,14 @@
                 <w:szCs w:val="22"/>
               </w:rPr>
             </w:pPr>
+            <w:r>
+              <w:rPr>
+                <w:rFonts w:asciiTheme="majorBidi" w:hAnsiTheme="majorBidi" w:cstheme="majorBidi"/>
+                <w:sz w:val="22"/>
+                <w:szCs w:val="22"/>
+              </w:rPr>
+              <w:t>Basket Empty</w:t>
+            </w:r>
           </w:p>
         </w:tc>
       </w:tr>
@@ -18113,6 +19580,95 @@
     </w:lvl>
   </w:abstractNum>
   <w:abstractNum w:abstractNumId="3" w15:restartNumberingAfterBreak="0">
+    <w:nsid w:val="05DC7C48"/>
+    <w:multiLevelType w:val="hybridMultilevel"/>
+    <w:tmpl w:val="6ABAE148"/>
+    <w:lvl w:ilvl="0" w:tplc="08090011">
+      <w:start w:val="1"/>
+      <w:numFmt w:val="decimal"/>
+      <w:lvlText w:val="%1)"/>
+      <w:lvlJc w:val="left"/>
+      <w:pPr>
+        <w:ind w:left="720" w:hanging="360"/>
+      </w:pPr>
+      <w:rPr>
+        <w:rFonts w:hint="default"/>
+      </w:rPr>
+    </w:lvl>
+    <w:lvl w:ilvl="1" w:tplc="08090019" w:tentative="1">
+      <w:start w:val="1"/>
+      <w:numFmt w:val="lowerLetter"/>
+      <w:lvlText w:val="%2."/>
+      <w:lvlJc w:val="left"/>
+      <w:pPr>
+        <w:ind w:left="1440" w:hanging="360"/>
+      </w:pPr>
+    </w:lvl>
+    <w:lvl w:ilvl="2" w:tplc="0809001B" w:tentative="1">
+      <w:start w:val="1"/>
+      <w:numFmt w:val="lowerRoman"/>
+      <w:lvlText w:val="%3."/>
+      <w:lvlJc w:val="right"/>
+      <w:pPr>
+        <w:ind w:left="2160" w:hanging="180"/>
+      </w:pPr>
+    </w:lvl>
+    <w:lvl w:ilvl="3" w:tplc="0809000F" w:tentative="1">
+      <w:start w:val="1"/>
+      <w:numFmt w:val="decimal"/>
+      <w:lvlText w:val="%4."/>
+      <w:lvlJc w:val="left"/>
+      <w:pPr>
+        <w:ind w:left="2880" w:hanging="360"/>
+      </w:pPr>
+    </w:lvl>
+    <w:lvl w:ilvl="4" w:tplc="08090019" w:tentative="1">
+      <w:start w:val="1"/>
+      <w:numFmt w:val="lowerLetter"/>
+      <w:lvlText w:val="%5."/>
+      <w:lvlJc w:val="left"/>
+      <w:pPr>
+        <w:ind w:left="3600" w:hanging="360"/>
+      </w:pPr>
+    </w:lvl>
+    <w:lvl w:ilvl="5" w:tplc="0809001B" w:tentative="1">
+      <w:start w:val="1"/>
+      <w:numFmt w:val="lowerRoman"/>
+      <w:lvlText w:val="%6."/>
+      <w:lvlJc w:val="right"/>
+      <w:pPr>
+        <w:ind w:left="4320" w:hanging="180"/>
+      </w:pPr>
+    </w:lvl>
+    <w:lvl w:ilvl="6" w:tplc="0809000F" w:tentative="1">
+      <w:start w:val="1"/>
+      <w:numFmt w:val="decimal"/>
+      <w:lvlText w:val="%7."/>
+      <w:lvlJc w:val="left"/>
+      <w:pPr>
+        <w:ind w:left="5040" w:hanging="360"/>
+      </w:pPr>
+    </w:lvl>
+    <w:lvl w:ilvl="7" w:tplc="08090019" w:tentative="1">
+      <w:start w:val="1"/>
+      <w:numFmt w:val="lowerLetter"/>
+      <w:lvlText w:val="%8."/>
+      <w:lvlJc w:val="left"/>
+      <w:pPr>
+        <w:ind w:left="5760" w:hanging="360"/>
+      </w:pPr>
+    </w:lvl>
+    <w:lvl w:ilvl="8" w:tplc="0809001B" w:tentative="1">
+      <w:start w:val="1"/>
+      <w:numFmt w:val="lowerRoman"/>
+      <w:lvlText w:val="%9."/>
+      <w:lvlJc w:val="right"/>
+      <w:pPr>
+        <w:ind w:left="6480" w:hanging="180"/>
+      </w:pPr>
+    </w:lvl>
+  </w:abstractNum>
+  <w:abstractNum w:abstractNumId="4" w15:restartNumberingAfterBreak="0">
     <w:nsid w:val="07F02A64"/>
     <w:multiLevelType w:val="hybridMultilevel"/>
     <w:tmpl w:val="DCCE6738"/>
@@ -18201,7 +19757,7 @@
       </w:pPr>
     </w:lvl>
   </w:abstractNum>
-  <w:abstractNum w:abstractNumId="4" w15:restartNumberingAfterBreak="0">
+  <w:abstractNum w:abstractNumId="5" w15:restartNumberingAfterBreak="0">
     <w:nsid w:val="094C665A"/>
     <w:multiLevelType w:val="hybridMultilevel"/>
     <w:tmpl w:val="E882608E"/>
@@ -18290,7 +19846,96 @@
       </w:pPr>
     </w:lvl>
   </w:abstractNum>
-  <w:abstractNum w:abstractNumId="5" w15:restartNumberingAfterBreak="0">
+  <w:abstractNum w:abstractNumId="6" w15:restartNumberingAfterBreak="0">
+    <w:nsid w:val="0D454334"/>
+    <w:multiLevelType w:val="hybridMultilevel"/>
+    <w:tmpl w:val="F5DED688"/>
+    <w:lvl w:ilvl="0" w:tplc="08090011">
+      <w:start w:val="1"/>
+      <w:numFmt w:val="decimal"/>
+      <w:lvlText w:val="%1)"/>
+      <w:lvlJc w:val="left"/>
+      <w:pPr>
+        <w:ind w:left="720" w:hanging="360"/>
+      </w:pPr>
+      <w:rPr>
+        <w:rFonts w:hint="default"/>
+      </w:rPr>
+    </w:lvl>
+    <w:lvl w:ilvl="1" w:tplc="08090019" w:tentative="1">
+      <w:start w:val="1"/>
+      <w:numFmt w:val="lowerLetter"/>
+      <w:lvlText w:val="%2."/>
+      <w:lvlJc w:val="left"/>
+      <w:pPr>
+        <w:ind w:left="1440" w:hanging="360"/>
+      </w:pPr>
+    </w:lvl>
+    <w:lvl w:ilvl="2" w:tplc="0809001B" w:tentative="1">
+      <w:start w:val="1"/>
+      <w:numFmt w:val="lowerRoman"/>
+      <w:lvlText w:val="%3."/>
+      <w:lvlJc w:val="right"/>
+      <w:pPr>
+        <w:ind w:left="2160" w:hanging="180"/>
+      </w:pPr>
+    </w:lvl>
+    <w:lvl w:ilvl="3" w:tplc="0809000F" w:tentative="1">
+      <w:start w:val="1"/>
+      <w:numFmt w:val="decimal"/>
+      <w:lvlText w:val="%4."/>
+      <w:lvlJc w:val="left"/>
+      <w:pPr>
+        <w:ind w:left="2880" w:hanging="360"/>
+      </w:pPr>
+    </w:lvl>
+    <w:lvl w:ilvl="4" w:tplc="08090019" w:tentative="1">
+      <w:start w:val="1"/>
+      <w:numFmt w:val="lowerLetter"/>
+      <w:lvlText w:val="%5."/>
+      <w:lvlJc w:val="left"/>
+      <w:pPr>
+        <w:ind w:left="3600" w:hanging="360"/>
+      </w:pPr>
+    </w:lvl>
+    <w:lvl w:ilvl="5" w:tplc="0809001B" w:tentative="1">
+      <w:start w:val="1"/>
+      <w:numFmt w:val="lowerRoman"/>
+      <w:lvlText w:val="%6."/>
+      <w:lvlJc w:val="right"/>
+      <w:pPr>
+        <w:ind w:left="4320" w:hanging="180"/>
+      </w:pPr>
+    </w:lvl>
+    <w:lvl w:ilvl="6" w:tplc="0809000F" w:tentative="1">
+      <w:start w:val="1"/>
+      <w:numFmt w:val="decimal"/>
+      <w:lvlText w:val="%7."/>
+      <w:lvlJc w:val="left"/>
+      <w:pPr>
+        <w:ind w:left="5040" w:hanging="360"/>
+      </w:pPr>
+    </w:lvl>
+    <w:lvl w:ilvl="7" w:tplc="08090019" w:tentative="1">
+      <w:start w:val="1"/>
+      <w:numFmt w:val="lowerLetter"/>
+      <w:lvlText w:val="%8."/>
+      <w:lvlJc w:val="left"/>
+      <w:pPr>
+        <w:ind w:left="5760" w:hanging="360"/>
+      </w:pPr>
+    </w:lvl>
+    <w:lvl w:ilvl="8" w:tplc="0809001B" w:tentative="1">
+      <w:start w:val="1"/>
+      <w:numFmt w:val="lowerRoman"/>
+      <w:lvlText w:val="%9."/>
+      <w:lvlJc w:val="right"/>
+      <w:pPr>
+        <w:ind w:left="6480" w:hanging="180"/>
+      </w:pPr>
+    </w:lvl>
+  </w:abstractNum>
+  <w:abstractNum w:abstractNumId="7" w15:restartNumberingAfterBreak="0">
     <w:nsid w:val="0E38386A"/>
     <w:multiLevelType w:val="hybridMultilevel"/>
     <w:tmpl w:val="6B80685C"/>
@@ -18379,7 +20024,7 @@
       </w:pPr>
     </w:lvl>
   </w:abstractNum>
-  <w:abstractNum w:abstractNumId="6" w15:restartNumberingAfterBreak="0">
+  <w:abstractNum w:abstractNumId="8" w15:restartNumberingAfterBreak="0">
     <w:nsid w:val="0E8D7A56"/>
     <w:multiLevelType w:val="hybridMultilevel"/>
     <w:tmpl w:val="E882608E"/>
@@ -18468,7 +20113,96 @@
       </w:pPr>
     </w:lvl>
   </w:abstractNum>
-  <w:abstractNum w:abstractNumId="7" w15:restartNumberingAfterBreak="0">
+  <w:abstractNum w:abstractNumId="9" w15:restartNumberingAfterBreak="0">
+    <w:nsid w:val="0F915E29"/>
+    <w:multiLevelType w:val="hybridMultilevel"/>
+    <w:tmpl w:val="59DA744C"/>
+    <w:lvl w:ilvl="0" w:tplc="29DE80D0">
+      <w:start w:val="1"/>
+      <w:numFmt w:val="decimal"/>
+      <w:lvlText w:val="%1)"/>
+      <w:lvlJc w:val="left"/>
+      <w:pPr>
+        <w:ind w:left="720" w:hanging="360"/>
+      </w:pPr>
+      <w:rPr>
+        <w:rFonts w:asciiTheme="majorBidi" w:eastAsiaTheme="minorHAnsi" w:hAnsiTheme="majorBidi" w:cstheme="majorBidi"/>
+      </w:rPr>
+    </w:lvl>
+    <w:lvl w:ilvl="1" w:tplc="08090019" w:tentative="1">
+      <w:start w:val="1"/>
+      <w:numFmt w:val="lowerLetter"/>
+      <w:lvlText w:val="%2."/>
+      <w:lvlJc w:val="left"/>
+      <w:pPr>
+        <w:ind w:left="1440" w:hanging="360"/>
+      </w:pPr>
+    </w:lvl>
+    <w:lvl w:ilvl="2" w:tplc="0809001B" w:tentative="1">
+      <w:start w:val="1"/>
+      <w:numFmt w:val="lowerRoman"/>
+      <w:lvlText w:val="%3."/>
+      <w:lvlJc w:val="right"/>
+      <w:pPr>
+        <w:ind w:left="2160" w:hanging="180"/>
+      </w:pPr>
+    </w:lvl>
+    <w:lvl w:ilvl="3" w:tplc="0809000F" w:tentative="1">
+      <w:start w:val="1"/>
+      <w:numFmt w:val="decimal"/>
+      <w:lvlText w:val="%4."/>
+      <w:lvlJc w:val="left"/>
+      <w:pPr>
+        <w:ind w:left="2880" w:hanging="360"/>
+      </w:pPr>
+    </w:lvl>
+    <w:lvl w:ilvl="4" w:tplc="08090019" w:tentative="1">
+      <w:start w:val="1"/>
+      <w:numFmt w:val="lowerLetter"/>
+      <w:lvlText w:val="%5."/>
+      <w:lvlJc w:val="left"/>
+      <w:pPr>
+        <w:ind w:left="3600" w:hanging="360"/>
+      </w:pPr>
+    </w:lvl>
+    <w:lvl w:ilvl="5" w:tplc="0809001B" w:tentative="1">
+      <w:start w:val="1"/>
+      <w:numFmt w:val="lowerRoman"/>
+      <w:lvlText w:val="%6."/>
+      <w:lvlJc w:val="right"/>
+      <w:pPr>
+        <w:ind w:left="4320" w:hanging="180"/>
+      </w:pPr>
+    </w:lvl>
+    <w:lvl w:ilvl="6" w:tplc="0809000F" w:tentative="1">
+      <w:start w:val="1"/>
+      <w:numFmt w:val="decimal"/>
+      <w:lvlText w:val="%7."/>
+      <w:lvlJc w:val="left"/>
+      <w:pPr>
+        <w:ind w:left="5040" w:hanging="360"/>
+      </w:pPr>
+    </w:lvl>
+    <w:lvl w:ilvl="7" w:tplc="08090019" w:tentative="1">
+      <w:start w:val="1"/>
+      <w:numFmt w:val="lowerLetter"/>
+      <w:lvlText w:val="%8."/>
+      <w:lvlJc w:val="left"/>
+      <w:pPr>
+        <w:ind w:left="5760" w:hanging="360"/>
+      </w:pPr>
+    </w:lvl>
+    <w:lvl w:ilvl="8" w:tplc="0809001B" w:tentative="1">
+      <w:start w:val="1"/>
+      <w:numFmt w:val="lowerRoman"/>
+      <w:lvlText w:val="%9."/>
+      <w:lvlJc w:val="right"/>
+      <w:pPr>
+        <w:ind w:left="6480" w:hanging="180"/>
+      </w:pPr>
+    </w:lvl>
+  </w:abstractNum>
+  <w:abstractNum w:abstractNumId="10" w15:restartNumberingAfterBreak="0">
     <w:nsid w:val="10A4194B"/>
     <w:multiLevelType w:val="hybridMultilevel"/>
     <w:tmpl w:val="E882608E"/>
@@ -18557,7 +20291,96 @@
       </w:pPr>
     </w:lvl>
   </w:abstractNum>
-  <w:abstractNum w:abstractNumId="8" w15:restartNumberingAfterBreak="0">
+  <w:abstractNum w:abstractNumId="11" w15:restartNumberingAfterBreak="0">
+    <w:nsid w:val="124A527B"/>
+    <w:multiLevelType w:val="hybridMultilevel"/>
+    <w:tmpl w:val="90325D5A"/>
+    <w:lvl w:ilvl="0" w:tplc="08090011">
+      <w:start w:val="1"/>
+      <w:numFmt w:val="decimal"/>
+      <w:lvlText w:val="%1)"/>
+      <w:lvlJc w:val="left"/>
+      <w:pPr>
+        <w:ind w:left="720" w:hanging="360"/>
+      </w:pPr>
+      <w:rPr>
+        <w:rFonts w:hint="default"/>
+      </w:rPr>
+    </w:lvl>
+    <w:lvl w:ilvl="1" w:tplc="08090019" w:tentative="1">
+      <w:start w:val="1"/>
+      <w:numFmt w:val="lowerLetter"/>
+      <w:lvlText w:val="%2."/>
+      <w:lvlJc w:val="left"/>
+      <w:pPr>
+        <w:ind w:left="1440" w:hanging="360"/>
+      </w:pPr>
+    </w:lvl>
+    <w:lvl w:ilvl="2" w:tplc="0809001B" w:tentative="1">
+      <w:start w:val="1"/>
+      <w:numFmt w:val="lowerRoman"/>
+      <w:lvlText w:val="%3."/>
+      <w:lvlJc w:val="right"/>
+      <w:pPr>
+        <w:ind w:left="2160" w:hanging="180"/>
+      </w:pPr>
+    </w:lvl>
+    <w:lvl w:ilvl="3" w:tplc="0809000F" w:tentative="1">
+      <w:start w:val="1"/>
+      <w:numFmt w:val="decimal"/>
+      <w:lvlText w:val="%4."/>
+      <w:lvlJc w:val="left"/>
+      <w:pPr>
+        <w:ind w:left="2880" w:hanging="360"/>
+      </w:pPr>
+    </w:lvl>
+    <w:lvl w:ilvl="4" w:tplc="08090019" w:tentative="1">
+      <w:start w:val="1"/>
+      <w:numFmt w:val="lowerLetter"/>
+      <w:lvlText w:val="%5."/>
+      <w:lvlJc w:val="left"/>
+      <w:pPr>
+        <w:ind w:left="3600" w:hanging="360"/>
+      </w:pPr>
+    </w:lvl>
+    <w:lvl w:ilvl="5" w:tplc="0809001B" w:tentative="1">
+      <w:start w:val="1"/>
+      <w:numFmt w:val="lowerRoman"/>
+      <w:lvlText w:val="%6."/>
+      <w:lvlJc w:val="right"/>
+      <w:pPr>
+        <w:ind w:left="4320" w:hanging="180"/>
+      </w:pPr>
+    </w:lvl>
+    <w:lvl w:ilvl="6" w:tplc="0809000F" w:tentative="1">
+      <w:start w:val="1"/>
+      <w:numFmt w:val="decimal"/>
+      <w:lvlText w:val="%7."/>
+      <w:lvlJc w:val="left"/>
+      <w:pPr>
+        <w:ind w:left="5040" w:hanging="360"/>
+      </w:pPr>
+    </w:lvl>
+    <w:lvl w:ilvl="7" w:tplc="08090019" w:tentative="1">
+      <w:start w:val="1"/>
+      <w:numFmt w:val="lowerLetter"/>
+      <w:lvlText w:val="%8."/>
+      <w:lvlJc w:val="left"/>
+      <w:pPr>
+        <w:ind w:left="5760" w:hanging="360"/>
+      </w:pPr>
+    </w:lvl>
+    <w:lvl w:ilvl="8" w:tplc="0809001B" w:tentative="1">
+      <w:start w:val="1"/>
+      <w:numFmt w:val="lowerRoman"/>
+      <w:lvlText w:val="%9."/>
+      <w:lvlJc w:val="right"/>
+      <w:pPr>
+        <w:ind w:left="6480" w:hanging="180"/>
+      </w:pPr>
+    </w:lvl>
+  </w:abstractNum>
+  <w:abstractNum w:abstractNumId="12" w15:restartNumberingAfterBreak="0">
     <w:nsid w:val="12630D54"/>
     <w:multiLevelType w:val="hybridMultilevel"/>
     <w:tmpl w:val="0D6ADBA2"/>
@@ -18646,7 +20469,7 @@
       </w:pPr>
     </w:lvl>
   </w:abstractNum>
-  <w:abstractNum w:abstractNumId="9" w15:restartNumberingAfterBreak="0">
+  <w:abstractNum w:abstractNumId="13" w15:restartNumberingAfterBreak="0">
     <w:nsid w:val="155C1728"/>
     <w:multiLevelType w:val="hybridMultilevel"/>
     <w:tmpl w:val="33EA0F5A"/>
@@ -18735,7 +20558,96 @@
       </w:pPr>
     </w:lvl>
   </w:abstractNum>
-  <w:abstractNum w:abstractNumId="10" w15:restartNumberingAfterBreak="0">
+  <w:abstractNum w:abstractNumId="14" w15:restartNumberingAfterBreak="0">
+    <w:nsid w:val="158A1034"/>
+    <w:multiLevelType w:val="hybridMultilevel"/>
+    <w:tmpl w:val="BBC40168"/>
+    <w:lvl w:ilvl="0" w:tplc="590ED74A">
+      <w:start w:val="1"/>
+      <w:numFmt w:val="decimal"/>
+      <w:lvlText w:val="%1)"/>
+      <w:lvlJc w:val="left"/>
+      <w:pPr>
+        <w:ind w:left="720" w:hanging="360"/>
+      </w:pPr>
+      <w:rPr>
+        <w:rFonts w:asciiTheme="majorBidi" w:eastAsiaTheme="minorHAnsi" w:hAnsiTheme="majorBidi" w:cstheme="majorBidi"/>
+      </w:rPr>
+    </w:lvl>
+    <w:lvl w:ilvl="1" w:tplc="08090019" w:tentative="1">
+      <w:start w:val="1"/>
+      <w:numFmt w:val="lowerLetter"/>
+      <w:lvlText w:val="%2."/>
+      <w:lvlJc w:val="left"/>
+      <w:pPr>
+        <w:ind w:left="1440" w:hanging="360"/>
+      </w:pPr>
+    </w:lvl>
+    <w:lvl w:ilvl="2" w:tplc="0809001B" w:tentative="1">
+      <w:start w:val="1"/>
+      <w:numFmt w:val="lowerRoman"/>
+      <w:lvlText w:val="%3."/>
+      <w:lvlJc w:val="right"/>
+      <w:pPr>
+        <w:ind w:left="2160" w:hanging="180"/>
+      </w:pPr>
+    </w:lvl>
+    <w:lvl w:ilvl="3" w:tplc="0809000F" w:tentative="1">
+      <w:start w:val="1"/>
+      <w:numFmt w:val="decimal"/>
+      <w:lvlText w:val="%4."/>
+      <w:lvlJc w:val="left"/>
+      <w:pPr>
+        <w:ind w:left="2880" w:hanging="360"/>
+      </w:pPr>
+    </w:lvl>
+    <w:lvl w:ilvl="4" w:tplc="08090019" w:tentative="1">
+      <w:start w:val="1"/>
+      <w:numFmt w:val="lowerLetter"/>
+      <w:lvlText w:val="%5."/>
+      <w:lvlJc w:val="left"/>
+      <w:pPr>
+        <w:ind w:left="3600" w:hanging="360"/>
+      </w:pPr>
+    </w:lvl>
+    <w:lvl w:ilvl="5" w:tplc="0809001B" w:tentative="1">
+      <w:start w:val="1"/>
+      <w:numFmt w:val="lowerRoman"/>
+      <w:lvlText w:val="%6."/>
+      <w:lvlJc w:val="right"/>
+      <w:pPr>
+        <w:ind w:left="4320" w:hanging="180"/>
+      </w:pPr>
+    </w:lvl>
+    <w:lvl w:ilvl="6" w:tplc="0809000F" w:tentative="1">
+      <w:start w:val="1"/>
+      <w:numFmt w:val="decimal"/>
+      <w:lvlText w:val="%7."/>
+      <w:lvlJc w:val="left"/>
+      <w:pPr>
+        <w:ind w:left="5040" w:hanging="360"/>
+      </w:pPr>
+    </w:lvl>
+    <w:lvl w:ilvl="7" w:tplc="08090019" w:tentative="1">
+      <w:start w:val="1"/>
+      <w:numFmt w:val="lowerLetter"/>
+      <w:lvlText w:val="%8."/>
+      <w:lvlJc w:val="left"/>
+      <w:pPr>
+        <w:ind w:left="5760" w:hanging="360"/>
+      </w:pPr>
+    </w:lvl>
+    <w:lvl w:ilvl="8" w:tplc="0809001B" w:tentative="1">
+      <w:start w:val="1"/>
+      <w:numFmt w:val="lowerRoman"/>
+      <w:lvlText w:val="%9."/>
+      <w:lvlJc w:val="right"/>
+      <w:pPr>
+        <w:ind w:left="6480" w:hanging="180"/>
+      </w:pPr>
+    </w:lvl>
+  </w:abstractNum>
+  <w:abstractNum w:abstractNumId="15" w15:restartNumberingAfterBreak="0">
     <w:nsid w:val="15CB347B"/>
     <w:multiLevelType w:val="hybridMultilevel"/>
     <w:tmpl w:val="E882608E"/>
@@ -18824,7 +20736,96 @@
       </w:pPr>
     </w:lvl>
   </w:abstractNum>
-  <w:abstractNum w:abstractNumId="11" w15:restartNumberingAfterBreak="0">
+  <w:abstractNum w:abstractNumId="16" w15:restartNumberingAfterBreak="0">
+    <w:nsid w:val="161D05EE"/>
+    <w:multiLevelType w:val="hybridMultilevel"/>
+    <w:tmpl w:val="559235E0"/>
+    <w:lvl w:ilvl="0" w:tplc="08090011">
+      <w:start w:val="1"/>
+      <w:numFmt w:val="decimal"/>
+      <w:lvlText w:val="%1)"/>
+      <w:lvlJc w:val="left"/>
+      <w:pPr>
+        <w:ind w:left="720" w:hanging="360"/>
+      </w:pPr>
+      <w:rPr>
+        <w:rFonts w:hint="default"/>
+      </w:rPr>
+    </w:lvl>
+    <w:lvl w:ilvl="1" w:tplc="08090019" w:tentative="1">
+      <w:start w:val="1"/>
+      <w:numFmt w:val="lowerLetter"/>
+      <w:lvlText w:val="%2."/>
+      <w:lvlJc w:val="left"/>
+      <w:pPr>
+        <w:ind w:left="1440" w:hanging="360"/>
+      </w:pPr>
+    </w:lvl>
+    <w:lvl w:ilvl="2" w:tplc="0809001B" w:tentative="1">
+      <w:start w:val="1"/>
+      <w:numFmt w:val="lowerRoman"/>
+      <w:lvlText w:val="%3."/>
+      <w:lvlJc w:val="right"/>
+      <w:pPr>
+        <w:ind w:left="2160" w:hanging="180"/>
+      </w:pPr>
+    </w:lvl>
+    <w:lvl w:ilvl="3" w:tplc="0809000F" w:tentative="1">
+      <w:start w:val="1"/>
+      <w:numFmt w:val="decimal"/>
+      <w:lvlText w:val="%4."/>
+      <w:lvlJc w:val="left"/>
+      <w:pPr>
+        <w:ind w:left="2880" w:hanging="360"/>
+      </w:pPr>
+    </w:lvl>
+    <w:lvl w:ilvl="4" w:tplc="08090019" w:tentative="1">
+      <w:start w:val="1"/>
+      <w:numFmt w:val="lowerLetter"/>
+      <w:lvlText w:val="%5."/>
+      <w:lvlJc w:val="left"/>
+      <w:pPr>
+        <w:ind w:left="3600" w:hanging="360"/>
+      </w:pPr>
+    </w:lvl>
+    <w:lvl w:ilvl="5" w:tplc="0809001B" w:tentative="1">
+      <w:start w:val="1"/>
+      <w:numFmt w:val="lowerRoman"/>
+      <w:lvlText w:val="%6."/>
+      <w:lvlJc w:val="right"/>
+      <w:pPr>
+        <w:ind w:left="4320" w:hanging="180"/>
+      </w:pPr>
+    </w:lvl>
+    <w:lvl w:ilvl="6" w:tplc="0809000F" w:tentative="1">
+      <w:start w:val="1"/>
+      <w:numFmt w:val="decimal"/>
+      <w:lvlText w:val="%7."/>
+      <w:lvlJc w:val="left"/>
+      <w:pPr>
+        <w:ind w:left="5040" w:hanging="360"/>
+      </w:pPr>
+    </w:lvl>
+    <w:lvl w:ilvl="7" w:tplc="08090019" w:tentative="1">
+      <w:start w:val="1"/>
+      <w:numFmt w:val="lowerLetter"/>
+      <w:lvlText w:val="%8."/>
+      <w:lvlJc w:val="left"/>
+      <w:pPr>
+        <w:ind w:left="5760" w:hanging="360"/>
+      </w:pPr>
+    </w:lvl>
+    <w:lvl w:ilvl="8" w:tplc="0809001B" w:tentative="1">
+      <w:start w:val="1"/>
+      <w:numFmt w:val="lowerRoman"/>
+      <w:lvlText w:val="%9."/>
+      <w:lvlJc w:val="right"/>
+      <w:pPr>
+        <w:ind w:left="6480" w:hanging="180"/>
+      </w:pPr>
+    </w:lvl>
+  </w:abstractNum>
+  <w:abstractNum w:abstractNumId="17" w15:restartNumberingAfterBreak="0">
     <w:nsid w:val="18966A08"/>
     <w:multiLevelType w:val="hybridMultilevel"/>
     <w:tmpl w:val="D34E1842"/>
@@ -18913,7 +20914,7 @@
       </w:pPr>
     </w:lvl>
   </w:abstractNum>
-  <w:abstractNum w:abstractNumId="12" w15:restartNumberingAfterBreak="0">
+  <w:abstractNum w:abstractNumId="18" w15:restartNumberingAfterBreak="0">
     <w:nsid w:val="1AF149D0"/>
     <w:multiLevelType w:val="hybridMultilevel"/>
     <w:tmpl w:val="E882608E"/>
@@ -19002,7 +21003,7 @@
       </w:pPr>
     </w:lvl>
   </w:abstractNum>
-  <w:abstractNum w:abstractNumId="13" w15:restartNumberingAfterBreak="0">
+  <w:abstractNum w:abstractNumId="19" w15:restartNumberingAfterBreak="0">
     <w:nsid w:val="1D8A6991"/>
     <w:multiLevelType w:val="hybridMultilevel"/>
     <w:tmpl w:val="0914C0B6"/>
@@ -19093,7 +21094,7 @@
       </w:pPr>
     </w:lvl>
   </w:abstractNum>
-  <w:abstractNum w:abstractNumId="14" w15:restartNumberingAfterBreak="0">
+  <w:abstractNum w:abstractNumId="20" w15:restartNumberingAfterBreak="0">
     <w:nsid w:val="20D41F01"/>
     <w:multiLevelType w:val="hybridMultilevel"/>
     <w:tmpl w:val="6F1AA900"/>
@@ -19182,7 +21183,7 @@
       </w:pPr>
     </w:lvl>
   </w:abstractNum>
-  <w:abstractNum w:abstractNumId="15" w15:restartNumberingAfterBreak="0">
+  <w:abstractNum w:abstractNumId="21" w15:restartNumberingAfterBreak="0">
     <w:nsid w:val="20D716BE"/>
     <w:multiLevelType w:val="hybridMultilevel"/>
     <w:tmpl w:val="D92C2E36"/>
@@ -19271,7 +21272,7 @@
       </w:pPr>
     </w:lvl>
   </w:abstractNum>
-  <w:abstractNum w:abstractNumId="16" w15:restartNumberingAfterBreak="0">
+  <w:abstractNum w:abstractNumId="22" w15:restartNumberingAfterBreak="0">
     <w:nsid w:val="23AC2C65"/>
     <w:multiLevelType w:val="hybridMultilevel"/>
     <w:tmpl w:val="0CFEDCFA"/>
@@ -19360,7 +21361,7 @@
       </w:pPr>
     </w:lvl>
   </w:abstractNum>
-  <w:abstractNum w:abstractNumId="17" w15:restartNumberingAfterBreak="0">
+  <w:abstractNum w:abstractNumId="23" w15:restartNumberingAfterBreak="0">
     <w:nsid w:val="2BC7367A"/>
     <w:multiLevelType w:val="hybridMultilevel"/>
     <w:tmpl w:val="E882608E"/>
@@ -19449,7 +21450,7 @@
       </w:pPr>
     </w:lvl>
   </w:abstractNum>
-  <w:abstractNum w:abstractNumId="18" w15:restartNumberingAfterBreak="0">
+  <w:abstractNum w:abstractNumId="24" w15:restartNumberingAfterBreak="0">
     <w:nsid w:val="2CC7074C"/>
     <w:multiLevelType w:val="hybridMultilevel"/>
     <w:tmpl w:val="412C9084"/>
@@ -19538,7 +21539,7 @@
       </w:pPr>
     </w:lvl>
   </w:abstractNum>
-  <w:abstractNum w:abstractNumId="19" w15:restartNumberingAfterBreak="0">
+  <w:abstractNum w:abstractNumId="25" w15:restartNumberingAfterBreak="0">
     <w:nsid w:val="2D2114A7"/>
     <w:multiLevelType w:val="hybridMultilevel"/>
     <w:tmpl w:val="D9FC3822"/>
@@ -19629,7 +21630,96 @@
       </w:pPr>
     </w:lvl>
   </w:abstractNum>
-  <w:abstractNum w:abstractNumId="20" w15:restartNumberingAfterBreak="0">
+  <w:abstractNum w:abstractNumId="26" w15:restartNumberingAfterBreak="0">
+    <w:nsid w:val="2D583AB5"/>
+    <w:multiLevelType w:val="hybridMultilevel"/>
+    <w:tmpl w:val="4EE64E8A"/>
+    <w:lvl w:ilvl="0" w:tplc="08090011">
+      <w:start w:val="1"/>
+      <w:numFmt w:val="decimal"/>
+      <w:lvlText w:val="%1)"/>
+      <w:lvlJc w:val="left"/>
+      <w:pPr>
+        <w:ind w:left="720" w:hanging="360"/>
+      </w:pPr>
+      <w:rPr>
+        <w:rFonts w:hint="default"/>
+      </w:rPr>
+    </w:lvl>
+    <w:lvl w:ilvl="1" w:tplc="08090019" w:tentative="1">
+      <w:start w:val="1"/>
+      <w:numFmt w:val="lowerLetter"/>
+      <w:lvlText w:val="%2."/>
+      <w:lvlJc w:val="left"/>
+      <w:pPr>
+        <w:ind w:left="1440" w:hanging="360"/>
+      </w:pPr>
+    </w:lvl>
+    <w:lvl w:ilvl="2" w:tplc="0809001B" w:tentative="1">
+      <w:start w:val="1"/>
+      <w:numFmt w:val="lowerRoman"/>
+      <w:lvlText w:val="%3."/>
+      <w:lvlJc w:val="right"/>
+      <w:pPr>
+        <w:ind w:left="2160" w:hanging="180"/>
+      </w:pPr>
+    </w:lvl>
+    <w:lvl w:ilvl="3" w:tplc="0809000F" w:tentative="1">
+      <w:start w:val="1"/>
+      <w:numFmt w:val="decimal"/>
+      <w:lvlText w:val="%4."/>
+      <w:lvlJc w:val="left"/>
+      <w:pPr>
+        <w:ind w:left="2880" w:hanging="360"/>
+      </w:pPr>
+    </w:lvl>
+    <w:lvl w:ilvl="4" w:tplc="08090019" w:tentative="1">
+      <w:start w:val="1"/>
+      <w:numFmt w:val="lowerLetter"/>
+      <w:lvlText w:val="%5."/>
+      <w:lvlJc w:val="left"/>
+      <w:pPr>
+        <w:ind w:left="3600" w:hanging="360"/>
+      </w:pPr>
+    </w:lvl>
+    <w:lvl w:ilvl="5" w:tplc="0809001B" w:tentative="1">
+      <w:start w:val="1"/>
+      <w:numFmt w:val="lowerRoman"/>
+      <w:lvlText w:val="%6."/>
+      <w:lvlJc w:val="right"/>
+      <w:pPr>
+        <w:ind w:left="4320" w:hanging="180"/>
+      </w:pPr>
+    </w:lvl>
+    <w:lvl w:ilvl="6" w:tplc="0809000F" w:tentative="1">
+      <w:start w:val="1"/>
+      <w:numFmt w:val="decimal"/>
+      <w:lvlText w:val="%7."/>
+      <w:lvlJc w:val="left"/>
+      <w:pPr>
+        <w:ind w:left="5040" w:hanging="360"/>
+      </w:pPr>
+    </w:lvl>
+    <w:lvl w:ilvl="7" w:tplc="08090019" w:tentative="1">
+      <w:start w:val="1"/>
+      <w:numFmt w:val="lowerLetter"/>
+      <w:lvlText w:val="%8."/>
+      <w:lvlJc w:val="left"/>
+      <w:pPr>
+        <w:ind w:left="5760" w:hanging="360"/>
+      </w:pPr>
+    </w:lvl>
+    <w:lvl w:ilvl="8" w:tplc="0809001B" w:tentative="1">
+      <w:start w:val="1"/>
+      <w:numFmt w:val="lowerRoman"/>
+      <w:lvlText w:val="%9."/>
+      <w:lvlJc w:val="right"/>
+      <w:pPr>
+        <w:ind w:left="6480" w:hanging="180"/>
+      </w:pPr>
+    </w:lvl>
+  </w:abstractNum>
+  <w:abstractNum w:abstractNumId="27" w15:restartNumberingAfterBreak="0">
     <w:nsid w:val="2FD832AB"/>
     <w:multiLevelType w:val="hybridMultilevel"/>
     <w:tmpl w:val="1F0A29A0"/>
@@ -19715,7 +21805,7 @@
       </w:pPr>
     </w:lvl>
   </w:abstractNum>
-  <w:abstractNum w:abstractNumId="21" w15:restartNumberingAfterBreak="0">
+  <w:abstractNum w:abstractNumId="28" w15:restartNumberingAfterBreak="0">
     <w:nsid w:val="30B07C5C"/>
     <w:multiLevelType w:val="hybridMultilevel"/>
     <w:tmpl w:val="525E63C0"/>
@@ -19804,7 +21894,7 @@
       </w:pPr>
     </w:lvl>
   </w:abstractNum>
-  <w:abstractNum w:abstractNumId="22" w15:restartNumberingAfterBreak="0">
+  <w:abstractNum w:abstractNumId="29" w15:restartNumberingAfterBreak="0">
     <w:nsid w:val="31CA539D"/>
     <w:multiLevelType w:val="hybridMultilevel"/>
     <w:tmpl w:val="72CA4FCE"/>
@@ -19893,7 +21983,7 @@
       </w:pPr>
     </w:lvl>
   </w:abstractNum>
-  <w:abstractNum w:abstractNumId="23" w15:restartNumberingAfterBreak="0">
+  <w:abstractNum w:abstractNumId="30" w15:restartNumberingAfterBreak="0">
     <w:nsid w:val="332E1DBD"/>
     <w:multiLevelType w:val="hybridMultilevel"/>
     <w:tmpl w:val="39CC921E"/>
@@ -19982,7 +22072,7 @@
       </w:pPr>
     </w:lvl>
   </w:abstractNum>
-  <w:abstractNum w:abstractNumId="24" w15:restartNumberingAfterBreak="0">
+  <w:abstractNum w:abstractNumId="31" w15:restartNumberingAfterBreak="0">
     <w:nsid w:val="337D7DA3"/>
     <w:multiLevelType w:val="hybridMultilevel"/>
     <w:tmpl w:val="EAE6000E"/>
@@ -20071,7 +22161,7 @@
       </w:pPr>
     </w:lvl>
   </w:abstractNum>
-  <w:abstractNum w:abstractNumId="25" w15:restartNumberingAfterBreak="0">
+  <w:abstractNum w:abstractNumId="32" w15:restartNumberingAfterBreak="0">
     <w:nsid w:val="341259CD"/>
     <w:multiLevelType w:val="hybridMultilevel"/>
     <w:tmpl w:val="9F922412"/>
@@ -20160,7 +22250,7 @@
       </w:pPr>
     </w:lvl>
   </w:abstractNum>
-  <w:abstractNum w:abstractNumId="26" w15:restartNumberingAfterBreak="0">
+  <w:abstractNum w:abstractNumId="33" w15:restartNumberingAfterBreak="0">
     <w:nsid w:val="361D2992"/>
     <w:multiLevelType w:val="hybridMultilevel"/>
     <w:tmpl w:val="E882608E"/>
@@ -20249,7 +22339,7 @@
       </w:pPr>
     </w:lvl>
   </w:abstractNum>
-  <w:abstractNum w:abstractNumId="27" w15:restartNumberingAfterBreak="0">
+  <w:abstractNum w:abstractNumId="34" w15:restartNumberingAfterBreak="0">
     <w:nsid w:val="366D3312"/>
     <w:multiLevelType w:val="hybridMultilevel"/>
     <w:tmpl w:val="0DC824B4"/>
@@ -20335,7 +22425,7 @@
       </w:pPr>
     </w:lvl>
   </w:abstractNum>
-  <w:abstractNum w:abstractNumId="28" w15:restartNumberingAfterBreak="0">
+  <w:abstractNum w:abstractNumId="35" w15:restartNumberingAfterBreak="0">
     <w:nsid w:val="367721A4"/>
     <w:multiLevelType w:val="hybridMultilevel"/>
     <w:tmpl w:val="13EA639A"/>
@@ -20424,7 +22514,96 @@
       </w:pPr>
     </w:lvl>
   </w:abstractNum>
-  <w:abstractNum w:abstractNumId="29" w15:restartNumberingAfterBreak="0">
+  <w:abstractNum w:abstractNumId="36" w15:restartNumberingAfterBreak="0">
+    <w:nsid w:val="37BF6C05"/>
+    <w:multiLevelType w:val="hybridMultilevel"/>
+    <w:tmpl w:val="5A2A71C6"/>
+    <w:lvl w:ilvl="0" w:tplc="08090011">
+      <w:start w:val="1"/>
+      <w:numFmt w:val="decimal"/>
+      <w:lvlText w:val="%1)"/>
+      <w:lvlJc w:val="left"/>
+      <w:pPr>
+        <w:ind w:left="720" w:hanging="360"/>
+      </w:pPr>
+      <w:rPr>
+        <w:rFonts w:hint="default"/>
+      </w:rPr>
+    </w:lvl>
+    <w:lvl w:ilvl="1" w:tplc="08090019" w:tentative="1">
+      <w:start w:val="1"/>
+      <w:numFmt w:val="lowerLetter"/>
+      <w:lvlText w:val="%2."/>
+      <w:lvlJc w:val="left"/>
+      <w:pPr>
+        <w:ind w:left="1440" w:hanging="360"/>
+      </w:pPr>
+    </w:lvl>
+    <w:lvl w:ilvl="2" w:tplc="0809001B" w:tentative="1">
+      <w:start w:val="1"/>
+      <w:numFmt w:val="lowerRoman"/>
+      <w:lvlText w:val="%3."/>
+      <w:lvlJc w:val="right"/>
+      <w:pPr>
+        <w:ind w:left="2160" w:hanging="180"/>
+      </w:pPr>
+    </w:lvl>
+    <w:lvl w:ilvl="3" w:tplc="0809000F" w:tentative="1">
+      <w:start w:val="1"/>
+      <w:numFmt w:val="decimal"/>
+      <w:lvlText w:val="%4."/>
+      <w:lvlJc w:val="left"/>
+      <w:pPr>
+        <w:ind w:left="2880" w:hanging="360"/>
+      </w:pPr>
+    </w:lvl>
+    <w:lvl w:ilvl="4" w:tplc="08090019" w:tentative="1">
+      <w:start w:val="1"/>
+      <w:numFmt w:val="lowerLetter"/>
+      <w:lvlText w:val="%5."/>
+      <w:lvlJc w:val="left"/>
+      <w:pPr>
+        <w:ind w:left="3600" w:hanging="360"/>
+      </w:pPr>
+    </w:lvl>
+    <w:lvl w:ilvl="5" w:tplc="0809001B" w:tentative="1">
+      <w:start w:val="1"/>
+      <w:numFmt w:val="lowerRoman"/>
+      <w:lvlText w:val="%6."/>
+      <w:lvlJc w:val="right"/>
+      <w:pPr>
+        <w:ind w:left="4320" w:hanging="180"/>
+      </w:pPr>
+    </w:lvl>
+    <w:lvl w:ilvl="6" w:tplc="0809000F" w:tentative="1">
+      <w:start w:val="1"/>
+      <w:numFmt w:val="decimal"/>
+      <w:lvlText w:val="%7."/>
+      <w:lvlJc w:val="left"/>
+      <w:pPr>
+        <w:ind w:left="5040" w:hanging="360"/>
+      </w:pPr>
+    </w:lvl>
+    <w:lvl w:ilvl="7" w:tplc="08090019" w:tentative="1">
+      <w:start w:val="1"/>
+      <w:numFmt w:val="lowerLetter"/>
+      <w:lvlText w:val="%8."/>
+      <w:lvlJc w:val="left"/>
+      <w:pPr>
+        <w:ind w:left="5760" w:hanging="360"/>
+      </w:pPr>
+    </w:lvl>
+    <w:lvl w:ilvl="8" w:tplc="0809001B" w:tentative="1">
+      <w:start w:val="1"/>
+      <w:numFmt w:val="lowerRoman"/>
+      <w:lvlText w:val="%9."/>
+      <w:lvlJc w:val="right"/>
+      <w:pPr>
+        <w:ind w:left="6480" w:hanging="180"/>
+      </w:pPr>
+    </w:lvl>
+  </w:abstractNum>
+  <w:abstractNum w:abstractNumId="37" w15:restartNumberingAfterBreak="0">
     <w:nsid w:val="388E58F5"/>
     <w:multiLevelType w:val="hybridMultilevel"/>
     <w:tmpl w:val="D9FC1638"/>
@@ -20513,7 +22692,334 @@
       </w:pPr>
     </w:lvl>
   </w:abstractNum>
-  <w:abstractNum w:abstractNumId="30" w15:restartNumberingAfterBreak="0">
+  <w:abstractNum w:abstractNumId="38" w15:restartNumberingAfterBreak="0">
+    <w:nsid w:val="396475E9"/>
+    <w:multiLevelType w:val="multilevel"/>
+    <w:tmpl w:val="9932910A"/>
+    <w:lvl w:ilvl="0">
+      <w:start w:val="1"/>
+      <w:numFmt w:val="bullet"/>
+      <w:lvlText w:val=""/>
+      <w:lvlJc w:val="left"/>
+      <w:pPr>
+        <w:tabs>
+          <w:tab w:val="num" w:pos="720"/>
+        </w:tabs>
+        <w:ind w:left="720" w:hanging="360"/>
+      </w:pPr>
+      <w:rPr>
+        <w:rFonts w:ascii="Symbol" w:hAnsi="Symbol" w:hint="default"/>
+        <w:sz w:val="20"/>
+      </w:rPr>
+    </w:lvl>
+    <w:lvl w:ilvl="1" w:tentative="1">
+      <w:start w:val="1"/>
+      <w:numFmt w:val="bullet"/>
+      <w:lvlText w:val="o"/>
+      <w:lvlJc w:val="left"/>
+      <w:pPr>
+        <w:tabs>
+          <w:tab w:val="num" w:pos="1440"/>
+        </w:tabs>
+        <w:ind w:left="1440" w:hanging="360"/>
+      </w:pPr>
+      <w:rPr>
+        <w:rFonts w:ascii="Courier New" w:hAnsi="Courier New" w:hint="default"/>
+        <w:sz w:val="20"/>
+      </w:rPr>
+    </w:lvl>
+    <w:lvl w:ilvl="2" w:tentative="1">
+      <w:start w:val="1"/>
+      <w:numFmt w:val="bullet"/>
+      <w:lvlText w:val=""/>
+      <w:lvlJc w:val="left"/>
+      <w:pPr>
+        <w:tabs>
+          <w:tab w:val="num" w:pos="2160"/>
+        </w:tabs>
+        <w:ind w:left="2160" w:hanging="360"/>
+      </w:pPr>
+      <w:rPr>
+        <w:rFonts w:ascii="Wingdings" w:hAnsi="Wingdings" w:hint="default"/>
+        <w:sz w:val="20"/>
+      </w:rPr>
+    </w:lvl>
+    <w:lvl w:ilvl="3" w:tentative="1">
+      <w:start w:val="1"/>
+      <w:numFmt w:val="bullet"/>
+      <w:lvlText w:val=""/>
+      <w:lvlJc w:val="left"/>
+      <w:pPr>
+        <w:tabs>
+          <w:tab w:val="num" w:pos="2880"/>
+        </w:tabs>
+        <w:ind w:left="2880" w:hanging="360"/>
+      </w:pPr>
+      <w:rPr>
+        <w:rFonts w:ascii="Wingdings" w:hAnsi="Wingdings" w:hint="default"/>
+        <w:sz w:val="20"/>
+      </w:rPr>
+    </w:lvl>
+    <w:lvl w:ilvl="4" w:tentative="1">
+      <w:start w:val="1"/>
+      <w:numFmt w:val="bullet"/>
+      <w:lvlText w:val=""/>
+      <w:lvlJc w:val="left"/>
+      <w:pPr>
+        <w:tabs>
+          <w:tab w:val="num" w:pos="3600"/>
+        </w:tabs>
+        <w:ind w:left="3600" w:hanging="360"/>
+      </w:pPr>
+      <w:rPr>
+        <w:rFonts w:ascii="Wingdings" w:hAnsi="Wingdings" w:hint="default"/>
+        <w:sz w:val="20"/>
+      </w:rPr>
+    </w:lvl>
+    <w:lvl w:ilvl="5" w:tentative="1">
+      <w:start w:val="1"/>
+      <w:numFmt w:val="bullet"/>
+      <w:lvlText w:val=""/>
+      <w:lvlJc w:val="left"/>
+      <w:pPr>
+        <w:tabs>
+          <w:tab w:val="num" w:pos="4320"/>
+        </w:tabs>
+        <w:ind w:left="4320" w:hanging="360"/>
+      </w:pPr>
+      <w:rPr>
+        <w:rFonts w:ascii="Wingdings" w:hAnsi="Wingdings" w:hint="default"/>
+        <w:sz w:val="20"/>
+      </w:rPr>
+    </w:lvl>
+    <w:lvl w:ilvl="6" w:tentative="1">
+      <w:start w:val="1"/>
+      <w:numFmt w:val="bullet"/>
+      <w:lvlText w:val=""/>
+      <w:lvlJc w:val="left"/>
+      <w:pPr>
+        <w:tabs>
+          <w:tab w:val="num" w:pos="5040"/>
+        </w:tabs>
+        <w:ind w:left="5040" w:hanging="360"/>
+      </w:pPr>
+      <w:rPr>
+        <w:rFonts w:ascii="Wingdings" w:hAnsi="Wingdings" w:hint="default"/>
+        <w:sz w:val="20"/>
+      </w:rPr>
+    </w:lvl>
+    <w:lvl w:ilvl="7" w:tentative="1">
+      <w:start w:val="1"/>
+      <w:numFmt w:val="bullet"/>
+      <w:lvlText w:val=""/>
+      <w:lvlJc w:val="left"/>
+      <w:pPr>
+        <w:tabs>
+          <w:tab w:val="num" w:pos="5760"/>
+        </w:tabs>
+        <w:ind w:left="5760" w:hanging="360"/>
+      </w:pPr>
+      <w:rPr>
+        <w:rFonts w:ascii="Wingdings" w:hAnsi="Wingdings" w:hint="default"/>
+        <w:sz w:val="20"/>
+      </w:rPr>
+    </w:lvl>
+    <w:lvl w:ilvl="8" w:tentative="1">
+      <w:start w:val="1"/>
+      <w:numFmt w:val="bullet"/>
+      <w:lvlText w:val=""/>
+      <w:lvlJc w:val="left"/>
+      <w:pPr>
+        <w:tabs>
+          <w:tab w:val="num" w:pos="6480"/>
+        </w:tabs>
+        <w:ind w:left="6480" w:hanging="360"/>
+      </w:pPr>
+      <w:rPr>
+        <w:rFonts w:ascii="Wingdings" w:hAnsi="Wingdings" w:hint="default"/>
+        <w:sz w:val="20"/>
+      </w:rPr>
+    </w:lvl>
+  </w:abstractNum>
+  <w:abstractNum w:abstractNumId="39" w15:restartNumberingAfterBreak="0">
+    <w:nsid w:val="396B7480"/>
+    <w:multiLevelType w:val="hybridMultilevel"/>
+    <w:tmpl w:val="84703F46"/>
+    <w:lvl w:ilvl="0" w:tplc="AD4607D2">
+      <w:start w:val="1"/>
+      <w:numFmt w:val="decimal"/>
+      <w:lvlText w:val="%1)"/>
+      <w:lvlJc w:val="left"/>
+      <w:pPr>
+        <w:ind w:left="720" w:hanging="360"/>
+      </w:pPr>
+      <w:rPr>
+        <w:rFonts w:asciiTheme="majorBidi" w:eastAsiaTheme="minorHAnsi" w:hAnsiTheme="majorBidi" w:cstheme="majorBidi"/>
+      </w:rPr>
+    </w:lvl>
+    <w:lvl w:ilvl="1" w:tplc="08090019" w:tentative="1">
+      <w:start w:val="1"/>
+      <w:numFmt w:val="lowerLetter"/>
+      <w:lvlText w:val="%2."/>
+      <w:lvlJc w:val="left"/>
+      <w:pPr>
+        <w:ind w:left="1440" w:hanging="360"/>
+      </w:pPr>
+    </w:lvl>
+    <w:lvl w:ilvl="2" w:tplc="0809001B" w:tentative="1">
+      <w:start w:val="1"/>
+      <w:numFmt w:val="lowerRoman"/>
+      <w:lvlText w:val="%3."/>
+      <w:lvlJc w:val="right"/>
+      <w:pPr>
+        <w:ind w:left="2160" w:hanging="180"/>
+      </w:pPr>
+    </w:lvl>
+    <w:lvl w:ilvl="3" w:tplc="0809000F" w:tentative="1">
+      <w:start w:val="1"/>
+      <w:numFmt w:val="decimal"/>
+      <w:lvlText w:val="%4."/>
+      <w:lvlJc w:val="left"/>
+      <w:pPr>
+        <w:ind w:left="2880" w:hanging="360"/>
+      </w:pPr>
+    </w:lvl>
+    <w:lvl w:ilvl="4" w:tplc="08090019" w:tentative="1">
+      <w:start w:val="1"/>
+      <w:numFmt w:val="lowerLetter"/>
+      <w:lvlText w:val="%5."/>
+      <w:lvlJc w:val="left"/>
+      <w:pPr>
+        <w:ind w:left="3600" w:hanging="360"/>
+      </w:pPr>
+    </w:lvl>
+    <w:lvl w:ilvl="5" w:tplc="0809001B" w:tentative="1">
+      <w:start w:val="1"/>
+      <w:numFmt w:val="lowerRoman"/>
+      <w:lvlText w:val="%6."/>
+      <w:lvlJc w:val="right"/>
+      <w:pPr>
+        <w:ind w:left="4320" w:hanging="180"/>
+      </w:pPr>
+    </w:lvl>
+    <w:lvl w:ilvl="6" w:tplc="0809000F" w:tentative="1">
+      <w:start w:val="1"/>
+      <w:numFmt w:val="decimal"/>
+      <w:lvlText w:val="%7."/>
+      <w:lvlJc w:val="left"/>
+      <w:pPr>
+        <w:ind w:left="5040" w:hanging="360"/>
+      </w:pPr>
+    </w:lvl>
+    <w:lvl w:ilvl="7" w:tplc="08090019" w:tentative="1">
+      <w:start w:val="1"/>
+      <w:numFmt w:val="lowerLetter"/>
+      <w:lvlText w:val="%8."/>
+      <w:lvlJc w:val="left"/>
+      <w:pPr>
+        <w:ind w:left="5760" w:hanging="360"/>
+      </w:pPr>
+    </w:lvl>
+    <w:lvl w:ilvl="8" w:tplc="0809001B" w:tentative="1">
+      <w:start w:val="1"/>
+      <w:numFmt w:val="lowerRoman"/>
+      <w:lvlText w:val="%9."/>
+      <w:lvlJc w:val="right"/>
+      <w:pPr>
+        <w:ind w:left="6480" w:hanging="180"/>
+      </w:pPr>
+    </w:lvl>
+  </w:abstractNum>
+  <w:abstractNum w:abstractNumId="40" w15:restartNumberingAfterBreak="0">
+    <w:nsid w:val="3A103BD7"/>
+    <w:multiLevelType w:val="hybridMultilevel"/>
+    <w:tmpl w:val="C04CD7B2"/>
+    <w:lvl w:ilvl="0" w:tplc="08090011">
+      <w:start w:val="1"/>
+      <w:numFmt w:val="decimal"/>
+      <w:lvlText w:val="%1)"/>
+      <w:lvlJc w:val="left"/>
+      <w:pPr>
+        <w:ind w:left="720" w:hanging="360"/>
+      </w:pPr>
+      <w:rPr>
+        <w:rFonts w:hint="default"/>
+      </w:rPr>
+    </w:lvl>
+    <w:lvl w:ilvl="1" w:tplc="08090019" w:tentative="1">
+      <w:start w:val="1"/>
+      <w:numFmt w:val="lowerLetter"/>
+      <w:lvlText w:val="%2."/>
+      <w:lvlJc w:val="left"/>
+      <w:pPr>
+        <w:ind w:left="1440" w:hanging="360"/>
+      </w:pPr>
+    </w:lvl>
+    <w:lvl w:ilvl="2" w:tplc="0809001B" w:tentative="1">
+      <w:start w:val="1"/>
+      <w:numFmt w:val="lowerRoman"/>
+      <w:lvlText w:val="%3."/>
+      <w:lvlJc w:val="right"/>
+      <w:pPr>
+        <w:ind w:left="2160" w:hanging="180"/>
+      </w:pPr>
+    </w:lvl>
+    <w:lvl w:ilvl="3" w:tplc="0809000F" w:tentative="1">
+      <w:start w:val="1"/>
+      <w:numFmt w:val="decimal"/>
+      <w:lvlText w:val="%4."/>
+      <w:lvlJc w:val="left"/>
+      <w:pPr>
+        <w:ind w:left="2880" w:hanging="360"/>
+      </w:pPr>
+    </w:lvl>
+    <w:lvl w:ilvl="4" w:tplc="08090019" w:tentative="1">
+      <w:start w:val="1"/>
+      <w:numFmt w:val="lowerLetter"/>
+      <w:lvlText w:val="%5."/>
+      <w:lvlJc w:val="left"/>
+      <w:pPr>
+        <w:ind w:left="3600" w:hanging="360"/>
+      </w:pPr>
+    </w:lvl>
+    <w:lvl w:ilvl="5" w:tplc="0809001B" w:tentative="1">
+      <w:start w:val="1"/>
+      <w:numFmt w:val="lowerRoman"/>
+      <w:lvlText w:val="%6."/>
+      <w:lvlJc w:val="right"/>
+      <w:pPr>
+        <w:ind w:left="4320" w:hanging="180"/>
+      </w:pPr>
+    </w:lvl>
+    <w:lvl w:ilvl="6" w:tplc="0809000F" w:tentative="1">
+      <w:start w:val="1"/>
+      <w:numFmt w:val="decimal"/>
+      <w:lvlText w:val="%7."/>
+      <w:lvlJc w:val="left"/>
+      <w:pPr>
+        <w:ind w:left="5040" w:hanging="360"/>
+      </w:pPr>
+    </w:lvl>
+    <w:lvl w:ilvl="7" w:tplc="08090019" w:tentative="1">
+      <w:start w:val="1"/>
+      <w:numFmt w:val="lowerLetter"/>
+      <w:lvlText w:val="%8."/>
+      <w:lvlJc w:val="left"/>
+      <w:pPr>
+        <w:ind w:left="5760" w:hanging="360"/>
+      </w:pPr>
+    </w:lvl>
+    <w:lvl w:ilvl="8" w:tplc="0809001B" w:tentative="1">
+      <w:start w:val="1"/>
+      <w:numFmt w:val="lowerRoman"/>
+      <w:lvlText w:val="%9."/>
+      <w:lvlJc w:val="right"/>
+      <w:pPr>
+        <w:ind w:left="6480" w:hanging="180"/>
+      </w:pPr>
+    </w:lvl>
+  </w:abstractNum>
+  <w:abstractNum w:abstractNumId="41" w15:restartNumberingAfterBreak="0">
     <w:nsid w:val="3D967135"/>
     <w:multiLevelType w:val="hybridMultilevel"/>
     <w:tmpl w:val="E3640BB4"/>
@@ -20603,7 +23109,96 @@
       </w:pPr>
     </w:lvl>
   </w:abstractNum>
-  <w:abstractNum w:abstractNumId="31" w15:restartNumberingAfterBreak="0">
+  <w:abstractNum w:abstractNumId="42" w15:restartNumberingAfterBreak="0">
+    <w:nsid w:val="3DD838B7"/>
+    <w:multiLevelType w:val="hybridMultilevel"/>
+    <w:tmpl w:val="B5D43504"/>
+    <w:lvl w:ilvl="0" w:tplc="0809000F">
+      <w:start w:val="1"/>
+      <w:numFmt w:val="decimal"/>
+      <w:lvlText w:val="%1."/>
+      <w:lvlJc w:val="left"/>
+      <w:pPr>
+        <w:ind w:left="720" w:hanging="360"/>
+      </w:pPr>
+      <w:rPr>
+        <w:rFonts w:hint="default"/>
+      </w:rPr>
+    </w:lvl>
+    <w:lvl w:ilvl="1" w:tplc="08090019" w:tentative="1">
+      <w:start w:val="1"/>
+      <w:numFmt w:val="lowerLetter"/>
+      <w:lvlText w:val="%2."/>
+      <w:lvlJc w:val="left"/>
+      <w:pPr>
+        <w:ind w:left="1440" w:hanging="360"/>
+      </w:pPr>
+    </w:lvl>
+    <w:lvl w:ilvl="2" w:tplc="0809001B" w:tentative="1">
+      <w:start w:val="1"/>
+      <w:numFmt w:val="lowerRoman"/>
+      <w:lvlText w:val="%3."/>
+      <w:lvlJc w:val="right"/>
+      <w:pPr>
+        <w:ind w:left="2160" w:hanging="180"/>
+      </w:pPr>
+    </w:lvl>
+    <w:lvl w:ilvl="3" w:tplc="0809000F" w:tentative="1">
+      <w:start w:val="1"/>
+      <w:numFmt w:val="decimal"/>
+      <w:lvlText w:val="%4."/>
+      <w:lvlJc w:val="left"/>
+      <w:pPr>
+        <w:ind w:left="2880" w:hanging="360"/>
+      </w:pPr>
+    </w:lvl>
+    <w:lvl w:ilvl="4" w:tplc="08090019" w:tentative="1">
+      <w:start w:val="1"/>
+      <w:numFmt w:val="lowerLetter"/>
+      <w:lvlText w:val="%5."/>
+      <w:lvlJc w:val="left"/>
+      <w:pPr>
+        <w:ind w:left="3600" w:hanging="360"/>
+      </w:pPr>
+    </w:lvl>
+    <w:lvl w:ilvl="5" w:tplc="0809001B" w:tentative="1">
+      <w:start w:val="1"/>
+      <w:numFmt w:val="lowerRoman"/>
+      <w:lvlText w:val="%6."/>
+      <w:lvlJc w:val="right"/>
+      <w:pPr>
+        <w:ind w:left="4320" w:hanging="180"/>
+      </w:pPr>
+    </w:lvl>
+    <w:lvl w:ilvl="6" w:tplc="0809000F" w:tentative="1">
+      <w:start w:val="1"/>
+      <w:numFmt w:val="decimal"/>
+      <w:lvlText w:val="%7."/>
+      <w:lvlJc w:val="left"/>
+      <w:pPr>
+        <w:ind w:left="5040" w:hanging="360"/>
+      </w:pPr>
+    </w:lvl>
+    <w:lvl w:ilvl="7" w:tplc="08090019" w:tentative="1">
+      <w:start w:val="1"/>
+      <w:numFmt w:val="lowerLetter"/>
+      <w:lvlText w:val="%8."/>
+      <w:lvlJc w:val="left"/>
+      <w:pPr>
+        <w:ind w:left="5760" w:hanging="360"/>
+      </w:pPr>
+    </w:lvl>
+    <w:lvl w:ilvl="8" w:tplc="0809001B" w:tentative="1">
+      <w:start w:val="1"/>
+      <w:numFmt w:val="lowerRoman"/>
+      <w:lvlText w:val="%9."/>
+      <w:lvlJc w:val="right"/>
+      <w:pPr>
+        <w:ind w:left="6480" w:hanging="180"/>
+      </w:pPr>
+    </w:lvl>
+  </w:abstractNum>
+  <w:abstractNum w:abstractNumId="43" w15:restartNumberingAfterBreak="0">
     <w:nsid w:val="3ED23D7F"/>
     <w:multiLevelType w:val="hybridMultilevel"/>
     <w:tmpl w:val="08B8E2A6"/>
@@ -20689,7 +23284,7 @@
       </w:pPr>
     </w:lvl>
   </w:abstractNum>
-  <w:abstractNum w:abstractNumId="32" w15:restartNumberingAfterBreak="0">
+  <w:abstractNum w:abstractNumId="44" w15:restartNumberingAfterBreak="0">
     <w:nsid w:val="3F612B1B"/>
     <w:multiLevelType w:val="hybridMultilevel"/>
     <w:tmpl w:val="322C349C"/>
@@ -20780,7 +23375,7 @@
       </w:pPr>
     </w:lvl>
   </w:abstractNum>
-  <w:abstractNum w:abstractNumId="33" w15:restartNumberingAfterBreak="0">
+  <w:abstractNum w:abstractNumId="45" w15:restartNumberingAfterBreak="0">
     <w:nsid w:val="435E1DE5"/>
     <w:multiLevelType w:val="hybridMultilevel"/>
     <w:tmpl w:val="F004758C"/>
@@ -20869,7 +23464,7 @@
       </w:pPr>
     </w:lvl>
   </w:abstractNum>
-  <w:abstractNum w:abstractNumId="34" w15:restartNumberingAfterBreak="0">
+  <w:abstractNum w:abstractNumId="46" w15:restartNumberingAfterBreak="0">
     <w:nsid w:val="436F3D03"/>
     <w:multiLevelType w:val="hybridMultilevel"/>
     <w:tmpl w:val="185CE834"/>
@@ -20958,7 +23553,7 @@
       </w:pPr>
     </w:lvl>
   </w:abstractNum>
-  <w:abstractNum w:abstractNumId="35" w15:restartNumberingAfterBreak="0">
+  <w:abstractNum w:abstractNumId="47" w15:restartNumberingAfterBreak="0">
     <w:nsid w:val="4464739A"/>
     <w:multiLevelType w:val="hybridMultilevel"/>
     <w:tmpl w:val="41A265B6"/>
@@ -21048,7 +23643,7 @@
       </w:pPr>
     </w:lvl>
   </w:abstractNum>
-  <w:abstractNum w:abstractNumId="36" w15:restartNumberingAfterBreak="0">
+  <w:abstractNum w:abstractNumId="48" w15:restartNumberingAfterBreak="0">
     <w:nsid w:val="44BD56BA"/>
     <w:multiLevelType w:val="hybridMultilevel"/>
     <w:tmpl w:val="F5CE951A"/>
@@ -21139,7 +23734,185 @@
       </w:pPr>
     </w:lvl>
   </w:abstractNum>
-  <w:abstractNum w:abstractNumId="37" w15:restartNumberingAfterBreak="0">
+  <w:abstractNum w:abstractNumId="49" w15:restartNumberingAfterBreak="0">
+    <w:nsid w:val="44E00A15"/>
+    <w:multiLevelType w:val="hybridMultilevel"/>
+    <w:tmpl w:val="4D5E75B0"/>
+    <w:lvl w:ilvl="0" w:tplc="0809000F">
+      <w:start w:val="1"/>
+      <w:numFmt w:val="decimal"/>
+      <w:lvlText w:val="%1."/>
+      <w:lvlJc w:val="left"/>
+      <w:pPr>
+        <w:ind w:left="720" w:hanging="360"/>
+      </w:pPr>
+      <w:rPr>
+        <w:rFonts w:hint="default"/>
+      </w:rPr>
+    </w:lvl>
+    <w:lvl w:ilvl="1" w:tplc="08090019" w:tentative="1">
+      <w:start w:val="1"/>
+      <w:numFmt w:val="lowerLetter"/>
+      <w:lvlText w:val="%2."/>
+      <w:lvlJc w:val="left"/>
+      <w:pPr>
+        <w:ind w:left="1440" w:hanging="360"/>
+      </w:pPr>
+    </w:lvl>
+    <w:lvl w:ilvl="2" w:tplc="0809001B" w:tentative="1">
+      <w:start w:val="1"/>
+      <w:numFmt w:val="lowerRoman"/>
+      <w:lvlText w:val="%3."/>
+      <w:lvlJc w:val="right"/>
+      <w:pPr>
+        <w:ind w:left="2160" w:hanging="180"/>
+      </w:pPr>
+    </w:lvl>
+    <w:lvl w:ilvl="3" w:tplc="0809000F" w:tentative="1">
+      <w:start w:val="1"/>
+      <w:numFmt w:val="decimal"/>
+      <w:lvlText w:val="%4."/>
+      <w:lvlJc w:val="left"/>
+      <w:pPr>
+        <w:ind w:left="2880" w:hanging="360"/>
+      </w:pPr>
+    </w:lvl>
+    <w:lvl w:ilvl="4" w:tplc="08090019" w:tentative="1">
+      <w:start w:val="1"/>
+      <w:numFmt w:val="lowerLetter"/>
+      <w:lvlText w:val="%5."/>
+      <w:lvlJc w:val="left"/>
+      <w:pPr>
+        <w:ind w:left="3600" w:hanging="360"/>
+      </w:pPr>
+    </w:lvl>
+    <w:lvl w:ilvl="5" w:tplc="0809001B" w:tentative="1">
+      <w:start w:val="1"/>
+      <w:numFmt w:val="lowerRoman"/>
+      <w:lvlText w:val="%6."/>
+      <w:lvlJc w:val="right"/>
+      <w:pPr>
+        <w:ind w:left="4320" w:hanging="180"/>
+      </w:pPr>
+    </w:lvl>
+    <w:lvl w:ilvl="6" w:tplc="0809000F" w:tentative="1">
+      <w:start w:val="1"/>
+      <w:numFmt w:val="decimal"/>
+      <w:lvlText w:val="%7."/>
+      <w:lvlJc w:val="left"/>
+      <w:pPr>
+        <w:ind w:left="5040" w:hanging="360"/>
+      </w:pPr>
+    </w:lvl>
+    <w:lvl w:ilvl="7" w:tplc="08090019" w:tentative="1">
+      <w:start w:val="1"/>
+      <w:numFmt w:val="lowerLetter"/>
+      <w:lvlText w:val="%8."/>
+      <w:lvlJc w:val="left"/>
+      <w:pPr>
+        <w:ind w:left="5760" w:hanging="360"/>
+      </w:pPr>
+    </w:lvl>
+    <w:lvl w:ilvl="8" w:tplc="0809001B" w:tentative="1">
+      <w:start w:val="1"/>
+      <w:numFmt w:val="lowerRoman"/>
+      <w:lvlText w:val="%9."/>
+      <w:lvlJc w:val="right"/>
+      <w:pPr>
+        <w:ind w:left="6480" w:hanging="180"/>
+      </w:pPr>
+    </w:lvl>
+  </w:abstractNum>
+  <w:abstractNum w:abstractNumId="50" w15:restartNumberingAfterBreak="0">
+    <w:nsid w:val="47FF50A2"/>
+    <w:multiLevelType w:val="hybridMultilevel"/>
+    <w:tmpl w:val="EE50F44A"/>
+    <w:lvl w:ilvl="0" w:tplc="08090011">
+      <w:start w:val="1"/>
+      <w:numFmt w:val="decimal"/>
+      <w:lvlText w:val="%1)"/>
+      <w:lvlJc w:val="left"/>
+      <w:pPr>
+        <w:ind w:left="720" w:hanging="360"/>
+      </w:pPr>
+      <w:rPr>
+        <w:rFonts w:hint="default"/>
+      </w:rPr>
+    </w:lvl>
+    <w:lvl w:ilvl="1" w:tplc="08090019" w:tentative="1">
+      <w:start w:val="1"/>
+      <w:numFmt w:val="lowerLetter"/>
+      <w:lvlText w:val="%2."/>
+      <w:lvlJc w:val="left"/>
+      <w:pPr>
+        <w:ind w:left="1440" w:hanging="360"/>
+      </w:pPr>
+    </w:lvl>
+    <w:lvl w:ilvl="2" w:tplc="0809001B" w:tentative="1">
+      <w:start w:val="1"/>
+      <w:numFmt w:val="lowerRoman"/>
+      <w:lvlText w:val="%3."/>
+      <w:lvlJc w:val="right"/>
+      <w:pPr>
+        <w:ind w:left="2160" w:hanging="180"/>
+      </w:pPr>
+    </w:lvl>
+    <w:lvl w:ilvl="3" w:tplc="0809000F" w:tentative="1">
+      <w:start w:val="1"/>
+      <w:numFmt w:val="decimal"/>
+      <w:lvlText w:val="%4."/>
+      <w:lvlJc w:val="left"/>
+      <w:pPr>
+        <w:ind w:left="2880" w:hanging="360"/>
+      </w:pPr>
+    </w:lvl>
+    <w:lvl w:ilvl="4" w:tplc="08090019" w:tentative="1">
+      <w:start w:val="1"/>
+      <w:numFmt w:val="lowerLetter"/>
+      <w:lvlText w:val="%5."/>
+      <w:lvlJc w:val="left"/>
+      <w:pPr>
+        <w:ind w:left="3600" w:hanging="360"/>
+      </w:pPr>
+    </w:lvl>
+    <w:lvl w:ilvl="5" w:tplc="0809001B" w:tentative="1">
+      <w:start w:val="1"/>
+      <w:numFmt w:val="lowerRoman"/>
+      <w:lvlText w:val="%6."/>
+      <w:lvlJc w:val="right"/>
+      <w:pPr>
+        <w:ind w:left="4320" w:hanging="180"/>
+      </w:pPr>
+    </w:lvl>
+    <w:lvl w:ilvl="6" w:tplc="0809000F" w:tentative="1">
+      <w:start w:val="1"/>
+      <w:numFmt w:val="decimal"/>
+      <w:lvlText w:val="%7."/>
+      <w:lvlJc w:val="left"/>
+      <w:pPr>
+        <w:ind w:left="5040" w:hanging="360"/>
+      </w:pPr>
+    </w:lvl>
+    <w:lvl w:ilvl="7" w:tplc="08090019" w:tentative="1">
+      <w:start w:val="1"/>
+      <w:numFmt w:val="lowerLetter"/>
+      <w:lvlText w:val="%8."/>
+      <w:lvlJc w:val="left"/>
+      <w:pPr>
+        <w:ind w:left="5760" w:hanging="360"/>
+      </w:pPr>
+    </w:lvl>
+    <w:lvl w:ilvl="8" w:tplc="0809001B" w:tentative="1">
+      <w:start w:val="1"/>
+      <w:numFmt w:val="lowerRoman"/>
+      <w:lvlText w:val="%9."/>
+      <w:lvlJc w:val="right"/>
+      <w:pPr>
+        <w:ind w:left="6480" w:hanging="180"/>
+      </w:pPr>
+    </w:lvl>
+  </w:abstractNum>
+  <w:abstractNum w:abstractNumId="51" w15:restartNumberingAfterBreak="0">
     <w:nsid w:val="48743DB4"/>
     <w:multiLevelType w:val="hybridMultilevel"/>
     <w:tmpl w:val="BE3C84DA"/>
@@ -21230,7 +24003,96 @@
       </w:pPr>
     </w:lvl>
   </w:abstractNum>
-  <w:abstractNum w:abstractNumId="38" w15:restartNumberingAfterBreak="0">
+  <w:abstractNum w:abstractNumId="52" w15:restartNumberingAfterBreak="0">
+    <w:nsid w:val="4BAD7D68"/>
+    <w:multiLevelType w:val="hybridMultilevel"/>
+    <w:tmpl w:val="B7389048"/>
+    <w:lvl w:ilvl="0" w:tplc="08090011">
+      <w:start w:val="1"/>
+      <w:numFmt w:val="decimal"/>
+      <w:lvlText w:val="%1)"/>
+      <w:lvlJc w:val="left"/>
+      <w:pPr>
+        <w:ind w:left="720" w:hanging="360"/>
+      </w:pPr>
+      <w:rPr>
+        <w:rFonts w:hint="default"/>
+      </w:rPr>
+    </w:lvl>
+    <w:lvl w:ilvl="1" w:tplc="08090019" w:tentative="1">
+      <w:start w:val="1"/>
+      <w:numFmt w:val="lowerLetter"/>
+      <w:lvlText w:val="%2."/>
+      <w:lvlJc w:val="left"/>
+      <w:pPr>
+        <w:ind w:left="1440" w:hanging="360"/>
+      </w:pPr>
+    </w:lvl>
+    <w:lvl w:ilvl="2" w:tplc="0809001B" w:tentative="1">
+      <w:start w:val="1"/>
+      <w:numFmt w:val="lowerRoman"/>
+      <w:lvlText w:val="%3."/>
+      <w:lvlJc w:val="right"/>
+      <w:pPr>
+        <w:ind w:left="2160" w:hanging="180"/>
+      </w:pPr>
+    </w:lvl>
+    <w:lvl w:ilvl="3" w:tplc="0809000F" w:tentative="1">
+      <w:start w:val="1"/>
+      <w:numFmt w:val="decimal"/>
+      <w:lvlText w:val="%4."/>
+      <w:lvlJc w:val="left"/>
+      <w:pPr>
+        <w:ind w:left="2880" w:hanging="360"/>
+      </w:pPr>
+    </w:lvl>
+    <w:lvl w:ilvl="4" w:tplc="08090019" w:tentative="1">
+      <w:start w:val="1"/>
+      <w:numFmt w:val="lowerLetter"/>
+      <w:lvlText w:val="%5."/>
+      <w:lvlJc w:val="left"/>
+      <w:pPr>
+        <w:ind w:left="3600" w:hanging="360"/>
+      </w:pPr>
+    </w:lvl>
+    <w:lvl w:ilvl="5" w:tplc="0809001B" w:tentative="1">
+      <w:start w:val="1"/>
+      <w:numFmt w:val="lowerRoman"/>
+      <w:lvlText w:val="%6."/>
+      <w:lvlJc w:val="right"/>
+      <w:pPr>
+        <w:ind w:left="4320" w:hanging="180"/>
+      </w:pPr>
+    </w:lvl>
+    <w:lvl w:ilvl="6" w:tplc="0809000F" w:tentative="1">
+      <w:start w:val="1"/>
+      <w:numFmt w:val="decimal"/>
+      <w:lvlText w:val="%7."/>
+      <w:lvlJc w:val="left"/>
+      <w:pPr>
+        <w:ind w:left="5040" w:hanging="360"/>
+      </w:pPr>
+    </w:lvl>
+    <w:lvl w:ilvl="7" w:tplc="08090019" w:tentative="1">
+      <w:start w:val="1"/>
+      <w:numFmt w:val="lowerLetter"/>
+      <w:lvlText w:val="%8."/>
+      <w:lvlJc w:val="left"/>
+      <w:pPr>
+        <w:ind w:left="5760" w:hanging="360"/>
+      </w:pPr>
+    </w:lvl>
+    <w:lvl w:ilvl="8" w:tplc="0809001B" w:tentative="1">
+      <w:start w:val="1"/>
+      <w:numFmt w:val="lowerRoman"/>
+      <w:lvlText w:val="%9."/>
+      <w:lvlJc w:val="right"/>
+      <w:pPr>
+        <w:ind w:left="6480" w:hanging="180"/>
+      </w:pPr>
+    </w:lvl>
+  </w:abstractNum>
+  <w:abstractNum w:abstractNumId="53" w15:restartNumberingAfterBreak="0">
     <w:nsid w:val="514B6973"/>
     <w:multiLevelType w:val="hybridMultilevel"/>
     <w:tmpl w:val="7696E048"/>
@@ -21321,7 +24183,7 @@
       </w:pPr>
     </w:lvl>
   </w:abstractNum>
-  <w:abstractNum w:abstractNumId="39" w15:restartNumberingAfterBreak="0">
+  <w:abstractNum w:abstractNumId="54" w15:restartNumberingAfterBreak="0">
     <w:nsid w:val="51561B97"/>
     <w:multiLevelType w:val="hybridMultilevel"/>
     <w:tmpl w:val="2196FC58"/>
@@ -21410,7 +24272,7 @@
       </w:pPr>
     </w:lvl>
   </w:abstractNum>
-  <w:abstractNum w:abstractNumId="40" w15:restartNumberingAfterBreak="0">
+  <w:abstractNum w:abstractNumId="55" w15:restartNumberingAfterBreak="0">
     <w:nsid w:val="53D020C2"/>
     <w:multiLevelType w:val="hybridMultilevel"/>
     <w:tmpl w:val="818AF9DE"/>
@@ -21499,7 +24361,96 @@
       </w:pPr>
     </w:lvl>
   </w:abstractNum>
-  <w:abstractNum w:abstractNumId="41" w15:restartNumberingAfterBreak="0">
+  <w:abstractNum w:abstractNumId="56" w15:restartNumberingAfterBreak="0">
+    <w:nsid w:val="56D154DE"/>
+    <w:multiLevelType w:val="hybridMultilevel"/>
+    <w:tmpl w:val="6AC8FB44"/>
+    <w:lvl w:ilvl="0" w:tplc="0809000F">
+      <w:start w:val="1"/>
+      <w:numFmt w:val="decimal"/>
+      <w:lvlText w:val="%1."/>
+      <w:lvlJc w:val="left"/>
+      <w:pPr>
+        <w:ind w:left="720" w:hanging="360"/>
+      </w:pPr>
+      <w:rPr>
+        <w:rFonts w:hint="default"/>
+      </w:rPr>
+    </w:lvl>
+    <w:lvl w:ilvl="1" w:tplc="08090019" w:tentative="1">
+      <w:start w:val="1"/>
+      <w:numFmt w:val="lowerLetter"/>
+      <w:lvlText w:val="%2."/>
+      <w:lvlJc w:val="left"/>
+      <w:pPr>
+        <w:ind w:left="1440" w:hanging="360"/>
+      </w:pPr>
+    </w:lvl>
+    <w:lvl w:ilvl="2" w:tplc="0809001B" w:tentative="1">
+      <w:start w:val="1"/>
+      <w:numFmt w:val="lowerRoman"/>
+      <w:lvlText w:val="%3."/>
+      <w:lvlJc w:val="right"/>
+      <w:pPr>
+        <w:ind w:left="2160" w:hanging="180"/>
+      </w:pPr>
+    </w:lvl>
+    <w:lvl w:ilvl="3" w:tplc="0809000F" w:tentative="1">
+      <w:start w:val="1"/>
+      <w:numFmt w:val="decimal"/>
+      <w:lvlText w:val="%4."/>
+      <w:lvlJc w:val="left"/>
+      <w:pPr>
+        <w:ind w:left="2880" w:hanging="360"/>
+      </w:pPr>
+    </w:lvl>
+    <w:lvl w:ilvl="4" w:tplc="08090019" w:tentative="1">
+      <w:start w:val="1"/>
+      <w:numFmt w:val="lowerLetter"/>
+      <w:lvlText w:val="%5."/>
+      <w:lvlJc w:val="left"/>
+      <w:pPr>
+        <w:ind w:left="3600" w:hanging="360"/>
+      </w:pPr>
+    </w:lvl>
+    <w:lvl w:ilvl="5" w:tplc="0809001B" w:tentative="1">
+      <w:start w:val="1"/>
+      <w:numFmt w:val="lowerRoman"/>
+      <w:lvlText w:val="%6."/>
+      <w:lvlJc w:val="right"/>
+      <w:pPr>
+        <w:ind w:left="4320" w:hanging="180"/>
+      </w:pPr>
+    </w:lvl>
+    <w:lvl w:ilvl="6" w:tplc="0809000F" w:tentative="1">
+      <w:start w:val="1"/>
+      <w:numFmt w:val="decimal"/>
+      <w:lvlText w:val="%7."/>
+      <w:lvlJc w:val="left"/>
+      <w:pPr>
+        <w:ind w:left="5040" w:hanging="360"/>
+      </w:pPr>
+    </w:lvl>
+    <w:lvl w:ilvl="7" w:tplc="08090019" w:tentative="1">
+      <w:start w:val="1"/>
+      <w:numFmt w:val="lowerLetter"/>
+      <w:lvlText w:val="%8."/>
+      <w:lvlJc w:val="left"/>
+      <w:pPr>
+        <w:ind w:left="5760" w:hanging="360"/>
+      </w:pPr>
+    </w:lvl>
+    <w:lvl w:ilvl="8" w:tplc="0809001B" w:tentative="1">
+      <w:start w:val="1"/>
+      <w:numFmt w:val="lowerRoman"/>
+      <w:lvlText w:val="%9."/>
+      <w:lvlJc w:val="right"/>
+      <w:pPr>
+        <w:ind w:left="6480" w:hanging="180"/>
+      </w:pPr>
+    </w:lvl>
+  </w:abstractNum>
+  <w:abstractNum w:abstractNumId="57" w15:restartNumberingAfterBreak="0">
     <w:nsid w:val="57006DB1"/>
     <w:multiLevelType w:val="hybridMultilevel"/>
     <w:tmpl w:val="E882608E"/>
@@ -21588,7 +24539,7 @@
       </w:pPr>
     </w:lvl>
   </w:abstractNum>
-  <w:abstractNum w:abstractNumId="42" w15:restartNumberingAfterBreak="0">
+  <w:abstractNum w:abstractNumId="58" w15:restartNumberingAfterBreak="0">
     <w:nsid w:val="57D267AA"/>
     <w:multiLevelType w:val="hybridMultilevel"/>
     <w:tmpl w:val="096011A0"/>
@@ -21677,7 +24628,96 @@
       </w:pPr>
     </w:lvl>
   </w:abstractNum>
-  <w:abstractNum w:abstractNumId="43" w15:restartNumberingAfterBreak="0">
+  <w:abstractNum w:abstractNumId="59" w15:restartNumberingAfterBreak="0">
+    <w:nsid w:val="5BE35FA4"/>
+    <w:multiLevelType w:val="hybridMultilevel"/>
+    <w:tmpl w:val="DCE6FEC0"/>
+    <w:lvl w:ilvl="0" w:tplc="BB509EF4">
+      <w:start w:val="1"/>
+      <w:numFmt w:val="decimal"/>
+      <w:lvlText w:val="%1)"/>
+      <w:lvlJc w:val="left"/>
+      <w:pPr>
+        <w:ind w:left="720" w:hanging="360"/>
+      </w:pPr>
+      <w:rPr>
+        <w:rFonts w:asciiTheme="majorBidi" w:eastAsiaTheme="minorHAnsi" w:hAnsiTheme="majorBidi" w:cstheme="majorBidi"/>
+      </w:rPr>
+    </w:lvl>
+    <w:lvl w:ilvl="1" w:tplc="08090019" w:tentative="1">
+      <w:start w:val="1"/>
+      <w:numFmt w:val="lowerLetter"/>
+      <w:lvlText w:val="%2."/>
+      <w:lvlJc w:val="left"/>
+      <w:pPr>
+        <w:ind w:left="1440" w:hanging="360"/>
+      </w:pPr>
+    </w:lvl>
+    <w:lvl w:ilvl="2" w:tplc="0809001B" w:tentative="1">
+      <w:start w:val="1"/>
+      <w:numFmt w:val="lowerRoman"/>
+      <w:lvlText w:val="%3."/>
+      <w:lvlJc w:val="right"/>
+      <w:pPr>
+        <w:ind w:left="2160" w:hanging="180"/>
+      </w:pPr>
+    </w:lvl>
+    <w:lvl w:ilvl="3" w:tplc="0809000F" w:tentative="1">
+      <w:start w:val="1"/>
+      <w:numFmt w:val="decimal"/>
+      <w:lvlText w:val="%4."/>
+      <w:lvlJc w:val="left"/>
+      <w:pPr>
+        <w:ind w:left="2880" w:hanging="360"/>
+      </w:pPr>
+    </w:lvl>
+    <w:lvl w:ilvl="4" w:tplc="08090019" w:tentative="1">
+      <w:start w:val="1"/>
+      <w:numFmt w:val="lowerLetter"/>
+      <w:lvlText w:val="%5."/>
+      <w:lvlJc w:val="left"/>
+      <w:pPr>
+        <w:ind w:left="3600" w:hanging="360"/>
+      </w:pPr>
+    </w:lvl>
+    <w:lvl w:ilvl="5" w:tplc="0809001B" w:tentative="1">
+      <w:start w:val="1"/>
+      <w:numFmt w:val="lowerRoman"/>
+      <w:lvlText w:val="%6."/>
+      <w:lvlJc w:val="right"/>
+      <w:pPr>
+        <w:ind w:left="4320" w:hanging="180"/>
+      </w:pPr>
+    </w:lvl>
+    <w:lvl w:ilvl="6" w:tplc="0809000F" w:tentative="1">
+      <w:start w:val="1"/>
+      <w:numFmt w:val="decimal"/>
+      <w:lvlText w:val="%7."/>
+      <w:lvlJc w:val="left"/>
+      <w:pPr>
+        <w:ind w:left="5040" w:hanging="360"/>
+      </w:pPr>
+    </w:lvl>
+    <w:lvl w:ilvl="7" w:tplc="08090019" w:tentative="1">
+      <w:start w:val="1"/>
+      <w:numFmt w:val="lowerLetter"/>
+      <w:lvlText w:val="%8."/>
+      <w:lvlJc w:val="left"/>
+      <w:pPr>
+        <w:ind w:left="5760" w:hanging="360"/>
+      </w:pPr>
+    </w:lvl>
+    <w:lvl w:ilvl="8" w:tplc="0809001B" w:tentative="1">
+      <w:start w:val="1"/>
+      <w:numFmt w:val="lowerRoman"/>
+      <w:lvlText w:val="%9."/>
+      <w:lvlJc w:val="right"/>
+      <w:pPr>
+        <w:ind w:left="6480" w:hanging="180"/>
+      </w:pPr>
+    </w:lvl>
+  </w:abstractNum>
+  <w:abstractNum w:abstractNumId="60" w15:restartNumberingAfterBreak="0">
     <w:nsid w:val="5C3A773E"/>
     <w:multiLevelType w:val="hybridMultilevel"/>
     <w:tmpl w:val="7CE03010"/>
@@ -21766,7 +24806,96 @@
       </w:pPr>
     </w:lvl>
   </w:abstractNum>
-  <w:abstractNum w:abstractNumId="44" w15:restartNumberingAfterBreak="0">
+  <w:abstractNum w:abstractNumId="61" w15:restartNumberingAfterBreak="0">
+    <w:nsid w:val="5EDB3180"/>
+    <w:multiLevelType w:val="hybridMultilevel"/>
+    <w:tmpl w:val="62106B08"/>
+    <w:lvl w:ilvl="0" w:tplc="0809000F">
+      <w:start w:val="1"/>
+      <w:numFmt w:val="decimal"/>
+      <w:lvlText w:val="%1."/>
+      <w:lvlJc w:val="left"/>
+      <w:pPr>
+        <w:ind w:left="720" w:hanging="360"/>
+      </w:pPr>
+      <w:rPr>
+        <w:rFonts w:hint="default"/>
+      </w:rPr>
+    </w:lvl>
+    <w:lvl w:ilvl="1" w:tplc="08090019" w:tentative="1">
+      <w:start w:val="1"/>
+      <w:numFmt w:val="lowerLetter"/>
+      <w:lvlText w:val="%2."/>
+      <w:lvlJc w:val="left"/>
+      <w:pPr>
+        <w:ind w:left="1440" w:hanging="360"/>
+      </w:pPr>
+    </w:lvl>
+    <w:lvl w:ilvl="2" w:tplc="0809001B" w:tentative="1">
+      <w:start w:val="1"/>
+      <w:numFmt w:val="lowerRoman"/>
+      <w:lvlText w:val="%3."/>
+      <w:lvlJc w:val="right"/>
+      <w:pPr>
+        <w:ind w:left="2160" w:hanging="180"/>
+      </w:pPr>
+    </w:lvl>
+    <w:lvl w:ilvl="3" w:tplc="0809000F" w:tentative="1">
+      <w:start w:val="1"/>
+      <w:numFmt w:val="decimal"/>
+      <w:lvlText w:val="%4."/>
+      <w:lvlJc w:val="left"/>
+      <w:pPr>
+        <w:ind w:left="2880" w:hanging="360"/>
+      </w:pPr>
+    </w:lvl>
+    <w:lvl w:ilvl="4" w:tplc="08090019" w:tentative="1">
+      <w:start w:val="1"/>
+      <w:numFmt w:val="lowerLetter"/>
+      <w:lvlText w:val="%5."/>
+      <w:lvlJc w:val="left"/>
+      <w:pPr>
+        <w:ind w:left="3600" w:hanging="360"/>
+      </w:pPr>
+    </w:lvl>
+    <w:lvl w:ilvl="5" w:tplc="0809001B" w:tentative="1">
+      <w:start w:val="1"/>
+      <w:numFmt w:val="lowerRoman"/>
+      <w:lvlText w:val="%6."/>
+      <w:lvlJc w:val="right"/>
+      <w:pPr>
+        <w:ind w:left="4320" w:hanging="180"/>
+      </w:pPr>
+    </w:lvl>
+    <w:lvl w:ilvl="6" w:tplc="0809000F" w:tentative="1">
+      <w:start w:val="1"/>
+      <w:numFmt w:val="decimal"/>
+      <w:lvlText w:val="%7."/>
+      <w:lvlJc w:val="left"/>
+      <w:pPr>
+        <w:ind w:left="5040" w:hanging="360"/>
+      </w:pPr>
+    </w:lvl>
+    <w:lvl w:ilvl="7" w:tplc="08090019" w:tentative="1">
+      <w:start w:val="1"/>
+      <w:numFmt w:val="lowerLetter"/>
+      <w:lvlText w:val="%8."/>
+      <w:lvlJc w:val="left"/>
+      <w:pPr>
+        <w:ind w:left="5760" w:hanging="360"/>
+      </w:pPr>
+    </w:lvl>
+    <w:lvl w:ilvl="8" w:tplc="0809001B" w:tentative="1">
+      <w:start w:val="1"/>
+      <w:numFmt w:val="lowerRoman"/>
+      <w:lvlText w:val="%9."/>
+      <w:lvlJc w:val="right"/>
+      <w:pPr>
+        <w:ind w:left="6480" w:hanging="180"/>
+      </w:pPr>
+    </w:lvl>
+  </w:abstractNum>
+  <w:abstractNum w:abstractNumId="62" w15:restartNumberingAfterBreak="0">
     <w:nsid w:val="5FF57909"/>
     <w:multiLevelType w:val="hybridMultilevel"/>
     <w:tmpl w:val="E882608E"/>
@@ -21855,7 +24984,96 @@
       </w:pPr>
     </w:lvl>
   </w:abstractNum>
-  <w:abstractNum w:abstractNumId="45" w15:restartNumberingAfterBreak="0">
+  <w:abstractNum w:abstractNumId="63" w15:restartNumberingAfterBreak="0">
+    <w:nsid w:val="612A4642"/>
+    <w:multiLevelType w:val="hybridMultilevel"/>
+    <w:tmpl w:val="ABFEDE88"/>
+    <w:lvl w:ilvl="0" w:tplc="0809000F">
+      <w:start w:val="1"/>
+      <w:numFmt w:val="decimal"/>
+      <w:lvlText w:val="%1."/>
+      <w:lvlJc w:val="left"/>
+      <w:pPr>
+        <w:ind w:left="720" w:hanging="360"/>
+      </w:pPr>
+      <w:rPr>
+        <w:rFonts w:hint="default"/>
+      </w:rPr>
+    </w:lvl>
+    <w:lvl w:ilvl="1" w:tplc="08090019" w:tentative="1">
+      <w:start w:val="1"/>
+      <w:numFmt w:val="lowerLetter"/>
+      <w:lvlText w:val="%2."/>
+      <w:lvlJc w:val="left"/>
+      <w:pPr>
+        <w:ind w:left="1440" w:hanging="360"/>
+      </w:pPr>
+    </w:lvl>
+    <w:lvl w:ilvl="2" w:tplc="0809001B" w:tentative="1">
+      <w:start w:val="1"/>
+      <w:numFmt w:val="lowerRoman"/>
+      <w:lvlText w:val="%3."/>
+      <w:lvlJc w:val="right"/>
+      <w:pPr>
+        <w:ind w:left="2160" w:hanging="180"/>
+      </w:pPr>
+    </w:lvl>
+    <w:lvl w:ilvl="3" w:tplc="0809000F" w:tentative="1">
+      <w:start w:val="1"/>
+      <w:numFmt w:val="decimal"/>
+      <w:lvlText w:val="%4."/>
+      <w:lvlJc w:val="left"/>
+      <w:pPr>
+        <w:ind w:left="2880" w:hanging="360"/>
+      </w:pPr>
+    </w:lvl>
+    <w:lvl w:ilvl="4" w:tplc="08090019" w:tentative="1">
+      <w:start w:val="1"/>
+      <w:numFmt w:val="lowerLetter"/>
+      <w:lvlText w:val="%5."/>
+      <w:lvlJc w:val="left"/>
+      <w:pPr>
+        <w:ind w:left="3600" w:hanging="360"/>
+      </w:pPr>
+    </w:lvl>
+    <w:lvl w:ilvl="5" w:tplc="0809001B" w:tentative="1">
+      <w:start w:val="1"/>
+      <w:numFmt w:val="lowerRoman"/>
+      <w:lvlText w:val="%6."/>
+      <w:lvlJc w:val="right"/>
+      <w:pPr>
+        <w:ind w:left="4320" w:hanging="180"/>
+      </w:pPr>
+    </w:lvl>
+    <w:lvl w:ilvl="6" w:tplc="0809000F" w:tentative="1">
+      <w:start w:val="1"/>
+      <w:numFmt w:val="decimal"/>
+      <w:lvlText w:val="%7."/>
+      <w:lvlJc w:val="left"/>
+      <w:pPr>
+        <w:ind w:left="5040" w:hanging="360"/>
+      </w:pPr>
+    </w:lvl>
+    <w:lvl w:ilvl="7" w:tplc="08090019" w:tentative="1">
+      <w:start w:val="1"/>
+      <w:numFmt w:val="lowerLetter"/>
+      <w:lvlText w:val="%8."/>
+      <w:lvlJc w:val="left"/>
+      <w:pPr>
+        <w:ind w:left="5760" w:hanging="360"/>
+      </w:pPr>
+    </w:lvl>
+    <w:lvl w:ilvl="8" w:tplc="0809001B" w:tentative="1">
+      <w:start w:val="1"/>
+      <w:numFmt w:val="lowerRoman"/>
+      <w:lvlText w:val="%9."/>
+      <w:lvlJc w:val="right"/>
+      <w:pPr>
+        <w:ind w:left="6480" w:hanging="180"/>
+      </w:pPr>
+    </w:lvl>
+  </w:abstractNum>
+  <w:abstractNum w:abstractNumId="64" w15:restartNumberingAfterBreak="0">
     <w:nsid w:val="6218068F"/>
     <w:multiLevelType w:val="hybridMultilevel"/>
     <w:tmpl w:val="525E63C0"/>
@@ -21944,7 +25162,96 @@
       </w:pPr>
     </w:lvl>
   </w:abstractNum>
-  <w:abstractNum w:abstractNumId="46" w15:restartNumberingAfterBreak="0">
+  <w:abstractNum w:abstractNumId="65" w15:restartNumberingAfterBreak="0">
+    <w:nsid w:val="64BC5893"/>
+    <w:multiLevelType w:val="hybridMultilevel"/>
+    <w:tmpl w:val="6904309A"/>
+    <w:lvl w:ilvl="0" w:tplc="08090011">
+      <w:start w:val="1"/>
+      <w:numFmt w:val="decimal"/>
+      <w:lvlText w:val="%1)"/>
+      <w:lvlJc w:val="left"/>
+      <w:pPr>
+        <w:ind w:left="720" w:hanging="360"/>
+      </w:pPr>
+      <w:rPr>
+        <w:rFonts w:hint="default"/>
+      </w:rPr>
+    </w:lvl>
+    <w:lvl w:ilvl="1" w:tplc="08090019" w:tentative="1">
+      <w:start w:val="1"/>
+      <w:numFmt w:val="lowerLetter"/>
+      <w:lvlText w:val="%2."/>
+      <w:lvlJc w:val="left"/>
+      <w:pPr>
+        <w:ind w:left="1440" w:hanging="360"/>
+      </w:pPr>
+    </w:lvl>
+    <w:lvl w:ilvl="2" w:tplc="0809001B" w:tentative="1">
+      <w:start w:val="1"/>
+      <w:numFmt w:val="lowerRoman"/>
+      <w:lvlText w:val="%3."/>
+      <w:lvlJc w:val="right"/>
+      <w:pPr>
+        <w:ind w:left="2160" w:hanging="180"/>
+      </w:pPr>
+    </w:lvl>
+    <w:lvl w:ilvl="3" w:tplc="0809000F" w:tentative="1">
+      <w:start w:val="1"/>
+      <w:numFmt w:val="decimal"/>
+      <w:lvlText w:val="%4."/>
+      <w:lvlJc w:val="left"/>
+      <w:pPr>
+        <w:ind w:left="2880" w:hanging="360"/>
+      </w:pPr>
+    </w:lvl>
+    <w:lvl w:ilvl="4" w:tplc="08090019" w:tentative="1">
+      <w:start w:val="1"/>
+      <w:numFmt w:val="lowerLetter"/>
+      <w:lvlText w:val="%5."/>
+      <w:lvlJc w:val="left"/>
+      <w:pPr>
+        <w:ind w:left="3600" w:hanging="360"/>
+      </w:pPr>
+    </w:lvl>
+    <w:lvl w:ilvl="5" w:tplc="0809001B" w:tentative="1">
+      <w:start w:val="1"/>
+      <w:numFmt w:val="lowerRoman"/>
+      <w:lvlText w:val="%6."/>
+      <w:lvlJc w:val="right"/>
+      <w:pPr>
+        <w:ind w:left="4320" w:hanging="180"/>
+      </w:pPr>
+    </w:lvl>
+    <w:lvl w:ilvl="6" w:tplc="0809000F" w:tentative="1">
+      <w:start w:val="1"/>
+      <w:numFmt w:val="decimal"/>
+      <w:lvlText w:val="%7."/>
+      <w:lvlJc w:val="left"/>
+      <w:pPr>
+        <w:ind w:left="5040" w:hanging="360"/>
+      </w:pPr>
+    </w:lvl>
+    <w:lvl w:ilvl="7" w:tplc="08090019" w:tentative="1">
+      <w:start w:val="1"/>
+      <w:numFmt w:val="lowerLetter"/>
+      <w:lvlText w:val="%8."/>
+      <w:lvlJc w:val="left"/>
+      <w:pPr>
+        <w:ind w:left="5760" w:hanging="360"/>
+      </w:pPr>
+    </w:lvl>
+    <w:lvl w:ilvl="8" w:tplc="0809001B" w:tentative="1">
+      <w:start w:val="1"/>
+      <w:numFmt w:val="lowerRoman"/>
+      <w:lvlText w:val="%9."/>
+      <w:lvlJc w:val="right"/>
+      <w:pPr>
+        <w:ind w:left="6480" w:hanging="180"/>
+      </w:pPr>
+    </w:lvl>
+  </w:abstractNum>
+  <w:abstractNum w:abstractNumId="66" w15:restartNumberingAfterBreak="0">
     <w:nsid w:val="66994456"/>
     <w:multiLevelType w:val="hybridMultilevel"/>
     <w:tmpl w:val="E882608E"/>
@@ -22033,7 +25340,7 @@
       </w:pPr>
     </w:lvl>
   </w:abstractNum>
-  <w:abstractNum w:abstractNumId="47" w15:restartNumberingAfterBreak="0">
+  <w:abstractNum w:abstractNumId="67" w15:restartNumberingAfterBreak="0">
     <w:nsid w:val="66B73ED3"/>
     <w:multiLevelType w:val="hybridMultilevel"/>
     <w:tmpl w:val="0914C0B6"/>
@@ -22124,7 +25431,7 @@
       </w:pPr>
     </w:lvl>
   </w:abstractNum>
-  <w:abstractNum w:abstractNumId="48" w15:restartNumberingAfterBreak="0">
+  <w:abstractNum w:abstractNumId="68" w15:restartNumberingAfterBreak="0">
     <w:nsid w:val="67207588"/>
     <w:multiLevelType w:val="hybridMultilevel"/>
     <w:tmpl w:val="7E9EFEF6"/>
@@ -22213,7 +25520,7 @@
       </w:pPr>
     </w:lvl>
   </w:abstractNum>
-  <w:abstractNum w:abstractNumId="49" w15:restartNumberingAfterBreak="0">
+  <w:abstractNum w:abstractNumId="69" w15:restartNumberingAfterBreak="0">
     <w:nsid w:val="675150D2"/>
     <w:multiLevelType w:val="hybridMultilevel"/>
     <w:tmpl w:val="7696E048"/>
@@ -22304,7 +25611,7 @@
       </w:pPr>
     </w:lvl>
   </w:abstractNum>
-  <w:abstractNum w:abstractNumId="50" w15:restartNumberingAfterBreak="0">
+  <w:abstractNum w:abstractNumId="70" w15:restartNumberingAfterBreak="0">
     <w:nsid w:val="678F1782"/>
     <w:multiLevelType w:val="hybridMultilevel"/>
     <w:tmpl w:val="4D307FEE"/>
@@ -22393,7 +25700,7 @@
       </w:pPr>
     </w:lvl>
   </w:abstractNum>
-  <w:abstractNum w:abstractNumId="51" w15:restartNumberingAfterBreak="0">
+  <w:abstractNum w:abstractNumId="71" w15:restartNumberingAfterBreak="0">
     <w:nsid w:val="6CCF0363"/>
     <w:multiLevelType w:val="hybridMultilevel"/>
     <w:tmpl w:val="D678659C"/>
@@ -22482,7 +25789,96 @@
       </w:pPr>
     </w:lvl>
   </w:abstractNum>
-  <w:abstractNum w:abstractNumId="52" w15:restartNumberingAfterBreak="0">
+  <w:abstractNum w:abstractNumId="72" w15:restartNumberingAfterBreak="0">
+    <w:nsid w:val="6DB50429"/>
+    <w:multiLevelType w:val="hybridMultilevel"/>
+    <w:tmpl w:val="FBC8B4F0"/>
+    <w:lvl w:ilvl="0" w:tplc="0809000F">
+      <w:start w:val="1"/>
+      <w:numFmt w:val="decimal"/>
+      <w:lvlText w:val="%1."/>
+      <w:lvlJc w:val="left"/>
+      <w:pPr>
+        <w:ind w:left="720" w:hanging="360"/>
+      </w:pPr>
+      <w:rPr>
+        <w:rFonts w:hint="default"/>
+      </w:rPr>
+    </w:lvl>
+    <w:lvl w:ilvl="1" w:tplc="08090019" w:tentative="1">
+      <w:start w:val="1"/>
+      <w:numFmt w:val="lowerLetter"/>
+      <w:lvlText w:val="%2."/>
+      <w:lvlJc w:val="left"/>
+      <w:pPr>
+        <w:ind w:left="1440" w:hanging="360"/>
+      </w:pPr>
+    </w:lvl>
+    <w:lvl w:ilvl="2" w:tplc="0809001B" w:tentative="1">
+      <w:start w:val="1"/>
+      <w:numFmt w:val="lowerRoman"/>
+      <w:lvlText w:val="%3."/>
+      <w:lvlJc w:val="right"/>
+      <w:pPr>
+        <w:ind w:left="2160" w:hanging="180"/>
+      </w:pPr>
+    </w:lvl>
+    <w:lvl w:ilvl="3" w:tplc="0809000F" w:tentative="1">
+      <w:start w:val="1"/>
+      <w:numFmt w:val="decimal"/>
+      <w:lvlText w:val="%4."/>
+      <w:lvlJc w:val="left"/>
+      <w:pPr>
+        <w:ind w:left="2880" w:hanging="360"/>
+      </w:pPr>
+    </w:lvl>
+    <w:lvl w:ilvl="4" w:tplc="08090019" w:tentative="1">
+      <w:start w:val="1"/>
+      <w:numFmt w:val="lowerLetter"/>
+      <w:lvlText w:val="%5."/>
+      <w:lvlJc w:val="left"/>
+      <w:pPr>
+        <w:ind w:left="3600" w:hanging="360"/>
+      </w:pPr>
+    </w:lvl>
+    <w:lvl w:ilvl="5" w:tplc="0809001B" w:tentative="1">
+      <w:start w:val="1"/>
+      <w:numFmt w:val="lowerRoman"/>
+      <w:lvlText w:val="%6."/>
+      <w:lvlJc w:val="right"/>
+      <w:pPr>
+        <w:ind w:left="4320" w:hanging="180"/>
+      </w:pPr>
+    </w:lvl>
+    <w:lvl w:ilvl="6" w:tplc="0809000F" w:tentative="1">
+      <w:start w:val="1"/>
+      <w:numFmt w:val="decimal"/>
+      <w:lvlText w:val="%7."/>
+      <w:lvlJc w:val="left"/>
+      <w:pPr>
+        <w:ind w:left="5040" w:hanging="360"/>
+      </w:pPr>
+    </w:lvl>
+    <w:lvl w:ilvl="7" w:tplc="08090019" w:tentative="1">
+      <w:start w:val="1"/>
+      <w:numFmt w:val="lowerLetter"/>
+      <w:lvlText w:val="%8."/>
+      <w:lvlJc w:val="left"/>
+      <w:pPr>
+        <w:ind w:left="5760" w:hanging="360"/>
+      </w:pPr>
+    </w:lvl>
+    <w:lvl w:ilvl="8" w:tplc="0809001B" w:tentative="1">
+      <w:start w:val="1"/>
+      <w:numFmt w:val="lowerRoman"/>
+      <w:lvlText w:val="%9."/>
+      <w:lvlJc w:val="right"/>
+      <w:pPr>
+        <w:ind w:left="6480" w:hanging="180"/>
+      </w:pPr>
+    </w:lvl>
+  </w:abstractNum>
+  <w:abstractNum w:abstractNumId="73" w15:restartNumberingAfterBreak="0">
     <w:nsid w:val="6E8A7D5B"/>
     <w:multiLevelType w:val="hybridMultilevel"/>
     <w:tmpl w:val="E882608E"/>
@@ -22571,7 +25967,7 @@
       </w:pPr>
     </w:lvl>
   </w:abstractNum>
-  <w:abstractNum w:abstractNumId="53" w15:restartNumberingAfterBreak="0">
+  <w:abstractNum w:abstractNumId="74" w15:restartNumberingAfterBreak="0">
     <w:nsid w:val="6F335800"/>
     <w:multiLevelType w:val="hybridMultilevel"/>
     <w:tmpl w:val="ADBA4294"/>
@@ -22660,7 +26056,7 @@
       </w:pPr>
     </w:lvl>
   </w:abstractNum>
-  <w:abstractNum w:abstractNumId="54" w15:restartNumberingAfterBreak="0">
+  <w:abstractNum w:abstractNumId="75" w15:restartNumberingAfterBreak="0">
     <w:nsid w:val="6F4D3361"/>
     <w:multiLevelType w:val="hybridMultilevel"/>
     <w:tmpl w:val="977C1358"/>
@@ -22749,7 +26145,7 @@
       </w:pPr>
     </w:lvl>
   </w:abstractNum>
-  <w:abstractNum w:abstractNumId="55" w15:restartNumberingAfterBreak="0">
+  <w:abstractNum w:abstractNumId="76" w15:restartNumberingAfterBreak="0">
     <w:nsid w:val="70135E1C"/>
     <w:multiLevelType w:val="hybridMultilevel"/>
     <w:tmpl w:val="A6243FCA"/>
@@ -22838,7 +26234,96 @@
       </w:pPr>
     </w:lvl>
   </w:abstractNum>
-  <w:abstractNum w:abstractNumId="56" w15:restartNumberingAfterBreak="0">
+  <w:abstractNum w:abstractNumId="77" w15:restartNumberingAfterBreak="0">
+    <w:nsid w:val="7029183E"/>
+    <w:multiLevelType w:val="hybridMultilevel"/>
+    <w:tmpl w:val="DEF4D960"/>
+    <w:lvl w:ilvl="0" w:tplc="08090011">
+      <w:start w:val="1"/>
+      <w:numFmt w:val="decimal"/>
+      <w:lvlText w:val="%1)"/>
+      <w:lvlJc w:val="left"/>
+      <w:pPr>
+        <w:ind w:left="720" w:hanging="360"/>
+      </w:pPr>
+      <w:rPr>
+        <w:rFonts w:hint="default"/>
+      </w:rPr>
+    </w:lvl>
+    <w:lvl w:ilvl="1" w:tplc="08090019" w:tentative="1">
+      <w:start w:val="1"/>
+      <w:numFmt w:val="lowerLetter"/>
+      <w:lvlText w:val="%2."/>
+      <w:lvlJc w:val="left"/>
+      <w:pPr>
+        <w:ind w:left="1440" w:hanging="360"/>
+      </w:pPr>
+    </w:lvl>
+    <w:lvl w:ilvl="2" w:tplc="0809001B" w:tentative="1">
+      <w:start w:val="1"/>
+      <w:numFmt w:val="lowerRoman"/>
+      <w:lvlText w:val="%3."/>
+      <w:lvlJc w:val="right"/>
+      <w:pPr>
+        <w:ind w:left="2160" w:hanging="180"/>
+      </w:pPr>
+    </w:lvl>
+    <w:lvl w:ilvl="3" w:tplc="0809000F" w:tentative="1">
+      <w:start w:val="1"/>
+      <w:numFmt w:val="decimal"/>
+      <w:lvlText w:val="%4."/>
+      <w:lvlJc w:val="left"/>
+      <w:pPr>
+        <w:ind w:left="2880" w:hanging="360"/>
+      </w:pPr>
+    </w:lvl>
+    <w:lvl w:ilvl="4" w:tplc="08090019" w:tentative="1">
+      <w:start w:val="1"/>
+      <w:numFmt w:val="lowerLetter"/>
+      <w:lvlText w:val="%5."/>
+      <w:lvlJc w:val="left"/>
+      <w:pPr>
+        <w:ind w:left="3600" w:hanging="360"/>
+      </w:pPr>
+    </w:lvl>
+    <w:lvl w:ilvl="5" w:tplc="0809001B" w:tentative="1">
+      <w:start w:val="1"/>
+      <w:numFmt w:val="lowerRoman"/>
+      <w:lvlText w:val="%6."/>
+      <w:lvlJc w:val="right"/>
+      <w:pPr>
+        <w:ind w:left="4320" w:hanging="180"/>
+      </w:pPr>
+    </w:lvl>
+    <w:lvl w:ilvl="6" w:tplc="0809000F" w:tentative="1">
+      <w:start w:val="1"/>
+      <w:numFmt w:val="decimal"/>
+      <w:lvlText w:val="%7."/>
+      <w:lvlJc w:val="left"/>
+      <w:pPr>
+        <w:ind w:left="5040" w:hanging="360"/>
+      </w:pPr>
+    </w:lvl>
+    <w:lvl w:ilvl="7" w:tplc="08090019" w:tentative="1">
+      <w:start w:val="1"/>
+      <w:numFmt w:val="lowerLetter"/>
+      <w:lvlText w:val="%8."/>
+      <w:lvlJc w:val="left"/>
+      <w:pPr>
+        <w:ind w:left="5760" w:hanging="360"/>
+      </w:pPr>
+    </w:lvl>
+    <w:lvl w:ilvl="8" w:tplc="0809001B" w:tentative="1">
+      <w:start w:val="1"/>
+      <w:numFmt w:val="lowerRoman"/>
+      <w:lvlText w:val="%9."/>
+      <w:lvlJc w:val="right"/>
+      <w:pPr>
+        <w:ind w:left="6480" w:hanging="180"/>
+      </w:pPr>
+    </w:lvl>
+  </w:abstractNum>
+  <w:abstractNum w:abstractNumId="78" w15:restartNumberingAfterBreak="0">
     <w:nsid w:val="72C667A1"/>
     <w:multiLevelType w:val="hybridMultilevel"/>
     <w:tmpl w:val="DAC0855C"/>
@@ -22924,7 +26409,7 @@
       </w:pPr>
     </w:lvl>
   </w:abstractNum>
-  <w:abstractNum w:abstractNumId="57" w15:restartNumberingAfterBreak="0">
+  <w:abstractNum w:abstractNumId="79" w15:restartNumberingAfterBreak="0">
     <w:nsid w:val="73E13E87"/>
     <w:multiLevelType w:val="hybridMultilevel"/>
     <w:tmpl w:val="E882608E"/>
@@ -23013,7 +26498,7 @@
       </w:pPr>
     </w:lvl>
   </w:abstractNum>
-  <w:abstractNum w:abstractNumId="58" w15:restartNumberingAfterBreak="0">
+  <w:abstractNum w:abstractNumId="80" w15:restartNumberingAfterBreak="0">
     <w:nsid w:val="74083790"/>
     <w:multiLevelType w:val="hybridMultilevel"/>
     <w:tmpl w:val="7EEC99AE"/>
@@ -23103,7 +26588,7 @@
       </w:pPr>
     </w:lvl>
   </w:abstractNum>
-  <w:abstractNum w:abstractNumId="59" w15:restartNumberingAfterBreak="0">
+  <w:abstractNum w:abstractNumId="81" w15:restartNumberingAfterBreak="0">
     <w:nsid w:val="746F1A6D"/>
     <w:multiLevelType w:val="hybridMultilevel"/>
     <w:tmpl w:val="E882608E"/>
@@ -23192,7 +26677,7 @@
       </w:pPr>
     </w:lvl>
   </w:abstractNum>
-  <w:abstractNum w:abstractNumId="60" w15:restartNumberingAfterBreak="0">
+  <w:abstractNum w:abstractNumId="82" w15:restartNumberingAfterBreak="0">
     <w:nsid w:val="75120995"/>
     <w:multiLevelType w:val="hybridMultilevel"/>
     <w:tmpl w:val="AB58E4F0"/>
@@ -23282,7 +26767,7 @@
       </w:pPr>
     </w:lvl>
   </w:abstractNum>
-  <w:abstractNum w:abstractNumId="61" w15:restartNumberingAfterBreak="0">
+  <w:abstractNum w:abstractNumId="83" w15:restartNumberingAfterBreak="0">
     <w:nsid w:val="75643FBA"/>
     <w:multiLevelType w:val="hybridMultilevel"/>
     <w:tmpl w:val="AE1A9036"/>
@@ -23371,7 +26856,96 @@
       </w:pPr>
     </w:lvl>
   </w:abstractNum>
-  <w:abstractNum w:abstractNumId="62" w15:restartNumberingAfterBreak="0">
+  <w:abstractNum w:abstractNumId="84" w15:restartNumberingAfterBreak="0">
+    <w:nsid w:val="790808FF"/>
+    <w:multiLevelType w:val="hybridMultilevel"/>
+    <w:tmpl w:val="D96CAC54"/>
+    <w:lvl w:ilvl="0" w:tplc="C408FA20">
+      <w:start w:val="1"/>
+      <w:numFmt w:val="decimal"/>
+      <w:lvlText w:val="%1)"/>
+      <w:lvlJc w:val="left"/>
+      <w:pPr>
+        <w:ind w:left="720" w:hanging="360"/>
+      </w:pPr>
+      <w:rPr>
+        <w:rFonts w:asciiTheme="majorBidi" w:eastAsiaTheme="minorHAnsi" w:hAnsiTheme="majorBidi" w:cstheme="majorBidi"/>
+      </w:rPr>
+    </w:lvl>
+    <w:lvl w:ilvl="1" w:tplc="08090019" w:tentative="1">
+      <w:start w:val="1"/>
+      <w:numFmt w:val="lowerLetter"/>
+      <w:lvlText w:val="%2."/>
+      <w:lvlJc w:val="left"/>
+      <w:pPr>
+        <w:ind w:left="1440" w:hanging="360"/>
+      </w:pPr>
+    </w:lvl>
+    <w:lvl w:ilvl="2" w:tplc="0809001B" w:tentative="1">
+      <w:start w:val="1"/>
+      <w:numFmt w:val="lowerRoman"/>
+      <w:lvlText w:val="%3."/>
+      <w:lvlJc w:val="right"/>
+      <w:pPr>
+        <w:ind w:left="2160" w:hanging="180"/>
+      </w:pPr>
+    </w:lvl>
+    <w:lvl w:ilvl="3" w:tplc="0809000F" w:tentative="1">
+      <w:start w:val="1"/>
+      <w:numFmt w:val="decimal"/>
+      <w:lvlText w:val="%4."/>
+      <w:lvlJc w:val="left"/>
+      <w:pPr>
+        <w:ind w:left="2880" w:hanging="360"/>
+      </w:pPr>
+    </w:lvl>
+    <w:lvl w:ilvl="4" w:tplc="08090019" w:tentative="1">
+      <w:start w:val="1"/>
+      <w:numFmt w:val="lowerLetter"/>
+      <w:lvlText w:val="%5."/>
+      <w:lvlJc w:val="left"/>
+      <w:pPr>
+        <w:ind w:left="3600" w:hanging="360"/>
+      </w:pPr>
+    </w:lvl>
+    <w:lvl w:ilvl="5" w:tplc="0809001B" w:tentative="1">
+      <w:start w:val="1"/>
+      <w:numFmt w:val="lowerRoman"/>
+      <w:lvlText w:val="%6."/>
+      <w:lvlJc w:val="right"/>
+      <w:pPr>
+        <w:ind w:left="4320" w:hanging="180"/>
+      </w:pPr>
+    </w:lvl>
+    <w:lvl w:ilvl="6" w:tplc="0809000F" w:tentative="1">
+      <w:start w:val="1"/>
+      <w:numFmt w:val="decimal"/>
+      <w:lvlText w:val="%7."/>
+      <w:lvlJc w:val="left"/>
+      <w:pPr>
+        <w:ind w:left="5040" w:hanging="360"/>
+      </w:pPr>
+    </w:lvl>
+    <w:lvl w:ilvl="7" w:tplc="08090019" w:tentative="1">
+      <w:start w:val="1"/>
+      <w:numFmt w:val="lowerLetter"/>
+      <w:lvlText w:val="%8."/>
+      <w:lvlJc w:val="left"/>
+      <w:pPr>
+        <w:ind w:left="5760" w:hanging="360"/>
+      </w:pPr>
+    </w:lvl>
+    <w:lvl w:ilvl="8" w:tplc="0809001B" w:tentative="1">
+      <w:start w:val="1"/>
+      <w:numFmt w:val="lowerRoman"/>
+      <w:lvlText w:val="%9."/>
+      <w:lvlJc w:val="right"/>
+      <w:pPr>
+        <w:ind w:left="6480" w:hanging="180"/>
+      </w:pPr>
+    </w:lvl>
+  </w:abstractNum>
+  <w:abstractNum w:abstractNumId="85" w15:restartNumberingAfterBreak="0">
     <w:nsid w:val="7C174B1D"/>
     <w:multiLevelType w:val="hybridMultilevel"/>
     <w:tmpl w:val="9892B3C8"/>
@@ -23462,7 +27036,96 @@
       </w:pPr>
     </w:lvl>
   </w:abstractNum>
-  <w:abstractNum w:abstractNumId="63" w15:restartNumberingAfterBreak="0">
+  <w:abstractNum w:abstractNumId="86" w15:restartNumberingAfterBreak="0">
+    <w:nsid w:val="7D445DDD"/>
+    <w:multiLevelType w:val="hybridMultilevel"/>
+    <w:tmpl w:val="C2F4A4D6"/>
+    <w:lvl w:ilvl="0" w:tplc="1F985DFE">
+      <w:start w:val="1"/>
+      <w:numFmt w:val="decimal"/>
+      <w:lvlText w:val="%1)"/>
+      <w:lvlJc w:val="left"/>
+      <w:pPr>
+        <w:ind w:left="720" w:hanging="360"/>
+      </w:pPr>
+      <w:rPr>
+        <w:rFonts w:asciiTheme="majorBidi" w:eastAsiaTheme="minorHAnsi" w:hAnsiTheme="majorBidi" w:cstheme="majorBidi"/>
+      </w:rPr>
+    </w:lvl>
+    <w:lvl w:ilvl="1" w:tplc="08090019" w:tentative="1">
+      <w:start w:val="1"/>
+      <w:numFmt w:val="lowerLetter"/>
+      <w:lvlText w:val="%2."/>
+      <w:lvlJc w:val="left"/>
+      <w:pPr>
+        <w:ind w:left="1440" w:hanging="360"/>
+      </w:pPr>
+    </w:lvl>
+    <w:lvl w:ilvl="2" w:tplc="0809001B" w:tentative="1">
+      <w:start w:val="1"/>
+      <w:numFmt w:val="lowerRoman"/>
+      <w:lvlText w:val="%3."/>
+      <w:lvlJc w:val="right"/>
+      <w:pPr>
+        <w:ind w:left="2160" w:hanging="180"/>
+      </w:pPr>
+    </w:lvl>
+    <w:lvl w:ilvl="3" w:tplc="0809000F" w:tentative="1">
+      <w:start w:val="1"/>
+      <w:numFmt w:val="decimal"/>
+      <w:lvlText w:val="%4."/>
+      <w:lvlJc w:val="left"/>
+      <w:pPr>
+        <w:ind w:left="2880" w:hanging="360"/>
+      </w:pPr>
+    </w:lvl>
+    <w:lvl w:ilvl="4" w:tplc="08090019" w:tentative="1">
+      <w:start w:val="1"/>
+      <w:numFmt w:val="lowerLetter"/>
+      <w:lvlText w:val="%5."/>
+      <w:lvlJc w:val="left"/>
+      <w:pPr>
+        <w:ind w:left="3600" w:hanging="360"/>
+      </w:pPr>
+    </w:lvl>
+    <w:lvl w:ilvl="5" w:tplc="0809001B" w:tentative="1">
+      <w:start w:val="1"/>
+      <w:numFmt w:val="lowerRoman"/>
+      <w:lvlText w:val="%6."/>
+      <w:lvlJc w:val="right"/>
+      <w:pPr>
+        <w:ind w:left="4320" w:hanging="180"/>
+      </w:pPr>
+    </w:lvl>
+    <w:lvl w:ilvl="6" w:tplc="0809000F" w:tentative="1">
+      <w:start w:val="1"/>
+      <w:numFmt w:val="decimal"/>
+      <w:lvlText w:val="%7."/>
+      <w:lvlJc w:val="left"/>
+      <w:pPr>
+        <w:ind w:left="5040" w:hanging="360"/>
+      </w:pPr>
+    </w:lvl>
+    <w:lvl w:ilvl="7" w:tplc="08090019" w:tentative="1">
+      <w:start w:val="1"/>
+      <w:numFmt w:val="lowerLetter"/>
+      <w:lvlText w:val="%8."/>
+      <w:lvlJc w:val="left"/>
+      <w:pPr>
+        <w:ind w:left="5760" w:hanging="360"/>
+      </w:pPr>
+    </w:lvl>
+    <w:lvl w:ilvl="8" w:tplc="0809001B" w:tentative="1">
+      <w:start w:val="1"/>
+      <w:numFmt w:val="lowerRoman"/>
+      <w:lvlText w:val="%9."/>
+      <w:lvlJc w:val="right"/>
+      <w:pPr>
+        <w:ind w:left="6480" w:hanging="180"/>
+      </w:pPr>
+    </w:lvl>
+  </w:abstractNum>
+  <w:abstractNum w:abstractNumId="87" w15:restartNumberingAfterBreak="0">
     <w:nsid w:val="7F634E59"/>
     <w:multiLevelType w:val="hybridMultilevel"/>
     <w:tmpl w:val="E882608E"/>
@@ -23552,196 +27215,268 @@
     </w:lvl>
   </w:abstractNum>
   <w:num w:numId="1" w16cid:durableId="1188910206">
-    <w:abstractNumId w:val="31"/>
+    <w:abstractNumId w:val="43"/>
   </w:num>
   <w:num w:numId="2" w16cid:durableId="590818871">
-    <w:abstractNumId w:val="27"/>
+    <w:abstractNumId w:val="34"/>
   </w:num>
   <w:num w:numId="3" w16cid:durableId="1073314130">
     <w:abstractNumId w:val="1"/>
   </w:num>
   <w:num w:numId="4" w16cid:durableId="1257136139">
-    <w:abstractNumId w:val="43"/>
+    <w:abstractNumId w:val="60"/>
   </w:num>
   <w:num w:numId="5" w16cid:durableId="1964917001">
-    <w:abstractNumId w:val="19"/>
+    <w:abstractNumId w:val="25"/>
   </w:num>
   <w:num w:numId="6" w16cid:durableId="332341324">
-    <w:abstractNumId w:val="32"/>
+    <w:abstractNumId w:val="44"/>
   </w:num>
   <w:num w:numId="7" w16cid:durableId="1750230494">
-    <w:abstractNumId w:val="45"/>
+    <w:abstractNumId w:val="64"/>
   </w:num>
   <w:num w:numId="8" w16cid:durableId="1232929758">
-    <w:abstractNumId w:val="51"/>
+    <w:abstractNumId w:val="71"/>
   </w:num>
   <w:num w:numId="9" w16cid:durableId="1823933258">
-    <w:abstractNumId w:val="15"/>
+    <w:abstractNumId w:val="21"/>
   </w:num>
   <w:num w:numId="10" w16cid:durableId="524026497">
-    <w:abstractNumId w:val="21"/>
+    <w:abstractNumId w:val="28"/>
   </w:num>
   <w:num w:numId="11" w16cid:durableId="1437367141">
-    <w:abstractNumId w:val="14"/>
+    <w:abstractNumId w:val="20"/>
   </w:num>
   <w:num w:numId="12" w16cid:durableId="158498124">
-    <w:abstractNumId w:val="20"/>
+    <w:abstractNumId w:val="27"/>
   </w:num>
   <w:num w:numId="13" w16cid:durableId="873883748">
     <w:abstractNumId w:val="0"/>
   </w:num>
   <w:num w:numId="14" w16cid:durableId="455373707">
-    <w:abstractNumId w:val="56"/>
+    <w:abstractNumId w:val="78"/>
   </w:num>
   <w:num w:numId="15" w16cid:durableId="598610804">
     <w:abstractNumId w:val="2"/>
   </w:num>
   <w:num w:numId="16" w16cid:durableId="949626463">
+    <w:abstractNumId w:val="83"/>
+  </w:num>
+  <w:num w:numId="17" w16cid:durableId="496965329">
+    <w:abstractNumId w:val="10"/>
+  </w:num>
+  <w:num w:numId="18" w16cid:durableId="666203700">
+    <w:abstractNumId w:val="23"/>
+  </w:num>
+  <w:num w:numId="19" w16cid:durableId="700939106">
+    <w:abstractNumId w:val="62"/>
+  </w:num>
+  <w:num w:numId="20" w16cid:durableId="296036339">
+    <w:abstractNumId w:val="8"/>
+  </w:num>
+  <w:num w:numId="21" w16cid:durableId="1984891406">
+    <w:abstractNumId w:val="87"/>
+  </w:num>
+  <w:num w:numId="22" w16cid:durableId="11156238">
+    <w:abstractNumId w:val="57"/>
+  </w:num>
+  <w:num w:numId="23" w16cid:durableId="93674023">
+    <w:abstractNumId w:val="18"/>
+  </w:num>
+  <w:num w:numId="24" w16cid:durableId="1470971687">
+    <w:abstractNumId w:val="73"/>
+  </w:num>
+  <w:num w:numId="25" w16cid:durableId="1622415054">
+    <w:abstractNumId w:val="5"/>
+  </w:num>
+  <w:num w:numId="26" w16cid:durableId="1950311742">
+    <w:abstractNumId w:val="33"/>
+  </w:num>
+  <w:num w:numId="27" w16cid:durableId="113328352">
+    <w:abstractNumId w:val="15"/>
+  </w:num>
+  <w:num w:numId="28" w16cid:durableId="1691562475">
+    <w:abstractNumId w:val="66"/>
+  </w:num>
+  <w:num w:numId="29" w16cid:durableId="233316896">
+    <w:abstractNumId w:val="81"/>
+  </w:num>
+  <w:num w:numId="30" w16cid:durableId="161899746">
+    <w:abstractNumId w:val="79"/>
+  </w:num>
+  <w:num w:numId="31" w16cid:durableId="468013264">
+    <w:abstractNumId w:val="12"/>
+  </w:num>
+  <w:num w:numId="32" w16cid:durableId="702748061">
+    <w:abstractNumId w:val="68"/>
+  </w:num>
+  <w:num w:numId="33" w16cid:durableId="56713106">
+    <w:abstractNumId w:val="55"/>
+  </w:num>
+  <w:num w:numId="34" w16cid:durableId="91096326">
+    <w:abstractNumId w:val="70"/>
+  </w:num>
+  <w:num w:numId="35" w16cid:durableId="1771772533">
+    <w:abstractNumId w:val="24"/>
+  </w:num>
+  <w:num w:numId="36" w16cid:durableId="1291131297">
+    <w:abstractNumId w:val="22"/>
+  </w:num>
+  <w:num w:numId="37" w16cid:durableId="450368459">
+    <w:abstractNumId w:val="54"/>
+  </w:num>
+  <w:num w:numId="38" w16cid:durableId="537275218">
+    <w:abstractNumId w:val="17"/>
+  </w:num>
+  <w:num w:numId="39" w16cid:durableId="813178503">
+    <w:abstractNumId w:val="75"/>
+  </w:num>
+  <w:num w:numId="40" w16cid:durableId="279382380">
+    <w:abstractNumId w:val="58"/>
+  </w:num>
+  <w:num w:numId="41" w16cid:durableId="1041827201">
+    <w:abstractNumId w:val="29"/>
+  </w:num>
+  <w:num w:numId="42" w16cid:durableId="1708990130">
+    <w:abstractNumId w:val="32"/>
+  </w:num>
+  <w:num w:numId="43" w16cid:durableId="1065956941">
+    <w:abstractNumId w:val="4"/>
+  </w:num>
+  <w:num w:numId="44" w16cid:durableId="1900439756">
+    <w:abstractNumId w:val="31"/>
+  </w:num>
+  <w:num w:numId="45" w16cid:durableId="1798061980">
+    <w:abstractNumId w:val="45"/>
+  </w:num>
+  <w:num w:numId="46" w16cid:durableId="2105105528">
+    <w:abstractNumId w:val="35"/>
+  </w:num>
+  <w:num w:numId="47" w16cid:durableId="1564219265">
+    <w:abstractNumId w:val="37"/>
+  </w:num>
+  <w:num w:numId="48" w16cid:durableId="1838811954">
+    <w:abstractNumId w:val="41"/>
+  </w:num>
+  <w:num w:numId="49" w16cid:durableId="1203909578">
+    <w:abstractNumId w:val="46"/>
+  </w:num>
+  <w:num w:numId="50" w16cid:durableId="541291496">
+    <w:abstractNumId w:val="76"/>
+  </w:num>
+  <w:num w:numId="51" w16cid:durableId="1219972242">
+    <w:abstractNumId w:val="7"/>
+  </w:num>
+  <w:num w:numId="52" w16cid:durableId="2118063757">
+    <w:abstractNumId w:val="74"/>
+  </w:num>
+  <w:num w:numId="53" w16cid:durableId="693194687">
+    <w:abstractNumId w:val="30"/>
+  </w:num>
+  <w:num w:numId="54" w16cid:durableId="998382482">
+    <w:abstractNumId w:val="80"/>
+  </w:num>
+  <w:num w:numId="55" w16cid:durableId="1525942460">
+    <w:abstractNumId w:val="47"/>
+  </w:num>
+  <w:num w:numId="56" w16cid:durableId="1024526455">
+    <w:abstractNumId w:val="82"/>
+  </w:num>
+  <w:num w:numId="57" w16cid:durableId="146560783">
+    <w:abstractNumId w:val="13"/>
+  </w:num>
+  <w:num w:numId="58" w16cid:durableId="1775902853">
+    <w:abstractNumId w:val="48"/>
+  </w:num>
+  <w:num w:numId="59" w16cid:durableId="1482119577">
+    <w:abstractNumId w:val="19"/>
+  </w:num>
+  <w:num w:numId="60" w16cid:durableId="1789811452">
+    <w:abstractNumId w:val="51"/>
+  </w:num>
+  <w:num w:numId="61" w16cid:durableId="1665040077">
+    <w:abstractNumId w:val="67"/>
+  </w:num>
+  <w:num w:numId="62" w16cid:durableId="140276358">
+    <w:abstractNumId w:val="53"/>
+  </w:num>
+  <w:num w:numId="63" w16cid:durableId="1127119721">
+    <w:abstractNumId w:val="69"/>
+  </w:num>
+  <w:num w:numId="64" w16cid:durableId="1190878900">
+    <w:abstractNumId w:val="85"/>
+  </w:num>
+  <w:num w:numId="65" w16cid:durableId="1572233250">
+    <w:abstractNumId w:val="3"/>
+  </w:num>
+  <w:num w:numId="66" w16cid:durableId="1284072113">
+    <w:abstractNumId w:val="40"/>
+  </w:num>
+  <w:num w:numId="67" w16cid:durableId="193346793">
+    <w:abstractNumId w:val="72"/>
+  </w:num>
+  <w:num w:numId="68" w16cid:durableId="81420155">
+    <w:abstractNumId w:val="56"/>
+  </w:num>
+  <w:num w:numId="69" w16cid:durableId="946158921">
+    <w:abstractNumId w:val="39"/>
+  </w:num>
+  <w:num w:numId="70" w16cid:durableId="1695114904">
     <w:abstractNumId w:val="61"/>
   </w:num>
-  <w:num w:numId="17" w16cid:durableId="496965329">
-    <w:abstractNumId w:val="7"/>
-  </w:num>
-  <w:num w:numId="18" w16cid:durableId="666203700">
-    <w:abstractNumId w:val="17"/>
-  </w:num>
-  <w:num w:numId="19" w16cid:durableId="700939106">
-    <w:abstractNumId w:val="44"/>
-  </w:num>
-  <w:num w:numId="20" w16cid:durableId="296036339">
-    <w:abstractNumId w:val="6"/>
-  </w:num>
-  <w:num w:numId="21" w16cid:durableId="1984891406">
+  <w:num w:numId="71" w16cid:durableId="1010794146">
     <w:abstractNumId w:val="63"/>
   </w:num>
-  <w:num w:numId="22" w16cid:durableId="11156238">
-    <w:abstractNumId w:val="41"/>
+  <w:num w:numId="72" w16cid:durableId="1859543299">
+    <w:abstractNumId w:val="50"/>
   </w:num>
-  <w:num w:numId="23" w16cid:durableId="93674023">
-    <w:abstractNumId w:val="12"/>
+  <w:num w:numId="73" w16cid:durableId="1710688214">
+    <w:abstractNumId w:val="14"/>
   </w:num>
-  <w:num w:numId="24" w16cid:durableId="1470971687">
+  <w:num w:numId="74" w16cid:durableId="1592154375">
+    <w:abstractNumId w:val="38"/>
+  </w:num>
+  <w:num w:numId="75" w16cid:durableId="242834493">
+    <w:abstractNumId w:val="11"/>
+  </w:num>
+  <w:num w:numId="76" w16cid:durableId="2123180118">
+    <w:abstractNumId w:val="59"/>
+  </w:num>
+  <w:num w:numId="77" w16cid:durableId="1405449468">
+    <w:abstractNumId w:val="65"/>
+  </w:num>
+  <w:num w:numId="78" w16cid:durableId="1027681885">
+    <w:abstractNumId w:val="86"/>
+  </w:num>
+  <w:num w:numId="79" w16cid:durableId="1730691680">
+    <w:abstractNumId w:val="16"/>
+  </w:num>
+  <w:num w:numId="80" w16cid:durableId="536890467">
+    <w:abstractNumId w:val="49"/>
+  </w:num>
+  <w:num w:numId="81" w16cid:durableId="489298530">
+    <w:abstractNumId w:val="42"/>
+  </w:num>
+  <w:num w:numId="82" w16cid:durableId="1413308348">
+    <w:abstractNumId w:val="9"/>
+  </w:num>
+  <w:num w:numId="83" w16cid:durableId="1410956422">
+    <w:abstractNumId w:val="77"/>
+  </w:num>
+  <w:num w:numId="84" w16cid:durableId="62526193">
     <w:abstractNumId w:val="52"/>
   </w:num>
-  <w:num w:numId="25" w16cid:durableId="1622415054">
-    <w:abstractNumId w:val="4"/>
+  <w:num w:numId="85" w16cid:durableId="1450734032">
+    <w:abstractNumId w:val="84"/>
   </w:num>
-  <w:num w:numId="26" w16cid:durableId="1950311742">
+  <w:num w:numId="86" w16cid:durableId="1803617143">
     <w:abstractNumId w:val="26"/>
   </w:num>
-  <w:num w:numId="27" w16cid:durableId="113328352">
-    <w:abstractNumId w:val="10"/>
-  </w:num>
-  <w:num w:numId="28" w16cid:durableId="1691562475">
-    <w:abstractNumId w:val="46"/>
-  </w:num>
-  <w:num w:numId="29" w16cid:durableId="233316896">
-    <w:abstractNumId w:val="59"/>
-  </w:num>
-  <w:num w:numId="30" w16cid:durableId="161899746">
-    <w:abstractNumId w:val="57"/>
-  </w:num>
-  <w:num w:numId="31" w16cid:durableId="468013264">
-    <w:abstractNumId w:val="8"/>
-  </w:num>
-  <w:num w:numId="32" w16cid:durableId="702748061">
-    <w:abstractNumId w:val="48"/>
-  </w:num>
-  <w:num w:numId="33" w16cid:durableId="56713106">
-    <w:abstractNumId w:val="40"/>
-  </w:num>
-  <w:num w:numId="34" w16cid:durableId="91096326">
-    <w:abstractNumId w:val="50"/>
-  </w:num>
-  <w:num w:numId="35" w16cid:durableId="1771772533">
-    <w:abstractNumId w:val="18"/>
-  </w:num>
-  <w:num w:numId="36" w16cid:durableId="1291131297">
-    <w:abstractNumId w:val="16"/>
-  </w:num>
-  <w:num w:numId="37" w16cid:durableId="450368459">
-    <w:abstractNumId w:val="39"/>
-  </w:num>
-  <w:num w:numId="38" w16cid:durableId="537275218">
-    <w:abstractNumId w:val="11"/>
-  </w:num>
-  <w:num w:numId="39" w16cid:durableId="813178503">
-    <w:abstractNumId w:val="54"/>
-  </w:num>
-  <w:num w:numId="40" w16cid:durableId="279382380">
-    <w:abstractNumId w:val="42"/>
-  </w:num>
-  <w:num w:numId="41" w16cid:durableId="1041827201">
-    <w:abstractNumId w:val="22"/>
-  </w:num>
-  <w:num w:numId="42" w16cid:durableId="1708990130">
-    <w:abstractNumId w:val="25"/>
-  </w:num>
-  <w:num w:numId="43" w16cid:durableId="1065956941">
-    <w:abstractNumId w:val="3"/>
-  </w:num>
-  <w:num w:numId="44" w16cid:durableId="1900439756">
-    <w:abstractNumId w:val="24"/>
-  </w:num>
-  <w:num w:numId="45" w16cid:durableId="1798061980">
-    <w:abstractNumId w:val="33"/>
-  </w:num>
-  <w:num w:numId="46" w16cid:durableId="2105105528">
-    <w:abstractNumId w:val="28"/>
-  </w:num>
-  <w:num w:numId="47" w16cid:durableId="1564219265">
-    <w:abstractNumId w:val="29"/>
-  </w:num>
-  <w:num w:numId="48" w16cid:durableId="1838811954">
-    <w:abstractNumId w:val="30"/>
-  </w:num>
-  <w:num w:numId="49" w16cid:durableId="1203909578">
-    <w:abstractNumId w:val="34"/>
-  </w:num>
-  <w:num w:numId="50" w16cid:durableId="541291496">
-    <w:abstractNumId w:val="55"/>
-  </w:num>
-  <w:num w:numId="51" w16cid:durableId="1219972242">
-    <w:abstractNumId w:val="5"/>
-  </w:num>
-  <w:num w:numId="52" w16cid:durableId="2118063757">
-    <w:abstractNumId w:val="53"/>
-  </w:num>
-  <w:num w:numId="53" w16cid:durableId="693194687">
-    <w:abstractNumId w:val="23"/>
-  </w:num>
-  <w:num w:numId="54" w16cid:durableId="998382482">
-    <w:abstractNumId w:val="58"/>
-  </w:num>
-  <w:num w:numId="55" w16cid:durableId="1525942460">
-    <w:abstractNumId w:val="35"/>
-  </w:num>
-  <w:num w:numId="56" w16cid:durableId="1024526455">
-    <w:abstractNumId w:val="60"/>
-  </w:num>
-  <w:num w:numId="57" w16cid:durableId="146560783">
-    <w:abstractNumId w:val="9"/>
-  </w:num>
-  <w:num w:numId="58" w16cid:durableId="1775902853">
+  <w:num w:numId="87" w16cid:durableId="1244142754">
     <w:abstractNumId w:val="36"/>
   </w:num>
-  <w:num w:numId="59" w16cid:durableId="1482119577">
-    <w:abstractNumId w:val="13"/>
-  </w:num>
-  <w:num w:numId="60" w16cid:durableId="1789811452">
-    <w:abstractNumId w:val="37"/>
-  </w:num>
-  <w:num w:numId="61" w16cid:durableId="1665040077">
-    <w:abstractNumId w:val="47"/>
-  </w:num>
-  <w:num w:numId="62" w16cid:durableId="140276358">
-    <w:abstractNumId w:val="38"/>
-  </w:num>
-  <w:num w:numId="63" w16cid:durableId="1127119721">
-    <w:abstractNumId w:val="49"/>
-  </w:num>
-  <w:num w:numId="64" w16cid:durableId="1190878900">
-    <w:abstractNumId w:val="62"/>
+  <w:num w:numId="88" w16cid:durableId="1431390422">
+    <w:abstractNumId w:val="6"/>
   </w:num>
 </w:numbering>
 </file>

--- a/Documentation/Use_Case_Specification.docx
+++ b/Documentation/Use_Case_Specification.docx
@@ -115,7 +115,6 @@
               </w:rPr>
               <w:t xml:space="preserve"> </w:t>
             </w:r>
-            <w:proofErr w:type="spellStart"/>
             <w:r>
               <w:rPr>
                 <w:rFonts w:asciiTheme="majorBidi" w:hAnsiTheme="majorBidi" w:cstheme="majorBidi"/>
@@ -124,7 +123,6 @@
               </w:rPr>
               <w:t>MakePurchase</w:t>
             </w:r>
-            <w:proofErr w:type="spellEnd"/>
           </w:p>
         </w:tc>
       </w:tr>
@@ -540,7 +538,6 @@
                 <w:szCs w:val="22"/>
               </w:rPr>
             </w:pPr>
-            <w:proofErr w:type="spellStart"/>
             <w:r>
               <w:rPr>
                 <w:rFonts w:asciiTheme="majorBidi" w:hAnsiTheme="majorBidi" w:cstheme="majorBidi"/>
@@ -549,7 +546,6 @@
               </w:rPr>
               <w:t>ViewItem</w:t>
             </w:r>
-            <w:proofErr w:type="spellEnd"/>
           </w:p>
         </w:tc>
       </w:tr>
@@ -777,15 +773,7 @@
                 <w:sz w:val="22"/>
                 <w:szCs w:val="22"/>
               </w:rPr>
-              <w:t>UC</w:t>
-            </w:r>
-            <w:r>
-              <w:rPr>
-                <w:rFonts w:asciiTheme="majorBidi" w:hAnsiTheme="majorBidi" w:cstheme="majorBidi"/>
-                <w:sz w:val="22"/>
-                <w:szCs w:val="22"/>
-              </w:rPr>
-              <w:t>02</w:t>
+              <w:t>UC02</w:t>
             </w:r>
           </w:p>
         </w:tc>
@@ -826,24 +814,14 @@
               </w:rPr>
               <w:t xml:space="preserve"> </w:t>
             </w:r>
-            <w:proofErr w:type="spellStart"/>
-            <w:r>
-              <w:rPr>
-                <w:rFonts w:asciiTheme="majorBidi" w:hAnsiTheme="majorBidi" w:cstheme="majorBidi"/>
-                <w:sz w:val="22"/>
-                <w:szCs w:val="22"/>
-              </w:rPr>
-              <w:t>View</w:t>
-            </w:r>
-            <w:r>
-              <w:rPr>
-                <w:rFonts w:asciiTheme="majorBidi" w:hAnsiTheme="majorBidi" w:cstheme="majorBidi"/>
-                <w:sz w:val="22"/>
-                <w:szCs w:val="22"/>
-              </w:rPr>
-              <w:t>Item</w:t>
-            </w:r>
-            <w:proofErr w:type="spellEnd"/>
+            <w:r>
+              <w:rPr>
+                <w:rFonts w:asciiTheme="majorBidi" w:hAnsiTheme="majorBidi" w:cstheme="majorBidi"/>
+                <w:sz w:val="22"/>
+                <w:szCs w:val="22"/>
+              </w:rPr>
+              <w:t>ViewItem</w:t>
+            </w:r>
           </w:p>
         </w:tc>
       </w:tr>
@@ -1200,7 +1178,6 @@
                 <w:szCs w:val="22"/>
               </w:rPr>
             </w:pPr>
-            <w:proofErr w:type="spellStart"/>
             <w:r>
               <w:rPr>
                 <w:rFonts w:asciiTheme="majorBidi" w:hAnsiTheme="majorBidi" w:cstheme="majorBidi"/>
@@ -1209,7 +1186,6 @@
               </w:rPr>
               <w:t>AddToCart</w:t>
             </w:r>
-            <w:proofErr w:type="spellEnd"/>
           </w:p>
         </w:tc>
       </w:tr>
@@ -1277,7 +1253,6 @@
                 <w:szCs w:val="22"/>
               </w:rPr>
             </w:pPr>
-            <w:proofErr w:type="spellStart"/>
             <w:r>
               <w:rPr>
                 <w:rFonts w:asciiTheme="majorBidi" w:hAnsiTheme="majorBidi" w:cstheme="majorBidi"/>
@@ -1286,7 +1261,6 @@
               </w:rPr>
               <w:t>QueryPromotion</w:t>
             </w:r>
-            <w:proofErr w:type="spellEnd"/>
           </w:p>
         </w:tc>
       </w:tr>
@@ -1580,7 +1554,6 @@
               </w:rPr>
               <w:t xml:space="preserve"> </w:t>
             </w:r>
-            <w:proofErr w:type="spellStart"/>
             <w:r>
               <w:rPr>
                 <w:rFonts w:asciiTheme="majorBidi" w:hAnsiTheme="majorBidi" w:cstheme="majorBidi"/>
@@ -1589,7 +1562,6 @@
               </w:rPr>
               <w:t>ViewCatalogue</w:t>
             </w:r>
-            <w:proofErr w:type="spellEnd"/>
           </w:p>
         </w:tc>
       </w:tr>
@@ -1923,24 +1895,14 @@
                 <w:szCs w:val="22"/>
               </w:rPr>
             </w:pPr>
-            <w:proofErr w:type="spellStart"/>
-            <w:r>
-              <w:rPr>
-                <w:rFonts w:asciiTheme="majorBidi" w:hAnsiTheme="majorBidi" w:cstheme="majorBidi"/>
-                <w:sz w:val="22"/>
-                <w:szCs w:val="22"/>
-              </w:rPr>
-              <w:t>View</w:t>
-            </w:r>
-            <w:r>
-              <w:rPr>
-                <w:rFonts w:asciiTheme="majorBidi" w:hAnsiTheme="majorBidi" w:cstheme="majorBidi"/>
-                <w:sz w:val="22"/>
-                <w:szCs w:val="22"/>
-              </w:rPr>
-              <w:t>Item</w:t>
-            </w:r>
-            <w:proofErr w:type="spellEnd"/>
+            <w:r>
+              <w:rPr>
+                <w:rFonts w:asciiTheme="majorBidi" w:hAnsiTheme="majorBidi" w:cstheme="majorBidi"/>
+                <w:sz w:val="22"/>
+                <w:szCs w:val="22"/>
+              </w:rPr>
+              <w:t>ViewItem</w:t>
+            </w:r>
           </w:p>
           <w:p>
             <w:pPr>
@@ -1955,7 +1917,6 @@
                 <w:szCs w:val="22"/>
               </w:rPr>
             </w:pPr>
-            <w:proofErr w:type="spellStart"/>
             <w:r>
               <w:rPr>
                 <w:rFonts w:asciiTheme="majorBidi" w:hAnsiTheme="majorBidi" w:cstheme="majorBidi"/>
@@ -1972,7 +1933,6 @@
               </w:rPr>
               <w:t>Catalogue</w:t>
             </w:r>
-            <w:proofErr w:type="spellEnd"/>
           </w:p>
         </w:tc>
       </w:tr>
@@ -2238,15 +2198,7 @@
                 <w:sz w:val="22"/>
                 <w:szCs w:val="22"/>
               </w:rPr>
-              <w:t>UC</w:t>
-            </w:r>
-            <w:r>
-              <w:rPr>
-                <w:rFonts w:asciiTheme="majorBidi" w:hAnsiTheme="majorBidi" w:cstheme="majorBidi"/>
-                <w:sz w:val="22"/>
-                <w:szCs w:val="22"/>
-              </w:rPr>
-              <w:t>04</w:t>
+              <w:t>UC04</w:t>
             </w:r>
           </w:p>
         </w:tc>
@@ -2287,24 +2239,14 @@
               </w:rPr>
               <w:t xml:space="preserve"> </w:t>
             </w:r>
-            <w:proofErr w:type="spellStart"/>
-            <w:r>
-              <w:rPr>
-                <w:rFonts w:asciiTheme="majorBidi" w:hAnsiTheme="majorBidi" w:cstheme="majorBidi"/>
-                <w:sz w:val="22"/>
-                <w:szCs w:val="22"/>
-              </w:rPr>
-              <w:t>Search</w:t>
-            </w:r>
-            <w:r>
-              <w:rPr>
-                <w:rFonts w:asciiTheme="majorBidi" w:hAnsiTheme="majorBidi" w:cstheme="majorBidi"/>
-                <w:sz w:val="22"/>
-                <w:szCs w:val="22"/>
-              </w:rPr>
-              <w:t>Catalogue</w:t>
-            </w:r>
-            <w:proofErr w:type="spellEnd"/>
+            <w:r>
+              <w:rPr>
+                <w:rFonts w:asciiTheme="majorBidi" w:hAnsiTheme="majorBidi" w:cstheme="majorBidi"/>
+                <w:sz w:val="22"/>
+                <w:szCs w:val="22"/>
+              </w:rPr>
+              <w:t>SearchCatalogue</w:t>
+            </w:r>
           </w:p>
         </w:tc>
       </w:tr>
@@ -3365,7 +3307,6 @@
                 <w:szCs w:val="22"/>
               </w:rPr>
             </w:pPr>
-            <w:proofErr w:type="spellStart"/>
             <w:r>
               <w:rPr>
                 <w:rFonts w:asciiTheme="majorBidi" w:hAnsiTheme="majorBidi" w:cstheme="majorBidi"/>
@@ -3374,7 +3315,6 @@
               </w:rPr>
               <w:t>CustomerAuthentication</w:t>
             </w:r>
-            <w:proofErr w:type="spellEnd"/>
           </w:p>
         </w:tc>
       </w:tr>
@@ -3561,15 +3501,7 @@
                 <w:sz w:val="22"/>
                 <w:szCs w:val="22"/>
               </w:rPr>
-              <w:t>UC0</w:t>
-            </w:r>
-            <w:r>
-              <w:rPr>
-                <w:rFonts w:asciiTheme="majorBidi" w:hAnsiTheme="majorBidi" w:cstheme="majorBidi"/>
-                <w:sz w:val="22"/>
-                <w:szCs w:val="22"/>
-              </w:rPr>
-              <w:t>6</w:t>
+              <w:t>UC06</w:t>
             </w:r>
           </w:p>
         </w:tc>
@@ -4260,7 +4192,6 @@
               </w:rPr>
               <w:t xml:space="preserve"> </w:t>
             </w:r>
-            <w:proofErr w:type="spellStart"/>
             <w:r>
               <w:rPr>
                 <w:rFonts w:asciiTheme="majorBidi" w:hAnsiTheme="majorBidi" w:cstheme="majorBidi"/>
@@ -4269,7 +4200,6 @@
               </w:rPr>
               <w:t>CustomerAuthentication</w:t>
             </w:r>
-            <w:proofErr w:type="spellEnd"/>
           </w:p>
         </w:tc>
       </w:tr>
@@ -4347,7 +4277,23 @@
                 <w:sz w:val="22"/>
                 <w:szCs w:val="22"/>
               </w:rPr>
-              <w:t xml:space="preserve"> member  features.</w:t>
+              <w:t xml:space="preserve"> </w:t>
+            </w:r>
+            <w:r>
+              <w:rPr>
+                <w:rFonts w:asciiTheme="majorBidi" w:hAnsiTheme="majorBidi" w:cstheme="majorBidi"/>
+                <w:sz w:val="22"/>
+                <w:szCs w:val="22"/>
+              </w:rPr>
+              <w:t>member features</w:t>
+            </w:r>
+            <w:r>
+              <w:rPr>
+                <w:rFonts w:asciiTheme="majorBidi" w:hAnsiTheme="majorBidi" w:cstheme="majorBidi"/>
+                <w:sz w:val="22"/>
+                <w:szCs w:val="22"/>
+              </w:rPr>
+              <w:t>.</w:t>
             </w:r>
           </w:p>
         </w:tc>
@@ -4909,16 +4855,7 @@
                 <w:sz w:val="22"/>
                 <w:szCs w:val="22"/>
               </w:rPr>
-              <w:t>0</w:t>
-            </w:r>
-            <w:r>
-              <w:rPr>
-                <w:rFonts w:asciiTheme="majorBidi" w:hAnsiTheme="majorBidi" w:cstheme="majorBidi"/>
-                <w:color w:val="000000"/>
-                <w:sz w:val="22"/>
-                <w:szCs w:val="22"/>
-              </w:rPr>
-              <w:t>2</w:t>
+              <w:t>08</w:t>
             </w:r>
           </w:p>
         </w:tc>
@@ -4965,7 +4902,534 @@
                 <w:sz w:val="22"/>
                 <w:szCs w:val="22"/>
               </w:rPr>
-              <w:t>Register</w:t>
+              <w:t>PromptPasswordChange</w:t>
+            </w:r>
+          </w:p>
+        </w:tc>
+      </w:tr>
+      <w:tr>
+        <w:trPr>
+          <w:trHeight w:val="388"/>
+        </w:trPr>
+        <w:tc>
+          <w:tcPr>
+            <w:tcW w:w="10007" w:type="dxa"/>
+            <w:gridSpan w:val="2"/>
+            <w:tcBorders>
+              <w:left w:val="single" w:sz="1" w:space="0" w:color="000000"/>
+              <w:bottom w:val="single" w:sz="1" w:space="0" w:color="000000"/>
+              <w:right w:val="single" w:sz="1" w:space="0" w:color="000000"/>
+            </w:tcBorders>
+          </w:tcPr>
+          <w:p>
+            <w:pPr>
+              <w:spacing w:after="0"/>
+              <w:jc w:val="both"/>
+              <w:rPr>
+                <w:rFonts w:asciiTheme="majorBidi" w:hAnsiTheme="majorBidi" w:cstheme="majorBidi"/>
+                <w:sz w:val="22"/>
+                <w:szCs w:val="22"/>
+              </w:rPr>
+            </w:pPr>
+            <w:r>
+              <w:rPr>
+                <w:rFonts w:asciiTheme="majorBidi" w:hAnsiTheme="majorBidi" w:cstheme="majorBidi"/>
+                <w:b/>
+                <w:bCs/>
+                <w:sz w:val="22"/>
+                <w:szCs w:val="22"/>
+              </w:rPr>
+              <w:t>Brief Description:</w:t>
+            </w:r>
+            <w:r>
+              <w:rPr>
+                <w:rFonts w:asciiTheme="majorBidi" w:hAnsiTheme="majorBidi" w:cstheme="majorBidi"/>
+                <w:sz w:val="22"/>
+                <w:szCs w:val="22"/>
+              </w:rPr>
+              <w:t xml:space="preserve"> </w:t>
+            </w:r>
+            <w:r>
+              <w:rPr>
+                <w:rFonts w:asciiTheme="majorBidi" w:hAnsiTheme="majorBidi" w:cstheme="majorBidi"/>
+                <w:sz w:val="22"/>
+                <w:szCs w:val="22"/>
+              </w:rPr>
+              <w:t>This use case triggers a mandatory password update interface immediately after a successful authentication. It is specifically designed for non-commercial members who have just logged in using their initial system-generated random password</w:t>
+            </w:r>
+            <w:r>
+              <w:rPr>
+                <w:rFonts w:asciiTheme="majorBidi" w:hAnsiTheme="majorBidi" w:cstheme="majorBidi"/>
+                <w:sz w:val="22"/>
+                <w:szCs w:val="22"/>
+              </w:rPr>
+              <w:t>.</w:t>
+            </w:r>
+          </w:p>
+        </w:tc>
+      </w:tr>
+      <w:tr>
+        <w:trPr>
+          <w:trHeight w:val="291"/>
+        </w:trPr>
+        <w:tc>
+          <w:tcPr>
+            <w:tcW w:w="10007" w:type="dxa"/>
+            <w:gridSpan w:val="2"/>
+            <w:tcBorders>
+              <w:left w:val="single" w:sz="1" w:space="0" w:color="000000"/>
+              <w:bottom w:val="single" w:sz="1" w:space="0" w:color="000000"/>
+              <w:right w:val="single" w:sz="1" w:space="0" w:color="000000"/>
+            </w:tcBorders>
+          </w:tcPr>
+          <w:p>
+            <w:pPr>
+              <w:spacing w:after="0"/>
+              <w:rPr>
+                <w:rFonts w:asciiTheme="majorBidi" w:hAnsiTheme="majorBidi" w:cstheme="majorBidi"/>
+                <w:b/>
+                <w:bCs/>
+                <w:sz w:val="22"/>
+                <w:szCs w:val="22"/>
+              </w:rPr>
+            </w:pPr>
+            <w:r>
+              <w:rPr>
+                <w:rFonts w:asciiTheme="majorBidi" w:hAnsiTheme="majorBidi" w:cstheme="majorBidi"/>
+                <w:b/>
+                <w:bCs/>
+                <w:sz w:val="22"/>
+                <w:szCs w:val="22"/>
+              </w:rPr>
+              <w:t>Primary actors:</w:t>
+            </w:r>
+            <w:r>
+              <w:rPr>
+                <w:rFonts w:asciiTheme="majorBidi" w:hAnsiTheme="majorBidi" w:cstheme="majorBidi"/>
+                <w:sz w:val="22"/>
+                <w:szCs w:val="22"/>
+              </w:rPr>
+              <w:t xml:space="preserve"> </w:t>
+            </w:r>
+            <w:r>
+              <w:rPr>
+                <w:rFonts w:asciiTheme="majorBidi" w:hAnsiTheme="majorBidi" w:cstheme="majorBidi"/>
+                <w:sz w:val="22"/>
+                <w:szCs w:val="22"/>
+              </w:rPr>
+              <w:t>Non-commercial Customer</w:t>
+            </w:r>
+          </w:p>
+        </w:tc>
+      </w:tr>
+      <w:tr>
+        <w:trPr>
+          <w:trHeight w:val="291"/>
+        </w:trPr>
+        <w:tc>
+          <w:tcPr>
+            <w:tcW w:w="10007" w:type="dxa"/>
+            <w:gridSpan w:val="2"/>
+            <w:tcBorders>
+              <w:left w:val="single" w:sz="1" w:space="0" w:color="000000"/>
+              <w:bottom w:val="single" w:sz="1" w:space="0" w:color="000000"/>
+              <w:right w:val="single" w:sz="1" w:space="0" w:color="000000"/>
+            </w:tcBorders>
+          </w:tcPr>
+          <w:p>
+            <w:pPr>
+              <w:spacing w:after="0"/>
+              <w:rPr>
+                <w:rFonts w:asciiTheme="majorBidi" w:hAnsiTheme="majorBidi" w:cstheme="majorBidi"/>
+                <w:sz w:val="22"/>
+                <w:szCs w:val="22"/>
+              </w:rPr>
+            </w:pPr>
+            <w:r>
+              <w:rPr>
+                <w:rFonts w:asciiTheme="majorBidi" w:hAnsiTheme="majorBidi" w:cstheme="majorBidi"/>
+                <w:b/>
+                <w:bCs/>
+                <w:sz w:val="22"/>
+                <w:szCs w:val="22"/>
+              </w:rPr>
+              <w:t>Secondary actors:</w:t>
+            </w:r>
+            <w:r>
+              <w:rPr>
+                <w:rFonts w:asciiTheme="majorBidi" w:hAnsiTheme="majorBidi" w:cstheme="majorBidi"/>
+                <w:sz w:val="22"/>
+                <w:szCs w:val="22"/>
+              </w:rPr>
+              <w:t xml:space="preserve"> </w:t>
+            </w:r>
+            <w:r>
+              <w:rPr>
+                <w:rFonts w:asciiTheme="majorBidi" w:hAnsiTheme="majorBidi" w:cstheme="majorBidi"/>
+                <w:sz w:val="22"/>
+                <w:szCs w:val="22"/>
+              </w:rPr>
+              <w:t>None</w:t>
+            </w:r>
+          </w:p>
+        </w:tc>
+      </w:tr>
+      <w:tr>
+        <w:trPr>
+          <w:trHeight w:val="830"/>
+        </w:trPr>
+        <w:tc>
+          <w:tcPr>
+            <w:tcW w:w="10007" w:type="dxa"/>
+            <w:gridSpan w:val="2"/>
+            <w:tcBorders>
+              <w:left w:val="single" w:sz="1" w:space="0" w:color="000000"/>
+              <w:bottom w:val="single" w:sz="1" w:space="0" w:color="000000"/>
+              <w:right w:val="single" w:sz="1" w:space="0" w:color="000000"/>
+            </w:tcBorders>
+          </w:tcPr>
+          <w:p>
+            <w:pPr>
+              <w:spacing w:after="0"/>
+              <w:rPr>
+                <w:rFonts w:asciiTheme="majorBidi" w:hAnsiTheme="majorBidi" w:cstheme="majorBidi"/>
+                <w:b/>
+                <w:bCs/>
+                <w:sz w:val="22"/>
+                <w:szCs w:val="22"/>
+              </w:rPr>
+            </w:pPr>
+            <w:r>
+              <w:rPr>
+                <w:rFonts w:asciiTheme="majorBidi" w:hAnsiTheme="majorBidi" w:cstheme="majorBidi"/>
+                <w:b/>
+                <w:bCs/>
+                <w:sz w:val="22"/>
+                <w:szCs w:val="22"/>
+              </w:rPr>
+              <w:t>Preconditions:</w:t>
+            </w:r>
+          </w:p>
+          <w:p>
+            <w:pPr>
+              <w:pStyle w:val="ListParagraph"/>
+              <w:numPr>
+                <w:ilvl w:val="0"/>
+                <w:numId w:val="22"/>
+              </w:numPr>
+              <w:spacing w:after="0"/>
+              <w:rPr>
+                <w:rFonts w:asciiTheme="majorBidi" w:hAnsiTheme="majorBidi" w:cstheme="majorBidi"/>
+                <w:sz w:val="22"/>
+                <w:szCs w:val="22"/>
+              </w:rPr>
+            </w:pPr>
+            <w:r>
+              <w:rPr>
+                <w:rFonts w:asciiTheme="majorBidi" w:hAnsiTheme="majorBidi" w:cstheme="majorBidi"/>
+                <w:sz w:val="22"/>
+                <w:szCs w:val="22"/>
+              </w:rPr>
+              <w:t>The Login use case has been successfully completed.</w:t>
+            </w:r>
+          </w:p>
+          <w:p>
+            <w:pPr>
+              <w:pStyle w:val="ListParagraph"/>
+              <w:numPr>
+                <w:ilvl w:val="0"/>
+                <w:numId w:val="22"/>
+              </w:numPr>
+              <w:spacing w:after="0"/>
+              <w:rPr>
+                <w:rFonts w:asciiTheme="majorBidi" w:hAnsiTheme="majorBidi" w:cstheme="majorBidi"/>
+                <w:sz w:val="22"/>
+                <w:szCs w:val="22"/>
+              </w:rPr>
+            </w:pPr>
+            <w:r>
+              <w:rPr>
+                <w:rFonts w:asciiTheme="majorBidi" w:hAnsiTheme="majorBidi" w:cstheme="majorBidi"/>
+                <w:sz w:val="22"/>
+                <w:szCs w:val="22"/>
+              </w:rPr>
+              <w:t>The member's account is flagged for a mandatory password reset (e.g., first-time login).</w:t>
+            </w:r>
+          </w:p>
+        </w:tc>
+      </w:tr>
+      <w:tr>
+        <w:trPr>
+          <w:trHeight w:val="383"/>
+        </w:trPr>
+        <w:tc>
+          <w:tcPr>
+            <w:tcW w:w="10007" w:type="dxa"/>
+            <w:gridSpan w:val="2"/>
+            <w:tcBorders>
+              <w:left w:val="single" w:sz="1" w:space="0" w:color="000000"/>
+              <w:bottom w:val="single" w:sz="1" w:space="0" w:color="000000"/>
+              <w:right w:val="single" w:sz="1" w:space="0" w:color="000000"/>
+            </w:tcBorders>
+          </w:tcPr>
+          <w:p>
+            <w:pPr>
+              <w:spacing w:after="0"/>
+              <w:rPr>
+                <w:rFonts w:asciiTheme="majorBidi" w:hAnsiTheme="majorBidi" w:cstheme="majorBidi"/>
+                <w:b/>
+                <w:bCs/>
+                <w:sz w:val="22"/>
+                <w:szCs w:val="22"/>
+              </w:rPr>
+            </w:pPr>
+            <w:r>
+              <w:rPr>
+                <w:rFonts w:asciiTheme="majorBidi" w:hAnsiTheme="majorBidi" w:cstheme="majorBidi"/>
+                <w:b/>
+                <w:bCs/>
+                <w:sz w:val="22"/>
+                <w:szCs w:val="22"/>
+              </w:rPr>
+              <w:t>Main flow: Not required</w:t>
+            </w:r>
+          </w:p>
+        </w:tc>
+      </w:tr>
+      <w:tr>
+        <w:trPr>
+          <w:trHeight w:val="286"/>
+        </w:trPr>
+        <w:tc>
+          <w:tcPr>
+            <w:tcW w:w="10007" w:type="dxa"/>
+            <w:gridSpan w:val="2"/>
+            <w:tcBorders>
+              <w:left w:val="single" w:sz="1" w:space="0" w:color="000000"/>
+              <w:bottom w:val="single" w:sz="1" w:space="0" w:color="000000"/>
+              <w:right w:val="single" w:sz="1" w:space="0" w:color="000000"/>
+            </w:tcBorders>
+          </w:tcPr>
+          <w:p>
+            <w:pPr>
+              <w:rPr>
+                <w:rFonts w:asciiTheme="majorBidi" w:hAnsiTheme="majorBidi" w:cstheme="majorBidi"/>
+                <w:sz w:val="22"/>
+                <w:szCs w:val="22"/>
+              </w:rPr>
+            </w:pPr>
+            <w:r>
+              <w:rPr>
+                <w:rFonts w:asciiTheme="majorBidi" w:hAnsiTheme="majorBidi" w:cstheme="majorBidi"/>
+                <w:b/>
+                <w:bCs/>
+                <w:i/>
+                <w:iCs/>
+                <w:sz w:val="22"/>
+                <w:szCs w:val="22"/>
+              </w:rPr>
+              <w:t>Extension use cases</w:t>
+            </w:r>
+            <w:r>
+              <w:rPr>
+                <w:rFonts w:asciiTheme="majorBidi" w:hAnsiTheme="majorBidi" w:cstheme="majorBidi"/>
+                <w:sz w:val="22"/>
+                <w:szCs w:val="22"/>
+              </w:rPr>
+              <w:t xml:space="preserve">: </w:t>
+            </w:r>
+            <w:r>
+              <w:rPr>
+                <w:rFonts w:asciiTheme="majorBidi" w:hAnsiTheme="majorBidi" w:cstheme="majorBidi"/>
+                <w:sz w:val="22"/>
+                <w:szCs w:val="22"/>
+              </w:rPr>
+              <w:t>None</w:t>
+            </w:r>
+          </w:p>
+        </w:tc>
+      </w:tr>
+      <w:tr>
+        <w:trPr>
+          <w:trHeight w:val="455"/>
+        </w:trPr>
+        <w:tc>
+          <w:tcPr>
+            <w:tcW w:w="10007" w:type="dxa"/>
+            <w:gridSpan w:val="2"/>
+            <w:tcBorders>
+              <w:left w:val="single" w:sz="1" w:space="0" w:color="000000"/>
+              <w:bottom w:val="single" w:sz="1" w:space="0" w:color="000000"/>
+              <w:right w:val="single" w:sz="1" w:space="0" w:color="000000"/>
+            </w:tcBorders>
+          </w:tcPr>
+          <w:p>
+            <w:pPr>
+              <w:rPr>
+                <w:rFonts w:asciiTheme="majorBidi" w:hAnsiTheme="majorBidi" w:cstheme="majorBidi"/>
+                <w:sz w:val="22"/>
+                <w:szCs w:val="22"/>
+              </w:rPr>
+            </w:pPr>
+            <w:r>
+              <w:rPr>
+                <w:rFonts w:asciiTheme="majorBidi" w:hAnsiTheme="majorBidi" w:cstheme="majorBidi"/>
+                <w:b/>
+                <w:bCs/>
+                <w:i/>
+                <w:iCs/>
+                <w:sz w:val="22"/>
+                <w:szCs w:val="22"/>
+              </w:rPr>
+              <w:t>Inclusion use cases:</w:t>
+            </w:r>
+            <w:r>
+              <w:rPr>
+                <w:rFonts w:asciiTheme="majorBidi" w:hAnsiTheme="majorBidi" w:cstheme="majorBidi"/>
+                <w:sz w:val="22"/>
+                <w:szCs w:val="22"/>
+              </w:rPr>
+              <w:t xml:space="preserve"> </w:t>
+            </w:r>
+          </w:p>
+          <w:p>
+            <w:pPr>
+              <w:pStyle w:val="ListParagraph"/>
+              <w:numPr>
+                <w:ilvl w:val="0"/>
+                <w:numId w:val="94"/>
+              </w:numPr>
+              <w:rPr>
+                <w:rFonts w:asciiTheme="majorBidi" w:hAnsiTheme="majorBidi" w:cstheme="majorBidi"/>
+                <w:sz w:val="22"/>
+                <w:szCs w:val="22"/>
+              </w:rPr>
+            </w:pPr>
+            <w:r>
+              <w:rPr>
+                <w:rFonts w:asciiTheme="majorBidi" w:hAnsiTheme="majorBidi" w:cstheme="majorBidi"/>
+                <w:sz w:val="22"/>
+                <w:szCs w:val="22"/>
+              </w:rPr>
+              <w:t>ChangePassword</w:t>
+            </w:r>
+          </w:p>
+          <w:p>
+            <w:pPr>
+              <w:pStyle w:val="ListParagraph"/>
+              <w:numPr>
+                <w:ilvl w:val="0"/>
+                <w:numId w:val="94"/>
+              </w:numPr>
+              <w:rPr>
+                <w:rFonts w:asciiTheme="majorBidi" w:hAnsiTheme="majorBidi" w:cstheme="majorBidi"/>
+                <w:sz w:val="22"/>
+                <w:szCs w:val="22"/>
+              </w:rPr>
+            </w:pPr>
+            <w:r>
+              <w:rPr>
+                <w:rFonts w:asciiTheme="majorBidi" w:hAnsiTheme="majorBidi" w:cstheme="majorBidi"/>
+                <w:sz w:val="22"/>
+                <w:szCs w:val="22"/>
+              </w:rPr>
+              <w:lastRenderedPageBreak/>
+              <w:t>Login</w:t>
+            </w:r>
+          </w:p>
+        </w:tc>
+      </w:tr>
+      <w:tr>
+        <w:trPr>
+          <w:trHeight w:val="537"/>
+        </w:trPr>
+        <w:tc>
+          <w:tcPr>
+            <w:tcW w:w="10007" w:type="dxa"/>
+            <w:gridSpan w:val="2"/>
+            <w:tcBorders>
+              <w:left w:val="single" w:sz="1" w:space="0" w:color="000000"/>
+              <w:bottom w:val="single" w:sz="1" w:space="0" w:color="000000"/>
+              <w:right w:val="single" w:sz="1" w:space="0" w:color="000000"/>
+            </w:tcBorders>
+          </w:tcPr>
+          <w:p>
+            <w:pPr>
+              <w:spacing w:after="0"/>
+              <w:rPr>
+                <w:rFonts w:asciiTheme="majorBidi" w:hAnsiTheme="majorBidi" w:cstheme="majorBidi"/>
+                <w:b/>
+                <w:bCs/>
+                <w:sz w:val="22"/>
+                <w:szCs w:val="22"/>
+              </w:rPr>
+            </w:pPr>
+            <w:r>
+              <w:rPr>
+                <w:rFonts w:asciiTheme="majorBidi" w:hAnsiTheme="majorBidi" w:cstheme="majorBidi"/>
+                <w:b/>
+                <w:bCs/>
+                <w:sz w:val="22"/>
+                <w:szCs w:val="22"/>
+              </w:rPr>
+              <w:lastRenderedPageBreak/>
+              <w:t>Postconditions:</w:t>
+            </w:r>
+            <w:r>
+              <w:rPr>
+                <w:rFonts w:asciiTheme="majorBidi" w:hAnsiTheme="majorBidi" w:cstheme="majorBidi"/>
+                <w:b/>
+                <w:bCs/>
+                <w:sz w:val="22"/>
+                <w:szCs w:val="22"/>
+              </w:rPr>
+              <w:t xml:space="preserve"> </w:t>
+            </w:r>
+          </w:p>
+          <w:p>
+            <w:pPr>
+              <w:pStyle w:val="ListParagraph"/>
+              <w:numPr>
+                <w:ilvl w:val="0"/>
+                <w:numId w:val="37"/>
+              </w:numPr>
+              <w:spacing w:after="0"/>
+              <w:rPr>
+                <w:rFonts w:asciiTheme="majorBidi" w:hAnsiTheme="majorBidi" w:cstheme="majorBidi"/>
+                <w:sz w:val="22"/>
+                <w:szCs w:val="22"/>
+              </w:rPr>
+            </w:pPr>
+            <w:r>
+              <w:rPr>
+                <w:rFonts w:asciiTheme="majorBidi" w:hAnsiTheme="majorBidi" w:cstheme="majorBidi"/>
+                <w:sz w:val="22"/>
+                <w:szCs w:val="22"/>
+              </w:rPr>
+              <w:t>The user is redirected to the password change screen before any other portal functionality can be accessed.</w:t>
+            </w:r>
+          </w:p>
+          <w:p>
+            <w:pPr>
+              <w:pStyle w:val="ListParagraph"/>
+              <w:numPr>
+                <w:ilvl w:val="0"/>
+                <w:numId w:val="37"/>
+              </w:numPr>
+              <w:spacing w:after="0"/>
+              <w:rPr>
+                <w:rFonts w:asciiTheme="majorBidi" w:hAnsiTheme="majorBidi" w:cstheme="majorBidi"/>
+                <w:sz w:val="22"/>
+                <w:szCs w:val="22"/>
+              </w:rPr>
+            </w:pPr>
+            <w:r>
+              <w:rPr>
+                <w:rFonts w:asciiTheme="majorBidi" w:hAnsiTheme="majorBidi" w:cstheme="majorBidi"/>
+                <w:sz w:val="22"/>
+                <w:szCs w:val="22"/>
+              </w:rPr>
+              <w:t>The member is blocked from accessing the merchant catalogue or sales features until the password is updated.</w:t>
             </w:r>
           </w:p>
         </w:tc>
@@ -4987,6 +5451,194 @@
           <w:p>
             <w:pPr>
               <w:spacing w:after="0"/>
+              <w:rPr>
+                <w:rFonts w:asciiTheme="majorBidi" w:hAnsiTheme="majorBidi" w:cstheme="majorBidi"/>
+                <w:b/>
+                <w:bCs/>
+                <w:sz w:val="22"/>
+                <w:szCs w:val="22"/>
+              </w:rPr>
+            </w:pPr>
+            <w:r>
+              <w:rPr>
+                <w:rFonts w:asciiTheme="majorBidi" w:hAnsiTheme="majorBidi" w:cstheme="majorBidi"/>
+                <w:b/>
+                <w:bCs/>
+                <w:sz w:val="22"/>
+                <w:szCs w:val="22"/>
+              </w:rPr>
+              <w:t xml:space="preserve">Alternative flows: </w:t>
+            </w:r>
+          </w:p>
+          <w:p>
+            <w:pPr>
+              <w:spacing w:after="0"/>
+              <w:rPr>
+                <w:rFonts w:asciiTheme="majorBidi" w:hAnsiTheme="majorBidi" w:cstheme="majorBidi"/>
+                <w:sz w:val="22"/>
+                <w:szCs w:val="22"/>
+              </w:rPr>
+            </w:pPr>
+            <w:r>
+              <w:rPr>
+                <w:rFonts w:asciiTheme="majorBidi" w:hAnsiTheme="majorBidi" w:cstheme="majorBidi"/>
+                <w:sz w:val="22"/>
+                <w:szCs w:val="22"/>
+              </w:rPr>
+              <w:t>Authentication timeout</w:t>
+            </w:r>
+          </w:p>
+          <w:p>
+            <w:pPr>
+              <w:spacing w:after="0"/>
+              <w:rPr>
+                <w:rFonts w:asciiTheme="majorBidi" w:hAnsiTheme="majorBidi" w:cstheme="majorBidi"/>
+                <w:sz w:val="22"/>
+                <w:szCs w:val="22"/>
+              </w:rPr>
+            </w:pPr>
+            <w:r>
+              <w:rPr>
+                <w:rFonts w:asciiTheme="majorBidi" w:hAnsiTheme="majorBidi" w:cstheme="majorBidi"/>
+                <w:sz w:val="22"/>
+                <w:szCs w:val="22"/>
+              </w:rPr>
+              <w:t>User abort</w:t>
+            </w:r>
+          </w:p>
+        </w:tc>
+      </w:tr>
+    </w:tbl>
+    <w:p/>
+    <w:tbl>
+      <w:tblPr>
+        <w:tblW w:w="10005" w:type="dxa"/>
+        <w:tblInd w:w="55" w:type="dxa"/>
+        <w:tblLayout w:type="fixed"/>
+        <w:tblCellMar>
+          <w:top w:w="55" w:type="dxa"/>
+          <w:left w:w="55" w:type="dxa"/>
+          <w:bottom w:w="55" w:type="dxa"/>
+          <w:right w:w="55" w:type="dxa"/>
+        </w:tblCellMar>
+        <w:tblLook w:val="04A0" w:firstRow="1" w:lastRow="0" w:firstColumn="1" w:lastColumn="0" w:noHBand="0" w:noVBand="1"/>
+      </w:tblPr>
+      <w:tblGrid>
+        <w:gridCol w:w="4683"/>
+        <w:gridCol w:w="5322"/>
+      </w:tblGrid>
+      <w:tr>
+        <w:trPr>
+          <w:trHeight w:val="291"/>
+        </w:trPr>
+        <w:tc>
+          <w:tcPr>
+            <w:tcW w:w="4684" w:type="dxa"/>
+            <w:tcBorders>
+              <w:top w:val="single" w:sz="2" w:space="0" w:color="000000"/>
+              <w:left w:val="single" w:sz="2" w:space="0" w:color="000000"/>
+              <w:bottom w:val="single" w:sz="2" w:space="0" w:color="000000"/>
+              <w:right w:val="single" w:sz="2" w:space="0" w:color="000000"/>
+            </w:tcBorders>
+            <w:hideMark/>
+          </w:tcPr>
+          <w:p>
+            <w:pPr>
+              <w:spacing w:after="0"/>
+              <w:rPr>
+                <w:rFonts w:asciiTheme="majorBidi" w:hAnsiTheme="majorBidi" w:cstheme="majorBidi"/>
+                <w:sz w:val="22"/>
+                <w:szCs w:val="22"/>
+              </w:rPr>
+            </w:pPr>
+            <w:r>
+              <w:rPr>
+                <w:rFonts w:asciiTheme="majorBidi" w:hAnsiTheme="majorBidi" w:cstheme="majorBidi"/>
+                <w:b/>
+                <w:bCs/>
+                <w:sz w:val="22"/>
+                <w:szCs w:val="22"/>
+              </w:rPr>
+              <w:t>Use case ID:</w:t>
+            </w:r>
+            <w:r>
+              <w:rPr>
+                <w:rFonts w:asciiTheme="majorBidi" w:hAnsiTheme="majorBidi" w:cstheme="majorBidi"/>
+                <w:sz w:val="22"/>
+                <w:szCs w:val="22"/>
+              </w:rPr>
+              <w:t xml:space="preserve"> UC</w:t>
+            </w:r>
+            <w:r>
+              <w:rPr>
+                <w:rFonts w:asciiTheme="majorBidi" w:hAnsiTheme="majorBidi" w:cstheme="majorBidi"/>
+                <w:sz w:val="22"/>
+                <w:szCs w:val="22"/>
+              </w:rPr>
+              <w:t>09</w:t>
+            </w:r>
+          </w:p>
+        </w:tc>
+        <w:tc>
+          <w:tcPr>
+            <w:tcW w:w="5323" w:type="dxa"/>
+            <w:tcBorders>
+              <w:top w:val="single" w:sz="2" w:space="0" w:color="000000"/>
+              <w:left w:val="single" w:sz="2" w:space="0" w:color="000000"/>
+              <w:bottom w:val="single" w:sz="2" w:space="0" w:color="000000"/>
+              <w:right w:val="single" w:sz="2" w:space="0" w:color="000000"/>
+            </w:tcBorders>
+            <w:hideMark/>
+          </w:tcPr>
+          <w:p>
+            <w:pPr>
+              <w:spacing w:after="0"/>
+              <w:rPr>
+                <w:rFonts w:asciiTheme="majorBidi" w:hAnsiTheme="majorBidi" w:cstheme="majorBidi"/>
+                <w:sz w:val="22"/>
+                <w:szCs w:val="22"/>
+              </w:rPr>
+            </w:pPr>
+            <w:r>
+              <w:rPr>
+                <w:rFonts w:asciiTheme="majorBidi" w:hAnsiTheme="majorBidi" w:cstheme="majorBidi"/>
+                <w:b/>
+                <w:bCs/>
+                <w:sz w:val="22"/>
+                <w:szCs w:val="22"/>
+              </w:rPr>
+              <w:t>Use case:</w:t>
+            </w:r>
+            <w:r>
+              <w:rPr>
+                <w:rFonts w:asciiTheme="majorBidi" w:hAnsiTheme="majorBidi" w:cstheme="majorBidi"/>
+                <w:sz w:val="22"/>
+                <w:szCs w:val="22"/>
+              </w:rPr>
+              <w:t xml:space="preserve"> ChangePassword</w:t>
+            </w:r>
+          </w:p>
+        </w:tc>
+      </w:tr>
+      <w:tr>
+        <w:trPr>
+          <w:trHeight w:val="388"/>
+        </w:trPr>
+        <w:tc>
+          <w:tcPr>
+            <w:tcW w:w="10007" w:type="dxa"/>
+            <w:gridSpan w:val="2"/>
+            <w:tcBorders>
+              <w:top w:val="nil"/>
+              <w:left w:val="single" w:sz="2" w:space="0" w:color="000000"/>
+              <w:bottom w:val="single" w:sz="2" w:space="0" w:color="000000"/>
+              <w:right w:val="single" w:sz="2" w:space="0" w:color="000000"/>
+            </w:tcBorders>
+            <w:hideMark/>
+          </w:tcPr>
+          <w:p>
+            <w:pPr>
+              <w:spacing w:after="0"/>
               <w:jc w:val="both"/>
               <w:rPr>
                 <w:rFonts w:asciiTheme="majorBidi" w:hAnsiTheme="majorBidi" w:cstheme="majorBidi"/>
@@ -5002,6 +5654,2100 @@
                 <w:sz w:val="22"/>
                 <w:szCs w:val="22"/>
               </w:rPr>
+              <w:t>Brief Description:</w:t>
+            </w:r>
+            <w:r>
+              <w:rPr>
+                <w:rFonts w:asciiTheme="majorBidi" w:hAnsiTheme="majorBidi" w:cstheme="majorBidi"/>
+                <w:sz w:val="22"/>
+                <w:szCs w:val="22"/>
+              </w:rPr>
+              <w:t xml:space="preserve"> </w:t>
+            </w:r>
+            <w:r>
+              <w:rPr>
+                <w:rFonts w:asciiTheme="majorBidi" w:hAnsiTheme="majorBidi" w:cstheme="majorBidi"/>
+                <w:sz w:val="22"/>
+                <w:szCs w:val="22"/>
+              </w:rPr>
+              <w:t>This use case allows a registered member to update their account password. For non-commercial members logging in for the first time, this process is mandatory and triggered automatically by the system</w:t>
+            </w:r>
+            <w:r>
+              <w:rPr>
+                <w:rFonts w:asciiTheme="majorBidi" w:hAnsiTheme="majorBidi" w:cstheme="majorBidi"/>
+                <w:sz w:val="22"/>
+                <w:szCs w:val="22"/>
+              </w:rPr>
+              <w:t>.</w:t>
+            </w:r>
+          </w:p>
+        </w:tc>
+      </w:tr>
+      <w:tr>
+        <w:trPr>
+          <w:trHeight w:val="291"/>
+        </w:trPr>
+        <w:tc>
+          <w:tcPr>
+            <w:tcW w:w="10007" w:type="dxa"/>
+            <w:gridSpan w:val="2"/>
+            <w:tcBorders>
+              <w:top w:val="nil"/>
+              <w:left w:val="single" w:sz="2" w:space="0" w:color="000000"/>
+              <w:bottom w:val="single" w:sz="2" w:space="0" w:color="000000"/>
+              <w:right w:val="single" w:sz="2" w:space="0" w:color="000000"/>
+            </w:tcBorders>
+            <w:hideMark/>
+          </w:tcPr>
+          <w:p>
+            <w:pPr>
+              <w:spacing w:after="0"/>
+              <w:rPr>
+                <w:rFonts w:asciiTheme="majorBidi" w:hAnsiTheme="majorBidi" w:cstheme="majorBidi"/>
+                <w:b/>
+                <w:bCs/>
+                <w:sz w:val="22"/>
+                <w:szCs w:val="22"/>
+              </w:rPr>
+            </w:pPr>
+            <w:r>
+              <w:rPr>
+                <w:rFonts w:asciiTheme="majorBidi" w:hAnsiTheme="majorBidi" w:cstheme="majorBidi"/>
+                <w:b/>
+                <w:bCs/>
+                <w:sz w:val="22"/>
+                <w:szCs w:val="22"/>
+              </w:rPr>
+              <w:t>Primary actors:</w:t>
+            </w:r>
+            <w:r>
+              <w:rPr>
+                <w:rFonts w:asciiTheme="majorBidi" w:hAnsiTheme="majorBidi" w:cstheme="majorBidi"/>
+                <w:sz w:val="22"/>
+                <w:szCs w:val="22"/>
+              </w:rPr>
+              <w:t xml:space="preserve"> </w:t>
+            </w:r>
+            <w:r>
+              <w:rPr>
+                <w:rFonts w:asciiTheme="majorBidi" w:hAnsiTheme="majorBidi" w:cstheme="majorBidi"/>
+                <w:sz w:val="22"/>
+                <w:szCs w:val="22"/>
+              </w:rPr>
+              <w:t>Registered User; Non-Commercial Customer (mandatory once)</w:t>
+            </w:r>
+          </w:p>
+        </w:tc>
+      </w:tr>
+      <w:tr>
+        <w:trPr>
+          <w:trHeight w:val="291"/>
+        </w:trPr>
+        <w:tc>
+          <w:tcPr>
+            <w:tcW w:w="10007" w:type="dxa"/>
+            <w:gridSpan w:val="2"/>
+            <w:tcBorders>
+              <w:top w:val="nil"/>
+              <w:left w:val="single" w:sz="2" w:space="0" w:color="000000"/>
+              <w:bottom w:val="single" w:sz="2" w:space="0" w:color="000000"/>
+              <w:right w:val="single" w:sz="2" w:space="0" w:color="000000"/>
+            </w:tcBorders>
+            <w:hideMark/>
+          </w:tcPr>
+          <w:p>
+            <w:pPr>
+              <w:spacing w:after="0"/>
+              <w:rPr>
+                <w:rFonts w:asciiTheme="majorBidi" w:hAnsiTheme="majorBidi" w:cstheme="majorBidi"/>
+                <w:sz w:val="22"/>
+                <w:szCs w:val="22"/>
+              </w:rPr>
+            </w:pPr>
+            <w:r>
+              <w:rPr>
+                <w:rFonts w:asciiTheme="majorBidi" w:hAnsiTheme="majorBidi" w:cstheme="majorBidi"/>
+                <w:b/>
+                <w:bCs/>
+                <w:sz w:val="22"/>
+                <w:szCs w:val="22"/>
+              </w:rPr>
+              <w:t>Secondary actors:</w:t>
+            </w:r>
+            <w:r>
+              <w:rPr>
+                <w:rFonts w:asciiTheme="majorBidi" w:hAnsiTheme="majorBidi" w:cstheme="majorBidi"/>
+                <w:sz w:val="22"/>
+                <w:szCs w:val="22"/>
+              </w:rPr>
+              <w:t xml:space="preserve"> None</w:t>
+            </w:r>
+          </w:p>
+        </w:tc>
+      </w:tr>
+      <w:tr>
+        <w:trPr>
+          <w:trHeight w:val="830"/>
+        </w:trPr>
+        <w:tc>
+          <w:tcPr>
+            <w:tcW w:w="10007" w:type="dxa"/>
+            <w:gridSpan w:val="2"/>
+            <w:tcBorders>
+              <w:top w:val="nil"/>
+              <w:left w:val="single" w:sz="2" w:space="0" w:color="000000"/>
+              <w:bottom w:val="single" w:sz="2" w:space="0" w:color="000000"/>
+              <w:right w:val="single" w:sz="2" w:space="0" w:color="000000"/>
+            </w:tcBorders>
+            <w:hideMark/>
+          </w:tcPr>
+          <w:p>
+            <w:pPr>
+              <w:spacing w:after="0"/>
+              <w:rPr>
+                <w:rFonts w:asciiTheme="majorBidi" w:hAnsiTheme="majorBidi" w:cstheme="majorBidi"/>
+                <w:b/>
+                <w:bCs/>
+                <w:sz w:val="22"/>
+                <w:szCs w:val="22"/>
+              </w:rPr>
+            </w:pPr>
+            <w:r>
+              <w:rPr>
+                <w:rFonts w:asciiTheme="majorBidi" w:hAnsiTheme="majorBidi" w:cstheme="majorBidi"/>
+                <w:b/>
+                <w:bCs/>
+                <w:sz w:val="22"/>
+                <w:szCs w:val="22"/>
+              </w:rPr>
+              <w:t>Preconditions:</w:t>
+            </w:r>
+          </w:p>
+          <w:p>
+            <w:pPr>
+              <w:pStyle w:val="ListParagraph"/>
+              <w:numPr>
+                <w:ilvl w:val="0"/>
+                <w:numId w:val="95"/>
+              </w:numPr>
+              <w:spacing w:after="0" w:line="276" w:lineRule="auto"/>
+              <w:rPr>
+                <w:rFonts w:asciiTheme="majorBidi" w:hAnsiTheme="majorBidi" w:cstheme="majorBidi"/>
+                <w:sz w:val="22"/>
+                <w:szCs w:val="22"/>
+              </w:rPr>
+            </w:pPr>
+            <w:r>
+              <w:rPr>
+                <w:rFonts w:asciiTheme="majorBidi" w:hAnsiTheme="majorBidi" w:cstheme="majorBidi"/>
+                <w:sz w:val="22"/>
+                <w:szCs w:val="22"/>
+              </w:rPr>
+              <w:t>The user has successfully authenticated through the Login and CustomerAuthentication use cases.</w:t>
+            </w:r>
+          </w:p>
+          <w:p>
+            <w:pPr>
+              <w:pStyle w:val="ListParagraph"/>
+              <w:numPr>
+                <w:ilvl w:val="0"/>
+                <w:numId w:val="95"/>
+              </w:numPr>
+              <w:spacing w:after="0" w:line="276" w:lineRule="auto"/>
+              <w:rPr>
+                <w:rFonts w:asciiTheme="majorBidi" w:hAnsiTheme="majorBidi" w:cstheme="majorBidi"/>
+                <w:sz w:val="22"/>
+                <w:szCs w:val="22"/>
+              </w:rPr>
+            </w:pPr>
+            <w:r>
+              <w:rPr>
+                <w:rFonts w:asciiTheme="majorBidi" w:hAnsiTheme="majorBidi" w:cstheme="majorBidi"/>
+                <w:sz w:val="22"/>
+                <w:szCs w:val="22"/>
+              </w:rPr>
+              <w:t>For first-time users, the system has identified the "force-change" status on the account.</w:t>
+            </w:r>
+          </w:p>
+        </w:tc>
+      </w:tr>
+      <w:tr>
+        <w:trPr>
+          <w:trHeight w:val="383"/>
+        </w:trPr>
+        <w:tc>
+          <w:tcPr>
+            <w:tcW w:w="10007" w:type="dxa"/>
+            <w:gridSpan w:val="2"/>
+            <w:tcBorders>
+              <w:top w:val="nil"/>
+              <w:left w:val="single" w:sz="2" w:space="0" w:color="000000"/>
+              <w:bottom w:val="single" w:sz="2" w:space="0" w:color="000000"/>
+              <w:right w:val="single" w:sz="2" w:space="0" w:color="000000"/>
+            </w:tcBorders>
+            <w:hideMark/>
+          </w:tcPr>
+          <w:p>
+            <w:pPr>
+              <w:spacing w:after="0"/>
+              <w:rPr>
+                <w:rFonts w:asciiTheme="majorBidi" w:hAnsiTheme="majorBidi" w:cstheme="majorBidi"/>
+                <w:b/>
+                <w:bCs/>
+                <w:sz w:val="22"/>
+                <w:szCs w:val="22"/>
+              </w:rPr>
+            </w:pPr>
+            <w:r>
+              <w:rPr>
+                <w:rFonts w:asciiTheme="majorBidi" w:hAnsiTheme="majorBidi" w:cstheme="majorBidi"/>
+                <w:b/>
+                <w:bCs/>
+                <w:sz w:val="22"/>
+                <w:szCs w:val="22"/>
+              </w:rPr>
+              <w:t>Main flow: Not required</w:t>
+            </w:r>
+          </w:p>
+        </w:tc>
+      </w:tr>
+      <w:tr>
+        <w:trPr>
+          <w:trHeight w:val="286"/>
+        </w:trPr>
+        <w:tc>
+          <w:tcPr>
+            <w:tcW w:w="10007" w:type="dxa"/>
+            <w:gridSpan w:val="2"/>
+            <w:tcBorders>
+              <w:top w:val="nil"/>
+              <w:left w:val="single" w:sz="2" w:space="0" w:color="000000"/>
+              <w:bottom w:val="single" w:sz="2" w:space="0" w:color="000000"/>
+              <w:right w:val="single" w:sz="2" w:space="0" w:color="000000"/>
+            </w:tcBorders>
+            <w:hideMark/>
+          </w:tcPr>
+          <w:p>
+            <w:pPr>
+              <w:rPr>
+                <w:rFonts w:asciiTheme="majorBidi" w:hAnsiTheme="majorBidi" w:cstheme="majorBidi"/>
+                <w:sz w:val="22"/>
+                <w:szCs w:val="22"/>
+              </w:rPr>
+            </w:pPr>
+            <w:r>
+              <w:rPr>
+                <w:rFonts w:asciiTheme="majorBidi" w:hAnsiTheme="majorBidi" w:cstheme="majorBidi"/>
+                <w:b/>
+                <w:bCs/>
+                <w:i/>
+                <w:iCs/>
+                <w:sz w:val="22"/>
+                <w:szCs w:val="22"/>
+              </w:rPr>
+              <w:t>Extension use cases</w:t>
+            </w:r>
+            <w:r>
+              <w:rPr>
+                <w:rFonts w:asciiTheme="majorBidi" w:hAnsiTheme="majorBidi" w:cstheme="majorBidi"/>
+                <w:sz w:val="22"/>
+                <w:szCs w:val="22"/>
+              </w:rPr>
+              <w:t>: None</w:t>
+            </w:r>
+          </w:p>
+        </w:tc>
+      </w:tr>
+      <w:tr>
+        <w:trPr>
+          <w:trHeight w:val="455"/>
+        </w:trPr>
+        <w:tc>
+          <w:tcPr>
+            <w:tcW w:w="10007" w:type="dxa"/>
+            <w:gridSpan w:val="2"/>
+            <w:tcBorders>
+              <w:top w:val="nil"/>
+              <w:left w:val="single" w:sz="2" w:space="0" w:color="000000"/>
+              <w:bottom w:val="single" w:sz="2" w:space="0" w:color="000000"/>
+              <w:right w:val="single" w:sz="2" w:space="0" w:color="000000"/>
+            </w:tcBorders>
+            <w:hideMark/>
+          </w:tcPr>
+          <w:p>
+            <w:pPr>
+              <w:rPr>
+                <w:rFonts w:asciiTheme="majorBidi" w:hAnsiTheme="majorBidi" w:cstheme="majorBidi"/>
+                <w:sz w:val="22"/>
+                <w:szCs w:val="22"/>
+              </w:rPr>
+            </w:pPr>
+            <w:r>
+              <w:rPr>
+                <w:rFonts w:asciiTheme="majorBidi" w:hAnsiTheme="majorBidi" w:cstheme="majorBidi"/>
+                <w:b/>
+                <w:bCs/>
+                <w:i/>
+                <w:iCs/>
+                <w:sz w:val="22"/>
+                <w:szCs w:val="22"/>
+              </w:rPr>
+              <w:t>Inclusion use cases:</w:t>
+            </w:r>
+            <w:r>
+              <w:rPr>
+                <w:rFonts w:asciiTheme="majorBidi" w:hAnsiTheme="majorBidi" w:cstheme="majorBidi"/>
+                <w:sz w:val="22"/>
+                <w:szCs w:val="22"/>
+              </w:rPr>
+              <w:t xml:space="preserve"> None</w:t>
+            </w:r>
+          </w:p>
+        </w:tc>
+      </w:tr>
+      <w:tr>
+        <w:trPr>
+          <w:trHeight w:val="537"/>
+        </w:trPr>
+        <w:tc>
+          <w:tcPr>
+            <w:tcW w:w="10007" w:type="dxa"/>
+            <w:gridSpan w:val="2"/>
+            <w:tcBorders>
+              <w:top w:val="nil"/>
+              <w:left w:val="single" w:sz="2" w:space="0" w:color="000000"/>
+              <w:bottom w:val="single" w:sz="2" w:space="0" w:color="000000"/>
+              <w:right w:val="single" w:sz="2" w:space="0" w:color="000000"/>
+            </w:tcBorders>
+            <w:hideMark/>
+          </w:tcPr>
+          <w:p>
+            <w:pPr>
+              <w:spacing w:after="0"/>
+              <w:rPr>
+                <w:rFonts w:asciiTheme="majorBidi" w:hAnsiTheme="majorBidi" w:cstheme="majorBidi"/>
+                <w:b/>
+                <w:bCs/>
+                <w:sz w:val="22"/>
+                <w:szCs w:val="22"/>
+              </w:rPr>
+            </w:pPr>
+            <w:r>
+              <w:rPr>
+                <w:rFonts w:asciiTheme="majorBidi" w:hAnsiTheme="majorBidi" w:cstheme="majorBidi"/>
+                <w:b/>
+                <w:bCs/>
+                <w:sz w:val="22"/>
+                <w:szCs w:val="22"/>
+              </w:rPr>
+              <w:t xml:space="preserve">Postconditions: </w:t>
+            </w:r>
+          </w:p>
+          <w:p>
+            <w:pPr>
+              <w:pStyle w:val="ListParagraph"/>
+              <w:numPr>
+                <w:ilvl w:val="0"/>
+                <w:numId w:val="96"/>
+              </w:numPr>
+              <w:spacing w:after="0" w:line="276" w:lineRule="auto"/>
+              <w:rPr>
+                <w:rFonts w:asciiTheme="majorBidi" w:hAnsiTheme="majorBidi" w:cstheme="majorBidi"/>
+                <w:sz w:val="22"/>
+                <w:szCs w:val="22"/>
+              </w:rPr>
+            </w:pPr>
+            <w:r>
+              <w:rPr>
+                <w:rFonts w:asciiTheme="majorBidi" w:hAnsiTheme="majorBidi" w:cstheme="majorBidi"/>
+                <w:sz w:val="22"/>
+                <w:szCs w:val="22"/>
+              </w:rPr>
+              <w:t>The system-generated or old password is replaced with the new, user-defined password in the database.</w:t>
+            </w:r>
+          </w:p>
+          <w:p>
+            <w:pPr>
+              <w:pStyle w:val="ListParagraph"/>
+              <w:numPr>
+                <w:ilvl w:val="0"/>
+                <w:numId w:val="96"/>
+              </w:numPr>
+              <w:spacing w:after="0" w:line="276" w:lineRule="auto"/>
+              <w:rPr>
+                <w:rFonts w:asciiTheme="majorBidi" w:hAnsiTheme="majorBidi" w:cstheme="majorBidi"/>
+                <w:sz w:val="22"/>
+                <w:szCs w:val="22"/>
+              </w:rPr>
+            </w:pPr>
+            <w:r>
+              <w:rPr>
+                <w:rFonts w:asciiTheme="majorBidi" w:hAnsiTheme="majorBidi" w:cstheme="majorBidi"/>
+                <w:sz w:val="22"/>
+                <w:szCs w:val="22"/>
+              </w:rPr>
+              <w:t>The mandatory change flag is cleared, allowing full access to the portal.</w:t>
+            </w:r>
+          </w:p>
+        </w:tc>
+      </w:tr>
+      <w:tr>
+        <w:trPr>
+          <w:trHeight w:val="585"/>
+        </w:trPr>
+        <w:tc>
+          <w:tcPr>
+            <w:tcW w:w="10007" w:type="dxa"/>
+            <w:gridSpan w:val="2"/>
+            <w:tcBorders>
+              <w:top w:val="nil"/>
+              <w:left w:val="single" w:sz="2" w:space="0" w:color="000000"/>
+              <w:bottom w:val="single" w:sz="2" w:space="0" w:color="000000"/>
+              <w:right w:val="single" w:sz="2" w:space="0" w:color="000000"/>
+            </w:tcBorders>
+            <w:hideMark/>
+          </w:tcPr>
+          <w:p>
+            <w:pPr>
+              <w:spacing w:after="0"/>
+              <w:rPr>
+                <w:rFonts w:asciiTheme="majorBidi" w:hAnsiTheme="majorBidi" w:cstheme="majorBidi"/>
+                <w:b/>
+                <w:bCs/>
+                <w:sz w:val="22"/>
+                <w:szCs w:val="22"/>
+              </w:rPr>
+            </w:pPr>
+            <w:r>
+              <w:rPr>
+                <w:rFonts w:asciiTheme="majorBidi" w:hAnsiTheme="majorBidi" w:cstheme="majorBidi"/>
+                <w:b/>
+                <w:bCs/>
+                <w:sz w:val="22"/>
+                <w:szCs w:val="22"/>
+              </w:rPr>
+              <w:t xml:space="preserve">Alternative flows: </w:t>
+            </w:r>
+          </w:p>
+          <w:p>
+            <w:pPr>
+              <w:spacing w:after="0"/>
+              <w:rPr>
+                <w:rFonts w:asciiTheme="majorBidi" w:hAnsiTheme="majorBidi" w:cstheme="majorBidi"/>
+                <w:sz w:val="22"/>
+                <w:szCs w:val="22"/>
+              </w:rPr>
+            </w:pPr>
+            <w:r>
+              <w:rPr>
+                <w:rFonts w:asciiTheme="majorBidi" w:hAnsiTheme="majorBidi" w:cstheme="majorBidi"/>
+                <w:sz w:val="22"/>
+                <w:szCs w:val="22"/>
+              </w:rPr>
+              <w:t>Invalid Password Format</w:t>
+            </w:r>
+          </w:p>
+          <w:p>
+            <w:pPr>
+              <w:spacing w:after="0"/>
+              <w:rPr>
+                <w:rFonts w:asciiTheme="majorBidi" w:hAnsiTheme="majorBidi" w:cstheme="majorBidi"/>
+                <w:sz w:val="22"/>
+                <w:szCs w:val="22"/>
+              </w:rPr>
+            </w:pPr>
+            <w:r>
+              <w:rPr>
+                <w:rFonts w:asciiTheme="majorBidi" w:hAnsiTheme="majorBidi" w:cstheme="majorBidi"/>
+                <w:sz w:val="22"/>
+                <w:szCs w:val="22"/>
+              </w:rPr>
+              <w:t xml:space="preserve">Password </w:t>
+            </w:r>
+            <w:r>
+              <w:rPr>
+                <w:rFonts w:asciiTheme="majorBidi" w:hAnsiTheme="majorBidi" w:cstheme="majorBidi"/>
+                <w:sz w:val="22"/>
+                <w:szCs w:val="22"/>
+              </w:rPr>
+              <w:t>Complexity Failure</w:t>
+            </w:r>
+          </w:p>
+          <w:p>
+            <w:pPr>
+              <w:spacing w:after="0"/>
+              <w:rPr>
+                <w:rFonts w:asciiTheme="majorBidi" w:hAnsiTheme="majorBidi" w:cstheme="majorBidi"/>
+                <w:sz w:val="22"/>
+                <w:szCs w:val="22"/>
+              </w:rPr>
+            </w:pPr>
+            <w:r>
+              <w:rPr>
+                <w:rFonts w:asciiTheme="majorBidi" w:hAnsiTheme="majorBidi" w:cstheme="majorBidi"/>
+                <w:sz w:val="22"/>
+                <w:szCs w:val="22"/>
+              </w:rPr>
+              <w:t>Abort</w:t>
+            </w:r>
+            <w:r>
+              <w:rPr>
+                <w:rFonts w:asciiTheme="majorBidi" w:hAnsiTheme="majorBidi" w:cstheme="majorBidi"/>
+                <w:sz w:val="22"/>
+                <w:szCs w:val="22"/>
+              </w:rPr>
+              <w:t xml:space="preserve"> Password Change</w:t>
+            </w:r>
+          </w:p>
+        </w:tc>
+      </w:tr>
+    </w:tbl>
+    <w:p/>
+    <w:tbl>
+      <w:tblPr>
+        <w:tblW w:w="10007" w:type="dxa"/>
+        <w:tblInd w:w="55" w:type="dxa"/>
+        <w:tblLayout w:type="fixed"/>
+        <w:tblCellMar>
+          <w:top w:w="55" w:type="dxa"/>
+          <w:left w:w="55" w:type="dxa"/>
+          <w:bottom w:w="55" w:type="dxa"/>
+          <w:right w:w="55" w:type="dxa"/>
+        </w:tblCellMar>
+        <w:tblLook w:val="0000" w:firstRow="0" w:lastRow="0" w:firstColumn="0" w:lastColumn="0" w:noHBand="0" w:noVBand="0"/>
+      </w:tblPr>
+      <w:tblGrid>
+        <w:gridCol w:w="4684"/>
+        <w:gridCol w:w="5323"/>
+      </w:tblGrid>
+      <w:tr>
+        <w:trPr>
+          <w:trHeight w:val="291"/>
+        </w:trPr>
+        <w:tc>
+          <w:tcPr>
+            <w:tcW w:w="4684" w:type="dxa"/>
+            <w:tcBorders>
+              <w:top w:val="single" w:sz="1" w:space="0" w:color="000000"/>
+              <w:left w:val="single" w:sz="1" w:space="0" w:color="000000"/>
+              <w:bottom w:val="single" w:sz="1" w:space="0" w:color="000000"/>
+              <w:right w:val="single" w:sz="1" w:space="0" w:color="000000"/>
+            </w:tcBorders>
+          </w:tcPr>
+          <w:p>
+            <w:pPr>
+              <w:spacing w:after="0"/>
+              <w:rPr>
+                <w:rFonts w:asciiTheme="majorBidi" w:hAnsiTheme="majorBidi" w:cstheme="majorBidi"/>
+                <w:sz w:val="22"/>
+                <w:szCs w:val="22"/>
+              </w:rPr>
+            </w:pPr>
+            <w:r>
+              <w:rPr>
+                <w:rFonts w:asciiTheme="majorBidi" w:hAnsiTheme="majorBidi" w:cstheme="majorBidi"/>
+                <w:b/>
+                <w:bCs/>
+                <w:sz w:val="22"/>
+                <w:szCs w:val="22"/>
+              </w:rPr>
+              <w:t>Use case ID:</w:t>
+            </w:r>
+            <w:r>
+              <w:rPr>
+                <w:rFonts w:asciiTheme="majorBidi" w:hAnsiTheme="majorBidi" w:cstheme="majorBidi"/>
+                <w:sz w:val="22"/>
+                <w:szCs w:val="22"/>
+              </w:rPr>
+              <w:t xml:space="preserve"> </w:t>
+            </w:r>
+            <w:r>
+              <w:rPr>
+                <w:rFonts w:asciiTheme="majorBidi" w:hAnsiTheme="majorBidi" w:cstheme="majorBidi"/>
+                <w:sz w:val="22"/>
+                <w:szCs w:val="22"/>
+              </w:rPr>
+              <w:t>UC</w:t>
+            </w:r>
+            <w:r>
+              <w:rPr>
+                <w:rFonts w:asciiTheme="majorBidi" w:hAnsiTheme="majorBidi" w:cstheme="majorBidi"/>
+                <w:sz w:val="22"/>
+                <w:szCs w:val="22"/>
+              </w:rPr>
+              <w:t>10</w:t>
+            </w:r>
+          </w:p>
+        </w:tc>
+        <w:tc>
+          <w:tcPr>
+            <w:tcW w:w="5323" w:type="dxa"/>
+            <w:tcBorders>
+              <w:top w:val="single" w:sz="1" w:space="0" w:color="000000"/>
+              <w:left w:val="single" w:sz="1" w:space="0" w:color="000000"/>
+              <w:bottom w:val="single" w:sz="1" w:space="0" w:color="000000"/>
+              <w:right w:val="single" w:sz="1" w:space="0" w:color="000000"/>
+            </w:tcBorders>
+          </w:tcPr>
+          <w:p>
+            <w:pPr>
+              <w:spacing w:after="0"/>
+              <w:rPr>
+                <w:rFonts w:asciiTheme="majorBidi" w:hAnsiTheme="majorBidi" w:cstheme="majorBidi"/>
+                <w:sz w:val="22"/>
+                <w:szCs w:val="22"/>
+              </w:rPr>
+            </w:pPr>
+            <w:r>
+              <w:rPr>
+                <w:rFonts w:asciiTheme="majorBidi" w:hAnsiTheme="majorBidi" w:cstheme="majorBidi"/>
+                <w:b/>
+                <w:bCs/>
+                <w:sz w:val="22"/>
+                <w:szCs w:val="22"/>
+              </w:rPr>
+              <w:t>Use case:</w:t>
+            </w:r>
+            <w:r>
+              <w:rPr>
+                <w:rFonts w:asciiTheme="majorBidi" w:hAnsiTheme="majorBidi" w:cstheme="majorBidi"/>
+                <w:sz w:val="22"/>
+                <w:szCs w:val="22"/>
+              </w:rPr>
+              <w:t xml:space="preserve"> </w:t>
+            </w:r>
+            <w:r>
+              <w:rPr>
+                <w:rFonts w:asciiTheme="majorBidi" w:hAnsiTheme="majorBidi" w:cstheme="majorBidi"/>
+                <w:sz w:val="22"/>
+                <w:szCs w:val="22"/>
+              </w:rPr>
+              <w:t>EditUserDetails</w:t>
+            </w:r>
+          </w:p>
+        </w:tc>
+      </w:tr>
+      <w:tr>
+        <w:trPr>
+          <w:trHeight w:val="388"/>
+        </w:trPr>
+        <w:tc>
+          <w:tcPr>
+            <w:tcW w:w="10007" w:type="dxa"/>
+            <w:gridSpan w:val="2"/>
+            <w:tcBorders>
+              <w:left w:val="single" w:sz="1" w:space="0" w:color="000000"/>
+              <w:bottom w:val="single" w:sz="1" w:space="0" w:color="000000"/>
+              <w:right w:val="single" w:sz="1" w:space="0" w:color="000000"/>
+            </w:tcBorders>
+          </w:tcPr>
+          <w:p>
+            <w:pPr>
+              <w:spacing w:after="0"/>
+              <w:jc w:val="both"/>
+              <w:rPr>
+                <w:rFonts w:asciiTheme="majorBidi" w:hAnsiTheme="majorBidi" w:cstheme="majorBidi"/>
+                <w:sz w:val="22"/>
+                <w:szCs w:val="22"/>
+              </w:rPr>
+            </w:pPr>
+            <w:r>
+              <w:rPr>
+                <w:rFonts w:asciiTheme="majorBidi" w:hAnsiTheme="majorBidi" w:cstheme="majorBidi"/>
+                <w:b/>
+                <w:bCs/>
+                <w:sz w:val="22"/>
+                <w:szCs w:val="22"/>
+              </w:rPr>
+              <w:t>Brief Description:</w:t>
+            </w:r>
+            <w:r>
+              <w:rPr>
+                <w:rFonts w:asciiTheme="majorBidi" w:hAnsiTheme="majorBidi" w:cstheme="majorBidi"/>
+                <w:sz w:val="22"/>
+                <w:szCs w:val="22"/>
+              </w:rPr>
+              <w:t xml:space="preserve"> </w:t>
+            </w:r>
+            <w:r>
+              <w:rPr>
+                <w:rFonts w:asciiTheme="majorBidi" w:hAnsiTheme="majorBidi" w:cstheme="majorBidi"/>
+                <w:sz w:val="22"/>
+                <w:szCs w:val="22"/>
+              </w:rPr>
+              <w:t>This use case allows a registered member to modify their personal account information, such as their contact name or secondary contact details. It acts as a broader account management tool that can also trigger security updates</w:t>
+            </w:r>
+            <w:r>
+              <w:rPr>
+                <w:rFonts w:asciiTheme="majorBidi" w:hAnsiTheme="majorBidi" w:cstheme="majorBidi"/>
+                <w:sz w:val="22"/>
+                <w:szCs w:val="22"/>
+              </w:rPr>
+              <w:t>.</w:t>
+            </w:r>
+          </w:p>
+        </w:tc>
+      </w:tr>
+      <w:tr>
+        <w:trPr>
+          <w:trHeight w:val="291"/>
+        </w:trPr>
+        <w:tc>
+          <w:tcPr>
+            <w:tcW w:w="10007" w:type="dxa"/>
+            <w:gridSpan w:val="2"/>
+            <w:tcBorders>
+              <w:left w:val="single" w:sz="1" w:space="0" w:color="000000"/>
+              <w:bottom w:val="single" w:sz="1" w:space="0" w:color="000000"/>
+              <w:right w:val="single" w:sz="1" w:space="0" w:color="000000"/>
+            </w:tcBorders>
+          </w:tcPr>
+          <w:p>
+            <w:pPr>
+              <w:spacing w:after="0"/>
+              <w:rPr>
+                <w:rFonts w:asciiTheme="majorBidi" w:hAnsiTheme="majorBidi" w:cstheme="majorBidi"/>
+                <w:b/>
+                <w:bCs/>
+                <w:sz w:val="22"/>
+                <w:szCs w:val="22"/>
+              </w:rPr>
+            </w:pPr>
+            <w:r>
+              <w:rPr>
+                <w:rFonts w:asciiTheme="majorBidi" w:hAnsiTheme="majorBidi" w:cstheme="majorBidi"/>
+                <w:b/>
+                <w:bCs/>
+                <w:sz w:val="22"/>
+                <w:szCs w:val="22"/>
+              </w:rPr>
+              <w:t>Primary actors:</w:t>
+            </w:r>
+            <w:r>
+              <w:rPr>
+                <w:rFonts w:asciiTheme="majorBidi" w:hAnsiTheme="majorBidi" w:cstheme="majorBidi"/>
+                <w:sz w:val="22"/>
+                <w:szCs w:val="22"/>
+              </w:rPr>
+              <w:t xml:space="preserve"> </w:t>
+            </w:r>
+            <w:r>
+              <w:rPr>
+                <w:rFonts w:asciiTheme="majorBidi" w:hAnsiTheme="majorBidi" w:cstheme="majorBidi"/>
+                <w:sz w:val="22"/>
+                <w:szCs w:val="22"/>
+              </w:rPr>
+              <w:t>Registered User</w:t>
+            </w:r>
+          </w:p>
+        </w:tc>
+      </w:tr>
+      <w:tr>
+        <w:trPr>
+          <w:trHeight w:val="291"/>
+        </w:trPr>
+        <w:tc>
+          <w:tcPr>
+            <w:tcW w:w="10007" w:type="dxa"/>
+            <w:gridSpan w:val="2"/>
+            <w:tcBorders>
+              <w:left w:val="single" w:sz="1" w:space="0" w:color="000000"/>
+              <w:bottom w:val="single" w:sz="1" w:space="0" w:color="000000"/>
+              <w:right w:val="single" w:sz="1" w:space="0" w:color="000000"/>
+            </w:tcBorders>
+          </w:tcPr>
+          <w:p>
+            <w:pPr>
+              <w:spacing w:after="0"/>
+              <w:rPr>
+                <w:rFonts w:asciiTheme="majorBidi" w:hAnsiTheme="majorBidi" w:cstheme="majorBidi"/>
+                <w:sz w:val="22"/>
+                <w:szCs w:val="22"/>
+              </w:rPr>
+            </w:pPr>
+            <w:r>
+              <w:rPr>
+                <w:rFonts w:asciiTheme="majorBidi" w:hAnsiTheme="majorBidi" w:cstheme="majorBidi"/>
+                <w:b/>
+                <w:bCs/>
+                <w:sz w:val="22"/>
+                <w:szCs w:val="22"/>
+              </w:rPr>
+              <w:t>Secondary actors:</w:t>
+            </w:r>
+            <w:r>
+              <w:rPr>
+                <w:rFonts w:asciiTheme="majorBidi" w:hAnsiTheme="majorBidi" w:cstheme="majorBidi"/>
+                <w:sz w:val="22"/>
+                <w:szCs w:val="22"/>
+              </w:rPr>
+              <w:t xml:space="preserve"> </w:t>
+            </w:r>
+            <w:r>
+              <w:rPr>
+                <w:rFonts w:asciiTheme="majorBidi" w:hAnsiTheme="majorBidi" w:cstheme="majorBidi"/>
+                <w:sz w:val="22"/>
+                <w:szCs w:val="22"/>
+              </w:rPr>
+              <w:t>None</w:t>
+            </w:r>
+          </w:p>
+        </w:tc>
+      </w:tr>
+      <w:tr>
+        <w:trPr>
+          <w:trHeight w:val="830"/>
+        </w:trPr>
+        <w:tc>
+          <w:tcPr>
+            <w:tcW w:w="10007" w:type="dxa"/>
+            <w:gridSpan w:val="2"/>
+            <w:tcBorders>
+              <w:left w:val="single" w:sz="1" w:space="0" w:color="000000"/>
+              <w:bottom w:val="single" w:sz="1" w:space="0" w:color="000000"/>
+              <w:right w:val="single" w:sz="1" w:space="0" w:color="000000"/>
+            </w:tcBorders>
+          </w:tcPr>
+          <w:p>
+            <w:pPr>
+              <w:spacing w:after="0"/>
+              <w:rPr>
+                <w:rFonts w:asciiTheme="majorBidi" w:hAnsiTheme="majorBidi" w:cstheme="majorBidi"/>
+                <w:b/>
+                <w:bCs/>
+                <w:sz w:val="22"/>
+                <w:szCs w:val="22"/>
+              </w:rPr>
+            </w:pPr>
+            <w:r>
+              <w:rPr>
+                <w:rFonts w:asciiTheme="majorBidi" w:hAnsiTheme="majorBidi" w:cstheme="majorBidi"/>
+                <w:b/>
+                <w:bCs/>
+                <w:sz w:val="22"/>
+                <w:szCs w:val="22"/>
+              </w:rPr>
+              <w:lastRenderedPageBreak/>
+              <w:t>Preconditions:</w:t>
+            </w:r>
+          </w:p>
+          <w:p>
+            <w:pPr>
+              <w:pStyle w:val="ListParagraph"/>
+              <w:numPr>
+                <w:ilvl w:val="0"/>
+                <w:numId w:val="87"/>
+              </w:numPr>
+              <w:spacing w:after="0"/>
+              <w:rPr>
+                <w:rFonts w:asciiTheme="majorBidi" w:hAnsiTheme="majorBidi" w:cstheme="majorBidi"/>
+                <w:sz w:val="22"/>
+                <w:szCs w:val="22"/>
+              </w:rPr>
+            </w:pPr>
+            <w:r>
+              <w:rPr>
+                <w:rFonts w:asciiTheme="majorBidi" w:hAnsiTheme="majorBidi" w:cstheme="majorBidi"/>
+                <w:sz w:val="22"/>
+                <w:szCs w:val="22"/>
+              </w:rPr>
+              <w:t>The user is successfully logged into the IPOS-PU portal.</w:t>
+            </w:r>
+          </w:p>
+          <w:p>
+            <w:pPr>
+              <w:pStyle w:val="ListParagraph"/>
+              <w:numPr>
+                <w:ilvl w:val="0"/>
+                <w:numId w:val="87"/>
+              </w:numPr>
+              <w:spacing w:after="0"/>
+              <w:rPr>
+                <w:rFonts w:asciiTheme="majorBidi" w:hAnsiTheme="majorBidi" w:cstheme="majorBidi"/>
+                <w:sz w:val="22"/>
+                <w:szCs w:val="22"/>
+              </w:rPr>
+            </w:pPr>
+            <w:r>
+              <w:rPr>
+                <w:rFonts w:asciiTheme="majorBidi" w:hAnsiTheme="majorBidi" w:cstheme="majorBidi"/>
+                <w:sz w:val="22"/>
+                <w:szCs w:val="22"/>
+              </w:rPr>
+              <w:t>The user has navigated to the "Account Settings" or "Profile" section.</w:t>
+            </w:r>
+          </w:p>
+        </w:tc>
+      </w:tr>
+      <w:tr>
+        <w:trPr>
+          <w:trHeight w:val="383"/>
+        </w:trPr>
+        <w:tc>
+          <w:tcPr>
+            <w:tcW w:w="10007" w:type="dxa"/>
+            <w:gridSpan w:val="2"/>
+            <w:tcBorders>
+              <w:left w:val="single" w:sz="1" w:space="0" w:color="000000"/>
+              <w:bottom w:val="single" w:sz="1" w:space="0" w:color="000000"/>
+              <w:right w:val="single" w:sz="1" w:space="0" w:color="000000"/>
+            </w:tcBorders>
+          </w:tcPr>
+          <w:p>
+            <w:pPr>
+              <w:spacing w:after="0"/>
+              <w:rPr>
+                <w:rFonts w:asciiTheme="majorBidi" w:hAnsiTheme="majorBidi" w:cstheme="majorBidi"/>
+                <w:b/>
+                <w:bCs/>
+                <w:sz w:val="22"/>
+                <w:szCs w:val="22"/>
+              </w:rPr>
+            </w:pPr>
+            <w:r>
+              <w:rPr>
+                <w:rFonts w:asciiTheme="majorBidi" w:hAnsiTheme="majorBidi" w:cstheme="majorBidi"/>
+                <w:b/>
+                <w:bCs/>
+                <w:sz w:val="22"/>
+                <w:szCs w:val="22"/>
+              </w:rPr>
+              <w:t>Main flow: Not required</w:t>
+            </w:r>
+          </w:p>
+        </w:tc>
+      </w:tr>
+      <w:tr>
+        <w:trPr>
+          <w:trHeight w:val="286"/>
+        </w:trPr>
+        <w:tc>
+          <w:tcPr>
+            <w:tcW w:w="10007" w:type="dxa"/>
+            <w:gridSpan w:val="2"/>
+            <w:tcBorders>
+              <w:left w:val="single" w:sz="1" w:space="0" w:color="000000"/>
+              <w:bottom w:val="single" w:sz="1" w:space="0" w:color="000000"/>
+              <w:right w:val="single" w:sz="1" w:space="0" w:color="000000"/>
+            </w:tcBorders>
+          </w:tcPr>
+          <w:p>
+            <w:pPr>
+              <w:rPr>
+                <w:rFonts w:asciiTheme="majorBidi" w:hAnsiTheme="majorBidi" w:cstheme="majorBidi"/>
+                <w:sz w:val="22"/>
+                <w:szCs w:val="22"/>
+              </w:rPr>
+            </w:pPr>
+            <w:r>
+              <w:rPr>
+                <w:rFonts w:asciiTheme="majorBidi" w:hAnsiTheme="majorBidi" w:cstheme="majorBidi"/>
+                <w:b/>
+                <w:bCs/>
+                <w:i/>
+                <w:iCs/>
+                <w:sz w:val="22"/>
+                <w:szCs w:val="22"/>
+              </w:rPr>
+              <w:t>Extension use cases</w:t>
+            </w:r>
+            <w:r>
+              <w:rPr>
+                <w:rFonts w:asciiTheme="majorBidi" w:hAnsiTheme="majorBidi" w:cstheme="majorBidi"/>
+                <w:sz w:val="22"/>
+                <w:szCs w:val="22"/>
+              </w:rPr>
+              <w:t xml:space="preserve">: </w:t>
+            </w:r>
+          </w:p>
+          <w:p>
+            <w:pPr>
+              <w:pStyle w:val="ListParagraph"/>
+              <w:numPr>
+                <w:ilvl w:val="0"/>
+                <w:numId w:val="97"/>
+              </w:numPr>
+              <w:rPr>
+                <w:rFonts w:asciiTheme="majorBidi" w:hAnsiTheme="majorBidi" w:cstheme="majorBidi"/>
+                <w:sz w:val="22"/>
+                <w:szCs w:val="22"/>
+              </w:rPr>
+            </w:pPr>
+            <w:r>
+              <w:rPr>
+                <w:rFonts w:asciiTheme="majorBidi" w:hAnsiTheme="majorBidi" w:cstheme="majorBidi"/>
+                <w:sz w:val="22"/>
+                <w:szCs w:val="22"/>
+              </w:rPr>
+              <w:t>ChangePassword</w:t>
+            </w:r>
+          </w:p>
+        </w:tc>
+      </w:tr>
+      <w:tr>
+        <w:trPr>
+          <w:trHeight w:val="455"/>
+        </w:trPr>
+        <w:tc>
+          <w:tcPr>
+            <w:tcW w:w="10007" w:type="dxa"/>
+            <w:gridSpan w:val="2"/>
+            <w:tcBorders>
+              <w:left w:val="single" w:sz="1" w:space="0" w:color="000000"/>
+              <w:bottom w:val="single" w:sz="1" w:space="0" w:color="000000"/>
+              <w:right w:val="single" w:sz="1" w:space="0" w:color="000000"/>
+            </w:tcBorders>
+          </w:tcPr>
+          <w:p>
+            <w:pPr>
+              <w:rPr>
+                <w:rFonts w:asciiTheme="majorBidi" w:hAnsiTheme="majorBidi" w:cstheme="majorBidi"/>
+                <w:sz w:val="22"/>
+                <w:szCs w:val="22"/>
+              </w:rPr>
+            </w:pPr>
+            <w:r>
+              <w:rPr>
+                <w:rFonts w:asciiTheme="majorBidi" w:hAnsiTheme="majorBidi" w:cstheme="majorBidi"/>
+                <w:b/>
+                <w:bCs/>
+                <w:i/>
+                <w:iCs/>
+                <w:sz w:val="22"/>
+                <w:szCs w:val="22"/>
+              </w:rPr>
+              <w:t>Inclusion use cases:</w:t>
+            </w:r>
+            <w:r>
+              <w:rPr>
+                <w:rFonts w:asciiTheme="majorBidi" w:hAnsiTheme="majorBidi" w:cstheme="majorBidi"/>
+                <w:sz w:val="22"/>
+                <w:szCs w:val="22"/>
+              </w:rPr>
+              <w:t xml:space="preserve"> </w:t>
+            </w:r>
+            <w:r>
+              <w:rPr>
+                <w:rFonts w:asciiTheme="majorBidi" w:hAnsiTheme="majorBidi" w:cstheme="majorBidi"/>
+                <w:sz w:val="22"/>
+                <w:szCs w:val="22"/>
+              </w:rPr>
+              <w:t>None</w:t>
+            </w:r>
+          </w:p>
+        </w:tc>
+      </w:tr>
+      <w:tr>
+        <w:trPr>
+          <w:trHeight w:val="537"/>
+        </w:trPr>
+        <w:tc>
+          <w:tcPr>
+            <w:tcW w:w="10007" w:type="dxa"/>
+            <w:gridSpan w:val="2"/>
+            <w:tcBorders>
+              <w:left w:val="single" w:sz="1" w:space="0" w:color="000000"/>
+              <w:bottom w:val="single" w:sz="1" w:space="0" w:color="000000"/>
+              <w:right w:val="single" w:sz="1" w:space="0" w:color="000000"/>
+            </w:tcBorders>
+          </w:tcPr>
+          <w:p>
+            <w:pPr>
+              <w:spacing w:after="0"/>
+              <w:rPr>
+                <w:rFonts w:asciiTheme="majorBidi" w:hAnsiTheme="majorBidi" w:cstheme="majorBidi"/>
+                <w:b/>
+                <w:bCs/>
+                <w:sz w:val="22"/>
+                <w:szCs w:val="22"/>
+              </w:rPr>
+            </w:pPr>
+            <w:r>
+              <w:rPr>
+                <w:rFonts w:asciiTheme="majorBidi" w:hAnsiTheme="majorBidi" w:cstheme="majorBidi"/>
+                <w:b/>
+                <w:bCs/>
+                <w:sz w:val="22"/>
+                <w:szCs w:val="22"/>
+              </w:rPr>
+              <w:t>Postconditions:</w:t>
+            </w:r>
+          </w:p>
+          <w:p>
+            <w:pPr>
+              <w:pStyle w:val="ListParagraph"/>
+              <w:numPr>
+                <w:ilvl w:val="0"/>
+                <w:numId w:val="88"/>
+              </w:numPr>
+              <w:spacing w:after="0"/>
+              <w:rPr>
+                <w:rFonts w:asciiTheme="majorBidi" w:hAnsiTheme="majorBidi" w:cstheme="majorBidi"/>
+                <w:sz w:val="22"/>
+                <w:szCs w:val="22"/>
+              </w:rPr>
+            </w:pPr>
+            <w:r>
+              <w:rPr>
+                <w:rFonts w:asciiTheme="majorBidi" w:hAnsiTheme="majorBidi" w:cstheme="majorBidi"/>
+                <w:sz w:val="22"/>
+                <w:szCs w:val="22"/>
+              </w:rPr>
+              <w:t>The updated user details are saved in the IPOS-PU member database.</w:t>
+            </w:r>
+          </w:p>
+          <w:p>
+            <w:pPr>
+              <w:pStyle w:val="ListParagraph"/>
+              <w:numPr>
+                <w:ilvl w:val="0"/>
+                <w:numId w:val="88"/>
+              </w:numPr>
+              <w:spacing w:after="0"/>
+              <w:rPr>
+                <w:rFonts w:asciiTheme="majorBidi" w:hAnsiTheme="majorBidi" w:cstheme="majorBidi"/>
+                <w:sz w:val="22"/>
+                <w:szCs w:val="22"/>
+              </w:rPr>
+            </w:pPr>
+            <w:r>
+              <w:rPr>
+                <w:rFonts w:asciiTheme="majorBidi" w:hAnsiTheme="majorBidi" w:cstheme="majorBidi"/>
+                <w:sz w:val="22"/>
+                <w:szCs w:val="22"/>
+              </w:rPr>
+              <w:t>A confirmation message is displayed to the user confirming the changes.</w:t>
+            </w:r>
+          </w:p>
+        </w:tc>
+      </w:tr>
+      <w:tr>
+        <w:trPr>
+          <w:trHeight w:val="585"/>
+        </w:trPr>
+        <w:tc>
+          <w:tcPr>
+            <w:tcW w:w="10007" w:type="dxa"/>
+            <w:gridSpan w:val="2"/>
+            <w:tcBorders>
+              <w:left w:val="single" w:sz="1" w:space="0" w:color="000000"/>
+              <w:bottom w:val="single" w:sz="1" w:space="0" w:color="000000"/>
+              <w:right w:val="single" w:sz="1" w:space="0" w:color="000000"/>
+            </w:tcBorders>
+          </w:tcPr>
+          <w:p>
+            <w:pPr>
+              <w:spacing w:after="0"/>
+              <w:rPr>
+                <w:rFonts w:asciiTheme="majorBidi" w:hAnsiTheme="majorBidi" w:cstheme="majorBidi"/>
+                <w:b/>
+                <w:bCs/>
+                <w:sz w:val="22"/>
+                <w:szCs w:val="22"/>
+              </w:rPr>
+            </w:pPr>
+            <w:r>
+              <w:rPr>
+                <w:rFonts w:asciiTheme="majorBidi" w:hAnsiTheme="majorBidi" w:cstheme="majorBidi"/>
+                <w:b/>
+                <w:bCs/>
+                <w:sz w:val="22"/>
+                <w:szCs w:val="22"/>
+              </w:rPr>
+              <w:t xml:space="preserve">Alternative flows: </w:t>
+            </w:r>
+          </w:p>
+          <w:p>
+            <w:pPr>
+              <w:spacing w:after="0"/>
+              <w:rPr>
+                <w:rFonts w:asciiTheme="majorBidi" w:hAnsiTheme="majorBidi" w:cstheme="majorBidi"/>
+                <w:sz w:val="22"/>
+                <w:szCs w:val="22"/>
+              </w:rPr>
+            </w:pPr>
+            <w:r>
+              <w:rPr>
+                <w:rFonts w:asciiTheme="majorBidi" w:hAnsiTheme="majorBidi" w:cstheme="majorBidi"/>
+                <w:sz w:val="22"/>
+                <w:szCs w:val="22"/>
+              </w:rPr>
+              <w:t>Validation Error</w:t>
+            </w:r>
+          </w:p>
+        </w:tc>
+      </w:tr>
+    </w:tbl>
+    <w:p/>
+    <w:tbl>
+      <w:tblPr>
+        <w:tblW w:w="10007" w:type="dxa"/>
+        <w:tblInd w:w="55" w:type="dxa"/>
+        <w:tblLayout w:type="fixed"/>
+        <w:tblCellMar>
+          <w:top w:w="55" w:type="dxa"/>
+          <w:left w:w="55" w:type="dxa"/>
+          <w:bottom w:w="55" w:type="dxa"/>
+          <w:right w:w="55" w:type="dxa"/>
+        </w:tblCellMar>
+        <w:tblLook w:val="0000" w:firstRow="0" w:lastRow="0" w:firstColumn="0" w:lastColumn="0" w:noHBand="0" w:noVBand="0"/>
+      </w:tblPr>
+      <w:tblGrid>
+        <w:gridCol w:w="4684"/>
+        <w:gridCol w:w="5323"/>
+      </w:tblGrid>
+      <w:tr>
+        <w:trPr>
+          <w:trHeight w:val="291"/>
+        </w:trPr>
+        <w:tc>
+          <w:tcPr>
+            <w:tcW w:w="4684" w:type="dxa"/>
+            <w:tcBorders>
+              <w:top w:val="single" w:sz="1" w:space="0" w:color="000000"/>
+              <w:left w:val="single" w:sz="1" w:space="0" w:color="000000"/>
+              <w:bottom w:val="single" w:sz="1" w:space="0" w:color="000000"/>
+              <w:right w:val="single" w:sz="1" w:space="0" w:color="000000"/>
+            </w:tcBorders>
+          </w:tcPr>
+          <w:p>
+            <w:pPr>
+              <w:spacing w:after="0"/>
+              <w:rPr>
+                <w:rFonts w:asciiTheme="majorBidi" w:hAnsiTheme="majorBidi" w:cstheme="majorBidi"/>
+                <w:sz w:val="22"/>
+                <w:szCs w:val="22"/>
+              </w:rPr>
+            </w:pPr>
+            <w:r>
+              <w:rPr>
+                <w:rFonts w:asciiTheme="majorBidi" w:hAnsiTheme="majorBidi" w:cstheme="majorBidi"/>
+                <w:b/>
+                <w:bCs/>
+                <w:sz w:val="22"/>
+                <w:szCs w:val="22"/>
+              </w:rPr>
+              <w:t>Use case ID:</w:t>
+            </w:r>
+            <w:r>
+              <w:rPr>
+                <w:rFonts w:asciiTheme="majorBidi" w:hAnsiTheme="majorBidi" w:cstheme="majorBidi"/>
+                <w:sz w:val="22"/>
+                <w:szCs w:val="22"/>
+              </w:rPr>
+              <w:t xml:space="preserve"> </w:t>
+            </w:r>
+            <w:r>
+              <w:rPr>
+                <w:rFonts w:asciiTheme="majorBidi" w:hAnsiTheme="majorBidi" w:cstheme="majorBidi"/>
+                <w:sz w:val="22"/>
+                <w:szCs w:val="22"/>
+              </w:rPr>
+              <w:t>UC</w:t>
+            </w:r>
+            <w:r>
+              <w:rPr>
+                <w:rFonts w:asciiTheme="majorBidi" w:hAnsiTheme="majorBidi" w:cstheme="majorBidi"/>
+                <w:sz w:val="22"/>
+                <w:szCs w:val="22"/>
+              </w:rPr>
+              <w:t>11</w:t>
+            </w:r>
+          </w:p>
+        </w:tc>
+        <w:tc>
+          <w:tcPr>
+            <w:tcW w:w="5323" w:type="dxa"/>
+            <w:tcBorders>
+              <w:top w:val="single" w:sz="1" w:space="0" w:color="000000"/>
+              <w:left w:val="single" w:sz="1" w:space="0" w:color="000000"/>
+              <w:bottom w:val="single" w:sz="1" w:space="0" w:color="000000"/>
+              <w:right w:val="single" w:sz="1" w:space="0" w:color="000000"/>
+            </w:tcBorders>
+          </w:tcPr>
+          <w:p>
+            <w:pPr>
+              <w:spacing w:after="0"/>
+              <w:rPr>
+                <w:rFonts w:asciiTheme="majorBidi" w:hAnsiTheme="majorBidi" w:cstheme="majorBidi"/>
+                <w:sz w:val="22"/>
+                <w:szCs w:val="22"/>
+              </w:rPr>
+            </w:pPr>
+            <w:r>
+              <w:rPr>
+                <w:rFonts w:asciiTheme="majorBidi" w:hAnsiTheme="majorBidi" w:cstheme="majorBidi"/>
+                <w:b/>
+                <w:bCs/>
+                <w:sz w:val="22"/>
+                <w:szCs w:val="22"/>
+              </w:rPr>
+              <w:t>Use case:</w:t>
+            </w:r>
+            <w:r>
+              <w:rPr>
+                <w:rFonts w:asciiTheme="majorBidi" w:hAnsiTheme="majorBidi" w:cstheme="majorBidi"/>
+                <w:sz w:val="22"/>
+                <w:szCs w:val="22"/>
+              </w:rPr>
+              <w:t xml:space="preserve"> </w:t>
+            </w:r>
+            <w:r>
+              <w:rPr>
+                <w:rFonts w:asciiTheme="majorBidi" w:hAnsiTheme="majorBidi" w:cstheme="majorBidi"/>
+                <w:sz w:val="22"/>
+                <w:szCs w:val="22"/>
+              </w:rPr>
+              <w:t>View</w:t>
+            </w:r>
+            <w:r>
+              <w:rPr>
+                <w:rFonts w:asciiTheme="majorBidi" w:hAnsiTheme="majorBidi" w:cstheme="majorBidi"/>
+                <w:sz w:val="22"/>
+                <w:szCs w:val="22"/>
+              </w:rPr>
+              <w:t>Cart</w:t>
+            </w:r>
+          </w:p>
+        </w:tc>
+      </w:tr>
+      <w:tr>
+        <w:trPr>
+          <w:trHeight w:val="388"/>
+        </w:trPr>
+        <w:tc>
+          <w:tcPr>
+            <w:tcW w:w="10007" w:type="dxa"/>
+            <w:gridSpan w:val="2"/>
+            <w:tcBorders>
+              <w:left w:val="single" w:sz="1" w:space="0" w:color="000000"/>
+              <w:bottom w:val="single" w:sz="1" w:space="0" w:color="000000"/>
+              <w:right w:val="single" w:sz="1" w:space="0" w:color="000000"/>
+            </w:tcBorders>
+          </w:tcPr>
+          <w:p>
+            <w:pPr>
+              <w:spacing w:after="0"/>
+              <w:jc w:val="both"/>
+              <w:rPr>
+                <w:rFonts w:asciiTheme="majorBidi" w:hAnsiTheme="majorBidi" w:cstheme="majorBidi"/>
+                <w:sz w:val="22"/>
+                <w:szCs w:val="22"/>
+              </w:rPr>
+            </w:pPr>
+            <w:r>
+              <w:rPr>
+                <w:rFonts w:asciiTheme="majorBidi" w:hAnsiTheme="majorBidi" w:cstheme="majorBidi"/>
+                <w:b/>
+                <w:bCs/>
+                <w:sz w:val="22"/>
+                <w:szCs w:val="22"/>
+              </w:rPr>
+              <w:t>Brief Description:</w:t>
+            </w:r>
+            <w:r>
+              <w:rPr>
+                <w:rFonts w:asciiTheme="majorBidi" w:hAnsiTheme="majorBidi" w:cstheme="majorBidi"/>
+                <w:sz w:val="22"/>
+                <w:szCs w:val="22"/>
+              </w:rPr>
+              <w:t xml:space="preserve"> </w:t>
+            </w:r>
+            <w:r>
+              <w:rPr>
+                <w:rFonts w:asciiTheme="majorBidi" w:hAnsiTheme="majorBidi" w:cstheme="majorBidi"/>
+                <w:sz w:val="22"/>
+                <w:szCs w:val="22"/>
+              </w:rPr>
+              <w:t>This use case allows the user to view the current list of items they have selected for purchase. It provides a summary of product names, quantities, individual costs, and the cumulative total for the potential order.</w:t>
+            </w:r>
+          </w:p>
+        </w:tc>
+      </w:tr>
+      <w:tr>
+        <w:trPr>
+          <w:trHeight w:val="291"/>
+        </w:trPr>
+        <w:tc>
+          <w:tcPr>
+            <w:tcW w:w="10007" w:type="dxa"/>
+            <w:gridSpan w:val="2"/>
+            <w:tcBorders>
+              <w:left w:val="single" w:sz="1" w:space="0" w:color="000000"/>
+              <w:bottom w:val="single" w:sz="1" w:space="0" w:color="000000"/>
+              <w:right w:val="single" w:sz="1" w:space="0" w:color="000000"/>
+            </w:tcBorders>
+          </w:tcPr>
+          <w:p>
+            <w:pPr>
+              <w:spacing w:after="0"/>
+              <w:rPr>
+                <w:rFonts w:asciiTheme="majorBidi" w:hAnsiTheme="majorBidi" w:cstheme="majorBidi"/>
+                <w:b/>
+                <w:bCs/>
+                <w:sz w:val="22"/>
+                <w:szCs w:val="22"/>
+              </w:rPr>
+            </w:pPr>
+            <w:r>
+              <w:rPr>
+                <w:rFonts w:asciiTheme="majorBidi" w:hAnsiTheme="majorBidi" w:cstheme="majorBidi"/>
+                <w:b/>
+                <w:bCs/>
+                <w:sz w:val="22"/>
+                <w:szCs w:val="22"/>
+              </w:rPr>
+              <w:t>Primary actors:</w:t>
+            </w:r>
+            <w:r>
+              <w:rPr>
+                <w:rFonts w:asciiTheme="majorBidi" w:hAnsiTheme="majorBidi" w:cstheme="majorBidi"/>
+                <w:sz w:val="22"/>
+                <w:szCs w:val="22"/>
+              </w:rPr>
+              <w:t xml:space="preserve"> </w:t>
+            </w:r>
+            <w:r>
+              <w:rPr>
+                <w:rFonts w:asciiTheme="majorBidi" w:hAnsiTheme="majorBidi" w:cstheme="majorBidi"/>
+                <w:sz w:val="22"/>
+                <w:szCs w:val="22"/>
+              </w:rPr>
+              <w:t>Unregistered User, Non-commercial Customer</w:t>
+            </w:r>
+          </w:p>
+        </w:tc>
+      </w:tr>
+      <w:tr>
+        <w:trPr>
+          <w:trHeight w:val="291"/>
+        </w:trPr>
+        <w:tc>
+          <w:tcPr>
+            <w:tcW w:w="10007" w:type="dxa"/>
+            <w:gridSpan w:val="2"/>
+            <w:tcBorders>
+              <w:left w:val="single" w:sz="1" w:space="0" w:color="000000"/>
+              <w:bottom w:val="single" w:sz="1" w:space="0" w:color="000000"/>
+              <w:right w:val="single" w:sz="1" w:space="0" w:color="000000"/>
+            </w:tcBorders>
+          </w:tcPr>
+          <w:p>
+            <w:pPr>
+              <w:spacing w:after="0"/>
+              <w:rPr>
+                <w:rFonts w:asciiTheme="majorBidi" w:hAnsiTheme="majorBidi" w:cstheme="majorBidi"/>
+                <w:sz w:val="22"/>
+                <w:szCs w:val="22"/>
+              </w:rPr>
+            </w:pPr>
+            <w:r>
+              <w:rPr>
+                <w:rFonts w:asciiTheme="majorBidi" w:hAnsiTheme="majorBidi" w:cstheme="majorBidi"/>
+                <w:b/>
+                <w:bCs/>
+                <w:sz w:val="22"/>
+                <w:szCs w:val="22"/>
+              </w:rPr>
+              <w:t>Secondary actors:</w:t>
+            </w:r>
+            <w:r>
+              <w:rPr>
+                <w:rFonts w:asciiTheme="majorBidi" w:hAnsiTheme="majorBidi" w:cstheme="majorBidi"/>
+                <w:sz w:val="22"/>
+                <w:szCs w:val="22"/>
+              </w:rPr>
+              <w:t xml:space="preserve"> </w:t>
+            </w:r>
+            <w:r>
+              <w:rPr>
+                <w:rFonts w:asciiTheme="majorBidi" w:hAnsiTheme="majorBidi" w:cstheme="majorBidi"/>
+                <w:sz w:val="22"/>
+                <w:szCs w:val="22"/>
+              </w:rPr>
+              <w:t>None</w:t>
+            </w:r>
+          </w:p>
+        </w:tc>
+      </w:tr>
+      <w:tr>
+        <w:trPr>
+          <w:trHeight w:val="830"/>
+        </w:trPr>
+        <w:tc>
+          <w:tcPr>
+            <w:tcW w:w="10007" w:type="dxa"/>
+            <w:gridSpan w:val="2"/>
+            <w:tcBorders>
+              <w:left w:val="single" w:sz="1" w:space="0" w:color="000000"/>
+              <w:bottom w:val="single" w:sz="1" w:space="0" w:color="000000"/>
+              <w:right w:val="single" w:sz="1" w:space="0" w:color="000000"/>
+            </w:tcBorders>
+          </w:tcPr>
+          <w:p>
+            <w:pPr>
+              <w:spacing w:after="0"/>
+              <w:rPr>
+                <w:rFonts w:asciiTheme="majorBidi" w:hAnsiTheme="majorBidi" w:cstheme="majorBidi"/>
+                <w:b/>
+                <w:bCs/>
+                <w:sz w:val="22"/>
+                <w:szCs w:val="22"/>
+              </w:rPr>
+            </w:pPr>
+            <w:r>
+              <w:rPr>
+                <w:rFonts w:asciiTheme="majorBidi" w:hAnsiTheme="majorBidi" w:cstheme="majorBidi"/>
+                <w:b/>
+                <w:bCs/>
+                <w:sz w:val="22"/>
+                <w:szCs w:val="22"/>
+              </w:rPr>
+              <w:t>Preconditions:</w:t>
+            </w:r>
+          </w:p>
+          <w:p>
+            <w:pPr>
+              <w:pStyle w:val="ListParagraph"/>
+              <w:numPr>
+                <w:ilvl w:val="0"/>
+                <w:numId w:val="99"/>
+              </w:numPr>
+              <w:spacing w:after="0"/>
+              <w:rPr>
+                <w:rFonts w:asciiTheme="majorBidi" w:hAnsiTheme="majorBidi" w:cstheme="majorBidi"/>
+                <w:sz w:val="22"/>
+                <w:szCs w:val="22"/>
+              </w:rPr>
+            </w:pPr>
+            <w:r>
+              <w:rPr>
+                <w:rFonts w:asciiTheme="majorBidi" w:hAnsiTheme="majorBidi" w:cstheme="majorBidi"/>
+                <w:sz w:val="22"/>
+                <w:szCs w:val="22"/>
+              </w:rPr>
+              <w:t>The IPOS-PU portal is operational.</w:t>
+            </w:r>
+          </w:p>
+          <w:p>
+            <w:pPr>
+              <w:pStyle w:val="ListParagraph"/>
+              <w:numPr>
+                <w:ilvl w:val="0"/>
+                <w:numId w:val="99"/>
+              </w:numPr>
+              <w:spacing w:after="0"/>
+              <w:rPr>
+                <w:rFonts w:asciiTheme="majorBidi" w:hAnsiTheme="majorBidi" w:cstheme="majorBidi"/>
+                <w:sz w:val="22"/>
+                <w:szCs w:val="22"/>
+              </w:rPr>
+            </w:pPr>
+            <w:r>
+              <w:rPr>
+                <w:rFonts w:asciiTheme="majorBidi" w:hAnsiTheme="majorBidi" w:cstheme="majorBidi"/>
+                <w:sz w:val="22"/>
+                <w:szCs w:val="22"/>
+              </w:rPr>
+              <w:t>The user has added at least one item to their virtual shopping cart.</w:t>
+            </w:r>
+          </w:p>
+        </w:tc>
+      </w:tr>
+      <w:tr>
+        <w:trPr>
+          <w:trHeight w:val="383"/>
+        </w:trPr>
+        <w:tc>
+          <w:tcPr>
+            <w:tcW w:w="10007" w:type="dxa"/>
+            <w:gridSpan w:val="2"/>
+            <w:tcBorders>
+              <w:left w:val="single" w:sz="1" w:space="0" w:color="000000"/>
+              <w:bottom w:val="single" w:sz="1" w:space="0" w:color="000000"/>
+              <w:right w:val="single" w:sz="1" w:space="0" w:color="000000"/>
+            </w:tcBorders>
+          </w:tcPr>
+          <w:p>
+            <w:pPr>
+              <w:spacing w:after="0"/>
+              <w:rPr>
+                <w:rFonts w:asciiTheme="majorBidi" w:hAnsiTheme="majorBidi" w:cstheme="majorBidi"/>
+                <w:b/>
+                <w:bCs/>
+                <w:sz w:val="22"/>
+                <w:szCs w:val="22"/>
+              </w:rPr>
+            </w:pPr>
+            <w:r>
+              <w:rPr>
+                <w:rFonts w:asciiTheme="majorBidi" w:hAnsiTheme="majorBidi" w:cstheme="majorBidi"/>
+                <w:b/>
+                <w:bCs/>
+                <w:sz w:val="22"/>
+                <w:szCs w:val="22"/>
+              </w:rPr>
+              <w:t>Main flow: Not required</w:t>
+            </w:r>
+          </w:p>
+        </w:tc>
+      </w:tr>
+      <w:tr>
+        <w:trPr>
+          <w:trHeight w:val="286"/>
+        </w:trPr>
+        <w:tc>
+          <w:tcPr>
+            <w:tcW w:w="10007" w:type="dxa"/>
+            <w:gridSpan w:val="2"/>
+            <w:tcBorders>
+              <w:left w:val="single" w:sz="1" w:space="0" w:color="000000"/>
+              <w:bottom w:val="single" w:sz="1" w:space="0" w:color="000000"/>
+              <w:right w:val="single" w:sz="1" w:space="0" w:color="000000"/>
+            </w:tcBorders>
+          </w:tcPr>
+          <w:p>
+            <w:pPr>
+              <w:rPr>
+                <w:rFonts w:asciiTheme="majorBidi" w:hAnsiTheme="majorBidi" w:cstheme="majorBidi"/>
+                <w:sz w:val="22"/>
+                <w:szCs w:val="22"/>
+              </w:rPr>
+            </w:pPr>
+            <w:r>
+              <w:rPr>
+                <w:rFonts w:asciiTheme="majorBidi" w:hAnsiTheme="majorBidi" w:cstheme="majorBidi"/>
+                <w:b/>
+                <w:bCs/>
+                <w:i/>
+                <w:iCs/>
+                <w:sz w:val="22"/>
+                <w:szCs w:val="22"/>
+              </w:rPr>
+              <w:t>Extension use cases</w:t>
+            </w:r>
+            <w:r>
+              <w:rPr>
+                <w:rFonts w:asciiTheme="majorBidi" w:hAnsiTheme="majorBidi" w:cstheme="majorBidi"/>
+                <w:sz w:val="22"/>
+                <w:szCs w:val="22"/>
+              </w:rPr>
+              <w:t xml:space="preserve">: </w:t>
+            </w:r>
+            <w:r>
+              <w:rPr>
+                <w:rFonts w:asciiTheme="majorBidi" w:hAnsiTheme="majorBidi" w:cstheme="majorBidi"/>
+                <w:sz w:val="22"/>
+                <w:szCs w:val="22"/>
+              </w:rPr>
+              <w:t>None</w:t>
+            </w:r>
+          </w:p>
+        </w:tc>
+      </w:tr>
+      <w:tr>
+        <w:trPr>
+          <w:trHeight w:val="455"/>
+        </w:trPr>
+        <w:tc>
+          <w:tcPr>
+            <w:tcW w:w="10007" w:type="dxa"/>
+            <w:gridSpan w:val="2"/>
+            <w:tcBorders>
+              <w:left w:val="single" w:sz="1" w:space="0" w:color="000000"/>
+              <w:bottom w:val="single" w:sz="1" w:space="0" w:color="000000"/>
+              <w:right w:val="single" w:sz="1" w:space="0" w:color="000000"/>
+            </w:tcBorders>
+          </w:tcPr>
+          <w:p>
+            <w:pPr>
+              <w:rPr>
+                <w:rFonts w:asciiTheme="majorBidi" w:hAnsiTheme="majorBidi" w:cstheme="majorBidi"/>
+                <w:sz w:val="22"/>
+                <w:szCs w:val="22"/>
+              </w:rPr>
+            </w:pPr>
+            <w:r>
+              <w:rPr>
+                <w:rFonts w:asciiTheme="majorBidi" w:hAnsiTheme="majorBidi" w:cstheme="majorBidi"/>
+                <w:b/>
+                <w:bCs/>
+                <w:i/>
+                <w:iCs/>
+                <w:sz w:val="22"/>
+                <w:szCs w:val="22"/>
+              </w:rPr>
+              <w:t>Inclusion use cases:</w:t>
+            </w:r>
+            <w:r>
+              <w:rPr>
+                <w:rFonts w:asciiTheme="majorBidi" w:hAnsiTheme="majorBidi" w:cstheme="majorBidi"/>
+                <w:sz w:val="22"/>
+                <w:szCs w:val="22"/>
+              </w:rPr>
+              <w:t xml:space="preserve"> </w:t>
+            </w:r>
+          </w:p>
+          <w:p>
+            <w:pPr>
+              <w:pStyle w:val="ListParagraph"/>
+              <w:numPr>
+                <w:ilvl w:val="0"/>
+                <w:numId w:val="98"/>
+              </w:numPr>
+              <w:rPr>
+                <w:rFonts w:asciiTheme="majorBidi" w:hAnsiTheme="majorBidi" w:cstheme="majorBidi"/>
+                <w:sz w:val="22"/>
+                <w:szCs w:val="22"/>
+              </w:rPr>
+            </w:pPr>
+            <w:r>
+              <w:rPr>
+                <w:rFonts w:asciiTheme="majorBidi" w:hAnsiTheme="majorBidi" w:cstheme="majorBidi"/>
+                <w:sz w:val="22"/>
+                <w:szCs w:val="22"/>
+              </w:rPr>
+              <w:t>CalculateTotal</w:t>
+            </w:r>
+          </w:p>
+        </w:tc>
+      </w:tr>
+      <w:tr>
+        <w:trPr>
+          <w:trHeight w:val="537"/>
+        </w:trPr>
+        <w:tc>
+          <w:tcPr>
+            <w:tcW w:w="10007" w:type="dxa"/>
+            <w:gridSpan w:val="2"/>
+            <w:tcBorders>
+              <w:left w:val="single" w:sz="1" w:space="0" w:color="000000"/>
+              <w:bottom w:val="single" w:sz="1" w:space="0" w:color="000000"/>
+              <w:right w:val="single" w:sz="1" w:space="0" w:color="000000"/>
+            </w:tcBorders>
+          </w:tcPr>
+          <w:p>
+            <w:pPr>
+              <w:spacing w:after="0"/>
+              <w:rPr>
+                <w:rFonts w:asciiTheme="majorBidi" w:hAnsiTheme="majorBidi" w:cstheme="majorBidi"/>
+                <w:b/>
+                <w:bCs/>
+                <w:sz w:val="22"/>
+                <w:szCs w:val="22"/>
+              </w:rPr>
+            </w:pPr>
+            <w:r>
+              <w:rPr>
+                <w:rFonts w:asciiTheme="majorBidi" w:hAnsiTheme="majorBidi" w:cstheme="majorBidi"/>
+                <w:b/>
+                <w:bCs/>
+                <w:sz w:val="22"/>
+                <w:szCs w:val="22"/>
+              </w:rPr>
+              <w:t>Postconditions:</w:t>
+            </w:r>
+          </w:p>
+          <w:p>
+            <w:pPr>
+              <w:pStyle w:val="ListParagraph"/>
+              <w:numPr>
+                <w:ilvl w:val="0"/>
+                <w:numId w:val="100"/>
+              </w:numPr>
+              <w:spacing w:after="0"/>
+              <w:rPr>
+                <w:rFonts w:asciiTheme="majorBidi" w:hAnsiTheme="majorBidi" w:cstheme="majorBidi"/>
+                <w:sz w:val="22"/>
+                <w:szCs w:val="22"/>
+              </w:rPr>
+            </w:pPr>
+            <w:r>
+              <w:rPr>
+                <w:rFonts w:asciiTheme="majorBidi" w:hAnsiTheme="majorBidi" w:cstheme="majorBidi"/>
+                <w:sz w:val="22"/>
+                <w:szCs w:val="22"/>
+              </w:rPr>
+              <w:t>The user is presented with a detailed summary of their cart contents.</w:t>
+            </w:r>
+          </w:p>
+          <w:p>
+            <w:pPr>
+              <w:pStyle w:val="ListParagraph"/>
+              <w:numPr>
+                <w:ilvl w:val="0"/>
+                <w:numId w:val="100"/>
+              </w:numPr>
+              <w:spacing w:after="0"/>
+              <w:rPr>
+                <w:rFonts w:asciiTheme="majorBidi" w:hAnsiTheme="majorBidi" w:cstheme="majorBidi"/>
+                <w:sz w:val="22"/>
+                <w:szCs w:val="22"/>
+              </w:rPr>
+            </w:pPr>
+            <w:r>
+              <w:rPr>
+                <w:rFonts w:asciiTheme="majorBidi" w:hAnsiTheme="majorBidi" w:cstheme="majorBidi"/>
+                <w:sz w:val="22"/>
+                <w:szCs w:val="22"/>
+              </w:rPr>
+              <w:t>The user has the option to proceed to the Checkout use case or return to ViewCatalogue.</w:t>
+            </w:r>
+          </w:p>
+        </w:tc>
+      </w:tr>
+      <w:tr>
+        <w:trPr>
+          <w:trHeight w:val="585"/>
+        </w:trPr>
+        <w:tc>
+          <w:tcPr>
+            <w:tcW w:w="10007" w:type="dxa"/>
+            <w:gridSpan w:val="2"/>
+            <w:tcBorders>
+              <w:left w:val="single" w:sz="1" w:space="0" w:color="000000"/>
+              <w:bottom w:val="single" w:sz="1" w:space="0" w:color="000000"/>
+              <w:right w:val="single" w:sz="1" w:space="0" w:color="000000"/>
+            </w:tcBorders>
+          </w:tcPr>
+          <w:p>
+            <w:pPr>
+              <w:spacing w:after="0"/>
+              <w:rPr>
+                <w:rFonts w:asciiTheme="majorBidi" w:hAnsiTheme="majorBidi" w:cstheme="majorBidi"/>
+                <w:b/>
+                <w:bCs/>
+                <w:sz w:val="22"/>
+                <w:szCs w:val="22"/>
+              </w:rPr>
+            </w:pPr>
+            <w:r>
+              <w:rPr>
+                <w:rFonts w:asciiTheme="majorBidi" w:hAnsiTheme="majorBidi" w:cstheme="majorBidi"/>
+                <w:b/>
+                <w:bCs/>
+                <w:sz w:val="22"/>
+                <w:szCs w:val="22"/>
+              </w:rPr>
+              <w:t xml:space="preserve">Alternative flows: </w:t>
+            </w:r>
+          </w:p>
+          <w:p>
+            <w:pPr>
+              <w:spacing w:after="0"/>
+              <w:rPr>
+                <w:rFonts w:asciiTheme="majorBidi" w:hAnsiTheme="majorBidi" w:cstheme="majorBidi"/>
+                <w:sz w:val="22"/>
+                <w:szCs w:val="22"/>
+              </w:rPr>
+            </w:pPr>
+            <w:r>
+              <w:rPr>
+                <w:rFonts w:asciiTheme="majorBidi" w:hAnsiTheme="majorBidi" w:cstheme="majorBidi"/>
+                <w:sz w:val="22"/>
+                <w:szCs w:val="22"/>
+              </w:rPr>
+              <w:t>Cart</w:t>
+            </w:r>
+            <w:r>
+              <w:rPr>
+                <w:rFonts w:asciiTheme="majorBidi" w:hAnsiTheme="majorBidi" w:cstheme="majorBidi"/>
+                <w:sz w:val="22"/>
+                <w:szCs w:val="22"/>
+              </w:rPr>
+              <w:t xml:space="preserve"> Empty</w:t>
+            </w:r>
+          </w:p>
+          <w:p>
+            <w:pPr>
+              <w:spacing w:after="0"/>
+              <w:rPr>
+                <w:rFonts w:asciiTheme="majorBidi" w:hAnsiTheme="majorBidi" w:cstheme="majorBidi"/>
+                <w:sz w:val="22"/>
+                <w:szCs w:val="22"/>
+              </w:rPr>
+            </w:pPr>
+            <w:r>
+              <w:rPr>
+                <w:rFonts w:asciiTheme="majorBidi" w:hAnsiTheme="majorBidi" w:cstheme="majorBidi"/>
+                <w:sz w:val="22"/>
+                <w:szCs w:val="22"/>
+              </w:rPr>
+              <w:t>Modify Quantity</w:t>
+            </w:r>
+          </w:p>
+        </w:tc>
+      </w:tr>
+    </w:tbl>
+    <w:p/>
+    <w:p/>
+    <w:tbl>
+      <w:tblPr>
+        <w:tblW w:w="10007" w:type="dxa"/>
+        <w:tblInd w:w="55" w:type="dxa"/>
+        <w:tblLayout w:type="fixed"/>
+        <w:tblCellMar>
+          <w:top w:w="55" w:type="dxa"/>
+          <w:left w:w="55" w:type="dxa"/>
+          <w:bottom w:w="55" w:type="dxa"/>
+          <w:right w:w="55" w:type="dxa"/>
+        </w:tblCellMar>
+        <w:tblLook w:val="0000" w:firstRow="0" w:lastRow="0" w:firstColumn="0" w:lastColumn="0" w:noHBand="0" w:noVBand="0"/>
+      </w:tblPr>
+      <w:tblGrid>
+        <w:gridCol w:w="4684"/>
+        <w:gridCol w:w="5323"/>
+      </w:tblGrid>
+      <w:tr>
+        <w:trPr>
+          <w:trHeight w:val="291"/>
+        </w:trPr>
+        <w:tc>
+          <w:tcPr>
+            <w:tcW w:w="4684" w:type="dxa"/>
+            <w:tcBorders>
+              <w:top w:val="single" w:sz="1" w:space="0" w:color="000000"/>
+              <w:left w:val="single" w:sz="1" w:space="0" w:color="000000"/>
+              <w:bottom w:val="single" w:sz="1" w:space="0" w:color="000000"/>
+              <w:right w:val="single" w:sz="1" w:space="0" w:color="000000"/>
+            </w:tcBorders>
+          </w:tcPr>
+          <w:p>
+            <w:pPr>
+              <w:spacing w:after="0"/>
+              <w:rPr>
+                <w:rFonts w:asciiTheme="majorBidi" w:hAnsiTheme="majorBidi" w:cstheme="majorBidi"/>
+                <w:sz w:val="22"/>
+                <w:szCs w:val="22"/>
+              </w:rPr>
+            </w:pPr>
+            <w:r>
+              <w:rPr>
+                <w:rFonts w:asciiTheme="majorBidi" w:hAnsiTheme="majorBidi" w:cstheme="majorBidi"/>
+                <w:b/>
+                <w:bCs/>
+                <w:sz w:val="22"/>
+                <w:szCs w:val="22"/>
+              </w:rPr>
+              <w:t>Use case ID:</w:t>
+            </w:r>
+            <w:r>
+              <w:rPr>
+                <w:rFonts w:asciiTheme="majorBidi" w:hAnsiTheme="majorBidi" w:cstheme="majorBidi"/>
+                <w:sz w:val="22"/>
+                <w:szCs w:val="22"/>
+              </w:rPr>
+              <w:t xml:space="preserve"> </w:t>
+            </w:r>
+            <w:r>
+              <w:rPr>
+                <w:rFonts w:asciiTheme="majorBidi" w:hAnsiTheme="majorBidi" w:cstheme="majorBidi"/>
+                <w:sz w:val="22"/>
+                <w:szCs w:val="22"/>
+              </w:rPr>
+              <w:t>UC</w:t>
+            </w:r>
+            <w:r>
+              <w:rPr>
+                <w:rFonts w:asciiTheme="majorBidi" w:hAnsiTheme="majorBidi" w:cstheme="majorBidi"/>
+                <w:sz w:val="22"/>
+                <w:szCs w:val="22"/>
+              </w:rPr>
+              <w:t>0</w:t>
+            </w:r>
+            <w:r>
+              <w:rPr>
+                <w:rFonts w:asciiTheme="majorBidi" w:hAnsiTheme="majorBidi" w:cstheme="majorBidi"/>
+                <w:color w:val="000000"/>
+                <w:sz w:val="22"/>
+                <w:szCs w:val="22"/>
+              </w:rPr>
+              <w:t>2</w:t>
+            </w:r>
+          </w:p>
+        </w:tc>
+        <w:tc>
+          <w:tcPr>
+            <w:tcW w:w="5323" w:type="dxa"/>
+            <w:tcBorders>
+              <w:top w:val="single" w:sz="1" w:space="0" w:color="000000"/>
+              <w:left w:val="single" w:sz="1" w:space="0" w:color="000000"/>
+              <w:bottom w:val="single" w:sz="1" w:space="0" w:color="000000"/>
+              <w:right w:val="single" w:sz="1" w:space="0" w:color="000000"/>
+            </w:tcBorders>
+          </w:tcPr>
+          <w:p>
+            <w:pPr>
+              <w:spacing w:after="0"/>
+              <w:rPr>
+                <w:rFonts w:asciiTheme="majorBidi" w:hAnsiTheme="majorBidi" w:cstheme="majorBidi"/>
+                <w:sz w:val="22"/>
+                <w:szCs w:val="22"/>
+              </w:rPr>
+            </w:pPr>
+            <w:r>
+              <w:rPr>
+                <w:rFonts w:asciiTheme="majorBidi" w:hAnsiTheme="majorBidi" w:cstheme="majorBidi"/>
+                <w:b/>
+                <w:bCs/>
+                <w:sz w:val="22"/>
+                <w:szCs w:val="22"/>
+              </w:rPr>
+              <w:t>Use case:</w:t>
+            </w:r>
+            <w:r>
+              <w:rPr>
+                <w:rFonts w:asciiTheme="majorBidi" w:hAnsiTheme="majorBidi" w:cstheme="majorBidi"/>
+                <w:sz w:val="22"/>
+                <w:szCs w:val="22"/>
+              </w:rPr>
+              <w:t xml:space="preserve"> </w:t>
+            </w:r>
+            <w:r>
+              <w:rPr>
+                <w:rFonts w:asciiTheme="majorBidi" w:hAnsiTheme="majorBidi" w:cstheme="majorBidi"/>
+                <w:sz w:val="22"/>
+                <w:szCs w:val="22"/>
+                <w:highlight w:val="yellow"/>
+              </w:rPr>
+              <w:t>Register</w:t>
+            </w:r>
+          </w:p>
+        </w:tc>
+      </w:tr>
+      <w:tr>
+        <w:trPr>
+          <w:trHeight w:val="585"/>
+        </w:trPr>
+        <w:tc>
+          <w:tcPr>
+            <w:tcW w:w="10007" w:type="dxa"/>
+            <w:gridSpan w:val="2"/>
+            <w:tcBorders>
+              <w:left w:val="single" w:sz="1" w:space="0" w:color="000000"/>
+              <w:bottom w:val="single" w:sz="1" w:space="0" w:color="000000"/>
+              <w:right w:val="single" w:sz="1" w:space="0" w:color="000000"/>
+            </w:tcBorders>
+          </w:tcPr>
+          <w:p>
+            <w:pPr>
+              <w:spacing w:after="0"/>
+              <w:jc w:val="both"/>
+              <w:rPr>
+                <w:rFonts w:asciiTheme="majorBidi" w:hAnsiTheme="majorBidi" w:cstheme="majorBidi"/>
+                <w:sz w:val="22"/>
+                <w:szCs w:val="22"/>
+              </w:rPr>
+            </w:pPr>
+            <w:r>
+              <w:rPr>
+                <w:rFonts w:asciiTheme="majorBidi" w:hAnsiTheme="majorBidi" w:cstheme="majorBidi"/>
+                <w:b/>
+                <w:bCs/>
+                <w:sz w:val="22"/>
+                <w:szCs w:val="22"/>
+              </w:rPr>
+              <w:lastRenderedPageBreak/>
               <w:t>Brief Description:</w:t>
             </w:r>
             <w:r>
@@ -5359,14 +8105,12 @@
                 <w:szCs w:val="22"/>
               </w:rPr>
             </w:pPr>
-            <w:proofErr w:type="spellStart"/>
             <w:r>
               <w:rPr>
                 <w:rFonts w:ascii="Times New Roman" w:hAnsi="Times New Roman" w:cs="Times New Roman"/>
                 <w:sz w:val="22"/>
                 <w:szCs w:val="22"/>
               </w:rPr>
-              <w:lastRenderedPageBreak/>
               <w:t>SMTP</w:t>
             </w:r>
             <w:r>
@@ -5385,7 +8129,6 @@
               </w:rPr>
               <w:t>Notification</w:t>
             </w:r>
-            <w:proofErr w:type="spellEnd"/>
           </w:p>
         </w:tc>
       </w:tr>
@@ -5421,7 +8164,6 @@
                 <w:sz w:val="22"/>
                 <w:szCs w:val="22"/>
               </w:rPr>
-              <w:lastRenderedPageBreak/>
               <w:t>Inclusion use cases:</w:t>
             </w:r>
             <w:r>
@@ -6139,6 +8881,7 @@
                 <w:sz w:val="22"/>
                 <w:szCs w:val="22"/>
               </w:rPr>
+              <w:lastRenderedPageBreak/>
               <w:t>Inclusion use cases:</w:t>
             </w:r>
             <w:r>
@@ -6417,7 +9160,6 @@
               </w:rPr>
               <w:t xml:space="preserve"> </w:t>
             </w:r>
-            <w:proofErr w:type="spellStart"/>
             <w:r>
               <w:rPr>
                 <w:rFonts w:asciiTheme="majorBidi" w:hAnsiTheme="majorBidi" w:cstheme="majorBidi"/>
@@ -6426,7 +9168,6 @@
               </w:rPr>
               <w:t>SMTP_Notification</w:t>
             </w:r>
-            <w:proofErr w:type="spellEnd"/>
           </w:p>
         </w:tc>
       </w:tr>
@@ -6608,7 +9349,6 @@
                 <w:sz w:val="22"/>
                 <w:szCs w:val="22"/>
               </w:rPr>
-              <w:lastRenderedPageBreak/>
               <w:t>Secondary actors:</w:t>
             </w:r>
             <w:r>
@@ -6893,7 +9633,6 @@
                 <w:szCs w:val="22"/>
               </w:rPr>
             </w:pPr>
-            <w:proofErr w:type="spellStart"/>
             <w:r>
               <w:rPr>
                 <w:rFonts w:asciiTheme="majorBidi" w:hAnsiTheme="majorBidi" w:cstheme="majorBidi"/>
@@ -6902,7 +9641,6 @@
               </w:rPr>
               <w:t>MakeNotificationRequest</w:t>
             </w:r>
-            <w:proofErr w:type="spellEnd"/>
           </w:p>
         </w:tc>
       </w:tr>
@@ -7083,6 +9821,7 @@
         </w:tc>
       </w:tr>
     </w:tbl>
+    <w:p/>
     <w:p/>
     <w:tbl>
       <w:tblPr>
@@ -7148,7 +9887,7 @@
                 <w:sz w:val="22"/>
                 <w:szCs w:val="22"/>
               </w:rPr>
-              <w:t>UC10</w:t>
+              <w:t>UC11</w:t>
             </w:r>
           </w:p>
         </w:tc>
@@ -7189,16 +9928,14 @@
               </w:rPr>
               <w:t xml:space="preserve"> </w:t>
             </w:r>
-            <w:proofErr w:type="spellStart"/>
-            <w:r>
-              <w:rPr>
-                <w:rFonts w:asciiTheme="majorBidi" w:hAnsiTheme="majorBidi" w:cstheme="majorBidi"/>
-                <w:sz w:val="22"/>
-                <w:szCs w:val="22"/>
-              </w:rPr>
-              <w:t>ChangePassword</w:t>
-            </w:r>
-            <w:proofErr w:type="spellEnd"/>
+            <w:r>
+              <w:rPr>
+                <w:rFonts w:asciiTheme="majorBidi" w:hAnsiTheme="majorBidi" w:cstheme="majorBidi"/>
+                <w:sz w:val="22"/>
+                <w:szCs w:val="22"/>
+              </w:rPr>
+              <w:t>GenerateReport</w:t>
+            </w:r>
           </w:p>
         </w:tc>
       </w:tr>
@@ -7250,23 +9987,7 @@
                 <w:sz w:val="22"/>
                 <w:szCs w:val="22"/>
               </w:rPr>
-              <w:t xml:space="preserve">This use case allows a registered member to </w:t>
-            </w:r>
-            <w:r>
-              <w:rPr>
-                <w:rFonts w:asciiTheme="majorBidi" w:hAnsiTheme="majorBidi" w:cstheme="majorBidi"/>
-                <w:sz w:val="22"/>
-                <w:szCs w:val="22"/>
-              </w:rPr>
-              <w:t>change</w:t>
-            </w:r>
-            <w:r>
-              <w:rPr>
-                <w:rFonts w:asciiTheme="majorBidi" w:hAnsiTheme="majorBidi" w:cstheme="majorBidi"/>
-                <w:sz w:val="22"/>
-                <w:szCs w:val="22"/>
-              </w:rPr>
-              <w:t xml:space="preserve"> their account password. It is triggered automatically when a non-commercial member logs in for the first time using a system-generated password, or manually by any member wishing to update their credentials.</w:t>
+              <w:t>This use case allows the Admin to request and view various reports from the system database, specifically focusing on sales data and advertising campaign performance. The report is visualized on the screen and can be printed on demand.</w:t>
             </w:r>
           </w:p>
         </w:tc>
@@ -7320,7 +10041,7 @@
                 <w:sz w:val="22"/>
                 <w:szCs w:val="22"/>
               </w:rPr>
-              <w:t>User</w:t>
+              <w:t>Admin</w:t>
             </w:r>
           </w:p>
         </w:tc>
@@ -7410,6 +10131,7 @@
                 <w:sz w:val="22"/>
                 <w:szCs w:val="22"/>
               </w:rPr>
+              <w:lastRenderedPageBreak/>
               <w:t>Preconditions:</w:t>
             </w:r>
           </w:p>
@@ -7418,7 +10140,7 @@
               <w:pStyle w:val="ListParagraph"/>
               <w:numPr>
                 <w:ilvl w:val="0"/>
-                <w:numId w:val="22"/>
+                <w:numId w:val="23"/>
               </w:numPr>
               <w:spacing w:after="0"/>
               <w:rPr>
@@ -7433,15 +10155,7 @@
                 <w:sz w:val="22"/>
                 <w:szCs w:val="22"/>
               </w:rPr>
-              <w:t>The user has successfully authenticated via the Login use case</w:t>
-            </w:r>
-            <w:r>
-              <w:rPr>
-                <w:rFonts w:asciiTheme="majorBidi" w:hAnsiTheme="majorBidi" w:cstheme="majorBidi"/>
-                <w:sz w:val="22"/>
-                <w:szCs w:val="22"/>
-              </w:rPr>
-              <w:t>.</w:t>
+              <w:t>The Admin has successfully logged into the IPOS-PU system.</w:t>
             </w:r>
           </w:p>
           <w:p>
@@ -7449,7 +10163,7 @@
               <w:pStyle w:val="ListParagraph"/>
               <w:numPr>
                 <w:ilvl w:val="0"/>
-                <w:numId w:val="22"/>
+                <w:numId w:val="23"/>
               </w:numPr>
               <w:spacing w:after="0"/>
               <w:rPr>
@@ -7464,23 +10178,7 @@
                 <w:sz w:val="22"/>
                 <w:szCs w:val="22"/>
               </w:rPr>
-              <w:t>For first-time users, the system has identified the account status as</w:t>
-            </w:r>
-            <w:r>
-              <w:rPr>
-                <w:rFonts w:asciiTheme="majorBidi" w:hAnsiTheme="majorBidi" w:cstheme="majorBidi"/>
-                <w:sz w:val="22"/>
-                <w:szCs w:val="22"/>
-              </w:rPr>
-              <w:t xml:space="preserve"> having a </w:t>
-            </w:r>
-            <w:r>
-              <w:rPr>
-                <w:rFonts w:asciiTheme="majorBidi" w:hAnsiTheme="majorBidi" w:cstheme="majorBidi"/>
-                <w:sz w:val="22"/>
-                <w:szCs w:val="22"/>
-              </w:rPr>
-              <w:t>“New/Temporary Password"</w:t>
+              <w:t>The system contains data regarding clicks and completed purchases within the specified reporting period.</w:t>
             </w:r>
           </w:p>
         </w:tc>
@@ -7565,722 +10263,6 @@
               </w:rPr>
               <w:t xml:space="preserve">: </w:t>
             </w:r>
-            <w:r>
-              <w:rPr>
-                <w:rFonts w:asciiTheme="majorBidi" w:hAnsiTheme="majorBidi" w:cstheme="majorBidi"/>
-                <w:sz w:val="22"/>
-                <w:szCs w:val="22"/>
-              </w:rPr>
-              <w:t>None</w:t>
-            </w:r>
-          </w:p>
-        </w:tc>
-      </w:tr>
-      <w:tr>
-        <w:trPr>
-          <w:trHeight w:val="455"/>
-        </w:trPr>
-        <w:tc>
-          <w:tcPr>
-            <w:tcW w:w="10007" w:type="dxa"/>
-            <w:gridSpan w:val="2"/>
-            <w:tcBorders>
-              <w:left w:val="single" w:sz="1" w:space="0" w:color="000000"/>
-              <w:bottom w:val="single" w:sz="1" w:space="0" w:color="000000"/>
-              <w:right w:val="single" w:sz="1" w:space="0" w:color="000000"/>
-            </w:tcBorders>
-          </w:tcPr>
-          <w:p>
-            <w:pPr>
-              <w:rPr>
-                <w:rFonts w:asciiTheme="majorBidi" w:hAnsiTheme="majorBidi" w:cstheme="majorBidi"/>
-                <w:sz w:val="22"/>
-                <w:szCs w:val="22"/>
-              </w:rPr>
-            </w:pPr>
-            <w:r>
-              <w:rPr>
-                <w:rFonts w:asciiTheme="majorBidi" w:hAnsiTheme="majorBidi" w:cstheme="majorBidi"/>
-                <w:b/>
-                <w:bCs/>
-                <w:i/>
-                <w:iCs/>
-                <w:sz w:val="22"/>
-                <w:szCs w:val="22"/>
-              </w:rPr>
-              <w:t>Inclusion use cases:</w:t>
-            </w:r>
-            <w:r>
-              <w:rPr>
-                <w:rFonts w:asciiTheme="majorBidi" w:hAnsiTheme="majorBidi" w:cstheme="majorBidi"/>
-                <w:sz w:val="22"/>
-                <w:szCs w:val="22"/>
-              </w:rPr>
-              <w:t xml:space="preserve"> </w:t>
-            </w:r>
-            <w:r>
-              <w:rPr>
-                <w:rFonts w:asciiTheme="majorBidi" w:hAnsiTheme="majorBidi" w:cstheme="majorBidi"/>
-                <w:sz w:val="22"/>
-                <w:szCs w:val="22"/>
-              </w:rPr>
-              <w:t>None</w:t>
-            </w:r>
-          </w:p>
-        </w:tc>
-      </w:tr>
-      <w:tr>
-        <w:trPr>
-          <w:trHeight w:val="537"/>
-        </w:trPr>
-        <w:tc>
-          <w:tcPr>
-            <w:tcW w:w="10007" w:type="dxa"/>
-            <w:gridSpan w:val="2"/>
-            <w:tcBorders>
-              <w:left w:val="single" w:sz="1" w:space="0" w:color="000000"/>
-              <w:bottom w:val="single" w:sz="1" w:space="0" w:color="000000"/>
-              <w:right w:val="single" w:sz="1" w:space="0" w:color="000000"/>
-            </w:tcBorders>
-          </w:tcPr>
-          <w:p>
-            <w:pPr>
-              <w:spacing w:after="0"/>
-              <w:rPr>
-                <w:rFonts w:asciiTheme="majorBidi" w:hAnsiTheme="majorBidi" w:cstheme="majorBidi"/>
-                <w:b/>
-                <w:bCs/>
-                <w:sz w:val="22"/>
-                <w:szCs w:val="22"/>
-              </w:rPr>
-            </w:pPr>
-            <w:r>
-              <w:rPr>
-                <w:rFonts w:asciiTheme="majorBidi" w:hAnsiTheme="majorBidi" w:cstheme="majorBidi"/>
-                <w:b/>
-                <w:bCs/>
-                <w:sz w:val="22"/>
-                <w:szCs w:val="22"/>
-              </w:rPr>
-              <w:t>Postconditions:</w:t>
-            </w:r>
-            <w:r>
-              <w:rPr>
-                <w:rFonts w:asciiTheme="majorBidi" w:hAnsiTheme="majorBidi" w:cstheme="majorBidi"/>
-                <w:b/>
-                <w:bCs/>
-                <w:sz w:val="22"/>
-                <w:szCs w:val="22"/>
-              </w:rPr>
-              <w:t xml:space="preserve"> </w:t>
-            </w:r>
-          </w:p>
-          <w:p>
-            <w:pPr>
-              <w:pStyle w:val="ListParagraph"/>
-              <w:numPr>
-                <w:ilvl w:val="0"/>
-                <w:numId w:val="37"/>
-              </w:numPr>
-              <w:spacing w:after="0"/>
-              <w:rPr>
-                <w:rFonts w:asciiTheme="majorBidi" w:hAnsiTheme="majorBidi" w:cstheme="majorBidi"/>
-                <w:sz w:val="22"/>
-                <w:szCs w:val="22"/>
-              </w:rPr>
-            </w:pPr>
-            <w:r>
-              <w:rPr>
-                <w:rFonts w:asciiTheme="majorBidi" w:hAnsiTheme="majorBidi" w:cstheme="majorBidi"/>
-                <w:sz w:val="22"/>
-                <w:szCs w:val="22"/>
-              </w:rPr>
-              <w:t>The old password is invalidated.</w:t>
-            </w:r>
-          </w:p>
-          <w:p>
-            <w:pPr>
-              <w:pStyle w:val="ListParagraph"/>
-              <w:numPr>
-                <w:ilvl w:val="0"/>
-                <w:numId w:val="37"/>
-              </w:numPr>
-              <w:spacing w:after="0"/>
-              <w:rPr>
-                <w:rFonts w:asciiTheme="majorBidi" w:hAnsiTheme="majorBidi" w:cstheme="majorBidi"/>
-                <w:sz w:val="22"/>
-                <w:szCs w:val="22"/>
-              </w:rPr>
-            </w:pPr>
-            <w:r>
-              <w:rPr>
-                <w:rFonts w:asciiTheme="majorBidi" w:hAnsiTheme="majorBidi" w:cstheme="majorBidi"/>
-                <w:sz w:val="22"/>
-                <w:szCs w:val="22"/>
-              </w:rPr>
-              <w:t>The new password is encrypted and stored in the IPOS-PU member database.</w:t>
-            </w:r>
-          </w:p>
-          <w:p>
-            <w:pPr>
-              <w:pStyle w:val="ListParagraph"/>
-              <w:numPr>
-                <w:ilvl w:val="0"/>
-                <w:numId w:val="37"/>
-              </w:numPr>
-              <w:spacing w:after="0"/>
-              <w:rPr>
-                <w:rFonts w:asciiTheme="majorBidi" w:hAnsiTheme="majorBidi" w:cstheme="majorBidi"/>
-                <w:sz w:val="22"/>
-                <w:szCs w:val="22"/>
-              </w:rPr>
-            </w:pPr>
-            <w:r>
-              <w:rPr>
-                <w:rFonts w:asciiTheme="majorBidi" w:hAnsiTheme="majorBidi" w:cstheme="majorBidi"/>
-                <w:sz w:val="22"/>
-                <w:szCs w:val="22"/>
-              </w:rPr>
-              <w:t>The "First Login" flag is cleared (if applicable), allowing the user to access the full portal.</w:t>
-            </w:r>
-          </w:p>
-        </w:tc>
-      </w:tr>
-      <w:tr>
-        <w:trPr>
-          <w:trHeight w:val="585"/>
-        </w:trPr>
-        <w:tc>
-          <w:tcPr>
-            <w:tcW w:w="10007" w:type="dxa"/>
-            <w:gridSpan w:val="2"/>
-            <w:tcBorders>
-              <w:left w:val="single" w:sz="1" w:space="0" w:color="000000"/>
-              <w:bottom w:val="single" w:sz="1" w:space="0" w:color="000000"/>
-              <w:right w:val="single" w:sz="1" w:space="0" w:color="000000"/>
-            </w:tcBorders>
-          </w:tcPr>
-          <w:p>
-            <w:pPr>
-              <w:spacing w:after="0"/>
-              <w:rPr>
-                <w:rFonts w:asciiTheme="majorBidi" w:hAnsiTheme="majorBidi" w:cstheme="majorBidi"/>
-                <w:b/>
-                <w:bCs/>
-                <w:sz w:val="22"/>
-                <w:szCs w:val="22"/>
-              </w:rPr>
-            </w:pPr>
-            <w:r>
-              <w:rPr>
-                <w:rFonts w:asciiTheme="majorBidi" w:hAnsiTheme="majorBidi" w:cstheme="majorBidi"/>
-                <w:b/>
-                <w:bCs/>
-                <w:sz w:val="22"/>
-                <w:szCs w:val="22"/>
-              </w:rPr>
-              <w:t xml:space="preserve">Alternative flows: </w:t>
-            </w:r>
-          </w:p>
-          <w:p>
-            <w:pPr>
-              <w:spacing w:after="0"/>
-              <w:rPr>
-                <w:rFonts w:asciiTheme="majorBidi" w:hAnsiTheme="majorBidi" w:cstheme="majorBidi"/>
-                <w:sz w:val="22"/>
-                <w:szCs w:val="22"/>
-              </w:rPr>
-            </w:pPr>
-            <w:r>
-              <w:rPr>
-                <w:rFonts w:asciiTheme="majorBidi" w:hAnsiTheme="majorBidi" w:cstheme="majorBidi"/>
-                <w:sz w:val="22"/>
-                <w:szCs w:val="22"/>
-              </w:rPr>
-              <w:t>Invalid Password Format</w:t>
-            </w:r>
-          </w:p>
-          <w:p>
-            <w:pPr>
-              <w:spacing w:after="0"/>
-              <w:rPr>
-                <w:rFonts w:asciiTheme="majorBidi" w:hAnsiTheme="majorBidi" w:cstheme="majorBidi"/>
-                <w:sz w:val="22"/>
-                <w:szCs w:val="22"/>
-              </w:rPr>
-            </w:pPr>
-            <w:r>
-              <w:rPr>
-                <w:rFonts w:asciiTheme="majorBidi" w:hAnsiTheme="majorBidi" w:cstheme="majorBidi"/>
-                <w:sz w:val="22"/>
-                <w:szCs w:val="22"/>
-              </w:rPr>
-              <w:t>Password Mismatch</w:t>
-            </w:r>
-          </w:p>
-          <w:p>
-            <w:pPr>
-              <w:spacing w:after="0"/>
-              <w:rPr>
-                <w:rFonts w:asciiTheme="majorBidi" w:hAnsiTheme="majorBidi" w:cstheme="majorBidi"/>
-                <w:sz w:val="22"/>
-                <w:szCs w:val="22"/>
-              </w:rPr>
-            </w:pPr>
-            <w:r>
-              <w:rPr>
-                <w:rFonts w:asciiTheme="majorBidi" w:hAnsiTheme="majorBidi" w:cstheme="majorBidi"/>
-                <w:sz w:val="22"/>
-                <w:szCs w:val="22"/>
-              </w:rPr>
-              <w:t>Cancel Password Change</w:t>
-            </w:r>
-          </w:p>
-        </w:tc>
-      </w:tr>
-    </w:tbl>
-    <w:p/>
-    <w:tbl>
-      <w:tblPr>
-        <w:tblW w:w="10007" w:type="dxa"/>
-        <w:tblInd w:w="55" w:type="dxa"/>
-        <w:tblLayout w:type="fixed"/>
-        <w:tblCellMar>
-          <w:top w:w="55" w:type="dxa"/>
-          <w:left w:w="55" w:type="dxa"/>
-          <w:bottom w:w="55" w:type="dxa"/>
-          <w:right w:w="55" w:type="dxa"/>
-        </w:tblCellMar>
-        <w:tblLook w:val="0000" w:firstRow="0" w:lastRow="0" w:firstColumn="0" w:lastColumn="0" w:noHBand="0" w:noVBand="0"/>
-      </w:tblPr>
-      <w:tblGrid>
-        <w:gridCol w:w="4684"/>
-        <w:gridCol w:w="5323"/>
-      </w:tblGrid>
-      <w:tr>
-        <w:trPr>
-          <w:trHeight w:val="291"/>
-        </w:trPr>
-        <w:tc>
-          <w:tcPr>
-            <w:tcW w:w="4684" w:type="dxa"/>
-            <w:tcBorders>
-              <w:top w:val="single" w:sz="1" w:space="0" w:color="000000"/>
-              <w:left w:val="single" w:sz="1" w:space="0" w:color="000000"/>
-              <w:bottom w:val="single" w:sz="1" w:space="0" w:color="000000"/>
-              <w:right w:val="single" w:sz="1" w:space="0" w:color="000000"/>
-            </w:tcBorders>
-          </w:tcPr>
-          <w:p>
-            <w:pPr>
-              <w:spacing w:after="0"/>
-              <w:rPr>
-                <w:rFonts w:asciiTheme="majorBidi" w:hAnsiTheme="majorBidi" w:cstheme="majorBidi"/>
-                <w:sz w:val="22"/>
-                <w:szCs w:val="22"/>
-              </w:rPr>
-            </w:pPr>
-            <w:r>
-              <w:rPr>
-                <w:rFonts w:asciiTheme="majorBidi" w:hAnsiTheme="majorBidi" w:cstheme="majorBidi"/>
-                <w:b/>
-                <w:bCs/>
-                <w:sz w:val="22"/>
-                <w:szCs w:val="22"/>
-              </w:rPr>
-              <w:t>Use case ID:</w:t>
-            </w:r>
-            <w:r>
-              <w:rPr>
-                <w:rFonts w:asciiTheme="majorBidi" w:hAnsiTheme="majorBidi" w:cstheme="majorBidi"/>
-                <w:sz w:val="22"/>
-                <w:szCs w:val="22"/>
-              </w:rPr>
-              <w:t xml:space="preserve"> </w:t>
-            </w:r>
-            <w:r>
-              <w:rPr>
-                <w:rFonts w:asciiTheme="majorBidi" w:hAnsiTheme="majorBidi" w:cstheme="majorBidi"/>
-                <w:sz w:val="22"/>
-                <w:szCs w:val="22"/>
-              </w:rPr>
-              <w:t>UC11</w:t>
-            </w:r>
-          </w:p>
-        </w:tc>
-        <w:tc>
-          <w:tcPr>
-            <w:tcW w:w="5323" w:type="dxa"/>
-            <w:tcBorders>
-              <w:top w:val="single" w:sz="1" w:space="0" w:color="000000"/>
-              <w:left w:val="single" w:sz="1" w:space="0" w:color="000000"/>
-              <w:bottom w:val="single" w:sz="1" w:space="0" w:color="000000"/>
-              <w:right w:val="single" w:sz="1" w:space="0" w:color="000000"/>
-            </w:tcBorders>
-          </w:tcPr>
-          <w:p>
-            <w:pPr>
-              <w:spacing w:after="0"/>
-              <w:rPr>
-                <w:rFonts w:asciiTheme="majorBidi" w:hAnsiTheme="majorBidi" w:cstheme="majorBidi"/>
-                <w:sz w:val="22"/>
-                <w:szCs w:val="22"/>
-              </w:rPr>
-            </w:pPr>
-            <w:r>
-              <w:rPr>
-                <w:rFonts w:asciiTheme="majorBidi" w:hAnsiTheme="majorBidi" w:cstheme="majorBidi"/>
-                <w:b/>
-                <w:bCs/>
-                <w:sz w:val="22"/>
-                <w:szCs w:val="22"/>
-              </w:rPr>
-              <w:t>Use case:</w:t>
-            </w:r>
-            <w:r>
-              <w:rPr>
-                <w:rFonts w:asciiTheme="majorBidi" w:hAnsiTheme="majorBidi" w:cstheme="majorBidi"/>
-                <w:sz w:val="22"/>
-                <w:szCs w:val="22"/>
-              </w:rPr>
-              <w:t xml:space="preserve"> </w:t>
-            </w:r>
-            <w:proofErr w:type="spellStart"/>
-            <w:r>
-              <w:rPr>
-                <w:rFonts w:asciiTheme="majorBidi" w:hAnsiTheme="majorBidi" w:cstheme="majorBidi"/>
-                <w:sz w:val="22"/>
-                <w:szCs w:val="22"/>
-              </w:rPr>
-              <w:t>GenerateReport</w:t>
-            </w:r>
-            <w:proofErr w:type="spellEnd"/>
-          </w:p>
-        </w:tc>
-      </w:tr>
-      <w:tr>
-        <w:trPr>
-          <w:trHeight w:val="388"/>
-        </w:trPr>
-        <w:tc>
-          <w:tcPr>
-            <w:tcW w:w="10007" w:type="dxa"/>
-            <w:gridSpan w:val="2"/>
-            <w:tcBorders>
-              <w:left w:val="single" w:sz="1" w:space="0" w:color="000000"/>
-              <w:bottom w:val="single" w:sz="1" w:space="0" w:color="000000"/>
-              <w:right w:val="single" w:sz="1" w:space="0" w:color="000000"/>
-            </w:tcBorders>
-          </w:tcPr>
-          <w:p>
-            <w:pPr>
-              <w:spacing w:after="0"/>
-              <w:jc w:val="both"/>
-              <w:rPr>
-                <w:rFonts w:asciiTheme="majorBidi" w:hAnsiTheme="majorBidi" w:cstheme="majorBidi"/>
-                <w:sz w:val="22"/>
-                <w:szCs w:val="22"/>
-              </w:rPr>
-            </w:pPr>
-            <w:r>
-              <w:rPr>
-                <w:rFonts w:asciiTheme="majorBidi" w:hAnsiTheme="majorBidi" w:cstheme="majorBidi"/>
-                <w:b/>
-                <w:bCs/>
-                <w:sz w:val="22"/>
-                <w:szCs w:val="22"/>
-              </w:rPr>
-              <w:t>Brief Description:</w:t>
-            </w:r>
-            <w:r>
-              <w:rPr>
-                <w:rFonts w:asciiTheme="majorBidi" w:hAnsiTheme="majorBidi" w:cstheme="majorBidi"/>
-                <w:sz w:val="22"/>
-                <w:szCs w:val="22"/>
-              </w:rPr>
-              <w:t xml:space="preserve"> </w:t>
-            </w:r>
-            <w:r>
-              <w:rPr>
-                <w:rFonts w:asciiTheme="majorBidi" w:hAnsiTheme="majorBidi" w:cstheme="majorBidi"/>
-                <w:sz w:val="22"/>
-                <w:szCs w:val="22"/>
-              </w:rPr>
-              <w:t>This use case allows the Admin to request and view various reports from the system database, specifically focusing on sales data and advertising campaign performance. The report is visualized on the screen and can be printed on demand.</w:t>
-            </w:r>
-          </w:p>
-        </w:tc>
-      </w:tr>
-      <w:tr>
-        <w:trPr>
-          <w:trHeight w:val="291"/>
-        </w:trPr>
-        <w:tc>
-          <w:tcPr>
-            <w:tcW w:w="10007" w:type="dxa"/>
-            <w:gridSpan w:val="2"/>
-            <w:tcBorders>
-              <w:left w:val="single" w:sz="1" w:space="0" w:color="000000"/>
-              <w:bottom w:val="single" w:sz="1" w:space="0" w:color="000000"/>
-              <w:right w:val="single" w:sz="1" w:space="0" w:color="000000"/>
-            </w:tcBorders>
-          </w:tcPr>
-          <w:p>
-            <w:pPr>
-              <w:spacing w:after="0"/>
-              <w:rPr>
-                <w:rFonts w:asciiTheme="majorBidi" w:hAnsiTheme="majorBidi" w:cstheme="majorBidi"/>
-                <w:b/>
-                <w:bCs/>
-                <w:sz w:val="22"/>
-                <w:szCs w:val="22"/>
-              </w:rPr>
-            </w:pPr>
-            <w:r>
-              <w:rPr>
-                <w:rFonts w:asciiTheme="majorBidi" w:hAnsiTheme="majorBidi" w:cstheme="majorBidi"/>
-                <w:b/>
-                <w:bCs/>
-                <w:sz w:val="22"/>
-                <w:szCs w:val="22"/>
-              </w:rPr>
-              <w:t>Primary actors:</w:t>
-            </w:r>
-            <w:r>
-              <w:rPr>
-                <w:rFonts w:asciiTheme="majorBidi" w:hAnsiTheme="majorBidi" w:cstheme="majorBidi"/>
-                <w:sz w:val="22"/>
-                <w:szCs w:val="22"/>
-              </w:rPr>
-              <w:t xml:space="preserve"> </w:t>
-            </w:r>
-            <w:r>
-              <w:rPr>
-                <w:rFonts w:asciiTheme="majorBidi" w:hAnsiTheme="majorBidi" w:cstheme="majorBidi"/>
-                <w:sz w:val="22"/>
-                <w:szCs w:val="22"/>
-              </w:rPr>
-              <w:t>Admin</w:t>
-            </w:r>
-          </w:p>
-        </w:tc>
-      </w:tr>
-      <w:tr>
-        <w:trPr>
-          <w:trHeight w:val="291"/>
-        </w:trPr>
-        <w:tc>
-          <w:tcPr>
-            <w:tcW w:w="10007" w:type="dxa"/>
-            <w:gridSpan w:val="2"/>
-            <w:tcBorders>
-              <w:left w:val="single" w:sz="1" w:space="0" w:color="000000"/>
-              <w:bottom w:val="single" w:sz="1" w:space="0" w:color="000000"/>
-              <w:right w:val="single" w:sz="1" w:space="0" w:color="000000"/>
-            </w:tcBorders>
-          </w:tcPr>
-          <w:p>
-            <w:pPr>
-              <w:spacing w:after="0"/>
-              <w:rPr>
-                <w:rFonts w:asciiTheme="majorBidi" w:hAnsiTheme="majorBidi" w:cstheme="majorBidi"/>
-                <w:sz w:val="22"/>
-                <w:szCs w:val="22"/>
-              </w:rPr>
-            </w:pPr>
-            <w:r>
-              <w:rPr>
-                <w:rFonts w:asciiTheme="majorBidi" w:hAnsiTheme="majorBidi" w:cstheme="majorBidi"/>
-                <w:b/>
-                <w:bCs/>
-                <w:sz w:val="22"/>
-                <w:szCs w:val="22"/>
-              </w:rPr>
-              <w:t>Secondary actors:</w:t>
-            </w:r>
-            <w:r>
-              <w:rPr>
-                <w:rFonts w:asciiTheme="majorBidi" w:hAnsiTheme="majorBidi" w:cstheme="majorBidi"/>
-                <w:sz w:val="22"/>
-                <w:szCs w:val="22"/>
-              </w:rPr>
-              <w:t xml:space="preserve"> </w:t>
-            </w:r>
-            <w:r>
-              <w:rPr>
-                <w:rFonts w:asciiTheme="majorBidi" w:hAnsiTheme="majorBidi" w:cstheme="majorBidi"/>
-                <w:sz w:val="22"/>
-                <w:szCs w:val="22"/>
-              </w:rPr>
-              <w:t>None</w:t>
-            </w:r>
-          </w:p>
-        </w:tc>
-      </w:tr>
-      <w:tr>
-        <w:trPr>
-          <w:trHeight w:val="830"/>
-        </w:trPr>
-        <w:tc>
-          <w:tcPr>
-            <w:tcW w:w="10007" w:type="dxa"/>
-            <w:gridSpan w:val="2"/>
-            <w:tcBorders>
-              <w:left w:val="single" w:sz="1" w:space="0" w:color="000000"/>
-              <w:bottom w:val="single" w:sz="1" w:space="0" w:color="000000"/>
-              <w:right w:val="single" w:sz="1" w:space="0" w:color="000000"/>
-            </w:tcBorders>
-          </w:tcPr>
-          <w:p>
-            <w:pPr>
-              <w:spacing w:after="0"/>
-              <w:rPr>
-                <w:rFonts w:asciiTheme="majorBidi" w:hAnsiTheme="majorBidi" w:cstheme="majorBidi"/>
-                <w:b/>
-                <w:bCs/>
-                <w:sz w:val="22"/>
-                <w:szCs w:val="22"/>
-              </w:rPr>
-            </w:pPr>
-            <w:r>
-              <w:rPr>
-                <w:rFonts w:asciiTheme="majorBidi" w:hAnsiTheme="majorBidi" w:cstheme="majorBidi"/>
-                <w:b/>
-                <w:bCs/>
-                <w:sz w:val="22"/>
-                <w:szCs w:val="22"/>
-              </w:rPr>
-              <w:t>Preconditions:</w:t>
-            </w:r>
-          </w:p>
-          <w:p>
-            <w:pPr>
-              <w:pStyle w:val="ListParagraph"/>
-              <w:numPr>
-                <w:ilvl w:val="0"/>
-                <w:numId w:val="23"/>
-              </w:numPr>
-              <w:spacing w:after="0"/>
-              <w:rPr>
-                <w:rFonts w:asciiTheme="majorBidi" w:hAnsiTheme="majorBidi" w:cstheme="majorBidi"/>
-                <w:sz w:val="22"/>
-                <w:szCs w:val="22"/>
-              </w:rPr>
-            </w:pPr>
-            <w:r>
-              <w:rPr>
-                <w:rFonts w:asciiTheme="majorBidi" w:hAnsiTheme="majorBidi" w:cstheme="majorBidi"/>
-                <w:sz w:val="22"/>
-                <w:szCs w:val="22"/>
-              </w:rPr>
-              <w:t>The Admin has successfully logged into the IPOS-PU system.</w:t>
-            </w:r>
-          </w:p>
-          <w:p>
-            <w:pPr>
-              <w:pStyle w:val="ListParagraph"/>
-              <w:numPr>
-                <w:ilvl w:val="0"/>
-                <w:numId w:val="23"/>
-              </w:numPr>
-              <w:spacing w:after="0"/>
-              <w:rPr>
-                <w:rFonts w:asciiTheme="majorBidi" w:hAnsiTheme="majorBidi" w:cstheme="majorBidi"/>
-                <w:sz w:val="22"/>
-                <w:szCs w:val="22"/>
-              </w:rPr>
-            </w:pPr>
-            <w:r>
-              <w:rPr>
-                <w:rFonts w:asciiTheme="majorBidi" w:hAnsiTheme="majorBidi" w:cstheme="majorBidi"/>
-                <w:sz w:val="22"/>
-                <w:szCs w:val="22"/>
-              </w:rPr>
-              <w:t>The system contains data regarding clicks and completed purchases within the specified reporting period.</w:t>
-            </w:r>
-          </w:p>
-        </w:tc>
-      </w:tr>
-      <w:tr>
-        <w:trPr>
-          <w:trHeight w:val="383"/>
-        </w:trPr>
-        <w:tc>
-          <w:tcPr>
-            <w:tcW w:w="10007" w:type="dxa"/>
-            <w:gridSpan w:val="2"/>
-            <w:tcBorders>
-              <w:left w:val="single" w:sz="1" w:space="0" w:color="000000"/>
-              <w:bottom w:val="single" w:sz="1" w:space="0" w:color="000000"/>
-              <w:right w:val="single" w:sz="1" w:space="0" w:color="000000"/>
-            </w:tcBorders>
-          </w:tcPr>
-          <w:p>
-            <w:pPr>
-              <w:spacing w:after="0"/>
-              <w:rPr>
-                <w:rFonts w:asciiTheme="majorBidi" w:hAnsiTheme="majorBidi" w:cstheme="majorBidi"/>
-                <w:b/>
-                <w:bCs/>
-                <w:sz w:val="22"/>
-                <w:szCs w:val="22"/>
-              </w:rPr>
-            </w:pPr>
-            <w:r>
-              <w:rPr>
-                <w:rFonts w:asciiTheme="majorBidi" w:hAnsiTheme="majorBidi" w:cstheme="majorBidi"/>
-                <w:b/>
-                <w:bCs/>
-                <w:sz w:val="22"/>
-                <w:szCs w:val="22"/>
-              </w:rPr>
-              <w:t>Main flow: Not required</w:t>
-            </w:r>
-          </w:p>
-        </w:tc>
-      </w:tr>
-      <w:tr>
-        <w:trPr>
-          <w:trHeight w:val="286"/>
-        </w:trPr>
-        <w:tc>
-          <w:tcPr>
-            <w:tcW w:w="10007" w:type="dxa"/>
-            <w:gridSpan w:val="2"/>
-            <w:tcBorders>
-              <w:left w:val="single" w:sz="1" w:space="0" w:color="000000"/>
-              <w:bottom w:val="single" w:sz="1" w:space="0" w:color="000000"/>
-              <w:right w:val="single" w:sz="1" w:space="0" w:color="000000"/>
-            </w:tcBorders>
-          </w:tcPr>
-          <w:p>
-            <w:pPr>
-              <w:rPr>
-                <w:rFonts w:asciiTheme="majorBidi" w:hAnsiTheme="majorBidi" w:cstheme="majorBidi"/>
-                <w:sz w:val="22"/>
-                <w:szCs w:val="22"/>
-              </w:rPr>
-            </w:pPr>
-            <w:r>
-              <w:rPr>
-                <w:rFonts w:asciiTheme="majorBidi" w:hAnsiTheme="majorBidi" w:cstheme="majorBidi"/>
-                <w:b/>
-                <w:bCs/>
-                <w:i/>
-                <w:iCs/>
-                <w:sz w:val="22"/>
-                <w:szCs w:val="22"/>
-              </w:rPr>
-              <w:t>Extension use cases</w:t>
-            </w:r>
-            <w:r>
-              <w:rPr>
-                <w:rFonts w:asciiTheme="majorBidi" w:hAnsiTheme="majorBidi" w:cstheme="majorBidi"/>
-                <w:sz w:val="22"/>
-                <w:szCs w:val="22"/>
-              </w:rPr>
-              <w:t xml:space="preserve">: </w:t>
-            </w:r>
           </w:p>
           <w:p>
             <w:pPr>
@@ -8295,7 +10277,6 @@
                 <w:szCs w:val="22"/>
               </w:rPr>
             </w:pPr>
-            <w:proofErr w:type="spellStart"/>
             <w:r>
               <w:rPr>
                 <w:rFonts w:asciiTheme="majorBidi" w:hAnsiTheme="majorBidi" w:cstheme="majorBidi"/>
@@ -8304,7 +10285,6 @@
               </w:rPr>
               <w:t>RecordClick</w:t>
             </w:r>
-            <w:proofErr w:type="spellEnd"/>
           </w:p>
           <w:p>
             <w:pPr>
@@ -8319,7 +10299,6 @@
                 <w:szCs w:val="22"/>
               </w:rPr>
             </w:pPr>
-            <w:proofErr w:type="spellStart"/>
             <w:r>
               <w:rPr>
                 <w:rFonts w:asciiTheme="majorBidi" w:hAnsiTheme="majorBidi" w:cstheme="majorBidi"/>
@@ -8328,7 +10307,6 @@
               </w:rPr>
               <w:t>RecordSale</w:t>
             </w:r>
-            <w:proofErr w:type="spellEnd"/>
           </w:p>
         </w:tc>
       </w:tr>
@@ -8647,7 +10625,6 @@
               </w:rPr>
               <w:t xml:space="preserve"> </w:t>
             </w:r>
-            <w:proofErr w:type="spellStart"/>
             <w:r>
               <w:rPr>
                 <w:rFonts w:asciiTheme="majorBidi" w:hAnsiTheme="majorBidi" w:cstheme="majorBidi"/>
@@ -8656,7 +10633,6 @@
               </w:rPr>
               <w:t>AddProductToBasket</w:t>
             </w:r>
-            <w:proofErr w:type="spellEnd"/>
           </w:p>
         </w:tc>
       </w:tr>
@@ -9026,7 +11002,6 @@
                 <w:sz w:val="22"/>
                 <w:szCs w:val="22"/>
               </w:rPr>
-              <w:lastRenderedPageBreak/>
               <w:t>Inclusion use cases:</w:t>
             </w:r>
             <w:r>
@@ -9254,6 +11229,7 @@
                 <w:sz w:val="22"/>
                 <w:szCs w:val="22"/>
               </w:rPr>
+              <w:lastRenderedPageBreak/>
               <w:t>Use case ID:</w:t>
             </w:r>
             <w:r>
@@ -9675,7 +11651,6 @@
                 <w:szCs w:val="22"/>
               </w:rPr>
             </w:pPr>
-            <w:proofErr w:type="spellStart"/>
             <w:r>
               <w:rPr>
                 <w:rFonts w:asciiTheme="majorBidi" w:hAnsiTheme="majorBidi" w:cstheme="majorBidi"/>
@@ -9684,7 +11659,6 @@
               </w:rPr>
               <w:t>ApplyDiscount</w:t>
             </w:r>
-            <w:proofErr w:type="spellEnd"/>
           </w:p>
           <w:p>
             <w:pPr>
@@ -9699,7 +11673,6 @@
                 <w:szCs w:val="22"/>
               </w:rPr>
             </w:pPr>
-            <w:proofErr w:type="spellStart"/>
             <w:r>
               <w:rPr>
                 <w:rFonts w:asciiTheme="majorBidi" w:hAnsiTheme="majorBidi" w:cstheme="majorBidi"/>
@@ -9708,7 +11681,6 @@
               </w:rPr>
               <w:t>ConfirmOrder</w:t>
             </w:r>
-            <w:proofErr w:type="spellEnd"/>
           </w:p>
           <w:p>
             <w:pPr>
@@ -9723,7 +11695,6 @@
                 <w:szCs w:val="22"/>
               </w:rPr>
             </w:pPr>
-            <w:proofErr w:type="spellStart"/>
             <w:r>
               <w:rPr>
                 <w:rFonts w:asciiTheme="majorBidi" w:hAnsiTheme="majorBidi" w:cstheme="majorBidi"/>
@@ -9732,7 +11703,6 @@
               </w:rPr>
               <w:t>ConfirmPayment</w:t>
             </w:r>
-            <w:proofErr w:type="spellEnd"/>
           </w:p>
           <w:p>
             <w:pPr>
@@ -9747,7 +11717,6 @@
                 <w:szCs w:val="22"/>
               </w:rPr>
             </w:pPr>
-            <w:proofErr w:type="spellStart"/>
             <w:r>
               <w:rPr>
                 <w:rFonts w:asciiTheme="majorBidi" w:hAnsiTheme="majorBidi" w:cstheme="majorBidi"/>
@@ -9756,7 +11725,6 @@
               </w:rPr>
               <w:t>CancelOrder</w:t>
             </w:r>
-            <w:proofErr w:type="spellEnd"/>
           </w:p>
         </w:tc>
       </w:tr>
@@ -10147,7 +12115,6 @@
               </w:rPr>
               <w:t xml:space="preserve"> </w:t>
             </w:r>
-            <w:proofErr w:type="spellStart"/>
             <w:r>
               <w:rPr>
                 <w:rFonts w:asciiTheme="majorBidi" w:hAnsiTheme="majorBidi" w:cstheme="majorBidi"/>
@@ -10156,7 +12123,6 @@
               </w:rPr>
               <w:t>ConfirmOrder</w:t>
             </w:r>
-            <w:proofErr w:type="spellEnd"/>
           </w:p>
         </w:tc>
       </w:tr>
@@ -10352,7 +12318,6 @@
                 <w:sz w:val="22"/>
                 <w:szCs w:val="22"/>
               </w:rPr>
-              <w:lastRenderedPageBreak/>
               <w:t>Preconditions:</w:t>
             </w:r>
           </w:p>
@@ -10581,6 +12546,7 @@
                 <w:sz w:val="22"/>
                 <w:szCs w:val="22"/>
               </w:rPr>
+              <w:lastRenderedPageBreak/>
               <w:t>Postconditions:</w:t>
             </w:r>
             <w:r>
@@ -10637,25 +12603,7 @@
                 <w:sz w:val="22"/>
                 <w:szCs w:val="22"/>
               </w:rPr>
-              <w:t xml:space="preserve">The system is ready to trigger the </w:t>
-            </w:r>
-            <w:proofErr w:type="spellStart"/>
-            <w:r>
-              <w:rPr>
-                <w:rFonts w:asciiTheme="majorBidi" w:hAnsiTheme="majorBidi" w:cstheme="majorBidi"/>
-                <w:sz w:val="22"/>
-                <w:szCs w:val="22"/>
-              </w:rPr>
-              <w:t>ConfirmPayment</w:t>
-            </w:r>
-            <w:proofErr w:type="spellEnd"/>
-            <w:r>
-              <w:rPr>
-                <w:rFonts w:asciiTheme="majorBidi" w:hAnsiTheme="majorBidi" w:cstheme="majorBidi"/>
-                <w:sz w:val="22"/>
-                <w:szCs w:val="22"/>
-              </w:rPr>
-              <w:t xml:space="preserve"> extension point via the Payment Processor.</w:t>
+              <w:t>The system is ready to trigger the ConfirmPayment extension point via the Payment Processor.</w:t>
             </w:r>
           </w:p>
         </w:tc>
@@ -10841,7 +12789,6 @@
               </w:rPr>
               <w:t xml:space="preserve"> </w:t>
             </w:r>
-            <w:proofErr w:type="spellStart"/>
             <w:r>
               <w:rPr>
                 <w:rFonts w:asciiTheme="majorBidi" w:hAnsiTheme="majorBidi" w:cstheme="majorBidi"/>
@@ -10850,7 +12797,6 @@
               </w:rPr>
               <w:t>ConfirmPayment</w:t>
             </w:r>
-            <w:proofErr w:type="spellEnd"/>
           </w:p>
         </w:tc>
       </w:tr>
@@ -11453,25 +13399,7 @@
                 <w:sz w:val="22"/>
                 <w:szCs w:val="22"/>
               </w:rPr>
-              <w:t xml:space="preserve">An automated confirmation email is sent via the </w:t>
-            </w:r>
-            <w:proofErr w:type="spellStart"/>
-            <w:r>
-              <w:rPr>
-                <w:rFonts w:asciiTheme="majorBidi" w:hAnsiTheme="majorBidi" w:cstheme="majorBidi"/>
-                <w:sz w:val="22"/>
-                <w:szCs w:val="22"/>
-              </w:rPr>
-              <w:t>SMTP_Notification</w:t>
-            </w:r>
-            <w:proofErr w:type="spellEnd"/>
-            <w:r>
-              <w:rPr>
-                <w:rFonts w:asciiTheme="majorBidi" w:hAnsiTheme="majorBidi" w:cstheme="majorBidi"/>
-                <w:sz w:val="22"/>
-                <w:szCs w:val="22"/>
-              </w:rPr>
-              <w:t xml:space="preserve"> use case.</w:t>
+              <w:t>An automated confirmation email is sent via the SMTP_Notification use case.</w:t>
             </w:r>
           </w:p>
         </w:tc>
@@ -11657,7 +13585,6 @@
               </w:rPr>
               <w:t xml:space="preserve"> </w:t>
             </w:r>
-            <w:proofErr w:type="spellStart"/>
             <w:r>
               <w:rPr>
                 <w:rFonts w:asciiTheme="majorBidi" w:hAnsiTheme="majorBidi" w:cstheme="majorBidi"/>
@@ -11666,7 +13593,6 @@
               </w:rPr>
               <w:t>MakeNotificationRequest</w:t>
             </w:r>
-            <w:proofErr w:type="spellEnd"/>
           </w:p>
         </w:tc>
       </w:tr>
@@ -11702,7 +13628,6 @@
                 <w:sz w:val="22"/>
                 <w:szCs w:val="22"/>
               </w:rPr>
-              <w:lastRenderedPageBreak/>
               <w:t>Brief Description:</w:t>
             </w:r>
             <w:r>
@@ -11947,6 +13872,7 @@
                 <w:sz w:val="22"/>
                 <w:szCs w:val="22"/>
               </w:rPr>
+              <w:lastRenderedPageBreak/>
               <w:t>Main flow: Not required</w:t>
             </w:r>
           </w:p>
@@ -12122,25 +14048,7 @@
                 <w:sz w:val="22"/>
                 <w:szCs w:val="22"/>
               </w:rPr>
-              <w:t xml:space="preserve">The request is passed to the </w:t>
-            </w:r>
-            <w:proofErr w:type="spellStart"/>
-            <w:r>
-              <w:rPr>
-                <w:rFonts w:asciiTheme="majorBidi" w:hAnsiTheme="majorBidi" w:cstheme="majorBidi"/>
-                <w:sz w:val="22"/>
-                <w:szCs w:val="22"/>
-              </w:rPr>
-              <w:t>SMTP_Notification</w:t>
-            </w:r>
-            <w:proofErr w:type="spellEnd"/>
-            <w:r>
-              <w:rPr>
-                <w:rFonts w:asciiTheme="majorBidi" w:hAnsiTheme="majorBidi" w:cstheme="majorBidi"/>
-                <w:sz w:val="22"/>
-                <w:szCs w:val="22"/>
-              </w:rPr>
-              <w:t xml:space="preserve"> use case for external delivery.</w:t>
+              <w:t>The request is passed to the SMTP_Notification use case for external delivery.</w:t>
             </w:r>
           </w:p>
           <w:p>
@@ -12349,7 +14257,6 @@
               </w:rPr>
               <w:t xml:space="preserve"> </w:t>
             </w:r>
-            <w:proofErr w:type="spellStart"/>
             <w:r>
               <w:rPr>
                 <w:rFonts w:asciiTheme="majorBidi" w:hAnsiTheme="majorBidi" w:cstheme="majorBidi"/>
@@ -12358,7 +14265,6 @@
               </w:rPr>
               <w:t>RunPromotion</w:t>
             </w:r>
-            <w:proofErr w:type="spellEnd"/>
           </w:p>
         </w:tc>
       </w:tr>
@@ -13004,7 +14910,6 @@
               </w:rPr>
               <w:t xml:space="preserve"> </w:t>
             </w:r>
-            <w:proofErr w:type="spellStart"/>
             <w:r>
               <w:rPr>
                 <w:rFonts w:asciiTheme="majorBidi" w:hAnsiTheme="majorBidi" w:cstheme="majorBidi"/>
@@ -13013,7 +14918,6 @@
               </w:rPr>
               <w:t>CancelPromotion</w:t>
             </w:r>
-            <w:proofErr w:type="spellEnd"/>
           </w:p>
         </w:tc>
       </w:tr>
@@ -13049,7 +14953,6 @@
                 <w:sz w:val="22"/>
                 <w:szCs w:val="22"/>
               </w:rPr>
-              <w:lastRenderedPageBreak/>
               <w:t>Brief Description:</w:t>
             </w:r>
             <w:r>
@@ -13298,23 +15201,13 @@
                 <w:szCs w:val="22"/>
               </w:rPr>
             </w:pPr>
-            <w:proofErr w:type="spellStart"/>
-            <w:r>
-              <w:rPr>
-                <w:rFonts w:asciiTheme="majorBidi" w:hAnsiTheme="majorBidi" w:cstheme="majorBidi"/>
-                <w:sz w:val="22"/>
-                <w:szCs w:val="22"/>
-              </w:rPr>
-              <w:t>Atleast</w:t>
-            </w:r>
-            <w:proofErr w:type="spellEnd"/>
-            <w:r>
-              <w:rPr>
-                <w:rFonts w:asciiTheme="majorBidi" w:hAnsiTheme="majorBidi" w:cstheme="majorBidi"/>
-                <w:sz w:val="22"/>
-                <w:szCs w:val="22"/>
-              </w:rPr>
-              <w:t xml:space="preserve"> one of the promotions </w:t>
+            <w:r>
+              <w:rPr>
+                <w:rFonts w:asciiTheme="majorBidi" w:hAnsiTheme="majorBidi" w:cstheme="majorBidi"/>
+                <w:sz w:val="22"/>
+                <w:szCs w:val="22"/>
+              </w:rPr>
+              <w:t xml:space="preserve">Atleast one of the promotions </w:t>
             </w:r>
             <w:r>
               <w:rPr>
@@ -13360,6 +15253,7 @@
                 <w:sz w:val="22"/>
                 <w:szCs w:val="22"/>
               </w:rPr>
+              <w:lastRenderedPageBreak/>
               <w:t>Main flow: Not required</w:t>
             </w:r>
           </w:p>
@@ -13760,7 +15654,6 @@
               </w:rPr>
               <w:t xml:space="preserve"> </w:t>
             </w:r>
-            <w:proofErr w:type="spellStart"/>
             <w:r>
               <w:rPr>
                 <w:rFonts w:asciiTheme="majorBidi" w:hAnsiTheme="majorBidi" w:cstheme="majorBidi"/>
@@ -13777,7 +15670,6 @@
               </w:rPr>
               <w:t>Promotion</w:t>
             </w:r>
-            <w:proofErr w:type="spellEnd"/>
           </w:p>
         </w:tc>
       </w:tr>
@@ -14442,7 +16334,6 @@
               </w:rPr>
               <w:t xml:space="preserve"> </w:t>
             </w:r>
-            <w:proofErr w:type="spellStart"/>
             <w:r>
               <w:rPr>
                 <w:rFonts w:asciiTheme="majorBidi" w:hAnsiTheme="majorBidi" w:cstheme="majorBidi"/>
@@ -14451,7 +16342,6 @@
               </w:rPr>
               <w:t>ApplyDiscount</w:t>
             </w:r>
-            <w:proofErr w:type="spellEnd"/>
           </w:p>
         </w:tc>
       </w:tr>
@@ -14487,7 +16377,6 @@
                 <w:sz w:val="22"/>
                 <w:szCs w:val="22"/>
               </w:rPr>
-              <w:lastRenderedPageBreak/>
               <w:t>Brief Description:</w:t>
             </w:r>
             <w:r>
@@ -14746,6 +16635,7 @@
                 <w:sz w:val="22"/>
                 <w:szCs w:val="22"/>
               </w:rPr>
+              <w:lastRenderedPageBreak/>
               <w:t>Main flow: Not required</w:t>
             </w:r>
           </w:p>
@@ -15111,7 +17001,6 @@
               </w:rPr>
               <w:t xml:space="preserve"> </w:t>
             </w:r>
-            <w:proofErr w:type="spellStart"/>
             <w:r>
               <w:rPr>
                 <w:rFonts w:asciiTheme="majorBidi" w:hAnsiTheme="majorBidi" w:cstheme="majorBidi"/>
@@ -15120,7 +17009,6 @@
               </w:rPr>
               <w:t>ViewActivePromotions</w:t>
             </w:r>
-            <w:proofErr w:type="spellEnd"/>
           </w:p>
         </w:tc>
       </w:tr>
@@ -15708,7 +17596,6 @@
                 <w:sz w:val="22"/>
                 <w:szCs w:val="22"/>
               </w:rPr>
-              <w:lastRenderedPageBreak/>
               <w:t>Use case ID:</w:t>
             </w:r>
             <w:r>
@@ -15774,7 +17661,6 @@
               </w:rPr>
               <w:t xml:space="preserve"> </w:t>
             </w:r>
-            <w:proofErr w:type="spellStart"/>
             <w:r>
               <w:rPr>
                 <w:rFonts w:asciiTheme="majorBidi" w:hAnsiTheme="majorBidi" w:cstheme="majorBidi"/>
@@ -15783,7 +17669,6 @@
               </w:rPr>
               <w:t>RecordClick</w:t>
             </w:r>
-            <w:proofErr w:type="spellEnd"/>
           </w:p>
         </w:tc>
       </w:tr>
@@ -15979,6 +17864,7 @@
                 <w:sz w:val="22"/>
                 <w:szCs w:val="22"/>
               </w:rPr>
+              <w:lastRenderedPageBreak/>
               <w:t>Preconditions:</w:t>
             </w:r>
           </w:p>
@@ -16002,25 +17888,7 @@
                 <w:sz w:val="22"/>
                 <w:szCs w:val="22"/>
               </w:rPr>
-              <w:t xml:space="preserve">A customer is viewing a product (typically triggered from </w:t>
-            </w:r>
-            <w:proofErr w:type="spellStart"/>
-            <w:r>
-              <w:rPr>
-                <w:rFonts w:asciiTheme="majorBidi" w:hAnsiTheme="majorBidi" w:cstheme="majorBidi"/>
-                <w:sz w:val="22"/>
-                <w:szCs w:val="22"/>
-              </w:rPr>
-              <w:t>ViewProduct</w:t>
-            </w:r>
-            <w:proofErr w:type="spellEnd"/>
-            <w:r>
-              <w:rPr>
-                <w:rFonts w:asciiTheme="majorBidi" w:hAnsiTheme="majorBidi" w:cstheme="majorBidi"/>
-                <w:sz w:val="22"/>
-                <w:szCs w:val="22"/>
-              </w:rPr>
-              <w:t>).</w:t>
+              <w:t>A customer is viewing a product (typically triggered from ViewProduct).</w:t>
             </w:r>
           </w:p>
           <w:p>
@@ -16294,25 +18162,7 @@
                 <w:sz w:val="22"/>
                 <w:szCs w:val="22"/>
               </w:rPr>
-              <w:t xml:space="preserve">The stored data becomes available for </w:t>
-            </w:r>
-            <w:proofErr w:type="spellStart"/>
-            <w:r>
-              <w:rPr>
-                <w:rFonts w:asciiTheme="majorBidi" w:hAnsiTheme="majorBidi" w:cstheme="majorBidi"/>
-                <w:sz w:val="22"/>
-                <w:szCs w:val="22"/>
-              </w:rPr>
-              <w:t>GenerateReport</w:t>
-            </w:r>
-            <w:proofErr w:type="spellEnd"/>
-            <w:r>
-              <w:rPr>
-                <w:rFonts w:asciiTheme="majorBidi" w:hAnsiTheme="majorBidi" w:cstheme="majorBidi"/>
-                <w:sz w:val="22"/>
-                <w:szCs w:val="22"/>
-              </w:rPr>
-              <w:t>.</w:t>
+              <w:t>The stored data becomes available for GenerateReport.</w:t>
             </w:r>
           </w:p>
         </w:tc>
@@ -16506,7 +18356,6 @@
               </w:rPr>
               <w:t xml:space="preserve"> </w:t>
             </w:r>
-            <w:proofErr w:type="spellStart"/>
             <w:r>
               <w:rPr>
                 <w:rFonts w:asciiTheme="majorBidi" w:hAnsiTheme="majorBidi" w:cstheme="majorBidi"/>
@@ -16515,7 +18364,6 @@
               </w:rPr>
               <w:t>RecordSale</w:t>
             </w:r>
-            <w:proofErr w:type="spellEnd"/>
           </w:p>
         </w:tc>
       </w:tr>
@@ -16734,25 +18582,7 @@
                 <w:sz w:val="22"/>
                 <w:szCs w:val="22"/>
               </w:rPr>
-              <w:t xml:space="preserve">Payment has been successfully confirmed (from </w:t>
-            </w:r>
-            <w:proofErr w:type="spellStart"/>
-            <w:r>
-              <w:rPr>
-                <w:rFonts w:asciiTheme="majorBidi" w:hAnsiTheme="majorBidi" w:cstheme="majorBidi"/>
-                <w:sz w:val="22"/>
-                <w:szCs w:val="22"/>
-              </w:rPr>
-              <w:t>ConfirmPayment</w:t>
-            </w:r>
-            <w:proofErr w:type="spellEnd"/>
-            <w:r>
-              <w:rPr>
-                <w:rFonts w:asciiTheme="majorBidi" w:hAnsiTheme="majorBidi" w:cstheme="majorBidi"/>
-                <w:sz w:val="22"/>
-                <w:szCs w:val="22"/>
-              </w:rPr>
-              <w:t>).</w:t>
+              <w:t>Payment has been successfully confirmed (from ConfirmPayment).</w:t>
             </w:r>
           </w:p>
           <w:p>
@@ -17049,25 +18879,7 @@
                 <w:sz w:val="22"/>
                 <w:szCs w:val="22"/>
               </w:rPr>
-              <w:t xml:space="preserve">The stored data becomes available for </w:t>
-            </w:r>
-            <w:proofErr w:type="spellStart"/>
-            <w:r>
-              <w:rPr>
-                <w:rFonts w:asciiTheme="majorBidi" w:hAnsiTheme="majorBidi" w:cstheme="majorBidi"/>
-                <w:sz w:val="22"/>
-                <w:szCs w:val="22"/>
-              </w:rPr>
-              <w:t>GenerateReport</w:t>
-            </w:r>
-            <w:proofErr w:type="spellEnd"/>
-            <w:r>
-              <w:rPr>
-                <w:rFonts w:asciiTheme="majorBidi" w:hAnsiTheme="majorBidi" w:cstheme="majorBidi"/>
-                <w:sz w:val="22"/>
-                <w:szCs w:val="22"/>
-              </w:rPr>
-              <w:t>.</w:t>
+              <w:t>The stored data becomes available for GenerateReport.</w:t>
             </w:r>
           </w:p>
           <w:p>
@@ -17115,7 +18927,6 @@
                 <w:sz w:val="22"/>
                 <w:szCs w:val="22"/>
               </w:rPr>
-              <w:lastRenderedPageBreak/>
               <w:t xml:space="preserve">Alternative flows: </w:t>
             </w:r>
           </w:p>
@@ -17217,6 +19028,7 @@
                 <w:sz w:val="22"/>
                 <w:szCs w:val="22"/>
               </w:rPr>
+              <w:lastRenderedPageBreak/>
               <w:t>Use case ID:</w:t>
             </w:r>
             <w:r>
@@ -17282,7 +19094,6 @@
               </w:rPr>
               <w:t xml:space="preserve"> </w:t>
             </w:r>
-            <w:proofErr w:type="spellStart"/>
             <w:r>
               <w:rPr>
                 <w:rFonts w:asciiTheme="majorBidi" w:hAnsiTheme="majorBidi" w:cstheme="majorBidi"/>
@@ -17299,7 +19110,6 @@
               </w:rPr>
               <w:t>Order</w:t>
             </w:r>
-            <w:proofErr w:type="spellEnd"/>
           </w:p>
         </w:tc>
       </w:tr>
@@ -17968,7 +19778,6 @@
               </w:rPr>
               <w:t xml:space="preserve"> </w:t>
             </w:r>
-            <w:proofErr w:type="spellStart"/>
             <w:r>
               <w:rPr>
                 <w:rFonts w:asciiTheme="majorBidi" w:hAnsiTheme="majorBidi" w:cstheme="majorBidi"/>
@@ -17977,7 +19786,6 @@
               </w:rPr>
               <w:t>ManageBasket</w:t>
             </w:r>
-            <w:proofErr w:type="spellEnd"/>
           </w:p>
         </w:tc>
       </w:tr>
@@ -18361,7 +20169,6 @@
                 <w:sz w:val="22"/>
                 <w:szCs w:val="22"/>
               </w:rPr>
-              <w:lastRenderedPageBreak/>
               <w:t>Inclusion use cases:</w:t>
             </w:r>
             <w:r>
@@ -18386,7 +20193,6 @@
                 <w:szCs w:val="22"/>
               </w:rPr>
             </w:pPr>
-            <w:proofErr w:type="spellStart"/>
             <w:r>
               <w:rPr>
                 <w:rFonts w:asciiTheme="majorBidi" w:hAnsiTheme="majorBidi" w:cstheme="majorBidi"/>
@@ -18395,7 +20201,6 @@
               </w:rPr>
               <w:t>ViewBasket</w:t>
             </w:r>
-            <w:proofErr w:type="spellEnd"/>
           </w:p>
           <w:p>
             <w:pPr>
@@ -18410,7 +20215,6 @@
                 <w:szCs w:val="22"/>
               </w:rPr>
             </w:pPr>
-            <w:proofErr w:type="spellStart"/>
             <w:r>
               <w:rPr>
                 <w:rFonts w:asciiTheme="majorBidi" w:hAnsiTheme="majorBidi" w:cstheme="majorBidi"/>
@@ -18419,7 +20223,6 @@
               </w:rPr>
               <w:t>UpdateQuantity</w:t>
             </w:r>
-            <w:proofErr w:type="spellEnd"/>
           </w:p>
           <w:p>
             <w:pPr>
@@ -18434,7 +20237,6 @@
                 <w:szCs w:val="22"/>
               </w:rPr>
             </w:pPr>
-            <w:proofErr w:type="spellStart"/>
             <w:r>
               <w:rPr>
                 <w:rFonts w:asciiTheme="majorBidi" w:hAnsiTheme="majorBidi" w:cstheme="majorBidi"/>
@@ -18443,7 +20245,6 @@
               </w:rPr>
               <w:t>RemoveProductFromBasket</w:t>
             </w:r>
-            <w:proofErr w:type="spellEnd"/>
           </w:p>
         </w:tc>
       </w:tr>
@@ -18503,6 +20304,7 @@
                 <w:sz w:val="22"/>
                 <w:szCs w:val="22"/>
               </w:rPr>
+              <w:lastRenderedPageBreak/>
               <w:t>The basket reflects the customer’s latest changes.</w:t>
             </w:r>
           </w:p>
@@ -18574,6 +20376,7 @@
                 <w:sz w:val="22"/>
                 <w:szCs w:val="22"/>
               </w:rPr>
+              <w:lastRenderedPageBreak/>
               <w:t xml:space="preserve">Alternative flows: </w:t>
             </w:r>
           </w:p>
@@ -18730,7 +20533,6 @@
               </w:rPr>
               <w:t xml:space="preserve"> </w:t>
             </w:r>
-            <w:proofErr w:type="spellStart"/>
             <w:r>
               <w:rPr>
                 <w:rFonts w:asciiTheme="majorBidi" w:hAnsiTheme="majorBidi" w:cstheme="majorBidi"/>
@@ -18739,7 +20541,6 @@
               </w:rPr>
               <w:t>RemoveProductFromBasket</w:t>
             </w:r>
-            <w:proofErr w:type="spellEnd"/>
           </w:p>
         </w:tc>
       </w:tr>
@@ -19426,7 +21227,6 @@
               </w:rPr>
               <w:t xml:space="preserve"> </w:t>
             </w:r>
-            <w:proofErr w:type="spellStart"/>
             <w:r>
               <w:rPr>
                 <w:rFonts w:asciiTheme="majorBidi" w:hAnsiTheme="majorBidi" w:cstheme="majorBidi"/>
@@ -19435,7 +21235,6 @@
               </w:rPr>
               <w:t>UpdateQuantity</w:t>
             </w:r>
-            <w:proofErr w:type="spellEnd"/>
           </w:p>
         </w:tc>
       </w:tr>
@@ -19631,7 +21430,6 @@
                 <w:sz w:val="22"/>
                 <w:szCs w:val="22"/>
               </w:rPr>
-              <w:lastRenderedPageBreak/>
               <w:t>Preconditions:</w:t>
             </w:r>
           </w:p>
@@ -19829,6 +21627,7 @@
                 <w:sz w:val="22"/>
                 <w:szCs w:val="22"/>
               </w:rPr>
+              <w:lastRenderedPageBreak/>
               <w:t>Inclusion use cases:</w:t>
             </w:r>
             <w:r>
@@ -20004,638 +21803,6 @@
                 <w:szCs w:val="22"/>
               </w:rPr>
               <w:t>Product Not In Basket</w:t>
-            </w:r>
-          </w:p>
-        </w:tc>
-      </w:tr>
-    </w:tbl>
-    <w:p/>
-    <w:tbl>
-      <w:tblPr>
-        <w:tblW w:w="10007" w:type="dxa"/>
-        <w:tblInd w:w="55" w:type="dxa"/>
-        <w:tblLayout w:type="fixed"/>
-        <w:tblCellMar>
-          <w:top w:w="55" w:type="dxa"/>
-          <w:left w:w="55" w:type="dxa"/>
-          <w:bottom w:w="55" w:type="dxa"/>
-          <w:right w:w="55" w:type="dxa"/>
-        </w:tblCellMar>
-        <w:tblLook w:val="0000" w:firstRow="0" w:lastRow="0" w:firstColumn="0" w:lastColumn="0" w:noHBand="0" w:noVBand="0"/>
-      </w:tblPr>
-      <w:tblGrid>
-        <w:gridCol w:w="4684"/>
-        <w:gridCol w:w="5323"/>
-      </w:tblGrid>
-      <w:tr>
-        <w:trPr>
-          <w:trHeight w:val="291"/>
-        </w:trPr>
-        <w:tc>
-          <w:tcPr>
-            <w:tcW w:w="4684" w:type="dxa"/>
-            <w:tcBorders>
-              <w:top w:val="single" w:sz="1" w:space="0" w:color="000000"/>
-              <w:left w:val="single" w:sz="1" w:space="0" w:color="000000"/>
-              <w:bottom w:val="single" w:sz="1" w:space="0" w:color="000000"/>
-              <w:right w:val="single" w:sz="1" w:space="0" w:color="000000"/>
-            </w:tcBorders>
-          </w:tcPr>
-          <w:p>
-            <w:pPr>
-              <w:spacing w:after="0"/>
-              <w:rPr>
-                <w:rFonts w:asciiTheme="majorBidi" w:hAnsiTheme="majorBidi" w:cstheme="majorBidi"/>
-                <w:sz w:val="22"/>
-                <w:szCs w:val="22"/>
-              </w:rPr>
-            </w:pPr>
-            <w:r>
-              <w:rPr>
-                <w:rFonts w:asciiTheme="majorBidi" w:hAnsiTheme="majorBidi" w:cstheme="majorBidi"/>
-                <w:b/>
-                <w:bCs/>
-                <w:sz w:val="22"/>
-                <w:szCs w:val="22"/>
-              </w:rPr>
-              <w:t>Use case ID:</w:t>
-            </w:r>
-            <w:r>
-              <w:rPr>
-                <w:rFonts w:asciiTheme="majorBidi" w:hAnsiTheme="majorBidi" w:cstheme="majorBidi"/>
-                <w:sz w:val="22"/>
-                <w:szCs w:val="22"/>
-              </w:rPr>
-              <w:t xml:space="preserve"> </w:t>
-            </w:r>
-            <w:r>
-              <w:rPr>
-                <w:rFonts w:asciiTheme="majorBidi" w:hAnsiTheme="majorBidi" w:cstheme="majorBidi"/>
-                <w:sz w:val="22"/>
-                <w:szCs w:val="22"/>
-              </w:rPr>
-              <w:t>UC</w:t>
-            </w:r>
-            <w:r>
-              <w:rPr>
-                <w:rFonts w:asciiTheme="majorBidi" w:hAnsiTheme="majorBidi" w:cstheme="majorBidi"/>
-                <w:sz w:val="22"/>
-                <w:szCs w:val="22"/>
-              </w:rPr>
-              <w:t>32</w:t>
-            </w:r>
-          </w:p>
-        </w:tc>
-        <w:tc>
-          <w:tcPr>
-            <w:tcW w:w="5323" w:type="dxa"/>
-            <w:tcBorders>
-              <w:top w:val="single" w:sz="1" w:space="0" w:color="000000"/>
-              <w:left w:val="single" w:sz="1" w:space="0" w:color="000000"/>
-              <w:bottom w:val="single" w:sz="1" w:space="0" w:color="000000"/>
-              <w:right w:val="single" w:sz="1" w:space="0" w:color="000000"/>
-            </w:tcBorders>
-          </w:tcPr>
-          <w:p>
-            <w:pPr>
-              <w:spacing w:after="0"/>
-              <w:rPr>
-                <w:rFonts w:asciiTheme="majorBidi" w:hAnsiTheme="majorBidi" w:cstheme="majorBidi"/>
-                <w:sz w:val="22"/>
-                <w:szCs w:val="22"/>
-              </w:rPr>
-            </w:pPr>
-            <w:r>
-              <w:rPr>
-                <w:rFonts w:asciiTheme="majorBidi" w:hAnsiTheme="majorBidi" w:cstheme="majorBidi"/>
-                <w:b/>
-                <w:bCs/>
-                <w:sz w:val="22"/>
-                <w:szCs w:val="22"/>
-              </w:rPr>
-              <w:t>Use case:</w:t>
-            </w:r>
-            <w:r>
-              <w:rPr>
-                <w:rFonts w:asciiTheme="majorBidi" w:hAnsiTheme="majorBidi" w:cstheme="majorBidi"/>
-                <w:sz w:val="22"/>
-                <w:szCs w:val="22"/>
-              </w:rPr>
-              <w:t xml:space="preserve"> </w:t>
-            </w:r>
-            <w:proofErr w:type="spellStart"/>
-            <w:r>
-              <w:rPr>
-                <w:rFonts w:asciiTheme="majorBidi" w:hAnsiTheme="majorBidi" w:cstheme="majorBidi"/>
-                <w:sz w:val="22"/>
-                <w:szCs w:val="22"/>
-              </w:rPr>
-              <w:t>ViewBasket</w:t>
-            </w:r>
-            <w:proofErr w:type="spellEnd"/>
-          </w:p>
-        </w:tc>
-      </w:tr>
-      <w:tr>
-        <w:trPr>
-          <w:trHeight w:val="388"/>
-        </w:trPr>
-        <w:tc>
-          <w:tcPr>
-            <w:tcW w:w="10007" w:type="dxa"/>
-            <w:gridSpan w:val="2"/>
-            <w:tcBorders>
-              <w:left w:val="single" w:sz="1" w:space="0" w:color="000000"/>
-              <w:bottom w:val="single" w:sz="1" w:space="0" w:color="000000"/>
-              <w:right w:val="single" w:sz="1" w:space="0" w:color="000000"/>
-            </w:tcBorders>
-          </w:tcPr>
-          <w:p>
-            <w:pPr>
-              <w:spacing w:after="0"/>
-              <w:jc w:val="both"/>
-              <w:rPr>
-                <w:rFonts w:asciiTheme="majorBidi" w:hAnsiTheme="majorBidi" w:cstheme="majorBidi"/>
-                <w:sz w:val="22"/>
-                <w:szCs w:val="22"/>
-              </w:rPr>
-            </w:pPr>
-            <w:r>
-              <w:rPr>
-                <w:rFonts w:asciiTheme="majorBidi" w:hAnsiTheme="majorBidi" w:cstheme="majorBidi"/>
-                <w:b/>
-                <w:bCs/>
-                <w:sz w:val="22"/>
-                <w:szCs w:val="22"/>
-              </w:rPr>
-              <w:t>Brief Description:</w:t>
-            </w:r>
-            <w:r>
-              <w:rPr>
-                <w:rFonts w:asciiTheme="majorBidi" w:hAnsiTheme="majorBidi" w:cstheme="majorBidi"/>
-                <w:sz w:val="22"/>
-                <w:szCs w:val="22"/>
-              </w:rPr>
-              <w:t xml:space="preserve"> </w:t>
-            </w:r>
-            <w:r>
-              <w:rPr>
-                <w:rFonts w:asciiTheme="majorBidi" w:hAnsiTheme="majorBidi" w:cstheme="majorBidi"/>
-                <w:sz w:val="22"/>
-                <w:szCs w:val="22"/>
-              </w:rPr>
-              <w:t>This use case allows the customer to view the current contents of their basket, including products, quantities, individual prices, applied discounts (if any), VAT, and the current total.</w:t>
-            </w:r>
-          </w:p>
-        </w:tc>
-      </w:tr>
-      <w:tr>
-        <w:trPr>
-          <w:trHeight w:val="291"/>
-        </w:trPr>
-        <w:tc>
-          <w:tcPr>
-            <w:tcW w:w="10007" w:type="dxa"/>
-            <w:gridSpan w:val="2"/>
-            <w:tcBorders>
-              <w:left w:val="single" w:sz="1" w:space="0" w:color="000000"/>
-              <w:bottom w:val="single" w:sz="1" w:space="0" w:color="000000"/>
-              <w:right w:val="single" w:sz="1" w:space="0" w:color="000000"/>
-            </w:tcBorders>
-          </w:tcPr>
-          <w:p>
-            <w:pPr>
-              <w:spacing w:after="0"/>
-              <w:rPr>
-                <w:rFonts w:asciiTheme="majorBidi" w:hAnsiTheme="majorBidi" w:cstheme="majorBidi"/>
-                <w:b/>
-                <w:bCs/>
-                <w:sz w:val="22"/>
-                <w:szCs w:val="22"/>
-              </w:rPr>
-            </w:pPr>
-            <w:r>
-              <w:rPr>
-                <w:rFonts w:asciiTheme="majorBidi" w:hAnsiTheme="majorBidi" w:cstheme="majorBidi"/>
-                <w:b/>
-                <w:bCs/>
-                <w:sz w:val="22"/>
-                <w:szCs w:val="22"/>
-              </w:rPr>
-              <w:t>Primary actors:</w:t>
-            </w:r>
-            <w:r>
-              <w:rPr>
-                <w:rFonts w:asciiTheme="majorBidi" w:hAnsiTheme="majorBidi" w:cstheme="majorBidi"/>
-                <w:sz w:val="22"/>
-                <w:szCs w:val="22"/>
-              </w:rPr>
-              <w:t xml:space="preserve"> </w:t>
-            </w:r>
-            <w:r>
-              <w:rPr>
-                <w:rFonts w:asciiTheme="majorBidi" w:hAnsiTheme="majorBidi" w:cstheme="majorBidi"/>
-                <w:sz w:val="22"/>
-                <w:szCs w:val="22"/>
-              </w:rPr>
-              <w:t>Customer</w:t>
-            </w:r>
-          </w:p>
-        </w:tc>
-      </w:tr>
-      <w:tr>
-        <w:trPr>
-          <w:trHeight w:val="291"/>
-        </w:trPr>
-        <w:tc>
-          <w:tcPr>
-            <w:tcW w:w="10007" w:type="dxa"/>
-            <w:gridSpan w:val="2"/>
-            <w:tcBorders>
-              <w:left w:val="single" w:sz="1" w:space="0" w:color="000000"/>
-              <w:bottom w:val="single" w:sz="1" w:space="0" w:color="000000"/>
-              <w:right w:val="single" w:sz="1" w:space="0" w:color="000000"/>
-            </w:tcBorders>
-          </w:tcPr>
-          <w:p>
-            <w:pPr>
-              <w:spacing w:after="0"/>
-              <w:rPr>
-                <w:rFonts w:asciiTheme="majorBidi" w:hAnsiTheme="majorBidi" w:cstheme="majorBidi"/>
-                <w:sz w:val="22"/>
-                <w:szCs w:val="22"/>
-              </w:rPr>
-            </w:pPr>
-            <w:r>
-              <w:rPr>
-                <w:rFonts w:asciiTheme="majorBidi" w:hAnsiTheme="majorBidi" w:cstheme="majorBidi"/>
-                <w:b/>
-                <w:bCs/>
-                <w:sz w:val="22"/>
-                <w:szCs w:val="22"/>
-              </w:rPr>
-              <w:t>Secondary actors:</w:t>
-            </w:r>
-            <w:r>
-              <w:rPr>
-                <w:rFonts w:asciiTheme="majorBidi" w:hAnsiTheme="majorBidi" w:cstheme="majorBidi"/>
-                <w:sz w:val="22"/>
-                <w:szCs w:val="22"/>
-              </w:rPr>
-              <w:t xml:space="preserve"> </w:t>
-            </w:r>
-            <w:r>
-              <w:rPr>
-                <w:rFonts w:asciiTheme="majorBidi" w:hAnsiTheme="majorBidi" w:cstheme="majorBidi"/>
-                <w:sz w:val="22"/>
-                <w:szCs w:val="22"/>
-              </w:rPr>
-              <w:t>None</w:t>
-            </w:r>
-          </w:p>
-        </w:tc>
-      </w:tr>
-      <w:tr>
-        <w:trPr>
-          <w:trHeight w:val="830"/>
-        </w:trPr>
-        <w:tc>
-          <w:tcPr>
-            <w:tcW w:w="10007" w:type="dxa"/>
-            <w:gridSpan w:val="2"/>
-            <w:tcBorders>
-              <w:left w:val="single" w:sz="1" w:space="0" w:color="000000"/>
-              <w:bottom w:val="single" w:sz="1" w:space="0" w:color="000000"/>
-              <w:right w:val="single" w:sz="1" w:space="0" w:color="000000"/>
-            </w:tcBorders>
-          </w:tcPr>
-          <w:p>
-            <w:pPr>
-              <w:spacing w:after="0"/>
-              <w:rPr>
-                <w:rFonts w:asciiTheme="majorBidi" w:hAnsiTheme="majorBidi" w:cstheme="majorBidi"/>
-                <w:b/>
-                <w:bCs/>
-                <w:sz w:val="22"/>
-                <w:szCs w:val="22"/>
-              </w:rPr>
-            </w:pPr>
-            <w:r>
-              <w:rPr>
-                <w:rFonts w:asciiTheme="majorBidi" w:hAnsiTheme="majorBidi" w:cstheme="majorBidi"/>
-                <w:b/>
-                <w:bCs/>
-                <w:sz w:val="22"/>
-                <w:szCs w:val="22"/>
-              </w:rPr>
-              <w:t>Preconditions:</w:t>
-            </w:r>
-          </w:p>
-          <w:p>
-            <w:pPr>
-              <w:pStyle w:val="ListParagraph"/>
-              <w:numPr>
-                <w:ilvl w:val="0"/>
-                <w:numId w:val="87"/>
-              </w:numPr>
-              <w:spacing w:after="0"/>
-              <w:rPr>
-                <w:rFonts w:asciiTheme="majorBidi" w:hAnsiTheme="majorBidi" w:cstheme="majorBidi"/>
-                <w:sz w:val="22"/>
-                <w:szCs w:val="22"/>
-              </w:rPr>
-            </w:pPr>
-            <w:r>
-              <w:rPr>
-                <w:rFonts w:asciiTheme="majorBidi" w:hAnsiTheme="majorBidi" w:cstheme="majorBidi"/>
-                <w:sz w:val="22"/>
-                <w:szCs w:val="22"/>
-              </w:rPr>
-              <w:t>The IPOS-PU system is operational.</w:t>
-            </w:r>
-          </w:p>
-          <w:p>
-            <w:pPr>
-              <w:pStyle w:val="ListParagraph"/>
-              <w:numPr>
-                <w:ilvl w:val="0"/>
-                <w:numId w:val="87"/>
-              </w:numPr>
-              <w:spacing w:after="0"/>
-              <w:rPr>
-                <w:rFonts w:asciiTheme="majorBidi" w:hAnsiTheme="majorBidi" w:cstheme="majorBidi"/>
-                <w:sz w:val="22"/>
-                <w:szCs w:val="22"/>
-              </w:rPr>
-            </w:pPr>
-            <w:r>
-              <w:rPr>
-                <w:rFonts w:asciiTheme="majorBidi" w:hAnsiTheme="majorBidi" w:cstheme="majorBidi"/>
-                <w:sz w:val="22"/>
-                <w:szCs w:val="22"/>
-              </w:rPr>
-              <w:t>The customer has an active session (basket may be empty).</w:t>
-            </w:r>
-          </w:p>
-        </w:tc>
-      </w:tr>
-      <w:tr>
-        <w:trPr>
-          <w:trHeight w:val="383"/>
-        </w:trPr>
-        <w:tc>
-          <w:tcPr>
-            <w:tcW w:w="10007" w:type="dxa"/>
-            <w:gridSpan w:val="2"/>
-            <w:tcBorders>
-              <w:left w:val="single" w:sz="1" w:space="0" w:color="000000"/>
-              <w:bottom w:val="single" w:sz="1" w:space="0" w:color="000000"/>
-              <w:right w:val="single" w:sz="1" w:space="0" w:color="000000"/>
-            </w:tcBorders>
-          </w:tcPr>
-          <w:p>
-            <w:pPr>
-              <w:spacing w:after="0"/>
-              <w:rPr>
-                <w:rFonts w:asciiTheme="majorBidi" w:hAnsiTheme="majorBidi" w:cstheme="majorBidi"/>
-                <w:b/>
-                <w:bCs/>
-                <w:sz w:val="22"/>
-                <w:szCs w:val="22"/>
-              </w:rPr>
-            </w:pPr>
-            <w:r>
-              <w:rPr>
-                <w:rFonts w:asciiTheme="majorBidi" w:hAnsiTheme="majorBidi" w:cstheme="majorBidi"/>
-                <w:b/>
-                <w:bCs/>
-                <w:sz w:val="22"/>
-                <w:szCs w:val="22"/>
-              </w:rPr>
-              <w:t>Main flow: Not required</w:t>
-            </w:r>
-          </w:p>
-        </w:tc>
-      </w:tr>
-      <w:tr>
-        <w:trPr>
-          <w:trHeight w:val="286"/>
-        </w:trPr>
-        <w:tc>
-          <w:tcPr>
-            <w:tcW w:w="10007" w:type="dxa"/>
-            <w:gridSpan w:val="2"/>
-            <w:tcBorders>
-              <w:left w:val="single" w:sz="1" w:space="0" w:color="000000"/>
-              <w:bottom w:val="single" w:sz="1" w:space="0" w:color="000000"/>
-              <w:right w:val="single" w:sz="1" w:space="0" w:color="000000"/>
-            </w:tcBorders>
-          </w:tcPr>
-          <w:p>
-            <w:pPr>
-              <w:rPr>
-                <w:rFonts w:asciiTheme="majorBidi" w:hAnsiTheme="majorBidi" w:cstheme="majorBidi"/>
-                <w:sz w:val="22"/>
-                <w:szCs w:val="22"/>
-              </w:rPr>
-            </w:pPr>
-            <w:r>
-              <w:rPr>
-                <w:rFonts w:asciiTheme="majorBidi" w:hAnsiTheme="majorBidi" w:cstheme="majorBidi"/>
-                <w:b/>
-                <w:bCs/>
-                <w:i/>
-                <w:iCs/>
-                <w:sz w:val="22"/>
-                <w:szCs w:val="22"/>
-              </w:rPr>
-              <w:t>Extension use cases</w:t>
-            </w:r>
-            <w:r>
-              <w:rPr>
-                <w:rFonts w:asciiTheme="majorBidi" w:hAnsiTheme="majorBidi" w:cstheme="majorBidi"/>
-                <w:sz w:val="22"/>
-                <w:szCs w:val="22"/>
-              </w:rPr>
-              <w:t xml:space="preserve">: </w:t>
-            </w:r>
-            <w:r>
-              <w:rPr>
-                <w:rFonts w:asciiTheme="majorBidi" w:hAnsiTheme="majorBidi" w:cstheme="majorBidi"/>
-                <w:sz w:val="22"/>
-                <w:szCs w:val="22"/>
-              </w:rPr>
-              <w:t>None</w:t>
-            </w:r>
-          </w:p>
-        </w:tc>
-      </w:tr>
-      <w:tr>
-        <w:trPr>
-          <w:trHeight w:val="455"/>
-        </w:trPr>
-        <w:tc>
-          <w:tcPr>
-            <w:tcW w:w="10007" w:type="dxa"/>
-            <w:gridSpan w:val="2"/>
-            <w:tcBorders>
-              <w:left w:val="single" w:sz="1" w:space="0" w:color="000000"/>
-              <w:bottom w:val="single" w:sz="1" w:space="0" w:color="000000"/>
-              <w:right w:val="single" w:sz="1" w:space="0" w:color="000000"/>
-            </w:tcBorders>
-          </w:tcPr>
-          <w:p>
-            <w:pPr>
-              <w:rPr>
-                <w:rFonts w:asciiTheme="majorBidi" w:hAnsiTheme="majorBidi" w:cstheme="majorBidi"/>
-                <w:sz w:val="22"/>
-                <w:szCs w:val="22"/>
-              </w:rPr>
-            </w:pPr>
-            <w:r>
-              <w:rPr>
-                <w:rFonts w:asciiTheme="majorBidi" w:hAnsiTheme="majorBidi" w:cstheme="majorBidi"/>
-                <w:b/>
-                <w:bCs/>
-                <w:i/>
-                <w:iCs/>
-                <w:sz w:val="22"/>
-                <w:szCs w:val="22"/>
-              </w:rPr>
-              <w:t>Inclusion use cases:</w:t>
-            </w:r>
-            <w:r>
-              <w:rPr>
-                <w:rFonts w:asciiTheme="majorBidi" w:hAnsiTheme="majorBidi" w:cstheme="majorBidi"/>
-                <w:sz w:val="22"/>
-                <w:szCs w:val="22"/>
-              </w:rPr>
-              <w:t xml:space="preserve"> </w:t>
-            </w:r>
-            <w:r>
-              <w:rPr>
-                <w:rFonts w:asciiTheme="majorBidi" w:hAnsiTheme="majorBidi" w:cstheme="majorBidi"/>
-                <w:sz w:val="22"/>
-                <w:szCs w:val="22"/>
-              </w:rPr>
-              <w:t>None</w:t>
-            </w:r>
-          </w:p>
-        </w:tc>
-      </w:tr>
-      <w:tr>
-        <w:trPr>
-          <w:trHeight w:val="537"/>
-        </w:trPr>
-        <w:tc>
-          <w:tcPr>
-            <w:tcW w:w="10007" w:type="dxa"/>
-            <w:gridSpan w:val="2"/>
-            <w:tcBorders>
-              <w:left w:val="single" w:sz="1" w:space="0" w:color="000000"/>
-              <w:bottom w:val="single" w:sz="1" w:space="0" w:color="000000"/>
-              <w:right w:val="single" w:sz="1" w:space="0" w:color="000000"/>
-            </w:tcBorders>
-          </w:tcPr>
-          <w:p>
-            <w:pPr>
-              <w:spacing w:after="0"/>
-              <w:rPr>
-                <w:rFonts w:asciiTheme="majorBidi" w:hAnsiTheme="majorBidi" w:cstheme="majorBidi"/>
-                <w:b/>
-                <w:bCs/>
-                <w:sz w:val="22"/>
-                <w:szCs w:val="22"/>
-              </w:rPr>
-            </w:pPr>
-            <w:r>
-              <w:rPr>
-                <w:rFonts w:asciiTheme="majorBidi" w:hAnsiTheme="majorBidi" w:cstheme="majorBidi"/>
-                <w:b/>
-                <w:bCs/>
-                <w:sz w:val="22"/>
-                <w:szCs w:val="22"/>
-              </w:rPr>
-              <w:t>Postconditions:</w:t>
-            </w:r>
-          </w:p>
-          <w:p>
-            <w:pPr>
-              <w:pStyle w:val="ListParagraph"/>
-              <w:numPr>
-                <w:ilvl w:val="0"/>
-                <w:numId w:val="88"/>
-              </w:numPr>
-              <w:spacing w:after="0"/>
-              <w:rPr>
-                <w:rFonts w:asciiTheme="majorBidi" w:hAnsiTheme="majorBidi" w:cstheme="majorBidi"/>
-                <w:sz w:val="22"/>
-                <w:szCs w:val="22"/>
-              </w:rPr>
-            </w:pPr>
-            <w:r>
-              <w:rPr>
-                <w:rFonts w:asciiTheme="majorBidi" w:hAnsiTheme="majorBidi" w:cstheme="majorBidi"/>
-                <w:sz w:val="22"/>
-                <w:szCs w:val="22"/>
-              </w:rPr>
-              <w:t>The basket contents and totals are displayed to the customer.</w:t>
-            </w:r>
-          </w:p>
-        </w:tc>
-      </w:tr>
-      <w:tr>
-        <w:trPr>
-          <w:trHeight w:val="585"/>
-        </w:trPr>
-        <w:tc>
-          <w:tcPr>
-            <w:tcW w:w="10007" w:type="dxa"/>
-            <w:gridSpan w:val="2"/>
-            <w:tcBorders>
-              <w:left w:val="single" w:sz="1" w:space="0" w:color="000000"/>
-              <w:bottom w:val="single" w:sz="1" w:space="0" w:color="000000"/>
-              <w:right w:val="single" w:sz="1" w:space="0" w:color="000000"/>
-            </w:tcBorders>
-          </w:tcPr>
-          <w:p>
-            <w:pPr>
-              <w:spacing w:after="0"/>
-              <w:rPr>
-                <w:rFonts w:asciiTheme="majorBidi" w:hAnsiTheme="majorBidi" w:cstheme="majorBidi"/>
-                <w:b/>
-                <w:bCs/>
-                <w:sz w:val="22"/>
-                <w:szCs w:val="22"/>
-              </w:rPr>
-            </w:pPr>
-            <w:r>
-              <w:rPr>
-                <w:rFonts w:asciiTheme="majorBidi" w:hAnsiTheme="majorBidi" w:cstheme="majorBidi"/>
-                <w:b/>
-                <w:bCs/>
-                <w:sz w:val="22"/>
-                <w:szCs w:val="22"/>
-              </w:rPr>
-              <w:t xml:space="preserve">Alternative flows: </w:t>
-            </w:r>
-          </w:p>
-          <w:p>
-            <w:pPr>
-              <w:spacing w:after="0"/>
-              <w:rPr>
-                <w:rFonts w:asciiTheme="majorBidi" w:hAnsiTheme="majorBidi" w:cstheme="majorBidi"/>
-                <w:sz w:val="22"/>
-                <w:szCs w:val="22"/>
-              </w:rPr>
-            </w:pPr>
-            <w:r>
-              <w:rPr>
-                <w:rFonts w:asciiTheme="majorBidi" w:hAnsiTheme="majorBidi" w:cstheme="majorBidi"/>
-                <w:sz w:val="22"/>
-                <w:szCs w:val="22"/>
-              </w:rPr>
-              <w:t>Basket Empty</w:t>
             </w:r>
           </w:p>
         </w:tc>
@@ -22298,6 +23465,95 @@
     </w:lvl>
   </w:abstractNum>
   <w:abstractNum w:abstractNumId="18" w15:restartNumberingAfterBreak="0">
+    <w:nsid w:val="1A612397"/>
+    <w:multiLevelType w:val="hybridMultilevel"/>
+    <w:tmpl w:val="E47AAEFE"/>
+    <w:lvl w:ilvl="0" w:tplc="08090011">
+      <w:start w:val="1"/>
+      <w:numFmt w:val="decimal"/>
+      <w:lvlText w:val="%1)"/>
+      <w:lvlJc w:val="left"/>
+      <w:pPr>
+        <w:ind w:left="720" w:hanging="360"/>
+      </w:pPr>
+      <w:rPr>
+        <w:rFonts w:hint="default"/>
+      </w:rPr>
+    </w:lvl>
+    <w:lvl w:ilvl="1" w:tplc="08090019" w:tentative="1">
+      <w:start w:val="1"/>
+      <w:numFmt w:val="lowerLetter"/>
+      <w:lvlText w:val="%2."/>
+      <w:lvlJc w:val="left"/>
+      <w:pPr>
+        <w:ind w:left="1440" w:hanging="360"/>
+      </w:pPr>
+    </w:lvl>
+    <w:lvl w:ilvl="2" w:tplc="0809001B" w:tentative="1">
+      <w:start w:val="1"/>
+      <w:numFmt w:val="lowerRoman"/>
+      <w:lvlText w:val="%3."/>
+      <w:lvlJc w:val="right"/>
+      <w:pPr>
+        <w:ind w:left="2160" w:hanging="180"/>
+      </w:pPr>
+    </w:lvl>
+    <w:lvl w:ilvl="3" w:tplc="0809000F" w:tentative="1">
+      <w:start w:val="1"/>
+      <w:numFmt w:val="decimal"/>
+      <w:lvlText w:val="%4."/>
+      <w:lvlJc w:val="left"/>
+      <w:pPr>
+        <w:ind w:left="2880" w:hanging="360"/>
+      </w:pPr>
+    </w:lvl>
+    <w:lvl w:ilvl="4" w:tplc="08090019" w:tentative="1">
+      <w:start w:val="1"/>
+      <w:numFmt w:val="lowerLetter"/>
+      <w:lvlText w:val="%5."/>
+      <w:lvlJc w:val="left"/>
+      <w:pPr>
+        <w:ind w:left="3600" w:hanging="360"/>
+      </w:pPr>
+    </w:lvl>
+    <w:lvl w:ilvl="5" w:tplc="0809001B" w:tentative="1">
+      <w:start w:val="1"/>
+      <w:numFmt w:val="lowerRoman"/>
+      <w:lvlText w:val="%6."/>
+      <w:lvlJc w:val="right"/>
+      <w:pPr>
+        <w:ind w:left="4320" w:hanging="180"/>
+      </w:pPr>
+    </w:lvl>
+    <w:lvl w:ilvl="6" w:tplc="0809000F" w:tentative="1">
+      <w:start w:val="1"/>
+      <w:numFmt w:val="decimal"/>
+      <w:lvlText w:val="%7."/>
+      <w:lvlJc w:val="left"/>
+      <w:pPr>
+        <w:ind w:left="5040" w:hanging="360"/>
+      </w:pPr>
+    </w:lvl>
+    <w:lvl w:ilvl="7" w:tplc="08090019" w:tentative="1">
+      <w:start w:val="1"/>
+      <w:numFmt w:val="lowerLetter"/>
+      <w:lvlText w:val="%8."/>
+      <w:lvlJc w:val="left"/>
+      <w:pPr>
+        <w:ind w:left="5760" w:hanging="360"/>
+      </w:pPr>
+    </w:lvl>
+    <w:lvl w:ilvl="8" w:tplc="0809001B" w:tentative="1">
+      <w:start w:val="1"/>
+      <w:numFmt w:val="lowerRoman"/>
+      <w:lvlText w:val="%9."/>
+      <w:lvlJc w:val="right"/>
+      <w:pPr>
+        <w:ind w:left="6480" w:hanging="180"/>
+      </w:pPr>
+    </w:lvl>
+  </w:abstractNum>
+  <w:abstractNum w:abstractNumId="19" w15:restartNumberingAfterBreak="0">
     <w:nsid w:val="1AF149D0"/>
     <w:multiLevelType w:val="hybridMultilevel"/>
     <w:tmpl w:val="E882608E"/>
@@ -22386,7 +23642,7 @@
       </w:pPr>
     </w:lvl>
   </w:abstractNum>
-  <w:abstractNum w:abstractNumId="19" w15:restartNumberingAfterBreak="0">
+  <w:abstractNum w:abstractNumId="20" w15:restartNumberingAfterBreak="0">
     <w:nsid w:val="1D8A6991"/>
     <w:multiLevelType w:val="hybridMultilevel"/>
     <w:tmpl w:val="0914C0B6"/>
@@ -22477,7 +23733,7 @@
       </w:pPr>
     </w:lvl>
   </w:abstractNum>
-  <w:abstractNum w:abstractNumId="20" w15:restartNumberingAfterBreak="0">
+  <w:abstractNum w:abstractNumId="21" w15:restartNumberingAfterBreak="0">
     <w:nsid w:val="20D41F01"/>
     <w:multiLevelType w:val="hybridMultilevel"/>
     <w:tmpl w:val="6F1AA900"/>
@@ -22566,7 +23822,7 @@
       </w:pPr>
     </w:lvl>
   </w:abstractNum>
-  <w:abstractNum w:abstractNumId="21" w15:restartNumberingAfterBreak="0">
+  <w:abstractNum w:abstractNumId="22" w15:restartNumberingAfterBreak="0">
     <w:nsid w:val="20D716BE"/>
     <w:multiLevelType w:val="hybridMultilevel"/>
     <w:tmpl w:val="D92C2E36"/>
@@ -22655,7 +23911,7 @@
       </w:pPr>
     </w:lvl>
   </w:abstractNum>
-  <w:abstractNum w:abstractNumId="22" w15:restartNumberingAfterBreak="0">
+  <w:abstractNum w:abstractNumId="23" w15:restartNumberingAfterBreak="0">
     <w:nsid w:val="23AC2C65"/>
     <w:multiLevelType w:val="hybridMultilevel"/>
     <w:tmpl w:val="0CFEDCFA"/>
@@ -22744,7 +24000,7 @@
       </w:pPr>
     </w:lvl>
   </w:abstractNum>
-  <w:abstractNum w:abstractNumId="23" w15:restartNumberingAfterBreak="0">
+  <w:abstractNum w:abstractNumId="24" w15:restartNumberingAfterBreak="0">
     <w:nsid w:val="2BC7367A"/>
     <w:multiLevelType w:val="hybridMultilevel"/>
     <w:tmpl w:val="E882608E"/>
@@ -22833,7 +24089,7 @@
       </w:pPr>
     </w:lvl>
   </w:abstractNum>
-  <w:abstractNum w:abstractNumId="24" w15:restartNumberingAfterBreak="0">
+  <w:abstractNum w:abstractNumId="25" w15:restartNumberingAfterBreak="0">
     <w:nsid w:val="2CC7074C"/>
     <w:multiLevelType w:val="hybridMultilevel"/>
     <w:tmpl w:val="412C9084"/>
@@ -22922,7 +24178,7 @@
       </w:pPr>
     </w:lvl>
   </w:abstractNum>
-  <w:abstractNum w:abstractNumId="25" w15:restartNumberingAfterBreak="0">
+  <w:abstractNum w:abstractNumId="26" w15:restartNumberingAfterBreak="0">
     <w:nsid w:val="2D2114A7"/>
     <w:multiLevelType w:val="hybridMultilevel"/>
     <w:tmpl w:val="D9FC3822"/>
@@ -23013,7 +24269,7 @@
       </w:pPr>
     </w:lvl>
   </w:abstractNum>
-  <w:abstractNum w:abstractNumId="26" w15:restartNumberingAfterBreak="0">
+  <w:abstractNum w:abstractNumId="27" w15:restartNumberingAfterBreak="0">
     <w:nsid w:val="2D583AB5"/>
     <w:multiLevelType w:val="hybridMultilevel"/>
     <w:tmpl w:val="4EE64E8A"/>
@@ -23102,7 +24358,7 @@
       </w:pPr>
     </w:lvl>
   </w:abstractNum>
-  <w:abstractNum w:abstractNumId="27" w15:restartNumberingAfterBreak="0">
+  <w:abstractNum w:abstractNumId="28" w15:restartNumberingAfterBreak="0">
     <w:nsid w:val="2FD832AB"/>
     <w:multiLevelType w:val="hybridMultilevel"/>
     <w:tmpl w:val="1F0A29A0"/>
@@ -23188,7 +24444,7 @@
       </w:pPr>
     </w:lvl>
   </w:abstractNum>
-  <w:abstractNum w:abstractNumId="28" w15:restartNumberingAfterBreak="0">
+  <w:abstractNum w:abstractNumId="29" w15:restartNumberingAfterBreak="0">
     <w:nsid w:val="30B07C5C"/>
     <w:multiLevelType w:val="hybridMultilevel"/>
     <w:tmpl w:val="525E63C0"/>
@@ -23277,7 +24533,7 @@
       </w:pPr>
     </w:lvl>
   </w:abstractNum>
-  <w:abstractNum w:abstractNumId="29" w15:restartNumberingAfterBreak="0">
+  <w:abstractNum w:abstractNumId="30" w15:restartNumberingAfterBreak="0">
     <w:nsid w:val="31CA539D"/>
     <w:multiLevelType w:val="hybridMultilevel"/>
     <w:tmpl w:val="72CA4FCE"/>
@@ -23366,7 +24622,96 @@
       </w:pPr>
     </w:lvl>
   </w:abstractNum>
-  <w:abstractNum w:abstractNumId="30" w15:restartNumberingAfterBreak="0">
+  <w:abstractNum w:abstractNumId="31" w15:restartNumberingAfterBreak="0">
+    <w:nsid w:val="32226EBD"/>
+    <w:multiLevelType w:val="hybridMultilevel"/>
+    <w:tmpl w:val="0AF0F2B2"/>
+    <w:lvl w:ilvl="0" w:tplc="0809000F">
+      <w:start w:val="1"/>
+      <w:numFmt w:val="decimal"/>
+      <w:lvlText w:val="%1."/>
+      <w:lvlJc w:val="left"/>
+      <w:pPr>
+        <w:ind w:left="720" w:hanging="360"/>
+      </w:pPr>
+      <w:rPr>
+        <w:rFonts w:hint="default"/>
+      </w:rPr>
+    </w:lvl>
+    <w:lvl w:ilvl="1" w:tplc="08090019" w:tentative="1">
+      <w:start w:val="1"/>
+      <w:numFmt w:val="lowerLetter"/>
+      <w:lvlText w:val="%2."/>
+      <w:lvlJc w:val="left"/>
+      <w:pPr>
+        <w:ind w:left="1440" w:hanging="360"/>
+      </w:pPr>
+    </w:lvl>
+    <w:lvl w:ilvl="2" w:tplc="0809001B" w:tentative="1">
+      <w:start w:val="1"/>
+      <w:numFmt w:val="lowerRoman"/>
+      <w:lvlText w:val="%3."/>
+      <w:lvlJc w:val="right"/>
+      <w:pPr>
+        <w:ind w:left="2160" w:hanging="180"/>
+      </w:pPr>
+    </w:lvl>
+    <w:lvl w:ilvl="3" w:tplc="0809000F" w:tentative="1">
+      <w:start w:val="1"/>
+      <w:numFmt w:val="decimal"/>
+      <w:lvlText w:val="%4."/>
+      <w:lvlJc w:val="left"/>
+      <w:pPr>
+        <w:ind w:left="2880" w:hanging="360"/>
+      </w:pPr>
+    </w:lvl>
+    <w:lvl w:ilvl="4" w:tplc="08090019" w:tentative="1">
+      <w:start w:val="1"/>
+      <w:numFmt w:val="lowerLetter"/>
+      <w:lvlText w:val="%5."/>
+      <w:lvlJc w:val="left"/>
+      <w:pPr>
+        <w:ind w:left="3600" w:hanging="360"/>
+      </w:pPr>
+    </w:lvl>
+    <w:lvl w:ilvl="5" w:tplc="0809001B" w:tentative="1">
+      <w:start w:val="1"/>
+      <w:numFmt w:val="lowerRoman"/>
+      <w:lvlText w:val="%6."/>
+      <w:lvlJc w:val="right"/>
+      <w:pPr>
+        <w:ind w:left="4320" w:hanging="180"/>
+      </w:pPr>
+    </w:lvl>
+    <w:lvl w:ilvl="6" w:tplc="0809000F" w:tentative="1">
+      <w:start w:val="1"/>
+      <w:numFmt w:val="decimal"/>
+      <w:lvlText w:val="%7."/>
+      <w:lvlJc w:val="left"/>
+      <w:pPr>
+        <w:ind w:left="5040" w:hanging="360"/>
+      </w:pPr>
+    </w:lvl>
+    <w:lvl w:ilvl="7" w:tplc="08090019" w:tentative="1">
+      <w:start w:val="1"/>
+      <w:numFmt w:val="lowerLetter"/>
+      <w:lvlText w:val="%8."/>
+      <w:lvlJc w:val="left"/>
+      <w:pPr>
+        <w:ind w:left="5760" w:hanging="360"/>
+      </w:pPr>
+    </w:lvl>
+    <w:lvl w:ilvl="8" w:tplc="0809001B" w:tentative="1">
+      <w:start w:val="1"/>
+      <w:numFmt w:val="lowerRoman"/>
+      <w:lvlText w:val="%9."/>
+      <w:lvlJc w:val="right"/>
+      <w:pPr>
+        <w:ind w:left="6480" w:hanging="180"/>
+      </w:pPr>
+    </w:lvl>
+  </w:abstractNum>
+  <w:abstractNum w:abstractNumId="32" w15:restartNumberingAfterBreak="0">
     <w:nsid w:val="332E1DBD"/>
     <w:multiLevelType w:val="hybridMultilevel"/>
     <w:tmpl w:val="39CC921E"/>
@@ -23455,7 +24800,7 @@
       </w:pPr>
     </w:lvl>
   </w:abstractNum>
-  <w:abstractNum w:abstractNumId="31" w15:restartNumberingAfterBreak="0">
+  <w:abstractNum w:abstractNumId="33" w15:restartNumberingAfterBreak="0">
     <w:nsid w:val="337D7DA3"/>
     <w:multiLevelType w:val="hybridMultilevel"/>
     <w:tmpl w:val="EAE6000E"/>
@@ -23544,7 +24889,7 @@
       </w:pPr>
     </w:lvl>
   </w:abstractNum>
-  <w:abstractNum w:abstractNumId="32" w15:restartNumberingAfterBreak="0">
+  <w:abstractNum w:abstractNumId="34" w15:restartNumberingAfterBreak="0">
     <w:nsid w:val="341259CD"/>
     <w:multiLevelType w:val="hybridMultilevel"/>
     <w:tmpl w:val="9F922412"/>
@@ -23633,7 +24978,7 @@
       </w:pPr>
     </w:lvl>
   </w:abstractNum>
-  <w:abstractNum w:abstractNumId="33" w15:restartNumberingAfterBreak="0">
+  <w:abstractNum w:abstractNumId="35" w15:restartNumberingAfterBreak="0">
     <w:nsid w:val="361D2992"/>
     <w:multiLevelType w:val="hybridMultilevel"/>
     <w:tmpl w:val="E882608E"/>
@@ -23722,7 +25067,7 @@
       </w:pPr>
     </w:lvl>
   </w:abstractNum>
-  <w:abstractNum w:abstractNumId="34" w15:restartNumberingAfterBreak="0">
+  <w:abstractNum w:abstractNumId="36" w15:restartNumberingAfterBreak="0">
     <w:nsid w:val="366D3312"/>
     <w:multiLevelType w:val="hybridMultilevel"/>
     <w:tmpl w:val="0DC824B4"/>
@@ -23808,7 +25153,7 @@
       </w:pPr>
     </w:lvl>
   </w:abstractNum>
-  <w:abstractNum w:abstractNumId="35" w15:restartNumberingAfterBreak="0">
+  <w:abstractNum w:abstractNumId="37" w15:restartNumberingAfterBreak="0">
     <w:nsid w:val="367721A4"/>
     <w:multiLevelType w:val="hybridMultilevel"/>
     <w:tmpl w:val="13EA639A"/>
@@ -23897,7 +25242,7 @@
       </w:pPr>
     </w:lvl>
   </w:abstractNum>
-  <w:abstractNum w:abstractNumId="36" w15:restartNumberingAfterBreak="0">
+  <w:abstractNum w:abstractNumId="38" w15:restartNumberingAfterBreak="0">
     <w:nsid w:val="37BF6C05"/>
     <w:multiLevelType w:val="hybridMultilevel"/>
     <w:tmpl w:val="5A2A71C6"/>
@@ -23986,7 +25331,7 @@
       </w:pPr>
     </w:lvl>
   </w:abstractNum>
-  <w:abstractNum w:abstractNumId="37" w15:restartNumberingAfterBreak="0">
+  <w:abstractNum w:abstractNumId="39" w15:restartNumberingAfterBreak="0">
     <w:nsid w:val="388E58F5"/>
     <w:multiLevelType w:val="hybridMultilevel"/>
     <w:tmpl w:val="D9FC1638"/>
@@ -24075,7 +25420,7 @@
       </w:pPr>
     </w:lvl>
   </w:abstractNum>
-  <w:abstractNum w:abstractNumId="38" w15:restartNumberingAfterBreak="0">
+  <w:abstractNum w:abstractNumId="40" w15:restartNumberingAfterBreak="0">
     <w:nsid w:val="396475E9"/>
     <w:multiLevelType w:val="multilevel"/>
     <w:tmpl w:val="9932910A"/>
@@ -24224,7 +25569,7 @@
       </w:rPr>
     </w:lvl>
   </w:abstractNum>
-  <w:abstractNum w:abstractNumId="39" w15:restartNumberingAfterBreak="0">
+  <w:abstractNum w:abstractNumId="41" w15:restartNumberingAfterBreak="0">
     <w:nsid w:val="396B7480"/>
     <w:multiLevelType w:val="hybridMultilevel"/>
     <w:tmpl w:val="84703F46"/>
@@ -24313,7 +25658,7 @@
       </w:pPr>
     </w:lvl>
   </w:abstractNum>
-  <w:abstractNum w:abstractNumId="40" w15:restartNumberingAfterBreak="0">
+  <w:abstractNum w:abstractNumId="42" w15:restartNumberingAfterBreak="0">
     <w:nsid w:val="3A103BD7"/>
     <w:multiLevelType w:val="hybridMultilevel"/>
     <w:tmpl w:val="C04CD7B2"/>
@@ -24402,7 +25747,96 @@
       </w:pPr>
     </w:lvl>
   </w:abstractNum>
-  <w:abstractNum w:abstractNumId="41" w15:restartNumberingAfterBreak="0">
+  <w:abstractNum w:abstractNumId="43" w15:restartNumberingAfterBreak="0">
+    <w:nsid w:val="3A2A2093"/>
+    <w:multiLevelType w:val="hybridMultilevel"/>
+    <w:tmpl w:val="18247E7C"/>
+    <w:lvl w:ilvl="0" w:tplc="0809000F">
+      <w:start w:val="1"/>
+      <w:numFmt w:val="decimal"/>
+      <w:lvlText w:val="%1."/>
+      <w:lvlJc w:val="left"/>
+      <w:pPr>
+        <w:ind w:left="720" w:hanging="360"/>
+      </w:pPr>
+      <w:rPr>
+        <w:rFonts w:hint="default"/>
+      </w:rPr>
+    </w:lvl>
+    <w:lvl w:ilvl="1" w:tplc="08090019" w:tentative="1">
+      <w:start w:val="1"/>
+      <w:numFmt w:val="lowerLetter"/>
+      <w:lvlText w:val="%2."/>
+      <w:lvlJc w:val="left"/>
+      <w:pPr>
+        <w:ind w:left="1440" w:hanging="360"/>
+      </w:pPr>
+    </w:lvl>
+    <w:lvl w:ilvl="2" w:tplc="0809001B" w:tentative="1">
+      <w:start w:val="1"/>
+      <w:numFmt w:val="lowerRoman"/>
+      <w:lvlText w:val="%3."/>
+      <w:lvlJc w:val="right"/>
+      <w:pPr>
+        <w:ind w:left="2160" w:hanging="180"/>
+      </w:pPr>
+    </w:lvl>
+    <w:lvl w:ilvl="3" w:tplc="0809000F" w:tentative="1">
+      <w:start w:val="1"/>
+      <w:numFmt w:val="decimal"/>
+      <w:lvlText w:val="%4."/>
+      <w:lvlJc w:val="left"/>
+      <w:pPr>
+        <w:ind w:left="2880" w:hanging="360"/>
+      </w:pPr>
+    </w:lvl>
+    <w:lvl w:ilvl="4" w:tplc="08090019" w:tentative="1">
+      <w:start w:val="1"/>
+      <w:numFmt w:val="lowerLetter"/>
+      <w:lvlText w:val="%5."/>
+      <w:lvlJc w:val="left"/>
+      <w:pPr>
+        <w:ind w:left="3600" w:hanging="360"/>
+      </w:pPr>
+    </w:lvl>
+    <w:lvl w:ilvl="5" w:tplc="0809001B" w:tentative="1">
+      <w:start w:val="1"/>
+      <w:numFmt w:val="lowerRoman"/>
+      <w:lvlText w:val="%6."/>
+      <w:lvlJc w:val="right"/>
+      <w:pPr>
+        <w:ind w:left="4320" w:hanging="180"/>
+      </w:pPr>
+    </w:lvl>
+    <w:lvl w:ilvl="6" w:tplc="0809000F" w:tentative="1">
+      <w:start w:val="1"/>
+      <w:numFmt w:val="decimal"/>
+      <w:lvlText w:val="%7."/>
+      <w:lvlJc w:val="left"/>
+      <w:pPr>
+        <w:ind w:left="5040" w:hanging="360"/>
+      </w:pPr>
+    </w:lvl>
+    <w:lvl w:ilvl="7" w:tplc="08090019" w:tentative="1">
+      <w:start w:val="1"/>
+      <w:numFmt w:val="lowerLetter"/>
+      <w:lvlText w:val="%8."/>
+      <w:lvlJc w:val="left"/>
+      <w:pPr>
+        <w:ind w:left="5760" w:hanging="360"/>
+      </w:pPr>
+    </w:lvl>
+    <w:lvl w:ilvl="8" w:tplc="0809001B" w:tentative="1">
+      <w:start w:val="1"/>
+      <w:numFmt w:val="lowerRoman"/>
+      <w:lvlText w:val="%9."/>
+      <w:lvlJc w:val="right"/>
+      <w:pPr>
+        <w:ind w:left="6480" w:hanging="180"/>
+      </w:pPr>
+    </w:lvl>
+  </w:abstractNum>
+  <w:abstractNum w:abstractNumId="44" w15:restartNumberingAfterBreak="0">
     <w:nsid w:val="3D967135"/>
     <w:multiLevelType w:val="hybridMultilevel"/>
     <w:tmpl w:val="E3640BB4"/>
@@ -24492,7 +25926,7 @@
       </w:pPr>
     </w:lvl>
   </w:abstractNum>
-  <w:abstractNum w:abstractNumId="42" w15:restartNumberingAfterBreak="0">
+  <w:abstractNum w:abstractNumId="45" w15:restartNumberingAfterBreak="0">
     <w:nsid w:val="3DD838B7"/>
     <w:multiLevelType w:val="hybridMultilevel"/>
     <w:tmpl w:val="B5D43504"/>
@@ -24581,7 +26015,7 @@
       </w:pPr>
     </w:lvl>
   </w:abstractNum>
-  <w:abstractNum w:abstractNumId="43" w15:restartNumberingAfterBreak="0">
+  <w:abstractNum w:abstractNumId="46" w15:restartNumberingAfterBreak="0">
     <w:nsid w:val="3ED23D7F"/>
     <w:multiLevelType w:val="hybridMultilevel"/>
     <w:tmpl w:val="08B8E2A6"/>
@@ -24667,7 +26101,7 @@
       </w:pPr>
     </w:lvl>
   </w:abstractNum>
-  <w:abstractNum w:abstractNumId="44" w15:restartNumberingAfterBreak="0">
+  <w:abstractNum w:abstractNumId="47" w15:restartNumberingAfterBreak="0">
     <w:nsid w:val="3F612B1B"/>
     <w:multiLevelType w:val="hybridMultilevel"/>
     <w:tmpl w:val="322C349C"/>
@@ -24758,7 +26192,7 @@
       </w:pPr>
     </w:lvl>
   </w:abstractNum>
-  <w:abstractNum w:abstractNumId="45" w15:restartNumberingAfterBreak="0">
+  <w:abstractNum w:abstractNumId="48" w15:restartNumberingAfterBreak="0">
     <w:nsid w:val="435E1DE5"/>
     <w:multiLevelType w:val="hybridMultilevel"/>
     <w:tmpl w:val="F004758C"/>
@@ -24847,7 +26281,7 @@
       </w:pPr>
     </w:lvl>
   </w:abstractNum>
-  <w:abstractNum w:abstractNumId="46" w15:restartNumberingAfterBreak="0">
+  <w:abstractNum w:abstractNumId="49" w15:restartNumberingAfterBreak="0">
     <w:nsid w:val="436F3D03"/>
     <w:multiLevelType w:val="hybridMultilevel"/>
     <w:tmpl w:val="185CE834"/>
@@ -24936,7 +26370,7 @@
       </w:pPr>
     </w:lvl>
   </w:abstractNum>
-  <w:abstractNum w:abstractNumId="47" w15:restartNumberingAfterBreak="0">
+  <w:abstractNum w:abstractNumId="50" w15:restartNumberingAfterBreak="0">
     <w:nsid w:val="4464739A"/>
     <w:multiLevelType w:val="hybridMultilevel"/>
     <w:tmpl w:val="41A265B6"/>
@@ -25026,7 +26460,7 @@
       </w:pPr>
     </w:lvl>
   </w:abstractNum>
-  <w:abstractNum w:abstractNumId="48" w15:restartNumberingAfterBreak="0">
+  <w:abstractNum w:abstractNumId="51" w15:restartNumberingAfterBreak="0">
     <w:nsid w:val="44BD56BA"/>
     <w:multiLevelType w:val="hybridMultilevel"/>
     <w:tmpl w:val="F5CE951A"/>
@@ -25117,7 +26551,7 @@
       </w:pPr>
     </w:lvl>
   </w:abstractNum>
-  <w:abstractNum w:abstractNumId="49" w15:restartNumberingAfterBreak="0">
+  <w:abstractNum w:abstractNumId="52" w15:restartNumberingAfterBreak="0">
     <w:nsid w:val="44E00A15"/>
     <w:multiLevelType w:val="hybridMultilevel"/>
     <w:tmpl w:val="4D5E75B0"/>
@@ -25206,7 +26640,96 @@
       </w:pPr>
     </w:lvl>
   </w:abstractNum>
-  <w:abstractNum w:abstractNumId="50" w15:restartNumberingAfterBreak="0">
+  <w:abstractNum w:abstractNumId="53" w15:restartNumberingAfterBreak="0">
+    <w:nsid w:val="470122C3"/>
+    <w:multiLevelType w:val="hybridMultilevel"/>
+    <w:tmpl w:val="53904AF2"/>
+    <w:lvl w:ilvl="0" w:tplc="08090011">
+      <w:start w:val="1"/>
+      <w:numFmt w:val="decimal"/>
+      <w:lvlText w:val="%1)"/>
+      <w:lvlJc w:val="left"/>
+      <w:pPr>
+        <w:ind w:left="720" w:hanging="360"/>
+      </w:pPr>
+      <w:rPr>
+        <w:rFonts w:hint="default"/>
+      </w:rPr>
+    </w:lvl>
+    <w:lvl w:ilvl="1" w:tplc="08090019" w:tentative="1">
+      <w:start w:val="1"/>
+      <w:numFmt w:val="lowerLetter"/>
+      <w:lvlText w:val="%2."/>
+      <w:lvlJc w:val="left"/>
+      <w:pPr>
+        <w:ind w:left="1440" w:hanging="360"/>
+      </w:pPr>
+    </w:lvl>
+    <w:lvl w:ilvl="2" w:tplc="0809001B" w:tentative="1">
+      <w:start w:val="1"/>
+      <w:numFmt w:val="lowerRoman"/>
+      <w:lvlText w:val="%3."/>
+      <w:lvlJc w:val="right"/>
+      <w:pPr>
+        <w:ind w:left="2160" w:hanging="180"/>
+      </w:pPr>
+    </w:lvl>
+    <w:lvl w:ilvl="3" w:tplc="0809000F" w:tentative="1">
+      <w:start w:val="1"/>
+      <w:numFmt w:val="decimal"/>
+      <w:lvlText w:val="%4."/>
+      <w:lvlJc w:val="left"/>
+      <w:pPr>
+        <w:ind w:left="2880" w:hanging="360"/>
+      </w:pPr>
+    </w:lvl>
+    <w:lvl w:ilvl="4" w:tplc="08090019" w:tentative="1">
+      <w:start w:val="1"/>
+      <w:numFmt w:val="lowerLetter"/>
+      <w:lvlText w:val="%5."/>
+      <w:lvlJc w:val="left"/>
+      <w:pPr>
+        <w:ind w:left="3600" w:hanging="360"/>
+      </w:pPr>
+    </w:lvl>
+    <w:lvl w:ilvl="5" w:tplc="0809001B" w:tentative="1">
+      <w:start w:val="1"/>
+      <w:numFmt w:val="lowerRoman"/>
+      <w:lvlText w:val="%6."/>
+      <w:lvlJc w:val="right"/>
+      <w:pPr>
+        <w:ind w:left="4320" w:hanging="180"/>
+      </w:pPr>
+    </w:lvl>
+    <w:lvl w:ilvl="6" w:tplc="0809000F" w:tentative="1">
+      <w:start w:val="1"/>
+      <w:numFmt w:val="decimal"/>
+      <w:lvlText w:val="%7."/>
+      <w:lvlJc w:val="left"/>
+      <w:pPr>
+        <w:ind w:left="5040" w:hanging="360"/>
+      </w:pPr>
+    </w:lvl>
+    <w:lvl w:ilvl="7" w:tplc="08090019" w:tentative="1">
+      <w:start w:val="1"/>
+      <w:numFmt w:val="lowerLetter"/>
+      <w:lvlText w:val="%8."/>
+      <w:lvlJc w:val="left"/>
+      <w:pPr>
+        <w:ind w:left="5760" w:hanging="360"/>
+      </w:pPr>
+    </w:lvl>
+    <w:lvl w:ilvl="8" w:tplc="0809001B" w:tentative="1">
+      <w:start w:val="1"/>
+      <w:numFmt w:val="lowerRoman"/>
+      <w:lvlText w:val="%9."/>
+      <w:lvlJc w:val="right"/>
+      <w:pPr>
+        <w:ind w:left="6480" w:hanging="180"/>
+      </w:pPr>
+    </w:lvl>
+  </w:abstractNum>
+  <w:abstractNum w:abstractNumId="54" w15:restartNumberingAfterBreak="0">
     <w:nsid w:val="47FF50A2"/>
     <w:multiLevelType w:val="hybridMultilevel"/>
     <w:tmpl w:val="EE50F44A"/>
@@ -25295,7 +26818,7 @@
       </w:pPr>
     </w:lvl>
   </w:abstractNum>
-  <w:abstractNum w:abstractNumId="51" w15:restartNumberingAfterBreak="0">
+  <w:abstractNum w:abstractNumId="55" w15:restartNumberingAfterBreak="0">
     <w:nsid w:val="48743DB4"/>
     <w:multiLevelType w:val="hybridMultilevel"/>
     <w:tmpl w:val="BE3C84DA"/>
@@ -25386,7 +26909,7 @@
       </w:pPr>
     </w:lvl>
   </w:abstractNum>
-  <w:abstractNum w:abstractNumId="52" w15:restartNumberingAfterBreak="0">
+  <w:abstractNum w:abstractNumId="56" w15:restartNumberingAfterBreak="0">
     <w:nsid w:val="4BAD7D68"/>
     <w:multiLevelType w:val="hybridMultilevel"/>
     <w:tmpl w:val="B7389048"/>
@@ -25475,7 +26998,7 @@
       </w:pPr>
     </w:lvl>
   </w:abstractNum>
-  <w:abstractNum w:abstractNumId="53" w15:restartNumberingAfterBreak="0">
+  <w:abstractNum w:abstractNumId="57" w15:restartNumberingAfterBreak="0">
     <w:nsid w:val="514B6973"/>
     <w:multiLevelType w:val="hybridMultilevel"/>
     <w:tmpl w:val="7696E048"/>
@@ -25566,7 +27089,7 @@
       </w:pPr>
     </w:lvl>
   </w:abstractNum>
-  <w:abstractNum w:abstractNumId="54" w15:restartNumberingAfterBreak="0">
+  <w:abstractNum w:abstractNumId="58" w15:restartNumberingAfterBreak="0">
     <w:nsid w:val="51561B97"/>
     <w:multiLevelType w:val="hybridMultilevel"/>
     <w:tmpl w:val="2196FC58"/>
@@ -25655,7 +27178,7 @@
       </w:pPr>
     </w:lvl>
   </w:abstractNum>
-  <w:abstractNum w:abstractNumId="55" w15:restartNumberingAfterBreak="0">
+  <w:abstractNum w:abstractNumId="59" w15:restartNumberingAfterBreak="0">
     <w:nsid w:val="53D020C2"/>
     <w:multiLevelType w:val="hybridMultilevel"/>
     <w:tmpl w:val="818AF9DE"/>
@@ -25744,7 +27267,7 @@
       </w:pPr>
     </w:lvl>
   </w:abstractNum>
-  <w:abstractNum w:abstractNumId="56" w15:restartNumberingAfterBreak="0">
+  <w:abstractNum w:abstractNumId="60" w15:restartNumberingAfterBreak="0">
     <w:nsid w:val="56D154DE"/>
     <w:multiLevelType w:val="hybridMultilevel"/>
     <w:tmpl w:val="6AC8FB44"/>
@@ -25833,7 +27356,7 @@
       </w:pPr>
     </w:lvl>
   </w:abstractNum>
-  <w:abstractNum w:abstractNumId="57" w15:restartNumberingAfterBreak="0">
+  <w:abstractNum w:abstractNumId="61" w15:restartNumberingAfterBreak="0">
     <w:nsid w:val="57006DB1"/>
     <w:multiLevelType w:val="hybridMultilevel"/>
     <w:tmpl w:val="E882608E"/>
@@ -25922,7 +27445,7 @@
       </w:pPr>
     </w:lvl>
   </w:abstractNum>
-  <w:abstractNum w:abstractNumId="58" w15:restartNumberingAfterBreak="0">
+  <w:abstractNum w:abstractNumId="62" w15:restartNumberingAfterBreak="0">
     <w:nsid w:val="57CF590B"/>
     <w:multiLevelType w:val="hybridMultilevel"/>
     <w:tmpl w:val="6A0CCAF6"/>
@@ -26011,7 +27534,7 @@
       </w:pPr>
     </w:lvl>
   </w:abstractNum>
-  <w:abstractNum w:abstractNumId="59" w15:restartNumberingAfterBreak="0">
+  <w:abstractNum w:abstractNumId="63" w15:restartNumberingAfterBreak="0">
     <w:nsid w:val="57D267AA"/>
     <w:multiLevelType w:val="hybridMultilevel"/>
     <w:tmpl w:val="096011A0"/>
@@ -26100,7 +27623,7 @@
       </w:pPr>
     </w:lvl>
   </w:abstractNum>
-  <w:abstractNum w:abstractNumId="60" w15:restartNumberingAfterBreak="0">
+  <w:abstractNum w:abstractNumId="64" w15:restartNumberingAfterBreak="0">
     <w:nsid w:val="5BE35FA4"/>
     <w:multiLevelType w:val="hybridMultilevel"/>
     <w:tmpl w:val="DCE6FEC0"/>
@@ -26189,7 +27712,7 @@
       </w:pPr>
     </w:lvl>
   </w:abstractNum>
-  <w:abstractNum w:abstractNumId="61" w15:restartNumberingAfterBreak="0">
+  <w:abstractNum w:abstractNumId="65" w15:restartNumberingAfterBreak="0">
     <w:nsid w:val="5C3A773E"/>
     <w:multiLevelType w:val="hybridMultilevel"/>
     <w:tmpl w:val="7CE03010"/>
@@ -26278,7 +27801,7 @@
       </w:pPr>
     </w:lvl>
   </w:abstractNum>
-  <w:abstractNum w:abstractNumId="62" w15:restartNumberingAfterBreak="0">
+  <w:abstractNum w:abstractNumId="66" w15:restartNumberingAfterBreak="0">
     <w:nsid w:val="5EDB3180"/>
     <w:multiLevelType w:val="hybridMultilevel"/>
     <w:tmpl w:val="62106B08"/>
@@ -26367,7 +27890,7 @@
       </w:pPr>
     </w:lvl>
   </w:abstractNum>
-  <w:abstractNum w:abstractNumId="63" w15:restartNumberingAfterBreak="0">
+  <w:abstractNum w:abstractNumId="67" w15:restartNumberingAfterBreak="0">
     <w:nsid w:val="5FF57909"/>
     <w:multiLevelType w:val="hybridMultilevel"/>
     <w:tmpl w:val="E882608E"/>
@@ -26456,7 +27979,7 @@
       </w:pPr>
     </w:lvl>
   </w:abstractNum>
-  <w:abstractNum w:abstractNumId="64" w15:restartNumberingAfterBreak="0">
+  <w:abstractNum w:abstractNumId="68" w15:restartNumberingAfterBreak="0">
     <w:nsid w:val="60FE39FC"/>
     <w:multiLevelType w:val="hybridMultilevel"/>
     <w:tmpl w:val="04687BC2"/>
@@ -26545,7 +28068,7 @@
       </w:pPr>
     </w:lvl>
   </w:abstractNum>
-  <w:abstractNum w:abstractNumId="65" w15:restartNumberingAfterBreak="0">
+  <w:abstractNum w:abstractNumId="69" w15:restartNumberingAfterBreak="0">
     <w:nsid w:val="612A4642"/>
     <w:multiLevelType w:val="hybridMultilevel"/>
     <w:tmpl w:val="ABFEDE88"/>
@@ -26634,7 +28157,7 @@
       </w:pPr>
     </w:lvl>
   </w:abstractNum>
-  <w:abstractNum w:abstractNumId="66" w15:restartNumberingAfterBreak="0">
+  <w:abstractNum w:abstractNumId="70" w15:restartNumberingAfterBreak="0">
     <w:nsid w:val="6218068F"/>
     <w:multiLevelType w:val="hybridMultilevel"/>
     <w:tmpl w:val="525E63C0"/>
@@ -26723,7 +28246,96 @@
       </w:pPr>
     </w:lvl>
   </w:abstractNum>
-  <w:abstractNum w:abstractNumId="67" w15:restartNumberingAfterBreak="0">
+  <w:abstractNum w:abstractNumId="71" w15:restartNumberingAfterBreak="0">
+    <w:nsid w:val="641F3F0B"/>
+    <w:multiLevelType w:val="hybridMultilevel"/>
+    <w:tmpl w:val="AC30460C"/>
+    <w:lvl w:ilvl="0" w:tplc="0809000F">
+      <w:start w:val="1"/>
+      <w:numFmt w:val="decimal"/>
+      <w:lvlText w:val="%1."/>
+      <w:lvlJc w:val="left"/>
+      <w:pPr>
+        <w:ind w:left="720" w:hanging="360"/>
+      </w:pPr>
+      <w:rPr>
+        <w:rFonts w:hint="default"/>
+      </w:rPr>
+    </w:lvl>
+    <w:lvl w:ilvl="1" w:tplc="08090019" w:tentative="1">
+      <w:start w:val="1"/>
+      <w:numFmt w:val="lowerLetter"/>
+      <w:lvlText w:val="%2."/>
+      <w:lvlJc w:val="left"/>
+      <w:pPr>
+        <w:ind w:left="1440" w:hanging="360"/>
+      </w:pPr>
+    </w:lvl>
+    <w:lvl w:ilvl="2" w:tplc="0809001B" w:tentative="1">
+      <w:start w:val="1"/>
+      <w:numFmt w:val="lowerRoman"/>
+      <w:lvlText w:val="%3."/>
+      <w:lvlJc w:val="right"/>
+      <w:pPr>
+        <w:ind w:left="2160" w:hanging="180"/>
+      </w:pPr>
+    </w:lvl>
+    <w:lvl w:ilvl="3" w:tplc="0809000F" w:tentative="1">
+      <w:start w:val="1"/>
+      <w:numFmt w:val="decimal"/>
+      <w:lvlText w:val="%4."/>
+      <w:lvlJc w:val="left"/>
+      <w:pPr>
+        <w:ind w:left="2880" w:hanging="360"/>
+      </w:pPr>
+    </w:lvl>
+    <w:lvl w:ilvl="4" w:tplc="08090019" w:tentative="1">
+      <w:start w:val="1"/>
+      <w:numFmt w:val="lowerLetter"/>
+      <w:lvlText w:val="%5."/>
+      <w:lvlJc w:val="left"/>
+      <w:pPr>
+        <w:ind w:left="3600" w:hanging="360"/>
+      </w:pPr>
+    </w:lvl>
+    <w:lvl w:ilvl="5" w:tplc="0809001B" w:tentative="1">
+      <w:start w:val="1"/>
+      <w:numFmt w:val="lowerRoman"/>
+      <w:lvlText w:val="%6."/>
+      <w:lvlJc w:val="right"/>
+      <w:pPr>
+        <w:ind w:left="4320" w:hanging="180"/>
+      </w:pPr>
+    </w:lvl>
+    <w:lvl w:ilvl="6" w:tplc="0809000F" w:tentative="1">
+      <w:start w:val="1"/>
+      <w:numFmt w:val="decimal"/>
+      <w:lvlText w:val="%7."/>
+      <w:lvlJc w:val="left"/>
+      <w:pPr>
+        <w:ind w:left="5040" w:hanging="360"/>
+      </w:pPr>
+    </w:lvl>
+    <w:lvl w:ilvl="7" w:tplc="08090019" w:tentative="1">
+      <w:start w:val="1"/>
+      <w:numFmt w:val="lowerLetter"/>
+      <w:lvlText w:val="%8."/>
+      <w:lvlJc w:val="left"/>
+      <w:pPr>
+        <w:ind w:left="5760" w:hanging="360"/>
+      </w:pPr>
+    </w:lvl>
+    <w:lvl w:ilvl="8" w:tplc="0809001B" w:tentative="1">
+      <w:start w:val="1"/>
+      <w:numFmt w:val="lowerRoman"/>
+      <w:lvlText w:val="%9."/>
+      <w:lvlJc w:val="right"/>
+      <w:pPr>
+        <w:ind w:left="6480" w:hanging="180"/>
+      </w:pPr>
+    </w:lvl>
+  </w:abstractNum>
+  <w:abstractNum w:abstractNumId="72" w15:restartNumberingAfterBreak="0">
     <w:nsid w:val="64BC5893"/>
     <w:multiLevelType w:val="hybridMultilevel"/>
     <w:tmpl w:val="6904309A"/>
@@ -26812,7 +28424,7 @@
       </w:pPr>
     </w:lvl>
   </w:abstractNum>
-  <w:abstractNum w:abstractNumId="68" w15:restartNumberingAfterBreak="0">
+  <w:abstractNum w:abstractNumId="73" w15:restartNumberingAfterBreak="0">
     <w:nsid w:val="66994456"/>
     <w:multiLevelType w:val="hybridMultilevel"/>
     <w:tmpl w:val="E882608E"/>
@@ -26901,7 +28513,7 @@
       </w:pPr>
     </w:lvl>
   </w:abstractNum>
-  <w:abstractNum w:abstractNumId="69" w15:restartNumberingAfterBreak="0">
+  <w:abstractNum w:abstractNumId="74" w15:restartNumberingAfterBreak="0">
     <w:nsid w:val="66B73ED3"/>
     <w:multiLevelType w:val="hybridMultilevel"/>
     <w:tmpl w:val="0914C0B6"/>
@@ -26992,7 +28604,7 @@
       </w:pPr>
     </w:lvl>
   </w:abstractNum>
-  <w:abstractNum w:abstractNumId="70" w15:restartNumberingAfterBreak="0">
+  <w:abstractNum w:abstractNumId="75" w15:restartNumberingAfterBreak="0">
     <w:nsid w:val="67207588"/>
     <w:multiLevelType w:val="hybridMultilevel"/>
     <w:tmpl w:val="7E9EFEF6"/>
@@ -27081,7 +28693,7 @@
       </w:pPr>
     </w:lvl>
   </w:abstractNum>
-  <w:abstractNum w:abstractNumId="71" w15:restartNumberingAfterBreak="0">
+  <w:abstractNum w:abstractNumId="76" w15:restartNumberingAfterBreak="0">
     <w:nsid w:val="675150D2"/>
     <w:multiLevelType w:val="hybridMultilevel"/>
     <w:tmpl w:val="7696E048"/>
@@ -27172,7 +28784,7 @@
       </w:pPr>
     </w:lvl>
   </w:abstractNum>
-  <w:abstractNum w:abstractNumId="72" w15:restartNumberingAfterBreak="0">
+  <w:abstractNum w:abstractNumId="77" w15:restartNumberingAfterBreak="0">
     <w:nsid w:val="678F1782"/>
     <w:multiLevelType w:val="hybridMultilevel"/>
     <w:tmpl w:val="4D307FEE"/>
@@ -27261,7 +28873,7 @@
       </w:pPr>
     </w:lvl>
   </w:abstractNum>
-  <w:abstractNum w:abstractNumId="73" w15:restartNumberingAfterBreak="0">
+  <w:abstractNum w:abstractNumId="78" w15:restartNumberingAfterBreak="0">
     <w:nsid w:val="686F25CC"/>
     <w:multiLevelType w:val="hybridMultilevel"/>
     <w:tmpl w:val="669C0E8C"/>
@@ -27350,7 +28962,7 @@
       </w:pPr>
     </w:lvl>
   </w:abstractNum>
-  <w:abstractNum w:abstractNumId="74" w15:restartNumberingAfterBreak="0">
+  <w:abstractNum w:abstractNumId="79" w15:restartNumberingAfterBreak="0">
     <w:nsid w:val="6CCF0363"/>
     <w:multiLevelType w:val="hybridMultilevel"/>
     <w:tmpl w:val="D678659C"/>
@@ -27439,7 +29051,7 @@
       </w:pPr>
     </w:lvl>
   </w:abstractNum>
-  <w:abstractNum w:abstractNumId="75" w15:restartNumberingAfterBreak="0">
+  <w:abstractNum w:abstractNumId="80" w15:restartNumberingAfterBreak="0">
     <w:nsid w:val="6DB50429"/>
     <w:multiLevelType w:val="hybridMultilevel"/>
     <w:tmpl w:val="FBC8B4F0"/>
@@ -27528,7 +29140,7 @@
       </w:pPr>
     </w:lvl>
   </w:abstractNum>
-  <w:abstractNum w:abstractNumId="76" w15:restartNumberingAfterBreak="0">
+  <w:abstractNum w:abstractNumId="81" w15:restartNumberingAfterBreak="0">
     <w:nsid w:val="6E8A7D5B"/>
     <w:multiLevelType w:val="hybridMultilevel"/>
     <w:tmpl w:val="E882608E"/>
@@ -27617,7 +29229,7 @@
       </w:pPr>
     </w:lvl>
   </w:abstractNum>
-  <w:abstractNum w:abstractNumId="77" w15:restartNumberingAfterBreak="0">
+  <w:abstractNum w:abstractNumId="82" w15:restartNumberingAfterBreak="0">
     <w:nsid w:val="6F335800"/>
     <w:multiLevelType w:val="hybridMultilevel"/>
     <w:tmpl w:val="ADBA4294"/>
@@ -27706,7 +29318,7 @@
       </w:pPr>
     </w:lvl>
   </w:abstractNum>
-  <w:abstractNum w:abstractNumId="78" w15:restartNumberingAfterBreak="0">
+  <w:abstractNum w:abstractNumId="83" w15:restartNumberingAfterBreak="0">
     <w:nsid w:val="6F4D3361"/>
     <w:multiLevelType w:val="hybridMultilevel"/>
     <w:tmpl w:val="977C1358"/>
@@ -27795,7 +29407,7 @@
       </w:pPr>
     </w:lvl>
   </w:abstractNum>
-  <w:abstractNum w:abstractNumId="79" w15:restartNumberingAfterBreak="0">
+  <w:abstractNum w:abstractNumId="84" w15:restartNumberingAfterBreak="0">
     <w:nsid w:val="70135E1C"/>
     <w:multiLevelType w:val="hybridMultilevel"/>
     <w:tmpl w:val="A6243FCA"/>
@@ -27884,7 +29496,7 @@
       </w:pPr>
     </w:lvl>
   </w:abstractNum>
-  <w:abstractNum w:abstractNumId="80" w15:restartNumberingAfterBreak="0">
+  <w:abstractNum w:abstractNumId="85" w15:restartNumberingAfterBreak="0">
     <w:nsid w:val="7029183E"/>
     <w:multiLevelType w:val="hybridMultilevel"/>
     <w:tmpl w:val="DEF4D960"/>
@@ -27973,7 +29585,7 @@
       </w:pPr>
     </w:lvl>
   </w:abstractNum>
-  <w:abstractNum w:abstractNumId="81" w15:restartNumberingAfterBreak="0">
+  <w:abstractNum w:abstractNumId="86" w15:restartNumberingAfterBreak="0">
     <w:nsid w:val="72C667A1"/>
     <w:multiLevelType w:val="hybridMultilevel"/>
     <w:tmpl w:val="DAC0855C"/>
@@ -28059,7 +29671,7 @@
       </w:pPr>
     </w:lvl>
   </w:abstractNum>
-  <w:abstractNum w:abstractNumId="82" w15:restartNumberingAfterBreak="0">
+  <w:abstractNum w:abstractNumId="87" w15:restartNumberingAfterBreak="0">
     <w:nsid w:val="73E13E87"/>
     <w:multiLevelType w:val="hybridMultilevel"/>
     <w:tmpl w:val="E882608E"/>
@@ -28148,7 +29760,7 @@
       </w:pPr>
     </w:lvl>
   </w:abstractNum>
-  <w:abstractNum w:abstractNumId="83" w15:restartNumberingAfterBreak="0">
+  <w:abstractNum w:abstractNumId="88" w15:restartNumberingAfterBreak="0">
     <w:nsid w:val="74083790"/>
     <w:multiLevelType w:val="hybridMultilevel"/>
     <w:tmpl w:val="7EEC99AE"/>
@@ -28238,7 +29850,7 @@
       </w:pPr>
     </w:lvl>
   </w:abstractNum>
-  <w:abstractNum w:abstractNumId="84" w15:restartNumberingAfterBreak="0">
+  <w:abstractNum w:abstractNumId="89" w15:restartNumberingAfterBreak="0">
     <w:nsid w:val="746F1A6D"/>
     <w:multiLevelType w:val="hybridMultilevel"/>
     <w:tmpl w:val="E882608E"/>
@@ -28327,7 +29939,7 @@
       </w:pPr>
     </w:lvl>
   </w:abstractNum>
-  <w:abstractNum w:abstractNumId="85" w15:restartNumberingAfterBreak="0">
+  <w:abstractNum w:abstractNumId="90" w15:restartNumberingAfterBreak="0">
     <w:nsid w:val="75120995"/>
     <w:multiLevelType w:val="hybridMultilevel"/>
     <w:tmpl w:val="AB58E4F0"/>
@@ -28417,7 +30029,7 @@
       </w:pPr>
     </w:lvl>
   </w:abstractNum>
-  <w:abstractNum w:abstractNumId="86" w15:restartNumberingAfterBreak="0">
+  <w:abstractNum w:abstractNumId="91" w15:restartNumberingAfterBreak="0">
     <w:nsid w:val="75643FBA"/>
     <w:multiLevelType w:val="hybridMultilevel"/>
     <w:tmpl w:val="AE1A9036"/>
@@ -28506,7 +30118,7 @@
       </w:pPr>
     </w:lvl>
   </w:abstractNum>
-  <w:abstractNum w:abstractNumId="87" w15:restartNumberingAfterBreak="0">
+  <w:abstractNum w:abstractNumId="92" w15:restartNumberingAfterBreak="0">
     <w:nsid w:val="790808FF"/>
     <w:multiLevelType w:val="hybridMultilevel"/>
     <w:tmpl w:val="D96CAC54"/>
@@ -28595,7 +30207,7 @@
       </w:pPr>
     </w:lvl>
   </w:abstractNum>
-  <w:abstractNum w:abstractNumId="88" w15:restartNumberingAfterBreak="0">
+  <w:abstractNum w:abstractNumId="93" w15:restartNumberingAfterBreak="0">
     <w:nsid w:val="7C174B1D"/>
     <w:multiLevelType w:val="hybridMultilevel"/>
     <w:tmpl w:val="9892B3C8"/>
@@ -28686,7 +30298,7 @@
       </w:pPr>
     </w:lvl>
   </w:abstractNum>
-  <w:abstractNum w:abstractNumId="89" w15:restartNumberingAfterBreak="0">
+  <w:abstractNum w:abstractNumId="94" w15:restartNumberingAfterBreak="0">
     <w:nsid w:val="7D445DDD"/>
     <w:multiLevelType w:val="hybridMultilevel"/>
     <w:tmpl w:val="C2F4A4D6"/>
@@ -28775,7 +30387,7 @@
       </w:pPr>
     </w:lvl>
   </w:abstractNum>
-  <w:abstractNum w:abstractNumId="90" w15:restartNumberingAfterBreak="0">
+  <w:abstractNum w:abstractNumId="95" w15:restartNumberingAfterBreak="0">
     <w:nsid w:val="7F634E59"/>
     <w:multiLevelType w:val="hybridMultilevel"/>
     <w:tmpl w:val="E882608E"/>
@@ -28865,274 +30477,274 @@
     </w:lvl>
   </w:abstractNum>
   <w:num w:numId="1" w16cid:durableId="1188910206">
-    <w:abstractNumId w:val="43"/>
+    <w:abstractNumId w:val="46"/>
   </w:num>
   <w:num w:numId="2" w16cid:durableId="590818871">
-    <w:abstractNumId w:val="34"/>
+    <w:abstractNumId w:val="36"/>
   </w:num>
   <w:num w:numId="3" w16cid:durableId="1073314130">
     <w:abstractNumId w:val="1"/>
   </w:num>
   <w:num w:numId="4" w16cid:durableId="1257136139">
-    <w:abstractNumId w:val="61"/>
+    <w:abstractNumId w:val="65"/>
   </w:num>
   <w:num w:numId="5" w16cid:durableId="1964917001">
-    <w:abstractNumId w:val="25"/>
+    <w:abstractNumId w:val="26"/>
   </w:num>
   <w:num w:numId="6" w16cid:durableId="332341324">
-    <w:abstractNumId w:val="44"/>
+    <w:abstractNumId w:val="47"/>
   </w:num>
   <w:num w:numId="7" w16cid:durableId="1750230494">
-    <w:abstractNumId w:val="66"/>
+    <w:abstractNumId w:val="70"/>
   </w:num>
   <w:num w:numId="8" w16cid:durableId="1232929758">
-    <w:abstractNumId w:val="74"/>
+    <w:abstractNumId w:val="79"/>
   </w:num>
   <w:num w:numId="9" w16cid:durableId="1823933258">
+    <w:abstractNumId w:val="22"/>
+  </w:num>
+  <w:num w:numId="10" w16cid:durableId="524026497">
+    <w:abstractNumId w:val="29"/>
+  </w:num>
+  <w:num w:numId="11" w16cid:durableId="1437367141">
     <w:abstractNumId w:val="21"/>
   </w:num>
-  <w:num w:numId="10" w16cid:durableId="524026497">
+  <w:num w:numId="12" w16cid:durableId="158498124">
     <w:abstractNumId w:val="28"/>
-  </w:num>
-  <w:num w:numId="11" w16cid:durableId="1437367141">
-    <w:abstractNumId w:val="20"/>
-  </w:num>
-  <w:num w:numId="12" w16cid:durableId="158498124">
-    <w:abstractNumId w:val="27"/>
   </w:num>
   <w:num w:numId="13" w16cid:durableId="873883748">
     <w:abstractNumId w:val="0"/>
   </w:num>
   <w:num w:numId="14" w16cid:durableId="455373707">
-    <w:abstractNumId w:val="81"/>
+    <w:abstractNumId w:val="86"/>
   </w:num>
   <w:num w:numId="15" w16cid:durableId="598610804">
     <w:abstractNumId w:val="2"/>
   </w:num>
   <w:num w:numId="16" w16cid:durableId="949626463">
-    <w:abstractNumId w:val="86"/>
+    <w:abstractNumId w:val="91"/>
   </w:num>
   <w:num w:numId="17" w16cid:durableId="496965329">
     <w:abstractNumId w:val="10"/>
   </w:num>
   <w:num w:numId="18" w16cid:durableId="666203700">
-    <w:abstractNumId w:val="23"/>
+    <w:abstractNumId w:val="24"/>
   </w:num>
   <w:num w:numId="19" w16cid:durableId="700939106">
-    <w:abstractNumId w:val="63"/>
+    <w:abstractNumId w:val="67"/>
   </w:num>
   <w:num w:numId="20" w16cid:durableId="296036339">
     <w:abstractNumId w:val="8"/>
   </w:num>
   <w:num w:numId="21" w16cid:durableId="1984891406">
-    <w:abstractNumId w:val="90"/>
+    <w:abstractNumId w:val="95"/>
   </w:num>
   <w:num w:numId="22" w16cid:durableId="11156238">
-    <w:abstractNumId w:val="57"/>
+    <w:abstractNumId w:val="61"/>
   </w:num>
   <w:num w:numId="23" w16cid:durableId="93674023">
-    <w:abstractNumId w:val="18"/>
+    <w:abstractNumId w:val="19"/>
   </w:num>
   <w:num w:numId="24" w16cid:durableId="1470971687">
-    <w:abstractNumId w:val="76"/>
+    <w:abstractNumId w:val="81"/>
   </w:num>
   <w:num w:numId="25" w16cid:durableId="1622415054">
     <w:abstractNumId w:val="5"/>
   </w:num>
   <w:num w:numId="26" w16cid:durableId="1950311742">
-    <w:abstractNumId w:val="33"/>
+    <w:abstractNumId w:val="35"/>
   </w:num>
   <w:num w:numId="27" w16cid:durableId="113328352">
     <w:abstractNumId w:val="15"/>
   </w:num>
   <w:num w:numId="28" w16cid:durableId="1691562475">
-    <w:abstractNumId w:val="68"/>
+    <w:abstractNumId w:val="73"/>
   </w:num>
   <w:num w:numId="29" w16cid:durableId="233316896">
-    <w:abstractNumId w:val="84"/>
+    <w:abstractNumId w:val="89"/>
   </w:num>
   <w:num w:numId="30" w16cid:durableId="161899746">
-    <w:abstractNumId w:val="82"/>
+    <w:abstractNumId w:val="87"/>
   </w:num>
   <w:num w:numId="31" w16cid:durableId="468013264">
     <w:abstractNumId w:val="12"/>
   </w:num>
   <w:num w:numId="32" w16cid:durableId="702748061">
-    <w:abstractNumId w:val="70"/>
+    <w:abstractNumId w:val="75"/>
   </w:num>
   <w:num w:numId="33" w16cid:durableId="56713106">
-    <w:abstractNumId w:val="55"/>
+    <w:abstractNumId w:val="59"/>
   </w:num>
   <w:num w:numId="34" w16cid:durableId="91096326">
-    <w:abstractNumId w:val="72"/>
+    <w:abstractNumId w:val="77"/>
   </w:num>
   <w:num w:numId="35" w16cid:durableId="1771772533">
-    <w:abstractNumId w:val="24"/>
+    <w:abstractNumId w:val="25"/>
   </w:num>
   <w:num w:numId="36" w16cid:durableId="1291131297">
-    <w:abstractNumId w:val="22"/>
+    <w:abstractNumId w:val="23"/>
   </w:num>
   <w:num w:numId="37" w16cid:durableId="450368459">
-    <w:abstractNumId w:val="54"/>
+    <w:abstractNumId w:val="58"/>
   </w:num>
   <w:num w:numId="38" w16cid:durableId="537275218">
     <w:abstractNumId w:val="17"/>
   </w:num>
   <w:num w:numId="39" w16cid:durableId="813178503">
-    <w:abstractNumId w:val="78"/>
+    <w:abstractNumId w:val="83"/>
   </w:num>
   <w:num w:numId="40" w16cid:durableId="279382380">
-    <w:abstractNumId w:val="59"/>
+    <w:abstractNumId w:val="63"/>
   </w:num>
   <w:num w:numId="41" w16cid:durableId="1041827201">
-    <w:abstractNumId w:val="29"/>
+    <w:abstractNumId w:val="30"/>
   </w:num>
   <w:num w:numId="42" w16cid:durableId="1708990130">
-    <w:abstractNumId w:val="32"/>
+    <w:abstractNumId w:val="34"/>
   </w:num>
   <w:num w:numId="43" w16cid:durableId="1065956941">
     <w:abstractNumId w:val="4"/>
   </w:num>
   <w:num w:numId="44" w16cid:durableId="1900439756">
-    <w:abstractNumId w:val="31"/>
+    <w:abstractNumId w:val="33"/>
   </w:num>
   <w:num w:numId="45" w16cid:durableId="1798061980">
-    <w:abstractNumId w:val="45"/>
+    <w:abstractNumId w:val="48"/>
   </w:num>
   <w:num w:numId="46" w16cid:durableId="2105105528">
-    <w:abstractNumId w:val="35"/>
+    <w:abstractNumId w:val="37"/>
   </w:num>
   <w:num w:numId="47" w16cid:durableId="1564219265">
-    <w:abstractNumId w:val="37"/>
+    <w:abstractNumId w:val="39"/>
   </w:num>
   <w:num w:numId="48" w16cid:durableId="1838811954">
-    <w:abstractNumId w:val="41"/>
+    <w:abstractNumId w:val="44"/>
   </w:num>
   <w:num w:numId="49" w16cid:durableId="1203909578">
-    <w:abstractNumId w:val="46"/>
+    <w:abstractNumId w:val="49"/>
   </w:num>
   <w:num w:numId="50" w16cid:durableId="541291496">
-    <w:abstractNumId w:val="79"/>
+    <w:abstractNumId w:val="84"/>
   </w:num>
   <w:num w:numId="51" w16cid:durableId="1219972242">
     <w:abstractNumId w:val="7"/>
   </w:num>
   <w:num w:numId="52" w16cid:durableId="2118063757">
-    <w:abstractNumId w:val="77"/>
+    <w:abstractNumId w:val="82"/>
   </w:num>
   <w:num w:numId="53" w16cid:durableId="693194687">
-    <w:abstractNumId w:val="30"/>
+    <w:abstractNumId w:val="32"/>
   </w:num>
   <w:num w:numId="54" w16cid:durableId="998382482">
-    <w:abstractNumId w:val="83"/>
+    <w:abstractNumId w:val="88"/>
   </w:num>
   <w:num w:numId="55" w16cid:durableId="1525942460">
-    <w:abstractNumId w:val="47"/>
+    <w:abstractNumId w:val="50"/>
   </w:num>
   <w:num w:numId="56" w16cid:durableId="1024526455">
-    <w:abstractNumId w:val="85"/>
+    <w:abstractNumId w:val="90"/>
   </w:num>
   <w:num w:numId="57" w16cid:durableId="146560783">
     <w:abstractNumId w:val="13"/>
   </w:num>
   <w:num w:numId="58" w16cid:durableId="1775902853">
-    <w:abstractNumId w:val="48"/>
+    <w:abstractNumId w:val="51"/>
   </w:num>
   <w:num w:numId="59" w16cid:durableId="1482119577">
-    <w:abstractNumId w:val="19"/>
+    <w:abstractNumId w:val="20"/>
   </w:num>
   <w:num w:numId="60" w16cid:durableId="1789811452">
-    <w:abstractNumId w:val="51"/>
+    <w:abstractNumId w:val="55"/>
   </w:num>
   <w:num w:numId="61" w16cid:durableId="1665040077">
-    <w:abstractNumId w:val="69"/>
+    <w:abstractNumId w:val="74"/>
   </w:num>
   <w:num w:numId="62" w16cid:durableId="140276358">
-    <w:abstractNumId w:val="53"/>
+    <w:abstractNumId w:val="57"/>
   </w:num>
   <w:num w:numId="63" w16cid:durableId="1127119721">
-    <w:abstractNumId w:val="71"/>
+    <w:abstractNumId w:val="76"/>
   </w:num>
   <w:num w:numId="64" w16cid:durableId="1190878900">
-    <w:abstractNumId w:val="88"/>
+    <w:abstractNumId w:val="93"/>
   </w:num>
   <w:num w:numId="65" w16cid:durableId="1572233250">
     <w:abstractNumId w:val="3"/>
   </w:num>
   <w:num w:numId="66" w16cid:durableId="1284072113">
-    <w:abstractNumId w:val="40"/>
+    <w:abstractNumId w:val="42"/>
   </w:num>
   <w:num w:numId="67" w16cid:durableId="193346793">
-    <w:abstractNumId w:val="75"/>
+    <w:abstractNumId w:val="80"/>
   </w:num>
   <w:num w:numId="68" w16cid:durableId="81420155">
-    <w:abstractNumId w:val="56"/>
+    <w:abstractNumId w:val="60"/>
   </w:num>
   <w:num w:numId="69" w16cid:durableId="946158921">
-    <w:abstractNumId w:val="39"/>
+    <w:abstractNumId w:val="41"/>
   </w:num>
   <w:num w:numId="70" w16cid:durableId="1695114904">
-    <w:abstractNumId w:val="62"/>
+    <w:abstractNumId w:val="66"/>
   </w:num>
   <w:num w:numId="71" w16cid:durableId="1010794146">
-    <w:abstractNumId w:val="65"/>
+    <w:abstractNumId w:val="69"/>
   </w:num>
   <w:num w:numId="72" w16cid:durableId="1859543299">
-    <w:abstractNumId w:val="50"/>
+    <w:abstractNumId w:val="54"/>
   </w:num>
   <w:num w:numId="73" w16cid:durableId="1710688214">
     <w:abstractNumId w:val="14"/>
   </w:num>
   <w:num w:numId="74" w16cid:durableId="1592154375">
-    <w:abstractNumId w:val="38"/>
+    <w:abstractNumId w:val="40"/>
   </w:num>
   <w:num w:numId="75" w16cid:durableId="242834493">
     <w:abstractNumId w:val="11"/>
   </w:num>
   <w:num w:numId="76" w16cid:durableId="2123180118">
-    <w:abstractNumId w:val="60"/>
+    <w:abstractNumId w:val="64"/>
   </w:num>
   <w:num w:numId="77" w16cid:durableId="1405449468">
-    <w:abstractNumId w:val="67"/>
+    <w:abstractNumId w:val="72"/>
   </w:num>
   <w:num w:numId="78" w16cid:durableId="1027681885">
-    <w:abstractNumId w:val="89"/>
+    <w:abstractNumId w:val="94"/>
   </w:num>
   <w:num w:numId="79" w16cid:durableId="1730691680">
     <w:abstractNumId w:val="16"/>
   </w:num>
   <w:num w:numId="80" w16cid:durableId="536890467">
-    <w:abstractNumId w:val="49"/>
+    <w:abstractNumId w:val="52"/>
   </w:num>
   <w:num w:numId="81" w16cid:durableId="489298530">
-    <w:abstractNumId w:val="42"/>
+    <w:abstractNumId w:val="45"/>
   </w:num>
   <w:num w:numId="82" w16cid:durableId="1413308348">
     <w:abstractNumId w:val="9"/>
   </w:num>
   <w:num w:numId="83" w16cid:durableId="1410956422">
-    <w:abstractNumId w:val="80"/>
+    <w:abstractNumId w:val="85"/>
   </w:num>
   <w:num w:numId="84" w16cid:durableId="62526193">
-    <w:abstractNumId w:val="52"/>
+    <w:abstractNumId w:val="56"/>
   </w:num>
   <w:num w:numId="85" w16cid:durableId="1450734032">
-    <w:abstractNumId w:val="87"/>
+    <w:abstractNumId w:val="92"/>
   </w:num>
   <w:num w:numId="86" w16cid:durableId="1803617143">
-    <w:abstractNumId w:val="26"/>
+    <w:abstractNumId w:val="27"/>
   </w:num>
   <w:num w:numId="87" w16cid:durableId="1244142754">
-    <w:abstractNumId w:val="36"/>
+    <w:abstractNumId w:val="38"/>
   </w:num>
   <w:num w:numId="88" w16cid:durableId="1431390422">
     <w:abstractNumId w:val="6"/>
   </w:num>
   <w:num w:numId="89" w16cid:durableId="1223517598">
-    <w:abstractNumId w:val="58"/>
+    <w:abstractNumId w:val="62"/>
   </w:num>
   <w:num w:numId="90" w16cid:durableId="886454559">
-    <w:abstractNumId w:val="66"/>
+    <w:abstractNumId w:val="70"/>
     <w:lvlOverride w:ilvl="0">
       <w:startOverride w:val="1"/>
     </w:lvlOverride>
@@ -29162,7 +30774,7 @@
     </w:lvlOverride>
   </w:num>
   <w:num w:numId="91" w16cid:durableId="2139300445">
-    <w:abstractNumId w:val="74"/>
+    <w:abstractNumId w:val="79"/>
     <w:lvlOverride w:ilvl="0">
       <w:startOverride w:val="1"/>
     </w:lvlOverride>
@@ -29192,10 +30804,85 @@
     </w:lvlOverride>
   </w:num>
   <w:num w:numId="92" w16cid:durableId="1565680609">
-    <w:abstractNumId w:val="64"/>
+    <w:abstractNumId w:val="68"/>
   </w:num>
   <w:num w:numId="93" w16cid:durableId="721564686">
-    <w:abstractNumId w:val="73"/>
+    <w:abstractNumId w:val="78"/>
+  </w:num>
+  <w:num w:numId="94" w16cid:durableId="1075320275">
+    <w:abstractNumId w:val="31"/>
+  </w:num>
+  <w:num w:numId="95" w16cid:durableId="1611358981">
+    <w:abstractNumId w:val="61"/>
+    <w:lvlOverride w:ilvl="0">
+      <w:startOverride w:val="1"/>
+    </w:lvlOverride>
+    <w:lvlOverride w:ilvl="1">
+      <w:startOverride w:val="1"/>
+    </w:lvlOverride>
+    <w:lvlOverride w:ilvl="2">
+      <w:startOverride w:val="1"/>
+    </w:lvlOverride>
+    <w:lvlOverride w:ilvl="3">
+      <w:startOverride w:val="1"/>
+    </w:lvlOverride>
+    <w:lvlOverride w:ilvl="4">
+      <w:startOverride w:val="1"/>
+    </w:lvlOverride>
+    <w:lvlOverride w:ilvl="5">
+      <w:startOverride w:val="1"/>
+    </w:lvlOverride>
+    <w:lvlOverride w:ilvl="6">
+      <w:startOverride w:val="1"/>
+    </w:lvlOverride>
+    <w:lvlOverride w:ilvl="7">
+      <w:startOverride w:val="1"/>
+    </w:lvlOverride>
+    <w:lvlOverride w:ilvl="8">
+      <w:startOverride w:val="1"/>
+    </w:lvlOverride>
+  </w:num>
+  <w:num w:numId="96" w16cid:durableId="321812476">
+    <w:abstractNumId w:val="58"/>
+    <w:lvlOverride w:ilvl="0">
+      <w:startOverride w:val="1"/>
+    </w:lvlOverride>
+    <w:lvlOverride w:ilvl="1">
+      <w:startOverride w:val="1"/>
+    </w:lvlOverride>
+    <w:lvlOverride w:ilvl="2">
+      <w:startOverride w:val="1"/>
+    </w:lvlOverride>
+    <w:lvlOverride w:ilvl="3">
+      <w:startOverride w:val="1"/>
+    </w:lvlOverride>
+    <w:lvlOverride w:ilvl="4">
+      <w:startOverride w:val="1"/>
+    </w:lvlOverride>
+    <w:lvlOverride w:ilvl="5">
+      <w:startOverride w:val="1"/>
+    </w:lvlOverride>
+    <w:lvlOverride w:ilvl="6">
+      <w:startOverride w:val="1"/>
+    </w:lvlOverride>
+    <w:lvlOverride w:ilvl="7">
+      <w:startOverride w:val="1"/>
+    </w:lvlOverride>
+    <w:lvlOverride w:ilvl="8">
+      <w:startOverride w:val="1"/>
+    </w:lvlOverride>
+  </w:num>
+  <w:num w:numId="97" w16cid:durableId="1446273677">
+    <w:abstractNumId w:val="43"/>
+  </w:num>
+  <w:num w:numId="98" w16cid:durableId="760419404">
+    <w:abstractNumId w:val="71"/>
+  </w:num>
+  <w:num w:numId="99" w16cid:durableId="683288878">
+    <w:abstractNumId w:val="18"/>
+  </w:num>
+  <w:num w:numId="100" w16cid:durableId="502546583">
+    <w:abstractNumId w:val="53"/>
   </w:num>
 </w:numbering>
 </file>
@@ -29600,7 +31287,7 @@
   <w:style w:type="paragraph" w:default="1" w:styleId="Normal">
     <w:name w:val="Normal"/>
     <w:qFormat/>
-    <w:rsid w:val="00220CAD"/>
+    <w:rsid w:val="009027CB"/>
   </w:style>
   <w:style w:type="paragraph" w:styleId="Heading1">
     <w:name w:val="heading 1"/>
